--- a/BGIL_DBT/validation/travel/DM-K/DM-K5.docx
+++ b/BGIL_DBT/validation/travel/DM-K/DM-K5.docx
@@ -2147,6 +2147,9 @@
       <w:r>
         <w:t xml:space="preserve">1. MAXIMUS — HUB_PARTY</w:t>
       </w:r>
+      <w:r>
+        <w:t xml:space="preserve">  [M1]</w:t>
+      </w:r>
     </w:p>
     <w:tbl>
       <w:tblPr>
@@ -2955,6 +2958,9 @@
       <w:r>
         <w:t xml:space="preserve">2. MAXIMUS — HUB_POLICY</w:t>
       </w:r>
+      <w:r>
+        <w:t xml:space="preserve">  [M1]</w:t>
+      </w:r>
     </w:p>
     <w:tbl>
       <w:tblPr>
@@ -3383,6 +3389,9 @@
       <w:r>
         <w:t xml:space="preserve">3. MAXIMUS — HUB_PRODUCT</w:t>
       </w:r>
+      <w:r>
+        <w:t xml:space="preserve">  [M1]</w:t>
+      </w:r>
     </w:p>
     <w:tbl>
       <w:tblPr>
@@ -3771,6 +3780,9 @@
       <w:r>
         <w:t xml:space="preserve">4. MAXIMUS — HUB_COVERAGE</w:t>
       </w:r>
+      <w:r>
+        <w:t xml:space="preserve">  [M1]</w:t>
+      </w:r>
     </w:p>
     <w:tbl>
       <w:tblPr>
@@ -4159,6 +4171,9 @@
       <w:r>
         <w:t xml:space="preserve">5. MAXIMUS — HUB_LOCATION</w:t>
       </w:r>
+      <w:r>
+        <w:t xml:space="preserve">  [M1]</w:t>
+      </w:r>
     </w:p>
     <w:tbl>
       <w:tblPr>
@@ -4717,6 +4732,9 @@
       <w:r>
         <w:t xml:space="preserve">6. MAXIMUS — HUB_ORG_UNIT</w:t>
       </w:r>
+      <w:r>
+        <w:t xml:space="preserve">  [M1]</w:t>
+      </w:r>
     </w:p>
     <w:tbl>
       <w:tblPr>
@@ -5115,6 +5133,9 @@
       <w:r>
         <w:t xml:space="preserve">7. MAXIMUS — HUB_DISTRIBUTION_CHANNEL</w:t>
       </w:r>
+      <w:r>
+        <w:t xml:space="preserve">  [M1]</w:t>
+      </w:r>
     </w:p>
     <w:tbl>
       <w:tblPr>
@@ -5503,6 +5524,9 @@
       <w:r>
         <w:t xml:space="preserve">8. MAXIMUS — HUB_FINANCIAL_TRANSACTION</w:t>
       </w:r>
+      <w:r>
+        <w:t xml:space="preserve">  [M1]</w:t>
+      </w:r>
     </w:p>
     <w:tbl>
       <w:tblPr>
@@ -5905,6 +5929,9 @@
       <w:r>
         <w:t xml:space="preserve">9. MAXIMUS — HUB_ASSESSMENT</w:t>
       </w:r>
+      <w:r>
+        <w:t xml:space="preserve">  [M1]</w:t>
+      </w:r>
     </w:p>
     <w:tbl>
       <w:tblPr>
@@ -6243,6 +6270,9 @@
       <w:r>
         <w:t xml:space="preserve">10. MAXIMUS — HUB_QUOTE</w:t>
       </w:r>
+      <w:r>
+        <w:t xml:space="preserve">  [M1]</w:t>
+      </w:r>
     </w:p>
     <w:tbl>
       <w:tblPr>
@@ -6685,6 +6715,9 @@
       <w:r>
         <w:t xml:space="preserve">11. MAXIMUS — HUB_RISK_OBJECT</w:t>
       </w:r>
+      <w:r>
+        <w:t xml:space="preserve">  [M2]</w:t>
+      </w:r>
     </w:p>
     <w:tbl>
       <w:tblPr>
@@ -7043,6 +7076,9 @@
       <w:r>
         <w:t xml:space="preserve">12. MAXIMUS — HUB_CLAIM</w:t>
       </w:r>
+      <w:r>
+        <w:t xml:space="preserve">  [M2]</w:t>
+      </w:r>
     </w:p>
     <w:tbl>
       <w:tblPr>
@@ -7401,6 +7437,9 @@
       <w:r>
         <w:t xml:space="preserve">13. MAXIMUS — HUB_DOCUMENT</w:t>
       </w:r>
+      <w:r>
+        <w:t xml:space="preserve">  [M2]</w:t>
+      </w:r>
     </w:p>
     <w:tbl>
       <w:tblPr>
@@ -7849,6 +7888,9 @@
       <w:r>
         <w:t xml:space="preserve">14. MAXIMUS — HUB_LOSS_EVENT</w:t>
       </w:r>
+      <w:r>
+        <w:t xml:space="preserve">  [M2]</w:t>
+      </w:r>
     </w:p>
     <w:tbl>
       <w:tblPr>
@@ -8177,6 +8219,9 @@
       <w:r>
         <w:t xml:space="preserve">15. MAXIMUS — HUB_PAYMENT_INSTRUMENT</w:t>
       </w:r>
+      <w:r>
+        <w:t xml:space="preserve">  [M2]</w:t>
+      </w:r>
     </w:p>
     <w:tbl>
       <w:tblPr>
@@ -8505,6 +8550,9 @@
       <w:r>
         <w:t xml:space="preserve">16. OPUS — HUB_PARTY</w:t>
       </w:r>
+      <w:r>
+        <w:t xml:space="preserve">  [M2]</w:t>
+      </w:r>
     </w:p>
     <w:tbl>
       <w:tblPr>
@@ -8873,6 +8921,9 @@
       <w:r>
         <w:t xml:space="preserve">17. OPUS — HUB_POLICY</w:t>
       </w:r>
+      <w:r>
+        <w:t xml:space="preserve">  [M2]</w:t>
+      </w:r>
     </w:p>
     <w:tbl>
       <w:tblPr>
@@ -9221,6 +9272,9 @@
       <w:r>
         <w:t xml:space="preserve">18. OPUS — HUB_PRODUCT</w:t>
       </w:r>
+      <w:r>
+        <w:t xml:space="preserve">  [M2]</w:t>
+      </w:r>
     </w:p>
     <w:tbl>
       <w:tblPr>
@@ -9629,6 +9683,9 @@
       <w:r>
         <w:t xml:space="preserve">19. OPUS — HUB_COVERAGE</w:t>
       </w:r>
+      <w:r>
+        <w:t xml:space="preserve">  [M2]</w:t>
+      </w:r>
     </w:p>
     <w:tbl>
       <w:tblPr>
@@ -10137,6 +10194,9 @@
       <w:r>
         <w:t xml:space="preserve">20. OPUS — HUB_LOCATION</w:t>
       </w:r>
+      <w:r>
+        <w:t xml:space="preserve">  [M2]</w:t>
+      </w:r>
     </w:p>
     <w:tbl>
       <w:tblPr>
@@ -10485,6 +10545,9 @@
       <w:r>
         <w:t xml:space="preserve">21. OPUS — HUB_ORG_UNIT</w:t>
       </w:r>
+      <w:r>
+        <w:t xml:space="preserve">  [M3]</w:t>
+      </w:r>
     </w:p>
     <w:tbl>
       <w:tblPr>
@@ -10843,6 +10906,9 @@
       <w:r>
         <w:t xml:space="preserve">22. OPUS — HUB_DISTRIBUTION_CHANNEL</w:t>
       </w:r>
+      <w:r>
+        <w:t xml:space="preserve">  [M3]</w:t>
+      </w:r>
     </w:p>
     <w:tbl>
       <w:tblPr>
@@ -11281,6 +11347,9 @@
       <w:r>
         <w:t xml:space="preserve">23. OPUS — HUB_FINANCIAL_ACCOUNT</w:t>
       </w:r>
+      <w:r>
+        <w:t xml:space="preserve">  [M3]</w:t>
+      </w:r>
     </w:p>
     <w:tbl>
       <w:tblPr>
@@ -11599,6 +11668,9 @@
       <w:r>
         <w:t xml:space="preserve">24. OPUS — HUB_FINANCIAL_TRANSACTION</w:t>
       </w:r>
+      <w:r>
+        <w:t xml:space="preserve">  [M3]</w:t>
+      </w:r>
     </w:p>
     <w:tbl>
       <w:tblPr>
@@ -11937,6 +12009,9 @@
       <w:r>
         <w:t xml:space="preserve">25. OPUS — HUB_AGREEMENT</w:t>
       </w:r>
+      <w:r>
+        <w:t xml:space="preserve">  [M3]</w:t>
+      </w:r>
     </w:p>
     <w:tbl>
       <w:tblPr>
@@ -12295,6 +12370,9 @@
       <w:r>
         <w:t xml:space="preserve">26. OPUS — HUB_ASSESSMENT</w:t>
       </w:r>
+      <w:r>
+        <w:t xml:space="preserve">  [M3]</w:t>
+      </w:r>
     </w:p>
     <w:tbl>
       <w:tblPr>
@@ -12623,6 +12701,9 @@
       <w:r>
         <w:t xml:space="preserve">27. OPUS — HUB_PROPOSAL</w:t>
       </w:r>
+      <w:r>
+        <w:t xml:space="preserve">  [M3]</w:t>
+      </w:r>
     </w:p>
     <w:tbl>
       <w:tblPr>
@@ -12951,6 +13032,9 @@
       <w:r>
         <w:t xml:space="preserve">28. OPUS — HUB_QUOTE</w:t>
       </w:r>
+      <w:r>
+        <w:t xml:space="preserve">  [M3]</w:t>
+      </w:r>
     </w:p>
     <w:tbl>
       <w:tblPr>
@@ -13268,6 +13352,9 @@
       </w:pPr>
       <w:r>
         <w:t xml:space="preserve">29. OPUS — HUB_RISK_OBJECT</w:t>
+      </w:r>
+      <w:r>
+        <w:t xml:space="preserve">  [M3]</w:t>
       </w:r>
     </w:p>
     <w:tbl>

--- a/BGIL_DBT/validation/travel/DM-K/DM-K5.docx
+++ b/BGIL_DBT/validation/travel/DM-K/DM-K5.docx
@@ -221,7 +221,7 @@
               <w:rPr>
                 <w:b/>
               </w:rPr>
-              <w:t xml:space="preserve">Maximus Travel V2 RAW</w:t>
+              <w:t xml:space="preserve">Maximus Travel RAW</w:t>
             </w:r>
           </w:p>
         </w:tc>
@@ -231,7 +231,7 @@
           </w:tcPr>
           <w:p>
             <w:r>
-              <w:t xml:space="preserve">RAW.MAXIMUS_TRAVEL_V2</w:t>
+              <w:t xml:space="preserve">RAW.MAXIMUS_TRAVEL</w:t>
             </w:r>
           </w:p>
         </w:tc>
@@ -323,7 +323,7 @@
     </w:p>
     <w:p>
       <w:r>
-        <w:t xml:space="preserve">• Travel LOB generated 2026-10-13 from the current opus_travel_dv_dbt and maximus_travel_v2_dv_dbt models by gen_dm_k_travel.py.</w:t>
+        <w:t xml:space="preserve">• Travel LOB generated 2026-10-13 from the current opus_travel_dv_dbt and maximus_travel_dv_dbt models by gen_dm_k_travel.py.</w:t>
       </w:r>
     </w:p>
     <w:p>
@@ -2340,7 +2340,7 @@
         <w:t xml:space="preserve">Note: </w:t>
       </w:r>
       <w:r>
-        <w:t xml:space="preserve">49 RAW key branch(es): NONHLTH_TRV_CLM_VW_DATA_CLAIM_DETAILS_CLAIM_RESERVE.RESERVPARTY (PARTY_HKEY), NONHLTH_TRV_CLM_VW_DATA_CLAIM_DETAILS_CLAIM_ATTRIBUTE_PROPERTIES_PIVOT_VW.CUSTOMERID (PARTY_HKEY__CLAIMANT_CORRESPONDENCE_ADDRESS), NONHLTH_TRV_CLM_VW_DATA_CLAIM_DETAILS_CLAIM_ATTRIBUTE_PROPERTIES_PIVOT_VW.CLAIM_COURT_PARTY_CODE (PARTY_HKEY__CLAIM_COURT_COUNTERPARTY), NONHLTH_TRV_CLM_VW_DATA_CLAIM_DETAILS_CLAIM_ATTRIBUTE_PROPERTIES_PIVOT_VW.[UNIQUE_CUSTOMER_ID+CUSTOMERID] (PARTY_HKEY__INSURED_CUSTOMER), NONHLTH_TRV_CLM_VW_DATA_CLAIM_DETAILS_CLAIM_ATTRIBUTE_PROPERTIES_PIVOT_VW.MEMBER_UHC_CODE (PARTY_HKEY__INSURED_MEMBER), NONHLTH_TRV_CLM_VW_DATA_CLAIM_DETAILS_CLAIM_ATTRIBUTE_PROPERTIES_PIVOT_VW.PTPARTNERID (PARTY_HKEY__SERVICE_PARTNER), NONHLTH_TRV_CLM_VW_DATA_CLAIM_DETAILS_CLAIM_ATTRIBUTE_PROPERTIES_PIVOT_VW.SUB_IMD_CODE (PARTY_HKEY__SUB_INTERMEDIARY), NONHLTH_TRV_CLM_VW_DATA_CLAIM_DETAILS_CLAIM_PAYMENT.PAYMENTPARTYCODE (PARTY_HKEY__CLAIM_PAYEE), NONHLTH_TRV_CLM_VW_DATA_CLAIM_DETAILS_CLAIM_PARTY.PARTYCODE (PARTY_HKEY), NONHLTH_TRV_CLM_VW_DATA_CLAIM_DETAILS_CLAIM_RISK_PARTY.PARTYCODE (PARTY_HKEY), NONHLTH_TRV_CLM_VW_DATA_CLAIM_DETAILS_CLAIM_RISK_RISK_ATTRIBUTE_MULTI_SET_PROPERTY_MULTI_SET_DETAIL_PROPERTY_PIVOT_VW.CLAIMANT_PARTY_CODE (PARTY_HKEY__CLAIMANT), NONHLTH_TRV_CLM_VW_DATA_CLAIM_DETAILS_CLAIM_RISK_RISK_ATTRIBUTE_MULTI_SET_PROPERTY_MULTI_SET_DETAIL_PROPERTY_PIVOT_VW.PARTY_NAME_CODE (PARTY_HKEY__EXPENSE_LINE_PARTY), NONHLTH_TRV_CLM_VW_DATA_CLAIM_DETAILS_CLAIM_RISK_RISK_ATTRIBUTE_MULTI_SET_PROPERTY_MULTI_SET_DETAIL_PROPERTY_PIVOT_VW.EXPENSE_PAYEE_PARTY_CODE (PARTY_HKEY__EXPENSE_PAYEE), NONHLTH_TRV_CLM_VW_DATA_CLAIM_DETAILS_CLAIM_RISK_RISK_ATTRIBUTE_MULTI_SET_PROPERTY_MULTI_SET_DETAIL_PROPERTY_PIVOT_VW.PAYEE_CODE (PARTY_HKEY__PAYEE), NONHLTH_TRV_CLM_VW_DATA_CLAIM_DETAILS_CLAIM_RISK_RISK_ATTRIBUTE_MULTI_SET_PROPERTY_MULTI_SET_DETAIL_PROPERTY_PIVOT_VW.TDS_CLAIMANT_PARTY_CODE (PARTY_HKEY__TDS_DEDUCTEE), NONHLTH_TRV_CLM_VW_DATA_CLAIM_DETAILS_CLAIM_RISK_RISK_ATTRIBUTE_PROPERTIES_PIVOT_VW.HOSPITAL_ID (PARTY_HKEY__TREATING_HOSPITAL_PROVIDER), NONHLTH_TRV_UWR_VW_DATA_POLICY_DETAILS.AGENT_CODE (PARTY_HKEY__AGENT), NONHLTH_TRV_UWR_VW_DATA_POLICY_DETAILS.POLICY_HOLDER_CODE (PARTY_HKEY__POLICYHOLDER), NONHLTH_TRV_UWR_VW_DATA_POLICY_DETAILS_INSURED_DETAILS_MEMBER_DETAILS.PARTY_CODE (PARTY_HKEY__INSURED_MEMBER), NONHLTH_TRV_UWR_VW_DATA_POLICY_DETAILS_INSURED_DETAILS_MEMBER_DETAILS.PARENT_PARTY_CODE (PARTY_HKEY__PARENT_PARTY), NONHLTH_TRV_UWR_VW_DATA_POLICY_DETAILS_INSURED_DETAILS_MEMBER_DETAILS_PARTY_ADDRESS_ADDRESS_PROPERTY_PIVOT_VW.[] (PARTY_HKEY__INSURED_MEMBER), NONHLTH_TRV_UWR_VW_DATA_POLICY_DETAILS_INSURED_DETAILS_MEMBER_DETAILS_PARTY_PROPERTY_MULTI_SET_PROPERTY_MULTI_SET_DETAIL_PROPERTY_PIVOT_VW.[] (PARTY_HKEY__INSURED_MEMBER), NONHLTH_TRV_UWR_VW_DATA_POLICY_DETAILS_INSURED_DETAILS_MEMBER_DETAILS_PARTY_PROPERTY_SIMPLE_PROPERTY_PIVOT_VW.[] (PARTY_HKEY__INSURED_MEMBER), NONHLTH_TRV_UWR_VW_DATA_POLICY_DETAILS_INSURED_DETAILS_MEMBER_DETAILS_PARTY_PROPERTY_SIMPLE_PROPERTY_PIVOT_VW.PARENT_PARTY_CODE (PARTY_HKEY__PARENT_PARTY), NONHLTH_TRV_UWR_VW_DATA_POLICY_DETAILS_INSURED_DETAILS_RISK_PROPERTY_MULTI_SET_PROPERTY_MULTI_SET_DETAIL_PROPERTY_PIVOT_VW.NOMINEE_NAME (PARTY_HKEY__NOMINEE), NONHLTH_TRV_UWR_VW_DATA_POLICY_DETAILS_INSURED_DETAILS_RISK_PROPERTY_SIMPLE_PROPERTY_PIVOT_VW.[] (PARTY_HKEY__POLICYHOLDER), NONHLTH_TRV_UWR_VW_DATA_POLICY_DETAILS_POLICY_RELATION.PARTY_CODE (PARTY_HKEY), NONHLTH_TRV_UWR_VW_DATA_POLICY_DETAILS_POLICY_PROPERTY_SIMPLE_PROPERTY_PIVOT_VW.[] (PARTY_HKEY__POLICYHOLDER), NONHLTH_TRV_UWR_VW_DATA_POLICY_DETAILS_POLICY_PROPERTY_SIMPLE_PROPERTY_PIVOT_VW.BAGIC_RM_ECODE (PARTY_HKEY__RELATIONSHIP_MANAGER), NONHLTH_TRV_UWR_VW_DATA_POLICY_DETAILS_PROPOSER_DETAILS.PARENT_PARTY_CODE (PARTY_HKEY__PARENT_PARTY), NONHLTH_TRV_UWR_VW_DATA_POLICY_DETAILS_PROPOSER_DETAILS.PARTY_CODE (PARTY_HKEY__PROPOSER), NONHLTH_TRV_UWR_VW_DATA_POLICY_DETAILS_PROPOSER_DETAILS_PARTY_ADDRESS_ADDRESS_PROPERTY_PIVOT_VW.[] (PARTY_HKEY__PROPOSER), NONHLTH_TRV_UWR_VW_DATA_POLICY_DETAILS_PROPOSER_DETAILS_PARTY_PROPERTY_MULTI_SET_PROPERTY_MULTI_SET_DETAIL_PROPERTY_PIVOT_VW.[] (PARTY_HKEY__PROPOSER), NONHLTH_TRV_UWR_VW_DATA_POLICY_DETAILS_PROPOSER_DETAILS_PARTY_PROPERTY_SIMPLE_PROPERTY_PIVOT_VW.BAGIC_EMPLOYEE_CODE (PARTY_HKEY__BAGIC_EMPLOYEE), NONHLTH_TRV_UWR_VW_DATA_POLICY_DETAILS_PROPOSER_DETAILS_PARTY_PROPERTY_SIMPLE_PROPERTY_PIVOT_VW.PARENT_PARTY_CODE (PARTY_HKEY__PARENT_PARTY), NONHLTH_TRV_UWR_VW_DATA_POLICY_DETAILS_PROPOSER_DETAILS_PARTY_PROPERTY_SIMPLE_PROPERTY_PIVOT_VW.[] (PARTY_HKEY__PROPOSER), NONHLTH_TRV_UWR_VW_DATA_QUOTE_PARAM_DETAILS.POLICY_HOLDER_CODE (PARTY_HKEY__POLICYHOLDER), NONHLTH_TRV_UWR_VW_DATA_QUOTE_PARAM_DETAILS_POLICY_PROPERTY_RULE_LIST_PIVOT_VW.[] (PARTY_HKEY__POLICYHOLDER), NONHLTH_TRV_UWR_VW_DATA_QUOTE_PARAM_DETAILS_POLICY_PROPERTY_RULE_LIST_PIVOT_VW.BAGIC_RM_ECODE (PARTY_HKEY__RELATIONSHIP_MANAGER), NONHLTH_TRV_UWR_VW_DATA_QUOTE_PARAM_DETAILS_POLICY_PROPERTY_RULE_LIST_PIVOT_VW.SUB_IMD_CODE (PARTY_HKEY__SUB_INTERMEDIARY), NONHLTH_TRV_UWR_VW_DATA_QUOTE_PARAM_DETAILS_RISK_LIST.PARTY_CODE (PARTY_HKEY), NONHLTH_TRV_UWR_VW_DATA_QUOTE_PARAM_DETAILS_RISK_LIST.ADDITIONAL_PARTY_CODE (PARTY_HKEY__ADDITIONAL_PARTY), NONHLTH_TRV_UWR_VW_DATA_QUOTE_PARAM_DETAILS_RISK_LIST_MULTI_SET_PROPERTY_INPUT_MULTI_SET_DETAIL_INPUT_PROPERTY_PIVOT_VW.NOMINEE_NAME (PARTY_HKEY__NOMINEE), NONHLTH_TRV_UWR_VW_DATA_QUOTE_PARAM_DETAILS_RISK_LIST_RISK_PROPERTY_RULE_LIST_PIVOT_VW.[] (PARTY_HKEY__POLICYHOLDER), NONHLTH_TRV_CLM_VW_DATA_CLAIM_DETAILS_CLAIM_ATTRIBUTE_PROPERTIES_PIVOT_VW.CUSTOMERID (PARTY_HKEY__CLAIMANT_CUSTOMER / sat_common_contact), NONHLTH_TRV_UWR_VW_DATA_POLICY_DETAILS_INSURED_DETAILS_MEMBER_DETAILS_PARTY_ADDRESS_ADDRESS_PROPERTY_PIVOT_VW (literal arm) (PARTY_HKEY__INSURED_MEMBER / sat_common_contact), NONHLTH_TRV_UWR_VW_DATA_POLICY_DETAILS_INSURED_DETAILS_MEMBER_DETAILS_PARTY_PROPERTY_SIMPLE_PROPERTY_PIVOT_VW (literal arm) (PARTY_HKEY__INSURED_MEMBER / sat_common_contact), NONHLTH_TRV_UWR_VW_DATA_POLICY_DETAILS_PROPOSER_DETAILS_PARTY_ADDRESS_ADDRESS_PROPERTY_PIVOT_VW (literal arm) (PARTY_HKEY__PROPOSER / sat_common_contact), NONHLTH_TRV_UWR_VW_DATA_POLICY_DETAILS_PROPOSER_DETAILS_PARTY_PROPERTY_SIMPLE_PROPERTY_PIVOT_VW (literal arm) (PARTY_HKEY__PROPOSER / sat_common_contact). 130 feed branches collapse to 49 RAW key(s). Excluded: hubfeed_mtv2_party &lt;- stg2_mtv2__uwr_pol_ins_mbr_pa: key uses walk column(s) w0_party_code from parent view(s) -- not resolvable to a single RAW table in the first-cut, skipped.. Excluded: hubfeed_mtv2_party &lt;- stg2_mtv2__uwr_pol_ins_mbr_pa: key uses walk column(s) w0_party_code from parent view(s) -- not resolvable to a single RAW table in the first-cut, skipped.. Excluded: hubfeed_mtv2_party &lt;- stg2_mtv2__uwr_pol_ins_mbr_party_relation: key uses walk column(s) w0_party_code from parent view(s) -- not resolvable to a single RAW table in the first-cut, skipped.. Excluded: hubfeed_mtv2_party &lt;- stg2_mtv2__uwr_pol_prp_pa: key uses walk column(s) w0_party_code from parent view(s) -- not resolvable to a single RAW table in the first-cut, skipped.. Excluded: hubfeed_mtv2_party &lt;- stg2_mtv2__uwr_pol_prp_pa: key uses walk column(s) w0_party_code from parent view(s) -- not resolvable to a single RAW table in the first-cut, skipped.. Excluded: hubfeed_mtv2_party &lt;- stg2_mtv2__uwr_pol_prp_party_relation: key uses walk column(s) w0_party_code from parent view(s) -- not resolvable to a single RAW table in the first-cut, skipped.. Excluded: hubfeed_mtv2_party &lt;- stg2_mtv2_up__uwr_pol_ins_mbr_pa__sat_common_contact &lt;- up_mtv2__uwr_pol_ins_mbr_pa__sat_common_contact: arm uses walk column(s), skipped.. Excluded: hubfeed_mtv2_party &lt;- stg2_mtv2_up__uwr_pol_ins_mbr_pa__sat_common_contact &lt;- up_mtv2__uwr_pol_ins_mbr_pa__sat_common_contact: arm uses walk column(s), skipped.. Excluded: hubfeed_mtv2_party &lt;- stg2_mtv2_up__uwr_pol_ins_mbr_pa__sat_common_contact &lt;- up_mtv2__uwr_pol_ins_mbr_pa__sat_common_contact: arm uses walk column(s), skipped.. Excluded: hubfeed_mtv2_party &lt;- stg2_mtv2_up__uwr_pol_ins_mbr_pa__sat_common_contact &lt;- up_mtv2__uwr_pol_ins_mbr_pa__sat_common_contact: arm uses walk column(s), skipped.. Excluded: hubfeed_mtv2_party &lt;- stg2_mtv2_up__uwr_pol_ins_mbr_pa__sat_common_contact &lt;- up_mtv2__uwr_pol_ins_mbr_pa__sat_common_contact: arm uses walk column(s), skipped.. Excluded: hubfeed_mtv2_party &lt;- stg2_mtv2_up__uwr_pol_ins_mbr_pa__sat_common_contact &lt;- up_mtv2__uwr_pol_ins_mbr_pa__sat_common_contact: arm uses walk column(s), skipped.. Excluded: hubfeed_mtv2_party &lt;- stg2_mtv2_up__uwr_pol_ins_mbr_pa__sat_common_contact &lt;- up_mtv2__uwr_pol_ins_mbr_pa__sat_common_contact: arm uses walk column(s), skipped.. Excluded: hubfeed_mtv2_party &lt;- stg2_mtv2_up__uwr_pol_prp_pa__sat_common_contact &lt;- up_mtv2__uwr_pol_prp_pa__sat_common_contact: arm uses walk column(s), skipped.. Excluded: hubfeed_mtv2_party &lt;- stg2_mtv2_up__uwr_pol_prp_pa__sat_common_contact &lt;- up_mtv2__uwr_pol_prp_pa__sat_common_contact: arm uses walk column(s), skipped.. Excluded: hubfeed_mtv2_party &lt;- stg2_mtv2_up__uwr_pol_prp_pa__sat_common_contact &lt;- up_mtv2__uwr_pol_prp_pa__sat_common_contact: arm uses walk column(s), skipped.. Excluded: hubfeed_mtv2_party &lt;- stg2_mtv2_up__uwr_pol_prp_pa__sat_common_contact &lt;- up_mtv2__uwr_pol_prp_pa__sat_common_contact: arm uses walk column(s), skipped.. Excluded: hubfeed_mtv2_party &lt;- stg2_mtv2_up__uwr_pol_prp_pa__sat_common_contact &lt;- up_mtv2__uwr_pol_prp_pa__sat_common_contact: arm uses walk column(s), skipped.. Excluded: hubfeed_mtv2_party &lt;- stg2_mtv2_up__uwr_pol_prp_pa__sat_common_contact &lt;- up_mtv2__uwr_pol_prp_pa__sat_common_contact: arm uses walk column(s), skipped.. Excluded: hubfeed_mtv2_party &lt;- stg2_mtv2_up__uwr_pol_prp_pa__sat_common_contact &lt;- up_mtv2__uwr_pol_prp_pa__sat_common_contact: arm uses walk column(s), skipped..</w:t>
+        <w:t xml:space="preserve">49 RAW key branch(es): NONHLTH_TRV_CLM_VW_DATA_CLAIM_DETAILS_CLAIM_RESERVE.RESERVPARTY (PARTY_HKEY), NONHLTH_TRV_CLM_VW_DATA_CLAIM_DETAILS_CLAIM_ATTRIBUTE_PROPERTIES_PIVOT_VW.CUSTOMERID (PARTY_HKEY__CLAIMANT_CORRESPONDENCE_ADDRESS), NONHLTH_TRV_CLM_VW_DATA_CLAIM_DETAILS_CLAIM_ATTRIBUTE_PROPERTIES_PIVOT_VW.CLAIM_COURT_PARTY_CODE (PARTY_HKEY__CLAIM_COURT_COUNTERPARTY), NONHLTH_TRV_CLM_VW_DATA_CLAIM_DETAILS_CLAIM_ATTRIBUTE_PROPERTIES_PIVOT_VW.[UNIQUE_CUSTOMER_ID+CUSTOMERID] (PARTY_HKEY__INSURED_CUSTOMER), NONHLTH_TRV_CLM_VW_DATA_CLAIM_DETAILS_CLAIM_ATTRIBUTE_PROPERTIES_PIVOT_VW.MEMBER_UHC_CODE (PARTY_HKEY__INSURED_MEMBER), NONHLTH_TRV_CLM_VW_DATA_CLAIM_DETAILS_CLAIM_ATTRIBUTE_PROPERTIES_PIVOT_VW.PTPARTNERID (PARTY_HKEY__SERVICE_PARTNER), NONHLTH_TRV_CLM_VW_DATA_CLAIM_DETAILS_CLAIM_ATTRIBUTE_PROPERTIES_PIVOT_VW.SUB_IMD_CODE (PARTY_HKEY__SUB_INTERMEDIARY), NONHLTH_TRV_CLM_VW_DATA_CLAIM_DETAILS_CLAIM_PAYMENT.PAYMENTPARTYCODE (PARTY_HKEY__CLAIM_PAYEE), NONHLTH_TRV_CLM_VW_DATA_CLAIM_DETAILS_CLAIM_PARTY.PARTYCODE (PARTY_HKEY), NONHLTH_TRV_CLM_VW_DATA_CLAIM_DETAILS_CLAIM_RISK_PARTY.PARTYCODE (PARTY_HKEY), NONHLTH_TRV_CLM_VW_DATA_CLAIM_DETAILS_CLAIM_RISK_RISK_ATTRIBUTE_MULTI_SET_PROPERTY_MULTI_SET_DETAIL_PROPERTY_PIVOT_VW.CLAIMANT_PARTY_CODE (PARTY_HKEY__CLAIMANT), NONHLTH_TRV_CLM_VW_DATA_CLAIM_DETAILS_CLAIM_RISK_RISK_ATTRIBUTE_MULTI_SET_PROPERTY_MULTI_SET_DETAIL_PROPERTY_PIVOT_VW.PARTY_NAME_CODE (PARTY_HKEY__EXPENSE_LINE_PARTY), NONHLTH_TRV_CLM_VW_DATA_CLAIM_DETAILS_CLAIM_RISK_RISK_ATTRIBUTE_MULTI_SET_PROPERTY_MULTI_SET_DETAIL_PROPERTY_PIVOT_VW.EXPENSE_PAYEE_PARTY_CODE (PARTY_HKEY__EXPENSE_PAYEE), NONHLTH_TRV_CLM_VW_DATA_CLAIM_DETAILS_CLAIM_RISK_RISK_ATTRIBUTE_MULTI_SET_PROPERTY_MULTI_SET_DETAIL_PROPERTY_PIVOT_VW.PAYEE_CODE (PARTY_HKEY__PAYEE), NONHLTH_TRV_CLM_VW_DATA_CLAIM_DETAILS_CLAIM_RISK_RISK_ATTRIBUTE_MULTI_SET_PROPERTY_MULTI_SET_DETAIL_PROPERTY_PIVOT_VW.TDS_CLAIMANT_PARTY_CODE (PARTY_HKEY__TDS_DEDUCTEE), NONHLTH_TRV_CLM_VW_DATA_CLAIM_DETAILS_CLAIM_RISK_RISK_ATTRIBUTE_PROPERTIES_PIVOT_VW.HOSPITAL_ID (PARTY_HKEY__TREATING_HOSPITAL_PROVIDER), NONHLTH_TRV_UWR_VW_DATA_POLICY_DETAILS.AGENT_CODE (PARTY_HKEY__AGENT), NONHLTH_TRV_UWR_VW_DATA_POLICY_DETAILS.POLICY_HOLDER_CODE (PARTY_HKEY__POLICYHOLDER), NONHLTH_TRV_UWR_VW_DATA_POLICY_DETAILS_INSURED_DETAILS_MEMBER_DETAILS.PARTY_CODE (PARTY_HKEY__INSURED_MEMBER), NONHLTH_TRV_UWR_VW_DATA_POLICY_DETAILS_INSURED_DETAILS_MEMBER_DETAILS.PARENT_PARTY_CODE (PARTY_HKEY__PARENT_PARTY), NONHLTH_TRV_UWR_VW_DATA_POLICY_DETAILS_INSURED_DETAILS_MEMBER_DETAILS_PARTY_ADDRESS_ADDRESS_PROPERTY_PIVOT_VW.[] (PARTY_HKEY__INSURED_MEMBER), NONHLTH_TRV_UWR_VW_DATA_POLICY_DETAILS_INSURED_DETAILS_MEMBER_DETAILS_PARTY_PROPERTY_MULTI_SET_PROPERTY_MULTI_SET_DETAIL_PROPERTY_PIVOT_VW.[] (PARTY_HKEY__INSURED_MEMBER), NONHLTH_TRV_UWR_VW_DATA_POLICY_DETAILS_INSURED_DETAILS_MEMBER_DETAILS_PARTY_PROPERTY_SIMPLE_PROPERTY_PIVOT_VW.[] (PARTY_HKEY__INSURED_MEMBER), NONHLTH_TRV_UWR_VW_DATA_POLICY_DETAILS_INSURED_DETAILS_MEMBER_DETAILS_PARTY_PROPERTY_SIMPLE_PROPERTY_PIVOT_VW.PARENT_PARTY_CODE (PARTY_HKEY__PARENT_PARTY), NONHLTH_TRV_UWR_VW_DATA_POLICY_DETAILS_INSURED_DETAILS_RISK_PROPERTY_MULTI_SET_PROPERTY_MULTI_SET_DETAIL_PROPERTY_PIVOT_VW.NOMINEE_NAME (PARTY_HKEY__NOMINEE), NONHLTH_TRV_UWR_VW_DATA_POLICY_DETAILS_INSURED_DETAILS_RISK_PROPERTY_SIMPLE_PROPERTY_PIVOT_VW.[] (PARTY_HKEY__POLICYHOLDER), NONHLTH_TRV_UWR_VW_DATA_POLICY_DETAILS_POLICY_RELATION.PARTY_CODE (PARTY_HKEY), NONHLTH_TRV_UWR_VW_DATA_POLICY_DETAILS_POLICY_PROPERTY_SIMPLE_PROPERTY_PIVOT_VW.[] (PARTY_HKEY__POLICYHOLDER), NONHLTH_TRV_UWR_VW_DATA_POLICY_DETAILS_POLICY_PROPERTY_SIMPLE_PROPERTY_PIVOT_VW.BAGIC_RM_ECODE (PARTY_HKEY__RELATIONSHIP_MANAGER), NONHLTH_TRV_UWR_VW_DATA_POLICY_DETAILS_PROPOSER_DETAILS.PARENT_PARTY_CODE (PARTY_HKEY__PARENT_PARTY), NONHLTH_TRV_UWR_VW_DATA_POLICY_DETAILS_PROPOSER_DETAILS.PARTY_CODE (PARTY_HKEY__PROPOSER), NONHLTH_TRV_UWR_VW_DATA_POLICY_DETAILS_PROPOSER_DETAILS_PARTY_ADDRESS_ADDRESS_PROPERTY_PIVOT_VW.[] (PARTY_HKEY__PROPOSER), NONHLTH_TRV_UWR_VW_DATA_POLICY_DETAILS_PROPOSER_DETAILS_PARTY_PROPERTY_MULTI_SET_PROPERTY_MULTI_SET_DETAIL_PROPERTY_PIVOT_VW.[] (PARTY_HKEY__PROPOSER), NONHLTH_TRV_UWR_VW_DATA_POLICY_DETAILS_PROPOSER_DETAILS_PARTY_PROPERTY_SIMPLE_PROPERTY_PIVOT_VW.BAGIC_EMPLOYEE_CODE (PARTY_HKEY__BAGIC_EMPLOYEE), NONHLTH_TRV_UWR_VW_DATA_POLICY_DETAILS_PROPOSER_DETAILS_PARTY_PROPERTY_SIMPLE_PROPERTY_PIVOT_VW.PARENT_PARTY_CODE (PARTY_HKEY__PARENT_PARTY), NONHLTH_TRV_UWR_VW_DATA_POLICY_DETAILS_PROPOSER_DETAILS_PARTY_PROPERTY_SIMPLE_PROPERTY_PIVOT_VW.[] (PARTY_HKEY__PROPOSER), NONHLTH_TRV_UWR_VW_DATA_QUOTE_PARAM_DETAILS.POLICY_HOLDER_CODE (PARTY_HKEY__POLICYHOLDER), NONHLTH_TRV_UWR_VW_DATA_QUOTE_PARAM_DETAILS_POLICY_PROPERTY_RULE_LIST_PIVOT_VW.[] (PARTY_HKEY__POLICYHOLDER), NONHLTH_TRV_UWR_VW_DATA_QUOTE_PARAM_DETAILS_POLICY_PROPERTY_RULE_LIST_PIVOT_VW.BAGIC_RM_ECODE (PARTY_HKEY__RELATIONSHIP_MANAGER), NONHLTH_TRV_UWR_VW_DATA_QUOTE_PARAM_DETAILS_POLICY_PROPERTY_RULE_LIST_PIVOT_VW.SUB_IMD_CODE (PARTY_HKEY__SUB_INTERMEDIARY), NONHLTH_TRV_UWR_VW_DATA_QUOTE_PARAM_DETAILS_RISK_LIST.PARTY_CODE (PARTY_HKEY), NONHLTH_TRV_UWR_VW_DATA_QUOTE_PARAM_DETAILS_RISK_LIST.ADDITIONAL_PARTY_CODE (PARTY_HKEY__ADDITIONAL_PARTY), NONHLTH_TRV_UWR_VW_DATA_QUOTE_PARAM_DETAILS_RISK_LIST_MULTI_SET_PROPERTY_INPUT_MULTI_SET_DETAIL_INPUT_PROPERTY_PIVOT_VW.NOMINEE_NAME (PARTY_HKEY__NOMINEE), NONHLTH_TRV_UWR_VW_DATA_QUOTE_PARAM_DETAILS_RISK_LIST_RISK_PROPERTY_RULE_LIST_PIVOT_VW.[] (PARTY_HKEY__POLICYHOLDER), NONHLTH_TRV_CLM_VW_DATA_CLAIM_DETAILS_CLAIM_ATTRIBUTE_PROPERTIES_PIVOT_VW.CUSTOMERID (PARTY_HKEY__CLAIMANT_CUSTOMER / sat_common_contact), NONHLTH_TRV_UWR_VW_DATA_POLICY_DETAILS_INSURED_DETAILS_MEMBER_DETAILS_PARTY_ADDRESS_ADDRESS_PROPERTY_PIVOT_VW (literal arm) (PARTY_HKEY__INSURED_MEMBER / sat_common_contact), NONHLTH_TRV_UWR_VW_DATA_POLICY_DETAILS_INSURED_DETAILS_MEMBER_DETAILS_PARTY_PROPERTY_SIMPLE_PROPERTY_PIVOT_VW (literal arm) (PARTY_HKEY__INSURED_MEMBER / sat_common_contact), NONHLTH_TRV_UWR_VW_DATA_POLICY_DETAILS_PROPOSER_DETAILS_PARTY_ADDRESS_ADDRESS_PROPERTY_PIVOT_VW (literal arm) (PARTY_HKEY__PROPOSER / sat_common_contact), NONHLTH_TRV_UWR_VW_DATA_POLICY_DETAILS_PROPOSER_DETAILS_PARTY_PROPERTY_SIMPLE_PROPERTY_PIVOT_VW (literal arm) (PARTY_HKEY__PROPOSER / sat_common_contact). 130 feed branches collapse to 49 RAW key(s). Excluded: hubfeed_mt_party &lt;- stg2_mt__uwr_pol_ins_mbr_pa: key uses walk column(s) w0_party_code from parent view(s) -- not resolvable to a single RAW table in the first-cut, skipped.. Excluded: hubfeed_mt_party &lt;- stg2_mt__uwr_pol_ins_mbr_pa: key uses walk column(s) w0_party_code from parent view(s) -- not resolvable to a single RAW table in the first-cut, skipped.. Excluded: hubfeed_mt_party &lt;- stg2_mt__uwr_pol_ins_mbr_party_relation: key uses walk column(s) w0_party_code from parent view(s) -- not resolvable to a single RAW table in the first-cut, skipped.. Excluded: hubfeed_mt_party &lt;- stg2_mt__uwr_pol_prp_pa: key uses walk column(s) w0_party_code from parent view(s) -- not resolvable to a single RAW table in the first-cut, skipped.. Excluded: hubfeed_mt_party &lt;- stg2_mt__uwr_pol_prp_pa: key uses walk column(s) w0_party_code from parent view(s) -- not resolvable to a single RAW table in the first-cut, skipped.. Excluded: hubfeed_mt_party &lt;- stg2_mt__uwr_pol_prp_party_relation: key uses walk column(s) w0_party_code from parent view(s) -- not resolvable to a single RAW table in the first-cut, skipped.. Excluded: hubfeed_mt_party &lt;- stg2_mt_up__uwr_pol_ins_mbr_pa__sat_common_contact &lt;- up_mt__uwr_pol_ins_mbr_pa__sat_common_contact: arm uses walk column(s), skipped.. Excluded: hubfeed_mt_party &lt;- stg2_mt_up__uwr_pol_ins_mbr_pa__sat_common_contact &lt;- up_mt__uwr_pol_ins_mbr_pa__sat_common_contact: arm uses walk column(s), skipped.. Excluded: hubfeed_mt_party &lt;- stg2_mt_up__uwr_pol_ins_mbr_pa__sat_common_contact &lt;- up_mt__uwr_pol_ins_mbr_pa__sat_common_contact: arm uses walk column(s), skipped.. Excluded: hubfeed_mt_party &lt;- stg2_mt_up__uwr_pol_ins_mbr_pa__sat_common_contact &lt;- up_mt__uwr_pol_ins_mbr_pa__sat_common_contact: arm uses walk column(s), skipped.. Excluded: hubfeed_mt_party &lt;- stg2_mt_up__uwr_pol_ins_mbr_pa__sat_common_contact &lt;- up_mt__uwr_pol_ins_mbr_pa__sat_common_contact: arm uses walk column(s), skipped.. Excluded: hubfeed_mt_party &lt;- stg2_mt_up__uwr_pol_ins_mbr_pa__sat_common_contact &lt;- up_mt__uwr_pol_ins_mbr_pa__sat_common_contact: arm uses walk column(s), skipped.. Excluded: hubfeed_mt_party &lt;- stg2_mt_up__uwr_pol_ins_mbr_pa__sat_common_contact &lt;- up_mt__uwr_pol_ins_mbr_pa__sat_common_contact: arm uses walk column(s), skipped.. Excluded: hubfeed_mt_party &lt;- stg2_mt_up__uwr_pol_prp_pa__sat_common_contact &lt;- up_mt__uwr_pol_prp_pa__sat_common_contact: arm uses walk column(s), skipped.. Excluded: hubfeed_mt_party &lt;- stg2_mt_up__uwr_pol_prp_pa__sat_common_contact &lt;- up_mt__uwr_pol_prp_pa__sat_common_contact: arm uses walk column(s), skipped.. Excluded: hubfeed_mt_party &lt;- stg2_mt_up__uwr_pol_prp_pa__sat_common_contact &lt;- up_mt__uwr_pol_prp_pa__sat_common_contact: arm uses walk column(s), skipped.. Excluded: hubfeed_mt_party &lt;- stg2_mt_up__uwr_pol_prp_pa__sat_common_contact &lt;- up_mt__uwr_pol_prp_pa__sat_common_contact: arm uses walk column(s), skipped.. Excluded: hubfeed_mt_party &lt;- stg2_mt_up__uwr_pol_prp_pa__sat_common_contact &lt;- up_mt__uwr_pol_prp_pa__sat_common_contact: arm uses walk column(s), skipped.. Excluded: hubfeed_mt_party &lt;- stg2_mt_up__uwr_pol_prp_pa__sat_common_contact &lt;- up_mt__uwr_pol_prp_pa__sat_common_contact: arm uses walk column(s), skipped.. Excluded: hubfeed_mt_party &lt;- stg2_mt_up__uwr_pol_prp_pa__sat_common_contact &lt;- up_mt__uwr_pol_prp_pa__sat_common_contact: arm uses walk column(s), skipped..</w:t>
       </w:r>
     </w:p>
     <w:p>
@@ -2373,501 +2373,501 @@
               </w:rPr>
               <w:t xml:space="preserve">with src as (</w:t>
               <w:br/>
-              <w:t xml:space="preserve">    -- via hubfeed_mtv2_party &lt;- stg2_mtv2__clm_clmd_claim_reserve</w:t>
+              <w:t xml:space="preserve">    -- via hubfeed_mt_party &lt;- stg2_mt__clm_clmd_claim_reserve</w:t>
               <w:br/>
               <w:t xml:space="preserve">    select 'NONHLTH_TRV_CLM_VW_DATA_CLAIM_DETAILS_CLAIM_RESERVE.RESERVPARTY (PARTY_HKEY)' as src_branch,</w:t>
               <w:br/>
               <w:t xml:space="preserve">           MD5_BINARY(NULLIF(UPPER(TRIM(CAST('HUB_PARTY|' || (nullif(trim(case when coalesce(nullif(trim(nullif(trim(to_varchar("RESERVPARTY")), '')),'')) is not null then nullif(trim(nullif(trim(to_varchar("RESERVPARTY")), '')), '') end),'')) AS VARCHAR))), '')) as hkey</w:t>
               <w:br/>
-              <w:t xml:space="preserve">      from RAW.MAXIMUS_TRAVEL_V2.NONHLTH_TRV_CLM_VW_DATA_CLAIM_DETAILS_CLAIM_RESERVE</w:t>
+              <w:t xml:space="preserve">      from RAW.MAXIMUS_TRAVEL.NONHLTH_TRV_CLM_VW_DATA_CLAIM_DETAILS_CLAIM_RESERVE</w:t>
               <w:br/>
               <w:t xml:space="preserve">    union all</w:t>
               <w:br/>
-              <w:t xml:space="preserve">    -- via hubfeed_mtv2_party &lt;- stg2_mtv2__clm_clmd_clmap_pv</w:t>
+              <w:t xml:space="preserve">    -- via hubfeed_mt_party &lt;- stg2_mt__clm_clmd_clmap_pv</w:t>
               <w:br/>
               <w:t xml:space="preserve">    select 'NONHLTH_TRV_CLM_VW_DATA_CLAIM_DETAILS_CLAIM_ATTRIBUTE_PROPERTIES_PIVOT_VW.CUSTOMERID (PARTY_HKEY__CLAIMANT_CORRESPONDENCE_ADDRESS)' as src_branch,</w:t>
               <w:br/>
               <w:t xml:space="preserve">           MD5_BINARY(NULLIF(UPPER(TRIM(CAST('HUB_PARTY|' || (nullif(trim(case when coalesce(nullif(trim(nullif(trim(to_varchar("CUSTOMERID")), '')),'')) is not null then nullif(trim(nullif(trim(to_varchar("CUSTOMERID")), '')), '') end),'')) AS VARCHAR))), '')) as hkey</w:t>
               <w:br/>
-              <w:t xml:space="preserve">      from RAW.MAXIMUS_TRAVEL_V2.NONHLTH_TRV_CLM_VW_DATA_CLAIM_DETAILS_CLAIM_ATTRIBUTE_PROPERTIES_PIVOT_VW</w:t>
+              <w:t xml:space="preserve">      from RAW.MAXIMUS_TRAVEL.NONHLTH_TRV_CLM_VW_DATA_CLAIM_DETAILS_CLAIM_ATTRIBUTE_PROPERTIES_PIVOT_VW</w:t>
               <w:br/>
               <w:t xml:space="preserve">    union all</w:t>
               <w:br/>
-              <w:t xml:space="preserve">    -- via hubfeed_mtv2_party &lt;- stg2_mtv2__clm_clmd_clmap_pv</w:t>
+              <w:t xml:space="preserve">    -- via hubfeed_mt_party &lt;- stg2_mt__clm_clmd_clmap_pv</w:t>
               <w:br/>
               <w:t xml:space="preserve">    select 'NONHLTH_TRV_CLM_VW_DATA_CLAIM_DETAILS_CLAIM_ATTRIBUTE_PROPERTIES_PIVOT_VW.CLAIM_COURT_PARTY_CODE (PARTY_HKEY__CLAIM_COURT_COUNTERPARTY)' as src_branch,</w:t>
               <w:br/>
               <w:t xml:space="preserve">           MD5_BINARY(NULLIF(UPPER(TRIM(CAST('HUB_PARTY|' || (nullif(trim(case when coalesce(nullif(trim(nullif(trim(to_varchar("CLAIM_COURT_PARTY_CODE")), '')),'')) is not null then nullif(trim(nullif(trim(to_varchar("CLAIM_COURT_PARTY_CODE")), '')), '') end),'')) AS VARCHAR))), '')) as hkey</w:t>
               <w:br/>
-              <w:t xml:space="preserve">      from RAW.MAXIMUS_TRAVEL_V2.NONHLTH_TRV_CLM_VW_DATA_CLAIM_DETAILS_CLAIM_ATTRIBUTE_PROPERTIES_PIVOT_VW</w:t>
+              <w:t xml:space="preserve">      from RAW.MAXIMUS_TRAVEL.NONHLTH_TRV_CLM_VW_DATA_CLAIM_DETAILS_CLAIM_ATTRIBUTE_PROPERTIES_PIVOT_VW</w:t>
               <w:br/>
               <w:t xml:space="preserve">    union all</w:t>
               <w:br/>
-              <w:t xml:space="preserve">    -- via hubfeed_mtv2_party &lt;- stg2_mtv2__clm_clmd_clmap_pv</w:t>
+              <w:t xml:space="preserve">    -- via hubfeed_mt_party &lt;- stg2_mt__clm_clmd_clmap_pv</w:t>
               <w:br/>
               <w:t xml:space="preserve">    select 'NONHLTH_TRV_CLM_VW_DATA_CLAIM_DETAILS_CLAIM_ATTRIBUTE_PROPERTIES_PIVOT_VW.[UNIQUE_CUSTOMER_ID+CUSTOMERID] (PARTY_HKEY__INSURED_CUSTOMER)' as src_branch,</w:t>
               <w:br/>
               <w:t xml:space="preserve">           MD5_BINARY(NULLIF(UPPER(TRIM(CAST('HUB_PARTY|' || (nullif(trim(case when coalesce(nullif(trim(nullif(trim(to_varchar("UNIQUE_CUSTOMER_ID")), '')),''), nullif(trim(nullif(trim(to_varchar("CUSTOMERID")), '')),'')) is not null then coalesce(nullif(trim(nullif(trim(to_varchar("UNIQUE_CUSTOMER_ID")), '')), ''), nullif(trim(nullif(trim(to_varchar("CUSTOMERID")), '')), '')) end),'')) AS VARCHAR))), '')) as hkey</w:t>
               <w:br/>
-              <w:t xml:space="preserve">      from RAW.MAXIMUS_TRAVEL_V2.NONHLTH_TRV_CLM_VW_DATA_CLAIM_DETAILS_CLAIM_ATTRIBUTE_PROPERTIES_PIVOT_VW</w:t>
+              <w:t xml:space="preserve">      from RAW.MAXIMUS_TRAVEL.NONHLTH_TRV_CLM_VW_DATA_CLAIM_DETAILS_CLAIM_ATTRIBUTE_PROPERTIES_PIVOT_VW</w:t>
               <w:br/>
               <w:t xml:space="preserve">    union all</w:t>
               <w:br/>
-              <w:t xml:space="preserve">    -- via hubfeed_mtv2_party &lt;- stg2_mtv2__clm_clmd_clmap_pv</w:t>
+              <w:t xml:space="preserve">    -- via hubfeed_mt_party &lt;- stg2_mt__clm_clmd_clmap_pv</w:t>
               <w:br/>
               <w:t xml:space="preserve">    select 'NONHLTH_TRV_CLM_VW_DATA_CLAIM_DETAILS_CLAIM_ATTRIBUTE_PROPERTIES_PIVOT_VW.MEMBER_UHC_CODE (PARTY_HKEY__INSURED_MEMBER)' as src_branch,</w:t>
               <w:br/>
               <w:t xml:space="preserve">           MD5_BINARY(NULLIF(UPPER(TRIM(CAST('HUB_PARTY|' || (nullif(trim(case when coalesce(nullif(trim(nullif(trim(to_varchar("MEMBER_UHC_CODE")), '')),'')) is not null then 'MEMBER:' || nullif(trim(nullif(trim(to_varchar("MEMBER_UHC_CODE")), '')), '') end),'')) AS VARCHAR))), '')) as hkey</w:t>
               <w:br/>
-              <w:t xml:space="preserve">      from RAW.MAXIMUS_TRAVEL_V2.NONHLTH_TRV_CLM_VW_DATA_CLAIM_DETAILS_CLAIM_ATTRIBUTE_PROPERTIES_PIVOT_VW</w:t>
+              <w:t xml:space="preserve">      from RAW.MAXIMUS_TRAVEL.NONHLTH_TRV_CLM_VW_DATA_CLAIM_DETAILS_CLAIM_ATTRIBUTE_PROPERTIES_PIVOT_VW</w:t>
               <w:br/>
               <w:t xml:space="preserve">    union all</w:t>
               <w:br/>
-              <w:t xml:space="preserve">    -- via hubfeed_mtv2_party &lt;- stg2_mtv2__clm_clmd_clmap_pv</w:t>
+              <w:t xml:space="preserve">    -- via hubfeed_mt_party &lt;- stg2_mt__clm_clmd_clmap_pv</w:t>
               <w:br/>
               <w:t xml:space="preserve">    select 'NONHLTH_TRV_CLM_VW_DATA_CLAIM_DETAILS_CLAIM_ATTRIBUTE_PROPERTIES_PIVOT_VW.PTPARTNERID (PARTY_HKEY__SERVICE_PARTNER)' as src_branch,</w:t>
               <w:br/>
               <w:t xml:space="preserve">           MD5_BINARY(NULLIF(UPPER(TRIM(CAST('HUB_PARTY|' || (nullif(trim(case when coalesce(nullif(trim(nullif(trim(to_varchar("PTPARTNERID")), '')),'')) is not null then 'PTPARTNER:' || nullif(trim(nullif(trim(to_varchar("PTPARTNERID")), '')), '') end),'')) AS VARCHAR))), '')) as hkey</w:t>
               <w:br/>
-              <w:t xml:space="preserve">      from RAW.MAXIMUS_TRAVEL_V2.NONHLTH_TRV_CLM_VW_DATA_CLAIM_DETAILS_CLAIM_ATTRIBUTE_PROPERTIES_PIVOT_VW</w:t>
+              <w:t xml:space="preserve">      from RAW.MAXIMUS_TRAVEL.NONHLTH_TRV_CLM_VW_DATA_CLAIM_DETAILS_CLAIM_ATTRIBUTE_PROPERTIES_PIVOT_VW</w:t>
               <w:br/>
               <w:t xml:space="preserve">    union all</w:t>
               <w:br/>
-              <w:t xml:space="preserve">    -- via hubfeed_mtv2_party &lt;- stg2_mtv2__clm_clmd_clmap_pv</w:t>
+              <w:t xml:space="preserve">    -- via hubfeed_mt_party &lt;- stg2_mt__clm_clmd_clmap_pv</w:t>
               <w:br/>
               <w:t xml:space="preserve">    select 'NONHLTH_TRV_CLM_VW_DATA_CLAIM_DETAILS_CLAIM_ATTRIBUTE_PROPERTIES_PIVOT_VW.SUB_IMD_CODE (PARTY_HKEY__SUB_INTERMEDIARY)' as src_branch,</w:t>
               <w:br/>
               <w:t xml:space="preserve">           MD5_BINARY(NULLIF(UPPER(TRIM(CAST('HUB_PARTY|' || (nullif(trim(case when coalesce(nullif(trim(nullif(trim(to_varchar("SUB_IMD_CODE")), '')),'')) is not null then 'IMD:' || nullif(trim(nullif(trim(to_varchar("SUB_IMD_CODE")), '')), '') end),'')) AS VARCHAR))), '')) as hkey</w:t>
               <w:br/>
-              <w:t xml:space="preserve">      from RAW.MAXIMUS_TRAVEL_V2.NONHLTH_TRV_CLM_VW_DATA_CLAIM_DETAILS_CLAIM_ATTRIBUTE_PROPERTIES_PIVOT_VW</w:t>
+              <w:t xml:space="preserve">      from RAW.MAXIMUS_TRAVEL.NONHLTH_TRV_CLM_VW_DATA_CLAIM_DETAILS_CLAIM_ATTRIBUTE_PROPERTIES_PIVOT_VW</w:t>
               <w:br/>
               <w:t xml:space="preserve">    union all</w:t>
               <w:br/>
-              <w:t xml:space="preserve">    -- via hubfeed_mtv2_party &lt;- stg2_mtv2__clm_clmd_clmpay</w:t>
+              <w:t xml:space="preserve">    -- via hubfeed_mt_party &lt;- stg2_mt__clm_clmd_clmpay</w:t>
               <w:br/>
               <w:t xml:space="preserve">    select 'NONHLTH_TRV_CLM_VW_DATA_CLAIM_DETAILS_CLAIM_PAYMENT.PAYMENTPARTYCODE (PARTY_HKEY__CLAIM_PAYEE)' as src_branch,</w:t>
               <w:br/>
               <w:t xml:space="preserve">           MD5_BINARY(NULLIF(UPPER(TRIM(CAST('HUB_PARTY|' || (nullif(trim(case when coalesce(nullif(trim(nullif(trim(to_varchar("PAYMENTPARTYCODE")), '')),'')) is not null then nullif(trim(nullif(trim(to_varchar("PAYMENTPARTYCODE")), '')), '') end),'')) AS VARCHAR))), '')) as hkey</w:t>
               <w:br/>
-              <w:t xml:space="preserve">      from RAW.MAXIMUS_TRAVEL_V2.NONHLTH_TRV_CLM_VW_DATA_CLAIM_DETAILS_CLAIM_PAYMENT</w:t>
+              <w:t xml:space="preserve">      from RAW.MAXIMUS_TRAVEL.NONHLTH_TRV_CLM_VW_DATA_CLAIM_DETAILS_CLAIM_PAYMENT</w:t>
               <w:br/>
               <w:t xml:space="preserve">    union all</w:t>
               <w:br/>
-              <w:t xml:space="preserve">    -- via hubfeed_mtv2_party &lt;- stg2_mtv2__clm_clmd_clmpty</w:t>
+              <w:t xml:space="preserve">    -- via hubfeed_mt_party &lt;- stg2_mt__clm_clmd_clmpty</w:t>
               <w:br/>
               <w:t xml:space="preserve">    select 'NONHLTH_TRV_CLM_VW_DATA_CLAIM_DETAILS_CLAIM_PARTY.PARTYCODE (PARTY_HKEY)' as src_branch,</w:t>
               <w:br/>
               <w:t xml:space="preserve">           MD5_BINARY(NULLIF(UPPER(TRIM(CAST('HUB_PARTY|' || (nullif(trim(case when coalesce(nullif(trim(nullif(trim(to_varchar("PARTYCODE")), '')),'')) is not null then nullif(trim(nullif(trim(to_varchar("PARTYCODE")), '')), '') end),'')) AS VARCHAR))), '')) as hkey</w:t>
               <w:br/>
-              <w:t xml:space="preserve">      from RAW.MAXIMUS_TRAVEL_V2.NONHLTH_TRV_CLM_VW_DATA_CLAIM_DETAILS_CLAIM_PARTY</w:t>
+              <w:t xml:space="preserve">      from RAW.MAXIMUS_TRAVEL.NONHLTH_TRV_CLM_VW_DATA_CLAIM_DETAILS_CLAIM_PARTY</w:t>
               <w:br/>
               <w:t xml:space="preserve">    union all</w:t>
               <w:br/>
-              <w:t xml:space="preserve">    -- via hubfeed_mtv2_party &lt;- stg2_mtv2__clm_clmd_clmrsk_party</w:t>
+              <w:t xml:space="preserve">    -- via hubfeed_mt_party &lt;- stg2_mt__clm_clmd_clmrsk_party</w:t>
               <w:br/>
               <w:t xml:space="preserve">    select 'NONHLTH_TRV_CLM_VW_DATA_CLAIM_DETAILS_CLAIM_RISK_PARTY.PARTYCODE (PARTY_HKEY)' as src_branch,</w:t>
               <w:br/>
               <w:t xml:space="preserve">           MD5_BINARY(NULLIF(UPPER(TRIM(CAST('HUB_PARTY|' || (nullif(trim(case when coalesce(nullif(trim(nullif(trim(to_varchar("PARTYCODE")), '')),'')) is not null then nullif(trim(nullif(trim(to_varchar("PARTYCODE")), '')), '') end),'')) AS VARCHAR))), '')) as hkey</w:t>
               <w:br/>
-              <w:t xml:space="preserve">      from RAW.MAXIMUS_TRAVEL_V2.NONHLTH_TRV_CLM_VW_DATA_CLAIM_DETAILS_CLAIM_RISK_PARTY</w:t>
+              <w:t xml:space="preserve">      from RAW.MAXIMUS_TRAVEL.NONHLTH_TRV_CLM_VW_DATA_CLAIM_DETAILS_CLAIM_RISK_PARTY</w:t>
               <w:br/>
               <w:t xml:space="preserve">    union all</w:t>
               <w:br/>
-              <w:t xml:space="preserve">    -- via hubfeed_mtv2_party &lt;- stg2_mtv2__clm_clmd_clmrsk_rska_msp_msd_prop_pv</w:t>
+              <w:t xml:space="preserve">    -- via hubfeed_mt_party &lt;- stg2_mt__clm_clmd_clmrsk_rska_msp_msd_prop_pv</w:t>
               <w:br/>
               <w:t xml:space="preserve">    select 'NONHLTH_TRV_CLM_VW_DATA_CLAIM_DETAILS_CLAIM_RISK_RISK_ATTRIBUTE_MULTI_SET_PROPERTY_MULTI_SET_DETAIL_PROPERTY_PIVOT_VW.CLAIMANT_PARTY_CODE (PARTY_HKEY__CLAIMANT)' as src_branch,</w:t>
               <w:br/>
               <w:t xml:space="preserve">           MD5_BINARY(NULLIF(UPPER(TRIM(CAST('HUB_PARTY|' || (nullif(trim(case when coalesce(nullif(trim(nullif(trim(to_varchar("CLAIMANT_PARTY_CODE")), '')),'')) is not null then nullif(trim(nullif(trim(to_varchar("CLAIMANT_PARTY_CODE")), '')), '') end),'')) AS VARCHAR))), '')) as hkey</w:t>
               <w:br/>
-              <w:t xml:space="preserve">      from RAW.MAXIMUS_TRAVEL_V2.NONHLTH_TRV_CLM_VW_DATA_CLAIM_DETAILS_CLAIM_RISK_RISK_ATTRIBUTE_MULTI_SET_PROPERTY_MULTI_SET_DETAIL_PROPERTY_PIVOT_VW</w:t>
+              <w:t xml:space="preserve">      from RAW.MAXIMUS_TRAVEL.NONHLTH_TRV_CLM_VW_DATA_CLAIM_DETAILS_CLAIM_RISK_RISK_ATTRIBUTE_MULTI_SET_PROPERTY_MULTI_SET_DETAIL_PROPERTY_PIVOT_VW</w:t>
               <w:br/>
               <w:t xml:space="preserve">    union all</w:t>
               <w:br/>
-              <w:t xml:space="preserve">    -- via hubfeed_mtv2_party &lt;- stg2_mtv2__clm_clmd_clmrsk_rska_msp_msd_prop_pv</w:t>
+              <w:t xml:space="preserve">    -- via hubfeed_mt_party &lt;- stg2_mt__clm_clmd_clmrsk_rska_msp_msd_prop_pv</w:t>
               <w:br/>
               <w:t xml:space="preserve">    select 'NONHLTH_TRV_CLM_VW_DATA_CLAIM_DETAILS_CLAIM_RISK_RISK_ATTRIBUTE_MULTI_SET_PROPERTY_MULTI_SET_DETAIL_PROPERTY_PIVOT_VW.PARTY_NAME_CODE (PARTY_HKEY__EXPENSE_LINE_PARTY)' as src_branch,</w:t>
               <w:br/>
               <w:t xml:space="preserve">           MD5_BINARY(NULLIF(UPPER(TRIM(CAST('HUB_PARTY|' || (nullif(trim(case when coalesce(nullif(trim(nullif(trim(to_varchar("PARTY_NAME_CODE")), '')),'')) is not null then nullif(trim(nullif(trim(to_varchar("PARTY_NAME_CODE")), '')), '') end),'')) AS VARCHAR))), '')) as hkey</w:t>
               <w:br/>
-              <w:t xml:space="preserve">      from RAW.MAXIMUS_TRAVEL_V2.NONHLTH_TRV_CLM_VW_DATA_CLAIM_DETAILS_CLAIM_RISK_RISK_ATTRIBUTE_MULTI_SET_PROPERTY_MULTI_SET_DETAIL_PROPERTY_PIVOT_VW</w:t>
+              <w:t xml:space="preserve">      from RAW.MAXIMUS_TRAVEL.NONHLTH_TRV_CLM_VW_DATA_CLAIM_DETAILS_CLAIM_RISK_RISK_ATTRIBUTE_MULTI_SET_PROPERTY_MULTI_SET_DETAIL_PROPERTY_PIVOT_VW</w:t>
               <w:br/>
               <w:t xml:space="preserve">    union all</w:t>
               <w:br/>
-              <w:t xml:space="preserve">    -- via hubfeed_mtv2_party &lt;- stg2_mtv2__clm_clmd_clmrsk_rska_msp_msd_prop_pv</w:t>
+              <w:t xml:space="preserve">    -- via hubfeed_mt_party &lt;- stg2_mt__clm_clmd_clmrsk_rska_msp_msd_prop_pv</w:t>
               <w:br/>
               <w:t xml:space="preserve">    select 'NONHLTH_TRV_CLM_VW_DATA_CLAIM_DETAILS_CLAIM_RISK_RISK_ATTRIBUTE_MULTI_SET_PROPERTY_MULTI_SET_DETAIL_PROPERTY_PIVOT_VW.EXPENSE_PAYEE_PARTY_CODE (PARTY_HKEY__EXPENSE_PAYEE)' as src_branch,</w:t>
               <w:br/>
               <w:t xml:space="preserve">           MD5_BINARY(NULLIF(UPPER(TRIM(CAST('HUB_PARTY|' || (nullif(trim(case when coalesce(nullif(trim(nullif(trim(to_varchar("EXPENSE_PAYEE_PARTY_CODE")), '')),'')) is not null then nullif(trim(nullif(trim(to_varchar("EXPENSE_PAYEE_PARTY_CODE")), '')), '') end),'')) AS VARCHAR))), '')) as hkey</w:t>
               <w:br/>
-              <w:t xml:space="preserve">      from RAW.MAXIMUS_TRAVEL_V2.NONHLTH_TRV_CLM_VW_DATA_CLAIM_DETAILS_CLAIM_RISK_RISK_ATTRIBUTE_MULTI_SET_PROPERTY_MULTI_SET_DETAIL_PROPERTY_PIVOT_VW</w:t>
+              <w:t xml:space="preserve">      from RAW.MAXIMUS_TRAVEL.NONHLTH_TRV_CLM_VW_DATA_CLAIM_DETAILS_CLAIM_RISK_RISK_ATTRIBUTE_MULTI_SET_PROPERTY_MULTI_SET_DETAIL_PROPERTY_PIVOT_VW</w:t>
               <w:br/>
               <w:t xml:space="preserve">    union all</w:t>
               <w:br/>
-              <w:t xml:space="preserve">    -- via hubfeed_mtv2_party &lt;- stg2_mtv2__clm_clmd_clmrsk_rska_msp_msd_prop_pv</w:t>
+              <w:t xml:space="preserve">    -- via hubfeed_mt_party &lt;- stg2_mt__clm_clmd_clmrsk_rska_msp_msd_prop_pv</w:t>
               <w:br/>
               <w:t xml:space="preserve">    select 'NONHLTH_TRV_CLM_VW_DATA_CLAIM_DETAILS_CLAIM_RISK_RISK_ATTRIBUTE_MULTI_SET_PROPERTY_MULTI_SET_DETAIL_PROPERTY_PIVOT_VW.PAYEE_CODE (PARTY_HKEY__PAYEE)' as src_branch,</w:t>
               <w:br/>
               <w:t xml:space="preserve">           MD5_BINARY(NULLIF(UPPER(TRIM(CAST('HUB_PARTY|' || (nullif(trim(case when coalesce(nullif(trim(nullif(trim(to_varchar("PAYEE_CODE")), '')),'')) is not null then nullif(trim(nullif(trim(to_varchar("PAYEE_CODE")), '')), '') end),'')) AS VARCHAR))), '')) as hkey</w:t>
               <w:br/>
-              <w:t xml:space="preserve">      from RAW.MAXIMUS_TRAVEL_V2.NONHLTH_TRV_CLM_VW_DATA_CLAIM_DETAILS_CLAIM_RISK_RISK_ATTRIBUTE_MULTI_SET_PROPERTY_MULTI_SET_DETAIL_PROPERTY_PIVOT_VW</w:t>
+              <w:t xml:space="preserve">      from RAW.MAXIMUS_TRAVEL.NONHLTH_TRV_CLM_VW_DATA_CLAIM_DETAILS_CLAIM_RISK_RISK_ATTRIBUTE_MULTI_SET_PROPERTY_MULTI_SET_DETAIL_PROPERTY_PIVOT_VW</w:t>
               <w:br/>
               <w:t xml:space="preserve">    union all</w:t>
               <w:br/>
-              <w:t xml:space="preserve">    -- via hubfeed_mtv2_party &lt;- stg2_mtv2__clm_clmd_clmrsk_rska_msp_msd_prop_pv</w:t>
+              <w:t xml:space="preserve">    -- via hubfeed_mt_party &lt;- stg2_mt__clm_clmd_clmrsk_rska_msp_msd_prop_pv</w:t>
               <w:br/>
               <w:t xml:space="preserve">    select 'NONHLTH_TRV_CLM_VW_DATA_CLAIM_DETAILS_CLAIM_RISK_RISK_ATTRIBUTE_MULTI_SET_PROPERTY_MULTI_SET_DETAIL_PROPERTY_PIVOT_VW.TDS_CLAIMANT_PARTY_CODE (PARTY_HKEY__TDS_DEDUCTEE)' as src_branch,</w:t>
               <w:br/>
               <w:t xml:space="preserve">           MD5_BINARY(NULLIF(UPPER(TRIM(CAST('HUB_PARTY|' || (nullif(trim(case when coalesce(nullif(trim(nullif(trim(to_varchar("TDS_CLAIMANT_PARTY_CODE")), '')),'')) is not null then nullif(trim(nullif(trim(to_varchar("TDS_CLAIMANT_PARTY_CODE")), '')), '') end),'')) AS VARCHAR))), '')) as hkey</w:t>
               <w:br/>
-              <w:t xml:space="preserve">      from RAW.MAXIMUS_TRAVEL_V2.NONHLTH_TRV_CLM_VW_DATA_CLAIM_DETAILS_CLAIM_RISK_RISK_ATTRIBUTE_MULTI_SET_PROPERTY_MULTI_SET_DETAIL_PROPERTY_PIVOT_VW</w:t>
+              <w:t xml:space="preserve">      from RAW.MAXIMUS_TRAVEL.NONHLTH_TRV_CLM_VW_DATA_CLAIM_DETAILS_CLAIM_RISK_RISK_ATTRIBUTE_MULTI_SET_PROPERTY_MULTI_SET_DETAIL_PROPERTY_PIVOT_VW</w:t>
               <w:br/>
               <w:t xml:space="preserve">    union all</w:t>
               <w:br/>
-              <w:t xml:space="preserve">    -- via hubfeed_mtv2_party &lt;- stg2_mtv2__clm_clmd_clmrsk_rska_properties_pv</w:t>
+              <w:t xml:space="preserve">    -- via hubfeed_mt_party &lt;- stg2_mt__clm_clmd_clmrsk_rska_properties_pv</w:t>
               <w:br/>
               <w:t xml:space="preserve">    select 'NONHLTH_TRV_CLM_VW_DATA_CLAIM_DETAILS_CLAIM_RISK_RISK_ATTRIBUTE_PROPERTIES_PIVOT_VW.HOSPITAL_ID (PARTY_HKEY__TREATING_HOSPITAL_PROVIDER)' as src_branch,</w:t>
               <w:br/>
               <w:t xml:space="preserve">           MD5_BINARY(NULLIF(UPPER(TRIM(CAST('HUB_PARTY|' || (nullif(trim(case when coalesce(nullif(trim(nullif(trim(to_varchar("HOSPITAL_ID")), '')),'')) is not null then 'PROVIDER:' || nullif(trim(nullif(trim(to_varchar("HOSPITAL_ID")), '')), '') end),'')) AS VARCHAR))), '')) as hkey</w:t>
               <w:br/>
-              <w:t xml:space="preserve">      from RAW.MAXIMUS_TRAVEL_V2.NONHLTH_TRV_CLM_VW_DATA_CLAIM_DETAILS_CLAIM_RISK_RISK_ATTRIBUTE_PROPERTIES_PIVOT_VW</w:t>
+              <w:t xml:space="preserve">      from RAW.MAXIMUS_TRAVEL.NONHLTH_TRV_CLM_VW_DATA_CLAIM_DETAILS_CLAIM_RISK_RISK_ATTRIBUTE_PROPERTIES_PIVOT_VW</w:t>
               <w:br/>
               <w:t xml:space="preserve">    union all</w:t>
               <w:br/>
-              <w:t xml:space="preserve">    -- via hubfeed_mtv2_party &lt;- stg2_mtv2__uwr_pol</w:t>
+              <w:t xml:space="preserve">    -- via hubfeed_mt_party &lt;- stg2_mt__uwr_pol</w:t>
               <w:br/>
               <w:t xml:space="preserve">    select 'NONHLTH_TRV_UWR_VW_DATA_POLICY_DETAILS.AGENT_CODE (PARTY_HKEY__AGENT)' as src_branch,</w:t>
               <w:br/>
               <w:t xml:space="preserve">           MD5_BINARY(NULLIF(UPPER(TRIM(CAST('HUB_PARTY|' || (nullif(trim(case when coalesce(nullif(trim(nullif(trim(to_varchar("AGENT_CODE")), '')),'')) is not null then 'AGENT:' || nullif(trim(nullif(trim(to_varchar("AGENT_CODE")), '')), '') end),'')) AS VARCHAR))), '')) as hkey</w:t>
               <w:br/>
-              <w:t xml:space="preserve">      from RAW.MAXIMUS_TRAVEL_V2.NONHLTH_TRV_UWR_VW_DATA_POLICY_DETAILS</w:t>
+              <w:t xml:space="preserve">      from RAW.MAXIMUS_TRAVEL.NONHLTH_TRV_UWR_VW_DATA_POLICY_DETAILS</w:t>
               <w:br/>
               <w:t xml:space="preserve">    union all</w:t>
               <w:br/>
-              <w:t xml:space="preserve">    -- via hubfeed_mtv2_party &lt;- stg2_mtv2__uwr_pol</w:t>
+              <w:t xml:space="preserve">    -- via hubfeed_mt_party &lt;- stg2_mt__uwr_pol</w:t>
               <w:br/>
               <w:t xml:space="preserve">    select 'NONHLTH_TRV_UWR_VW_DATA_POLICY_DETAILS.POLICY_HOLDER_CODE (PARTY_HKEY__POLICYHOLDER)' as src_branch,</w:t>
               <w:br/>
               <w:t xml:space="preserve">           MD5_BINARY(NULLIF(UPPER(TRIM(CAST('HUB_PARTY|' || (nullif(trim(case when coalesce(nullif(trim(nullif(trim(to_varchar("POLICY_HOLDER_CODE")), '')),'')) is not null then nullif(trim(nullif(trim(to_varchar("POLICY_HOLDER_CODE")), '')), '') end),'')) AS VARCHAR))), '')) as hkey</w:t>
               <w:br/>
-              <w:t xml:space="preserve">      from RAW.MAXIMUS_TRAVEL_V2.NONHLTH_TRV_UWR_VW_DATA_POLICY_DETAILS</w:t>
+              <w:t xml:space="preserve">      from RAW.MAXIMUS_TRAVEL.NONHLTH_TRV_UWR_VW_DATA_POLICY_DETAILS</w:t>
               <w:br/>
               <w:t xml:space="preserve">    union all</w:t>
               <w:br/>
-              <w:t xml:space="preserve">    -- via hubfeed_mtv2_party &lt;- stg2_mtv2__uwr_pol_ins_mbr</w:t>
+              <w:t xml:space="preserve">    -- via hubfeed_mt_party &lt;- stg2_mt__uwr_pol_ins_mbr</w:t>
               <w:br/>
               <w:t xml:space="preserve">    select 'NONHLTH_TRV_UWR_VW_DATA_POLICY_DETAILS_INSURED_DETAILS_MEMBER_DETAILS.PARTY_CODE (PARTY_HKEY__INSURED_MEMBER)' as src_branch,</w:t>
               <w:br/>
               <w:t xml:space="preserve">           MD5_BINARY(NULLIF(UPPER(TRIM(CAST('HUB_PARTY|' || (nullif(trim(case when coalesce(nullif(trim(nullif(trim(to_varchar("PARTY_CODE")), '')),'')) is not null then nullif(trim(nullif(trim(to_varchar("PARTY_CODE")), '')), '') end),'')) AS VARCHAR))), '')) as hkey</w:t>
               <w:br/>
-              <w:t xml:space="preserve">      from RAW.MAXIMUS_TRAVEL_V2.NONHLTH_TRV_UWR_VW_DATA_POLICY_DETAILS_INSURED_DETAILS_MEMBER_DETAILS</w:t>
+              <w:t xml:space="preserve">      from RAW.MAXIMUS_TRAVEL.NONHLTH_TRV_UWR_VW_DATA_POLICY_DETAILS_INSURED_DETAILS_MEMBER_DETAILS</w:t>
               <w:br/>
               <w:t xml:space="preserve">    union all</w:t>
               <w:br/>
-              <w:t xml:space="preserve">    -- via hubfeed_mtv2_party &lt;- stg2_mtv2__uwr_pol_ins_mbr</w:t>
+              <w:t xml:space="preserve">    -- via hubfeed_mt_party &lt;- stg2_mt__uwr_pol_ins_mbr</w:t>
               <w:br/>
               <w:t xml:space="preserve">    select 'NONHLTH_TRV_UWR_VW_DATA_POLICY_DETAILS_INSURED_DETAILS_MEMBER_DETAILS.PARENT_PARTY_CODE (PARTY_HKEY__PARENT_PARTY)' as src_branch,</w:t>
               <w:br/>
               <w:t xml:space="preserve">           MD5_BINARY(NULLIF(UPPER(TRIM(CAST('HUB_PARTY|' || (nullif(trim(case when coalesce(nullif(trim(nullif(trim(to_varchar("PARENT_PARTY_CODE")), '')),'')) is not null then nullif(trim(nullif(trim(to_varchar("PARENT_PARTY_CODE")), '')), '') end),'')) AS VARCHAR))), '')) as hkey</w:t>
               <w:br/>
-              <w:t xml:space="preserve">      from RAW.MAXIMUS_TRAVEL_V2.NONHLTH_TRV_UWR_VW_DATA_POLICY_DETAILS_INSURED_DETAILS_MEMBER_DETAILS</w:t>
+              <w:t xml:space="preserve">      from RAW.MAXIMUS_TRAVEL.NONHLTH_TRV_UWR_VW_DATA_POLICY_DETAILS_INSURED_DETAILS_MEMBER_DETAILS</w:t>
               <w:br/>
               <w:t xml:space="preserve">    union all</w:t>
               <w:br/>
-              <w:t xml:space="preserve">    -- via hubfeed_mtv2_party &lt;- stg2_mtv2__uwr_pol_ins_mbr_pa_address_prop_pv</w:t>
+              <w:t xml:space="preserve">    -- via hubfeed_mt_party &lt;- stg2_mt__uwr_pol_ins_mbr_pa_address_prop_pv</w:t>
               <w:br/>
               <w:t xml:space="preserve">    select 'NONHLTH_TRV_UWR_VW_DATA_POLICY_DETAILS_INSURED_DETAILS_MEMBER_DETAILS_PARTY_ADDRESS_ADDRESS_PROPERTY_PIVOT_VW.[] (PARTY_HKEY__INSURED_MEMBER)' as src_branch,</w:t>
               <w:br/>
               <w:t xml:space="preserve">           MD5_BINARY(NULLIF(UPPER(TRIM(CAST('HUB_PARTY|' || (nullif(trim(case when coalesce(nullif(trim(w0_party_code),'')) is not null then nullif(trim(w0_party_code), '') end),'')) AS VARCHAR))), '')) as hkey</w:t>
               <w:br/>
-              <w:t xml:space="preserve">      from RAW.MAXIMUS_TRAVEL_V2.NONHLTH_TRV_UWR_VW_DATA_POLICY_DETAILS_INSURED_DETAILS_MEMBER_DETAILS_PARTY_ADDRESS_ADDRESS_PROPERTY_PIVOT_VW</w:t>
+              <w:t xml:space="preserve">      from RAW.MAXIMUS_TRAVEL.NONHLTH_TRV_UWR_VW_DATA_POLICY_DETAILS_INSURED_DETAILS_MEMBER_DETAILS_PARTY_ADDRESS_ADDRESS_PROPERTY_PIVOT_VW</w:t>
               <w:br/>
               <w:t xml:space="preserve">    union all</w:t>
               <w:br/>
-              <w:t xml:space="preserve">    -- via hubfeed_mtv2_party &lt;- stg2_mtv2__uwr_pol_ins_mbr_pp_msp_msd_prop_pv</w:t>
+              <w:t xml:space="preserve">    -- via hubfeed_mt_party &lt;- stg2_mt__uwr_pol_ins_mbr_pp_msp_msd_prop_pv</w:t>
               <w:br/>
               <w:t xml:space="preserve">    select 'NONHLTH_TRV_UWR_VW_DATA_POLICY_DETAILS_INSURED_DETAILS_MEMBER_DETAILS_PARTY_PROPERTY_MULTI_SET_PROPERTY_MULTI_SET_DETAIL_PROPERTY_PIVOT_VW.[] (PARTY_HKEY__INSURED_MEMBER)' as src_branch,</w:t>
               <w:br/>
               <w:t xml:space="preserve">           MD5_BINARY(NULLIF(UPPER(TRIM(CAST('HUB_PARTY|' || (nullif(trim(case when coalesce(nullif(trim(w0_party_code),'')) is not null then nullif(trim(w0_party_code), '') end),'')) AS VARCHAR))), '')) as hkey</w:t>
               <w:br/>
-              <w:t xml:space="preserve">      from RAW.MAXIMUS_TRAVEL_V2.NONHLTH_TRV_UWR_VW_DATA_POLICY_DETAILS_INSURED_DETAILS_MEMBER_DETAILS_PARTY_PROPERTY_MULTI_SET_PROPERTY_MULTI_SET_DETAIL_PROPERTY_PIVOT_VW</w:t>
+              <w:t xml:space="preserve">      from RAW.MAXIMUS_TRAVEL.NONHLTH_TRV_UWR_VW_DATA_POLICY_DETAILS_INSURED_DETAILS_MEMBER_DETAILS_PARTY_PROPERTY_MULTI_SET_PROPERTY_MULTI_SET_DETAIL_PROPERTY_PIVOT_VW</w:t>
               <w:br/>
               <w:t xml:space="preserve">    union all</w:t>
               <w:br/>
-              <w:t xml:space="preserve">    -- via hubfeed_mtv2_party &lt;- stg2_mtv2__uwr_pol_ins_mbr_pp_sp_pv</w:t>
+              <w:t xml:space="preserve">    -- via hubfeed_mt_party &lt;- stg2_mt__uwr_pol_ins_mbr_pp_sp_pv</w:t>
               <w:br/>
               <w:t xml:space="preserve">    select 'NONHLTH_TRV_UWR_VW_DATA_POLICY_DETAILS_INSURED_DETAILS_MEMBER_DETAILS_PARTY_PROPERTY_SIMPLE_PROPERTY_PIVOT_VW.[] (PARTY_HKEY__INSURED_MEMBER)' as src_branch,</w:t>
               <w:br/>
               <w:t xml:space="preserve">           MD5_BINARY(NULLIF(UPPER(TRIM(CAST('HUB_PARTY|' || (nullif(trim(case when coalesce(nullif(trim(w0_party_code),'')) is not null then nullif(trim(w0_party_code), '') end),'')) AS VARCHAR))), '')) as hkey</w:t>
               <w:br/>
-              <w:t xml:space="preserve">      from RAW.MAXIMUS_TRAVEL_V2.NONHLTH_TRV_UWR_VW_DATA_POLICY_DETAILS_INSURED_DETAILS_MEMBER_DETAILS_PARTY_PROPERTY_SIMPLE_PROPERTY_PIVOT_VW</w:t>
+              <w:t xml:space="preserve">      from RAW.MAXIMUS_TRAVEL.NONHLTH_TRV_UWR_VW_DATA_POLICY_DETAILS_INSURED_DETAILS_MEMBER_DETAILS_PARTY_PROPERTY_SIMPLE_PROPERTY_PIVOT_VW</w:t>
               <w:br/>
               <w:t xml:space="preserve">    union all</w:t>
               <w:br/>
-              <w:t xml:space="preserve">    -- via hubfeed_mtv2_party &lt;- stg2_mtv2__uwr_pol_ins_mbr_pp_sp_pv</w:t>
+              <w:t xml:space="preserve">    -- via hubfeed_mt_party &lt;- stg2_mt__uwr_pol_ins_mbr_pp_sp_pv</w:t>
               <w:br/>
               <w:t xml:space="preserve">    select 'NONHLTH_TRV_UWR_VW_DATA_POLICY_DETAILS_INSURED_DETAILS_MEMBER_DETAILS_PARTY_PROPERTY_SIMPLE_PROPERTY_PIVOT_VW.PARENT_PARTY_CODE (PARTY_HKEY__PARENT_PARTY)' as src_branch,</w:t>
               <w:br/>
               <w:t xml:space="preserve">           MD5_BINARY(NULLIF(UPPER(TRIM(CAST('HUB_PARTY|' || (nullif(trim(case when coalesce(nullif(trim(nullif(trim(to_varchar("PARENT_PARTY_CODE")), '')),'')) is not null then nullif(trim(nullif(trim(to_varchar("PARENT_PARTY_CODE")), '')), '') end),'')) AS VARCHAR))), '')) as hkey</w:t>
               <w:br/>
-              <w:t xml:space="preserve">      from RAW.MAXIMUS_TRAVEL_V2.NONHLTH_TRV_UWR_VW_DATA_POLICY_DETAILS_INSURED_DETAILS_MEMBER_DETAILS_PARTY_PROPERTY_SIMPLE_PROPERTY_PIVOT_VW</w:t>
+              <w:t xml:space="preserve">      from RAW.MAXIMUS_TRAVEL.NONHLTH_TRV_UWR_VW_DATA_POLICY_DETAILS_INSURED_DETAILS_MEMBER_DETAILS_PARTY_PROPERTY_SIMPLE_PROPERTY_PIVOT_VW</w:t>
               <w:br/>
               <w:t xml:space="preserve">    union all</w:t>
               <w:br/>
-              <w:t xml:space="preserve">    -- via hubfeed_mtv2_party &lt;- stg2_mtv2__uwr_pol_ins_rskp_msp_msd_prop_pv</w:t>
+              <w:t xml:space="preserve">    -- via hubfeed_mt_party &lt;- stg2_mt__uwr_pol_ins_rskp_msp_msd_prop_pv</w:t>
               <w:br/>
               <w:t xml:space="preserve">    select 'NONHLTH_TRV_UWR_VW_DATA_POLICY_DETAILS_INSURED_DETAILS_RISK_PROPERTY_MULTI_SET_PROPERTY_MULTI_SET_DETAIL_PROPERTY_PIVOT_VW.NOMINEE_NAME (PARTY_HKEY__NOMINEE)' as src_branch,</w:t>
               <w:br/>
               <w:t xml:space="preserve">           MD5_BINARY(NULLIF(UPPER(TRIM(CAST('HUB_PARTY|' || (nullif(trim(case when coalesce(nullif(trim(nullif(trim(to_varchar("NOMINEE_NAME")), '')),'')) is not null then 'NOMINEE:' || md5(upper(trim(nullif(trim(nullif(trim(to_varchar("NOMINEE_NAME")), '')), '')))) end),'')) AS VARCHAR))), '')) as hkey</w:t>
               <w:br/>
-              <w:t xml:space="preserve">      from RAW.MAXIMUS_TRAVEL_V2.NONHLTH_TRV_UWR_VW_DATA_POLICY_DETAILS_INSURED_DETAILS_RISK_PROPERTY_MULTI_SET_PROPERTY_MULTI_SET_DETAIL_PROPERTY_PIVOT_VW</w:t>
+              <w:t xml:space="preserve">      from RAW.MAXIMUS_TRAVEL.NONHLTH_TRV_UWR_VW_DATA_POLICY_DETAILS_INSURED_DETAILS_RISK_PROPERTY_MULTI_SET_PROPERTY_MULTI_SET_DETAIL_PROPERTY_PIVOT_VW</w:t>
               <w:br/>
               <w:t xml:space="preserve">    union all</w:t>
               <w:br/>
-              <w:t xml:space="preserve">    -- via hubfeed_mtv2_party &lt;- stg2_mtv2__uwr_pol_ins_rskp_sp_pv</w:t>
+              <w:t xml:space="preserve">    -- via hubfeed_mt_party &lt;- stg2_mt__uwr_pol_ins_rskp_sp_pv</w:t>
               <w:br/>
               <w:t xml:space="preserve">    select 'NONHLTH_TRV_UWR_VW_DATA_POLICY_DETAILS_INSURED_DETAILS_RISK_PROPERTY_SIMPLE_PROPERTY_PIVOT_VW.[] (PARTY_HKEY__POLICYHOLDER)' as src_branch,</w:t>
               <w:br/>
               <w:t xml:space="preserve">           MD5_BINARY(NULLIF(UPPER(TRIM(CAST('HUB_PARTY|' || (nullif(trim(case when coalesce(nullif(trim(w2_policy_holder_code),'')) is not null then nullif(trim(w2_policy_holder_code), '') end),'')) AS VARCHAR))), '')) as hkey</w:t>
               <w:br/>
-              <w:t xml:space="preserve">      from RAW.MAXIMUS_TRAVEL_V2.NONHLTH_TRV_UWR_VW_DATA_POLICY_DETAILS_INSURED_DETAILS_RISK_PROPERTY_SIMPLE_PROPERTY_PIVOT_VW</w:t>
+              <w:t xml:space="preserve">      from RAW.MAXIMUS_TRAVEL.NONHLTH_TRV_UWR_VW_DATA_POLICY_DETAILS_INSURED_DETAILS_RISK_PROPERTY_SIMPLE_PROPERTY_PIVOT_VW</w:t>
               <w:br/>
               <w:t xml:space="preserve">    union all</w:t>
               <w:br/>
-              <w:t xml:space="preserve">    -- via hubfeed_mtv2_party &lt;- stg2_mtv2__uwr_pol_policy_relation</w:t>
+              <w:t xml:space="preserve">    -- via hubfeed_mt_party &lt;- stg2_mt__uwr_pol_policy_relation</w:t>
               <w:br/>
               <w:t xml:space="preserve">    select 'NONHLTH_TRV_UWR_VW_DATA_POLICY_DETAILS_POLICY_RELATION.PARTY_CODE (PARTY_HKEY)' as src_branch,</w:t>
               <w:br/>
               <w:t xml:space="preserve">           MD5_BINARY(NULLIF(UPPER(TRIM(CAST('HUB_PARTY|' || (nullif(trim(case when coalesce(nullif(trim(nullif(trim(to_varchar("PARTY_CODE")), '')),'')) is not null then nullif(trim(nullif(trim(to_varchar("PARTY_CODE")), '')), '') end),'')) AS VARCHAR))), '')) as hkey</w:t>
               <w:br/>
-              <w:t xml:space="preserve">      from RAW.MAXIMUS_TRAVEL_V2.NONHLTH_TRV_UWR_VW_DATA_POLICY_DETAILS_POLICY_RELATION</w:t>
+              <w:t xml:space="preserve">      from RAW.MAXIMUS_TRAVEL.NONHLTH_TRV_UWR_VW_DATA_POLICY_DETAILS_POLICY_RELATION</w:t>
               <w:br/>
               <w:t xml:space="preserve">    union all</w:t>
               <w:br/>
-              <w:t xml:space="preserve">    -- via hubfeed_mtv2_party &lt;- stg2_mtv2__uwr_pol_polp_sp_pv</w:t>
+              <w:t xml:space="preserve">    -- via hubfeed_mt_party &lt;- stg2_mt__uwr_pol_polp_sp_pv</w:t>
               <w:br/>
               <w:t xml:space="preserve">    select 'NONHLTH_TRV_UWR_VW_DATA_POLICY_DETAILS_POLICY_PROPERTY_SIMPLE_PROPERTY_PIVOT_VW.[] (PARTY_HKEY__POLICYHOLDER)' as src_branch,</w:t>
               <w:br/>
               <w:t xml:space="preserve">           MD5_BINARY(NULLIF(UPPER(TRIM(CAST('HUB_PARTY|' || (nullif(trim(case when coalesce(nullif(trim(w3_policy_holder_code),'')) is not null then nullif(trim(w3_policy_holder_code), '') end),'')) AS VARCHAR))), '')) as hkey</w:t>
               <w:br/>
-              <w:t xml:space="preserve">      from RAW.MAXIMUS_TRAVEL_V2.NONHLTH_TRV_UWR_VW_DATA_POLICY_DETAILS_POLICY_PROPERTY_SIMPLE_PROPERTY_PIVOT_VW</w:t>
+              <w:t xml:space="preserve">      from RAW.MAXIMUS_TRAVEL.NONHLTH_TRV_UWR_VW_DATA_POLICY_DETAILS_POLICY_PROPERTY_SIMPLE_PROPERTY_PIVOT_VW</w:t>
               <w:br/>
               <w:t xml:space="preserve">    union all</w:t>
               <w:br/>
-              <w:t xml:space="preserve">    -- via hubfeed_mtv2_party &lt;- stg2_mtv2__uwr_pol_polp_sp_pv</w:t>
+              <w:t xml:space="preserve">    -- via hubfeed_mt_party &lt;- stg2_mt__uwr_pol_polp_sp_pv</w:t>
               <w:br/>
               <w:t xml:space="preserve">    select 'NONHLTH_TRV_UWR_VW_DATA_POLICY_DETAILS_POLICY_PROPERTY_SIMPLE_PROPERTY_PIVOT_VW.BAGIC_RM_ECODE (PARTY_HKEY__RELATIONSHIP_MANAGER)' as src_branch,</w:t>
               <w:br/>
               <w:t xml:space="preserve">           MD5_BINARY(NULLIF(UPPER(TRIM(CAST('HUB_PARTY|' || (nullif(trim(case when coalesce(nullif(trim(nullif(trim(to_varchar("BAGIC_RM_ECODE")), '')),'')) is not null then 'EMP:' || nullif(trim(nullif(trim(to_varchar("BAGIC_RM_ECODE")), '')), '') end),'')) AS VARCHAR))), '')) as hkey</w:t>
               <w:br/>
-              <w:t xml:space="preserve">      from RAW.MAXIMUS_TRAVEL_V2.NONHLTH_TRV_UWR_VW_DATA_POLICY_DETAILS_POLICY_PROPERTY_SIMPLE_PROPERTY_PIVOT_VW</w:t>
+              <w:t xml:space="preserve">      from RAW.MAXIMUS_TRAVEL.NONHLTH_TRV_UWR_VW_DATA_POLICY_DETAILS_POLICY_PROPERTY_SIMPLE_PROPERTY_PIVOT_VW</w:t>
               <w:br/>
               <w:t xml:space="preserve">    union all</w:t>
               <w:br/>
-              <w:t xml:space="preserve">    -- via hubfeed_mtv2_party &lt;- stg2_mtv2__uwr_pol_prp</w:t>
+              <w:t xml:space="preserve">    -- via hubfeed_mt_party &lt;- stg2_mt__uwr_pol_prp</w:t>
               <w:br/>
               <w:t xml:space="preserve">    select 'NONHLTH_TRV_UWR_VW_DATA_POLICY_DETAILS_PROPOSER_DETAILS.PARENT_PARTY_CODE (PARTY_HKEY__PARENT_PARTY)' as src_branch,</w:t>
               <w:br/>
               <w:t xml:space="preserve">           MD5_BINARY(NULLIF(UPPER(TRIM(CAST('HUB_PARTY|' || (nullif(trim(case when coalesce(nullif(trim(nullif(trim(to_varchar("PARENT_PARTY_CODE")), '')),'')) is not null then nullif(trim(nullif(trim(to_varchar("PARENT_PARTY_CODE")), '')), '') end),'')) AS VARCHAR))), '')) as hkey</w:t>
               <w:br/>
-              <w:t xml:space="preserve">      from RAW.MAXIMUS_TRAVEL_V2.NONHLTH_TRV_UWR_VW_DATA_POLICY_DETAILS_PROPOSER_DETAILS</w:t>
+              <w:t xml:space="preserve">      from RAW.MAXIMUS_TRAVEL.NONHLTH_TRV_UWR_VW_DATA_POLICY_DETAILS_PROPOSER_DETAILS</w:t>
               <w:br/>
               <w:t xml:space="preserve">    union all</w:t>
               <w:br/>
-              <w:t xml:space="preserve">    -- via hubfeed_mtv2_party &lt;- stg2_mtv2__uwr_pol_prp</w:t>
+              <w:t xml:space="preserve">    -- via hubfeed_mt_party &lt;- stg2_mt__uwr_pol_prp</w:t>
               <w:br/>
               <w:t xml:space="preserve">    select 'NONHLTH_TRV_UWR_VW_DATA_POLICY_DETAILS_PROPOSER_DETAILS.PARTY_CODE (PARTY_HKEY__PROPOSER)' as src_branch,</w:t>
               <w:br/>
               <w:t xml:space="preserve">           MD5_BINARY(NULLIF(UPPER(TRIM(CAST('HUB_PARTY|' || (nullif(trim(case when coalesce(nullif(trim(nullif(trim(to_varchar("PARTY_CODE")), '')),'')) is not null then nullif(trim(nullif(trim(to_varchar("PARTY_CODE")), '')), '') end),'')) AS VARCHAR))), '')) as hkey</w:t>
               <w:br/>
-              <w:t xml:space="preserve">      from RAW.MAXIMUS_TRAVEL_V2.NONHLTH_TRV_UWR_VW_DATA_POLICY_DETAILS_PROPOSER_DETAILS</w:t>
+              <w:t xml:space="preserve">      from RAW.MAXIMUS_TRAVEL.NONHLTH_TRV_UWR_VW_DATA_POLICY_DETAILS_PROPOSER_DETAILS</w:t>
               <w:br/>
               <w:t xml:space="preserve">    union all</w:t>
               <w:br/>
-              <w:t xml:space="preserve">    -- via hubfeed_mtv2_party &lt;- stg2_mtv2__uwr_pol_prp_pa_address_prop_pv</w:t>
+              <w:t xml:space="preserve">    -- via hubfeed_mt_party &lt;- stg2_mt__uwr_pol_prp_pa_address_prop_pv</w:t>
               <w:br/>
               <w:t xml:space="preserve">    select 'NONHLTH_TRV_UWR_VW_DATA_POLICY_DETAILS_PROPOSER_DETAILS_PARTY_ADDRESS_ADDRESS_PROPERTY_PIVOT_VW.[] (PARTY_HKEY__PROPOSER)' as src_branch,</w:t>
               <w:br/>
               <w:t xml:space="preserve">           MD5_BINARY(NULLIF(UPPER(TRIM(CAST('HUB_PARTY|' || (nullif(trim(case when coalesce(nullif(trim(w0_party_code),'')) is not null then nullif(trim(w0_party_code), '') end),'')) AS VARCHAR))), '')) as hkey</w:t>
               <w:br/>
-              <w:t xml:space="preserve">      from RAW.MAXIMUS_TRAVEL_V2.NONHLTH_TRV_UWR_VW_DATA_POLICY_DETAILS_PROPOSER_DETAILS_PARTY_ADDRESS_ADDRESS_PROPERTY_PIVOT_VW</w:t>
+              <w:t xml:space="preserve">      from RAW.MAXIMUS_TRAVEL.NONHLTH_TRV_UWR_VW_DATA_POLICY_DETAILS_PROPOSER_DETAILS_PARTY_ADDRESS_ADDRESS_PROPERTY_PIVOT_VW</w:t>
               <w:br/>
               <w:t xml:space="preserve">    union all</w:t>
               <w:br/>
-              <w:t xml:space="preserve">    -- via hubfeed_mtv2_party &lt;- stg2_mtv2__uwr_pol_prp_pp_msp_msd_prop_pv</w:t>
+              <w:t xml:space="preserve">    -- via hubfeed_mt_party &lt;- stg2_mt__uwr_pol_prp_pp_msp_msd_prop_pv</w:t>
               <w:br/>
               <w:t xml:space="preserve">    select 'NONHLTH_TRV_UWR_VW_DATA_POLICY_DETAILS_PROPOSER_DETAILS_PARTY_PROPERTY_MULTI_SET_PROPERTY_MULTI_SET_DETAIL_PROPERTY_PIVOT_VW.[] (PARTY_HKEY__PROPOSER)' as src_branch,</w:t>
               <w:br/>
               <w:t xml:space="preserve">           MD5_BINARY(NULLIF(UPPER(TRIM(CAST('HUB_PARTY|' || (nullif(trim(case when coalesce(nullif(trim(w0_party_code),'')) is not null then nullif(trim(w0_party_code), '') end),'')) AS VARCHAR))), '')) as hkey</w:t>
               <w:br/>
-              <w:t xml:space="preserve">      from RAW.MAXIMUS_TRAVEL_V2.NONHLTH_TRV_UWR_VW_DATA_POLICY_DETAILS_PROPOSER_DETAILS_PARTY_PROPERTY_MULTI_SET_PROPERTY_MULTI_SET_DETAIL_PROPERTY_PIVOT_VW</w:t>
+              <w:t xml:space="preserve">      from RAW.MAXIMUS_TRAVEL.NONHLTH_TRV_UWR_VW_DATA_POLICY_DETAILS_PROPOSER_DETAILS_PARTY_PROPERTY_MULTI_SET_PROPERTY_MULTI_SET_DETAIL_PROPERTY_PIVOT_VW</w:t>
               <w:br/>
               <w:t xml:space="preserve">    union all</w:t>
               <w:br/>
-              <w:t xml:space="preserve">    -- via hubfeed_mtv2_party &lt;- stg2_mtv2__uwr_pol_prp_pp_sp_pv</w:t>
+              <w:t xml:space="preserve">    -- via hubfeed_mt_party &lt;- stg2_mt__uwr_pol_prp_pp_sp_pv</w:t>
               <w:br/>
               <w:t xml:space="preserve">    select 'NONHLTH_TRV_UWR_VW_DATA_POLICY_DETAILS_PROPOSER_DETAILS_PARTY_PROPERTY_SIMPLE_PROPERTY_PIVOT_VW.BAGIC_EMPLOYEE_CODE (PARTY_HKEY__BAGIC_EMPLOYEE)' as src_branch,</w:t>
               <w:br/>
               <w:t xml:space="preserve">           MD5_BINARY(NULLIF(UPPER(TRIM(CAST('HUB_PARTY|' || (nullif(trim(case when coalesce(nullif(trim(nullif(trim(to_varchar("BAGIC_EMPLOYEE_CODE")), '')),'')) is not null then 'EMP:' || nullif(trim(nullif(trim(to_varchar("BAGIC_EMPLOYEE_CODE")), '')), '') end),'')) AS VARCHAR))), '')) as hkey</w:t>
               <w:br/>
-              <w:t xml:space="preserve">      from RAW.MAXIMUS_TRAVEL_V2.NONHLTH_TRV_UWR_VW_DATA_POLICY_DETAILS_PROPOSER_DETAILS_PARTY_PROPERTY_SIMPLE_PROPERTY_PIVOT_VW</w:t>
+              <w:t xml:space="preserve">      from RAW.MAXIMUS_TRAVEL.NONHLTH_TRV_UWR_VW_DATA_POLICY_DETAILS_PROPOSER_DETAILS_PARTY_PROPERTY_SIMPLE_PROPERTY_PIVOT_VW</w:t>
               <w:br/>
               <w:t xml:space="preserve">    union all</w:t>
               <w:br/>
-              <w:t xml:space="preserve">    -- via hubfeed_mtv2_party &lt;- stg2_mtv2__uwr_pol_prp_pp_sp_pv</w:t>
+              <w:t xml:space="preserve">    -- via hubfeed_mt_party &lt;- stg2_mt__uwr_pol_prp_pp_sp_pv</w:t>
               <w:br/>
               <w:t xml:space="preserve">    select 'NONHLTH_TRV_UWR_VW_DATA_POLICY_DETAILS_PROPOSER_DETAILS_PARTY_PROPERTY_SIMPLE_PROPERTY_PIVOT_VW.PARENT_PARTY_CODE (PARTY_HKEY__PARENT_PARTY)' as src_branch,</w:t>
               <w:br/>
               <w:t xml:space="preserve">           MD5_BINARY(NULLIF(UPPER(TRIM(CAST('HUB_PARTY|' || (nullif(trim(case when coalesce(nullif(trim(nullif(trim(to_varchar("PARENT_PARTY_CODE")), '')),'')) is not null then nullif(trim(nullif(trim(to_varchar("PARENT_PARTY_CODE")), '')), '') end),'')) AS VARCHAR))), '')) as hkey</w:t>
               <w:br/>
-              <w:t xml:space="preserve">      from RAW.MAXIMUS_TRAVEL_V2.NONHLTH_TRV_UWR_VW_DATA_POLICY_DETAILS_PROPOSER_DETAILS_PARTY_PROPERTY_SIMPLE_PROPERTY_PIVOT_VW</w:t>
+              <w:t xml:space="preserve">      from RAW.MAXIMUS_TRAVEL.NONHLTH_TRV_UWR_VW_DATA_POLICY_DETAILS_PROPOSER_DETAILS_PARTY_PROPERTY_SIMPLE_PROPERTY_PIVOT_VW</w:t>
               <w:br/>
               <w:t xml:space="preserve">    union all</w:t>
               <w:br/>
-              <w:t xml:space="preserve">    -- via hubfeed_mtv2_party &lt;- stg2_mtv2__uwr_pol_prp_pp_sp_pv</w:t>
+              <w:t xml:space="preserve">    -- via hubfeed_mt_party &lt;- stg2_mt__uwr_pol_prp_pp_sp_pv</w:t>
               <w:br/>
               <w:t xml:space="preserve">    select 'NONHLTH_TRV_UWR_VW_DATA_POLICY_DETAILS_PROPOSER_DETAILS_PARTY_PROPERTY_SIMPLE_PROPERTY_PIVOT_VW.[] (PARTY_HKEY__PROPOSER)' as src_branch,</w:t>
               <w:br/>
               <w:t xml:space="preserve">           MD5_BINARY(NULLIF(UPPER(TRIM(CAST('HUB_PARTY|' || (nullif(trim(case when coalesce(nullif(trim(w0_party_code),'')) is not null then nullif(trim(w0_party_code), '') end),'')) AS VARCHAR))), '')) as hkey</w:t>
               <w:br/>
-              <w:t xml:space="preserve">      from RAW.MAXIMUS_TRAVEL_V2.NONHLTH_TRV_UWR_VW_DATA_POLICY_DETAILS_PROPOSER_DETAILS_PARTY_PROPERTY_SIMPLE_PROPERTY_PIVOT_VW</w:t>
+              <w:t xml:space="preserve">      from RAW.MAXIMUS_TRAVEL.NONHLTH_TRV_UWR_VW_DATA_POLICY_DETAILS_PROPOSER_DETAILS_PARTY_PROPERTY_SIMPLE_PROPERTY_PIVOT_VW</w:t>
               <w:br/>
               <w:t xml:space="preserve">    union all</w:t>
               <w:br/>
-              <w:t xml:space="preserve">    -- via hubfeed_mtv2_party &lt;- stg2_mtv2__uwr_qpd</w:t>
+              <w:t xml:space="preserve">    -- via hubfeed_mt_party &lt;- stg2_mt__uwr_qpd</w:t>
               <w:br/>
               <w:t xml:space="preserve">    select 'NONHLTH_TRV_UWR_VW_DATA_QUOTE_PARAM_DETAILS.POLICY_HOLDER_CODE (PARTY_HKEY__POLICYHOLDER)' as src_branch,</w:t>
               <w:br/>
               <w:t xml:space="preserve">           MD5_BINARY(NULLIF(UPPER(TRIM(CAST('HUB_PARTY|' || (nullif(trim(case when coalesce(nullif(trim(nullif(trim(to_varchar("POLICY_HOLDER_CODE")), '')),'')) is not null then nullif(trim(nullif(trim(to_varchar("POLICY_HOLDER_CODE")), '')), '') end),'')) AS VARCHAR))), '')) as hkey</w:t>
               <w:br/>
-              <w:t xml:space="preserve">      from RAW.MAXIMUS_TRAVEL_V2.NONHLTH_TRV_UWR_VW_DATA_QUOTE_PARAM_DETAILS</w:t>
+              <w:t xml:space="preserve">      from RAW.MAXIMUS_TRAVEL.NONHLTH_TRV_UWR_VW_DATA_QUOTE_PARAM_DETAILS</w:t>
               <w:br/>
               <w:t xml:space="preserve">    union all</w:t>
               <w:br/>
-              <w:t xml:space="preserve">    -- via hubfeed_mtv2_party &lt;- stg2_mtv2__uwr_qpd_polp_rl_pv</w:t>
+              <w:t xml:space="preserve">    -- via hubfeed_mt_party &lt;- stg2_mt__uwr_qpd_polp_rl_pv</w:t>
               <w:br/>
               <w:t xml:space="preserve">    select 'NONHLTH_TRV_UWR_VW_DATA_QUOTE_PARAM_DETAILS_POLICY_PROPERTY_RULE_LIST_PIVOT_VW.[] (PARTY_HKEY__POLICYHOLDER)' as src_branch,</w:t>
               <w:br/>
               <w:t xml:space="preserve">           MD5_BINARY(NULLIF(UPPER(TRIM(CAST('HUB_PARTY|' || (nullif(trim(case when coalesce(nullif(trim(w2_policy_holder_code),'')) is not null then nullif(trim(w2_policy_holder_code), '') end),'')) AS VARCHAR))), '')) as hkey</w:t>
               <w:br/>
-              <w:t xml:space="preserve">      from RAW.MAXIMUS_TRAVEL_V2.NONHLTH_TRV_UWR_VW_DATA_QUOTE_PARAM_DETAILS_POLICY_PROPERTY_RULE_LIST_PIVOT_VW</w:t>
+              <w:t xml:space="preserve">      from RAW.MAXIMUS_TRAVEL.NONHLTH_TRV_UWR_VW_DATA_QUOTE_PARAM_DETAILS_POLICY_PROPERTY_RULE_LIST_PIVOT_VW</w:t>
               <w:br/>
               <w:t xml:space="preserve">    union all</w:t>
               <w:br/>
-              <w:t xml:space="preserve">    -- via hubfeed_mtv2_party &lt;- stg2_mtv2__uwr_qpd_polp_rl_pv</w:t>
+              <w:t xml:space="preserve">    -- via hubfeed_mt_party &lt;- stg2_mt__uwr_qpd_polp_rl_pv</w:t>
               <w:br/>
               <w:t xml:space="preserve">    select 'NONHLTH_TRV_UWR_VW_DATA_QUOTE_PARAM_DETAILS_POLICY_PROPERTY_RULE_LIST_PIVOT_VW.BAGIC_RM_ECODE (PARTY_HKEY__RELATIONSHIP_MANAGER)' as src_branch,</w:t>
               <w:br/>
               <w:t xml:space="preserve">           MD5_BINARY(NULLIF(UPPER(TRIM(CAST('HUB_PARTY|' || (nullif(trim(case when coalesce(nullif(trim(nullif(trim(to_varchar("BAGIC_RM_ECODE")), '')),'')) is not null then 'EMP:' || nullif(trim(nullif(trim(to_varchar("BAGIC_RM_ECODE")), '')), '') end),'')) AS VARCHAR))), '')) as hkey</w:t>
               <w:br/>
-              <w:t xml:space="preserve">      from RAW.MAXIMUS_TRAVEL_V2.NONHLTH_TRV_UWR_VW_DATA_QUOTE_PARAM_DETAILS_POLICY_PROPERTY_RULE_LIST_PIVOT_VW</w:t>
+              <w:t xml:space="preserve">      from RAW.MAXIMUS_TRAVEL.NONHLTH_TRV_UWR_VW_DATA_QUOTE_PARAM_DETAILS_POLICY_PROPERTY_RULE_LIST_PIVOT_VW</w:t>
               <w:br/>
               <w:t xml:space="preserve">    union all</w:t>
               <w:br/>
-              <w:t xml:space="preserve">    -- via hubfeed_mtv2_party &lt;- stg2_mtv2__uwr_qpd_polp_rl_pv</w:t>
+              <w:t xml:space="preserve">    -- via hubfeed_mt_party &lt;- stg2_mt__uwr_qpd_polp_rl_pv</w:t>
               <w:br/>
               <w:t xml:space="preserve">    select 'NONHLTH_TRV_UWR_VW_DATA_QUOTE_PARAM_DETAILS_POLICY_PROPERTY_RULE_LIST_PIVOT_VW.SUB_IMD_CODE (PARTY_HKEY__SUB_INTERMEDIARY)' as src_branch,</w:t>
               <w:br/>
               <w:t xml:space="preserve">           MD5_BINARY(NULLIF(UPPER(TRIM(CAST('HUB_PARTY|' || (nullif(trim(case when coalesce(nullif(trim(nullif(trim(to_varchar("SUB_IMD_CODE")), '')),'')) is not null then 'IMD:' || nullif(trim(nullif(trim(to_varchar("SUB_IMD_CODE")), '')), '') end),'')) AS VARCHAR))), '')) as hkey</w:t>
               <w:br/>
-              <w:t xml:space="preserve">      from RAW.MAXIMUS_TRAVEL_V2.NONHLTH_TRV_UWR_VW_DATA_QUOTE_PARAM_DETAILS_POLICY_PROPERTY_RULE_LIST_PIVOT_VW</w:t>
+              <w:t xml:space="preserve">      from RAW.MAXIMUS_TRAVEL.NONHLTH_TRV_UWR_VW_DATA_QUOTE_PARAM_DETAILS_POLICY_PROPERTY_RULE_LIST_PIVOT_VW</w:t>
               <w:br/>
               <w:t xml:space="preserve">    union all</w:t>
               <w:br/>
-              <w:t xml:space="preserve">    -- via hubfeed_mtv2_party &lt;- stg2_mtv2__uwr_qpd_rskl</w:t>
+              <w:t xml:space="preserve">    -- via hubfeed_mt_party &lt;- stg2_mt__uwr_qpd_rskl</w:t>
               <w:br/>
               <w:t xml:space="preserve">    select 'NONHLTH_TRV_UWR_VW_DATA_QUOTE_PARAM_DETAILS_RISK_LIST.PARTY_CODE (PARTY_HKEY)' as src_branch,</w:t>
               <w:br/>
               <w:t xml:space="preserve">           MD5_BINARY(NULLIF(UPPER(TRIM(CAST('HUB_PARTY|' || (nullif(trim(case when coalesce(nullif(trim(nullif(trim(to_varchar("PARTY_CODE")), '')),'')) is not null then nullif(trim(nullif(trim(to_varchar("PARTY_CODE")), '')), '') end),'')) AS VARCHAR))), '')) as hkey</w:t>
               <w:br/>
-              <w:t xml:space="preserve">      from RAW.MAXIMUS_TRAVEL_V2.NONHLTH_TRV_UWR_VW_DATA_QUOTE_PARAM_DETAILS_RISK_LIST</w:t>
+              <w:t xml:space="preserve">      from RAW.MAXIMUS_TRAVEL.NONHLTH_TRV_UWR_VW_DATA_QUOTE_PARAM_DETAILS_RISK_LIST</w:t>
               <w:br/>
               <w:t xml:space="preserve">    union all</w:t>
               <w:br/>
-              <w:t xml:space="preserve">    -- via hubfeed_mtv2_party &lt;- stg2_mtv2__uwr_qpd_rskl</w:t>
+              <w:t xml:space="preserve">    -- via hubfeed_mt_party &lt;- stg2_mt__uwr_qpd_rskl</w:t>
               <w:br/>
               <w:t xml:space="preserve">    select 'NONHLTH_TRV_UWR_VW_DATA_QUOTE_PARAM_DETAILS_RISK_LIST.ADDITIONAL_PARTY_CODE (PARTY_HKEY__ADDITIONAL_PARTY)' as src_branch,</w:t>
               <w:br/>
               <w:t xml:space="preserve">           MD5_BINARY(NULLIF(UPPER(TRIM(CAST('HUB_PARTY|' || (nullif(trim(case when coalesce(nullif(trim(nullif(trim(to_varchar("ADDITIONAL_PARTY_CODE")), '')),'')) is not null then nullif(trim(nullif(trim(to_varchar("ADDITIONAL_PARTY_CODE")), '')), '') end),'')) AS VARCHAR))), '')) as hkey</w:t>
               <w:br/>
-              <w:t xml:space="preserve">      from RAW.MAXIMUS_TRAVEL_V2.NONHLTH_TRV_UWR_VW_DATA_QUOTE_PARAM_DETAILS_RISK_LIST</w:t>
+              <w:t xml:space="preserve">      from RAW.MAXIMUS_TRAVEL.NONHLTH_TRV_UWR_VW_DATA_QUOTE_PARAM_DETAILS_RISK_LIST</w:t>
               <w:br/>
               <w:t xml:space="preserve">    union all</w:t>
               <w:br/>
-              <w:t xml:space="preserve">    -- via hubfeed_mtv2_party &lt;- stg2_mtv2__uwr_qpd_rskl_msp_imsd_inp_pv</w:t>
+              <w:t xml:space="preserve">    -- via hubfeed_mt_party &lt;- stg2_mt__uwr_qpd_rskl_msp_imsd_inp_pv</w:t>
               <w:br/>
               <w:t xml:space="preserve">    select 'NONHLTH_TRV_UWR_VW_DATA_QUOTE_PARAM_DETAILS_RISK_LIST_MULTI_SET_PROPERTY_INPUT_MULTI_SET_DETAIL_INPUT_PROPERTY_PIVOT_VW.NOMINEE_NAME (PARTY_HKEY__NOMINEE)' as src_branch,</w:t>
               <w:br/>
               <w:t xml:space="preserve">           MD5_BINARY(NULLIF(UPPER(TRIM(CAST('HUB_PARTY|' || (nullif(trim(case when coalesce(nullif(trim(nullif(trim(to_varchar("NOMINEE_NAME")), '')),'')) is not null then 'NOMINEE:' || md5(upper(trim(nullif(trim(nullif(trim(to_varchar("NOMINEE_NAME")), '')), '')))) end),'')) AS VARCHAR))), '')) as hkey</w:t>
               <w:br/>
-              <w:t xml:space="preserve">      from RAW.MAXIMUS_TRAVEL_V2.NONHLTH_TRV_UWR_VW_DATA_QUOTE_PARAM_DETAILS_RISK_LIST_MULTI_SET_PROPERTY_INPUT_MULTI_SET_DETAIL_INPUT_PROPERTY_PIVOT_VW</w:t>
+              <w:t xml:space="preserve">      from RAW.MAXIMUS_TRAVEL.NONHLTH_TRV_UWR_VW_DATA_QUOTE_PARAM_DETAILS_RISK_LIST_MULTI_SET_PROPERTY_INPUT_MULTI_SET_DETAIL_INPUT_PROPERTY_PIVOT_VW</w:t>
               <w:br/>
               <w:t xml:space="preserve">    union all</w:t>
               <w:br/>
-              <w:t xml:space="preserve">    -- via hubfeed_mtv2_party &lt;- stg2_mtv2__uwr_qpd_rskl_rskp_rl_pv</w:t>
+              <w:t xml:space="preserve">    -- via hubfeed_mt_party &lt;- stg2_mt__uwr_qpd_rskl_rskp_rl_pv</w:t>
               <w:br/>
               <w:t xml:space="preserve">    select 'NONHLTH_TRV_UWR_VW_DATA_QUOTE_PARAM_DETAILS_RISK_LIST_RISK_PROPERTY_RULE_LIST_PIVOT_VW.[] (PARTY_HKEY__POLICYHOLDER)' as src_branch,</w:t>
               <w:br/>
               <w:t xml:space="preserve">           MD5_BINARY(NULLIF(UPPER(TRIM(CAST('HUB_PARTY|' || (nullif(trim(case when coalesce(nullif(trim(w2_policy_holder_code),'')) is not null then nullif(trim(w2_policy_holder_code), '') end),'')) AS VARCHAR))), '')) as hkey</w:t>
               <w:br/>
-              <w:t xml:space="preserve">      from RAW.MAXIMUS_TRAVEL_V2.NONHLTH_TRV_UWR_VW_DATA_QUOTE_PARAM_DETAILS_RISK_LIST_RISK_PROPERTY_RULE_LIST_PIVOT_VW</w:t>
+              <w:t xml:space="preserve">      from RAW.MAXIMUS_TRAVEL.NONHLTH_TRV_UWR_VW_DATA_QUOTE_PARAM_DETAILS_RISK_LIST_RISK_PROPERTY_RULE_LIST_PIVOT_VW</w:t>
               <w:br/>
               <w:t xml:space="preserve">    union all</w:t>
               <w:br/>
-              <w:t xml:space="preserve">    -- via hubfeed_mtv2_party &lt;- stg2_mtv2_up__clm_clmd_clmap_pv__sat_common_contact &lt;- up_mtv2__clm_clmd_clmap_pv__sat_common_contact  (+1 more feed(s) on the same RAW table + key)</w:t>
+              <w:t xml:space="preserve">    -- via hubfeed_mt_party &lt;- stg2_mt_up__clm_clmd_clmap_pv__sat_common_contact &lt;- up_mt__clm_clmd_clmap_pv__sat_common_contact  (+1 more feed(s) on the same RAW table + key)</w:t>
               <w:br/>
               <w:t xml:space="preserve">    select 'NONHLTH_TRV_CLM_VW_DATA_CLAIM_DETAILS_CLAIM_ATTRIBUTE_PROPERTIES_PIVOT_VW.CUSTOMERID (PARTY_HKEY__CLAIMANT_CUSTOMER / sat_common_contact)' as src_branch,</w:t>
               <w:br/>
               <w:t xml:space="preserve">           MD5_BINARY(NULLIF(UPPER(TRIM(CAST('HUB_PARTY|' || ((nullif(trim(case when coalesce(nullif(trim(nullif(trim(to_varchar("CUSTOMERID")), '')),'')) is not null then nullif(trim(nullif(trim(to_varchar("CUSTOMERID")), '')), '') end),''))) AS VARCHAR))), '')) as hkey</w:t>
               <w:br/>
-              <w:t xml:space="preserve">      from RAW.MAXIMUS_TRAVEL_V2.NONHLTH_TRV_CLM_VW_DATA_CLAIM_DETAILS_CLAIM_ATTRIBUTE_PROPERTIES_PIVOT_VW</w:t>
+              <w:t xml:space="preserve">      from RAW.MAXIMUS_TRAVEL.NONHLTH_TRV_CLM_VW_DATA_CLAIM_DETAILS_CLAIM_ATTRIBUTE_PROPERTIES_PIVOT_VW</w:t>
               <w:br/>
               <w:t xml:space="preserve">     where (nullif(trim(to_varchar("EMAIL")), '') is not null) or (nullif(trim(to_varchar("COMMUNICATION_EMAIL_ID")), '') is not null) or (nullif(trim(to_varchar("INSURED_EMAIL_ID")), '') is not null) or (nullif(trim(to_varchar("ALTERNATE_MOBILE_NUMBER_BELONGS_TO")), '') is not null or nullif(trim(to_varchar("ALTERNATE_MOBILE_NUMBERCLAIMS")), '') is not null) or (nullif(trim(to_varchar("COMMUNICATION_CONTACT_NUMBER")), '') is not null) or (nullif(trim(to_varchar("INSURED_MOBILE_NUMBER")), '') is not null) or (nullif(trim(to_varchar("INSURED_CONTACT_NUMBER")), '') is not null) or (nullif(trim(to_varchar("KEY_CONTACT_NUMBER")), '') is not null) or (nullif(trim(to_varchar("INSURED_AADHAR_NUMBER")), '') is not null) or (nullif(trim(to_varchar("ENTER_CKYC_NO")), '') is not null) or (nullif(trim(to_varchar("IDENTIFICATION_NUMBER")), '') is not null) or (nullif(trim(to_varchar("GSTN_NUMBER")), '') is not null) or (nullif(trim(to_varchar("INSURED_PAN_NUMBER")), '') is not null) or (nullif(trim(to_varchar("ENTER_VOTER_ID")), '') is not null)</w:t>
               <w:br/>
               <w:t xml:space="preserve">    union all</w:t>
               <w:br/>
-              <w:t xml:space="preserve">    -- via hubfeed_mtv2_party &lt;- stg2_mtv2_up__uwr_pol_ins_mbr_pa_address_prop_pv__sat_common_contact &lt;- up_mtv2__uwr_pol_ins_mbr_pa_address_prop_pv__sat_common_contact</w:t>
+              <w:t xml:space="preserve">    -- via hubfeed_mt_party &lt;- stg2_mt_up__uwr_pol_ins_mbr_pa_address_prop_pv__sat_common_contact &lt;- up_mt__uwr_pol_ins_mbr_pa_address_prop_pv__sat_common_contact</w:t>
               <w:br/>
               <w:t xml:space="preserve">    select 'NONHLTH_TRV_UWR_VW_DATA_POLICY_DETAILS_INSURED_DETAILS_MEMBER_DETAILS_PARTY_ADDRESS_ADDRESS_PROPERTY_PIVOT_VW (literal arm) (PARTY_HKEY__INSURED_MEMBER / sat_common_contact)' as src_branch,</w:t>
               <w:br/>
               <w:t xml:space="preserve">           MD5_BINARY(NULLIF(UPPER(TRIM(CAST('HUB_PARTY|' || ((nullif(trim(case when coalesce(nullif(trim(w0_party_code),'')) is not null then nullif(trim(w0_party_code), '') end),''))) AS VARCHAR))), '')) as hkey</w:t>
               <w:br/>
-              <w:t xml:space="preserve">      from RAW.MAXIMUS_TRAVEL_V2.NONHLTH_TRV_UWR_VW_DATA_POLICY_DETAILS_INSURED_DETAILS_MEMBER_DETAILS_PARTY_ADDRESS_ADDRESS_PROPERTY_PIVOT_VW</w:t>
+              <w:t xml:space="preserve">      from RAW.MAXIMUS_TRAVEL.NONHLTH_TRV_UWR_VW_DATA_POLICY_DETAILS_INSURED_DETAILS_MEMBER_DETAILS_PARTY_ADDRESS_ADDRESS_PROPERTY_PIVOT_VW</w:t>
               <w:br/>
               <w:t xml:space="preserve">     where (nullif(trim(to_varchar("ALTERNATE_MOB_NUMBERLANDLINE_NUMBER")), '') is not null) or (nullif(trim(to_varchar("WHATSAPP_NO")), '') is not null) or (nullif(trim(to_varchar("FACEBOOK_ID")), '') is not null) or (nullif(trim(to_varchar("INSTAGRAM_ID")), '') is not null) or (nullif(trim(to_varchar("LINKED_IN_ID")), '') is not null) or (nullif(trim(to_varchar("TWITTER_ID")), '') is not null)</w:t>
               <w:br/>
               <w:t xml:space="preserve">    union all</w:t>
               <w:br/>
-              <w:t xml:space="preserve">    -- via hubfeed_mtv2_party &lt;- stg2_mtv2_up__uwr_pol_ins_mbr_pp_sp_pv__sat_common_contact &lt;- up_mtv2__uwr_pol_ins_mbr_pp_sp_pv__sat_common_contact  (+2 more feed(s) on the same RAW table + key)</w:t>
+              <w:t xml:space="preserve">    -- via hubfeed_mt_party &lt;- stg2_mt_up__uwr_pol_ins_mbr_pp_sp_pv__sat_common_contact &lt;- up_mt__uwr_pol_ins_mbr_pp_sp_pv__sat_common_contact  (+2 more feed(s) on the same RAW table + key)</w:t>
               <w:br/>
               <w:t xml:space="preserve">    select 'NONHLTH_TRV_UWR_VW_DATA_POLICY_DETAILS_INSURED_DETAILS_MEMBER_DETAILS_PARTY_PROPERTY_SIMPLE_PROPERTY_PIVOT_VW (literal arm) (PARTY_HKEY__INSURED_MEMBER / sat_common_contact)' as src_branch,</w:t>
               <w:br/>
               <w:t xml:space="preserve">           MD5_BINARY(NULLIF(UPPER(TRIM(CAST('HUB_PARTY|' || ((nullif(trim(case when coalesce(nullif(trim(w0_party_code),'')) is not null then nullif(trim(w0_party_code), '') end),''))) AS VARCHAR))), '')) as hkey</w:t>
               <w:br/>
-              <w:t xml:space="preserve">      from RAW.MAXIMUS_TRAVEL_V2.NONHLTH_TRV_UWR_VW_DATA_POLICY_DETAILS_INSURED_DETAILS_MEMBER_DETAILS_PARTY_PROPERTY_SIMPLE_PROPERTY_PIVOT_VW</w:t>
+              <w:t xml:space="preserve">      from RAW.MAXIMUS_TRAVEL.NONHLTH_TRV_UWR_VW_DATA_POLICY_DETAILS_INSURED_DETAILS_MEMBER_DETAILS_PARTY_PROPERTY_SIMPLE_PROPERTY_PIVOT_VW</w:t>
               <w:br/>
               <w:t xml:space="preserve">     where (nullif(trim(to_varchar("CLAIM_MOBILE_NUMBER")), '') is not null) or (nullif(trim(to_varchar("KYC_MOBILE_NUMBER")), '') is not null) or (nullif(trim(to_varchar("ID_NUMBER")), '') is not null or nullif(trim(to_varchar("IDENTIFICATION_PROOF_EFFECTIVE_DATE")), '') is not null) or (nullif(trim(to_varchar("AADHAAR_NUMBER")), '') is not null or nullif(trim(to_varchar("POA_AADHAR_CARD_STATUS")), '') is not null or nullif(trim(to_varchar("UID")), '') is not null) or (nullif(trim(to_varchar("AADHAAR_ENROLLMENT_NO")), '') is not null) or (nullif(trim(to_varchar("VID")), '') is not null) or (nullif(trim(to_varchar("ABHA_ID")), '') is not null) or (nullif(trim(to_varchar("DOB_PROOF")), '') is not null) or (nullif(trim(to_varchar("CIN_NUMBER")), '') is not null) or (nullif(trim(to_varchar("CKYC_NUMBER")), '') is not null or nullif(trim(to_varchar("CLAIM_CKYC_NUMBER")), '') is not null) or (nullif(trim(to_varchar("DRIVING_LICENSE_EXPIRY_DATE")), '') is not null or nullif(trim(to_varchar("DRIVING_LICENSE_ISSUE_DATE")), '') is not null or nullif(trim(to_varchar("DRIVING_LICENSE_NUMBER")), '') is not null or nullif(trim(to_varchar("DRIVING_LICENSE_PLACE_OF_ISSUE")), '') is not null or nullif(trim(to_varchar("POA_DRIVING_LICENSE_STATUS")), '') is not null) or (nullif(trim(to_varchar("E_INSURANCE_DEMAT_ACCOUNT_VERIFIED")), '') is not null or nullif(trim(to_varchar("EIA_NUMBER")), '') is not null or nullif(trim(to_varchar("INSURANCE_REPOSITORY_CODE")), '') is not null) or (nullif(trim(to_varchar("POI_FORM_60_STATUS")), '') is not null) or (nullif(trim(to_varchar("EXPIRY_DATE")), '') is not null) or (nullif(trim(to_varchar("GSTIN_ISSUANCE_DT")), '') is not null or nullif(trim(to_varchar("GSTINUIN")), '') is not null or nullif(trim(to_varchar("GSTN_NUMBER")), '') is not null or nullif(trim(to_varchar("GSTN_REGN_STATUS")), '') is not null or nullif(trim(to_varchar("GSTN_STATUS")), '') is not null or nullif(trim(to_varchar("GSTN_TAXPAYER_TYPE")), '') is not null) or (nullif(trim(to_varchar("NREGA_JOB_CARD")), '') is not null or nullif(trim(to_varchar("POA_NREGA_JOB_CARD_STATUS")), '') is not null) or (nullif(trim(to_varchar("PAN_NUMBER")), '') is not null or nullif(trim(to_varchar("POI_PAN_CARD_STATUS")), '') is not null) or (nullif(trim(to_varchar("POA_PASSPORT_STATUS")), '') is not null) or (nullif(trim(to_varchar("POA_DOCUMENT_STATUS")), '') is not null or nullif(trim(to_varchar("PROOF_OF_ADDRESS_SUBMITTED_FOR_CURRENT_PERMANENT_OVERSEAS_ADDRESS")), '') is not null) or (nullif(trim(to_varchar("POI_DOCUMENT_STATUS")), '') is not null) or (nullif(trim(to_varchar("SEZ_REGISTRATION_DATE")), '') is not null or nullif(trim(to_varchar("SEZ_REGISTRATION_NO")), '') is not null) or (nullif(trim(to_varchar("TAN_NUMBER")), '') is not null) or (nullif(trim(to_varchar("VOTER_ID")), '') is not null) or (nullif(trim(to_varchar("POA_STATUS")), '') is not null) or (nullif(trim(to_varchar("POI_STATUS")), '') is not null)</w:t>
               <w:br/>
               <w:t xml:space="preserve">    union all</w:t>
               <w:br/>
-              <w:t xml:space="preserve">    -- via hubfeed_mtv2_party &lt;- stg2_mtv2_up__uwr_pol_prp_pa_address_prop_pv__sat_common_contact &lt;- up_mtv2__uwr_pol_prp_pa_address_prop_pv__sat_common_contact</w:t>
+              <w:t xml:space="preserve">    -- via hubfeed_mt_party &lt;- stg2_mt_up__uwr_pol_prp_pa_address_prop_pv__sat_common_contact &lt;- up_mt__uwr_pol_prp_pa_address_prop_pv__sat_common_contact</w:t>
               <w:br/>
               <w:t xml:space="preserve">    select 'NONHLTH_TRV_UWR_VW_DATA_POLICY_DETAILS_PROPOSER_DETAILS_PARTY_ADDRESS_ADDRESS_PROPERTY_PIVOT_VW (literal arm) (PARTY_HKEY__PROPOSER / sat_common_contact)' as src_branch,</w:t>
               <w:br/>
               <w:t xml:space="preserve">           MD5_BINARY(NULLIF(UPPER(TRIM(CAST('HUB_PARTY|' || ((nullif(trim(case when coalesce(nullif(trim(w0_party_code),'')) is not null then nullif(trim(w0_party_code), '') end),''))) AS VARCHAR))), '')) as hkey</w:t>
               <w:br/>
-              <w:t xml:space="preserve">      from RAW.MAXIMUS_TRAVEL_V2.NONHLTH_TRV_UWR_VW_DATA_POLICY_DETAILS_PROPOSER_DETAILS_PARTY_ADDRESS_ADDRESS_PROPERTY_PIVOT_VW</w:t>
+              <w:t xml:space="preserve">      from RAW.MAXIMUS_TRAVEL.NONHLTH_TRV_UWR_VW_DATA_POLICY_DETAILS_PROPOSER_DETAILS_PARTY_ADDRESS_ADDRESS_PROPERTY_PIVOT_VW</w:t>
               <w:br/>
               <w:t xml:space="preserve">     where (nullif(trim(to_varchar("ALTERNATE_MOB_NUMBERLANDLINE_NUMBER")), '') is not null) or (nullif(trim(to_varchar("WHATSAPP_NO")), '') is not null) or (nullif(trim(to_varchar("FACEBOOK_ID")), '') is not null) or (nullif(trim(to_varchar("INSTAGRAM_ID")), '') is not null) or (nullif(trim(to_varchar("LINKED_IN_ID")), '') is not null) or (nullif(trim(to_varchar("TWITTER_ID")), '') is not null)</w:t>
               <w:br/>
               <w:t xml:space="preserve">    union all</w:t>
               <w:br/>
-              <w:t xml:space="preserve">    -- via hubfeed_mtv2_party &lt;- stg2_mtv2_up__uwr_pol_prp_pp_sp_pv__sat_common_contact &lt;- up_mtv2__uwr_pol_prp_pp_sp_pv__sat_common_contact  (+3 more feed(s) on the same RAW table + key)</w:t>
+              <w:t xml:space="preserve">    -- via hubfeed_mt_party &lt;- stg2_mt_up__uwr_pol_prp_pp_sp_pv__sat_common_contact &lt;- up_mt__uwr_pol_prp_pp_sp_pv__sat_common_contact  (+3 more feed(s) on the same RAW table + key)</w:t>
               <w:br/>
               <w:t xml:space="preserve">    select 'NONHLTH_TRV_UWR_VW_DATA_POLICY_DETAILS_PROPOSER_DETAILS_PARTY_PROPERTY_SIMPLE_PROPERTY_PIVOT_VW (literal arm) (PARTY_HKEY__PROPOSER / sat_common_contact)' as src_branch,</w:t>
               <w:br/>
               <w:t xml:space="preserve">           MD5_BINARY(NULLIF(UPPER(TRIM(CAST('HUB_PARTY|' || ((nullif(trim(case when coalesce(nullif(trim(w0_party_code),'')) is not null then nullif(trim(w0_party_code), '') end),''))) AS VARCHAR))), '')) as hkey</w:t>
               <w:br/>
-              <w:t xml:space="preserve">      from RAW.MAXIMUS_TRAVEL_V2.NONHLTH_TRV_UWR_VW_DATA_POLICY_DETAILS_PROPOSER_DETAILS_PARTY_PROPERTY_SIMPLE_PROPERTY_PIVOT_VW</w:t>
+              <w:t xml:space="preserve">      from RAW.MAXIMUS_TRAVEL.NONHLTH_TRV_UWR_VW_DATA_POLICY_DETAILS_PROPOSER_DETAILS_PARTY_PROPERTY_SIMPLE_PROPERTY_PIVOT_VW</w:t>
               <w:br/>
               <w:t xml:space="preserve">     where (nullif(trim(to_varchar("ALTERNATE_MOB_NUMBERLANDLINE_NUMBER")), '') is not null) or (nullif(trim(to_varchar("CLAIM_MOBILE_NUMBER")), '') is not null) or (nullif(trim(to_varchar("KYC_MOBILE_NUMBER")), '') is not null) or (nullif(trim(to_varchar("INTERMEDIARY_TYPE")), '') is not null) or (1 = 1) or (nullif(trim(to_varchar("ID_NUMBER")), '') is not null or nullif(trim(to_varchar("ID_PROOF")), '') is not null or nullif(trim(to_varchar("IDENTIFICATION_PROOF")), '') is not null or nullif(trim(to_varchar("IDENTIFICATION_PROOF_EFFECTIVE_DATE")), '') is not null) or (nullif(trim(to_varchar("AADHAAR_NUMBER")), '') is not null or nullif(trim(to_varchar("AADHAR_NO")), '') is not null or nullif(trim(to_varchar("POA_AADHAR_CARD_STATUS")), '') is not null or nullif(trim(to_varchar("UID")), '') is not null) or (nullif(trim(to_varchar("AADHAAR_ENROLLMENT_NO")), '') is not null) or (nullif(trim(to_varchar("VID")), '') is not null) or (nullif(trim(to_varchar("ABHA_ID")), '') is not null) or (nullif(trim(to_varchar("DOB_PROOF")), '') is not null) or (nullif(trim(to_varchar("CIN_NUMBER")), '') is not null) or (nullif(trim(to_varchar("CKYC_NUMBER")), '') is not null or nullif(trim(to_varchar("CLAIM_CKYC_NUMBER")), '') is not null) or (nullif(trim(to_varchar("DRIVING_LICENSE_EXPIRY_DATE")), '') is not null or nullif(trim(to_varchar("DRIVING_LICENSE_ISSUE_DATE")), '') is not null or nullif(trim(to_varchar("DRIVING_LICENSE_NUMBER")), '') is not null or nullif(trim(to_varchar("DRIVING_LICENSE_PLACE_OF_ISSUE")), '') is not null or nullif(trim(to_varchar("POA_DRIVING_LICENSE_STATUS")), '') is not null) or (nullif(trim(to_varchar("E_INSURANCE_DEMAT_ACCOUNT_VERIFIED")), '') is not null or nullif(trim(to_varchar("EIA_NUMBER")), '') is not null or nullif(trim(to_varchar("INSURANCE_REPOSITORY_CODE")), '') is not null) or (nullif(trim(to_varchar("POI_FORM_60_STATUS")), '') is not null) or (nullif(trim(to_varchar("EXPIRY_DATE")), '') is not null) or (nullif(trim(to_varchar("GSTIN_ISSUANCE_DT")), '') is not null or nullif(trim(to_varchar("GSTINUIN")), '') is not null or nullif(trim(to_varchar("GSTN_NUMBER")), '') is not null or nullif(trim(to_varchar("GSTN_REGN_STATUS")), '') is not null or nullif(trim(to_varchar("GSTN_STATUS")), '') is not null or nullif(trim(to_varchar("GSTN_TAXPAYER_TYPE")), '') is not null or nullif(trim(to_varchar("TAXPAYER_TYPE")), '') is not null) or (nullif(trim(to_varchar("NREGA_JOB_CARD")), '') is not null or nullif(trim(to_varchar("POA_NREGA_JOB_CARD_STATUS")), '') is not null) or (nullif(trim(to_varchar("PAN_NO")), '') is not null or nullif(trim(to_varchar("PAN_NUMBER")), '') is not null or nullif(trim(to_varchar("POI_PAN_CARD_STATUS")), '') is not null) or (nullif(trim(to_varchar("POA_PASSPORT_STATUS")), '') is not null) or (nullif(trim(to_varchar("POA_DOCUMENT_STATUS")), '') is not null or nullif(trim(to_varchar("PROOF_OF_ADDRESS_SUBMITTED_FOR_CURRENT_PERMANENT_OVERSEAS_ADDRESS")), '') is not null) or (nullif(trim(to_varchar("POI_DOCUMENT_STATUS")), '') is not null) or (nullif(trim(to_varchar("SEPZ_REGISTRATION_DATE")), '') is not null or nullif(trim(to_varchar("SEPZ_REGISTRATION_NO")), '') is not null) or (nullif(trim(to_varchar("SERVICE_TAX")), '') is not null) or (nullif(trim(to_varchar("SEZ_EXPIRY_DATE")), '') is not null or nullif(trim(to_varchar("SEZ_REGISTRATION_DATE")), '') is not null or nullif(trim(to_varchar("SEZ_REGISTRATION_NO")), '') is not null) or (nullif(trim(to_varchar("TAN_NUMBER")), '') is not null) or (nullif(trim(to_varchar("VOTER_ID")), '') is not null) or (nullif(trim(to_varchar("POA_STATUS")), '') is not null) or (nullif(trim(to_varchar("POI_STATUS")), '') is not null)</w:t>
               <w:br/>
@@ -3151,7 +3151,7 @@
         <w:t xml:space="preserve">Note: </w:t>
       </w:r>
       <w:r>
-        <w:t xml:space="preserve">12 RAW key branch(es): NONHLTH_TRV_CLM_VW_DATA_CLAIM_DETAILS.POLICYNO (POLICY_HKEY), NONHLTH_TRV_CLM_VW_DATA_CLAIM_DETAILS_CLAIM_ATTRIBUTE_PROPERTIES_PIVOT_VW.MASTER_POLICY_NUMBER (POLICY_HKEY__MASTER_POLICY), NONHLTH_TRV_UWR_VW_DATA_POLICY_DETAILS.POLICY_NUMBER (POLICY_HKEY), NONHLTH_TRV_UWR_VW_DATA_POLICY_DETAILS_INSURED_DETAILS_MEMBER_DETAILS.[] (POLICY_HKEY__INSURED_MEMBER), NONHLTH_TRV_UWR_VW_DATA_POLICY_DETAILS_INSURED_DETAILS_MEMBER_DETAILS_PARTY_RELATION.FOREIGN_KEY (POLICY_HKEY__INSURED_MEMBER), NONHLTH_TRV_UWR_VW_DATA_POLICY_DETAILS_POLICY_PROPERTY_SIMPLE_PROPERTY_PIVOT_VW.MASTER_POLICY_NUMBER (POLICY_HKEY__MASTER_POLICY), NONHLTH_TRV_UWR_VW_DATA_POLICY_DETAILS_POLICY_PROPERTY_SIMPLE_PROPERTY_PIVOT_VW.EXPIRING_POLICY_NUMBER (POLICY_HKEY__PREVIOUS_POLICY), NONHLTH_TRV_UWR_VW_DATA_POLICY_DETAILS_PREVIOUS_POLICY_DETAILS.POLICY_NUMBER (POLICY_HKEY__PREVIOUS_POLICY), NONHLTH_TRV_UWR_VW_DATA_POLICY_DETAILS_PROPOSER_DETAILS_PARTY_RELATION.FOREIGN_KEY (POLICY_HKEY__PROPOSER), NONHLTH_TRV_UWR_VW_DATA_QUOTE_PARAM_DETAILS_POLICY_PROPERTY_RULE_LIST_PIVOT_VW.MASTER_POLICY_NUMBER (POLICY_HKEY__MASTER_POLICY), NONHLTH_TRV_UWR_VW_DATA_QUOTE_PARAM_DETAILS_POLICY_PROPERTY_RULE_LIST_PIVOT_VW.EXPIRING_POLICY_NUMBER (POLICY_HKEY__PREVIOUS_POLICY), NONHLTH_TRV_UWR_VW_DATA_QUOTE_PARAM_DETAILS_POLICY_PROPERTY_RULE_LIST_PIVOT_VW.PREVIOUS_POLICY_NUMBER (POLICY_HKEY__PREVIOUS_POLICY_PORTABILITY). Excluded: hubfeed_mtv2_policy &lt;- stg2_mtv2__clm_clmd_clmap_pv: key uses walk column(s) w1_policyno from parent view(s) -- not resolvable to a single RAW table in the first-cut, skipped.. Excluded: hubfeed_mtv2_policy &lt;- stg2_mtv2__clm_clmd_clmrsk_rska_msp_msd_prop_pv: key uses walk column(s) w1_policyno from parent view(s) -- not resolvable to a single RAW table in the first-cut, skipped.. Excluded: hubfeed_mtv2_policy &lt;- stg2_mtv2__uwr_pol_disp: key uses walk column(s) w0_policy_number from parent view(s) -- not resolvable to a single RAW table in the first-cut, skipped.. Excluded: hubfeed_mtv2_policy &lt;- stg2_mtv2__uwr_pol_endt: key uses walk column(s) w0_policy_number from parent view(s) -- not resolvable to a single RAW table in the first-cut, skipped.. Excluded: hubfeed_mtv2_policy &lt;- stg2_mtv2__uwr_pol_ins_cov: key uses walk column(s) w0_policy_number from parent view(s) -- not resolvable to a single RAW table in the first-cut, skipped.. Excluded: hubfeed_mtv2_policy &lt;- stg2_mtv2__uwr_pol_ins_cov_covp_sp_pv: key uses walk column(s) w0_policy_number from parent view(s) -- not resolvable to a single RAW table in the first-cut, skipped.. Excluded: hubfeed_mtv2_policy &lt;- stg2_mtv2__uwr_pol_ins_rskp_sp_pv: key uses walk column(s) w0_policy_number from parent view(s) -- not resolvable to a single RAW table in the first-cut, skipped.. Excluded: hubfeed_mtv2_policy &lt;- stg2_mtv2__uwr_pol_policy_relation: key uses walk column(s) w0_policy_number from parent view(s) -- not resolvable to a single RAW table in the first-cut, skipped.. Excluded: hubfeed_mtv2_policy &lt;- stg2_mtv2__uwr_pol_polp_msp_msd_prop_pv: key uses walk column(s) w0_policy_number from parent view(s) -- not resolvable to a single RAW table in the first-cut, skipped.. Excluded: hubfeed_mtv2_policy &lt;- stg2_mtv2__uwr_pol_polp_sp_pv: key uses walk column(s) w0_policy_number from parent view(s) -- not resolvable to a single RAW table in the first-cut, skipped.. Excluded: hubfeed_mtv2_policy &lt;- stg2_mtv2__uwr_pol_prp: key uses walk column(s) w0_policy_number from parent view(s) -- not resolvable to a single RAW table in the first-cut, skipped.. Excluded: hubfeed_mtv2_policy &lt;- stg2_mtv2__uwr_pol_wrk: key uses walk column(s) w0_policy_number from parent view(s) -- not resolvable to a single RAW table in the first-cut, skipped.. Excluded: hubfeed_mtv2_policy &lt;- stg2_mtv2__uwr_prem: key uses walk column(s) w0_policy_number from parent view(s) -- not resolvable to a single RAW table in the first-cut, skipped.. Excluded: hubfeed_mtv2_policy &lt;- stg2_mtv2_up__uwr_pol_ins_cov_covp_sp_pv__sat_policy_premium_head &lt;- up_mtv2__uwr_pol_ins_cov_covp_sp_pv__sat_policy_premium_head: arm uses walk column(s), skipped.. Excluded: hubfeed_mtv2_policy &lt;- stg2_mtv2_up__uwr_pol_ins_cov_covp_sp_pv__sat_policy_premium_head &lt;- up_mtv2__uwr_pol_ins_cov_covp_sp_pv__sat_policy_premium_head: arm uses walk column(s), skipped.. Excluded: hubfeed_mtv2_policy &lt;- stg2_mtv2_up__uwr_pol_ins_cov_covp_sp_pv__sat_policy_premium_head &lt;- up_mtv2__uwr_pol_ins_cov_covp_sp_pv__sat_policy_premium_head: arm uses walk column(s), skipped.. Excluded: hubfeed_mtv2_policy &lt;- stg2_mtv2_up__uwr_pol_ins_cov_covp_sp_pv__sat_policy_premium_head &lt;- up_mtv2__uwr_pol_ins_cov_covp_sp_pv__sat_policy_premium_head: arm uses walk column(s), skipped.. Excluded: hubfeed_mtv2_policy &lt;- stg2_mtv2_up__uwr_pol_ins_cov_covp_sp_pv__sat_policy_premium_head &lt;- up_mtv2__uwr_pol_ins_cov_covp_sp_pv__sat_policy_premium_head: arm uses walk column(s), skipped.. Excluded: hubfeed_mtv2_policy &lt;- stg2_mtv2_up__uwr_pol_ins_cov_covp_sp_pv__sat_policy_premium_head &lt;- up_mtv2__uwr_pol_ins_cov_covp_sp_pv__sat_policy_premium_head: arm uses walk column(s), skipped.. Excluded: hubfeed_mtv2_policy &lt;- stg2_mtv2_up__uwr_pol_ins_cov_covp_sp_pv__sat_policy_premium_head &lt;- up_mtv2__uwr_pol_ins_cov_covp_sp_pv__sat_policy_premium_head: arm uses walk column(s), skipped.. Excluded: hubfeed_mtv2_policy &lt;- stg2_mtv2_up__uwr_pol_ins_cov_covp_sp_pv__sat_policy_premium_head &lt;- up_mtv2__uwr_pol_ins_cov_covp_sp_pv__sat_policy_premium_head: arm uses walk column(s), skipped.. Excluded: hubfeed_mtv2_policy &lt;- stg2_mtv2_up__uwr_pol_ins_cov_covp_sp_pv__sat_policy_premium_head &lt;- up_mtv2__uwr_pol_ins_cov_covp_sp_pv__sat_policy_premium_head: arm uses walk column(s), skipped.. Excluded: hubfeed_mtv2_policy &lt;- stg2_mtv2_up__uwr_pol_ins_rskp_sp_pv__sat_policy_classification &lt;- up_mtv2__uwr_pol_ins_rskp_sp_pv__sat_policy_classification: arm uses walk column(s), skipped.. Excluded: hubfeed_mtv2_policy &lt;- stg2_mtv2_up__uwr_pol_ins_rskp_sp_pv__sat_policy_classification &lt;- up_mtv2__uwr_pol_ins_rskp_sp_pv__sat_policy_classification: arm uses walk column(s), skipped.. Excluded: hubfeed_mtv2_policy &lt;- stg2_mtv2_up__uwr_pol_ins_rskp_sp_pv__sat_policy_premium_head &lt;- up_mtv2__uwr_pol_ins_rskp_sp_pv__sat_policy_premium_head: arm uses walk column(s), skipped.. Excluded: hubfeed_mtv2_policy &lt;- stg2_mtv2_up__uwr_pol_ins_rskp_sp_pv__sat_policy_premium_head &lt;- up_mtv2__uwr_pol_ins_rskp_sp_pv__sat_policy_premium_head: arm uses walk column(s), skipped.. Excluded: hubfeed_mtv2_policy &lt;- stg2_mtv2_up__uwr_pol_ins_rskp_sp_pv__sat_policy_premium_head &lt;- up_mtv2__uwr_pol_ins_rskp_sp_pv__sat_policy_premium_head: arm uses walk column(s), skipped.. Excluded: hubfeed_mtv2_policy &lt;- stg2_mtv2_up__uwr_pol_ins_rskp_sp_pv__sat_policy_premium_head &lt;- up_mtv2__uwr_pol_ins_rskp_sp_pv__sat_policy_premium_head: arm uses walk column(s), skipped.. Excluded: hubfeed_mtv2_policy &lt;- stg2_mtv2_up__uwr_pol_ins_rskp_sp_pv__sat_policy_premium_head &lt;- up_mtv2__uwr_pol_ins_rskp_sp_pv__sat_policy_premium_head: arm uses walk column(s), skipped.. Excluded: hubfeed_mtv2_policy &lt;- stg2_mtv2_up__uwr_pol_ins_rskp_sp_pv__sat_policy_premium_head &lt;- up_mtv2__uwr_pol_ins_rskp_sp_pv__sat_policy_premium_head: arm uses walk column(s), skipped.. Excluded: hubfeed_mtv2_policy &lt;- stg2_mtv2_up__uwr_pol_ins_rskp_sp_pv__sat_policy_premium_head &lt;- up_mtv2__uwr_pol_ins_rskp_sp_pv__sat_policy_premium_head: arm uses walk column(s), skipped.. Excluded: hubfeed_mtv2_policy &lt;- stg2_mtv2_up__uwr_pol_polp_msp_msd_prop_pv__sat_policy_premium_head &lt;- up_mtv2__uwr_pol_polp_msp_msd_prop_pv__sat_policy_premium_head: arm uses walk column(s), skipped.. Excluded: hubfeed_mtv2_policy &lt;- stg2_mtv2_up__uwr_pol_polp_msp_msd_prop_pv__sat_policy_premium_head &lt;- up_mtv2__uwr_pol_polp_msp_msd_prop_pv__sat_policy_premium_head: arm uses walk column(s), skipped.. Excluded: hubfeed_mtv2_policy &lt;- stg2_mtv2_up__uwr_pol_polp_msp_msd_prop_pv__sat_policy_premium_head &lt;- up_mtv2__uwr_pol_polp_msp_msd_prop_pv__sat_policy_premium_head: arm uses walk column(s), skipped.. Excluded: hubfeed_mtv2_policy &lt;- stg2_mtv2_up__uwr_pol_polp_msp_msd_prop_pv__sat_policy_premium_head &lt;- up_mtv2__uwr_pol_polp_msp_msd_prop_pv__sat_policy_premium_head: arm uses walk column(s), skipped.. Excluded: hubfeed_mtv2_policy &lt;- stg2_mtv2_up__uwr_pol_polp_msp_msd_prop_pv__sat_policy_premium_head &lt;- up_mtv2__uwr_pol_polp_msp_msd_prop_pv__sat_policy_premium_head: arm uses walk column(s), skipped.. Excluded: hubfeed_mtv2_policy &lt;- stg2_mtv2_up__uwr_pol_polp_msp_msd_prop_pv__sat_policy_premium_head &lt;- up_mtv2__uwr_pol_polp_msp_msd_prop_pv__sat_policy_premium_head: arm uses walk column(s), skipped.. Excluded: hubfeed_mtv2_policy &lt;- stg2_mtv2_up__uwr_pol_polp_msp_msd_prop_pv__sat_policy_premium_head &lt;- up_mtv2__uwr_pol_polp_msp_msd_prop_pv__sat_policy_premium_head: arm uses walk column(s), skipped.. Excluded: hubfeed_mtv2_policy &lt;- stg2_mtv2_up__uwr_pol_polp_sp_pv__sat_policy_classification &lt;- up_mtv2__uwr_pol_polp_sp_pv__sat_policy_classification: arm uses walk column(s), skipped.. Excluded: hubfeed_mtv2_policy &lt;- stg2_mtv2_up__uwr_pol_polp_sp_pv__sat_policy_classification &lt;- up_mtv2__uwr_pol_polp_sp_pv__sat_policy_classification: arm uses walk column(s), skipped.. Excluded: hubfeed_mtv2_policy &lt;- stg2_mtv2_up__uwr_pol_polp_sp_pv__sat_policy_classification &lt;- up_mtv2__uwr_pol_polp_sp_pv__sat_policy_classification: arm uses walk column(s), skipped.. Excluded: hubfeed_mtv2_policy &lt;- stg2_mtv2_up__uwr_pol_polp_sp_pv__sat_policy_classification &lt;- up_mtv2__uwr_pol_polp_sp_pv__sat_policy_classification: arm uses walk column(s), skipped.. Excluded: hubfeed_mtv2_policy &lt;- stg2_mtv2_up__uwr_pol_polp_sp_pv__sat_policy_discount_loading_applied &lt;- up_mtv2__uwr_pol_polp_sp_pv__sat_policy_discount_loading_applied: arm uses walk column(s), skipped.. Excluded: hubfeed_mtv2_policy &lt;- stg2_mtv2_up__uwr_pol_polp_sp_pv__sat_policy_discount_loading_applied &lt;- up_mtv2__uwr_pol_polp_sp_pv__sat_policy_discount_loading_applied: arm uses walk column(s), skipped.. Excluded: hubfeed_mtv2_policy &lt;- stg2_mtv2_up__uwr_pol_polp_sp_pv__sat_policy_discount_loading_applied &lt;- up_mtv2__uwr_pol_polp_sp_pv__sat_policy_discount_loading_applied: arm uses walk column(s), skipped.. Excluded: hubfeed_mtv2_policy &lt;- stg2_mtv2_up__uwr_pol_polp_sp_pv__sat_policy_discount_loading_applied &lt;- up_mtv2__uwr_pol_polp_sp_pv__sat_policy_discount_loading_applied: arm uses walk column(s), skipped.. Excluded: hubfeed_mtv2_policy &lt;- stg2_mtv2_up__uwr_pol_polp_sp_pv__sat_policy_discount_loading_applied &lt;- up_mtv2__uwr_pol_polp_sp_pv__sat_policy_discount_loading_applied: arm uses walk column(s), skipped.. Excluded: hubfeed_mtv2_policy &lt;- stg2_mtv2_up__uwr_pol_polp_sp_pv__sat_policy_discount_loading_applied &lt;- up_mtv2__uwr_pol_polp_sp_pv__sat_policy_discount_loading_applied: arm uses walk column(s), skipped.. Excluded: hubfeed_mtv2_policy &lt;- stg2_mtv2_up__uwr_pol_polp_sp_pv__sat_policy_discount_loading_applied &lt;- up_mtv2__uwr_pol_polp_sp_pv__sat_policy_discount_loading_applied: arm uses walk column(s), skipped.. Excluded: hubfeed_mtv2_policy &lt;- stg2_mtv2_up__uwr_pol_polp_sp_pv__sat_policy_discount_loading_applied &lt;- up_mtv2__uwr_pol_polp_sp_pv__sat_policy_discount_loading_applied: arm uses walk column(s), skipped.. Excluded: hubfeed_mtv2_policy &lt;- stg2_mtv2_up__uwr_pol_polp_sp_pv__sat_policy_discount_loading_applied &lt;- up_mtv2__uwr_pol_polp_sp_pv__sat_policy_discount_loading_applied: arm uses walk column(s), skipped.. Excluded: hubfeed_mtv2_policy &lt;- stg2_mtv2_up__uwr_pol_polp_sp_pv__sat_policy_discount_loading_applied &lt;- up_mtv2__uwr_pol_polp_sp_pv__sat_policy_discount_loading_applied: arm uses walk column(s), skipped.. Excluded: hubfeed_mtv2_policy &lt;- stg2_mtv2_up__uwr_pol_polp_sp_pv__sat_policy_discount_loading_applied &lt;- up_mtv2__uwr_pol_polp_sp_pv__sat_policy_discount_loading_applied: arm uses walk column(s), skipped.. Excluded: hubfeed_mtv2_policy &lt;- stg2_mtv2_up__uwr_pol_polp_sp_pv__sat_policy_discount_loading_applied &lt;- up_mtv2__uwr_pol_polp_sp_pv__sat_policy_discount_loading_applied: arm uses walk column(s), skipped.. Excluded: hubfeed_mtv2_policy &lt;- stg2_mtv2_up__uwr_pol_polp_sp_pv__sat_policy_discount_loading_applied &lt;- up_mtv2__uwr_pol_polp_sp_pv__sat_policy_discount_loading_applied: arm uses walk column(s), skipped.. Excluded: hubfeed_mtv2_policy &lt;- stg2_mtv2_up__uwr_pol_polp_sp_pv__sat_policy_discount_loading_applied &lt;- up_mtv2__uwr_pol_polp_sp_pv__sat_policy_discount_loading_applied: arm uses walk column(s), skipped..</w:t>
+        <w:t xml:space="preserve">12 RAW key branch(es): NONHLTH_TRV_CLM_VW_DATA_CLAIM_DETAILS.POLICYNO (POLICY_HKEY), NONHLTH_TRV_CLM_VW_DATA_CLAIM_DETAILS_CLAIM_ATTRIBUTE_PROPERTIES_PIVOT_VW.MASTER_POLICY_NUMBER (POLICY_HKEY__MASTER_POLICY), NONHLTH_TRV_UWR_VW_DATA_POLICY_DETAILS.POLICY_NUMBER (POLICY_HKEY), NONHLTH_TRV_UWR_VW_DATA_POLICY_DETAILS_INSURED_DETAILS_MEMBER_DETAILS.[] (POLICY_HKEY__INSURED_MEMBER), NONHLTH_TRV_UWR_VW_DATA_POLICY_DETAILS_INSURED_DETAILS_MEMBER_DETAILS_PARTY_RELATION.FOREIGN_KEY (POLICY_HKEY__INSURED_MEMBER), NONHLTH_TRV_UWR_VW_DATA_POLICY_DETAILS_POLICY_PROPERTY_SIMPLE_PROPERTY_PIVOT_VW.MASTER_POLICY_NUMBER (POLICY_HKEY__MASTER_POLICY), NONHLTH_TRV_UWR_VW_DATA_POLICY_DETAILS_POLICY_PROPERTY_SIMPLE_PROPERTY_PIVOT_VW.EXPIRING_POLICY_NUMBER (POLICY_HKEY__PREVIOUS_POLICY), NONHLTH_TRV_UWR_VW_DATA_POLICY_DETAILS_PREVIOUS_POLICY_DETAILS.POLICY_NUMBER (POLICY_HKEY__PREVIOUS_POLICY), NONHLTH_TRV_UWR_VW_DATA_POLICY_DETAILS_PROPOSER_DETAILS_PARTY_RELATION.FOREIGN_KEY (POLICY_HKEY__PROPOSER), NONHLTH_TRV_UWR_VW_DATA_QUOTE_PARAM_DETAILS_POLICY_PROPERTY_RULE_LIST_PIVOT_VW.MASTER_POLICY_NUMBER (POLICY_HKEY__MASTER_POLICY), NONHLTH_TRV_UWR_VW_DATA_QUOTE_PARAM_DETAILS_POLICY_PROPERTY_RULE_LIST_PIVOT_VW.EXPIRING_POLICY_NUMBER (POLICY_HKEY__PREVIOUS_POLICY), NONHLTH_TRV_UWR_VW_DATA_QUOTE_PARAM_DETAILS_POLICY_PROPERTY_RULE_LIST_PIVOT_VW.PREVIOUS_POLICY_NUMBER (POLICY_HKEY__PREVIOUS_POLICY_PORTABILITY). Excluded: hubfeed_mt_policy &lt;- stg2_mt__clm_clmd_clmap_pv: key uses walk column(s) w1_policyno from parent view(s) -- not resolvable to a single RAW table in the first-cut, skipped.. Excluded: hubfeed_mt_policy &lt;- stg2_mt__clm_clmd_clmrsk_rska_msp_msd_prop_pv: key uses walk column(s) w1_policyno from parent view(s) -- not resolvable to a single RAW table in the first-cut, skipped.. Excluded: hubfeed_mt_policy &lt;- stg2_mt__uwr_pol_disp: key uses walk column(s) w0_policy_number from parent view(s) -- not resolvable to a single RAW table in the first-cut, skipped.. Excluded: hubfeed_mt_policy &lt;- stg2_mt__uwr_pol_endt: key uses walk column(s) w0_policy_number from parent view(s) -- not resolvable to a single RAW table in the first-cut, skipped.. Excluded: hubfeed_mt_policy &lt;- stg2_mt__uwr_pol_ins_cov: key uses walk column(s) w0_policy_number from parent view(s) -- not resolvable to a single RAW table in the first-cut, skipped.. Excluded: hubfeed_mt_policy &lt;- stg2_mt__uwr_pol_ins_cov_covp_sp_pv: key uses walk column(s) w0_policy_number from parent view(s) -- not resolvable to a single RAW table in the first-cut, skipped.. Excluded: hubfeed_mt_policy &lt;- stg2_mt__uwr_pol_ins_rskp_sp_pv: key uses walk column(s) w0_policy_number from parent view(s) -- not resolvable to a single RAW table in the first-cut, skipped.. Excluded: hubfeed_mt_policy &lt;- stg2_mt__uwr_pol_policy_relation: key uses walk column(s) w0_policy_number from parent view(s) -- not resolvable to a single RAW table in the first-cut, skipped.. Excluded: hubfeed_mt_policy &lt;- stg2_mt__uwr_pol_polp_msp_msd_prop_pv: key uses walk column(s) w0_policy_number from parent view(s) -- not resolvable to a single RAW table in the first-cut, skipped.. Excluded: hubfeed_mt_policy &lt;- stg2_mt__uwr_pol_polp_sp_pv: key uses walk column(s) w0_policy_number from parent view(s) -- not resolvable to a single RAW table in the first-cut, skipped.. Excluded: hubfeed_mt_policy &lt;- stg2_mt__uwr_pol_prp: key uses walk column(s) w0_policy_number from parent view(s) -- not resolvable to a single RAW table in the first-cut, skipped.. Excluded: hubfeed_mt_policy &lt;- stg2_mt__uwr_pol_wrk: key uses walk column(s) w0_policy_number from parent view(s) -- not resolvable to a single RAW table in the first-cut, skipped.. Excluded: hubfeed_mt_policy &lt;- stg2_mt__uwr_prem: key uses walk column(s) w0_policy_number from parent view(s) -- not resolvable to a single RAW table in the first-cut, skipped.. Excluded: hubfeed_mt_policy &lt;- stg2_mt_up__uwr_pol_ins_cov_covp_sp_pv__sat_policy_premium_head &lt;- up_mt__uwr_pol_ins_cov_covp_sp_pv__sat_policy_premium_head: arm uses walk column(s), skipped.. Excluded: hubfeed_mt_policy &lt;- stg2_mt_up__uwr_pol_ins_cov_covp_sp_pv__sat_policy_premium_head &lt;- up_mt__uwr_pol_ins_cov_covp_sp_pv__sat_policy_premium_head: arm uses walk column(s), skipped.. Excluded: hubfeed_mt_policy &lt;- stg2_mt_up__uwr_pol_ins_cov_covp_sp_pv__sat_policy_premium_head &lt;- up_mt__uwr_pol_ins_cov_covp_sp_pv__sat_policy_premium_head: arm uses walk column(s), skipped.. Excluded: hubfeed_mt_policy &lt;- stg2_mt_up__uwr_pol_ins_cov_covp_sp_pv__sat_policy_premium_head &lt;- up_mt__uwr_pol_ins_cov_covp_sp_pv__sat_policy_premium_head: arm uses walk column(s), skipped.. Excluded: hubfeed_mt_policy &lt;- stg2_mt_up__uwr_pol_ins_cov_covp_sp_pv__sat_policy_premium_head &lt;- up_mt__uwr_pol_ins_cov_covp_sp_pv__sat_policy_premium_head: arm uses walk column(s), skipped.. Excluded: hubfeed_mt_policy &lt;- stg2_mt_up__uwr_pol_ins_cov_covp_sp_pv__sat_policy_premium_head &lt;- up_mt__uwr_pol_ins_cov_covp_sp_pv__sat_policy_premium_head: arm uses walk column(s), skipped.. Excluded: hubfeed_mt_policy &lt;- stg2_mt_up__uwr_pol_ins_cov_covp_sp_pv__sat_policy_premium_head &lt;- up_mt__uwr_pol_ins_cov_covp_sp_pv__sat_policy_premium_head: arm uses walk column(s), skipped.. Excluded: hubfeed_mt_policy &lt;- stg2_mt_up__uwr_pol_ins_cov_covp_sp_pv__sat_policy_premium_head &lt;- up_mt__uwr_pol_ins_cov_covp_sp_pv__sat_policy_premium_head: arm uses walk column(s), skipped.. Excluded: hubfeed_mt_policy &lt;- stg2_mt_up__uwr_pol_ins_cov_covp_sp_pv__sat_policy_premium_head &lt;- up_mt__uwr_pol_ins_cov_covp_sp_pv__sat_policy_premium_head: arm uses walk column(s), skipped.. Excluded: hubfeed_mt_policy &lt;- stg2_mt_up__uwr_pol_ins_rskp_sp_pv__sat_policy_classification &lt;- up_mt__uwr_pol_ins_rskp_sp_pv__sat_policy_classification: arm uses walk column(s), skipped.. Excluded: hubfeed_mt_policy &lt;- stg2_mt_up__uwr_pol_ins_rskp_sp_pv__sat_policy_classification &lt;- up_mt__uwr_pol_ins_rskp_sp_pv__sat_policy_classification: arm uses walk column(s), skipped.. Excluded: hubfeed_mt_policy &lt;- stg2_mt_up__uwr_pol_ins_rskp_sp_pv__sat_policy_premium_head &lt;- up_mt__uwr_pol_ins_rskp_sp_pv__sat_policy_premium_head: arm uses walk column(s), skipped.. Excluded: hubfeed_mt_policy &lt;- stg2_mt_up__uwr_pol_ins_rskp_sp_pv__sat_policy_premium_head &lt;- up_mt__uwr_pol_ins_rskp_sp_pv__sat_policy_premium_head: arm uses walk column(s), skipped.. Excluded: hubfeed_mt_policy &lt;- stg2_mt_up__uwr_pol_ins_rskp_sp_pv__sat_policy_premium_head &lt;- up_mt__uwr_pol_ins_rskp_sp_pv__sat_policy_premium_head: arm uses walk column(s), skipped.. Excluded: hubfeed_mt_policy &lt;- stg2_mt_up__uwr_pol_ins_rskp_sp_pv__sat_policy_premium_head &lt;- up_mt__uwr_pol_ins_rskp_sp_pv__sat_policy_premium_head: arm uses walk column(s), skipped.. Excluded: hubfeed_mt_policy &lt;- stg2_mt_up__uwr_pol_ins_rskp_sp_pv__sat_policy_premium_head &lt;- up_mt__uwr_pol_ins_rskp_sp_pv__sat_policy_premium_head: arm uses walk column(s), skipped.. Excluded: hubfeed_mt_policy &lt;- stg2_mt_up__uwr_pol_ins_rskp_sp_pv__sat_policy_premium_head &lt;- up_mt__uwr_pol_ins_rskp_sp_pv__sat_policy_premium_head: arm uses walk column(s), skipped.. Excluded: hubfeed_mt_policy &lt;- stg2_mt_up__uwr_pol_ins_rskp_sp_pv__sat_policy_premium_head &lt;- up_mt__uwr_pol_ins_rskp_sp_pv__sat_policy_premium_head: arm uses walk column(s), skipped.. Excluded: hubfeed_mt_policy &lt;- stg2_mt_up__uwr_pol_polp_msp_msd_prop_pv__sat_policy_premium_head &lt;- up_mt__uwr_pol_polp_msp_msd_prop_pv__sat_policy_premium_head: arm uses walk column(s), skipped.. Excluded: hubfeed_mt_policy &lt;- stg2_mt_up__uwr_pol_polp_msp_msd_prop_pv__sat_policy_premium_head &lt;- up_mt__uwr_pol_polp_msp_msd_prop_pv__sat_policy_premium_head: arm uses walk column(s), skipped.. Excluded: hubfeed_mt_policy &lt;- stg2_mt_up__uwr_pol_polp_msp_msd_prop_pv__sat_policy_premium_head &lt;- up_mt__uwr_pol_polp_msp_msd_prop_pv__sat_policy_premium_head: arm uses walk column(s), skipped.. Excluded: hubfeed_mt_policy &lt;- stg2_mt_up__uwr_pol_polp_msp_msd_prop_pv__sat_policy_premium_head &lt;- up_mt__uwr_pol_polp_msp_msd_prop_pv__sat_policy_premium_head: arm uses walk column(s), skipped.. Excluded: hubfeed_mt_policy &lt;- stg2_mt_up__uwr_pol_polp_msp_msd_prop_pv__sat_policy_premium_head &lt;- up_mt__uwr_pol_polp_msp_msd_prop_pv__sat_policy_premium_head: arm uses walk column(s), skipped.. Excluded: hubfeed_mt_policy &lt;- stg2_mt_up__uwr_pol_polp_msp_msd_prop_pv__sat_policy_premium_head &lt;- up_mt__uwr_pol_polp_msp_msd_prop_pv__sat_policy_premium_head: arm uses walk column(s), skipped.. Excluded: hubfeed_mt_policy &lt;- stg2_mt_up__uwr_pol_polp_msp_msd_prop_pv__sat_policy_premium_head &lt;- up_mt__uwr_pol_polp_msp_msd_prop_pv__sat_policy_premium_head: arm uses walk column(s), skipped.. Excluded: hubfeed_mt_policy &lt;- stg2_mt_up__uwr_pol_polp_sp_pv__sat_policy_classification &lt;- up_mt__uwr_pol_polp_sp_pv__sat_policy_classification: arm uses walk column(s), skipped.. Excluded: hubfeed_mt_policy &lt;- stg2_mt_up__uwr_pol_polp_sp_pv__sat_policy_classification &lt;- up_mt__uwr_pol_polp_sp_pv__sat_policy_classification: arm uses walk column(s), skipped.. Excluded: hubfeed_mt_policy &lt;- stg2_mt_up__uwr_pol_polp_sp_pv__sat_policy_classification &lt;- up_mt__uwr_pol_polp_sp_pv__sat_policy_classification: arm uses walk column(s), skipped.. Excluded: hubfeed_mt_policy &lt;- stg2_mt_up__uwr_pol_polp_sp_pv__sat_policy_classification &lt;- up_mt__uwr_pol_polp_sp_pv__sat_policy_classification: arm uses walk column(s), skipped.. Excluded: hubfeed_mt_policy &lt;- stg2_mt_up__uwr_pol_polp_sp_pv__sat_policy_discount_loading_applied &lt;- up_mt__uwr_pol_polp_sp_pv__sat_policy_discount_loading_applied: arm uses walk column(s), skipped.. Excluded: hubfeed_mt_policy &lt;- stg2_mt_up__uwr_pol_polp_sp_pv__sat_policy_discount_loading_applied &lt;- up_mt__uwr_pol_polp_sp_pv__sat_policy_discount_loading_applied: arm uses walk column(s), skipped.. Excluded: hubfeed_mt_policy &lt;- stg2_mt_up__uwr_pol_polp_sp_pv__sat_policy_discount_loading_applied &lt;- up_mt__uwr_pol_polp_sp_pv__sat_policy_discount_loading_applied: arm uses walk column(s), skipped.. Excluded: hubfeed_mt_policy &lt;- stg2_mt_up__uwr_pol_polp_sp_pv__sat_policy_discount_loading_applied &lt;- up_mt__uwr_pol_polp_sp_pv__sat_policy_discount_loading_applied: arm uses walk column(s), skipped.. Excluded: hubfeed_mt_policy &lt;- stg2_mt_up__uwr_pol_polp_sp_pv__sat_policy_discount_loading_applied &lt;- up_mt__uwr_pol_polp_sp_pv__sat_policy_discount_loading_applied: arm uses walk column(s), skipped.. Excluded: hubfeed_mt_policy &lt;- stg2_mt_up__uwr_pol_polp_sp_pv__sat_policy_discount_loading_applied &lt;- up_mt__uwr_pol_polp_sp_pv__sat_policy_discount_loading_applied: arm uses walk column(s), skipped.. Excluded: hubfeed_mt_policy &lt;- stg2_mt_up__uwr_pol_polp_sp_pv__sat_policy_discount_loading_applied &lt;- up_mt__uwr_pol_polp_sp_pv__sat_policy_discount_loading_applied: arm uses walk column(s), skipped.. Excluded: hubfeed_mt_policy &lt;- stg2_mt_up__uwr_pol_polp_sp_pv__sat_policy_discount_loading_applied &lt;- up_mt__uwr_pol_polp_sp_pv__sat_policy_discount_loading_applied: arm uses walk column(s), skipped.. Excluded: hubfeed_mt_policy &lt;- stg2_mt_up__uwr_pol_polp_sp_pv__sat_policy_discount_loading_applied &lt;- up_mt__uwr_pol_polp_sp_pv__sat_policy_discount_loading_applied: arm uses walk column(s), skipped.. Excluded: hubfeed_mt_policy &lt;- stg2_mt_up__uwr_pol_polp_sp_pv__sat_policy_discount_loading_applied &lt;- up_mt__uwr_pol_polp_sp_pv__sat_policy_discount_loading_applied: arm uses walk column(s), skipped.. Excluded: hubfeed_mt_policy &lt;- stg2_mt_up__uwr_pol_polp_sp_pv__sat_policy_discount_loading_applied &lt;- up_mt__uwr_pol_polp_sp_pv__sat_policy_discount_loading_applied: arm uses walk column(s), skipped.. Excluded: hubfeed_mt_policy &lt;- stg2_mt_up__uwr_pol_polp_sp_pv__sat_policy_discount_loading_applied &lt;- up_mt__uwr_pol_polp_sp_pv__sat_policy_discount_loading_applied: arm uses walk column(s), skipped.. Excluded: hubfeed_mt_policy &lt;- stg2_mt_up__uwr_pol_polp_sp_pv__sat_policy_discount_loading_applied &lt;- up_mt__uwr_pol_polp_sp_pv__sat_policy_discount_loading_applied: arm uses walk column(s), skipped.. Excluded: hubfeed_mt_policy &lt;- stg2_mt_up__uwr_pol_polp_sp_pv__sat_policy_discount_loading_applied &lt;- up_mt__uwr_pol_polp_sp_pv__sat_policy_discount_loading_applied: arm uses walk column(s), skipped..</w:t>
       </w:r>
     </w:p>
     <w:p>
@@ -3184,123 +3184,123 @@
               </w:rPr>
               <w:t xml:space="preserve">with src as (</w:t>
               <w:br/>
-              <w:t xml:space="preserve">    -- via hubfeed_mtv2_policy &lt;- stg2_mtv2__clm_clmd</w:t>
+              <w:t xml:space="preserve">    -- via hubfeed_mt_policy &lt;- stg2_mt__clm_clmd</w:t>
               <w:br/>
               <w:t xml:space="preserve">    select 'NONHLTH_TRV_CLM_VW_DATA_CLAIM_DETAILS.POLICYNO (POLICY_HKEY)' as src_branch,</w:t>
               <w:br/>
               <w:t xml:space="preserve">           MD5_BINARY(NULLIF(UPPER(TRIM(CAST('HUB_POLICY|' || (nullif(trim(case when coalesce(nullif(trim(nullif(trim(to_varchar("POLICYNO")), '')),'')) is not null then nullif(trim(nullif(trim(to_varchar("POLICYNO")), '')), '') end),'')) AS VARCHAR))), '')) as hkey</w:t>
               <w:br/>
-              <w:t xml:space="preserve">      from RAW.MAXIMUS_TRAVEL_V2.NONHLTH_TRV_CLM_VW_DATA_CLAIM_DETAILS</w:t>
+              <w:t xml:space="preserve">      from RAW.MAXIMUS_TRAVEL.NONHLTH_TRV_CLM_VW_DATA_CLAIM_DETAILS</w:t>
               <w:br/>
               <w:t xml:space="preserve">    union all</w:t>
               <w:br/>
-              <w:t xml:space="preserve">    -- via hubfeed_mtv2_policy &lt;- stg2_mtv2__clm_clmd_clmap_pv</w:t>
+              <w:t xml:space="preserve">    -- via hubfeed_mt_policy &lt;- stg2_mt__clm_clmd_clmap_pv</w:t>
               <w:br/>
               <w:t xml:space="preserve">    select 'NONHLTH_TRV_CLM_VW_DATA_CLAIM_DETAILS_CLAIM_ATTRIBUTE_PROPERTIES_PIVOT_VW.MASTER_POLICY_NUMBER (POLICY_HKEY__MASTER_POLICY)' as src_branch,</w:t>
               <w:br/>
               <w:t xml:space="preserve">           MD5_BINARY(NULLIF(UPPER(TRIM(CAST('HUB_POLICY|' || (nullif(trim(case when coalesce(nullif(trim(nullif(trim(to_varchar("MASTER_POLICY_NUMBER")), '')),'')) is not null then nullif(trim(nullif(trim(to_varchar("MASTER_POLICY_NUMBER")), '')), '') end),'')) AS VARCHAR))), '')) as hkey</w:t>
               <w:br/>
-              <w:t xml:space="preserve">      from RAW.MAXIMUS_TRAVEL_V2.NONHLTH_TRV_CLM_VW_DATA_CLAIM_DETAILS_CLAIM_ATTRIBUTE_PROPERTIES_PIVOT_VW</w:t>
+              <w:t xml:space="preserve">      from RAW.MAXIMUS_TRAVEL.NONHLTH_TRV_CLM_VW_DATA_CLAIM_DETAILS_CLAIM_ATTRIBUTE_PROPERTIES_PIVOT_VW</w:t>
               <w:br/>
               <w:t xml:space="preserve">    union all</w:t>
               <w:br/>
-              <w:t xml:space="preserve">    -- via hubfeed_mtv2_policy &lt;- stg2_mtv2__uwr_pol</w:t>
+              <w:t xml:space="preserve">    -- via hubfeed_mt_policy &lt;- stg2_mt__uwr_pol</w:t>
               <w:br/>
               <w:t xml:space="preserve">    select 'NONHLTH_TRV_UWR_VW_DATA_POLICY_DETAILS.POLICY_NUMBER (POLICY_HKEY)' as src_branch,</w:t>
               <w:br/>
               <w:t xml:space="preserve">           MD5_BINARY(NULLIF(UPPER(TRIM(CAST('HUB_POLICY|' || (nullif(trim(case when coalesce(nullif(trim(nullif(trim(to_varchar("POLICY_NUMBER")), '')),'')) is not null then nullif(trim(nullif(trim(to_varchar("POLICY_NUMBER")), '')), '') end),'')) AS VARCHAR))), '')) as hkey</w:t>
               <w:br/>
-              <w:t xml:space="preserve">      from RAW.MAXIMUS_TRAVEL_V2.NONHLTH_TRV_UWR_VW_DATA_POLICY_DETAILS</w:t>
+              <w:t xml:space="preserve">      from RAW.MAXIMUS_TRAVEL.NONHLTH_TRV_UWR_VW_DATA_POLICY_DETAILS</w:t>
               <w:br/>
               <w:t xml:space="preserve">    union all</w:t>
               <w:br/>
-              <w:t xml:space="preserve">    -- via hubfeed_mtv2_policy &lt;- stg2_mtv2__uwr_pol_ins_mbr</w:t>
+              <w:t xml:space="preserve">    -- via hubfeed_mt_policy &lt;- stg2_mt__uwr_pol_ins_mbr</w:t>
               <w:br/>
               <w:t xml:space="preserve">    select 'NONHLTH_TRV_UWR_VW_DATA_POLICY_DETAILS_INSURED_DETAILS_MEMBER_DETAILS.[] (POLICY_HKEY__INSURED_MEMBER)' as src_branch,</w:t>
               <w:br/>
               <w:t xml:space="preserve">           MD5_BINARY(NULLIF(UPPER(TRIM(CAST('HUB_POLICY|' || (nullif(trim(case when coalesce(nullif(trim(w0_policy_number),'')) is not null then nullif(trim(w0_policy_number), '') end),'')) AS VARCHAR))), '')) as hkey</w:t>
               <w:br/>
-              <w:t xml:space="preserve">      from RAW.MAXIMUS_TRAVEL_V2.NONHLTH_TRV_UWR_VW_DATA_POLICY_DETAILS_INSURED_DETAILS_MEMBER_DETAILS</w:t>
+              <w:t xml:space="preserve">      from RAW.MAXIMUS_TRAVEL.NONHLTH_TRV_UWR_VW_DATA_POLICY_DETAILS_INSURED_DETAILS_MEMBER_DETAILS</w:t>
               <w:br/>
               <w:t xml:space="preserve">    union all</w:t>
               <w:br/>
-              <w:t xml:space="preserve">    -- via hubfeed_mtv2_policy &lt;- stg2_mtv2__uwr_pol_ins_mbr_party_relation</w:t>
+              <w:t xml:space="preserve">    -- via hubfeed_mt_policy &lt;- stg2_mt__uwr_pol_ins_mbr_party_relation</w:t>
               <w:br/>
               <w:t xml:space="preserve">    select 'NONHLTH_TRV_UWR_VW_DATA_POLICY_DETAILS_INSURED_DETAILS_MEMBER_DETAILS_PARTY_RELATION.FOREIGN_KEY (POLICY_HKEY__INSURED_MEMBER)' as src_branch,</w:t>
               <w:br/>
               <w:t xml:space="preserve">           MD5_BINARY(NULLIF(UPPER(TRIM(CAST('HUB_POLICY|' || (nullif(trim(case when coalesce(nullif(trim(("FOREIGN_KEY")),'')) is not null then nullif(trim(("FOREIGN_KEY")), '') end),'')) AS VARCHAR))), '')) as hkey</w:t>
               <w:br/>
-              <w:t xml:space="preserve">      from RAW.MAXIMUS_TRAVEL_V2.NONHLTH_TRV_UWR_VW_DATA_POLICY_DETAILS_INSURED_DETAILS_MEMBER_DETAILS_PARTY_RELATION</w:t>
+              <w:t xml:space="preserve">      from RAW.MAXIMUS_TRAVEL.NONHLTH_TRV_UWR_VW_DATA_POLICY_DETAILS_INSURED_DETAILS_MEMBER_DETAILS_PARTY_RELATION</w:t>
               <w:br/>
               <w:t xml:space="preserve">    union all</w:t>
               <w:br/>
-              <w:t xml:space="preserve">    -- via hubfeed_mtv2_policy &lt;- stg2_mtv2__uwr_pol_polp_sp_pv</w:t>
+              <w:t xml:space="preserve">    -- via hubfeed_mt_policy &lt;- stg2_mt__uwr_pol_polp_sp_pv</w:t>
               <w:br/>
               <w:t xml:space="preserve">    select 'NONHLTH_TRV_UWR_VW_DATA_POLICY_DETAILS_POLICY_PROPERTY_SIMPLE_PROPERTY_PIVOT_VW.MASTER_POLICY_NUMBER (POLICY_HKEY__MASTER_POLICY)' as src_branch,</w:t>
               <w:br/>
               <w:t xml:space="preserve">           MD5_BINARY(NULLIF(UPPER(TRIM(CAST('HUB_POLICY|' || (nullif(trim(case when coalesce(nullif(trim(nullif(trim(to_varchar("MASTER_POLICY_NUMBER")), '')),'')) is not null then nullif(trim(nullif(trim(to_varchar("MASTER_POLICY_NUMBER")), '')), '') end),'')) AS VARCHAR))), '')) as hkey</w:t>
               <w:br/>
-              <w:t xml:space="preserve">      from RAW.MAXIMUS_TRAVEL_V2.NONHLTH_TRV_UWR_VW_DATA_POLICY_DETAILS_POLICY_PROPERTY_SIMPLE_PROPERTY_PIVOT_VW</w:t>
+              <w:t xml:space="preserve">      from RAW.MAXIMUS_TRAVEL.NONHLTH_TRV_UWR_VW_DATA_POLICY_DETAILS_POLICY_PROPERTY_SIMPLE_PROPERTY_PIVOT_VW</w:t>
               <w:br/>
               <w:t xml:space="preserve">    union all</w:t>
               <w:br/>
-              <w:t xml:space="preserve">    -- via hubfeed_mtv2_policy &lt;- stg2_mtv2__uwr_pol_polp_sp_pv</w:t>
+              <w:t xml:space="preserve">    -- via hubfeed_mt_policy &lt;- stg2_mt__uwr_pol_polp_sp_pv</w:t>
               <w:br/>
               <w:t xml:space="preserve">    select 'NONHLTH_TRV_UWR_VW_DATA_POLICY_DETAILS_POLICY_PROPERTY_SIMPLE_PROPERTY_PIVOT_VW.EXPIRING_POLICY_NUMBER (POLICY_HKEY__PREVIOUS_POLICY)' as src_branch,</w:t>
               <w:br/>
               <w:t xml:space="preserve">           MD5_BINARY(NULLIF(UPPER(TRIM(CAST('HUB_POLICY|' || (nullif(trim(case when coalesce(nullif(trim(nullif(trim(to_varchar("EXPIRING_POLICY_NUMBER")), '')),'')) is not null then nullif(trim(nullif(trim(to_varchar("EXPIRING_POLICY_NUMBER")), '')), '') end),'')) AS VARCHAR))), '')) as hkey</w:t>
               <w:br/>
-              <w:t xml:space="preserve">      from RAW.MAXIMUS_TRAVEL_V2.NONHLTH_TRV_UWR_VW_DATA_POLICY_DETAILS_POLICY_PROPERTY_SIMPLE_PROPERTY_PIVOT_VW</w:t>
+              <w:t xml:space="preserve">      from RAW.MAXIMUS_TRAVEL.NONHLTH_TRV_UWR_VW_DATA_POLICY_DETAILS_POLICY_PROPERTY_SIMPLE_PROPERTY_PIVOT_VW</w:t>
               <w:br/>
               <w:t xml:space="preserve">    union all</w:t>
               <w:br/>
-              <w:t xml:space="preserve">    -- via hubfeed_mtv2_policy &lt;- stg2_mtv2__uwr_pol_prevpol</w:t>
+              <w:t xml:space="preserve">    -- via hubfeed_mt_policy &lt;- stg2_mt__uwr_pol_prevpol</w:t>
               <w:br/>
               <w:t xml:space="preserve">    select 'NONHLTH_TRV_UWR_VW_DATA_POLICY_DETAILS_PREVIOUS_POLICY_DETAILS.POLICY_NUMBER (POLICY_HKEY__PREVIOUS_POLICY)' as src_branch,</w:t>
               <w:br/>
               <w:t xml:space="preserve">           MD5_BINARY(NULLIF(UPPER(TRIM(CAST('HUB_POLICY|' || (nullif(trim(case when coalesce(nullif(trim(nullif(trim(to_varchar("POLICY_NUMBER")), '')),'')) is not null then nullif(trim(nullif(trim(to_varchar("POLICY_NUMBER")), '')), '') end),'')) AS VARCHAR))), '')) as hkey</w:t>
               <w:br/>
-              <w:t xml:space="preserve">      from RAW.MAXIMUS_TRAVEL_V2.NONHLTH_TRV_UWR_VW_DATA_POLICY_DETAILS_PREVIOUS_POLICY_DETAILS</w:t>
+              <w:t xml:space="preserve">      from RAW.MAXIMUS_TRAVEL.NONHLTH_TRV_UWR_VW_DATA_POLICY_DETAILS_PREVIOUS_POLICY_DETAILS</w:t>
               <w:br/>
               <w:t xml:space="preserve">    union all</w:t>
               <w:br/>
-              <w:t xml:space="preserve">    -- via hubfeed_mtv2_policy &lt;- stg2_mtv2__uwr_pol_prp_party_relation</w:t>
+              <w:t xml:space="preserve">    -- via hubfeed_mt_policy &lt;- stg2_mt__uwr_pol_prp_party_relation</w:t>
               <w:br/>
               <w:t xml:space="preserve">    select 'NONHLTH_TRV_UWR_VW_DATA_POLICY_DETAILS_PROPOSER_DETAILS_PARTY_RELATION.FOREIGN_KEY (POLICY_HKEY__PROPOSER)' as src_branch,</w:t>
               <w:br/>
               <w:t xml:space="preserve">           MD5_BINARY(NULLIF(UPPER(TRIM(CAST('HUB_POLICY|' || (nullif(trim(case when coalesce(nullif(trim(("FOREIGN_KEY")),'')) is not null then nullif(trim(("FOREIGN_KEY")), '') end),'')) AS VARCHAR))), '')) as hkey</w:t>
               <w:br/>
-              <w:t xml:space="preserve">      from RAW.MAXIMUS_TRAVEL_V2.NONHLTH_TRV_UWR_VW_DATA_POLICY_DETAILS_PROPOSER_DETAILS_PARTY_RELATION</w:t>
+              <w:t xml:space="preserve">      from RAW.MAXIMUS_TRAVEL.NONHLTH_TRV_UWR_VW_DATA_POLICY_DETAILS_PROPOSER_DETAILS_PARTY_RELATION</w:t>
               <w:br/>
               <w:t xml:space="preserve">    union all</w:t>
               <w:br/>
-              <w:t xml:space="preserve">    -- via hubfeed_mtv2_policy &lt;- stg2_mtv2__uwr_qpd_polp_rl_pv</w:t>
+              <w:t xml:space="preserve">    -- via hubfeed_mt_policy &lt;- stg2_mt__uwr_qpd_polp_rl_pv</w:t>
               <w:br/>
               <w:t xml:space="preserve">    select 'NONHLTH_TRV_UWR_VW_DATA_QUOTE_PARAM_DETAILS_POLICY_PROPERTY_RULE_LIST_PIVOT_VW.MASTER_POLICY_NUMBER (POLICY_HKEY__MASTER_POLICY)' as src_branch,</w:t>
               <w:br/>
               <w:t xml:space="preserve">           MD5_BINARY(NULLIF(UPPER(TRIM(CAST('HUB_POLICY|' || (nullif(trim(case when coalesce(nullif(trim(nullif(trim(to_varchar("MASTER_POLICY_NUMBER")), '')),'')) is not null then nullif(trim(nullif(trim(to_varchar("MASTER_POLICY_NUMBER")), '')), '') end),'')) AS VARCHAR))), '')) as hkey</w:t>
               <w:br/>
-              <w:t xml:space="preserve">      from RAW.MAXIMUS_TRAVEL_V2.NONHLTH_TRV_UWR_VW_DATA_QUOTE_PARAM_DETAILS_POLICY_PROPERTY_RULE_LIST_PIVOT_VW</w:t>
+              <w:t xml:space="preserve">      from RAW.MAXIMUS_TRAVEL.NONHLTH_TRV_UWR_VW_DATA_QUOTE_PARAM_DETAILS_POLICY_PROPERTY_RULE_LIST_PIVOT_VW</w:t>
               <w:br/>
               <w:t xml:space="preserve">    union all</w:t>
               <w:br/>
-              <w:t xml:space="preserve">    -- via hubfeed_mtv2_policy &lt;- stg2_mtv2__uwr_qpd_polp_rl_pv</w:t>
+              <w:t xml:space="preserve">    -- via hubfeed_mt_policy &lt;- stg2_mt__uwr_qpd_polp_rl_pv</w:t>
               <w:br/>
               <w:t xml:space="preserve">    select 'NONHLTH_TRV_UWR_VW_DATA_QUOTE_PARAM_DETAILS_POLICY_PROPERTY_RULE_LIST_PIVOT_VW.EXPIRING_POLICY_NUMBER (POLICY_HKEY__PREVIOUS_POLICY)' as src_branch,</w:t>
               <w:br/>
               <w:t xml:space="preserve">           MD5_BINARY(NULLIF(UPPER(TRIM(CAST('HUB_POLICY|' || (nullif(trim(case when coalesce(nullif(trim(nullif(trim(to_varchar("EXPIRING_POLICY_NUMBER")), '')),'')) is not null then nullif(trim(nullif(trim(to_varchar("EXPIRING_POLICY_NUMBER")), '')), '') end),'')) AS VARCHAR))), '')) as hkey</w:t>
               <w:br/>
-              <w:t xml:space="preserve">      from RAW.MAXIMUS_TRAVEL_V2.NONHLTH_TRV_UWR_VW_DATA_QUOTE_PARAM_DETAILS_POLICY_PROPERTY_RULE_LIST_PIVOT_VW</w:t>
+              <w:t xml:space="preserve">      from RAW.MAXIMUS_TRAVEL.NONHLTH_TRV_UWR_VW_DATA_QUOTE_PARAM_DETAILS_POLICY_PROPERTY_RULE_LIST_PIVOT_VW</w:t>
               <w:br/>
               <w:t xml:space="preserve">    union all</w:t>
               <w:br/>
-              <w:t xml:space="preserve">    -- via hubfeed_mtv2_policy &lt;- stg2_mtv2__uwr_qpd_polp_rl_pv</w:t>
+              <w:t xml:space="preserve">    -- via hubfeed_mt_policy &lt;- stg2_mt__uwr_qpd_polp_rl_pv</w:t>
               <w:br/>
               <w:t xml:space="preserve">    select 'NONHLTH_TRV_UWR_VW_DATA_QUOTE_PARAM_DETAILS_POLICY_PROPERTY_RULE_LIST_PIVOT_VW.PREVIOUS_POLICY_NUMBER (POLICY_HKEY__PREVIOUS_POLICY_PORTABILITY)' as src_branch,</w:t>
               <w:br/>
               <w:t xml:space="preserve">           MD5_BINARY(NULLIF(UPPER(TRIM(CAST('HUB_POLICY|' || (nullif(trim(case when coalesce(nullif(trim(nullif(trim(to_varchar("PREVIOUS_POLICY_NUMBER")), '')),'')) is not null then nullif(trim(nullif(trim(to_varchar("PREVIOUS_POLICY_NUMBER")), '')), '') end),'')) AS VARCHAR))), '')) as hkey</w:t>
               <w:br/>
-              <w:t xml:space="preserve">      from RAW.MAXIMUS_TRAVEL_V2.NONHLTH_TRV_UWR_VW_DATA_QUOTE_PARAM_DETAILS_POLICY_PROPERTY_RULE_LIST_PIVOT_VW</w:t>
+              <w:t xml:space="preserve">      from RAW.MAXIMUS_TRAVEL.NONHLTH_TRV_UWR_VW_DATA_QUOTE_PARAM_DETAILS_POLICY_PROPERTY_RULE_LIST_PIVOT_VW</w:t>
               <w:br/>
               <w:t xml:space="preserve">),</w:t>
               <w:br/>
@@ -3615,83 +3615,83 @@
               </w:rPr>
               <w:t xml:space="preserve">with src as (</w:t>
               <w:br/>
-              <w:t xml:space="preserve">    -- via hubfeed_mtv2_product &lt;- stg2_mtv2__clm_clmd_clmap_pv</w:t>
+              <w:t xml:space="preserve">    -- via hubfeed_mt_product &lt;- stg2_mt__clm_clmd_clmap_pv</w:t>
               <w:br/>
               <w:t xml:space="preserve">    select 'NONHLTH_TRV_CLM_VW_DATA_CLAIM_DETAILS_CLAIM_ATTRIBUTE_PROPERTIES_PIVOT_VW.STORED_PRODUCT_CODE (PRODUCT_HKEY)' as src_branch,</w:t>
               <w:br/>
               <w:t xml:space="preserve">           MD5_BINARY(NULLIF(UPPER(TRIM(CAST('HUB_PRODUCT|' || (nullif(trim(case when coalesce(nullif(trim(nullif(trim(to_varchar("STORED_PRODUCT_CODE")), '')),'')) is not null then 'PROD:' || nullif(trim(nullif(trim(to_varchar("STORED_PRODUCT_CODE")), '')), '') end),'')) AS VARCHAR))), '')) as hkey</w:t>
               <w:br/>
-              <w:t xml:space="preserve">      from RAW.MAXIMUS_TRAVEL_V2.NONHLTH_TRV_CLM_VW_DATA_CLAIM_DETAILS_CLAIM_ATTRIBUTE_PROPERTIES_PIVOT_VW</w:t>
+              <w:t xml:space="preserve">      from RAW.MAXIMUS_TRAVEL.NONHLTH_TRV_CLM_VW_DATA_CLAIM_DETAILS_CLAIM_ATTRIBUTE_PROPERTIES_PIVOT_VW</w:t>
               <w:br/>
               <w:t xml:space="preserve">    union all</w:t>
               <w:br/>
-              <w:t xml:space="preserve">    -- via hubfeed_mtv2_product &lt;- stg2_mtv2__uwr_pol</w:t>
+              <w:t xml:space="preserve">    -- via hubfeed_mt_product &lt;- stg2_mt__uwr_pol</w:t>
               <w:br/>
               <w:t xml:space="preserve">    select 'NONHLTH_TRV_UWR_VW_DATA_POLICY_DETAILS.PRODUCT_CODE (PRODUCT_HKEY)' as src_branch,</w:t>
               <w:br/>
               <w:t xml:space="preserve">           MD5_BINARY(NULLIF(UPPER(TRIM(CAST('HUB_PRODUCT|' || (nullif(trim(case when coalesce(nullif(trim(nullif(trim(to_varchar("PRODUCT_CODE")), '')),'')) is not null then 'PROD:' || nullif(trim(nullif(trim(to_varchar("PRODUCT_CODE")), '')), '') end),'')) AS VARCHAR))), '')) as hkey</w:t>
               <w:br/>
-              <w:t xml:space="preserve">      from RAW.MAXIMUS_TRAVEL_V2.NONHLTH_TRV_UWR_VW_DATA_POLICY_DETAILS</w:t>
+              <w:t xml:space="preserve">      from RAW.MAXIMUS_TRAVEL.NONHLTH_TRV_UWR_VW_DATA_POLICY_DETAILS</w:t>
               <w:br/>
               <w:t xml:space="preserve">    union all</w:t>
               <w:br/>
-              <w:t xml:space="preserve">    -- via hubfeed_mtv2_product &lt;- stg2_mtv2__uwr_pol_ins_rskp_sp_pv</w:t>
+              <w:t xml:space="preserve">    -- via hubfeed_mt_product &lt;- stg2_mt__uwr_pol_ins_rskp_sp_pv</w:t>
               <w:br/>
               <w:t xml:space="preserve">    select 'NONHLTH_TRV_UWR_VW_DATA_POLICY_DETAILS_INSURED_DETAILS_RISK_PROPERTY_SIMPLE_PROPERTY_PIVOT_VW.[] (PRODUCT_HKEY)' as src_branch,</w:t>
               <w:br/>
               <w:t xml:space="preserve">           MD5_BINARY(NULLIF(UPPER(TRIM(CAST('HUB_PRODUCT|' || (nullif(trim(case when coalesce(nullif(trim(w3_product_code),'')) is not null then 'PROD:' || nullif(trim(w3_product_code), '') end),'')) AS VARCHAR))), '')) as hkey</w:t>
               <w:br/>
-              <w:t xml:space="preserve">      from RAW.MAXIMUS_TRAVEL_V2.NONHLTH_TRV_UWR_VW_DATA_POLICY_DETAILS_INSURED_DETAILS_RISK_PROPERTY_SIMPLE_PROPERTY_PIVOT_VW</w:t>
+              <w:t xml:space="preserve">      from RAW.MAXIMUS_TRAVEL.NONHLTH_TRV_UWR_VW_DATA_POLICY_DETAILS_INSURED_DETAILS_RISK_PROPERTY_SIMPLE_PROPERTY_PIVOT_VW</w:t>
               <w:br/>
               <w:t xml:space="preserve">    union all</w:t>
               <w:br/>
-              <w:t xml:space="preserve">    -- via hubfeed_mtv2_product &lt;- stg2_mtv2__uwr_pol_polp_sp_pv</w:t>
+              <w:t xml:space="preserve">    -- via hubfeed_mt_product &lt;- stg2_mt__uwr_pol_polp_sp_pv</w:t>
               <w:br/>
               <w:t xml:space="preserve">    select 'NONHLTH_TRV_UWR_VW_DATA_POLICY_DETAILS_POLICY_PROPERTY_SIMPLE_PROPERTY_PIVOT_VW.[] (PRODUCT_HKEY)' as src_branch,</w:t>
               <w:br/>
               <w:t xml:space="preserve">           MD5_BINARY(NULLIF(UPPER(TRIM(CAST('HUB_PRODUCT|' || (nullif(trim(case when coalesce(nullif(trim(w2_product_code),'')) is not null then 'PROD:' || nullif(trim(w2_product_code), '') end),'')) AS VARCHAR))), '')) as hkey</w:t>
               <w:br/>
-              <w:t xml:space="preserve">      from RAW.MAXIMUS_TRAVEL_V2.NONHLTH_TRV_UWR_VW_DATA_POLICY_DETAILS_POLICY_PROPERTY_SIMPLE_PROPERTY_PIVOT_VW</w:t>
+              <w:t xml:space="preserve">      from RAW.MAXIMUS_TRAVEL.NONHLTH_TRV_UWR_VW_DATA_POLICY_DETAILS_POLICY_PROPERTY_SIMPLE_PROPERTY_PIVOT_VW</w:t>
               <w:br/>
               <w:t xml:space="preserve">    union all</w:t>
               <w:br/>
-              <w:t xml:space="preserve">    -- via hubfeed_mtv2_product &lt;- stg2_mtv2__uwr_pol_prevpol</w:t>
+              <w:t xml:space="preserve">    -- via hubfeed_mt_product &lt;- stg2_mt__uwr_pol_prevpol</w:t>
               <w:br/>
               <w:t xml:space="preserve">    select 'NONHLTH_TRV_UWR_VW_DATA_POLICY_DETAILS_PREVIOUS_POLICY_DETAILS.PRODUCT_CODE (PRODUCT_HKEY)' as src_branch,</w:t>
               <w:br/>
               <w:t xml:space="preserve">           MD5_BINARY(NULLIF(UPPER(TRIM(CAST('HUB_PRODUCT|' || (nullif(trim(case when coalesce(nullif(trim(nullif(trim(to_varchar("PRODUCT_CODE")), '')),'')) is not null then 'PROD:' || nullif(trim(nullif(trim(to_varchar("PRODUCT_CODE")), '')), '') end),'')) AS VARCHAR))), '')) as hkey</w:t>
               <w:br/>
-              <w:t xml:space="preserve">      from RAW.MAXIMUS_TRAVEL_V2.NONHLTH_TRV_UWR_VW_DATA_POLICY_DETAILS_PREVIOUS_POLICY_DETAILS</w:t>
+              <w:t xml:space="preserve">      from RAW.MAXIMUS_TRAVEL.NONHLTH_TRV_UWR_VW_DATA_POLICY_DETAILS_PREVIOUS_POLICY_DETAILS</w:t>
               <w:br/>
               <w:t xml:space="preserve">    union all</w:t>
               <w:br/>
-              <w:t xml:space="preserve">    -- via hubfeed_mtv2_product &lt;- stg2_mtv2__uwr_qpd</w:t>
+              <w:t xml:space="preserve">    -- via hubfeed_mt_product &lt;- stg2_mt__uwr_qpd</w:t>
               <w:br/>
               <w:t xml:space="preserve">    select 'NONHLTH_TRV_UWR_VW_DATA_QUOTE_PARAM_DETAILS.PRODUCT_CODE (PRODUCT_HKEY)' as src_branch,</w:t>
               <w:br/>
               <w:t xml:space="preserve">           MD5_BINARY(NULLIF(UPPER(TRIM(CAST('HUB_PRODUCT|' || (nullif(trim(case when coalesce(nullif(trim(nullif(trim(to_varchar("PRODUCT_CODE")), '')),'')) is not null then 'PROD:' || nullif(trim(nullif(trim(to_varchar("PRODUCT_CODE")), '')), '') end),'')) AS VARCHAR))), '')) as hkey</w:t>
               <w:br/>
-              <w:t xml:space="preserve">      from RAW.MAXIMUS_TRAVEL_V2.NONHLTH_TRV_UWR_VW_DATA_QUOTE_PARAM_DETAILS</w:t>
+              <w:t xml:space="preserve">      from RAW.MAXIMUS_TRAVEL.NONHLTH_TRV_UWR_VW_DATA_QUOTE_PARAM_DETAILS</w:t>
               <w:br/>
               <w:t xml:space="preserve">    union all</w:t>
               <w:br/>
-              <w:t xml:space="preserve">    -- via hubfeed_mtv2_product &lt;- stg2_mtv2__uwr_qpd_polp_rl_pv</w:t>
+              <w:t xml:space="preserve">    -- via hubfeed_mt_product &lt;- stg2_mt__uwr_qpd_polp_rl_pv</w:t>
               <w:br/>
               <w:t xml:space="preserve">    select 'NONHLTH_TRV_UWR_VW_DATA_QUOTE_PARAM_DETAILS_POLICY_PROPERTY_RULE_LIST_PIVOT_VW.[] (PRODUCT_HKEY)' as src_branch,</w:t>
               <w:br/>
               <w:t xml:space="preserve">           MD5_BINARY(NULLIF(UPPER(TRIM(CAST('HUB_PRODUCT|' || (nullif(trim(case when coalesce(nullif(trim(w1_product_code),'')) is not null then 'PROD:' || nullif(trim(w1_product_code), '') end),'')) AS VARCHAR))), '')) as hkey</w:t>
               <w:br/>
-              <w:t xml:space="preserve">      from RAW.MAXIMUS_TRAVEL_V2.NONHLTH_TRV_UWR_VW_DATA_QUOTE_PARAM_DETAILS_POLICY_PROPERTY_RULE_LIST_PIVOT_VW</w:t>
+              <w:t xml:space="preserve">      from RAW.MAXIMUS_TRAVEL.NONHLTH_TRV_UWR_VW_DATA_QUOTE_PARAM_DETAILS_POLICY_PROPERTY_RULE_LIST_PIVOT_VW</w:t>
               <w:br/>
               <w:t xml:space="preserve">    union all</w:t>
               <w:br/>
-              <w:t xml:space="preserve">    -- via hubfeed_mtv2_product &lt;- stg2_mtv2__uwr_qpd_rskl_rskp_rl_pv</w:t>
+              <w:t xml:space="preserve">    -- via hubfeed_mt_product &lt;- stg2_mt__uwr_qpd_rskl_rskp_rl_pv</w:t>
               <w:br/>
               <w:t xml:space="preserve">    select 'NONHLTH_TRV_UWR_VW_DATA_QUOTE_PARAM_DETAILS_RISK_LIST_RISK_PROPERTY_RULE_LIST_PIVOT_VW.[] (PRODUCT_HKEY)' as src_branch,</w:t>
               <w:br/>
               <w:t xml:space="preserve">           MD5_BINARY(NULLIF(UPPER(TRIM(CAST('HUB_PRODUCT|' || (nullif(trim(case when coalesce(nullif(trim(w3_product_code),'')) is not null then 'PROD:' || nullif(trim(w3_product_code), '') end),'')) AS VARCHAR))), '')) as hkey</w:t>
               <w:br/>
-              <w:t xml:space="preserve">      from RAW.MAXIMUS_TRAVEL_V2.NONHLTH_TRV_UWR_VW_DATA_QUOTE_PARAM_DETAILS_RISK_LIST_RISK_PROPERTY_RULE_LIST_PIVOT_VW</w:t>
+              <w:t xml:space="preserve">      from RAW.MAXIMUS_TRAVEL.NONHLTH_TRV_UWR_VW_DATA_QUOTE_PARAM_DETAILS_RISK_LIST_RISK_PROPERTY_RULE_LIST_PIVOT_VW</w:t>
               <w:br/>
               <w:t xml:space="preserve">),</w:t>
               <w:br/>
@@ -4006,83 +4006,83 @@
               </w:rPr>
               <w:t xml:space="preserve">with src as (</w:t>
               <w:br/>
-              <w:t xml:space="preserve">    -- via hubfeed_mtv2_coverage &lt;- stg2_mtv2__clm_clmd_clmrsk_rska_properties_pv</w:t>
+              <w:t xml:space="preserve">    -- via hubfeed_mt_coverage &lt;- stg2_mt__clm_clmd_clmrsk_rska_properties_pv</w:t>
               <w:br/>
               <w:t xml:space="preserve">    select 'NONHLTH_TRV_CLM_VW_DATA_CLAIM_DETAILS_CLAIM_RISK_RISK_ATTRIBUTE_PROPERTIES_PIVOT_VW.COVER_CODE (COVERAGE_HKEY)' as src_branch,</w:t>
               <w:br/>
               <w:t xml:space="preserve">           MD5_BINARY(NULLIF(UPPER(TRIM(CAST('HUB_COVERAGE|' || (nullif(trim(case when coalesce(nullif(trim(nullif(trim(to_varchar("COVER_CODE")), '')),'')) is not null then 'COV:' || nullif(trim(nullif(trim(to_varchar("COVER_CODE")), '')), '') end),'')) AS VARCHAR))), '')) as hkey</w:t>
               <w:br/>
-              <w:t xml:space="preserve">      from RAW.MAXIMUS_TRAVEL_V2.NONHLTH_TRV_CLM_VW_DATA_CLAIM_DETAILS_CLAIM_RISK_RISK_ATTRIBUTE_PROPERTIES_PIVOT_VW</w:t>
+              <w:t xml:space="preserve">      from RAW.MAXIMUS_TRAVEL.NONHLTH_TRV_CLM_VW_DATA_CLAIM_DETAILS_CLAIM_RISK_RISK_ATTRIBUTE_PROPERTIES_PIVOT_VW</w:t>
               <w:br/>
               <w:t xml:space="preserve">    union all</w:t>
               <w:br/>
-              <w:t xml:space="preserve">    -- via hubfeed_mtv2_coverage &lt;- stg2_mtv2__uwr_pol_ins_cov</w:t>
+              <w:t xml:space="preserve">    -- via hubfeed_mt_coverage &lt;- stg2_mt__uwr_pol_ins_cov</w:t>
               <w:br/>
               <w:t xml:space="preserve">    select 'NONHLTH_TRV_UWR_VW_DATA_POLICY_DETAILS_INSURED_DETAILS_COVER_DETAILS.COVER_CODE (COVERAGE_HKEY)' as src_branch,</w:t>
               <w:br/>
               <w:t xml:space="preserve">           MD5_BINARY(NULLIF(UPPER(TRIM(CAST('HUB_COVERAGE|' || (nullif(trim(case when coalesce(nullif(trim(nullif(trim(to_varchar("COVER_CODE")), '')),'')) is not null then 'COV:' || nullif(trim(nullif(trim(to_varchar("COVER_CODE")), '')), '') end),'')) AS VARCHAR))), '')) as hkey</w:t>
               <w:br/>
-              <w:t xml:space="preserve">      from RAW.MAXIMUS_TRAVEL_V2.NONHLTH_TRV_UWR_VW_DATA_POLICY_DETAILS_INSURED_DETAILS_COVER_DETAILS</w:t>
+              <w:t xml:space="preserve">      from RAW.MAXIMUS_TRAVEL.NONHLTH_TRV_UWR_VW_DATA_POLICY_DETAILS_INSURED_DETAILS_COVER_DETAILS</w:t>
               <w:br/>
               <w:t xml:space="preserve">    union all</w:t>
               <w:br/>
-              <w:t xml:space="preserve">    -- via hubfeed_mtv2_coverage &lt;- stg2_mtv2__uwr_pol_ins_cov_covp_msp_msd_prop_pv</w:t>
+              <w:t xml:space="preserve">    -- via hubfeed_mt_coverage &lt;- stg2_mt__uwr_pol_ins_cov_covp_msp_msd_prop_pv</w:t>
               <w:br/>
               <w:t xml:space="preserve">    select 'NONHLTH_TRV_UWR_VW_DATA_POLICY_DETAILS_INSURED_DETAILS_COVER_DETAILS_COVER_PROPERTY_MULTI_SET_PROPERTY_MULTI_SET_DETAIL_PROPERTY_PIVOT_VW.[] (COVERAGE_HKEY)' as src_branch,</w:t>
               <w:br/>
               <w:t xml:space="preserve">           MD5_BINARY(NULLIF(UPPER(TRIM(CAST('HUB_COVERAGE|' || (nullif(trim(case when coalesce(nullif(trim(w0_cover_code),'')) is not null then 'COV:' || nullif(trim(w0_cover_code), '') end),'')) AS VARCHAR))), '')) as hkey</w:t>
               <w:br/>
-              <w:t xml:space="preserve">      from RAW.MAXIMUS_TRAVEL_V2.NONHLTH_TRV_UWR_VW_DATA_POLICY_DETAILS_INSURED_DETAILS_COVER_DETAILS_COVER_PROPERTY_MULTI_SET_PROPERTY_MULTI_SET_DETAIL_PROPERTY_PIVOT_VW</w:t>
+              <w:t xml:space="preserve">      from RAW.MAXIMUS_TRAVEL.NONHLTH_TRV_UWR_VW_DATA_POLICY_DETAILS_INSURED_DETAILS_COVER_DETAILS_COVER_PROPERTY_MULTI_SET_PROPERTY_MULTI_SET_DETAIL_PROPERTY_PIVOT_VW</w:t>
               <w:br/>
               <w:t xml:space="preserve">    union all</w:t>
               <w:br/>
-              <w:t xml:space="preserve">    -- via hubfeed_mtv2_coverage &lt;- stg2_mtv2__uwr_pol_ins_cov_covp_sp_pv</w:t>
+              <w:t xml:space="preserve">    -- via hubfeed_mt_coverage &lt;- stg2_mt__uwr_pol_ins_cov_covp_sp_pv</w:t>
               <w:br/>
               <w:t xml:space="preserve">    select 'NONHLTH_TRV_UWR_VW_DATA_POLICY_DETAILS_INSURED_DETAILS_COVER_DETAILS_COVER_PROPERTY_SIMPLE_PROPERTY_PIVOT_VW.[] (COVERAGE_HKEY)' as src_branch,</w:t>
               <w:br/>
               <w:t xml:space="preserve">           MD5_BINARY(NULLIF(UPPER(TRIM(CAST('HUB_COVERAGE|' || (nullif(trim(case when coalesce(nullif(trim(w2_cover_code),'')) is not null then 'COV:' || nullif(trim(w2_cover_code), '') end),'')) AS VARCHAR))), '')) as hkey</w:t>
               <w:br/>
-              <w:t xml:space="preserve">      from RAW.MAXIMUS_TRAVEL_V2.NONHLTH_TRV_UWR_VW_DATA_POLICY_DETAILS_INSURED_DETAILS_COVER_DETAILS_COVER_PROPERTY_SIMPLE_PROPERTY_PIVOT_VW</w:t>
+              <w:t xml:space="preserve">      from RAW.MAXIMUS_TRAVEL.NONHLTH_TRV_UWR_VW_DATA_POLICY_DETAILS_INSURED_DETAILS_COVER_DETAILS_COVER_PROPERTY_SIMPLE_PROPERTY_PIVOT_VW</w:t>
               <w:br/>
               <w:t xml:space="preserve">    union all</w:t>
               <w:br/>
-              <w:t xml:space="preserve">    -- via hubfeed_mtv2_coverage &lt;- stg2_mtv2__uwr_pol_ins_rskp_sp_pv</w:t>
+              <w:t xml:space="preserve">    -- via hubfeed_mt_coverage &lt;- stg2_mt__uwr_pol_ins_rskp_sp_pv</w:t>
               <w:br/>
               <w:t xml:space="preserve">    select 'NONHLTH_TRV_UWR_VW_DATA_POLICY_DETAILS_INSURED_DETAILS_RISK_PROPERTY_SIMPLE_PROPERTY_PIVOT_VW.COVER_CODE (COVERAGE_HKEY)' as src_branch,</w:t>
               <w:br/>
               <w:t xml:space="preserve">           MD5_BINARY(NULLIF(UPPER(TRIM(CAST('HUB_COVERAGE|' || (nullif(trim(case when coalesce(nullif(trim(nullif(trim(to_varchar("COVER_CODE")), '')),'')) is not null then 'COV:' || nullif(trim(nullif(trim(to_varchar("COVER_CODE")), '')), '') end),'')) AS VARCHAR))), '')) as hkey</w:t>
               <w:br/>
-              <w:t xml:space="preserve">      from RAW.MAXIMUS_TRAVEL_V2.NONHLTH_TRV_UWR_VW_DATA_POLICY_DETAILS_INSURED_DETAILS_RISK_PROPERTY_SIMPLE_PROPERTY_PIVOT_VW</w:t>
+              <w:t xml:space="preserve">      from RAW.MAXIMUS_TRAVEL.NONHLTH_TRV_UWR_VW_DATA_POLICY_DETAILS_INSURED_DETAILS_RISK_PROPERTY_SIMPLE_PROPERTY_PIVOT_VW</w:t>
               <w:br/>
               <w:t xml:space="preserve">    union all</w:t>
               <w:br/>
-              <w:t xml:space="preserve">    -- via hubfeed_mtv2_coverage &lt;- stg2_mtv2__uwr_qpd_rskl_rskc</w:t>
+              <w:t xml:space="preserve">    -- via hubfeed_mt_coverage &lt;- stg2_mt__uwr_qpd_rskl_rskc</w:t>
               <w:br/>
               <w:t xml:space="preserve">    select 'NONHLTH_TRV_UWR_VW_DATA_QUOTE_PARAM_DETAILS_RISK_LIST_RISK_COVER.COVER_CODE (COVERAGE_HKEY)' as src_branch,</w:t>
               <w:br/>
               <w:t xml:space="preserve">           MD5_BINARY(NULLIF(UPPER(TRIM(CAST('HUB_COVERAGE|' || (nullif(trim(case when coalesce(nullif(trim(nullif(trim(to_varchar("COVER_CODE")), '')),'')) is not null then 'COV:' || nullif(trim(nullif(trim(to_varchar("COVER_CODE")), '')), '') end),'')) AS VARCHAR))), '')) as hkey</w:t>
               <w:br/>
-              <w:t xml:space="preserve">      from RAW.MAXIMUS_TRAVEL_V2.NONHLTH_TRV_UWR_VW_DATA_QUOTE_PARAM_DETAILS_RISK_LIST_RISK_COVER</w:t>
+              <w:t xml:space="preserve">      from RAW.MAXIMUS_TRAVEL.NONHLTH_TRV_UWR_VW_DATA_QUOTE_PARAM_DETAILS_RISK_LIST_RISK_COVER</w:t>
               <w:br/>
               <w:t xml:space="preserve">    union all</w:t>
               <w:br/>
-              <w:t xml:space="preserve">    -- via hubfeed_mtv2_coverage &lt;- stg2_mtv2__uwr_qpd_rskl_rskc_rskc_prop_rl_pv</w:t>
+              <w:t xml:space="preserve">    -- via hubfeed_mt_coverage &lt;- stg2_mt__uwr_qpd_rskl_rskc_rskc_prop_rl_pv</w:t>
               <w:br/>
               <w:t xml:space="preserve">    select 'NONHLTH_TRV_UWR_VW_DATA_QUOTE_PARAM_DETAILS_RISK_LIST_RISK_COVER_RISK_COVER_PROPERTY_RULE_LIST_PIVOT_VW.[] (COVERAGE_HKEY)' as src_branch,</w:t>
               <w:br/>
               <w:t xml:space="preserve">           MD5_BINARY(NULLIF(UPPER(TRIM(CAST('HUB_COVERAGE|' || (nullif(trim(case when coalesce(nullif(trim(w2_cover_code),'')) is not null then 'COV:' || nullif(trim(w2_cover_code), '') end),'')) AS VARCHAR))), '')) as hkey</w:t>
               <w:br/>
-              <w:t xml:space="preserve">      from RAW.MAXIMUS_TRAVEL_V2.NONHLTH_TRV_UWR_VW_DATA_QUOTE_PARAM_DETAILS_RISK_LIST_RISK_COVER_RISK_COVER_PROPERTY_RULE_LIST_PIVOT_VW</w:t>
+              <w:t xml:space="preserve">      from RAW.MAXIMUS_TRAVEL.NONHLTH_TRV_UWR_VW_DATA_QUOTE_PARAM_DETAILS_RISK_LIST_RISK_COVER_RISK_COVER_PROPERTY_RULE_LIST_PIVOT_VW</w:t>
               <w:br/>
               <w:t xml:space="preserve">    union all</w:t>
               <w:br/>
-              <w:t xml:space="preserve">    -- via hubfeed_mtv2_coverage &lt;- stg2_mtv2__uwr_qpd_rskl_rskp_rl_pv</w:t>
+              <w:t xml:space="preserve">    -- via hubfeed_mt_coverage &lt;- stg2_mt__uwr_qpd_rskl_rskp_rl_pv</w:t>
               <w:br/>
               <w:t xml:space="preserve">    select 'NONHLTH_TRV_UWR_VW_DATA_QUOTE_PARAM_DETAILS_RISK_LIST_RISK_PROPERTY_RULE_LIST_PIVOT_VW.COVER_CODE (COVERAGE_HKEY)' as src_branch,</w:t>
               <w:br/>
               <w:t xml:space="preserve">           MD5_BINARY(NULLIF(UPPER(TRIM(CAST('HUB_COVERAGE|' || (nullif(trim(case when coalesce(nullif(trim(nullif(trim(to_varchar("COVER_CODE")), '')),'')) is not null then 'COV:' || nullif(trim(nullif(trim(to_varchar("COVER_CODE")), '')), '') end),'')) AS VARCHAR))), '')) as hkey</w:t>
               <w:br/>
-              <w:t xml:space="preserve">      from RAW.MAXIMUS_TRAVEL_V2.NONHLTH_TRV_UWR_VW_DATA_QUOTE_PARAM_DETAILS_RISK_LIST_RISK_PROPERTY_RULE_LIST_PIVOT_VW</w:t>
+              <w:t xml:space="preserve">      from RAW.MAXIMUS_TRAVEL.NONHLTH_TRV_UWR_VW_DATA_QUOTE_PARAM_DETAILS_RISK_LIST_RISK_PROPERTY_RULE_LIST_PIVOT_VW</w:t>
               <w:br/>
               <w:t xml:space="preserve">),</w:t>
               <w:br/>
@@ -4397,253 +4397,253 @@
               </w:rPr>
               <w:t xml:space="preserve">with src as (</w:t>
               <w:br/>
-              <w:t xml:space="preserve">    -- via hubfeed_mtv2_location &lt;- stg2_mtv2__clm_clmd_clma_msp_msd_prop_pv</w:t>
+              <w:t xml:space="preserve">    -- via hubfeed_mt_location &lt;- stg2_mt__clm_clmd_clma_msp_msd_prop_pv</w:t>
               <w:br/>
               <w:t xml:space="preserve">    select 'NONHLTH_TRV_CLM_VW_DATA_CLAIM_DETAILS_CLAIM_ATTRIBUTE_MULTI_SET_PROPERTY_MULTI_SET_DETAIL_PROPERTY_PIVOT_VW.[CITY+STATE+PIN_CODE] (LOCATION_HKEY__DOCUMENT_INWARD_ORIGIN_ADDRESS)' as src_branch,</w:t>
               <w:br/>
               <w:t xml:space="preserve">           MD5_BINARY(NULLIF(UPPER(TRIM(CAST('HUB_LOCATION|' || (nullif(trim(case when coalesce(nullif(trim(nullif(trim(to_varchar("CITY")), '')),''), nullif(trim(nullif(trim(to_varchar("STATE")), '')),''), nullif(trim(nullif(trim(to_varchar("PIN_CODE")), '')),'')) is not null then md5(upper(regexp_replace(trim(nullif(trim(coalesce(nullif(trim(nullif(trim(to_varchar("CITY")), '')), ''), '') || '|' || coalesce(nullif(trim(nullif(trim(to_varchar("STATE")), '')), ''), '') || '|' || coalesce(nullif(trim(nullif(trim(to_varchar("PIN_CODE")), '')), ''), '')), '||')), '[[:space:]]+', ' '))) end),'')) AS VARCHAR))), '')) as hkey</w:t>
               <w:br/>
-              <w:t xml:space="preserve">      from RAW.MAXIMUS_TRAVEL_V2.NONHLTH_TRV_CLM_VW_DATA_CLAIM_DETAILS_CLAIM_ATTRIBUTE_MULTI_SET_PROPERTY_MULTI_SET_DETAIL_PROPERTY_PIVOT_VW</w:t>
+              <w:t xml:space="preserve">      from RAW.MAXIMUS_TRAVEL.NONHLTH_TRV_CLM_VW_DATA_CLAIM_DETAILS_CLAIM_ATTRIBUTE_MULTI_SET_PROPERTY_MULTI_SET_DETAIL_PROPERTY_PIVOT_VW</w:t>
               <w:br/>
               <w:t xml:space="preserve">    union all</w:t>
               <w:br/>
-              <w:t xml:space="preserve">    -- via hubfeed_mtv2_location &lt;- stg2_mtv2__clm_clmd_clmap_pv</w:t>
+              <w:t xml:space="preserve">    -- via hubfeed_mt_location &lt;- stg2_mt__clm_clmd_clmap_pv</w:t>
               <w:br/>
               <w:t xml:space="preserve">    select 'NONHLTH_TRV_CLM_VW_DATA_CLAIM_DETAILS_CLAIM_ATTRIBUTE_PROPERTIES_PIVOT_VW.[CORRESPONDENCE_ADDRESS+AREA+CITY+STATE+PIN_CODE] (LOCATION_HKEY__CLAIMANT_CORRESPONDENCE_ADDRESS)' as src_branch,</w:t>
               <w:br/>
               <w:t xml:space="preserve">           MD5_BINARY(NULLIF(UPPER(TRIM(CAST('HUB_LOCATION|' || (nullif(trim(case when coalesce(nullif(trim(nullif(trim(to_varchar("CORRESPONDENCE_ADDRESS")), '')),''), nullif(trim(nullif(trim(to_varchar("AREA")), '')),''), nullif(trim(nullif(trim(to_varchar("CITY")), '')),''), nullif(trim(nullif(trim(to_varchar("STATE")), '')),''), nullif(trim(nullif(trim(to_varchar("PIN_CODE")), '')),'')) is not null then md5(upper(regexp_replace(trim(nullif(trim(coalesce(nullif(trim(nullif(trim(to_varchar("CORRESPONDENCE_ADDRESS")), '')), ''), '') || '|' || coalesce(nullif(trim(nullif(trim(to_varchar("AREA")), '')), ''), '') || '|' || coalesce(nullif(trim(nullif(trim(to_varchar("CITY")), '')), ''), '') || '|' || coalesce(nullif(trim(nullif(trim(to_varchar("STATE")), '')), ''), '') || '|' || coalesce(nullif(trim(nullif(trim(to_varchar("PIN_CODE")), '')), ''), '')), '||||')), '[[:space:]]+', ' '))) end),'')) AS VARCHAR))), '')) as hkey</w:t>
               <w:br/>
-              <w:t xml:space="preserve">      from RAW.MAXIMUS_TRAVEL_V2.NONHLTH_TRV_CLM_VW_DATA_CLAIM_DETAILS_CLAIM_ATTRIBUTE_PROPERTIES_PIVOT_VW</w:t>
+              <w:t xml:space="preserve">      from RAW.MAXIMUS_TRAVEL.NONHLTH_TRV_CLM_VW_DATA_CLAIM_DETAILS_CLAIM_ATTRIBUTE_PROPERTIES_PIVOT_VW</w:t>
               <w:br/>
               <w:t xml:space="preserve">    union all</w:t>
               <w:br/>
-              <w:t xml:space="preserve">    -- via hubfeed_mtv2_location &lt;- stg2_mtv2__clm_clmd_clmap_pv</w:t>
+              <w:t xml:space="preserve">    -- via hubfeed_mt_location &lt;- stg2_mt__clm_clmd_clmap_pv</w:t>
               <w:br/>
               <w:t xml:space="preserve">    select 'NONHLTH_TRV_CLM_VW_DATA_CLAIM_DETAILS_CLAIM_ATTRIBUTE_PROPERTIES_PIVOT_VW.[STREET+LANDMARK+STATE+PIN_CODE] (LOCATION_HKEY__CLAIM_CORRESPONDENCE_ADDRESS)' as src_branch,</w:t>
               <w:br/>
               <w:t xml:space="preserve">           MD5_BINARY(NULLIF(UPPER(TRIM(CAST('HUB_LOCATION|' || (nullif(trim(case when coalesce(nullif(trim(nullif(trim(to_varchar("STREET")), '')),''), nullif(trim(nullif(trim(to_varchar("LANDMARK")), '')),''), nullif(trim(nullif(trim(to_varchar("STATE")), '')),''), nullif(trim(nullif(trim(to_varchar("PIN_CODE")), '')),'')) is not null then md5(upper(regexp_replace(trim(upper(nullif(trim(coalesce(nullif(trim(nullif(trim(to_varchar("STREET")), '')), ''), '') || ' ' || coalesce(nullif(trim(nullif(trim(to_varchar("LANDMARK")), '')), ''), '') || ' ' || coalesce(nullif(trim(nullif(trim(to_varchar("STATE")), '')), ''), '') || ' ' || coalesce(nullif(trim(nullif(trim(to_varchar("PIN_CODE")), '')), ''), '')), ''))), '[[:space:]]+', ' '))) end),'')) AS VARCHAR))), '')) as hkey</w:t>
               <w:br/>
-              <w:t xml:space="preserve">      from RAW.MAXIMUS_TRAVEL_V2.NONHLTH_TRV_CLM_VW_DATA_CLAIM_DETAILS_CLAIM_ATTRIBUTE_PROPERTIES_PIVOT_VW</w:t>
+              <w:t xml:space="preserve">      from RAW.MAXIMUS_TRAVEL.NONHLTH_TRV_CLM_VW_DATA_CLAIM_DETAILS_CLAIM_ATTRIBUTE_PROPERTIES_PIVOT_VW</w:t>
               <w:br/>
               <w:t xml:space="preserve">    union all</w:t>
               <w:br/>
-              <w:t xml:space="preserve">    -- via hubfeed_mtv2_location &lt;- stg2_mtv2__clm_clmd_clmap_pv</w:t>
+              <w:t xml:space="preserve">    -- via hubfeed_mt_location &lt;- stg2_mt__clm_clmd_clmap_pv</w:t>
               <w:br/>
               <w:t xml:space="preserve">    select 'NONHLTH_TRV_CLM_VW_DATA_CLAIM_DETAILS_CLAIM_ATTRIBUTE_PROPERTIES_PIVOT_VW.[LOSS_ADDRESS+AREACLAIM+STATECLAIM+PINCODE_WHERE_LOSS_HAPPENED] (LOCATION_HKEY__CLAIM_LOSS_LOCATION)' as src_branch,</w:t>
               <w:br/>
               <w:t xml:space="preserve">           MD5_BINARY(NULLIF(UPPER(TRIM(CAST('HUB_LOCATION|' || (nullif(trim(case when coalesce(nullif(trim(nullif(trim(to_varchar("LOSS_ADDRESS")), '')),''), nullif(trim(nullif(trim(to_varchar("AREACLAIM")), '')),''), nullif(trim(nullif(trim(to_varchar("STATECLAIM")), '')),''), nullif(trim(nullif(trim(to_varchar("PINCODE_WHERE_LOSS_HAPPENED")), '')),'')) is not null then md5(upper(regexp_replace(trim(nullif(trim(coalesce(nullif(trim(nullif(trim(to_varchar("LOSS_ADDRESS")), '')), ''), '') || '|' || coalesce(nullif(trim(nullif(trim(to_varchar("AREACLAIM")), '')), ''), '') || '|' || coalesce(nullif(trim(nullif(trim(to_varchar("STATECLAIM")), '')), ''), '') || '|' || coalesce(nullif(trim(nullif(trim(to_varchar("PINCODE_WHERE_LOSS_HAPPENED")), '')), ''), '')), '|||')), '[[:space:]]+', ' '))) end),'')) AS VARCHAR))), '')) as hkey</w:t>
               <w:br/>
-              <w:t xml:space="preserve">      from RAW.MAXIMUS_TRAVEL_V2.NONHLTH_TRV_CLM_VW_DATA_CLAIM_DETAILS_CLAIM_ATTRIBUTE_PROPERTIES_PIVOT_VW</w:t>
+              <w:t xml:space="preserve">      from RAW.MAXIMUS_TRAVEL.NONHLTH_TRV_CLM_VW_DATA_CLAIM_DETAILS_CLAIM_ATTRIBUTE_PROPERTIES_PIVOT_VW</w:t>
               <w:br/>
               <w:t xml:space="preserve">    union all</w:t>
               <w:br/>
-              <w:t xml:space="preserve">    -- via hubfeed_mtv2_location &lt;- stg2_mtv2__clm_clmd_clmap_pv</w:t>
+              <w:t xml:space="preserve">    -- via hubfeed_mt_location &lt;- stg2_mt__clm_clmd_clmap_pv</w:t>
               <w:br/>
               <w:t xml:space="preserve">    select 'NONHLTH_TRV_CLM_VW_DATA_CLAIM_DETAILS_CLAIM_ATTRIBUTE_PROPERTIES_PIVOT_VW.ADDRESS_FOR_REFERENCE (LOCATION_HKEY__CLAIM_REFERENCE_ADDRESS)' as src_branch,</w:t>
               <w:br/>
               <w:t xml:space="preserve">           MD5_BINARY(NULLIF(UPPER(TRIM(CAST('HUB_LOCATION|' || (nullif(trim(case when coalesce(nullif(trim(nullif(trim(to_varchar("ADDRESS_FOR_REFERENCE")), '')),'')) is not null then md5(upper(regexp_replace(trim(nullif(trim(nullif(trim(to_varchar("ADDRESS_FOR_REFERENCE")), '')), '')), '[[:space:]]+', ' '))) end),'')) AS VARCHAR))), '')) as hkey</w:t>
               <w:br/>
-              <w:t xml:space="preserve">      from RAW.MAXIMUS_TRAVEL_V2.NONHLTH_TRV_CLM_VW_DATA_CLAIM_DETAILS_CLAIM_ATTRIBUTE_PROPERTIES_PIVOT_VW</w:t>
+              <w:t xml:space="preserve">      from RAW.MAXIMUS_TRAVEL.NONHLTH_TRV_CLM_VW_DATA_CLAIM_DETAILS_CLAIM_ATTRIBUTE_PROPERTIES_PIVOT_VW</w:t>
               <w:br/>
               <w:t xml:space="preserve">    union all</w:t>
               <w:br/>
-              <w:t xml:space="preserve">    -- via hubfeed_mtv2_location &lt;- stg2_mtv2__clm_clmd_clmap_pv</w:t>
+              <w:t xml:space="preserve">    -- via hubfeed_mt_location &lt;- stg2_mt__clm_clmd_clmap_pv</w:t>
               <w:br/>
               <w:t xml:space="preserve">    select 'NONHLTH_TRV_CLM_VW_DATA_CLAIM_DETAILS_CLAIM_ATTRIBUTE_PROPERTIES_PIVOT_VW.[CUSTOMER_LOCATION_BY_STATE+CUSTOMER_LOCATION_BY_DISTRICT+CUSTOMER_LOCATION_BY_TEHSIL] (LOCATION_HKEY__CUSTOMER_ANALYTICS_LOCATION)' as src_branch,</w:t>
               <w:br/>
               <w:t xml:space="preserve">           MD5_BINARY(NULLIF(UPPER(TRIM(CAST('HUB_LOCATION|' || (nullif(trim(case when coalesce(nullif(trim(nullif(trim(to_varchar("CUSTOMER_LOCATION_BY_STATE")), '')),''), nullif(trim(nullif(trim(to_varchar("CUSTOMER_LOCATION_BY_DISTRICT")), '')),''), nullif(trim(nullif(trim(to_varchar("CUSTOMER_LOCATION_BY_TEHSIL")), '')),'')) is not null then md5(upper(regexp_replace(trim(nullif(trim(coalesce(nullif(trim(nullif(trim(to_varchar("CUSTOMER_LOCATION_BY_STATE")), '')), ''), '') || '|' || coalesce(nullif(trim(nullif(trim(to_varchar("CUSTOMER_LOCATION_BY_DISTRICT")), '')), ''), '') || '|' || coalesce(nullif(trim(nullif(trim(to_varchar("CUSTOMER_LOCATION_BY_TEHSIL")), '')), ''), '')), '||')), '[[:space:]]+', ' '))) end),'')) AS VARCHAR))), '')) as hkey</w:t>
               <w:br/>
-              <w:t xml:space="preserve">      from RAW.MAXIMUS_TRAVEL_V2.NONHLTH_TRV_CLM_VW_DATA_CLAIM_DETAILS_CLAIM_ATTRIBUTE_PROPERTIES_PIVOT_VW</w:t>
+              <w:t xml:space="preserve">      from RAW.MAXIMUS_TRAVEL.NONHLTH_TRV_CLM_VW_DATA_CLAIM_DETAILS_CLAIM_ATTRIBUTE_PROPERTIES_PIVOT_VW</w:t>
               <w:br/>
               <w:t xml:space="preserve">    union all</w:t>
               <w:br/>
-              <w:t xml:space="preserve">    -- via hubfeed_mtv2_location &lt;- stg2_mtv2__clm_clmd_clmap_pv</w:t>
+              <w:t xml:space="preserve">    -- via hubfeed_mt_location &lt;- stg2_mt__clm_clmd_clmap_pv</w:t>
               <w:br/>
               <w:t xml:space="preserve">    select 'NONHLTH_TRV_CLM_VW_DATA_CLAIM_DETAILS_CLAIM_ATTRIBUTE_PROPERTIES_PIVOT_VW.SELECT_INSPECTION_ADDRESS (LOCATION_HKEY__INSPECTION_ADDRESS)' as src_branch,</w:t>
               <w:br/>
               <w:t xml:space="preserve">           MD5_BINARY(NULLIF(UPPER(TRIM(CAST('HUB_LOCATION|' || (nullif(trim(case when coalesce(nullif(trim(nullif(trim(to_varchar("SELECT_INSPECTION_ADDRESS")), '')),'')) is not null then md5(upper(regexp_replace(trim(upper(nullif(trim(nullif(trim(to_varchar("SELECT_INSPECTION_ADDRESS")), '')), ''))), '[[:space:]]+', ' '))) end),'')) AS VARCHAR))), '')) as hkey</w:t>
               <w:br/>
-              <w:t xml:space="preserve">      from RAW.MAXIMUS_TRAVEL_V2.NONHLTH_TRV_CLM_VW_DATA_CLAIM_DETAILS_CLAIM_ATTRIBUTE_PROPERTIES_PIVOT_VW</w:t>
+              <w:t xml:space="preserve">      from RAW.MAXIMUS_TRAVEL.NONHLTH_TRV_CLM_VW_DATA_CLAIM_DETAILS_CLAIM_ATTRIBUTE_PROPERTIES_PIVOT_VW</w:t>
               <w:br/>
               <w:t xml:space="preserve">    union all</w:t>
               <w:br/>
-              <w:t xml:space="preserve">    -- via hubfeed_mtv2_location &lt;- stg2_mtv2__clm_clmd_clmap_pv</w:t>
+              <w:t xml:space="preserve">    -- via hubfeed_mt_location &lt;- stg2_mt__clm_clmd_clmap_pv</w:t>
               <w:br/>
               <w:t xml:space="preserve">    select 'NONHLTH_TRV_CLM_VW_DATA_CLAIM_DETAILS_CLAIM_ATTRIBUTE_PROPERTIES_PIVOT_VW.STORED_COUNTRY_CODE (LOCATION_HKEY__STORED_COUNTRY)' as src_branch,</w:t>
               <w:br/>
               <w:t xml:space="preserve">           MD5_BINARY(NULLIF(UPPER(TRIM(CAST('HUB_LOCATION|' || (nullif(trim(case when coalesce(nullif(trim(nullif(trim(to_varchar("STORED_COUNTRY_CODE")), '')),'')) is not null then 'GEO:COUNTRY:' || nullif(trim(nullif(trim(to_varchar("STORED_COUNTRY_CODE")), '')), '') end),'')) AS VARCHAR))), '')) as hkey</w:t>
               <w:br/>
-              <w:t xml:space="preserve">      from RAW.MAXIMUS_TRAVEL_V2.NONHLTH_TRV_CLM_VW_DATA_CLAIM_DETAILS_CLAIM_ATTRIBUTE_PROPERTIES_PIVOT_VW</w:t>
+              <w:t xml:space="preserve">      from RAW.MAXIMUS_TRAVEL.NONHLTH_TRV_CLM_VW_DATA_CLAIM_DETAILS_CLAIM_ATTRIBUTE_PROPERTIES_PIVOT_VW</w:t>
               <w:br/>
               <w:t xml:space="preserve">    union all</w:t>
               <w:br/>
-              <w:t xml:space="preserve">    -- via hubfeed_mtv2_location &lt;- stg2_mtv2__clm_clmd_clmap_pv</w:t>
+              <w:t xml:space="preserve">    -- via hubfeed_mt_location &lt;- stg2_mt__clm_clmd_clmap_pv</w:t>
               <w:br/>
               <w:t xml:space="preserve">    select 'NONHLTH_TRV_CLM_VW_DATA_CLAIM_DETAILS_CLAIM_ATTRIBUTE_PROPERTIES_PIVOT_VW.STORED_STATE_CODE (LOCATION_HKEY__STORED_STATE)' as src_branch,</w:t>
               <w:br/>
               <w:t xml:space="preserve">           MD5_BINARY(NULLIF(UPPER(TRIM(CAST('HUB_LOCATION|' || (nullif(trim(case when coalesce(nullif(trim(nullif(trim(to_varchar("STORED_STATE_CODE")), '')),'')) is not null then 'GEO:STATE:' || nullif(trim(nullif(trim(to_varchar("STORED_STATE_CODE")), '')), '') end),'')) AS VARCHAR))), '')) as hkey</w:t>
               <w:br/>
-              <w:t xml:space="preserve">      from RAW.MAXIMUS_TRAVEL_V2.NONHLTH_TRV_CLM_VW_DATA_CLAIM_DETAILS_CLAIM_ATTRIBUTE_PROPERTIES_PIVOT_VW</w:t>
+              <w:t xml:space="preserve">      from RAW.MAXIMUS_TRAVEL.NONHLTH_TRV_CLM_VW_DATA_CLAIM_DETAILS_CLAIM_ATTRIBUTE_PROPERTIES_PIVOT_VW</w:t>
               <w:br/>
               <w:t xml:space="preserve">    union all</w:t>
               <w:br/>
-              <w:t xml:space="preserve">    -- via hubfeed_mtv2_location &lt;- stg2_mtv2__clm_clmd_clmcov_msd_prop_pv</w:t>
+              <w:t xml:space="preserve">    -- via hubfeed_mt_location &lt;- stg2_mt__clm_clmd_clmcov_msd_prop_pv</w:t>
               <w:br/>
               <w:t xml:space="preserve">    select 'NONHLTH_TRV_CLM_VW_DATA_CLAIM_DETAILS_CLAIM_COVER_MULTI_SET_DETAIL_PROPERTY_PIVOT_VW.[CITY+STATE+PIN_CODE] (LOCATION_HKEY)' as src_branch,</w:t>
               <w:br/>
               <w:t xml:space="preserve">           MD5_BINARY(NULLIF(UPPER(TRIM(CAST('HUB_LOCATION|' || (nullif(trim(case when coalesce(nullif(trim(nullif(trim(to_varchar("CITY")), '')),''), nullif(trim(nullif(trim(to_varchar("STATE")), '')),''), nullif(trim(nullif(trim(to_varchar("PIN_CODE")), '')),'')) is not null then md5(upper(regexp_replace(trim(nullif(trim(coalesce(nullif(trim(nullif(trim(to_varchar("CITY")), '')), ''), '') || '|' || coalesce(nullif(trim(nullif(trim(to_varchar("STATE")), '')), ''), '') || '|' || coalesce(nullif(trim(nullif(trim(to_varchar("PIN_CODE")), '')), ''), '')), '||')), '[[:space:]]+', ' '))) end),'')) AS VARCHAR))), '')) as hkey</w:t>
               <w:br/>
-              <w:t xml:space="preserve">      from RAW.MAXIMUS_TRAVEL_V2.NONHLTH_TRV_CLM_VW_DATA_CLAIM_DETAILS_CLAIM_COVER_MULTI_SET_DETAIL_PROPERTY_PIVOT_VW</w:t>
+              <w:t xml:space="preserve">      from RAW.MAXIMUS_TRAVEL.NONHLTH_TRV_CLM_VW_DATA_CLAIM_DETAILS_CLAIM_COVER_MULTI_SET_DETAIL_PROPERTY_PIVOT_VW</w:t>
               <w:br/>
               <w:t xml:space="preserve">    union all</w:t>
               <w:br/>
-              <w:t xml:space="preserve">    -- via hubfeed_mtv2_location &lt;- stg2_mtv2__clm_clmd_clmrsk_rska_msp_msd_prop_pv</w:t>
+              <w:t xml:space="preserve">    -- via hubfeed_mt_location &lt;- stg2_mt__clm_clmd_clmrsk_rska_msp_msd_prop_pv</w:t>
               <w:br/>
               <w:t xml:space="preserve">    select 'NONHLTH_TRV_CLM_VW_DATA_CLAIM_DETAILS_CLAIM_RISK_RISK_ATTRIBUTE_MULTI_SET_PROPERTY_MULTI_SET_DETAIL_PROPERTY_PIVOT_VW.ADDRESS (LOCATION_HKEY__CLAIM_EXPENSE_PARTY_ADDRESS)' as src_branch,</w:t>
               <w:br/>
               <w:t xml:space="preserve">           MD5_BINARY(NULLIF(UPPER(TRIM(CAST('HUB_LOCATION|' || (nullif(trim(case when coalesce(nullif(trim(nullif(trim(to_varchar("ADDRESS")), '')),'')) is not null then md5(upper(regexp_replace(trim(nullif(trim(nullif(trim(to_varchar("ADDRESS")), '')), '')), '[[:space:]]+', ' '))) end),'')) AS VARCHAR))), '')) as hkey</w:t>
               <w:br/>
-              <w:t xml:space="preserve">      from RAW.MAXIMUS_TRAVEL_V2.NONHLTH_TRV_CLM_VW_DATA_CLAIM_DETAILS_CLAIM_RISK_RISK_ATTRIBUTE_MULTI_SET_PROPERTY_MULTI_SET_DETAIL_PROPERTY_PIVOT_VW</w:t>
+              <w:t xml:space="preserve">      from RAW.MAXIMUS_TRAVEL.NONHLTH_TRV_CLM_VW_DATA_CLAIM_DETAILS_CLAIM_RISK_RISK_ATTRIBUTE_MULTI_SET_PROPERTY_MULTI_SET_DETAIL_PROPERTY_PIVOT_VW</w:t>
               <w:br/>
               <w:t xml:space="preserve">    union all</w:t>
               <w:br/>
-              <w:t xml:space="preserve">    -- via hubfeed_mtv2_location &lt;- stg2_mtv2__clm_clmd_clmrsk_rska_properties_pv</w:t>
+              <w:t xml:space="preserve">    -- via hubfeed_mt_location &lt;- stg2_mt__clm_clmd_clmrsk_rska_properties_pv</w:t>
               <w:br/>
               <w:t xml:space="preserve">    select 'NONHLTH_TRV_CLM_VW_DATA_CLAIM_DETAILS_CLAIM_RISK_RISK_ATTRIBUTE_PROPERTIES_PIVOT_VW.[LOCATION+CITY_NAME+COUNTRY_OF_LOSS] (LOCATION_HKEY__CLAIM_LOSS_LOCATION)' as src_branch,</w:t>
               <w:br/>
               <w:t xml:space="preserve">           MD5_BINARY(NULLIF(UPPER(TRIM(CAST('HUB_LOCATION|' || (nullif(trim(case when coalesce(nullif(trim(nullif(trim(to_varchar("LOCATION")), '')),''), nullif(trim(nullif(trim(to_varchar("CITY_NAME")), '')),''), nullif(trim(nullif(trim(to_varchar("COUNTRY_OF_LOSS")), '')),'')) is not null then md5(upper(regexp_replace(trim(upper(nullif(trim(coalesce(nullif(trim(nullif(trim(to_varchar("LOCATION")), '')), ''), '') || '|' || coalesce(nullif(trim(nullif(trim(to_varchar("CITY_NAME")), '')), ''), '') || '|' || coalesce(nullif(trim(nullif(trim(to_varchar("COUNTRY_OF_LOSS")), '')), ''), '')), '||'))), '[[:space:]]+', ' '))) end),'')) AS VARCHAR))), '')) as hkey</w:t>
               <w:br/>
-              <w:t xml:space="preserve">      from RAW.MAXIMUS_TRAVEL_V2.NONHLTH_TRV_CLM_VW_DATA_CLAIM_DETAILS_CLAIM_RISK_RISK_ATTRIBUTE_PROPERTIES_PIVOT_VW</w:t>
+              <w:t xml:space="preserve">      from RAW.MAXIMUS_TRAVEL.NONHLTH_TRV_CLM_VW_DATA_CLAIM_DETAILS_CLAIM_RISK_RISK_ATTRIBUTE_PROPERTIES_PIVOT_VW</w:t>
               <w:br/>
               <w:t xml:space="preserve">    union all</w:t>
               <w:br/>
-              <w:t xml:space="preserve">    -- via hubfeed_mtv2_location &lt;- stg2_mtv2__clm_clmd_clmrsk_rska_properties_pv</w:t>
+              <w:t xml:space="preserve">    -- via hubfeed_mt_location &lt;- stg2_mt__clm_clmd_clmrsk_rska_properties_pv</w:t>
               <w:br/>
               <w:t xml:space="preserve">    select 'NONHLTH_TRV_CLM_VW_DATA_CLAIM_DETAILS_CLAIM_RISK_RISK_ATTRIBUTE_PROPERTIES_PIVOT_VW.[HOSPITAL_ADDRESS+HOSPITAL_COUNTRY+HOSPITAL_NAME] (LOCATION_HKEY__TREATING_HOSPITAL_ADDRESS)' as src_branch,</w:t>
               <w:br/>
               <w:t xml:space="preserve">           MD5_BINARY(NULLIF(UPPER(TRIM(CAST('HUB_LOCATION|' || (nullif(trim(case when coalesce(nullif(trim(nullif(trim(to_varchar("HOSPITAL_ADDRESS")), '')),''), nullif(trim(nullif(trim(to_varchar("HOSPITAL_COUNTRY")), '')),''), nullif(trim(nullif(trim(to_varchar("HOSPITAL_NAME")), '')),'')) is not null then md5(upper(regexp_replace(trim(upper(nullif(trim(coalesce(nullif(trim(nullif(trim(to_varchar("HOSPITAL_ADDRESS")), '')), ''), '') || '|' || coalesce(nullif(trim(nullif(trim(to_varchar("HOSPITAL_COUNTRY")), '')), ''), '') || '|' || coalesce(nullif(trim(nullif(trim(to_varchar("HOSPITAL_NAME")), '')), ''), '')), '||'))), '[[:space:]]+', ' '))) end),'')) AS VARCHAR))), '')) as hkey</w:t>
               <w:br/>
-              <w:t xml:space="preserve">      from RAW.MAXIMUS_TRAVEL_V2.NONHLTH_TRV_CLM_VW_DATA_CLAIM_DETAILS_CLAIM_RISK_RISK_ATTRIBUTE_PROPERTIES_PIVOT_VW</w:t>
+              <w:t xml:space="preserve">      from RAW.MAXIMUS_TRAVEL.NONHLTH_TRV_CLM_VW_DATA_CLAIM_DETAILS_CLAIM_RISK_RISK_ATTRIBUTE_PROPERTIES_PIVOT_VW</w:t>
               <w:br/>
               <w:t xml:space="preserve">    union all</w:t>
               <w:br/>
-              <w:t xml:space="preserve">    -- via hubfeed_mtv2_location &lt;- stg2_mtv2__uwr_pol_disp</w:t>
+              <w:t xml:space="preserve">    -- via hubfeed_mt_location &lt;- stg2_mt__uwr_pol_disp</w:t>
               <w:br/>
               <w:t xml:space="preserve">    select 'NONHLTH_TRV_UWR_VW_DATA_POLICY_DETAILS_DISPATCH_DETAILS.[ADDRESS+CITY+DISTRICT+STATE+PIN_CODE] (LOCATION_HKEY)' as src_branch,</w:t>
               <w:br/>
               <w:t xml:space="preserve">           MD5_BINARY(NULLIF(UPPER(TRIM(CAST('HUB_LOCATION|' || (nullif(trim(case when coalesce(nullif(trim(nullif(trim(to_varchar("ADDRESS")), '')),''), nullif(trim(nullif(trim(to_varchar("CITY")), '')),''), nullif(trim(nullif(trim(to_varchar("DISTRICT")), '')),''), nullif(trim(nullif(trim(to_varchar("STATE")), '')),''), nullif(trim(nullif(trim(to_varchar("PIN_CODE")), '')),'')) is not null then md5(upper(regexp_replace(trim(nullif(trim(coalesce(nullif(trim(nullif(trim(to_varchar("ADDRESS")), '')), ''), '') || '#' || coalesce(nullif(trim(nullif(trim(to_varchar("CITY")), '')), ''), '') || '#' || coalesce(nullif(trim(nullif(trim(to_varchar("DISTRICT")), '')), ''), '') || '#' || coalesce(nullif(trim(nullif(trim(to_varchar("STATE")), '')), ''), '') || '#' || coalesce(nullif(trim(nullif(trim(to_varchar("PIN_CODE")), '')), ''), '')), '####')), '[[:space:]]+', ' '))) end),'')) AS VARCHAR))), '')) as hkey</w:t>
               <w:br/>
-              <w:t xml:space="preserve">      from RAW.MAXIMUS_TRAVEL_V2.NONHLTH_TRV_UWR_VW_DATA_POLICY_DETAILS_DISPATCH_DETAILS</w:t>
+              <w:t xml:space="preserve">      from RAW.MAXIMUS_TRAVEL.NONHLTH_TRV_UWR_VW_DATA_POLICY_DETAILS_DISPATCH_DETAILS</w:t>
               <w:br/>
               <w:t xml:space="preserve">    union all</w:t>
               <w:br/>
-              <w:t xml:space="preserve">    -- via hubfeed_mtv2_location &lt;- stg2_mtv2__uwr_pol_ins_mbr_pa</w:t>
+              <w:t xml:space="preserve">    -- via hubfeed_mt_location &lt;- stg2_mt__uwr_pol_ins_mbr_pa</w:t>
               <w:br/>
               <w:t xml:space="preserve">    select 'NONHLTH_TRV_UWR_VW_DATA_POLICY_DETAILS_INSURED_DETAILS_MEMBER_DETAILS_PARTY_ADDRESS.[ADDRESS1+ADDRESS2+ADDRESS3+CITY+DISTRICT+STATE+COUNTRY+PINCODE] (LOCATION_HKEY__INSURED_MEMBER_ADDRESS)' as src_branch,</w:t>
               <w:br/>
               <w:t xml:space="preserve">           MD5_BINARY(NULLIF(UPPER(TRIM(CAST('HUB_LOCATION|' || (nullif(trim(case when coalesce(nullif(trim(nullif(trim(to_varchar("ADDRESS1")), '')),''), nullif(trim(nullif(trim(to_varchar("ADDRESS2")), '')),''), nullif(trim(nullif(trim(to_varchar("ADDRESS3")), '')),''), nullif(trim(nullif(trim(to_varchar("CITY")), '')),''), nullif(trim(nullif(trim(to_varchar("DISTRICT")), '')),''), nullif(trim(nullif(trim(to_varchar("STATE")), '')),''), nullif(trim(nullif(trim(to_varchar("COUNTRY")), '')),''), nullif(trim(nullif(trim(to_varchar("PINCODE")), '')),'')) is not null then md5(upper(regexp_replace(trim(nullif(trim(coalesce(nullif(trim(nullif(trim(to_varchar("ADDRESS1")), '')), ''), '') || '|' || coalesce(nullif(trim(nullif(trim(to_varchar("ADDRESS2")), '')), ''), '') || '|' || coalesce(nullif(trim(nullif(trim(to_varchar("ADDRESS3")), '')), ''), '') || '|' || coalesce(nullif(trim(nullif(trim(to_varchar("CITY")), '')), ''), '') || '|' || coalesce(nullif(trim(nullif(trim(to_varchar("DISTRICT")), '')), ''), '') || '|' || coalesce(nullif(trim(nullif(trim(to_varchar("STATE")), '')), ''), '') || '|' || coalesce(nullif(trim(nullif(trim(to_varchar("COUNTRY")), '')), ''), '') || '|' || coalesce(nullif(trim(nullif(trim(to_varchar("PINCODE")), '')), ''), '')), '|||||||')), '[[:space:]]+', ' '))) end),'')) AS VARCHAR))), '')) as hkey</w:t>
               <w:br/>
-              <w:t xml:space="preserve">      from RAW.MAXIMUS_TRAVEL_V2.NONHLTH_TRV_UWR_VW_DATA_POLICY_DETAILS_INSURED_DETAILS_MEMBER_DETAILS_PARTY_ADDRESS</w:t>
+              <w:t xml:space="preserve">      from RAW.MAXIMUS_TRAVEL.NONHLTH_TRV_UWR_VW_DATA_POLICY_DETAILS_INSURED_DETAILS_MEMBER_DETAILS_PARTY_ADDRESS</w:t>
               <w:br/>
               <w:t xml:space="preserve">    union all</w:t>
               <w:br/>
-              <w:t xml:space="preserve">    -- via hubfeed_mtv2_location &lt;- stg2_mtv2__uwr_pol_ins_mbr_pa_address_prop_pv</w:t>
+              <w:t xml:space="preserve">    -- via hubfeed_mt_location &lt;- stg2_mt__uwr_pol_ins_mbr_pa_address_prop_pv</w:t>
               <w:br/>
               <w:t xml:space="preserve">    select 'NONHLTH_TRV_UWR_VW_DATA_POLICY_DETAILS_INSURED_DETAILS_MEMBER_DETAILS_PARTY_ADDRESS_ADDRESS_PROPERTY_PIVOT_VW.[AREA+LAND_MARK+CITY+STATE+PINCODE] (LOCATION_HKEY)' as src_branch,</w:t>
               <w:br/>
               <w:t xml:space="preserve">           MD5_BINARY(NULLIF(UPPER(TRIM(CAST('HUB_LOCATION|' || (nullif(trim(case when coalesce(nullif(trim(nullif(trim(to_varchar("AREA")), '')),''), nullif(trim(nullif(trim(to_varchar("LAND_MARK")), '')),''), nullif(trim(nullif(trim(to_varchar("CITY")), '')),''), nullif(trim(nullif(trim(to_varchar("STATE")), '')),''), nullif(trim(nullif(trim(to_varchar("PINCODE")), '')),'')) is not null then md5(upper(regexp_replace(trim(nullif(trim(coalesce(nullif(trim(nullif(trim(to_varchar("AREA")), '')), ''), '') || '#' || coalesce(nullif(trim(nullif(trim(to_varchar("LAND_MARK")), '')), ''), '') || '#' || coalesce(nullif(trim(nullif(trim(to_varchar("CITY")), '')), ''), '') || '#' || coalesce(nullif(trim(nullif(trim(to_varchar("STATE")), '')), ''), '') || '#' || coalesce(nullif(trim(nullif(trim(to_varchar("PINCODE")), '')), ''), '')), '####')), '[[:space:]]+', ' '))) end),'')) AS VARCHAR))), '')) as hkey</w:t>
               <w:br/>
-              <w:t xml:space="preserve">      from RAW.MAXIMUS_TRAVEL_V2.NONHLTH_TRV_UWR_VW_DATA_POLICY_DETAILS_INSURED_DETAILS_MEMBER_DETAILS_PARTY_ADDRESS_ADDRESS_PROPERTY_PIVOT_VW</w:t>
+              <w:t xml:space="preserve">      from RAW.MAXIMUS_TRAVEL.NONHLTH_TRV_UWR_VW_DATA_POLICY_DETAILS_INSURED_DETAILS_MEMBER_DETAILS_PARTY_ADDRESS_ADDRESS_PROPERTY_PIVOT_VW</w:t>
               <w:br/>
               <w:t xml:space="preserve">    union all</w:t>
               <w:br/>
-              <w:t xml:space="preserve">    -- via hubfeed_mtv2_location &lt;- stg2_mtv2__uwr_pol_ins_mbr_pp_sp_pv</w:t>
+              <w:t xml:space="preserve">    -- via hubfeed_mt_location &lt;- stg2_mt__uwr_pol_ins_mbr_pp_sp_pv</w:t>
               <w:br/>
               <w:t xml:space="preserve">    select 'NONHLTH_TRV_UWR_VW_DATA_POLICY_DETAILS_INSURED_DETAILS_MEMBER_DETAILS_PARTY_PROPERTY_SIMPLE_PROPERTY_PIVOT_VW.[CORRESPONDENCE_LOCAL_ADDRESS_LINE_1+CORRESPONDENCE_LOCAL_ADDRESS_LINE_2+CORRESPONDENCE_LOCAL_ADDRESS_LINE_3+CORRESPONDENCE_LOCAL_ADDRESS_CITY_TOWN_VILLAGE+CORRESPONDENCE_LOCAL_ADDRESS_DISTRICT+CORRESPONDENCE_LOCAL_ADDRESS_STATE+CORRESPONDENCE_LOCAL_ADDRESS_COUNTRY+LOCAL_ADDRESS_PIN_CODE] (LOCATION_HKEY__CORRESPONDENCE_LOCAL)' as src_branch,</w:t>
               <w:br/>
               <w:t xml:space="preserve">           MD5_BINARY(NULLIF(UPPER(TRIM(CAST('HUB_LOCATION|' || (nullif(trim(case when coalesce(nullif(trim(nullif(trim(to_varchar("CORRESPONDENCE_LOCAL_ADDRESS_LINE_1")), '')),''), nullif(trim(nullif(trim(to_varchar("CORRESPONDENCE_LOCAL_ADDRESS_LINE_2")), '')),''), nullif(trim(nullif(trim(to_varchar("CORRESPONDENCE_LOCAL_ADDRESS_LINE_3")), '')),''), nullif(trim(nullif(trim(to_varchar("CORRESPONDENCE_LOCAL_ADDRESS_CITY_TOWN_VILLAGE")), '')),''), nullif(trim(nullif(trim(to_varchar("CORRESPONDENCE_LOCAL_ADDRESS_DISTRICT")), '')),''), nullif(trim(nullif(trim(to_varchar("CORRESPONDENCE_LOCAL_ADDRESS_STATE")), '')),''), nullif(trim(nullif(trim(to_varchar("CORRESPONDENCE_LOCAL_ADDRESS_COUNTRY")), '')),''), nullif(trim(nullif(trim(to_varchar("LOCAL_ADDRESS_PIN_CODE")), '')),'')) is not null then md5(upper(regexp_replace(trim(nullif(trim(coalesce(nullif(trim(nullif(trim(to_varchar("CORRESPONDENCE_LOCAL_ADDRESS_LINE_1")), '')), ''), '') || '|' || coalesce(nullif(trim(nullif(trim(to_varchar("CORRESPONDENCE_LOCAL_ADDRESS_LINE_2")), '')), ''), '') || '|' || coalesce(nullif(trim(nullif(trim(to_varchar("CORRESPONDENCE_LOCAL_ADDRESS_LINE_3")), '')), ''), '') || '|' || coalesce(nullif(trim(nullif(trim(to_varchar("CORRESPONDENCE_LOCAL_ADDRESS_CITY_TOWN_VILLAGE")), '')), ''), '') || '|' || coalesce(nullif(trim(nullif(trim(to_varchar("CORRESPONDENCE_LOCAL_ADDRESS_DISTRICT")), '')), ''), '') || '|' || coalesce(nullif(trim(nullif(trim(to_varchar("CORRESPONDENCE_LOCAL_ADDRESS_STATE")), '')), ''), '') || '|' || coalesce(nullif(trim(nullif(trim(to_varchar("CORRESPONDENCE_LOCAL_ADDRESS_COUNTRY")), '')), ''), '') || '|' || coalesce(nullif(trim(nullif(trim(to_varchar("LOCAL_ADDRESS_PIN_CODE")), '')), ''), '')), '|||||||')), '[[:space:]]+', ' '))) end),'')) AS VARCHAR))), '')) as hkey</w:t>
               <w:br/>
-              <w:t xml:space="preserve">      from RAW.MAXIMUS_TRAVEL_V2.NONHLTH_TRV_UWR_VW_DATA_POLICY_DETAILS_INSURED_DETAILS_MEMBER_DETAILS_PARTY_PROPERTY_SIMPLE_PROPERTY_PIVOT_VW</w:t>
+              <w:t xml:space="preserve">      from RAW.MAXIMUS_TRAVEL.NONHLTH_TRV_UWR_VW_DATA_POLICY_DETAILS_INSURED_DETAILS_MEMBER_DETAILS_PARTY_PROPERTY_SIMPLE_PROPERTY_PIVOT_VW</w:t>
               <w:br/>
               <w:t xml:space="preserve">    union all</w:t>
               <w:br/>
-              <w:t xml:space="preserve">    -- via hubfeed_mtv2_location &lt;- stg2_mtv2__uwr_pol_ins_mbr_pp_sp_pv</w:t>
+              <w:t xml:space="preserve">    -- via hubfeed_mt_location &lt;- stg2_mt__uwr_pol_ins_mbr_pp_sp_pv</w:t>
               <w:br/>
               <w:t xml:space="preserve">    select 'NONHLTH_TRV_UWR_VW_DATA_POLICY_DETAILS_INSURED_DETAILS_MEMBER_DETAILS_PARTY_PROPERTY_SIMPLE_PROPERTY_PIVOT_VW.[CURRENT_PERMANENT_OVERSEAS_ADDRESS_LINE_1+CURRENT_PERMANENT_OVERSEAS_ADDRESS_LINE_2+CURRENT_PERMANENT_OVERSEAS_ADDRESS_LINE_3+CURRENT_PERMANENT_OVERSEAS_ADDRESS_CITY_TOWN_VILLAGE+CURRENT_PERMANENT_OVERSEAS_ADDRESS_STATE_UT+CURRENT_PERMANENT_OVERSEAS_ADDRESS_COUNTRY+CURRENT_PERMANENT_OVERSEAS_ADDRESS_PIN_CODE] (LOCATION_HKEY__INSURED_MEMBER_PERMANENT_OVERSEAS)' as src_branch,</w:t>
               <w:br/>
               <w:t xml:space="preserve">           MD5_BINARY(NULLIF(UPPER(TRIM(CAST('HUB_LOCATION|' || (nullif(trim(case when coalesce(nullif(trim(nullif(trim(to_varchar("CURRENT_PERMANENT_OVERSEAS_ADDRESS_LINE_1")), '')),''), nullif(trim(nullif(trim(to_varchar("CURRENT_PERMANENT_OVERSEAS_ADDRESS_LINE_2")), '')),''), nullif(trim(nullif(trim(to_varchar("CURRENT_PERMANENT_OVERSEAS_ADDRESS_LINE_3")), '')),''), nullif(trim(nullif(trim(to_varchar("CURRENT_PERMANENT_OVERSEAS_ADDRESS_CITY_TOWN_VILLAGE")), '')),''), nullif(trim(nullif(trim(to_varchar("CURRENT_PERMANENT_OVERSEAS_ADDRESS_STATE_UT")), '')),''), nullif(trim(nullif(trim(to_varchar("CURRENT_PERMANENT_OVERSEAS_ADDRESS_COUNTRY")), '')),''), nullif(trim(nullif(trim(to_varchar("CURRENT_PERMANENT_OVERSEAS_ADDRESS_PIN_CODE")), '')),'')) is not null then md5(upper(regexp_replace(trim(nullif(trim(coalesce(nullif(trim(nullif(trim(to_varchar("CURRENT_PERMANENT_OVERSEAS_ADDRESS_LINE_1")), '')), ''), '') || '|' || coalesce(nullif(trim(nullif(trim(to_varchar("CURRENT_PERMANENT_OVERSEAS_ADDRESS_LINE_2")), '')), ''), '') || '|' || coalesce(nullif(trim(nullif(trim(to_varchar("CURRENT_PERMANENT_OVERSEAS_ADDRESS_LINE_3")), '')), ''), '') || '|' || coalesce(nullif(trim(nullif(trim(to_varchar("CURRENT_PERMANENT_OVERSEAS_ADDRESS_CITY_TOWN_VILLAGE")), '')), ''), '') || '|' || coalesce(nullif(trim(nullif(trim(to_varchar("CURRENT_PERMANENT_OVERSEAS_ADDRESS_STATE_UT")), '')), ''), '') || '|' || coalesce(nullif(trim(nullif(trim(to_varchar("CURRENT_PERMANENT_OVERSEAS_ADDRESS_COUNTRY")), '')), ''), '') || '|' || coalesce(nullif(trim(nullif(trim(to_varchar("CURRENT_PERMANENT_OVERSEAS_ADDRESS_PIN_CODE")), '')), ''), '')), '||||||')), '[[:space:]]+', ' '))) end),'')) AS VARCHAR))), '')) as hkey</w:t>
               <w:br/>
-              <w:t xml:space="preserve">      from RAW.MAXIMUS_TRAVEL_V2.NONHLTH_TRV_UWR_VW_DATA_POLICY_DETAILS_INSURED_DETAILS_MEMBER_DETAILS_PARTY_PROPERTY_SIMPLE_PROPERTY_PIVOT_VW</w:t>
+              <w:t xml:space="preserve">      from RAW.MAXIMUS_TRAVEL.NONHLTH_TRV_UWR_VW_DATA_POLICY_DETAILS_INSURED_DETAILS_MEMBER_DETAILS_PARTY_PROPERTY_SIMPLE_PROPERTY_PIVOT_VW</w:t>
               <w:br/>
               <w:t xml:space="preserve">    union all</w:t>
               <w:br/>
-              <w:t xml:space="preserve">    -- via hubfeed_mtv2_location &lt;- stg2_mtv2__uwr_pol_off_oa</w:t>
+              <w:t xml:space="preserve">    -- via hubfeed_mt_location &lt;- stg2_mt__uwr_pol_off_oa</w:t>
               <w:br/>
               <w:t xml:space="preserve">    select 'NONHLTH_TRV_UWR_VW_DATA_POLICY_DETAILS_OFFICE_DETAILS_OFFICE_ADDRESS.[ADDRESS1+ADDRESS2+ADDRESS3+CITY+DISTRICT+STATE+COUNTRY+PINCODE] (LOCATION_HKEY__OFFICE_ADDRESS)' as src_branch,</w:t>
               <w:br/>
               <w:t xml:space="preserve">           MD5_BINARY(NULLIF(UPPER(TRIM(CAST('HUB_LOCATION|' || (nullif(trim(case when coalesce(nullif(trim(nullif(trim(to_varchar("ADDRESS1")), '')),''), nullif(trim(nullif(trim(to_varchar("ADDRESS2")), '')),''), nullif(trim(nullif(trim(to_varchar("ADDRESS3")), '')),''), nullif(trim(nullif(trim(to_varchar("CITY")), '')),''), nullif(trim(nullif(trim(to_varchar("DISTRICT")), '')),''), nullif(trim(nullif(trim(to_varchar("STATE")), '')),''), nullif(trim(nullif(trim(to_varchar("COUNTRY")), '')),''), nullif(trim(nullif(trim(to_varchar("PINCODE")), '')),'')) is not null then md5(upper(regexp_replace(trim(nullif(trim(coalesce(nullif(trim(nullif(trim(to_varchar("ADDRESS1")), '')), ''), '') || '|' || coalesce(nullif(trim(nullif(trim(to_varchar("ADDRESS2")), '')), ''), '') || '|' || coalesce(nullif(trim(nullif(trim(to_varchar("ADDRESS3")), '')), ''), '') || '|' || coalesce(nullif(trim(nullif(trim(to_varchar("CITY")), '')), ''), '') || '|' || coalesce(nullif(trim(nullif(trim(to_varchar("DISTRICT")), '')), ''), '') || '|' || coalesce(nullif(trim(nullif(trim(to_varchar("STATE")), '')), ''), '') || '|' || coalesce(nullif(trim(nullif(trim(to_varchar("COUNTRY")), '')), ''), '') || '|' || coalesce(nullif(trim(nullif(trim(to_varchar("PINCODE")), '')), ''), '')), '|||||||')), '[[:space:]]+', ' '))) end),'')) AS VARCHAR))), '')) as hkey</w:t>
               <w:br/>
-              <w:t xml:space="preserve">      from RAW.MAXIMUS_TRAVEL_V2.NONHLTH_TRV_UWR_VW_DATA_POLICY_DETAILS_OFFICE_DETAILS_OFFICE_ADDRESS</w:t>
+              <w:t xml:space="preserve">      from RAW.MAXIMUS_TRAVEL.NONHLTH_TRV_UWR_VW_DATA_POLICY_DETAILS_OFFICE_DETAILS_OFFICE_ADDRESS</w:t>
               <w:br/>
               <w:t xml:space="preserve">    union all</w:t>
               <w:br/>
-              <w:t xml:space="preserve">    -- via hubfeed_mtv2_location &lt;- stg2_mtv2__uwr_pol_off_oa_address_prop_pv</w:t>
+              <w:t xml:space="preserve">    -- via hubfeed_mt_location &lt;- stg2_mt__uwr_pol_off_oa_address_prop_pv</w:t>
               <w:br/>
               <w:t xml:space="preserve">    select 'NONHLTH_TRV_UWR_VW_DATA_POLICY_DETAILS_OFFICE_DETAILS_OFFICE_ADDRESS_ADDRESS_PROPERTY_PIVOT_VW.[] (LOCATION_HKEY)' as src_branch,</w:t>
               <w:br/>
               <w:t xml:space="preserve">           MD5_BINARY(NULLIF(UPPER(TRIM(CAST('HUB_LOCATION|' || (nullif(trim(case when coalesce(nullif(trim(w0_address1),''), nullif(trim(w1_address2),''), nullif(trim(w2_address3),''), nullif(trim(w3_city),''), nullif(trim(w4_state),''), nullif(trim(w5_pincode),'')) is not null then md5(upper(regexp_replace(trim(nullif(trim(coalesce(nullif(trim(w0_address1), ''), '') || '#' || coalesce(nullif(trim(w1_address2), ''), '') || '#' || coalesce(nullif(trim(w2_address3), ''), '') || '#' || coalesce(nullif(trim(w3_city), ''), '') || '#' || coalesce(nullif(trim(w4_state), ''), '') || '#' || coalesce(nullif(trim(w5_pincode), ''), '')), '#####')), '[[:space:]]+', ' '))) end),'')) AS VARCHAR))), '')) as hkey</w:t>
               <w:br/>
-              <w:t xml:space="preserve">      from RAW.MAXIMUS_TRAVEL_V2.NONHLTH_TRV_UWR_VW_DATA_POLICY_DETAILS_OFFICE_DETAILS_OFFICE_ADDRESS_ADDRESS_PROPERTY_PIVOT_VW</w:t>
+              <w:t xml:space="preserve">      from RAW.MAXIMUS_TRAVEL.NONHLTH_TRV_UWR_VW_DATA_POLICY_DETAILS_OFFICE_DETAILS_OFFICE_ADDRESS_ADDRESS_PROPERTY_PIVOT_VW</w:t>
               <w:br/>
               <w:t xml:space="preserve">    union all</w:t>
               <w:br/>
-              <w:t xml:space="preserve">    -- via hubfeed_mtv2_location &lt;- stg2_mtv2__uwr_pol_prp_pa</w:t>
+              <w:t xml:space="preserve">    -- via hubfeed_mt_location &lt;- stg2_mt__uwr_pol_prp_pa</w:t>
               <w:br/>
               <w:t xml:space="preserve">    select 'NONHLTH_TRV_UWR_VW_DATA_POLICY_DETAILS_PROPOSER_DETAILS_PARTY_ADDRESS.[ADDRESS1+ADDRESS2+ADDRESS3+CITY+DISTRICT+STATE+COUNTRY+PINCODE] (LOCATION_HKEY__PROPOSER_ADDRESS)' as src_branch,</w:t>
               <w:br/>
               <w:t xml:space="preserve">           MD5_BINARY(NULLIF(UPPER(TRIM(CAST('HUB_LOCATION|' || (nullif(trim(case when coalesce(nullif(trim(nullif(trim(to_varchar("ADDRESS1")), '')),''), nullif(trim(nullif(trim(to_varchar("ADDRESS2")), '')),''), nullif(trim(nullif(trim(to_varchar("ADDRESS3")), '')),''), nullif(trim(nullif(trim(to_varchar("CITY")), '')),''), nullif(trim(nullif(trim(to_varchar("DISTRICT")), '')),''), nullif(trim(nullif(trim(to_varchar("STATE")), '')),''), nullif(trim(nullif(trim(to_varchar("COUNTRY")), '')),''), nullif(trim(nullif(trim(to_varchar("PINCODE")), '')),'')) is not null then md5(upper(regexp_replace(trim(nullif(trim(coalesce(nullif(trim(nullif(trim(to_varchar("ADDRESS1")), '')), ''), '') || '|' || coalesce(nullif(trim(nullif(trim(to_varchar("ADDRESS2")), '')), ''), '') || '|' || coalesce(nullif(trim(nullif(trim(to_varchar("ADDRESS3")), '')), ''), '') || '|' || coalesce(nullif(trim(nullif(trim(to_varchar("CITY")), '')), ''), '') || '|' || coalesce(nullif(trim(nullif(trim(to_varchar("DISTRICT")), '')), ''), '') || '|' || coalesce(nullif(trim(nullif(trim(to_varchar("STATE")), '')), ''), '') || '|' || coalesce(nullif(trim(nullif(trim(to_varchar("COUNTRY")), '')), ''), '') || '|' || coalesce(nullif(trim(nullif(trim(to_varchar("PINCODE")), '')), ''), '')), '|||||||')), '[[:space:]]+', ' '))) end),'')) AS VARCHAR))), '')) as hkey</w:t>
               <w:br/>
-              <w:t xml:space="preserve">      from RAW.MAXIMUS_TRAVEL_V2.NONHLTH_TRV_UWR_VW_DATA_POLICY_DETAILS_PROPOSER_DETAILS_PARTY_ADDRESS</w:t>
+              <w:t xml:space="preserve">      from RAW.MAXIMUS_TRAVEL.NONHLTH_TRV_UWR_VW_DATA_POLICY_DETAILS_PROPOSER_DETAILS_PARTY_ADDRESS</w:t>
               <w:br/>
               <w:t xml:space="preserve">    union all</w:t>
               <w:br/>
-              <w:t xml:space="preserve">    -- via hubfeed_mtv2_location &lt;- stg2_mtv2__uwr_pol_prp_pa_address_prop_pv</w:t>
+              <w:t xml:space="preserve">    -- via hubfeed_mt_location &lt;- stg2_mt__uwr_pol_prp_pa_address_prop_pv</w:t>
               <w:br/>
               <w:t xml:space="preserve">    select 'NONHLTH_TRV_UWR_VW_DATA_POLICY_DETAILS_PROPOSER_DETAILS_PARTY_ADDRESS_ADDRESS_PROPERTY_PIVOT_VW.[AREA+LAND_MARK+CITY+STATE+PINCODE] (LOCATION_HKEY)' as src_branch,</w:t>
               <w:br/>
               <w:t xml:space="preserve">           MD5_BINARY(NULLIF(UPPER(TRIM(CAST('HUB_LOCATION|' || (nullif(trim(case when coalesce(nullif(trim(nullif(trim(to_varchar("AREA")), '')),''), nullif(trim(nullif(trim(to_varchar("LAND_MARK")), '')),''), nullif(trim(nullif(trim(to_varchar("CITY")), '')),''), nullif(trim(nullif(trim(to_varchar("STATE")), '')),''), nullif(trim(nullif(trim(to_varchar("PINCODE")), '')),'')) is not null then md5(upper(regexp_replace(trim(nullif(trim(coalesce(nullif(trim(nullif(trim(to_varchar("AREA")), '')), ''), '') || '#' || coalesce(nullif(trim(nullif(trim(to_varchar("LAND_MARK")), '')), ''), '') || '#' || coalesce(nullif(trim(nullif(trim(to_varchar("CITY")), '')), ''), '') || '#' || coalesce(nullif(trim(nullif(trim(to_varchar("STATE")), '')), ''), '') || '#' || coalesce(nullif(trim(nullif(trim(to_varchar("PINCODE")), '')), ''), '')), '####')), '[[:space:]]+', ' '))) end),'')) AS VARCHAR))), '')) as hkey</w:t>
               <w:br/>
-              <w:t xml:space="preserve">      from RAW.MAXIMUS_TRAVEL_V2.NONHLTH_TRV_UWR_VW_DATA_POLICY_DETAILS_PROPOSER_DETAILS_PARTY_ADDRESS_ADDRESS_PROPERTY_PIVOT_VW</w:t>
+              <w:t xml:space="preserve">      from RAW.MAXIMUS_TRAVEL.NONHLTH_TRV_UWR_VW_DATA_POLICY_DETAILS_PROPOSER_DETAILS_PARTY_ADDRESS_ADDRESS_PROPERTY_PIVOT_VW</w:t>
               <w:br/>
               <w:t xml:space="preserve">    union all</w:t>
               <w:br/>
-              <w:t xml:space="preserve">    -- via hubfeed_mtv2_location &lt;- stg2_mtv2__uwr_pol_prp_pp_sp_pv</w:t>
+              <w:t xml:space="preserve">    -- via hubfeed_mt_location &lt;- stg2_mt__uwr_pol_prp_pp_sp_pv</w:t>
               <w:br/>
               <w:t xml:space="preserve">    select 'NONHLTH_TRV_UWR_VW_DATA_POLICY_DETAILS_PROPOSER_DETAILS_PARTY_PROPERTY_SIMPLE_PROPERTY_PIVOT_VW.[CORRESPONDENCE_LOCAL_ADDRESS_LINE_1+CORRESPONDENCE_LOCAL_ADDRESS_LINE_2+CORRESPONDENCE_LOCAL_ADDRESS_LINE_3+CORRESPONDENCE_LOCAL_ADDRESS_CITY_TOWN_VILLAGE+CORRESPONDENCE_LOCAL_ADDRESS_DISTRICT+CORRESPONDENCE_LOCAL_ADDRESS_STATE+CORRESPONDENCE_LOCAL_ADDRESS_COUNTRY+LOCAL_ADDRESS_PIN_CODE] (LOCATION_HKEY__CORRESPONDENCE_LOCAL)' as src_branch,</w:t>
               <w:br/>
               <w:t xml:space="preserve">           MD5_BINARY(NULLIF(UPPER(TRIM(CAST('HUB_LOCATION|' || (nullif(trim(case when coalesce(nullif(trim(nullif(trim(to_varchar("CORRESPONDENCE_LOCAL_ADDRESS_LINE_1")), '')),''), nullif(trim(nullif(trim(to_varchar("CORRESPONDENCE_LOCAL_ADDRESS_LINE_2")), '')),''), nullif(trim(nullif(trim(to_varchar("CORRESPONDENCE_LOCAL_ADDRESS_LINE_3")), '')),''), nullif(trim(nullif(trim(to_varchar("CORRESPONDENCE_LOCAL_ADDRESS_CITY_TOWN_VILLAGE")), '')),''), nullif(trim(nullif(trim(to_varchar("CORRESPONDENCE_LOCAL_ADDRESS_DISTRICT")), '')),''), nullif(trim(nullif(trim(to_varchar("CORRESPONDENCE_LOCAL_ADDRESS_STATE")), '')),''), nullif(trim(nullif(trim(to_varchar("CORRESPONDENCE_LOCAL_ADDRESS_COUNTRY")), '')),''), nullif(trim(nullif(trim(to_varchar("LOCAL_ADDRESS_PIN_CODE")), '')),'')) is not null then md5(upper(regexp_replace(trim(nullif(trim(coalesce(nullif(trim(nullif(trim(to_varchar("CORRESPONDENCE_LOCAL_ADDRESS_LINE_1")), '')), ''), '') || '|' || coalesce(nullif(trim(nullif(trim(to_varchar("CORRESPONDENCE_LOCAL_ADDRESS_LINE_2")), '')), ''), '') || '|' || coalesce(nullif(trim(nullif(trim(to_varchar("CORRESPONDENCE_LOCAL_ADDRESS_LINE_3")), '')), ''), '') || '|' || coalesce(nullif(trim(nullif(trim(to_varchar("CORRESPONDENCE_LOCAL_ADDRESS_CITY_TOWN_VILLAGE")), '')), ''), '') || '|' || coalesce(nullif(trim(nullif(trim(to_varchar("CORRESPONDENCE_LOCAL_ADDRESS_DISTRICT")), '')), ''), '') || '|' || coalesce(nullif(trim(nullif(trim(to_varchar("CORRESPONDENCE_LOCAL_ADDRESS_STATE")), '')), ''), '') || '|' || coalesce(nullif(trim(nullif(trim(to_varchar("CORRESPONDENCE_LOCAL_ADDRESS_COUNTRY")), '')), ''), '') || '|' || coalesce(nullif(trim(nullif(trim(to_varchar("LOCAL_ADDRESS_PIN_CODE")), '')), ''), '')), '|||||||')), '[[:space:]]+', ' '))) end),'')) AS VARCHAR))), '')) as hkey</w:t>
               <w:br/>
-              <w:t xml:space="preserve">      from RAW.MAXIMUS_TRAVEL_V2.NONHLTH_TRV_UWR_VW_DATA_POLICY_DETAILS_PROPOSER_DETAILS_PARTY_PROPERTY_SIMPLE_PROPERTY_PIVOT_VW</w:t>
+              <w:t xml:space="preserve">      from RAW.MAXIMUS_TRAVEL.NONHLTH_TRV_UWR_VW_DATA_POLICY_DETAILS_PROPOSER_DETAILS_PARTY_PROPERTY_SIMPLE_PROPERTY_PIVOT_VW</w:t>
               <w:br/>
               <w:t xml:space="preserve">    union all</w:t>
               <w:br/>
-              <w:t xml:space="preserve">    -- via hubfeed_mtv2_location &lt;- stg2_mtv2__uwr_pol_prp_pp_sp_pv</w:t>
+              <w:t xml:space="preserve">    -- via hubfeed_mt_location &lt;- stg2_mt__uwr_pol_prp_pp_sp_pv</w:t>
               <w:br/>
               <w:t xml:space="preserve">    select 'NONHLTH_TRV_UWR_VW_DATA_POLICY_DETAILS_PROPOSER_DETAILS_PARTY_PROPERTY_SIMPLE_PROPERTY_PIVOT_VW.[CURRENT_PERMANENT_OVERSEAS_ADDRESS_LINE_1+CURRENT_PERMANENT_OVERSEAS_ADDRESS_LINE_2+CURRENT_PERMANENT_OVERSEAS_ADDRESS_LINE_3+CURRENT_PERMANENT_OVERSEAS_ADDRESS_CITY_TOWN_VILLAGE+CURRENT_PERMANENT_OVERSEAS_ADDRESS_STATE_UT+CURRENT_PERMANENT_OVERSEAS_ADDRESS_COUNTRY+CURRENT_PERMANENT_OVERSEAS_ADDRESS_PIN_CODE] (LOCATION_HKEY__PERMANENT_OVERSEAS)' as src_branch,</w:t>
               <w:br/>
               <w:t xml:space="preserve">           MD5_BINARY(NULLIF(UPPER(TRIM(CAST('HUB_LOCATION|' || (nullif(trim(case when coalesce(nullif(trim(nullif(trim(to_varchar("CURRENT_PERMANENT_OVERSEAS_ADDRESS_LINE_1")), '')),''), nullif(trim(nullif(trim(to_varchar("CURRENT_PERMANENT_OVERSEAS_ADDRESS_LINE_2")), '')),''), nullif(trim(nullif(trim(to_varchar("CURRENT_PERMANENT_OVERSEAS_ADDRESS_LINE_3")), '')),''), nullif(trim(nullif(trim(to_varchar("CURRENT_PERMANENT_OVERSEAS_ADDRESS_CITY_TOWN_VILLAGE")), '')),''), nullif(trim(nullif(trim(to_varchar("CURRENT_PERMANENT_OVERSEAS_ADDRESS_STATE_UT")), '')),''), nullif(trim(nullif(trim(to_varchar("CURRENT_PERMANENT_OVERSEAS_ADDRESS_COUNTRY")), '')),''), nullif(trim(nullif(trim(to_varchar("CURRENT_PERMANENT_OVERSEAS_ADDRESS_PIN_CODE")), '')),'')) is not null then md5(upper(regexp_replace(trim(nullif(trim(coalesce(nullif(trim(nullif(trim(to_varchar("CURRENT_PERMANENT_OVERSEAS_ADDRESS_LINE_1")), '')), ''), '') || '|' || coalesce(nullif(trim(nullif(trim(to_varchar("CURRENT_PERMANENT_OVERSEAS_ADDRESS_LINE_2")), '')), ''), '') || '|' || coalesce(nullif(trim(nullif(trim(to_varchar("CURRENT_PERMANENT_OVERSEAS_ADDRESS_LINE_3")), '')), ''), '') || '|' || coalesce(nullif(trim(nullif(trim(to_varchar("CURRENT_PERMANENT_OVERSEAS_ADDRESS_CITY_TOWN_VILLAGE")), '')), ''), '') || '|' || coalesce(nullif(trim(nullif(trim(to_varchar("CURRENT_PERMANENT_OVERSEAS_ADDRESS_STATE_UT")), '')), ''), '') || '|' || coalesce(nullif(trim(nullif(trim(to_varchar("CURRENT_PERMANENT_OVERSEAS_ADDRESS_COUNTRY")), '')), ''), '') || '|' || coalesce(nullif(trim(nullif(trim(to_varchar("CURRENT_PERMANENT_OVERSEAS_ADDRESS_PIN_CODE")), '')), ''), '')), '||||||')), '[[:space:]]+', ' '))) end),'')) AS VARCHAR))), '')) as hkey</w:t>
               <w:br/>
-              <w:t xml:space="preserve">      from RAW.MAXIMUS_TRAVEL_V2.NONHLTH_TRV_UWR_VW_DATA_POLICY_DETAILS_PROPOSER_DETAILS_PARTY_PROPERTY_SIMPLE_PROPERTY_PIVOT_VW</w:t>
+              <w:t xml:space="preserve">      from RAW.MAXIMUS_TRAVEL.NONHLTH_TRV_UWR_VW_DATA_POLICY_DETAILS_PROPOSER_DETAILS_PARTY_PROPERTY_SIMPLE_PROPERTY_PIVOT_VW</w:t>
               <w:br/>
               <w:t xml:space="preserve">    union all</w:t>
               <w:br/>
-              <w:t xml:space="preserve">    -- via hubfeed_mtv2_location &lt;- stg2_mtv2__uwr_qpd_rskl</w:t>
+              <w:t xml:space="preserve">    -- via hubfeed_mt_location &lt;- stg2_mt__uwr_qpd_rskl</w:t>
               <w:br/>
               <w:t xml:space="preserve">    select 'NONHLTH_TRV_UWR_VW_DATA_QUOTE_PARAM_DETAILS_RISK_LIST.[ADDR1+ADDR2+ADDR3+CITY_CODE+STATE_CODE+POSTAL_CODE+COUNTRY_CODE] (LOCATION_HKEY)' as src_branch,</w:t>
               <w:br/>
               <w:t xml:space="preserve">           MD5_BINARY(NULLIF(UPPER(TRIM(CAST('HUB_LOCATION|' || (nullif(trim(case when coalesce(nullif(trim(nullif(trim(to_varchar("ADDR1")), '')),''), nullif(trim(nullif(trim(to_varchar("ADDR2")), '')),''), nullif(trim(nullif(trim(to_varchar("ADDR3")), '')),''), nullif(trim(nullif(trim(to_varchar("CITY_CODE")), '')),''), nullif(trim(nullif(trim(to_varchar("STATE_CODE")), '')),''), nullif(trim(nullif(trim(to_varchar("POSTAL_CODE")), '')),''), nullif(trim(nullif(trim(to_varchar("COUNTRY_CODE")), '')),'')) is not null then md5(upper(regexp_replace(trim(nullif(trim(coalesce(nullif(trim(nullif(trim(to_varchar("ADDR1")), '')), ''), '') || '#' || coalesce(nullif(trim(nullif(trim(to_varchar("ADDR2")), '')), ''), '') || '#' || coalesce(nullif(trim(nullif(trim(to_varchar("ADDR3")), '')), ''), '') || '#' || coalesce(nullif(trim(nullif(trim(to_varchar("CITY_CODE")), '')), ''), '') || '#' || coalesce(nullif(trim(nullif(trim(to_varchar("STATE_CODE")), '')), ''), '') || '#' || coalesce(nullif(trim(nullif(trim(to_varchar("POSTAL_CODE")), '')), ''), '') || '#' || coalesce(nullif(trim(nullif(trim(to_varchar("COUNTRY_CODE")), '')), ''), '')), '######')), '[[:space:]]+', ' '))) end),'')) AS VARCHAR))), '')) as hkey</w:t>
               <w:br/>
-              <w:t xml:space="preserve">      from RAW.MAXIMUS_TRAVEL_V2.NONHLTH_TRV_UWR_VW_DATA_QUOTE_PARAM_DETAILS_RISK_LIST</w:t>
+              <w:t xml:space="preserve">      from RAW.MAXIMUS_TRAVEL.NONHLTH_TRV_UWR_VW_DATA_QUOTE_PARAM_DETAILS_RISK_LIST</w:t>
               <w:br/>
               <w:t xml:space="preserve">),</w:t>
               <w:br/>
@@ -4925,7 +4925,7 @@
         <w:t xml:space="preserve">Note: </w:t>
       </w:r>
       <w:r>
-        <w:t xml:space="preserve">9 RAW key branch(es): NONHLTH_TRV_CLM_VW_DATA_CLAIM_DETAILS_CLAIM_ATTRIBUTE_PROPERTIES_PIVOT_VW.STORED_COMPANY_CODE (ORG_UNIT_HKEY__COMPANY), NONHLTH_TRV_CLM_VW_DATA_CLAIM_DETAILS_CLAIM_ATTRIBUTE_PROPERTIES_PIVOT_VW.HUB_LOCATION (ORG_UNIT_HKEY__OPERATING_HUB), NONHLTH_TRV_UWR_VW_DATA_POLICY_DETAILS.POLICY_BRANCH_NAME (ORG_UNIT_HKEY), NONHLTH_TRV_UWR_VW_DATA_POLICY_DETAILS_OFFICE_DETAILS.OFFICE_CODE (ORG_UNIT_HKEY), NONHLTH_TRV_UWR_VW_DATA_POLICY_DETAILS_OFFICE_DETAILS_OFFICE_ADDRESS_ADDRESS_PROPERTY_PIVOT_VW.[] (ORG_UNIT_HKEY), NONHLTH_TRV_UWR_VW_DATA_POLICY_DETAILS_POLICY_PROPERTY_SIMPLE_PROPERTY_PIVOT_VW.BRANCH_CODE (ORG_UNIT_HKEY), NONHLTH_TRV_UWR_VW_DATA_POLICY_DETAILS_PROPOSER_DETAILS_PARTY_PROPERTY_SIMPLE_PROPERTY_PIVOT_VW.LOCATION_CODE (ORG_UNIT_HKEY__SERVICING_BRANCH), NONHLTH_TRV_UWR_VW_DATA_QUOTE_PARAM_DETAILS.POLICY_BRANCH_NAME (ORG_UNIT_HKEY__POLICY_ISSUING_BRANCH), NONHLTH_TRV_UWR_VW_DATA_QUOTE_PARAM_DETAILS_POLICY_PROPERTY_RULE_LIST_PIVOT_VW.BRANCH_CODE (ORG_UNIT_HKEY). Excluded: hubfeed_mtv2_org_unit &lt;- stg2_mtv2__uwr_pol_off_oa: key uses walk column(s) w0_office_code from parent view(s) -- not resolvable to a single RAW table in the first-cut, skipped..</w:t>
+        <w:t xml:space="preserve">9 RAW key branch(es): NONHLTH_TRV_CLM_VW_DATA_CLAIM_DETAILS_CLAIM_ATTRIBUTE_PROPERTIES_PIVOT_VW.STORED_COMPANY_CODE (ORG_UNIT_HKEY__COMPANY), NONHLTH_TRV_CLM_VW_DATA_CLAIM_DETAILS_CLAIM_ATTRIBUTE_PROPERTIES_PIVOT_VW.HUB_LOCATION (ORG_UNIT_HKEY__OPERATING_HUB), NONHLTH_TRV_UWR_VW_DATA_POLICY_DETAILS.POLICY_BRANCH_NAME (ORG_UNIT_HKEY), NONHLTH_TRV_UWR_VW_DATA_POLICY_DETAILS_OFFICE_DETAILS.OFFICE_CODE (ORG_UNIT_HKEY), NONHLTH_TRV_UWR_VW_DATA_POLICY_DETAILS_OFFICE_DETAILS_OFFICE_ADDRESS_ADDRESS_PROPERTY_PIVOT_VW.[] (ORG_UNIT_HKEY), NONHLTH_TRV_UWR_VW_DATA_POLICY_DETAILS_POLICY_PROPERTY_SIMPLE_PROPERTY_PIVOT_VW.BRANCH_CODE (ORG_UNIT_HKEY), NONHLTH_TRV_UWR_VW_DATA_POLICY_DETAILS_PROPOSER_DETAILS_PARTY_PROPERTY_SIMPLE_PROPERTY_PIVOT_VW.LOCATION_CODE (ORG_UNIT_HKEY__SERVICING_BRANCH), NONHLTH_TRV_UWR_VW_DATA_QUOTE_PARAM_DETAILS.POLICY_BRANCH_NAME (ORG_UNIT_HKEY__POLICY_ISSUING_BRANCH), NONHLTH_TRV_UWR_VW_DATA_QUOTE_PARAM_DETAILS_POLICY_PROPERTY_RULE_LIST_PIVOT_VW.BRANCH_CODE (ORG_UNIT_HKEY). Excluded: hubfeed_mt_org_unit &lt;- stg2_mt__uwr_pol_off_oa: key uses walk column(s) w0_office_code from parent view(s) -- not resolvable to a single RAW table in the first-cut, skipped..</w:t>
       </w:r>
     </w:p>
     <w:p>
@@ -4958,93 +4958,93 @@
               </w:rPr>
               <w:t xml:space="preserve">with src as (</w:t>
               <w:br/>
-              <w:t xml:space="preserve">    -- via hubfeed_mtv2_org_unit &lt;- stg2_mtv2__clm_clmd_clmap_pv</w:t>
+              <w:t xml:space="preserve">    -- via hubfeed_mt_org_unit &lt;- stg2_mt__clm_clmd_clmap_pv</w:t>
               <w:br/>
               <w:t xml:space="preserve">    select 'NONHLTH_TRV_CLM_VW_DATA_CLAIM_DETAILS_CLAIM_ATTRIBUTE_PROPERTIES_PIVOT_VW.STORED_COMPANY_CODE (ORG_UNIT_HKEY__COMPANY)' as src_branch,</w:t>
               <w:br/>
               <w:t xml:space="preserve">           MD5_BINARY(NULLIF(UPPER(TRIM(CAST('HUB_ORG_UNIT|' || (nullif(trim(case when coalesce(nullif(trim(nullif(trim(to_varchar("STORED_COMPANY_CODE")), '')),'')) is not null then nullif(trim(nullif(trim(to_varchar("STORED_COMPANY_CODE")), '')), '') end),'')) AS VARCHAR))), '')) as hkey</w:t>
               <w:br/>
-              <w:t xml:space="preserve">      from RAW.MAXIMUS_TRAVEL_V2.NONHLTH_TRV_CLM_VW_DATA_CLAIM_DETAILS_CLAIM_ATTRIBUTE_PROPERTIES_PIVOT_VW</w:t>
+              <w:t xml:space="preserve">      from RAW.MAXIMUS_TRAVEL.NONHLTH_TRV_CLM_VW_DATA_CLAIM_DETAILS_CLAIM_ATTRIBUTE_PROPERTIES_PIVOT_VW</w:t>
               <w:br/>
               <w:t xml:space="preserve">    union all</w:t>
               <w:br/>
-              <w:t xml:space="preserve">    -- via hubfeed_mtv2_org_unit &lt;- stg2_mtv2__clm_clmd_clmap_pv</w:t>
+              <w:t xml:space="preserve">    -- via hubfeed_mt_org_unit &lt;- stg2_mt__clm_clmd_clmap_pv</w:t>
               <w:br/>
               <w:t xml:space="preserve">    select 'NONHLTH_TRV_CLM_VW_DATA_CLAIM_DETAILS_CLAIM_ATTRIBUTE_PROPERTIES_PIVOT_VW.HUB_LOCATION (ORG_UNIT_HKEY__OPERATING_HUB)' as src_branch,</w:t>
               <w:br/>
               <w:t xml:space="preserve">           MD5_BINARY(NULLIF(UPPER(TRIM(CAST('HUB_ORG_UNIT|' || (nullif(trim(case when coalesce(nullif(trim(nullif(trim(to_varchar("HUB_LOCATION")), '')),'')) is not null then 'ORGHUB:' || nullif(trim(nullif(trim(to_varchar("HUB_LOCATION")), '')), '') end),'')) AS VARCHAR))), '')) as hkey</w:t>
               <w:br/>
-              <w:t xml:space="preserve">      from RAW.MAXIMUS_TRAVEL_V2.NONHLTH_TRV_CLM_VW_DATA_CLAIM_DETAILS_CLAIM_ATTRIBUTE_PROPERTIES_PIVOT_VW</w:t>
+              <w:t xml:space="preserve">      from RAW.MAXIMUS_TRAVEL.NONHLTH_TRV_CLM_VW_DATA_CLAIM_DETAILS_CLAIM_ATTRIBUTE_PROPERTIES_PIVOT_VW</w:t>
               <w:br/>
               <w:t xml:space="preserve">    union all</w:t>
               <w:br/>
-              <w:t xml:space="preserve">    -- via hubfeed_mtv2_org_unit &lt;- stg2_mtv2__uwr_pol</w:t>
+              <w:t xml:space="preserve">    -- via hubfeed_mt_org_unit &lt;- stg2_mt__uwr_pol</w:t>
               <w:br/>
               <w:t xml:space="preserve">    select 'NONHLTH_TRV_UWR_VW_DATA_POLICY_DETAILS.POLICY_BRANCH_NAME (ORG_UNIT_HKEY)' as src_branch,</w:t>
               <w:br/>
               <w:t xml:space="preserve">           MD5_BINARY(NULLIF(UPPER(TRIM(CAST('HUB_ORG_UNIT|' || (nullif(trim(case when coalesce(nullif(trim(nullif(trim(to_varchar("POLICY_BRANCH_NAME")), '')),'')) is not null then 'ORGUNIT:' || md5(upper(trim(nullif(trim(nullif(trim(to_varchar("POLICY_BRANCH_NAME")), '')), '')))) end),'')) AS VARCHAR))), '')) as hkey</w:t>
               <w:br/>
-              <w:t xml:space="preserve">      from RAW.MAXIMUS_TRAVEL_V2.NONHLTH_TRV_UWR_VW_DATA_POLICY_DETAILS</w:t>
+              <w:t xml:space="preserve">      from RAW.MAXIMUS_TRAVEL.NONHLTH_TRV_UWR_VW_DATA_POLICY_DETAILS</w:t>
               <w:br/>
               <w:t xml:space="preserve">    union all</w:t>
               <w:br/>
-              <w:t xml:space="preserve">    -- via hubfeed_mtv2_org_unit &lt;- stg2_mtv2__uwr_pol_off</w:t>
+              <w:t xml:space="preserve">    -- via hubfeed_mt_org_unit &lt;- stg2_mt__uwr_pol_off</w:t>
               <w:br/>
               <w:t xml:space="preserve">    select 'NONHLTH_TRV_UWR_VW_DATA_POLICY_DETAILS_OFFICE_DETAILS.OFFICE_CODE (ORG_UNIT_HKEY)' as src_branch,</w:t>
               <w:br/>
               <w:t xml:space="preserve">           MD5_BINARY(NULLIF(UPPER(TRIM(CAST('HUB_ORG_UNIT|' || (nullif(trim(case when coalesce(nullif(trim(nullif(trim(to_varchar("OFFICE_CODE")), '')),'')) is not null then 'ORGUNIT:' || nullif(trim(nullif(trim(to_varchar("OFFICE_CODE")), '')), '') end),'')) AS VARCHAR))), '')) as hkey</w:t>
               <w:br/>
-              <w:t xml:space="preserve">      from RAW.MAXIMUS_TRAVEL_V2.NONHLTH_TRV_UWR_VW_DATA_POLICY_DETAILS_OFFICE_DETAILS</w:t>
+              <w:t xml:space="preserve">      from RAW.MAXIMUS_TRAVEL.NONHLTH_TRV_UWR_VW_DATA_POLICY_DETAILS_OFFICE_DETAILS</w:t>
               <w:br/>
               <w:t xml:space="preserve">    union all</w:t>
               <w:br/>
-              <w:t xml:space="preserve">    -- via hubfeed_mtv2_org_unit &lt;- stg2_mtv2__uwr_pol_off_oa_address_prop_pv</w:t>
+              <w:t xml:space="preserve">    -- via hubfeed_mt_org_unit &lt;- stg2_mt__uwr_pol_off_oa_address_prop_pv</w:t>
               <w:br/>
               <w:t xml:space="preserve">    select 'NONHLTH_TRV_UWR_VW_DATA_POLICY_DETAILS_OFFICE_DETAILS_OFFICE_ADDRESS_ADDRESS_PROPERTY_PIVOT_VW.[] (ORG_UNIT_HKEY)' as src_branch,</w:t>
               <w:br/>
               <w:t xml:space="preserve">           MD5_BINARY(NULLIF(UPPER(TRIM(CAST('HUB_ORG_UNIT|' || (nullif(trim(case when coalesce(nullif(trim(w6_office_code),'')) is not null then 'ORGUNIT:' || nullif(trim(w6_office_code), '') end),'')) AS VARCHAR))), '')) as hkey</w:t>
               <w:br/>
-              <w:t xml:space="preserve">      from RAW.MAXIMUS_TRAVEL_V2.NONHLTH_TRV_UWR_VW_DATA_POLICY_DETAILS_OFFICE_DETAILS_OFFICE_ADDRESS_ADDRESS_PROPERTY_PIVOT_VW</w:t>
+              <w:t xml:space="preserve">      from RAW.MAXIMUS_TRAVEL.NONHLTH_TRV_UWR_VW_DATA_POLICY_DETAILS_OFFICE_DETAILS_OFFICE_ADDRESS_ADDRESS_PROPERTY_PIVOT_VW</w:t>
               <w:br/>
               <w:t xml:space="preserve">    union all</w:t>
               <w:br/>
-              <w:t xml:space="preserve">    -- via hubfeed_mtv2_org_unit &lt;- stg2_mtv2__uwr_pol_polp_sp_pv</w:t>
+              <w:t xml:space="preserve">    -- via hubfeed_mt_org_unit &lt;- stg2_mt__uwr_pol_polp_sp_pv</w:t>
               <w:br/>
               <w:t xml:space="preserve">    select 'NONHLTH_TRV_UWR_VW_DATA_POLICY_DETAILS_POLICY_PROPERTY_SIMPLE_PROPERTY_PIVOT_VW.BRANCH_CODE (ORG_UNIT_HKEY)' as src_branch,</w:t>
               <w:br/>
               <w:t xml:space="preserve">           MD5_BINARY(NULLIF(UPPER(TRIM(CAST('HUB_ORG_UNIT|' || (nullif(trim(case when coalesce(nullif(trim(nullif(trim(to_varchar("BRANCH_CODE")), '')),'')) is not null then nullif(trim(nullif(trim(to_varchar("BRANCH_CODE")), '')), '') end),'')) AS VARCHAR))), '')) as hkey</w:t>
               <w:br/>
-              <w:t xml:space="preserve">      from RAW.MAXIMUS_TRAVEL_V2.NONHLTH_TRV_UWR_VW_DATA_POLICY_DETAILS_POLICY_PROPERTY_SIMPLE_PROPERTY_PIVOT_VW</w:t>
+              <w:t xml:space="preserve">      from RAW.MAXIMUS_TRAVEL.NONHLTH_TRV_UWR_VW_DATA_POLICY_DETAILS_POLICY_PROPERTY_SIMPLE_PROPERTY_PIVOT_VW</w:t>
               <w:br/>
               <w:t xml:space="preserve">    union all</w:t>
               <w:br/>
-              <w:t xml:space="preserve">    -- via hubfeed_mtv2_org_unit &lt;- stg2_mtv2__uwr_pol_prp_pp_sp_pv</w:t>
+              <w:t xml:space="preserve">    -- via hubfeed_mt_org_unit &lt;- stg2_mt__uwr_pol_prp_pp_sp_pv</w:t>
               <w:br/>
               <w:t xml:space="preserve">    select 'NONHLTH_TRV_UWR_VW_DATA_POLICY_DETAILS_PROPOSER_DETAILS_PARTY_PROPERTY_SIMPLE_PROPERTY_PIVOT_VW.LOCATION_CODE (ORG_UNIT_HKEY__SERVICING_BRANCH)' as src_branch,</w:t>
               <w:br/>
               <w:t xml:space="preserve">           MD5_BINARY(NULLIF(UPPER(TRIM(CAST('HUB_ORG_UNIT|' || (nullif(trim(case when coalesce(nullif(trim(nullif(trim(to_varchar("LOCATION_CODE")), '')),'')) is not null then nullif(trim(nullif(trim(to_varchar("LOCATION_CODE")), '')), '') end),'')) AS VARCHAR))), '')) as hkey</w:t>
               <w:br/>
-              <w:t xml:space="preserve">      from RAW.MAXIMUS_TRAVEL_V2.NONHLTH_TRV_UWR_VW_DATA_POLICY_DETAILS_PROPOSER_DETAILS_PARTY_PROPERTY_SIMPLE_PROPERTY_PIVOT_VW</w:t>
+              <w:t xml:space="preserve">      from RAW.MAXIMUS_TRAVEL.NONHLTH_TRV_UWR_VW_DATA_POLICY_DETAILS_PROPOSER_DETAILS_PARTY_PROPERTY_SIMPLE_PROPERTY_PIVOT_VW</w:t>
               <w:br/>
               <w:t xml:space="preserve">    union all</w:t>
               <w:br/>
-              <w:t xml:space="preserve">    -- via hubfeed_mtv2_org_unit &lt;- stg2_mtv2__uwr_qpd</w:t>
+              <w:t xml:space="preserve">    -- via hubfeed_mt_org_unit &lt;- stg2_mt__uwr_qpd</w:t>
               <w:br/>
               <w:t xml:space="preserve">    select 'NONHLTH_TRV_UWR_VW_DATA_QUOTE_PARAM_DETAILS.POLICY_BRANCH_NAME (ORG_UNIT_HKEY__POLICY_ISSUING_BRANCH)' as src_branch,</w:t>
               <w:br/>
               <w:t xml:space="preserve">           MD5_BINARY(NULLIF(UPPER(TRIM(CAST('HUB_ORG_UNIT|' || (nullif(trim(case when coalesce(nullif(trim(nullif(trim(to_varchar("POLICY_BRANCH_NAME")), '')),'')) is not null then 'ORGUNIT:' || md5(upper(trim(nullif(trim(nullif(trim(to_varchar("POLICY_BRANCH_NAME")), '')), '')))) end),'')) AS VARCHAR))), '')) as hkey</w:t>
               <w:br/>
-              <w:t xml:space="preserve">      from RAW.MAXIMUS_TRAVEL_V2.NONHLTH_TRV_UWR_VW_DATA_QUOTE_PARAM_DETAILS</w:t>
+              <w:t xml:space="preserve">      from RAW.MAXIMUS_TRAVEL.NONHLTH_TRV_UWR_VW_DATA_QUOTE_PARAM_DETAILS</w:t>
               <w:br/>
               <w:t xml:space="preserve">    union all</w:t>
               <w:br/>
-              <w:t xml:space="preserve">    -- via hubfeed_mtv2_org_unit &lt;- stg2_mtv2__uwr_qpd_polp_rl_pv</w:t>
+              <w:t xml:space="preserve">    -- via hubfeed_mt_org_unit &lt;- stg2_mt__uwr_qpd_polp_rl_pv</w:t>
               <w:br/>
               <w:t xml:space="preserve">    select 'NONHLTH_TRV_UWR_VW_DATA_QUOTE_PARAM_DETAILS_POLICY_PROPERTY_RULE_LIST_PIVOT_VW.BRANCH_CODE (ORG_UNIT_HKEY)' as src_branch,</w:t>
               <w:br/>
               <w:t xml:space="preserve">           MD5_BINARY(NULLIF(UPPER(TRIM(CAST('HUB_ORG_UNIT|' || (nullif(trim(case when coalesce(nullif(trim(nullif(trim(to_varchar("BRANCH_CODE")), '')),'')) is not null then nullif(trim(nullif(trim(to_varchar("BRANCH_CODE")), '')), '') end),'')) AS VARCHAR))), '')) as hkey</w:t>
               <w:br/>
-              <w:t xml:space="preserve">      from RAW.MAXIMUS_TRAVEL_V2.NONHLTH_TRV_UWR_VW_DATA_QUOTE_PARAM_DETAILS_POLICY_PROPERTY_RULE_LIST_PIVOT_VW</w:t>
+              <w:t xml:space="preserve">      from RAW.MAXIMUS_TRAVEL.NONHLTH_TRV_UWR_VW_DATA_QUOTE_PARAM_DETAILS_POLICY_PROPERTY_RULE_LIST_PIVOT_VW</w:t>
               <w:br/>
               <w:t xml:space="preserve">),</w:t>
               <w:br/>
@@ -5359,83 +5359,83 @@
               </w:rPr>
               <w:t xml:space="preserve">with src as (</w:t>
               <w:br/>
-              <w:t xml:space="preserve">    -- via hubfeed_mtv2_distribution_channel &lt;- stg2_mtv2__clm_clmd_clmap_pv</w:t>
+              <w:t xml:space="preserve">    -- via hubfeed_mt_distribution_channel &lt;- stg2_mt__clm_clmd_clmap_pv</w:t>
               <w:br/>
               <w:t xml:space="preserve">    select 'NONHLTH_TRV_CLM_VW_DATA_CLAIM_DETAILS_CLAIM_ATTRIBUTE_PROPERTIES_PIVOT_VW.DEALER_CODE (DISTRIBUTION_CHANNEL_HKEY__DEALER)' as src_branch,</w:t>
               <w:br/>
               <w:t xml:space="preserve">           MD5_BINARY(NULLIF(UPPER(TRIM(CAST('HUB_DISTRIBUTION_CHANNEL|' || (nullif(trim(case when coalesce(nullif(trim(nullif(trim(to_varchar("DEALER_CODE")), '')),'')) is not null then 'DEALER:' || nullif(trim(nullif(trim(to_varchar("DEALER_CODE")), '')), '') end),'')) AS VARCHAR))), '')) as hkey</w:t>
               <w:br/>
-              <w:t xml:space="preserve">      from RAW.MAXIMUS_TRAVEL_V2.NONHLTH_TRV_CLM_VW_DATA_CLAIM_DETAILS_CLAIM_ATTRIBUTE_PROPERTIES_PIVOT_VW</w:t>
+              <w:t xml:space="preserve">      from RAW.MAXIMUS_TRAVEL.NONHLTH_TRV_CLM_VW_DATA_CLAIM_DETAILS_CLAIM_ATTRIBUTE_PROPERTIES_PIVOT_VW</w:t>
               <w:br/>
               <w:t xml:space="preserve">    union all</w:t>
               <w:br/>
-              <w:t xml:space="preserve">    -- via hubfeed_mtv2_distribution_channel &lt;- stg2_mtv2__clm_clmd_clmap_pv</w:t>
+              <w:t xml:space="preserve">    -- via hubfeed_mt_distribution_channel &lt;- stg2_mt__clm_clmd_clmap_pv</w:t>
               <w:br/>
               <w:t xml:space="preserve">    select 'NONHLTH_TRV_CLM_VW_DATA_CLAIM_DETAILS_CLAIM_ATTRIBUTE_PROPERTIES_PIVOT_VW.INTERMEDIARY_CODE (DISTRIBUTION_CHANNEL_HKEY__INTERMEDIARY)' as src_branch,</w:t>
               <w:br/>
               <w:t xml:space="preserve">           MD5_BINARY(NULLIF(UPPER(TRIM(CAST('HUB_DISTRIBUTION_CHANNEL|' || (nullif(trim(case when coalesce(nullif(trim(nullif(trim(to_varchar("INTERMEDIARY_CODE")), '')),'')) is not null then 'IMD:' || nullif(trim(nullif(trim(to_varchar("INTERMEDIARY_CODE")), '')), '') end),'')) AS VARCHAR))), '')) as hkey</w:t>
               <w:br/>
-              <w:t xml:space="preserve">      from RAW.MAXIMUS_TRAVEL_V2.NONHLTH_TRV_CLM_VW_DATA_CLAIM_DETAILS_CLAIM_ATTRIBUTE_PROPERTIES_PIVOT_VW</w:t>
+              <w:t xml:space="preserve">      from RAW.MAXIMUS_TRAVEL.NONHLTH_TRV_CLM_VW_DATA_CLAIM_DETAILS_CLAIM_ATTRIBUTE_PROPERTIES_PIVOT_VW</w:t>
               <w:br/>
               <w:t xml:space="preserve">    union all</w:t>
               <w:br/>
-              <w:t xml:space="preserve">    -- via hubfeed_mtv2_distribution_channel &lt;- stg2_mtv2__uwr_pol_ins_mbr_pp_sp_pv</w:t>
+              <w:t xml:space="preserve">    -- via hubfeed_mt_distribution_channel &lt;- stg2_mt__uwr_pol_ins_mbr_pp_sp_pv</w:t>
               <w:br/>
               <w:t xml:space="preserve">    select 'NONHLTH_TRV_UWR_VW_DATA_POLICY_DETAILS_INSURED_DETAILS_MEMBER_DETAILS_PARTY_PROPERTY_SIMPLE_PROPERTY_PIVOT_VW.PARTNER_REF (DISTRIBUTION_CHANNEL_HKEY)' as src_branch,</w:t>
               <w:br/>
               <w:t xml:space="preserve">           MD5_BINARY(NULLIF(UPPER(TRIM(CAST('HUB_DISTRIBUTION_CHANNEL|' || (nullif(trim(case when coalesce(nullif(trim(nullif(trim(to_varchar("PARTNER_REF")), '')),'')) is not null then nullif(trim(nullif(trim(to_varchar("PARTNER_REF")), '')), '') end),'')) AS VARCHAR))), '')) as hkey</w:t>
               <w:br/>
-              <w:t xml:space="preserve">      from RAW.MAXIMUS_TRAVEL_V2.NONHLTH_TRV_UWR_VW_DATA_POLICY_DETAILS_INSURED_DETAILS_MEMBER_DETAILS_PARTY_PROPERTY_SIMPLE_PROPERTY_PIVOT_VW</w:t>
+              <w:t xml:space="preserve">      from RAW.MAXIMUS_TRAVEL.NONHLTH_TRV_UWR_VW_DATA_POLICY_DETAILS_INSURED_DETAILS_MEMBER_DETAILS_PARTY_PROPERTY_SIMPLE_PROPERTY_PIVOT_VW</w:t>
               <w:br/>
               <w:t xml:space="preserve">    union all</w:t>
               <w:br/>
-              <w:t xml:space="preserve">    -- via hubfeed_mtv2_distribution_channel &lt;- stg2_mtv2__uwr_pol_polp_sp_pv</w:t>
+              <w:t xml:space="preserve">    -- via hubfeed_mt_distribution_channel &lt;- stg2_mt__uwr_pol_polp_sp_pv</w:t>
               <w:br/>
               <w:t xml:space="preserve">    select 'NONHLTH_TRV_UWR_VW_DATA_POLICY_DETAILS_POLICY_PROPERTY_SIMPLE_PROPERTY_PIVOT_VW.IMD_CODE (DISTRIBUTION_CHANNEL_HKEY)' as src_branch,</w:t>
               <w:br/>
               <w:t xml:space="preserve">           MD5_BINARY(NULLIF(UPPER(TRIM(CAST('HUB_DISTRIBUTION_CHANNEL|' || (nullif(trim(case when coalesce(nullif(trim(nullif(trim(to_varchar("IMD_CODE")), '')),'')) is not null then nullif(trim(nullif(trim(to_varchar("IMD_CODE")), '')), '') end),'')) AS VARCHAR))), '')) as hkey</w:t>
               <w:br/>
-              <w:t xml:space="preserve">      from RAW.MAXIMUS_TRAVEL_V2.NONHLTH_TRV_UWR_VW_DATA_POLICY_DETAILS_POLICY_PROPERTY_SIMPLE_PROPERTY_PIVOT_VW</w:t>
+              <w:t xml:space="preserve">      from RAW.MAXIMUS_TRAVEL.NONHLTH_TRV_UWR_VW_DATA_POLICY_DETAILS_POLICY_PROPERTY_SIMPLE_PROPERTY_PIVOT_VW</w:t>
               <w:br/>
               <w:t xml:space="preserve">    union all</w:t>
               <w:br/>
-              <w:t xml:space="preserve">    -- via hubfeed_mtv2_distribution_channel &lt;- stg2_mtv2__uwr_pol_prp_pp_sp_pv</w:t>
+              <w:t xml:space="preserve">    -- via hubfeed_mt_distribution_channel &lt;- stg2_mt__uwr_pol_prp_pp_sp_pv</w:t>
               <w:br/>
               <w:t xml:space="preserve">    select 'NONHLTH_TRV_UWR_VW_DATA_POLICY_DETAILS_PROPOSER_DETAILS_PARTY_PROPERTY_SIMPLE_PROPERTY_PIVOT_VW.AGENT_CHANNEL (DISTRIBUTION_CHANNEL_HKEY)' as src_branch,</w:t>
               <w:br/>
               <w:t xml:space="preserve">           MD5_BINARY(NULLIF(UPPER(TRIM(CAST('HUB_DISTRIBUTION_CHANNEL|' || (nullif(trim(case when coalesce(nullif(trim(nullif(trim(to_varchar("AGENT_CHANNEL")), '')),'')) is not null then nullif(trim(nullif(trim(to_varchar("AGENT_CHANNEL")), '')), '') end),'')) AS VARCHAR))), '')) as hkey</w:t>
               <w:br/>
-              <w:t xml:space="preserve">      from RAW.MAXIMUS_TRAVEL_V2.NONHLTH_TRV_UWR_VW_DATA_POLICY_DETAILS_PROPOSER_DETAILS_PARTY_PROPERTY_SIMPLE_PROPERTY_PIVOT_VW</w:t>
+              <w:t xml:space="preserve">      from RAW.MAXIMUS_TRAVEL.NONHLTH_TRV_UWR_VW_DATA_POLICY_DETAILS_PROPOSER_DETAILS_PARTY_PROPERTY_SIMPLE_PROPERTY_PIVOT_VW</w:t>
               <w:br/>
               <w:t xml:space="preserve">    union all</w:t>
               <w:br/>
-              <w:t xml:space="preserve">    -- via hubfeed_mtv2_distribution_channel &lt;- stg2_mtv2__uwr_pol_prp_pp_sp_pv</w:t>
+              <w:t xml:space="preserve">    -- via hubfeed_mt_distribution_channel &lt;- stg2_mt__uwr_pol_prp_pp_sp_pv</w:t>
               <w:br/>
               <w:t xml:space="preserve">    select 'NONHLTH_TRV_UWR_VW_DATA_POLICY_DETAILS_PROPOSER_DETAILS_PARTY_PROPERTY_SIMPLE_PROPERTY_PIVOT_VW.PARTNER_REF (DISTRIBUTION_CHANNEL_HKEY__V2)' as src_branch,</w:t>
               <w:br/>
               <w:t xml:space="preserve">           MD5_BINARY(NULLIF(UPPER(TRIM(CAST('HUB_DISTRIBUTION_CHANNEL|' || (nullif(trim(case when coalesce(nullif(trim(nullif(trim(to_varchar("PARTNER_REF")), '')),'')) is not null then nullif(trim(nullif(trim(to_varchar("PARTNER_REF")), '')), '') end),'')) AS VARCHAR))), '')) as hkey</w:t>
               <w:br/>
-              <w:t xml:space="preserve">      from RAW.MAXIMUS_TRAVEL_V2.NONHLTH_TRV_UWR_VW_DATA_POLICY_DETAILS_PROPOSER_DETAILS_PARTY_PROPERTY_SIMPLE_PROPERTY_PIVOT_VW</w:t>
+              <w:t xml:space="preserve">      from RAW.MAXIMUS_TRAVEL.NONHLTH_TRV_UWR_VW_DATA_POLICY_DETAILS_PROPOSER_DETAILS_PARTY_PROPERTY_SIMPLE_PROPERTY_PIVOT_VW</w:t>
               <w:br/>
               <w:t xml:space="preserve">    union all</w:t>
               <w:br/>
-              <w:t xml:space="preserve">    -- via hubfeed_mtv2_distribution_channel &lt;- stg2_mtv2__uwr_qpd</w:t>
+              <w:t xml:space="preserve">    -- via hubfeed_mt_distribution_channel &lt;- stg2_mt__uwr_qpd</w:t>
               <w:br/>
               <w:t xml:space="preserve">    select 'NONHLTH_TRV_UWR_VW_DATA_QUOTE_PARAM_DETAILS.AGENT_CODE (DISTRIBUTION_CHANNEL_HKEY)' as src_branch,</w:t>
               <w:br/>
               <w:t xml:space="preserve">           MD5_BINARY(NULLIF(UPPER(TRIM(CAST('HUB_DISTRIBUTION_CHANNEL|' || (nullif(trim(case when coalesce(nullif(trim(nullif(trim(to_varchar("AGENT_CODE")), '')),'')) is not null then nullif(trim(nullif(trim(to_varchar("AGENT_CODE")), '')), '') end),'')) AS VARCHAR))), '')) as hkey</w:t>
               <w:br/>
-              <w:t xml:space="preserve">      from RAW.MAXIMUS_TRAVEL_V2.NONHLTH_TRV_UWR_VW_DATA_QUOTE_PARAM_DETAILS</w:t>
+              <w:t xml:space="preserve">      from RAW.MAXIMUS_TRAVEL.NONHLTH_TRV_UWR_VW_DATA_QUOTE_PARAM_DETAILS</w:t>
               <w:br/>
               <w:t xml:space="preserve">    union all</w:t>
               <w:br/>
-              <w:t xml:space="preserve">    -- via hubfeed_mtv2_distribution_channel &lt;- stg2_mtv2__uwr_qpd_polp_rl_pv</w:t>
+              <w:t xml:space="preserve">    -- via hubfeed_mt_distribution_channel &lt;- stg2_mt__uwr_qpd_polp_rl_pv</w:t>
               <w:br/>
               <w:t xml:space="preserve">    select 'NONHLTH_TRV_UWR_VW_DATA_QUOTE_PARAM_DETAILS_POLICY_PROPERTY_RULE_LIST_PIVOT_VW.IMD_CODE (DISTRIBUTION_CHANNEL_HKEY)' as src_branch,</w:t>
               <w:br/>
               <w:t xml:space="preserve">           MD5_BINARY(NULLIF(UPPER(TRIM(CAST('HUB_DISTRIBUTION_CHANNEL|' || (nullif(trim(case when coalesce(nullif(trim(nullif(trim(to_varchar("IMD_CODE")), '')),'')) is not null then nullif(trim(nullif(trim(to_varchar("IMD_CODE")), '')), '') end),'')) AS VARCHAR))), '')) as hkey</w:t>
               <w:br/>
-              <w:t xml:space="preserve">      from RAW.MAXIMUS_TRAVEL_V2.NONHLTH_TRV_UWR_VW_DATA_QUOTE_PARAM_DETAILS_POLICY_PROPERTY_RULE_LIST_PIVOT_VW</w:t>
+              <w:t xml:space="preserve">      from RAW.MAXIMUS_TRAVEL.NONHLTH_TRV_UWR_VW_DATA_QUOTE_PARAM_DETAILS_POLICY_PROPERTY_RULE_LIST_PIVOT_VW</w:t>
               <w:br/>
               <w:t xml:space="preserve">),</w:t>
               <w:br/>
@@ -5717,7 +5717,7 @@
         <w:t xml:space="preserve">Note: </w:t>
       </w:r>
       <w:r>
-        <w:t xml:space="preserve">9 RAW key branch(es): NONHLTH_TRV_CLM_VW_DATA_CLAIM_DETAILS_CLAIM_PAYMENT_PAYMENTPROPERTY_PIVOT_VW.[] (FINANCIAL_TRANSACTION_HKEY__CLAIM_PAYMENT), NONHLTH_TRV_CLM_VW_DATA_CLAIM_DETAILS_CLAIM_RISK_RISK_ATTRIBUTE_MULTI_SET_PROPERTY_MULTI_SET_DETAIL_PROPERTY_PIVOT_VW.INVOICE_NUMBER (FINANCIAL_TRANSACTION_HKEY__CLAIM_BILL_INVOICE), NONHLTH_TRV_CLM_VW_DATA_CLAIM_DETAILS_CLAIM_RISK_RISK_ATTRIBUTE_MULTI_SET_PROPERTY_MULTI_SET_DETAIL_PROPERTY_PIVOT_VW.PAYMENT_ID (FINANCIAL_TRANSACTION_HKEY__CLAIM_PAYMENT), NONHLTH_TRV_UWR_VW_DATA_POLICY_DETAILS_POLICY_PAYMENT_INFORMATION.TRANSACTION_ID (FINANCIAL_TRANSACTION_HKEY), NONHLTH_TRV_UWR_VW_DATA_POLICY_DETAILS_POLICY_PROPERTY_SIMPLE_PROPERTY_PIVOT_VW.FOREIGN_KEY (FINANCIAL_TRANSACTION_HKEY__POLICY_PREMIUM), NONHLTH_TRV_UWR_VW_DATA_QUOTE_PARAM_DETAILS.POLICY_QUOTE_NUMBER (FINANCIAL_TRANSACTION_HKEY__QUOTE_PREMIUM), NONHLTH_TRV_UWR_VW_DATA_QUOTE_PARAM_DETAILS_POLICY_PROPERTY_RULE_LIST_PIVOT_VW.[] (FINANCIAL_TRANSACTION_HKEY__QUOTE_PREMIUM), NONHLTH_TRV_CLM_VW_DATA_CLAIM_DETAILS_CLAIM_PAYMENT_PAYMENTPROPERTY_PIVOT_VW (literal arm) (FINANCIAL_TRANSACTION_HKEY__CLAIM_PAYMENT / sat_fintxn_tax), NONHLTH_TRV_CLM_VW_DATA_CLAIM_DETAILS_CLAIM_RISK_RISK_ATTRIBUTE_MULTI_SET_PROPERTY_MULTI_SET_DETAIL_PROPERTY_PIVOT_VW.INVOICE_NUMBER (FINANCIAL_TRANSACTION_HKEY__CLAIM_BILL_INVOICE / sat_fintxn_tax). 12 feed branches collapse to 9 RAW key(s). Excluded: hubfeed_mtv2_financial_transaction &lt;- stg2_mtv2__uwr_qpd_rskl: key uses walk column(s) w0_policy_quote_number from parent view(s) -- not resolvable to a single RAW table in the first-cut, skipped..</w:t>
+        <w:t xml:space="preserve">9 RAW key branch(es): NONHLTH_TRV_CLM_VW_DATA_CLAIM_DETAILS_CLAIM_PAYMENT_PAYMENTPROPERTY_PIVOT_VW.[] (FINANCIAL_TRANSACTION_HKEY__CLAIM_PAYMENT), NONHLTH_TRV_CLM_VW_DATA_CLAIM_DETAILS_CLAIM_RISK_RISK_ATTRIBUTE_MULTI_SET_PROPERTY_MULTI_SET_DETAIL_PROPERTY_PIVOT_VW.INVOICE_NUMBER (FINANCIAL_TRANSACTION_HKEY__CLAIM_BILL_INVOICE), NONHLTH_TRV_CLM_VW_DATA_CLAIM_DETAILS_CLAIM_RISK_RISK_ATTRIBUTE_MULTI_SET_PROPERTY_MULTI_SET_DETAIL_PROPERTY_PIVOT_VW.PAYMENT_ID (FINANCIAL_TRANSACTION_HKEY__CLAIM_PAYMENT), NONHLTH_TRV_UWR_VW_DATA_POLICY_DETAILS_POLICY_PAYMENT_INFORMATION.TRANSACTION_ID (FINANCIAL_TRANSACTION_HKEY), NONHLTH_TRV_UWR_VW_DATA_POLICY_DETAILS_POLICY_PROPERTY_SIMPLE_PROPERTY_PIVOT_VW.FOREIGN_KEY (FINANCIAL_TRANSACTION_HKEY__POLICY_PREMIUM), NONHLTH_TRV_UWR_VW_DATA_QUOTE_PARAM_DETAILS.POLICY_QUOTE_NUMBER (FINANCIAL_TRANSACTION_HKEY__QUOTE_PREMIUM), NONHLTH_TRV_UWR_VW_DATA_QUOTE_PARAM_DETAILS_POLICY_PROPERTY_RULE_LIST_PIVOT_VW.[] (FINANCIAL_TRANSACTION_HKEY__QUOTE_PREMIUM), NONHLTH_TRV_CLM_VW_DATA_CLAIM_DETAILS_CLAIM_PAYMENT_PAYMENTPROPERTY_PIVOT_VW (literal arm) (FINANCIAL_TRANSACTION_HKEY__CLAIM_PAYMENT / sat_fintxn_tax), NONHLTH_TRV_CLM_VW_DATA_CLAIM_DETAILS_CLAIM_RISK_RISK_ATTRIBUTE_MULTI_SET_PROPERTY_MULTI_SET_DETAIL_PROPERTY_PIVOT_VW.INVOICE_NUMBER (FINANCIAL_TRANSACTION_HKEY__CLAIM_BILL_INVOICE / sat_fintxn_tax). 12 feed branches collapse to 9 RAW key(s). Excluded: hubfeed_mt_financial_transaction &lt;- stg2_mt__uwr_qpd_rskl: key uses walk column(s) w0_policy_quote_number from parent view(s) -- not resolvable to a single RAW table in the first-cut, skipped..</w:t>
       </w:r>
     </w:p>
     <w:p>
@@ -5750,95 +5750,95 @@
               </w:rPr>
               <w:t xml:space="preserve">with src as (</w:t>
               <w:br/>
-              <w:t xml:space="preserve">    -- via hubfeed_mtv2_financial_transaction &lt;- stg2_mtv2__clm_clmd_clmpay_payp_pv</w:t>
+              <w:t xml:space="preserve">    -- via hubfeed_mt_financial_transaction &lt;- stg2_mt__clm_clmd_clmpay_payp_pv</w:t>
               <w:br/>
               <w:t xml:space="preserve">    select 'NONHLTH_TRV_CLM_VW_DATA_CLAIM_DETAILS_CLAIM_PAYMENT_PAYMENTPROPERTY_PIVOT_VW.[] (FINANCIAL_TRANSACTION_HKEY__CLAIM_PAYMENT)' as src_branch,</w:t>
               <w:br/>
               <w:t xml:space="preserve">           MD5_BINARY(NULLIF(UPPER(TRIM(CAST('HUB_FINANCIAL_TRANSACTION|' || (nullif(trim(case when coalesce(nullif(trim(w1_claimpaymentid),'')) is not null then 'PAY:' || nullif(trim(w1_claimpaymentid), '') end),'')) AS VARCHAR))), '')) as hkey</w:t>
               <w:br/>
-              <w:t xml:space="preserve">      from RAW.MAXIMUS_TRAVEL_V2.NONHLTH_TRV_CLM_VW_DATA_CLAIM_DETAILS_CLAIM_PAYMENT_PAYMENTPROPERTY_PIVOT_VW</w:t>
+              <w:t xml:space="preserve">      from RAW.MAXIMUS_TRAVEL.NONHLTH_TRV_CLM_VW_DATA_CLAIM_DETAILS_CLAIM_PAYMENT_PAYMENTPROPERTY_PIVOT_VW</w:t>
               <w:br/>
               <w:t xml:space="preserve">    union all</w:t>
               <w:br/>
-              <w:t xml:space="preserve">    -- via hubfeed_mtv2_financial_transaction &lt;- stg2_mtv2__clm_clmd_clmrsk_rska_msp_msd_prop_pv</w:t>
+              <w:t xml:space="preserve">    -- via hubfeed_mt_financial_transaction &lt;- stg2_mt__clm_clmd_clmrsk_rska_msp_msd_prop_pv</w:t>
               <w:br/>
               <w:t xml:space="preserve">    select 'NONHLTH_TRV_CLM_VW_DATA_CLAIM_DETAILS_CLAIM_RISK_RISK_ATTRIBUTE_MULTI_SET_PROPERTY_MULTI_SET_DETAIL_PROPERTY_PIVOT_VW.INVOICE_NUMBER (FINANCIAL_TRANSACTION_HKEY__CLAIM_BILL_INVOICE)' as src_branch,</w:t>
               <w:br/>
               <w:t xml:space="preserve">           MD5_BINARY(NULLIF(UPPER(TRIM(CAST('HUB_FINANCIAL_TRANSACTION|' || (nullif(trim(case when coalesce(nullif(trim(nullif(trim(to_varchar("INVOICE_NUMBER")), '')),'')) is not null then 'INV:' || nullif(trim(nullif(trim(to_varchar("INVOICE_NUMBER")), '')), '') end),'')) AS VARCHAR))), '')) as hkey</w:t>
               <w:br/>
-              <w:t xml:space="preserve">      from RAW.MAXIMUS_TRAVEL_V2.NONHLTH_TRV_CLM_VW_DATA_CLAIM_DETAILS_CLAIM_RISK_RISK_ATTRIBUTE_MULTI_SET_PROPERTY_MULTI_SET_DETAIL_PROPERTY_PIVOT_VW</w:t>
+              <w:t xml:space="preserve">      from RAW.MAXIMUS_TRAVEL.NONHLTH_TRV_CLM_VW_DATA_CLAIM_DETAILS_CLAIM_RISK_RISK_ATTRIBUTE_MULTI_SET_PROPERTY_MULTI_SET_DETAIL_PROPERTY_PIVOT_VW</w:t>
               <w:br/>
               <w:t xml:space="preserve">    union all</w:t>
               <w:br/>
-              <w:t xml:space="preserve">    -- via hubfeed_mtv2_financial_transaction &lt;- stg2_mtv2__clm_clmd_clmrsk_rska_msp_msd_prop_pv</w:t>
+              <w:t xml:space="preserve">    -- via hubfeed_mt_financial_transaction &lt;- stg2_mt__clm_clmd_clmrsk_rska_msp_msd_prop_pv</w:t>
               <w:br/>
               <w:t xml:space="preserve">    select 'NONHLTH_TRV_CLM_VW_DATA_CLAIM_DETAILS_CLAIM_RISK_RISK_ATTRIBUTE_MULTI_SET_PROPERTY_MULTI_SET_DETAIL_PROPERTY_PIVOT_VW.PAYMENT_ID (FINANCIAL_TRANSACTION_HKEY__CLAIM_PAYMENT)' as src_branch,</w:t>
               <w:br/>
               <w:t xml:space="preserve">           MD5_BINARY(NULLIF(UPPER(TRIM(CAST('HUB_FINANCIAL_TRANSACTION|' || (nullif(trim(case when coalesce(nullif(trim(nullif(trim(to_varchar("PAYMENT_ID")), '')),'')) is not null then 'PAY:' || nullif(trim(nullif(trim(to_varchar("PAYMENT_ID")), '')), '') end),'')) AS VARCHAR))), '')) as hkey</w:t>
               <w:br/>
-              <w:t xml:space="preserve">      from RAW.MAXIMUS_TRAVEL_V2.NONHLTH_TRV_CLM_VW_DATA_CLAIM_DETAILS_CLAIM_RISK_RISK_ATTRIBUTE_MULTI_SET_PROPERTY_MULTI_SET_DETAIL_PROPERTY_PIVOT_VW</w:t>
+              <w:t xml:space="preserve">      from RAW.MAXIMUS_TRAVEL.NONHLTH_TRV_CLM_VW_DATA_CLAIM_DETAILS_CLAIM_RISK_RISK_ATTRIBUTE_MULTI_SET_PROPERTY_MULTI_SET_DETAIL_PROPERTY_PIVOT_VW</w:t>
               <w:br/>
               <w:t xml:space="preserve">    union all</w:t>
               <w:br/>
-              <w:t xml:space="preserve">    -- via hubfeed_mtv2_financial_transaction &lt;- stg2_mtv2__uwr_pol_policy_payment_information</w:t>
+              <w:t xml:space="preserve">    -- via hubfeed_mt_financial_transaction &lt;- stg2_mt__uwr_pol_policy_payment_information</w:t>
               <w:br/>
               <w:t xml:space="preserve">    select 'NONHLTH_TRV_UWR_VW_DATA_POLICY_DETAILS_POLICY_PAYMENT_INFORMATION.TRANSACTION_ID (FINANCIAL_TRANSACTION_HKEY)' as src_branch,</w:t>
               <w:br/>
               <w:t xml:space="preserve">           MD5_BINARY(NULLIF(UPPER(TRIM(CAST('HUB_FINANCIAL_TRANSACTION|' || (nullif(trim(case when coalesce(nullif(trim(nullif(trim(to_varchar("TRANSACTION_ID")), '')),'')) is not null then nullif(trim(nullif(trim(to_varchar("TRANSACTION_ID")), '')), '') end),'')) AS VARCHAR))), '')) as hkey</w:t>
               <w:br/>
-              <w:t xml:space="preserve">      from RAW.MAXIMUS_TRAVEL_V2.NONHLTH_TRV_UWR_VW_DATA_POLICY_DETAILS_POLICY_PAYMENT_INFORMATION</w:t>
+              <w:t xml:space="preserve">      from RAW.MAXIMUS_TRAVEL.NONHLTH_TRV_UWR_VW_DATA_POLICY_DETAILS_POLICY_PAYMENT_INFORMATION</w:t>
               <w:br/>
               <w:t xml:space="preserve">    union all</w:t>
               <w:br/>
-              <w:t xml:space="preserve">    -- via hubfeed_mtv2_financial_transaction &lt;- stg2_mtv2__uwr_pol_polp_sp_pv</w:t>
+              <w:t xml:space="preserve">    -- via hubfeed_mt_financial_transaction &lt;- stg2_mt__uwr_pol_polp_sp_pv</w:t>
               <w:br/>
               <w:t xml:space="preserve">    select 'NONHLTH_TRV_UWR_VW_DATA_POLICY_DETAILS_POLICY_PROPERTY_SIMPLE_PROPERTY_PIVOT_VW.FOREIGN_KEY (FINANCIAL_TRANSACTION_HKEY__POLICY_PREMIUM)' as src_branch,</w:t>
               <w:br/>
               <w:t xml:space="preserve">           MD5_BINARY(NULLIF(UPPER(TRIM(CAST('HUB_FINANCIAL_TRANSACTION|' || (nullif(trim(case when coalesce(nullif(trim(w1_policy_number),''), nullif(trim(("FOREIGN_KEY")),'')) is not null then 'POLPREM:' || coalesce(nullif(trim(w1_policy_number), ''), nullif(trim(("FOREIGN_KEY")), '')) end),'')) AS VARCHAR))), '')) as hkey</w:t>
               <w:br/>
-              <w:t xml:space="preserve">      from RAW.MAXIMUS_TRAVEL_V2.NONHLTH_TRV_UWR_VW_DATA_POLICY_DETAILS_POLICY_PROPERTY_SIMPLE_PROPERTY_PIVOT_VW</w:t>
+              <w:t xml:space="preserve">      from RAW.MAXIMUS_TRAVEL.NONHLTH_TRV_UWR_VW_DATA_POLICY_DETAILS_POLICY_PROPERTY_SIMPLE_PROPERTY_PIVOT_VW</w:t>
               <w:br/>
               <w:t xml:space="preserve">    union all</w:t>
               <w:br/>
-              <w:t xml:space="preserve">    -- via hubfeed_mtv2_financial_transaction &lt;- stg2_mtv2__uwr_qpd</w:t>
+              <w:t xml:space="preserve">    -- via hubfeed_mt_financial_transaction &lt;- stg2_mt__uwr_qpd</w:t>
               <w:br/>
               <w:t xml:space="preserve">    select 'NONHLTH_TRV_UWR_VW_DATA_QUOTE_PARAM_DETAILS.POLICY_QUOTE_NUMBER (FINANCIAL_TRANSACTION_HKEY__QUOTE_PREMIUM)' as src_branch,</w:t>
               <w:br/>
               <w:t xml:space="preserve">           MD5_BINARY(NULLIF(UPPER(TRIM(CAST('HUB_FINANCIAL_TRANSACTION|' || (nullif(trim(case when coalesce(nullif(trim(nullif(trim(to_varchar("POLICY_QUOTE_NUMBER")), '')),'')) is not null then 'QUOTEPREM:' || nullif(trim(nullif(trim(to_varchar("POLICY_QUOTE_NUMBER")), '')), '') end),'')) AS VARCHAR))), '')) as hkey</w:t>
               <w:br/>
-              <w:t xml:space="preserve">      from RAW.MAXIMUS_TRAVEL_V2.NONHLTH_TRV_UWR_VW_DATA_QUOTE_PARAM_DETAILS</w:t>
+              <w:t xml:space="preserve">      from RAW.MAXIMUS_TRAVEL.NONHLTH_TRV_UWR_VW_DATA_QUOTE_PARAM_DETAILS</w:t>
               <w:br/>
               <w:t xml:space="preserve">    union all</w:t>
               <w:br/>
-              <w:t xml:space="preserve">    -- via hubfeed_mtv2_financial_transaction &lt;- stg2_mtv2__uwr_qpd_polp_rl_pv</w:t>
+              <w:t xml:space="preserve">    -- via hubfeed_mt_financial_transaction &lt;- stg2_mt__uwr_qpd_polp_rl_pv</w:t>
               <w:br/>
               <w:t xml:space="preserve">    select 'NONHLTH_TRV_UWR_VW_DATA_QUOTE_PARAM_DETAILS_POLICY_PROPERTY_RULE_LIST_PIVOT_VW.[] (FINANCIAL_TRANSACTION_HKEY__QUOTE_PREMIUM)' as src_branch,</w:t>
               <w:br/>
               <w:t xml:space="preserve">           MD5_BINARY(NULLIF(UPPER(TRIM(CAST('HUB_FINANCIAL_TRANSACTION|' || (nullif(trim(case when coalesce(nullif(trim(w0_policy_quote_number),'')) is not null then 'QUOTEPREM:' || nullif(trim(w0_policy_quote_number), '') end),'')) AS VARCHAR))), '')) as hkey</w:t>
               <w:br/>
-              <w:t xml:space="preserve">      from RAW.MAXIMUS_TRAVEL_V2.NONHLTH_TRV_UWR_VW_DATA_QUOTE_PARAM_DETAILS_POLICY_PROPERTY_RULE_LIST_PIVOT_VW</w:t>
+              <w:t xml:space="preserve">      from RAW.MAXIMUS_TRAVEL.NONHLTH_TRV_UWR_VW_DATA_QUOTE_PARAM_DETAILS_POLICY_PROPERTY_RULE_LIST_PIVOT_VW</w:t>
               <w:br/>
               <w:t xml:space="preserve">    union all</w:t>
               <w:br/>
-              <w:t xml:space="preserve">    -- via hubfeed_mtv2_financial_transaction &lt;- stg2_mtv2_up__clm_clmd_clmpay_payp_pv__sat_fintxn_tax &lt;- up_mtv2__clm_clmd_clmpay_payp_pv__sat_fintxn_tax</w:t>
+              <w:t xml:space="preserve">    -- via hubfeed_mt_financial_transaction &lt;- stg2_mt_up__clm_clmd_clmpay_payp_pv__sat_fintxn_tax &lt;- up_mt__clm_clmd_clmpay_payp_pv__sat_fintxn_tax</w:t>
               <w:br/>
               <w:t xml:space="preserve">    select 'NONHLTH_TRV_CLM_VW_DATA_CLAIM_DETAILS_CLAIM_PAYMENT_PAYMENTPROPERTY_PIVOT_VW (literal arm) (FINANCIAL_TRANSACTION_HKEY__CLAIM_PAYMENT / sat_fintxn_tax)' as src_branch,</w:t>
               <w:br/>
               <w:t xml:space="preserve">           MD5_BINARY(NULLIF(UPPER(TRIM(CAST('HUB_FINANCIAL_TRANSACTION|' || ((nullif(trim(case when coalesce(nullif(trim(w1_claimpaymentid),'')) is not null then 'PAY:' || nullif(trim(w1_claimpaymentid), '') end),''))) AS VARCHAR))), '')) as hkey</w:t>
               <w:br/>
-              <w:t xml:space="preserve">      from RAW.MAXIMUS_TRAVEL_V2.NONHLTH_TRV_CLM_VW_DATA_CLAIM_DETAILS_CLAIM_PAYMENT_PAYMENTPROPERTY_PIVOT_VW</w:t>
+              <w:t xml:space="preserve">      from RAW.MAXIMUS_TRAVEL.NONHLTH_TRV_CLM_VW_DATA_CLAIM_DETAILS_CLAIM_PAYMENT_PAYMENTPROPERTY_PIVOT_VW</w:t>
               <w:br/>
               <w:t xml:space="preserve">     where (nullif(trim(to_varchar("CGST_AMOUNT")), '') is not null or nullif(trim(to_varchar("GST_PERCENTAGE")), '') is not null or nullif(trim(to_varchar("IGST_AMOUNT")), '') is not null or nullif(trim(to_varchar("PAYMENT_STATE")), '') is not null or nullif(trim(to_varchar("SGST_AMOUNT")), '') is not null or nullif(trim(to_varchar("TAX_INVOICE_DATE")), '') is not null or nullif(trim(to_varchar("TAX_INVOICE_NUMBER")), '') is not null) or (nullif(trim(to_varchar("TDS_AMOUNT")), '') is not null) or (nullif(trim(to_varchar("TDS_ON_INTEREST")), '') is not null) or (nullif(trim(to_varchar("VAT_APPLICABLE")), '') is not null)</w:t>
               <w:br/>
               <w:t xml:space="preserve">    union all</w:t>
               <w:br/>
-              <w:t xml:space="preserve">    -- via hubfeed_mtv2_financial_transaction &lt;- stg2_mtv2_up__clm_clmd_clmrsk_rska_msp_msd_prop_pv__sat_fintxn_tax &lt;- up_mtv2__clm_clmd_clmrsk_rska_msp_msd_prop_pv__sat_fintxn_tax</w:t>
+              <w:t xml:space="preserve">    -- via hubfeed_mt_financial_transaction &lt;- stg2_mt_up__clm_clmd_clmrsk_rska_msp_msd_prop_pv__sat_fintxn_tax &lt;- up_mt__clm_clmd_clmrsk_rska_msp_msd_prop_pv__sat_fintxn_tax</w:t>
               <w:br/>
               <w:t xml:space="preserve">    select 'NONHLTH_TRV_CLM_VW_DATA_CLAIM_DETAILS_CLAIM_RISK_RISK_ATTRIBUTE_MULTI_SET_PROPERTY_MULTI_SET_DETAIL_PROPERTY_PIVOT_VW.INVOICE_NUMBER (FINANCIAL_TRANSACTION_HKEY__CLAIM_BILL_INVOICE / sat_fintxn_tax)' as src_branch,</w:t>
               <w:br/>
               <w:t xml:space="preserve">           MD5_BINARY(NULLIF(UPPER(TRIM(CAST('HUB_FINANCIAL_TRANSACTION|' || ((nullif(trim(case when coalesce(nullif(trim(nullif(trim(to_varchar("INVOICE_NUMBER")), '')),'')) is not null then 'INV:' || nullif(trim(nullif(trim(to_varchar("INVOICE_NUMBER")), '')), '') end),''))) AS VARCHAR))), '')) as hkey</w:t>
               <w:br/>
-              <w:t xml:space="preserve">      from RAW.MAXIMUS_TRAVEL_V2.NONHLTH_TRV_CLM_VW_DATA_CLAIM_DETAILS_CLAIM_RISK_RISK_ATTRIBUTE_MULTI_SET_PROPERTY_MULTI_SET_DETAIL_PROPERTY_PIVOT_VW</w:t>
+              <w:t xml:space="preserve">      from RAW.MAXIMUS_TRAVEL.NONHLTH_TRV_CLM_VW_DATA_CLAIM_DETAILS_CLAIM_RISK_RISK_ATTRIBUTE_MULTI_SET_PROPERTY_MULTI_SET_DETAIL_PROPERTY_PIVOT_VW</w:t>
               <w:br/>
               <w:t xml:space="preserve">     where (nullif(trim(to_varchar("CGST")), '') is not null or nullif(trim(to_varchar("CGST_PERCENTAGE")), '') is not null or nullif(trim(to_varchar("GST_APPLICABILITY")), '') is not null or nullif(trim(to_varchar("IGST")), '') is not null or nullif(trim(to_varchar("IGST_PERCENTAGE")), '') is not null or nullif(trim(to_varchar("INVOICE_NUMBER")), '') is not null or nullif(trim(to_varchar("SGST")), '') is not null or nullif(trim(to_varchar("SGST_PERCENTAGE")), '') is not null or nullif(trim(to_varchar("TOTAL_GST_PERCENTAGE")), '') is not null)</w:t>
               <w:br/>
@@ -6155,33 +6155,33 @@
               </w:rPr>
               <w:t xml:space="preserve">with src as (</w:t>
               <w:br/>
-              <w:t xml:space="preserve">    -- via hubfeed_mtv2_assessment &lt;- stg2_mtv2__uwr_pol_polp_sp_pv</w:t>
+              <w:t xml:space="preserve">    -- via hubfeed_mt_assessment &lt;- stg2_mt__uwr_pol_polp_sp_pv</w:t>
               <w:br/>
               <w:t xml:space="preserve">    select 'NONHLTH_TRV_UWR_VW_DATA_POLICY_DETAILS_POLICY_PROPERTY_SIMPLE_PROPERTY_PIVOT_VW.BAGIC_SCRUTINY_NUMBER (ASSESSMENT_HKEY)' as src_branch,</w:t>
               <w:br/>
               <w:t xml:space="preserve">           MD5_BINARY(NULLIF(UPPER(TRIM(CAST('HUB_ASSESSMENT|' || (nullif(trim(case when coalesce(nullif(trim(nullif(trim(to_varchar("BAGIC_SCRUTINY_NUMBER")), '')),'')) is not null then 'SCRUTINY:' || nullif(trim(nullif(trim(to_varchar("BAGIC_SCRUTINY_NUMBER")), '')), '') end),'')) AS VARCHAR))), '')) as hkey</w:t>
               <w:br/>
-              <w:t xml:space="preserve">      from RAW.MAXIMUS_TRAVEL_V2.NONHLTH_TRV_UWR_VW_DATA_POLICY_DETAILS_POLICY_PROPERTY_SIMPLE_PROPERTY_PIVOT_VW</w:t>
+              <w:t xml:space="preserve">      from RAW.MAXIMUS_TRAVEL.NONHLTH_TRV_UWR_VW_DATA_POLICY_DETAILS_POLICY_PROPERTY_SIMPLE_PROPERTY_PIVOT_VW</w:t>
               <w:br/>
               <w:t xml:space="preserve">    union all</w:t>
               <w:br/>
-              <w:t xml:space="preserve">    -- via hubfeed_mtv2_assessment &lt;- stg2_mtv2__uwr_pol_tele</w:t>
+              <w:t xml:space="preserve">    -- via hubfeed_mt_assessment &lt;- stg2_mt__uwr_pol_tele</w:t>
               <w:br/>
               <w:t xml:space="preserve">    select 'NONHLTH_TRV_UWR_VW_DATA_POLICY_DETAILS_TELE_VERIFICATION_DETAILS.TRANSACTION_ID (ASSESSMENT_HKEY__TELE_VERIFICATION)' as src_branch,</w:t>
               <w:br/>
               <w:t xml:space="preserve">           MD5_BINARY(NULLIF(UPPER(TRIM(CAST('HUB_ASSESSMENT|' || (nullif(trim(case when coalesce(nullif(trim(nullif(trim(to_varchar("TRANSACTION_ID")), '')),'')) is not null then 'TELEVERIF:' || nullif(trim(nullif(trim(to_varchar("TRANSACTION_ID")), '')), '') end),'')) AS VARCHAR))), '')) as hkey</w:t>
               <w:br/>
-              <w:t xml:space="preserve">      from RAW.MAXIMUS_TRAVEL_V2.NONHLTH_TRV_UWR_VW_DATA_POLICY_DETAILS_TELE_VERIFICATION_DETAILS</w:t>
+              <w:t xml:space="preserve">      from RAW.MAXIMUS_TRAVEL.NONHLTH_TRV_UWR_VW_DATA_POLICY_DETAILS_TELE_VERIFICATION_DETAILS</w:t>
               <w:br/>
               <w:t xml:space="preserve">    union all</w:t>
               <w:br/>
-              <w:t xml:space="preserve">    -- via hubfeed_mtv2_assessment &lt;- stg2_mtv2__uwr_qpd_polp_rl_pv</w:t>
+              <w:t xml:space="preserve">    -- via hubfeed_mt_assessment &lt;- stg2_mt__uwr_qpd_polp_rl_pv</w:t>
               <w:br/>
               <w:t xml:space="preserve">    select 'NONHLTH_TRV_UWR_VW_DATA_QUOTE_PARAM_DETAILS_POLICY_PROPERTY_RULE_LIST_PIVOT_VW.BAGIC_SCRUTINY_NUMBER (ASSESSMENT_HKEY)' as src_branch,</w:t>
               <w:br/>
               <w:t xml:space="preserve">           MD5_BINARY(NULLIF(UPPER(TRIM(CAST('HUB_ASSESSMENT|' || (nullif(trim(case when coalesce(nullif(trim(nullif(trim(to_varchar("BAGIC_SCRUTINY_NUMBER")), '')),'')) is not null then 'SCRUTINY:' || nullif(trim(nullif(trim(to_varchar("BAGIC_SCRUTINY_NUMBER")), '')), '') end),'')) AS VARCHAR))), '')) as hkey</w:t>
               <w:br/>
-              <w:t xml:space="preserve">      from RAW.MAXIMUS_TRAVEL_V2.NONHLTH_TRV_UWR_VW_DATA_QUOTE_PARAM_DETAILS_POLICY_PROPERTY_RULE_LIST_PIVOT_VW</w:t>
+              <w:t xml:space="preserve">      from RAW.MAXIMUS_TRAVEL.NONHLTH_TRV_UWR_VW_DATA_QUOTE_PARAM_DETAILS_POLICY_PROPERTY_RULE_LIST_PIVOT_VW</w:t>
               <w:br/>
               <w:t xml:space="preserve">),</w:t>
               <w:br/>
@@ -6463,7 +6463,7 @@
         <w:t xml:space="preserve">Note: </w:t>
       </w:r>
       <w:r>
-        <w:t xml:space="preserve">13 RAW key branch(es): NONHLTH_TRV_UWR_VW_DATA_POLICY_DETAILS.QUOTATION_NUMBER (QUOTE_HKEY), NONHLTH_TRV_UWR_VW_DATA_POLICY_DETAILS_INSURED_DETAILS_MEMBER_DETAILS_PARTY_PROPERTY_SIMPLE_PROPERTY_PIVOT_VW.[] (QUOTE_HKEY), NONHLTH_TRV_UWR_VW_DATA_QUOTE_PARAM_DETAILS.POLICY_QUOTE_NUMBER (QUOTE_HKEY), NONHLTH_TRV_UWR_VW_DATA_QUOTE_PARAM_DETAILS_POLICY_PROPERTY_MULTI_SET_PROPERTY_INPUT_MULTI_SET_DETAIL_INPUT_PROPERTY_PIVOT_VW.[] (QUOTE_HKEY), NONHLTH_TRV_UWR_VW_DATA_QUOTE_PARAM_DETAILS_POLICY_PROPERTY_RULE_LIST_PIVOT_VW.[] (QUOTE_HKEY), NONHLTH_TRV_UWR_VW_DATA_QUOTE_PARAM_DETAILS_RISK_LIST_MULTI_SET_PROPERTY_INPUT_MULTI_SET_DETAIL_INPUT_PROPERTY_PIVOT_VW.[] (QUOTE_HKEY), NONHLTH_TRV_UWR_VW_DATA_QUOTE_PARAM_DETAILS_RISK_LIST_RISK_COVER.[] (QUOTE_HKEY), NONHLTH_TRV_UWR_VW_DATA_QUOTE_PARAM_DETAILS_RISK_LIST_RISK_COVER_RISK_COVER_PROPERTY.[] (QUOTE_HKEY), NONHLTH_TRV_UWR_VW_DATA_QUOTE_PARAM_DETAILS_RISK_LIST_RISK_COVER_RISK_COVER_PROPERTY_RULE_LIST_PIVOT_VW.[] (QUOTE_HKEY), NONHLTH_TRV_UWR_VW_DATA_QUOTE_PARAM_DETAILS_RISK_LIST_RISK_PROPERTY.[] (QUOTE_HKEY), NONHLTH_TRV_UWR_VW_DATA_QUOTE_PARAM_DETAILS_RISK_LIST_RISK_PROPERTY_RULE_LIST_PIVOT_VW.[] (QUOTE_HKEY), NONHLTH_TRV_UWR_VW_DATA_QUOTE_PARAM_DETAILS_POLICY_PROPERTY_MULTI_SET_PROPERTY_INPUT_MULTI_SET_DETAIL_INPUT_PROPERTY_PIVOT_VW (literal arm) (QUOTE_HKEY / sat_quote_rating_input), NONHLTH_TRV_UWR_VW_DATA_QUOTE_PARAM_DETAILS_POLICY_PROPERTY_RULE_LIST_PIVOT_VW (literal arm) (QUOTE_HKEY / sat_quote_rating_input). 43 feed branches collapse to 13 RAW key(s). Excluded: hubfeed_mtv2_quote &lt;- stg2_mtv2__uwr_qpd_polp: key uses walk column(s) w0_policy_quote_number from parent view(s) -- not resolvable to a single RAW table in the first-cut, skipped.. Excluded: hubfeed_mtv2_quote &lt;- stg2_mtv2__uwr_qpd_rskl: key uses walk column(s) w0_policy_quote_number from parent view(s) -- not resolvable to a single RAW table in the first-cut, skipped..</w:t>
+        <w:t xml:space="preserve">13 RAW key branch(es): NONHLTH_TRV_UWR_VW_DATA_POLICY_DETAILS.QUOTATION_NUMBER (QUOTE_HKEY), NONHLTH_TRV_UWR_VW_DATA_POLICY_DETAILS_INSURED_DETAILS_MEMBER_DETAILS_PARTY_PROPERTY_SIMPLE_PROPERTY_PIVOT_VW.[] (QUOTE_HKEY), NONHLTH_TRV_UWR_VW_DATA_QUOTE_PARAM_DETAILS.POLICY_QUOTE_NUMBER (QUOTE_HKEY), NONHLTH_TRV_UWR_VW_DATA_QUOTE_PARAM_DETAILS_POLICY_PROPERTY_MULTI_SET_PROPERTY_INPUT_MULTI_SET_DETAIL_INPUT_PROPERTY_PIVOT_VW.[] (QUOTE_HKEY), NONHLTH_TRV_UWR_VW_DATA_QUOTE_PARAM_DETAILS_POLICY_PROPERTY_RULE_LIST_PIVOT_VW.[] (QUOTE_HKEY), NONHLTH_TRV_UWR_VW_DATA_QUOTE_PARAM_DETAILS_RISK_LIST_MULTI_SET_PROPERTY_INPUT_MULTI_SET_DETAIL_INPUT_PROPERTY_PIVOT_VW.[] (QUOTE_HKEY), NONHLTH_TRV_UWR_VW_DATA_QUOTE_PARAM_DETAILS_RISK_LIST_RISK_COVER.[] (QUOTE_HKEY), NONHLTH_TRV_UWR_VW_DATA_QUOTE_PARAM_DETAILS_RISK_LIST_RISK_COVER_RISK_COVER_PROPERTY.[] (QUOTE_HKEY), NONHLTH_TRV_UWR_VW_DATA_QUOTE_PARAM_DETAILS_RISK_LIST_RISK_COVER_RISK_COVER_PROPERTY_RULE_LIST_PIVOT_VW.[] (QUOTE_HKEY), NONHLTH_TRV_UWR_VW_DATA_QUOTE_PARAM_DETAILS_RISK_LIST_RISK_PROPERTY.[] (QUOTE_HKEY), NONHLTH_TRV_UWR_VW_DATA_QUOTE_PARAM_DETAILS_RISK_LIST_RISK_PROPERTY_RULE_LIST_PIVOT_VW.[] (QUOTE_HKEY), NONHLTH_TRV_UWR_VW_DATA_QUOTE_PARAM_DETAILS_POLICY_PROPERTY_MULTI_SET_PROPERTY_INPUT_MULTI_SET_DETAIL_INPUT_PROPERTY_PIVOT_VW (literal arm) (QUOTE_HKEY / sat_quote_rating_input), NONHLTH_TRV_UWR_VW_DATA_QUOTE_PARAM_DETAILS_POLICY_PROPERTY_RULE_LIST_PIVOT_VW (literal arm) (QUOTE_HKEY / sat_quote_rating_input). 43 feed branches collapse to 13 RAW key(s). Excluded: hubfeed_mt_quote &lt;- stg2_mt__uwr_qpd_polp: key uses walk column(s) w0_policy_quote_number from parent view(s) -- not resolvable to a single RAW table in the first-cut, skipped.. Excluded: hubfeed_mt_quote &lt;- stg2_mt__uwr_qpd_rskl: key uses walk column(s) w0_policy_quote_number from parent view(s) -- not resolvable to a single RAW table in the first-cut, skipped..</w:t>
       </w:r>
     </w:p>
     <w:p>
@@ -6496,135 +6496,135 @@
               </w:rPr>
               <w:t xml:space="preserve">with src as (</w:t>
               <w:br/>
-              <w:t xml:space="preserve">    -- via hubfeed_mtv2_quote &lt;- stg2_mtv2__uwr_pol</w:t>
+              <w:t xml:space="preserve">    -- via hubfeed_mt_quote &lt;- stg2_mt__uwr_pol</w:t>
               <w:br/>
               <w:t xml:space="preserve">    select 'NONHLTH_TRV_UWR_VW_DATA_POLICY_DETAILS.QUOTATION_NUMBER (QUOTE_HKEY)' as src_branch,</w:t>
               <w:br/>
               <w:t xml:space="preserve">           MD5_BINARY(NULLIF(UPPER(TRIM(CAST('HUB_QUOTE|' || (nullif(trim(case when coalesce(nullif(trim(nullif(trim(to_varchar("QUOTATION_NUMBER")), '')),'')) is not null then nullif(trim(nullif(trim(to_varchar("QUOTATION_NUMBER")), '')), '') end),'')) AS VARCHAR))), '')) as hkey</w:t>
               <w:br/>
-              <w:t xml:space="preserve">      from RAW.MAXIMUS_TRAVEL_V2.NONHLTH_TRV_UWR_VW_DATA_POLICY_DETAILS</w:t>
+              <w:t xml:space="preserve">      from RAW.MAXIMUS_TRAVEL.NONHLTH_TRV_UWR_VW_DATA_POLICY_DETAILS</w:t>
               <w:br/>
               <w:t xml:space="preserve">    union all</w:t>
               <w:br/>
-              <w:t xml:space="preserve">    -- via hubfeed_mtv2_quote &lt;- stg2_mtv2__uwr_pol_ins_mbr_pp_sp_pv</w:t>
+              <w:t xml:space="preserve">    -- via hubfeed_mt_quote &lt;- stg2_mt__uwr_pol_ins_mbr_pp_sp_pv</w:t>
               <w:br/>
               <w:t xml:space="preserve">    select 'NONHLTH_TRV_UWR_VW_DATA_POLICY_DETAILS_INSURED_DETAILS_MEMBER_DETAILS_PARTY_PROPERTY_SIMPLE_PROPERTY_PIVOT_VW.[] (QUOTE_HKEY)' as src_branch,</w:t>
               <w:br/>
               <w:t xml:space="preserve">           MD5_BINARY(NULLIF(UPPER(TRIM(CAST('HUB_QUOTE|' || (nullif(trim(case when coalesce(nullif(trim(w1_quotation_number),'')) is not null then nullif(trim(w1_quotation_number), '') end),'')) AS VARCHAR))), '')) as hkey</w:t>
               <w:br/>
-              <w:t xml:space="preserve">      from RAW.MAXIMUS_TRAVEL_V2.NONHLTH_TRV_UWR_VW_DATA_POLICY_DETAILS_INSURED_DETAILS_MEMBER_DETAILS_PARTY_PROPERTY_SIMPLE_PROPERTY_PIVOT_VW</w:t>
+              <w:t xml:space="preserve">      from RAW.MAXIMUS_TRAVEL.NONHLTH_TRV_UWR_VW_DATA_POLICY_DETAILS_INSURED_DETAILS_MEMBER_DETAILS_PARTY_PROPERTY_SIMPLE_PROPERTY_PIVOT_VW</w:t>
               <w:br/>
               <w:t xml:space="preserve">    union all</w:t>
               <w:br/>
-              <w:t xml:space="preserve">    -- via hubfeed_mtv2_quote &lt;- stg2_mtv2__uwr_qpd</w:t>
+              <w:t xml:space="preserve">    -- via hubfeed_mt_quote &lt;- stg2_mt__uwr_qpd</w:t>
               <w:br/>
               <w:t xml:space="preserve">    select 'NONHLTH_TRV_UWR_VW_DATA_QUOTE_PARAM_DETAILS.POLICY_QUOTE_NUMBER (QUOTE_HKEY)' as src_branch,</w:t>
               <w:br/>
               <w:t xml:space="preserve">           MD5_BINARY(NULLIF(UPPER(TRIM(CAST('HUB_QUOTE|' || (nullif(trim(case when coalesce(nullif(trim(nullif(trim(to_varchar("POLICY_QUOTE_NUMBER")), '')),'')) is not null then nullif(trim(nullif(trim(to_varchar("POLICY_QUOTE_NUMBER")), '')), '') end),'')) AS VARCHAR))), '')) as hkey</w:t>
               <w:br/>
-              <w:t xml:space="preserve">      from RAW.MAXIMUS_TRAVEL_V2.NONHLTH_TRV_UWR_VW_DATA_QUOTE_PARAM_DETAILS</w:t>
+              <w:t xml:space="preserve">      from RAW.MAXIMUS_TRAVEL.NONHLTH_TRV_UWR_VW_DATA_QUOTE_PARAM_DETAILS</w:t>
               <w:br/>
               <w:t xml:space="preserve">    union all</w:t>
               <w:br/>
-              <w:t xml:space="preserve">    -- via hubfeed_mtv2_quote &lt;- stg2_mtv2__uwr_qpd_polp_msp_imsd_inp_pv</w:t>
+              <w:t xml:space="preserve">    -- via hubfeed_mt_quote &lt;- stg2_mt__uwr_qpd_polp_msp_imsd_inp_pv</w:t>
               <w:br/>
               <w:t xml:space="preserve">    select 'NONHLTH_TRV_UWR_VW_DATA_QUOTE_PARAM_DETAILS_POLICY_PROPERTY_MULTI_SET_PROPERTY_INPUT_MULTI_SET_DETAIL_INPUT_PROPERTY_PIVOT_VW.[] (QUOTE_HKEY)' as src_branch,</w:t>
               <w:br/>
               <w:t xml:space="preserve">           MD5_BINARY(NULLIF(UPPER(TRIM(CAST('HUB_QUOTE|' || (nullif(trim(case when coalesce(nullif(trim(w0_policy_quote_number),'')) is not null then nullif(trim(w0_policy_quote_number), '') end),'')) AS VARCHAR))), '')) as hkey</w:t>
               <w:br/>
-              <w:t xml:space="preserve">      from RAW.MAXIMUS_TRAVEL_V2.NONHLTH_TRV_UWR_VW_DATA_QUOTE_PARAM_DETAILS_POLICY_PROPERTY_MULTI_SET_PROPERTY_INPUT_MULTI_SET_DETAIL_INPUT_PROPERTY_PIVOT_VW</w:t>
+              <w:t xml:space="preserve">      from RAW.MAXIMUS_TRAVEL.NONHLTH_TRV_UWR_VW_DATA_QUOTE_PARAM_DETAILS_POLICY_PROPERTY_MULTI_SET_PROPERTY_INPUT_MULTI_SET_DETAIL_INPUT_PROPERTY_PIVOT_VW</w:t>
               <w:br/>
               <w:t xml:space="preserve">    union all</w:t>
               <w:br/>
-              <w:t xml:space="preserve">    -- via hubfeed_mtv2_quote &lt;- stg2_mtv2__uwr_qpd_polp_rl_pv</w:t>
+              <w:t xml:space="preserve">    -- via hubfeed_mt_quote &lt;- stg2_mt__uwr_qpd_polp_rl_pv</w:t>
               <w:br/>
               <w:t xml:space="preserve">    select 'NONHLTH_TRV_UWR_VW_DATA_QUOTE_PARAM_DETAILS_POLICY_PROPERTY_RULE_LIST_PIVOT_VW.[] (QUOTE_HKEY)' as src_branch,</w:t>
               <w:br/>
               <w:t xml:space="preserve">           MD5_BINARY(NULLIF(UPPER(TRIM(CAST('HUB_QUOTE|' || (nullif(trim(case when coalesce(nullif(trim(w0_policy_quote_number),'')) is not null then nullif(trim(w0_policy_quote_number), '') end),'')) AS VARCHAR))), '')) as hkey</w:t>
               <w:br/>
-              <w:t xml:space="preserve">      from RAW.MAXIMUS_TRAVEL_V2.NONHLTH_TRV_UWR_VW_DATA_QUOTE_PARAM_DETAILS_POLICY_PROPERTY_RULE_LIST_PIVOT_VW</w:t>
+              <w:t xml:space="preserve">      from RAW.MAXIMUS_TRAVEL.NONHLTH_TRV_UWR_VW_DATA_QUOTE_PARAM_DETAILS_POLICY_PROPERTY_RULE_LIST_PIVOT_VW</w:t>
               <w:br/>
               <w:t xml:space="preserve">    union all</w:t>
               <w:br/>
-              <w:t xml:space="preserve">    -- via hubfeed_mtv2_quote &lt;- stg2_mtv2__uwr_qpd_rskl_msp_imsd_inp_pv</w:t>
+              <w:t xml:space="preserve">    -- via hubfeed_mt_quote &lt;- stg2_mt__uwr_qpd_rskl_msp_imsd_inp_pv</w:t>
               <w:br/>
               <w:t xml:space="preserve">    select 'NONHLTH_TRV_UWR_VW_DATA_QUOTE_PARAM_DETAILS_RISK_LIST_MULTI_SET_PROPERTY_INPUT_MULTI_SET_DETAIL_INPUT_PROPERTY_PIVOT_VW.[] (QUOTE_HKEY)' as src_branch,</w:t>
               <w:br/>
               <w:t xml:space="preserve">           MD5_BINARY(NULLIF(UPPER(TRIM(CAST('HUB_QUOTE|' || (nullif(trim(case when coalesce(nullif(trim(w0_policy_quote_number),'')) is not null then nullif(trim(w0_policy_quote_number), '') end),'')) AS VARCHAR))), '')) as hkey</w:t>
               <w:br/>
-              <w:t xml:space="preserve">      from RAW.MAXIMUS_TRAVEL_V2.NONHLTH_TRV_UWR_VW_DATA_QUOTE_PARAM_DETAILS_RISK_LIST_MULTI_SET_PROPERTY_INPUT_MULTI_SET_DETAIL_INPUT_PROPERTY_PIVOT_VW</w:t>
+              <w:t xml:space="preserve">      from RAW.MAXIMUS_TRAVEL.NONHLTH_TRV_UWR_VW_DATA_QUOTE_PARAM_DETAILS_RISK_LIST_MULTI_SET_PROPERTY_INPUT_MULTI_SET_DETAIL_INPUT_PROPERTY_PIVOT_VW</w:t>
               <w:br/>
               <w:t xml:space="preserve">    union all</w:t>
               <w:br/>
-              <w:t xml:space="preserve">    -- via hubfeed_mtv2_quote &lt;- stg2_mtv2__uwr_qpd_rskl_rskc</w:t>
+              <w:t xml:space="preserve">    -- via hubfeed_mt_quote &lt;- stg2_mt__uwr_qpd_rskl_rskc</w:t>
               <w:br/>
               <w:t xml:space="preserve">    select 'NONHLTH_TRV_UWR_VW_DATA_QUOTE_PARAM_DETAILS_RISK_LIST_RISK_COVER.[] (QUOTE_HKEY)' as src_branch,</w:t>
               <w:br/>
               <w:t xml:space="preserve">           MD5_BINARY(NULLIF(UPPER(TRIM(CAST('HUB_QUOTE|' || (nullif(trim(case when coalesce(nullif(trim(w0_policy_quote_number),'')) is not null then nullif(trim(w0_policy_quote_number), '') end),'')) AS VARCHAR))), '')) as hkey</w:t>
               <w:br/>
-              <w:t xml:space="preserve">      from RAW.MAXIMUS_TRAVEL_V2.NONHLTH_TRV_UWR_VW_DATA_QUOTE_PARAM_DETAILS_RISK_LIST_RISK_COVER</w:t>
+              <w:t xml:space="preserve">      from RAW.MAXIMUS_TRAVEL.NONHLTH_TRV_UWR_VW_DATA_QUOTE_PARAM_DETAILS_RISK_LIST_RISK_COVER</w:t>
               <w:br/>
               <w:t xml:space="preserve">    union all</w:t>
               <w:br/>
-              <w:t xml:space="preserve">    -- via hubfeed_mtv2_quote &lt;- stg2_mtv2__uwr_qpd_rskl_rskc_rskc_prop</w:t>
+              <w:t xml:space="preserve">    -- via hubfeed_mt_quote &lt;- stg2_mt__uwr_qpd_rskl_rskc_rskc_prop</w:t>
               <w:br/>
               <w:t xml:space="preserve">    select 'NONHLTH_TRV_UWR_VW_DATA_QUOTE_PARAM_DETAILS_RISK_LIST_RISK_COVER_RISK_COVER_PROPERTY.[] (QUOTE_HKEY)' as src_branch,</w:t>
               <w:br/>
               <w:t xml:space="preserve">           MD5_BINARY(NULLIF(UPPER(TRIM(CAST('HUB_QUOTE|' || (nullif(trim(case when coalesce(nullif(trim(w0_policy_quote_number),'')) is not null then nullif(trim(w0_policy_quote_number), '') end),'')) AS VARCHAR))), '')) as hkey</w:t>
               <w:br/>
-              <w:t xml:space="preserve">      from RAW.MAXIMUS_TRAVEL_V2.NONHLTH_TRV_UWR_VW_DATA_QUOTE_PARAM_DETAILS_RISK_LIST_RISK_COVER_RISK_COVER_PROPERTY</w:t>
+              <w:t xml:space="preserve">      from RAW.MAXIMUS_TRAVEL.NONHLTH_TRV_UWR_VW_DATA_QUOTE_PARAM_DETAILS_RISK_LIST_RISK_COVER_RISK_COVER_PROPERTY</w:t>
               <w:br/>
               <w:t xml:space="preserve">    union all</w:t>
               <w:br/>
-              <w:t xml:space="preserve">    -- via hubfeed_mtv2_quote &lt;- stg2_mtv2__uwr_qpd_rskl_rskc_rskc_prop_rl_pv</w:t>
+              <w:t xml:space="preserve">    -- via hubfeed_mt_quote &lt;- stg2_mt__uwr_qpd_rskl_rskc_rskc_prop_rl_pv</w:t>
               <w:br/>
               <w:t xml:space="preserve">    select 'NONHLTH_TRV_UWR_VW_DATA_QUOTE_PARAM_DETAILS_RISK_LIST_RISK_COVER_RISK_COVER_PROPERTY_RULE_LIST_PIVOT_VW.[] (QUOTE_HKEY)' as src_branch,</w:t>
               <w:br/>
               <w:t xml:space="preserve">           MD5_BINARY(NULLIF(UPPER(TRIM(CAST('HUB_QUOTE|' || (nullif(trim(case when coalesce(nullif(trim(w0_policy_quote_number),'')) is not null then nullif(trim(w0_policy_quote_number), '') end),'')) AS VARCHAR))), '')) as hkey</w:t>
               <w:br/>
-              <w:t xml:space="preserve">      from RAW.MAXIMUS_TRAVEL_V2.NONHLTH_TRV_UWR_VW_DATA_QUOTE_PARAM_DETAILS_RISK_LIST_RISK_COVER_RISK_COVER_PROPERTY_RULE_LIST_PIVOT_VW</w:t>
+              <w:t xml:space="preserve">      from RAW.MAXIMUS_TRAVEL.NONHLTH_TRV_UWR_VW_DATA_QUOTE_PARAM_DETAILS_RISK_LIST_RISK_COVER_RISK_COVER_PROPERTY_RULE_LIST_PIVOT_VW</w:t>
               <w:br/>
               <w:t xml:space="preserve">    union all</w:t>
               <w:br/>
-              <w:t xml:space="preserve">    -- via hubfeed_mtv2_quote &lt;- stg2_mtv2__uwr_qpd_rskl_rskp</w:t>
+              <w:t xml:space="preserve">    -- via hubfeed_mt_quote &lt;- stg2_mt__uwr_qpd_rskl_rskp</w:t>
               <w:br/>
               <w:t xml:space="preserve">    select 'NONHLTH_TRV_UWR_VW_DATA_QUOTE_PARAM_DETAILS_RISK_LIST_RISK_PROPERTY.[] (QUOTE_HKEY)' as src_branch,</w:t>
               <w:br/>
               <w:t xml:space="preserve">           MD5_BINARY(NULLIF(UPPER(TRIM(CAST('HUB_QUOTE|' || (nullif(trim(case when coalesce(nullif(trim(w0_policy_quote_number),'')) is not null then nullif(trim(w0_policy_quote_number), '') end),'')) AS VARCHAR))), '')) as hkey</w:t>
               <w:br/>
-              <w:t xml:space="preserve">      from RAW.MAXIMUS_TRAVEL_V2.NONHLTH_TRV_UWR_VW_DATA_QUOTE_PARAM_DETAILS_RISK_LIST_RISK_PROPERTY</w:t>
+              <w:t xml:space="preserve">      from RAW.MAXIMUS_TRAVEL.NONHLTH_TRV_UWR_VW_DATA_QUOTE_PARAM_DETAILS_RISK_LIST_RISK_PROPERTY</w:t>
               <w:br/>
               <w:t xml:space="preserve">    union all</w:t>
               <w:br/>
-              <w:t xml:space="preserve">    -- via hubfeed_mtv2_quote &lt;- stg2_mtv2__uwr_qpd_rskl_rskp_rl_pv</w:t>
+              <w:t xml:space="preserve">    -- via hubfeed_mt_quote &lt;- stg2_mt__uwr_qpd_rskl_rskp_rl_pv</w:t>
               <w:br/>
               <w:t xml:space="preserve">    select 'NONHLTH_TRV_UWR_VW_DATA_QUOTE_PARAM_DETAILS_RISK_LIST_RISK_PROPERTY_RULE_LIST_PIVOT_VW.[] (QUOTE_HKEY)' as src_branch,</w:t>
               <w:br/>
               <w:t xml:space="preserve">           MD5_BINARY(NULLIF(UPPER(TRIM(CAST('HUB_QUOTE|' || (nullif(trim(case when coalesce(nullif(trim(w0_policy_quote_number),'')) is not null then nullif(trim(w0_policy_quote_number), '') end),'')) AS VARCHAR))), '')) as hkey</w:t>
               <w:br/>
-              <w:t xml:space="preserve">      from RAW.MAXIMUS_TRAVEL_V2.NONHLTH_TRV_UWR_VW_DATA_QUOTE_PARAM_DETAILS_RISK_LIST_RISK_PROPERTY_RULE_LIST_PIVOT_VW</w:t>
+              <w:t xml:space="preserve">      from RAW.MAXIMUS_TRAVEL.NONHLTH_TRV_UWR_VW_DATA_QUOTE_PARAM_DETAILS_RISK_LIST_RISK_PROPERTY_RULE_LIST_PIVOT_VW</w:t>
               <w:br/>
               <w:t xml:space="preserve">    union all</w:t>
               <w:br/>
-              <w:t xml:space="preserve">    -- via hubfeed_mtv2_quote &lt;- stg2_mtv2_up__uwr_qpd_polp_msp_imsd_inp_pv__sat_quote_rating_input &lt;- up_mtv2__uwr_qpd_polp_msp_imsd_inp_pv__sat_quote_rating_input</w:t>
+              <w:t xml:space="preserve">    -- via hubfeed_mt_quote &lt;- stg2_mt_up__uwr_qpd_polp_msp_imsd_inp_pv__sat_quote_rating_input &lt;- up_mt__uwr_qpd_polp_msp_imsd_inp_pv__sat_quote_rating_input</w:t>
               <w:br/>
               <w:t xml:space="preserve">    select 'NONHLTH_TRV_UWR_VW_DATA_QUOTE_PARAM_DETAILS_POLICY_PROPERTY_MULTI_SET_PROPERTY_INPUT_MULTI_SET_DETAIL_INPUT_PROPERTY_PIVOT_VW (literal arm) (QUOTE_HKEY / sat_quote_rating_input)' as src_branch,</w:t>
               <w:br/>
               <w:t xml:space="preserve">           MD5_BINARY(NULLIF(UPPER(TRIM(CAST('HUB_QUOTE|' || ((nullif(trim(case when coalesce(nullif(trim(w0_policy_quote_number),'')) is not null then nullif(trim(w0_policy_quote_number), '') end),''))) AS VARCHAR))), '')) as hkey</w:t>
               <w:br/>
-              <w:t xml:space="preserve">      from RAW.MAXIMUS_TRAVEL_V2.NONHLTH_TRV_UWR_VW_DATA_QUOTE_PARAM_DETAILS_POLICY_PROPERTY_MULTI_SET_PROPERTY_INPUT_MULTI_SET_DETAIL_INPUT_PROPERTY_PIVOT_VW</w:t>
+              <w:t xml:space="preserve">      from RAW.MAXIMUS_TRAVEL.NONHLTH_TRV_UWR_VW_DATA_QUOTE_PARAM_DETAILS_POLICY_PROPERTY_MULTI_SET_PROPERTY_INPUT_MULTI_SET_DETAIL_INPUT_PROPERTY_PIVOT_VW</w:t>
               <w:br/>
               <w:t xml:space="preserve">     where (nullif(trim(to_varchar("LOADING_ACE")), '') is not null) or (nullif(trim(to_varchar("LOADING_ACE_FOR_MAIN_SUB_COVER")), '') is not null) or (nullif(trim(to_varchar("OFFICE_PREMIUM_PER_MILLE_PA")), '') is not null) or (nullif(trim(to_varchar("OFFICE_PREMIUM_PER_MILLE_PER_TRIP")), '') is not null) or (nullif(trim(to_varchar("PREMIUM_RATE")), '') is not null) or (nullif(trim(to_varchar("RATE_PER_TRIP_PER_MILLE")), '') is not null) or (nullif(trim(to_varchar("RATE_PER_TRIP_PER_MILLE_FOR_MAIN_SUB_COVER")), '') is not null) or (nullif(trim(to_varchar("SLAB_")), '') is not null)</w:t>
               <w:br/>
               <w:t xml:space="preserve">    union all</w:t>
               <w:br/>
-              <w:t xml:space="preserve">    -- via hubfeed_mtv2_quote &lt;- stg2_mtv2_up__uwr_qpd_polp_rl_pv__sat_quote_rating_input &lt;- up_mtv2__uwr_qpd_polp_rl_pv__sat_quote_rating_input</w:t>
+              <w:t xml:space="preserve">    -- via hubfeed_mt_quote &lt;- stg2_mt_up__uwr_qpd_polp_rl_pv__sat_quote_rating_input &lt;- up_mt__uwr_qpd_polp_rl_pv__sat_quote_rating_input</w:t>
               <w:br/>
               <w:t xml:space="preserve">    select 'NONHLTH_TRV_UWR_VW_DATA_QUOTE_PARAM_DETAILS_POLICY_PROPERTY_RULE_LIST_PIVOT_VW (literal arm) (QUOTE_HKEY / sat_quote_rating_input)' as src_branch,</w:t>
               <w:br/>
               <w:t xml:space="preserve">           MD5_BINARY(NULLIF(UPPER(TRIM(CAST('HUB_QUOTE|' || ((nullif(trim(case when coalesce(nullif(trim(w0_policy_quote_number),'')) is not null then nullif(trim(w0_policy_quote_number), '') end),''))) AS VARCHAR))), '')) as hkey</w:t>
               <w:br/>
-              <w:t xml:space="preserve">      from RAW.MAXIMUS_TRAVEL_V2.NONHLTH_TRV_UWR_VW_DATA_QUOTE_PARAM_DETAILS_POLICY_PROPERTY_RULE_LIST_PIVOT_VW</w:t>
+              <w:t xml:space="preserve">      from RAW.MAXIMUS_TRAVEL.NONHLTH_TRV_UWR_VW_DATA_QUOTE_PARAM_DETAILS_POLICY_PROPERTY_RULE_LIST_PIVOT_VW</w:t>
               <w:br/>
               <w:t xml:space="preserve">     where (nullif(trim(to_varchar("ADJUSTMENT_VALUE")), '') is not null) or (nullif(trim(to_varchar("ALTITUDE")), '') is not null) or (nullif(trim(to_varchar("BAGGAGE_TRACKING_SERVICE_APPLICABLE")), '') is not null) or (nullif(trim(to_varchar("CLAIMS_EXPERIENCE_DISCOUNT")), '') is not null) or (nullif(trim(to_varchar("CLAIMS_EXPERIENCE_LOADING")), '') is not null) or (nullif(trim(to_varchar("CLU_DISCOUNT")), '') is not null) or (nullif(trim(to_varchar("COUNTRY")), '') is not null) or (nullif(trim(to_varchar("CRUISE")), '') is not null) or (nullif(trim(to_varchar("CRUISE_DAYS")), '') is not null) or (nullif(trim(to_varchar("DESTINATION_DETAILS")), '') is not null) or (nullif(trim(to_varchar("EMPLOYEE_DISCOUNT")), '') is not null) or (nullif(trim(to_varchar("GEOGRAPHICAL_COVERAGE")), '') is not null) or (nullif(trim(to_varchar("GROUP_DISCOUNT")), '') is not null) or (nullif(trim(to_varchar("HOURS_COVERED")), '') is not null) or (nullif(trim(to_varchar("MODE_OF_TRANSPORT")), '') is not null) or (nullif(trim(to_varchar("MULTIPLE_CITY")), '') is not null) or (nullif(trim(to_varchar("NIL_COMMISSION_DISCOUNT")), '') is not null) or (nullif(trim(to_varchar("ONLINE_DISCOUNT")), '') is not null) or (nullif(trim(to_varchar("OTHER_DISCOUNT")), '') is not null) or (nullif(trim(to_varchar("PREMIUM_ADJUSTMENT")), '') is not null) or (nullif(trim(to_varchar("STUDENT_DISCOUNT")), '') is not null) or (nullif(trim(to_varchar("TRAVELLING_COMPANION_DISCOUNT")), '') is not null) or (nullif(trim(to_varchar("TYPE_OF_DISCOUNT")), '') is not null) or (nullif(trim(to_varchar("TYPE_OF_LOADING")), '') is not null)</w:t>
               <w:br/>
@@ -6908,7 +6908,7 @@
         <w:t xml:space="preserve">Note: </w:t>
       </w:r>
       <w:r>
-        <w:t xml:space="preserve">5 RAW key branch(es): NONHLTH_TRV_CLM_VW_DATA_CLAIM_DETAILS_CLAIM_ATTRIBUTE_PROPERTIES_PIVOT_VW.RISK_CODE (RISK_OBJECT_HKEY__CLAIMED_RISK_ITEM), NONHLTH_TRV_UWR_VW_DATA_POLICY_DETAILS_POLICY_PROPERTY_MULTI_SET_PROPERTY_MULTI_SET_DETAIL_PROPERTY_PIVOT_VW.[PNR+TRIP_NO] (RISK_OBJECT_HKEY), NONHLTH_TRV_UWR_VW_DATA_QUOTE_PARAM_DETAILS_RISK_LIST_MULTI_SET_PROPERTY_INPUT_MULTI_SET_DETAIL_INPUT_PROPERTY_PIVOT_VW.[] (RISK_OBJECT_HKEY), NONHLTH_TRV_UWR_VW_DATA_QUOTE_PARAM_DETAILS_RISK_LIST_RISK_COVER_RISK_COVER_PROPERTY_RULE_LIST_PIVOT_VW.[] (RISK_OBJECT_HKEY), NONHLTH_TRV_UWR_VW_DATA_QUOTE_PARAM_DETAILS_RISK_LIST_RISK_PROPERTY_RULE_LIST_PIVOT_VW.[] (RISK_OBJECT_HKEY). 6 feed branches collapse to 5 RAW key(s). Excluded: hubfeed_mtv2_risk_object &lt;- stg2_mtv2__clm_clmd_clmrsk: key uses walk column(s) w0_policyno from parent view(s) -- not resolvable to a single RAW table in the first-cut, skipped.. Excluded: hubfeed_mtv2_risk_object &lt;- stg2_mtv2__uwr_pol_ins: key uses walk column(s) w0_policy_number from parent view(s) -- not resolvable to a single RAW table in the first-cut, skipped.. Excluded: hubfeed_mtv2_risk_object &lt;- stg2_mtv2__uwr_pol_ins: key uses walk column(s) w0_policy_number from parent view(s) -- not resolvable to a single RAW table in the first-cut, skipped.. Excluded: hubfeed_mtv2_risk_object &lt;- stg2_mtv2__uwr_pol_ins_cov_covp_sp_pv: key uses walk column(s) w0_policy_number from parent view(s) -- not resolvable to a single RAW table in the first-cut, skipped.. Excluded: hubfeed_mtv2_risk_object &lt;- stg2_mtv2__uwr_pol_ins_rskp_msp_msd_prop_pv: key uses walk column(s) w0_policy_number from parent view(s) -- not resolvable to a single RAW table in the first-cut, skipped.. Excluded: hubfeed_mtv2_risk_object &lt;- stg2_mtv2__uwr_pol_ins_rskp_sp_pv: key uses walk column(s) w0_policy_number from parent view(s) -- not resolvable to a single RAW table in the first-cut, skipped.. Excluded: hubfeed_mtv2_risk_object &lt;- stg2_mtv2__uwr_pol_ins_rskp_sp_pv: key uses walk column(s) w0_policy_number from parent view(s) -- not resolvable to a single RAW table in the first-cut, skipped.. Excluded: hubfeed_mtv2_risk_object &lt;- stg2_mtv2__uwr_qpd_rskl: key uses walk column(s) w0_policy_quote_number from parent view(s) -- not resolvable to a single RAW table in the first-cut, skipped.. Excluded: hubfeed_mtv2_risk_object &lt;- stg2_mtv2__uwr_qpd_rskl_rskc: key uses walk column(s) w1_pol_risk_id from parent view(s) -- not resolvable to a single RAW table in the first-cut, skipped..</w:t>
+        <w:t xml:space="preserve">5 RAW key branch(es): NONHLTH_TRV_CLM_VW_DATA_CLAIM_DETAILS_CLAIM_ATTRIBUTE_PROPERTIES_PIVOT_VW.RISK_CODE (RISK_OBJECT_HKEY__CLAIMED_RISK_ITEM), NONHLTH_TRV_UWR_VW_DATA_POLICY_DETAILS_POLICY_PROPERTY_MULTI_SET_PROPERTY_MULTI_SET_DETAIL_PROPERTY_PIVOT_VW.[PNR+TRIP_NO] (RISK_OBJECT_HKEY), NONHLTH_TRV_UWR_VW_DATA_QUOTE_PARAM_DETAILS_RISK_LIST_MULTI_SET_PROPERTY_INPUT_MULTI_SET_DETAIL_INPUT_PROPERTY_PIVOT_VW.[] (RISK_OBJECT_HKEY), NONHLTH_TRV_UWR_VW_DATA_QUOTE_PARAM_DETAILS_RISK_LIST_RISK_COVER_RISK_COVER_PROPERTY_RULE_LIST_PIVOT_VW.[] (RISK_OBJECT_HKEY), NONHLTH_TRV_UWR_VW_DATA_QUOTE_PARAM_DETAILS_RISK_LIST_RISK_PROPERTY_RULE_LIST_PIVOT_VW.[] (RISK_OBJECT_HKEY). 6 feed branches collapse to 5 RAW key(s). Excluded: hubfeed_mt_risk_object &lt;- stg2_mt__clm_clmd_clmrsk: key uses walk column(s) w0_policyno from parent view(s) -- not resolvable to a single RAW table in the first-cut, skipped.. Excluded: hubfeed_mt_risk_object &lt;- stg2_mt__uwr_pol_ins: key uses walk column(s) w0_policy_number from parent view(s) -- not resolvable to a single RAW table in the first-cut, skipped.. Excluded: hubfeed_mt_risk_object &lt;- stg2_mt__uwr_pol_ins: key uses walk column(s) w0_policy_number from parent view(s) -- not resolvable to a single RAW table in the first-cut, skipped.. Excluded: hubfeed_mt_risk_object &lt;- stg2_mt__uwr_pol_ins_cov_covp_sp_pv: key uses walk column(s) w0_policy_number from parent view(s) -- not resolvable to a single RAW table in the first-cut, skipped.. Excluded: hubfeed_mt_risk_object &lt;- stg2_mt__uwr_pol_ins_rskp_msp_msd_prop_pv: key uses walk column(s) w0_policy_number from parent view(s) -- not resolvable to a single RAW table in the first-cut, skipped.. Excluded: hubfeed_mt_risk_object &lt;- stg2_mt__uwr_pol_ins_rskp_sp_pv: key uses walk column(s) w0_policy_number from parent view(s) -- not resolvable to a single RAW table in the first-cut, skipped.. Excluded: hubfeed_mt_risk_object &lt;- stg2_mt__uwr_pol_ins_rskp_sp_pv: key uses walk column(s) w0_policy_number from parent view(s) -- not resolvable to a single RAW table in the first-cut, skipped.. Excluded: hubfeed_mt_risk_object &lt;- stg2_mt__uwr_qpd_rskl: key uses walk column(s) w0_policy_quote_number from parent view(s) -- not resolvable to a single RAW table in the first-cut, skipped.. Excluded: hubfeed_mt_risk_object &lt;- stg2_mt__uwr_qpd_rskl_rskc: key uses walk column(s) w1_pol_risk_id from parent view(s) -- not resolvable to a single RAW table in the first-cut, skipped..</w:t>
       </w:r>
     </w:p>
     <w:p>
@@ -6941,53 +6941,53 @@
               </w:rPr>
               <w:t xml:space="preserve">with src as (</w:t>
               <w:br/>
-              <w:t xml:space="preserve">    -- via hubfeed_mtv2_risk_object &lt;- stg2_mtv2__clm_clmd_clmap_pv</w:t>
+              <w:t xml:space="preserve">    -- via hubfeed_mt_risk_object &lt;- stg2_mt__clm_clmd_clmap_pv</w:t>
               <w:br/>
               <w:t xml:space="preserve">    select 'NONHLTH_TRV_CLM_VW_DATA_CLAIM_DETAILS_CLAIM_ATTRIBUTE_PROPERTIES_PIVOT_VW.RISK_CODE (RISK_OBJECT_HKEY__CLAIMED_RISK_ITEM)' as src_branch,</w:t>
               <w:br/>
               <w:t xml:space="preserve">           MD5_BINARY(NULLIF(UPPER(TRIM(CAST('HUB_RISK_OBJECT|' || (nullif(trim(case when coalesce(nullif(trim(w3_policyno),''), nullif(trim(nullif(trim(to_varchar("RISK_CODE")), '')),'')) is not null then 'RISK:' || nullif(trim(w3_policyno), '') || '#' || nullif(trim(nullif(trim(to_varchar("RISK_CODE")), '')), '') end),'')) AS VARCHAR))), '')) as hkey</w:t>
               <w:br/>
-              <w:t xml:space="preserve">      from RAW.MAXIMUS_TRAVEL_V2.NONHLTH_TRV_CLM_VW_DATA_CLAIM_DETAILS_CLAIM_ATTRIBUTE_PROPERTIES_PIVOT_VW</w:t>
+              <w:t xml:space="preserve">      from RAW.MAXIMUS_TRAVEL.NONHLTH_TRV_CLM_VW_DATA_CLAIM_DETAILS_CLAIM_ATTRIBUTE_PROPERTIES_PIVOT_VW</w:t>
               <w:br/>
               <w:t xml:space="preserve">    union all</w:t>
               <w:br/>
-              <w:t xml:space="preserve">    -- via hubfeed_mtv2_risk_object &lt;- stg2_mtv2__uwr_pol_polp_msp_msd_prop_pv</w:t>
+              <w:t xml:space="preserve">    -- via hubfeed_mt_risk_object &lt;- stg2_mt__uwr_pol_polp_msp_msd_prop_pv</w:t>
               <w:br/>
               <w:t xml:space="preserve">    select 'NONHLTH_TRV_UWR_VW_DATA_POLICY_DETAILS_POLICY_PROPERTY_MULTI_SET_PROPERTY_MULTI_SET_DETAIL_PROPERTY_PIVOT_VW.[PNR+TRIP_NO] (RISK_OBJECT_HKEY)' as src_branch,</w:t>
               <w:br/>
               <w:t xml:space="preserve">           MD5_BINARY(NULLIF(UPPER(TRIM(CAST('HUB_RISK_OBJECT|' || (nullif(trim(case when coalesce(nullif(trim(nullif(trim(to_varchar("PNR")), '')),''), nullif(trim(nullif(trim(to_varchar("TRIP_NO")), '')),'')) is not null then 'TRIP:' || coalesce(nullif(trim(nullif(trim(to_varchar("PNR")), '')), ''), nullif(trim(nullif(trim(to_varchar("TRIP_NO")), '')), '')) end),'')) AS VARCHAR))), '')) as hkey</w:t>
               <w:br/>
-              <w:t xml:space="preserve">      from RAW.MAXIMUS_TRAVEL_V2.NONHLTH_TRV_UWR_VW_DATA_POLICY_DETAILS_POLICY_PROPERTY_MULTI_SET_PROPERTY_MULTI_SET_DETAIL_PROPERTY_PIVOT_VW</w:t>
+              <w:t xml:space="preserve">      from RAW.MAXIMUS_TRAVEL.NONHLTH_TRV_UWR_VW_DATA_POLICY_DETAILS_POLICY_PROPERTY_MULTI_SET_PROPERTY_MULTI_SET_DETAIL_PROPERTY_PIVOT_VW</w:t>
               <w:br/>
               <w:t xml:space="preserve">    union all</w:t>
               <w:br/>
-              <w:t xml:space="preserve">    -- via hubfeed_mtv2_risk_object &lt;- stg2_mtv2__uwr_qpd_rskl_msp_imsd_inp_pv</w:t>
+              <w:t xml:space="preserve">    -- via hubfeed_mt_risk_object &lt;- stg2_mt__uwr_qpd_rskl_msp_imsd_inp_pv</w:t>
               <w:br/>
               <w:t xml:space="preserve">    select 'NONHLTH_TRV_UWR_VW_DATA_QUOTE_PARAM_DETAILS_RISK_LIST_MULTI_SET_PROPERTY_INPUT_MULTI_SET_DETAIL_INPUT_PROPERTY_PIVOT_VW.[] (RISK_OBJECT_HKEY)' as src_branch,</w:t>
               <w:br/>
               <w:t xml:space="preserve">           MD5_BINARY(NULLIF(UPPER(TRIM(CAST('HUB_RISK_OBJECT|' || (nullif(trim(case when coalesce(nullif(trim(w0_policy_quote_number),''), nullif(trim(w1_pol_risk_id),'')) is not null then 'RISK:' || nullif(trim(w0_policy_quote_number), '') || '#' || nullif(trim(w1_pol_risk_id), '') end),'')) AS VARCHAR))), '')) as hkey</w:t>
               <w:br/>
-              <w:t xml:space="preserve">      from RAW.MAXIMUS_TRAVEL_V2.NONHLTH_TRV_UWR_VW_DATA_QUOTE_PARAM_DETAILS_RISK_LIST_MULTI_SET_PROPERTY_INPUT_MULTI_SET_DETAIL_INPUT_PROPERTY_PIVOT_VW</w:t>
+              <w:t xml:space="preserve">      from RAW.MAXIMUS_TRAVEL.NONHLTH_TRV_UWR_VW_DATA_QUOTE_PARAM_DETAILS_RISK_LIST_MULTI_SET_PROPERTY_INPUT_MULTI_SET_DETAIL_INPUT_PROPERTY_PIVOT_VW</w:t>
               <w:br/>
               <w:t xml:space="preserve">    union all</w:t>
               <w:br/>
-              <w:t xml:space="preserve">    -- via hubfeed_mtv2_risk_object &lt;- stg2_mtv2__uwr_qpd_rskl_rskc_rskc_prop_rl_pv</w:t>
+              <w:t xml:space="preserve">    -- via hubfeed_mt_risk_object &lt;- stg2_mt__uwr_qpd_rskl_rskc_rskc_prop_rl_pv</w:t>
               <w:br/>
               <w:t xml:space="preserve">    select 'NONHLTH_TRV_UWR_VW_DATA_QUOTE_PARAM_DETAILS_RISK_LIST_RISK_COVER_RISK_COVER_PROPERTY_RULE_LIST_PIVOT_VW.[] (RISK_OBJECT_HKEY)' as src_branch,</w:t>
               <w:br/>
               <w:t xml:space="preserve">           MD5_BINARY(NULLIF(UPPER(TRIM(CAST('HUB_RISK_OBJECT|' || (nullif(trim(case when coalesce(nullif(trim(w0_policy_quote_number),''), nullif(trim(w1_pol_risk_id),'')) is not null then 'RISK:' || nullif(trim(w0_policy_quote_number), '') || '#' || nullif(trim(w1_pol_risk_id), '') end),'')) AS VARCHAR))), '')) as hkey</w:t>
               <w:br/>
-              <w:t xml:space="preserve">      from RAW.MAXIMUS_TRAVEL_V2.NONHLTH_TRV_UWR_VW_DATA_QUOTE_PARAM_DETAILS_RISK_LIST_RISK_COVER_RISK_COVER_PROPERTY_RULE_LIST_PIVOT_VW</w:t>
+              <w:t xml:space="preserve">      from RAW.MAXIMUS_TRAVEL.NONHLTH_TRV_UWR_VW_DATA_QUOTE_PARAM_DETAILS_RISK_LIST_RISK_COVER_RISK_COVER_PROPERTY_RULE_LIST_PIVOT_VW</w:t>
               <w:br/>
               <w:t xml:space="preserve">    union all</w:t>
               <w:br/>
-              <w:t xml:space="preserve">    -- via hubfeed_mtv2_risk_object &lt;- stg2_mtv2__uwr_qpd_rskl_rskp_rl_pv</w:t>
+              <w:t xml:space="preserve">    -- via hubfeed_mt_risk_object &lt;- stg2_mt__uwr_qpd_rskl_rskp_rl_pv</w:t>
               <w:br/>
               <w:t xml:space="preserve">    select 'NONHLTH_TRV_UWR_VW_DATA_QUOTE_PARAM_DETAILS_RISK_LIST_RISK_PROPERTY_RULE_LIST_PIVOT_VW.[] (RISK_OBJECT_HKEY)' as src_branch,</w:t>
               <w:br/>
               <w:t xml:space="preserve">           MD5_BINARY(NULLIF(UPPER(TRIM(CAST('HUB_RISK_OBJECT|' || (nullif(trim(case when coalesce(nullif(trim(w0_policy_quote_number),''), nullif(trim(w1_pol_risk_id),'')) is not null then 'RISK:' || nullif(trim(w0_policy_quote_number), '') || '#' || nullif(trim(w1_pol_risk_id), '') end),'')) AS VARCHAR))), '')) as hkey</w:t>
               <w:br/>
-              <w:t xml:space="preserve">      from RAW.MAXIMUS_TRAVEL_V2.NONHLTH_TRV_UWR_VW_DATA_QUOTE_PARAM_DETAILS_RISK_LIST_RISK_PROPERTY_RULE_LIST_PIVOT_VW</w:t>
+              <w:t xml:space="preserve">      from RAW.MAXIMUS_TRAVEL.NONHLTH_TRV_UWR_VW_DATA_QUOTE_PARAM_DETAILS_RISK_LIST_RISK_PROPERTY_RULE_LIST_PIVOT_VW</w:t>
               <w:br/>
               <w:t xml:space="preserve">),</w:t>
               <w:br/>
@@ -7269,7 +7269,7 @@
         <w:t xml:space="preserve">Note: </w:t>
       </w:r>
       <w:r>
-        <w:t xml:space="preserve">5 RAW key branch(es): NONHLTH_TRV_CLM_VW_DATA_CLAIM_DETAILS.CLAIMNO (CLAIM_HKEY), NONHLTH_TRV_CLM_VW_DATA_CLAIM_DETAILS_CLAIM_ATTRIBUTE_PROPERTIES_PIVOT_VW.LINKED_CLAIM_NUMBER (CLAIM_HKEY__LINKED_CLAIM), NONHLTH_TRV_CLM_VW_DATA_CLAIM_DETAILS_CLAIM_RISK_RISK_ATTRIBUTE_PROPERTIES_PIVOT_VW.LINKED_DELAY_OF_BAGGAGE_CLAIM (CLAIM_HKEY__LINKED_BAGGAGE_DELAY_CLAIM), NONHLTH_TRV_CLM_VW_DATA_CLAIM_DETAILS_CLAIM_RISK_RISK_ATTRIBUTE_PROPERTIES_PIVOT_VW.LINKED_HEALTH_CLAIM (CLAIM_HKEY__LINKED_HEALTH_CLAIM), NONHLTH_TRV_CLM_VW_DATA_CLAIM_DETAILS_CLAIM_RISK_RISK_ATTRIBUTE_PROPERTIES_PIVOT_VW.LINKED_TRIP_DELAY_CLAIM_NUMBER (CLAIM_HKEY__LINKED_TRIP_DELAY_CLAIM). Excluded: hubfeed_mtv2_claim &lt;- stg2_mtv2__clm_clmd_claim_event_followup: key uses walk column(s) w0_claimno from parent view(s) -- not resolvable to a single RAW table in the first-cut, skipped.. Excluded: hubfeed_mtv2_claim &lt;- stg2_mtv2__clm_clmd_claim_history: key uses walk column(s) w0_claimno from parent view(s) -- not resolvable to a single RAW table in the first-cut, skipped.. Excluded: hubfeed_mtv2_claim &lt;- stg2_mtv2__clm_clmd_claim_reserve: key uses walk column(s) w0_claimno from parent view(s) -- not resolvable to a single RAW table in the first-cut, skipped.. Excluded: hubfeed_mtv2_claim &lt;- stg2_mtv2__clm_clmd_claim_reserve: key uses walk column(s) w1_claimno from parent view(s) -- not resolvable to a single RAW table in the first-cut, skipped.. Excluded: hubfeed_mtv2_claim &lt;- stg2_mtv2__clm_clmd_clma_msp_msd_prop_pv: key uses walk column(s) w0_claimno from parent view(s) -- not resolvable to a single RAW table in the first-cut, skipped.. Excluded: hubfeed_mtv2_claim &lt;- stg2_mtv2__clm_clmd_clmap_pv: key uses walk column(s) w0_claimno from parent view(s) -- not resolvable to a single RAW table in the first-cut, skipped.. Excluded: hubfeed_mtv2_claim &lt;- stg2_mtv2__clm_clmd_clmap_pv: key uses walk column(s) w0_claimno from parent view(s) -- not resolvable to a single RAW table in the first-cut, skipped.. Excluded: hubfeed_mtv2_claim &lt;- stg2_mtv2__clm_clmd_clmcov_msd_prop_pv: key uses walk column(s) w0_claimno from parent view(s) -- not resolvable to a single RAW table in the first-cut, skipped.. Excluded: hubfeed_mtv2_claim &lt;- stg2_mtv2__clm_clmd_clmpay: key uses walk column(s) w0_claimno from parent view(s) -- not resolvable to a single RAW table in the first-cut, skipped.. Excluded: hubfeed_mtv2_claim &lt;- stg2_mtv2__clm_clmd_clmpay: key uses walk column(s) w0_claimno from parent view(s) -- not resolvable to a single RAW table in the first-cut, skipped.. Excluded: hubfeed_mtv2_claim &lt;- stg2_mtv2__clm_clmd_clmpay_payp_pv: key uses walk column(s) w0_claimno from parent view(s) -- not resolvable to a single RAW table in the first-cut, skipped.. Excluded: hubfeed_mtv2_claim &lt;- stg2_mtv2__clm_clmd_clmpty: key uses walk column(s) w0_claimno from parent view(s) -- not resolvable to a single RAW table in the first-cut, skipped.. Excluded: hubfeed_mtv2_claim &lt;- stg2_mtv2__clm_clmd_clmrsk_party: key uses walk column(s) w0_claimno from parent view(s) -- not resolvable to a single RAW table in the first-cut, skipped.. Excluded: hubfeed_mtv2_claim &lt;- stg2_mtv2__clm_clmd_clmrsk_rska_msp_msd_prop_pv: key uses walk column(s) w0_claimno from parent view(s) -- not resolvable to a single RAW table in the first-cut, skipped.. Excluded: hubfeed_mtv2_claim &lt;- stg2_mtv2__clm_clmd_clmrsk_rska_msp_msd_prop_pv: key uses walk column(s) w0_claimno from parent view(s) -- not resolvable to a single RAW table in the first-cut, skipped.. Excluded: hubfeed_mtv2_claim &lt;- stg2_mtv2__clm_clmd_clmrsk_rska_msp_msd_prop_pv: key uses walk column(s) w0_claimno from parent view(s) -- not resolvable to a single RAW table in the first-cut, skipped.. Excluded: hubfeed_mtv2_claim &lt;- stg2_mtv2__clm_clmd_clmrsk_rska_msp_msd_prop_pv: key uses walk column(s) w0_claimno from parent view(s) -- not resolvable to a single RAW table in the first-cut, skipped.. Excluded: hubfeed_mtv2_claim &lt;- stg2_mtv2__clm_clmd_clmrsk_rska_msp_msd_prop_pv: key uses walk column(s) w0_claimno from parent view(s) -- not resolvable to a single RAW table in the first-cut, skipped.. Excluded: hubfeed_mtv2_claim &lt;- stg2_mtv2__clm_clmd_clmrsk_rska_msp_msd_prop_pv: key uses walk column(s) w0_claimno from parent view(s) -- not resolvable to a single RAW table in the first-cut, skipped.. Excluded: hubfeed_mtv2_claim &lt;- stg2_mtv2__clm_clmd_clmrsk_rska_properties_pv: key uses walk column(s) w0_claimno from parent view(s) -- not resolvable to a single RAW table in the first-cut, skipped.. Excluded: hubfeed_mtv2_claim &lt;- stg2_mtv2_up__clm_clmd_clmap_pv__sat_claim_note &lt;- up_mtv2__clm_clmd_clmap_pv__sat_claim_note: arm uses walk column(s), skipped.. Excluded: hubfeed_mtv2_claim &lt;- stg2_mtv2_up__clm_clmd_clmap_pv__sat_claim_note &lt;- up_mtv2__clm_clmd_clmap_pv__sat_claim_note: arm uses walk column(s), skipped.. Excluded: hubfeed_mtv2_claim &lt;- stg2_mtv2_up__clm_clmd_clmap_pv__sat_claim_note &lt;- up_mtv2__clm_clmd_clmap_pv__sat_claim_note: arm uses walk column(s), skipped.. Excluded: hubfeed_mtv2_claim &lt;- stg2_mtv2_up__clm_clmd_clmap_pv__sat_claim_note &lt;- up_mtv2__clm_clmd_clmap_pv__sat_claim_note: arm uses walk column(s), skipped.. Excluded: hubfeed_mtv2_claim &lt;- stg2_mtv2_up__clm_clmd_clmap_pv__sat_claim_note &lt;- up_mtv2__clm_clmd_clmap_pv__sat_claim_note: arm uses walk column(s), skipped.. Excluded: hubfeed_mtv2_claim &lt;- stg2_mtv2_up__clm_clmd_clmap_pv__sat_claim_note &lt;- up_mtv2__clm_clmd_clmap_pv__sat_claim_note: arm uses walk column(s), skipped.. Excluded: hubfeed_mtv2_claim &lt;- stg2_mtv2_up__clm_clmd_clmap_pv__sat_claim_note &lt;- up_mtv2__clm_clmd_clmap_pv__sat_claim_note: arm uses walk column(s), skipped.. Excluded: hubfeed_mtv2_claim &lt;- stg2_mtv2_up__clm_clmd_clmap_pv__sat_claim_note &lt;- up_mtv2__clm_clmd_clmap_pv__sat_claim_note: arm uses walk column(s), skipped.. Excluded: hubfeed_mtv2_claim &lt;- stg2_mtv2_up__clm_clmd_clmap_pv__sat_claim_note &lt;- up_mtv2__clm_clmd_clmap_pv__sat_claim_note: arm uses walk column(s), skipped.. Excluded: hubfeed_mtv2_claim &lt;- stg2_mtv2_up__clm_clmd_clmrsk_rska_properties_pv__sat_claim_note &lt;- up_mtv2__clm_clmd_clmrsk_rska_properties_pv__sat_claim_note: arm uses walk column(s), skipped.. Excluded: hubfeed_mtv2_claim &lt;- stg2_mtv2_up__clm_clmd_clmrsk_rska_properties_pv__sat_claim_note &lt;- up_mtv2__clm_clmd_clmrsk_rska_properties_pv__sat_claim_note: arm uses walk column(s), skipped.. Excluded: hubfeed_mtv2_claim &lt;- stg2_mtv2_up__clm_clmd_clmrsk_rska_properties_pv__sat_claim_note &lt;- up_mtv2__clm_clmd_clmrsk_rska_properties_pv__sat_claim_note: arm uses walk column(s), skipped..</w:t>
+        <w:t xml:space="preserve">5 RAW key branch(es): NONHLTH_TRV_CLM_VW_DATA_CLAIM_DETAILS.CLAIMNO (CLAIM_HKEY), NONHLTH_TRV_CLM_VW_DATA_CLAIM_DETAILS_CLAIM_ATTRIBUTE_PROPERTIES_PIVOT_VW.LINKED_CLAIM_NUMBER (CLAIM_HKEY__LINKED_CLAIM), NONHLTH_TRV_CLM_VW_DATA_CLAIM_DETAILS_CLAIM_RISK_RISK_ATTRIBUTE_PROPERTIES_PIVOT_VW.LINKED_DELAY_OF_BAGGAGE_CLAIM (CLAIM_HKEY__LINKED_BAGGAGE_DELAY_CLAIM), NONHLTH_TRV_CLM_VW_DATA_CLAIM_DETAILS_CLAIM_RISK_RISK_ATTRIBUTE_PROPERTIES_PIVOT_VW.LINKED_HEALTH_CLAIM (CLAIM_HKEY__LINKED_HEALTH_CLAIM), NONHLTH_TRV_CLM_VW_DATA_CLAIM_DETAILS_CLAIM_RISK_RISK_ATTRIBUTE_PROPERTIES_PIVOT_VW.LINKED_TRIP_DELAY_CLAIM_NUMBER (CLAIM_HKEY__LINKED_TRIP_DELAY_CLAIM). Excluded: hubfeed_mt_claim &lt;- stg2_mt__clm_clmd_claim_event_followup: key uses walk column(s) w0_claimno from parent view(s) -- not resolvable to a single RAW table in the first-cut, skipped.. Excluded: hubfeed_mt_claim &lt;- stg2_mt__clm_clmd_claim_history: key uses walk column(s) w0_claimno from parent view(s) -- not resolvable to a single RAW table in the first-cut, skipped.. Excluded: hubfeed_mt_claim &lt;- stg2_mt__clm_clmd_claim_reserve: key uses walk column(s) w0_claimno from parent view(s) -- not resolvable to a single RAW table in the first-cut, skipped.. Excluded: hubfeed_mt_claim &lt;- stg2_mt__clm_clmd_claim_reserve: key uses walk column(s) w1_claimno from parent view(s) -- not resolvable to a single RAW table in the first-cut, skipped.. Excluded: hubfeed_mt_claim &lt;- stg2_mt__clm_clmd_clma_msp_msd_prop_pv: key uses walk column(s) w0_claimno from parent view(s) -- not resolvable to a single RAW table in the first-cut, skipped.. Excluded: hubfeed_mt_claim &lt;- stg2_mt__clm_clmd_clmap_pv: key uses walk column(s) w0_claimno from parent view(s) -- not resolvable to a single RAW table in the first-cut, skipped.. Excluded: hubfeed_mt_claim &lt;- stg2_mt__clm_clmd_clmap_pv: key uses walk column(s) w0_claimno from parent view(s) -- not resolvable to a single RAW table in the first-cut, skipped.. Excluded: hubfeed_mt_claim &lt;- stg2_mt__clm_clmd_clmcov_msd_prop_pv: key uses walk column(s) w0_claimno from parent view(s) -- not resolvable to a single RAW table in the first-cut, skipped.. Excluded: hubfeed_mt_claim &lt;- stg2_mt__clm_clmd_clmpay: key uses walk column(s) w0_claimno from parent view(s) -- not resolvable to a single RAW table in the first-cut, skipped.. Excluded: hubfeed_mt_claim &lt;- stg2_mt__clm_clmd_clmpay: key uses walk column(s) w0_claimno from parent view(s) -- not resolvable to a single RAW table in the first-cut, skipped.. Excluded: hubfeed_mt_claim &lt;- stg2_mt__clm_clmd_clmpay_payp_pv: key uses walk column(s) w0_claimno from parent view(s) -- not resolvable to a single RAW table in the first-cut, skipped.. Excluded: hubfeed_mt_claim &lt;- stg2_mt__clm_clmd_clmpty: key uses walk column(s) w0_claimno from parent view(s) -- not resolvable to a single RAW table in the first-cut, skipped.. Excluded: hubfeed_mt_claim &lt;- stg2_mt__clm_clmd_clmrsk_party: key uses walk column(s) w0_claimno from parent view(s) -- not resolvable to a single RAW table in the first-cut, skipped.. Excluded: hubfeed_mt_claim &lt;- stg2_mt__clm_clmd_clmrsk_rska_msp_msd_prop_pv: key uses walk column(s) w0_claimno from parent view(s) -- not resolvable to a single RAW table in the first-cut, skipped.. Excluded: hubfeed_mt_claim &lt;- stg2_mt__clm_clmd_clmrsk_rska_msp_msd_prop_pv: key uses walk column(s) w0_claimno from parent view(s) -- not resolvable to a single RAW table in the first-cut, skipped.. Excluded: hubfeed_mt_claim &lt;- stg2_mt__clm_clmd_clmrsk_rska_msp_msd_prop_pv: key uses walk column(s) w0_claimno from parent view(s) -- not resolvable to a single RAW table in the first-cut, skipped.. Excluded: hubfeed_mt_claim &lt;- stg2_mt__clm_clmd_clmrsk_rska_msp_msd_prop_pv: key uses walk column(s) w0_claimno from parent view(s) -- not resolvable to a single RAW table in the first-cut, skipped.. Excluded: hubfeed_mt_claim &lt;- stg2_mt__clm_clmd_clmrsk_rska_msp_msd_prop_pv: key uses walk column(s) w0_claimno from parent view(s) -- not resolvable to a single RAW table in the first-cut, skipped.. Excluded: hubfeed_mt_claim &lt;- stg2_mt__clm_clmd_clmrsk_rska_msp_msd_prop_pv: key uses walk column(s) w0_claimno from parent view(s) -- not resolvable to a single RAW table in the first-cut, skipped.. Excluded: hubfeed_mt_claim &lt;- stg2_mt__clm_clmd_clmrsk_rska_properties_pv: key uses walk column(s) w0_claimno from parent view(s) -- not resolvable to a single RAW table in the first-cut, skipped.. Excluded: hubfeed_mt_claim &lt;- stg2_mt_up__clm_clmd_clmap_pv__sat_claim_note &lt;- up_mt__clm_clmd_clmap_pv__sat_claim_note: arm uses walk column(s), skipped.. Excluded: hubfeed_mt_claim &lt;- stg2_mt_up__clm_clmd_clmap_pv__sat_claim_note &lt;- up_mt__clm_clmd_clmap_pv__sat_claim_note: arm uses walk column(s), skipped.. Excluded: hubfeed_mt_claim &lt;- stg2_mt_up__clm_clmd_clmap_pv__sat_claim_note &lt;- up_mt__clm_clmd_clmap_pv__sat_claim_note: arm uses walk column(s), skipped.. Excluded: hubfeed_mt_claim &lt;- stg2_mt_up__clm_clmd_clmap_pv__sat_claim_note &lt;- up_mt__clm_clmd_clmap_pv__sat_claim_note: arm uses walk column(s), skipped.. Excluded: hubfeed_mt_claim &lt;- stg2_mt_up__clm_clmd_clmap_pv__sat_claim_note &lt;- up_mt__clm_clmd_clmap_pv__sat_claim_note: arm uses walk column(s), skipped.. Excluded: hubfeed_mt_claim &lt;- stg2_mt_up__clm_clmd_clmap_pv__sat_claim_note &lt;- up_mt__clm_clmd_clmap_pv__sat_claim_note: arm uses walk column(s), skipped.. Excluded: hubfeed_mt_claim &lt;- stg2_mt_up__clm_clmd_clmap_pv__sat_claim_note &lt;- up_mt__clm_clmd_clmap_pv__sat_claim_note: arm uses walk column(s), skipped.. Excluded: hubfeed_mt_claim &lt;- stg2_mt_up__clm_clmd_clmap_pv__sat_claim_note &lt;- up_mt__clm_clmd_clmap_pv__sat_claim_note: arm uses walk column(s), skipped.. Excluded: hubfeed_mt_claim &lt;- stg2_mt_up__clm_clmd_clmap_pv__sat_claim_note &lt;- up_mt__clm_clmd_clmap_pv__sat_claim_note: arm uses walk column(s), skipped.. Excluded: hubfeed_mt_claim &lt;- stg2_mt_up__clm_clmd_clmrsk_rska_properties_pv__sat_claim_note &lt;- up_mt__clm_clmd_clmrsk_rska_properties_pv__sat_claim_note: arm uses walk column(s), skipped.. Excluded: hubfeed_mt_claim &lt;- stg2_mt_up__clm_clmd_clmrsk_rska_properties_pv__sat_claim_note &lt;- up_mt__clm_clmd_clmrsk_rska_properties_pv__sat_claim_note: arm uses walk column(s), skipped.. Excluded: hubfeed_mt_claim &lt;- stg2_mt_up__clm_clmd_clmrsk_rska_properties_pv__sat_claim_note &lt;- up_mt__clm_clmd_clmrsk_rska_properties_pv__sat_claim_note: arm uses walk column(s), skipped..</w:t>
       </w:r>
     </w:p>
     <w:p>
@@ -7302,53 +7302,53 @@
               </w:rPr>
               <w:t xml:space="preserve">with src as (</w:t>
               <w:br/>
-              <w:t xml:space="preserve">    -- via hubfeed_mtv2_claim &lt;- stg2_mtv2__clm_clmd</w:t>
+              <w:t xml:space="preserve">    -- via hubfeed_mt_claim &lt;- stg2_mt__clm_clmd</w:t>
               <w:br/>
               <w:t xml:space="preserve">    select 'NONHLTH_TRV_CLM_VW_DATA_CLAIM_DETAILS.CLAIMNO (CLAIM_HKEY)' as src_branch,</w:t>
               <w:br/>
               <w:t xml:space="preserve">           MD5_BINARY(NULLIF(UPPER(TRIM(CAST('HUB_CLAIM|' || (nullif(trim(case when coalesce(nullif(trim(nullif(trim(to_varchar("CLAIMNO")), '')),'')) is not null then nullif(trim(nullif(trim(to_varchar("CLAIMNO")), '')), '') end),'')) AS VARCHAR))), '')) as hkey</w:t>
               <w:br/>
-              <w:t xml:space="preserve">      from RAW.MAXIMUS_TRAVEL_V2.NONHLTH_TRV_CLM_VW_DATA_CLAIM_DETAILS</w:t>
+              <w:t xml:space="preserve">      from RAW.MAXIMUS_TRAVEL.NONHLTH_TRV_CLM_VW_DATA_CLAIM_DETAILS</w:t>
               <w:br/>
               <w:t xml:space="preserve">    union all</w:t>
               <w:br/>
-              <w:t xml:space="preserve">    -- via hubfeed_mtv2_claim &lt;- stg2_mtv2__clm_clmd_clmap_pv</w:t>
+              <w:t xml:space="preserve">    -- via hubfeed_mt_claim &lt;- stg2_mt__clm_clmd_clmap_pv</w:t>
               <w:br/>
               <w:t xml:space="preserve">    select 'NONHLTH_TRV_CLM_VW_DATA_CLAIM_DETAILS_CLAIM_ATTRIBUTE_PROPERTIES_PIVOT_VW.LINKED_CLAIM_NUMBER (CLAIM_HKEY__LINKED_CLAIM)' as src_branch,</w:t>
               <w:br/>
               <w:t xml:space="preserve">           MD5_BINARY(NULLIF(UPPER(TRIM(CAST('HUB_CLAIM|' || (nullif(trim(case when coalesce(nullif(trim(nullif(trim(to_varchar("LINKED_CLAIM_NUMBER")), '')),'')) is not null then nullif(trim(nullif(trim(to_varchar("LINKED_CLAIM_NUMBER")), '')), '') end),'')) AS VARCHAR))), '')) as hkey</w:t>
               <w:br/>
-              <w:t xml:space="preserve">      from RAW.MAXIMUS_TRAVEL_V2.NONHLTH_TRV_CLM_VW_DATA_CLAIM_DETAILS_CLAIM_ATTRIBUTE_PROPERTIES_PIVOT_VW</w:t>
+              <w:t xml:space="preserve">      from RAW.MAXIMUS_TRAVEL.NONHLTH_TRV_CLM_VW_DATA_CLAIM_DETAILS_CLAIM_ATTRIBUTE_PROPERTIES_PIVOT_VW</w:t>
               <w:br/>
               <w:t xml:space="preserve">    union all</w:t>
               <w:br/>
-              <w:t xml:space="preserve">    -- via hubfeed_mtv2_claim &lt;- stg2_mtv2__clm_clmd_clmrsk_rska_properties_pv</w:t>
+              <w:t xml:space="preserve">    -- via hubfeed_mt_claim &lt;- stg2_mt__clm_clmd_clmrsk_rska_properties_pv</w:t>
               <w:br/>
               <w:t xml:space="preserve">    select 'NONHLTH_TRV_CLM_VW_DATA_CLAIM_DETAILS_CLAIM_RISK_RISK_ATTRIBUTE_PROPERTIES_PIVOT_VW.LINKED_DELAY_OF_BAGGAGE_CLAIM (CLAIM_HKEY__LINKED_BAGGAGE_DELAY_CLAIM)' as src_branch,</w:t>
               <w:br/>
               <w:t xml:space="preserve">           MD5_BINARY(NULLIF(UPPER(TRIM(CAST('HUB_CLAIM|' || (nullif(trim(case when coalesce(nullif(trim(nullif(trim(to_varchar("LINKED_DELAY_OF_BAGGAGE_CLAIM")), '')),'')) is not null then nullif(trim(nullif(trim(to_varchar("LINKED_DELAY_OF_BAGGAGE_CLAIM")), '')), '') end),'')) AS VARCHAR))), '')) as hkey</w:t>
               <w:br/>
-              <w:t xml:space="preserve">      from RAW.MAXIMUS_TRAVEL_V2.NONHLTH_TRV_CLM_VW_DATA_CLAIM_DETAILS_CLAIM_RISK_RISK_ATTRIBUTE_PROPERTIES_PIVOT_VW</w:t>
+              <w:t xml:space="preserve">      from RAW.MAXIMUS_TRAVEL.NONHLTH_TRV_CLM_VW_DATA_CLAIM_DETAILS_CLAIM_RISK_RISK_ATTRIBUTE_PROPERTIES_PIVOT_VW</w:t>
               <w:br/>
               <w:t xml:space="preserve">    union all</w:t>
               <w:br/>
-              <w:t xml:space="preserve">    -- via hubfeed_mtv2_claim &lt;- stg2_mtv2__clm_clmd_clmrsk_rska_properties_pv</w:t>
+              <w:t xml:space="preserve">    -- via hubfeed_mt_claim &lt;- stg2_mt__clm_clmd_clmrsk_rska_properties_pv</w:t>
               <w:br/>
               <w:t xml:space="preserve">    select 'NONHLTH_TRV_CLM_VW_DATA_CLAIM_DETAILS_CLAIM_RISK_RISK_ATTRIBUTE_PROPERTIES_PIVOT_VW.LINKED_HEALTH_CLAIM (CLAIM_HKEY__LINKED_HEALTH_CLAIM)' as src_branch,</w:t>
               <w:br/>
               <w:t xml:space="preserve">           MD5_BINARY(NULLIF(UPPER(TRIM(CAST('HUB_CLAIM|' || (nullif(trim(case when coalesce(nullif(trim(nullif(trim(to_varchar("LINKED_HEALTH_CLAIM")), '')),'')) is not null then nullif(trim(nullif(trim(to_varchar("LINKED_HEALTH_CLAIM")), '')), '') end),'')) AS VARCHAR))), '')) as hkey</w:t>
               <w:br/>
-              <w:t xml:space="preserve">      from RAW.MAXIMUS_TRAVEL_V2.NONHLTH_TRV_CLM_VW_DATA_CLAIM_DETAILS_CLAIM_RISK_RISK_ATTRIBUTE_PROPERTIES_PIVOT_VW</w:t>
+              <w:t xml:space="preserve">      from RAW.MAXIMUS_TRAVEL.NONHLTH_TRV_CLM_VW_DATA_CLAIM_DETAILS_CLAIM_RISK_RISK_ATTRIBUTE_PROPERTIES_PIVOT_VW</w:t>
               <w:br/>
               <w:t xml:space="preserve">    union all</w:t>
               <w:br/>
-              <w:t xml:space="preserve">    -- via hubfeed_mtv2_claim &lt;- stg2_mtv2__clm_clmd_clmrsk_rska_properties_pv</w:t>
+              <w:t xml:space="preserve">    -- via hubfeed_mt_claim &lt;- stg2_mt__clm_clmd_clmrsk_rska_properties_pv</w:t>
               <w:br/>
               <w:t xml:space="preserve">    select 'NONHLTH_TRV_CLM_VW_DATA_CLAIM_DETAILS_CLAIM_RISK_RISK_ATTRIBUTE_PROPERTIES_PIVOT_VW.LINKED_TRIP_DELAY_CLAIM_NUMBER (CLAIM_HKEY__LINKED_TRIP_DELAY_CLAIM)' as src_branch,</w:t>
               <w:br/>
               <w:t xml:space="preserve">           MD5_BINARY(NULLIF(UPPER(TRIM(CAST('HUB_CLAIM|' || (nullif(trim(case when coalesce(nullif(trim(nullif(trim(to_varchar("LINKED_TRIP_DELAY_CLAIM_NUMBER")), '')),'')) is not null then nullif(trim(nullif(trim(to_varchar("LINKED_TRIP_DELAY_CLAIM_NUMBER")), '')), '') end),'')) AS VARCHAR))), '')) as hkey</w:t>
               <w:br/>
-              <w:t xml:space="preserve">      from RAW.MAXIMUS_TRAVEL_V2.NONHLTH_TRV_CLM_VW_DATA_CLAIM_DETAILS_CLAIM_RISK_RISK_ATTRIBUTE_PROPERTIES_PIVOT_VW</w:t>
+              <w:t xml:space="preserve">      from RAW.MAXIMUS_TRAVEL.NONHLTH_TRV_CLM_VW_DATA_CLAIM_DETAILS_CLAIM_RISK_RISK_ATTRIBUTE_PROPERTIES_PIVOT_VW</w:t>
               <w:br/>
               <w:t xml:space="preserve">),</w:t>
               <w:br/>
@@ -7663,143 +7663,143 @@
               </w:rPr>
               <w:t xml:space="preserve">with src as (</w:t>
               <w:br/>
-              <w:t xml:space="preserve">    -- via hubfeed_mtv2_document &lt;- stg2_mtv2__clm_clmd_clma_msp_msd_prop_pv</w:t>
+              <w:t xml:space="preserve">    -- via hubfeed_mt_document &lt;- stg2_mt__clm_clmd_clma_msp_msd_prop_pv</w:t>
               <w:br/>
               <w:t xml:space="preserve">    select 'NONHLTH_TRV_CLM_VW_DATA_CLAIM_DETAILS_CLAIM_ATTRIBUTE_MULTI_SET_PROPERTY_MULTI_SET_DETAIL_PROPERTY_PIVOT_VW.INWARD_NUMBER (DOCUMENT_HKEY__CLAIM_INWARD_DOCUMENT_SET)' as src_branch,</w:t>
               <w:br/>
               <w:t xml:space="preserve">           MD5_BINARY(NULLIF(UPPER(TRIM(CAST('HUB_DOCUMENT|' || (nullif(trim(case when coalesce(nullif(trim(nullif(trim(to_varchar("INWARD_NUMBER")), '')),'')) is not null then 'INWARD:' || nullif(trim(nullif(trim(to_varchar("INWARD_NUMBER")), '')), '') end),'')) AS VARCHAR))), '')) as hkey</w:t>
               <w:br/>
-              <w:t xml:space="preserve">      from RAW.MAXIMUS_TRAVEL_V2.NONHLTH_TRV_CLM_VW_DATA_CLAIM_DETAILS_CLAIM_ATTRIBUTE_MULTI_SET_PROPERTY_MULTI_SET_DETAIL_PROPERTY_PIVOT_VW</w:t>
+              <w:t xml:space="preserve">      from RAW.MAXIMUS_TRAVEL.NONHLTH_TRV_CLM_VW_DATA_CLAIM_DETAILS_CLAIM_ATTRIBUTE_MULTI_SET_PROPERTY_MULTI_SET_DETAIL_PROPERTY_PIVOT_VW</w:t>
               <w:br/>
               <w:t xml:space="preserve">    union all</w:t>
               <w:br/>
-              <w:t xml:space="preserve">    -- via hubfeed_mtv2_document &lt;- stg2_mtv2__clm_clmd_clmap_pv</w:t>
+              <w:t xml:space="preserve">    -- via hubfeed_mt_document &lt;- stg2_mt__clm_clmd_clmap_pv</w:t>
               <w:br/>
               <w:t xml:space="preserve">    select 'NONHLTH_TRV_CLM_VW_DATA_CLAIM_DETAILS_CLAIM_ATTRIBUTE_PROPERTIES_PIVOT_VW.INWARD_NUMBER (DOCUMENT_HKEY__CLAIM_INWARD)' as src_branch,</w:t>
               <w:br/>
               <w:t xml:space="preserve">           MD5_BINARY(NULLIF(UPPER(TRIM(CAST('HUB_DOCUMENT|' || (nullif(trim(case when coalesce(nullif(trim(nullif(trim(to_varchar("INWARD_NUMBER")), '')),'')) is not null then 'INWARD:' || nullif(trim(nullif(trim(to_varchar("INWARD_NUMBER")), '')), '') end),'')) AS VARCHAR))), '')) as hkey</w:t>
               <w:br/>
-              <w:t xml:space="preserve">      from RAW.MAXIMUS_TRAVEL_V2.NONHLTH_TRV_CLM_VW_DATA_CLAIM_DETAILS_CLAIM_ATTRIBUTE_PROPERTIES_PIVOT_VW</w:t>
+              <w:t xml:space="preserve">      from RAW.MAXIMUS_TRAVEL.NONHLTH_TRV_CLM_VW_DATA_CLAIM_DETAILS_CLAIM_ATTRIBUTE_PROPERTIES_PIVOT_VW</w:t>
               <w:br/>
               <w:t xml:space="preserve">    union all</w:t>
               <w:br/>
-              <w:t xml:space="preserve">    -- via hubfeed_mtv2_document &lt;- stg2_mtv2__clm_clmd_clmcov_msd_prop_pv</w:t>
+              <w:t xml:space="preserve">    -- via hubfeed_mt_document &lt;- stg2_mt__clm_clmd_clmcov_msd_prop_pv</w:t>
               <w:br/>
               <w:t xml:space="preserve">    select 'NONHLTH_TRV_CLM_VW_DATA_CLAIM_DETAILS_CLAIM_COVER_MULTI_SET_DETAIL_PROPERTY_PIVOT_VW.INWARD_NUMBER (DOCUMENT_HKEY)' as src_branch,</w:t>
               <w:br/>
               <w:t xml:space="preserve">           MD5_BINARY(NULLIF(UPPER(TRIM(CAST('HUB_DOCUMENT|' || (nullif(trim(case when coalesce(nullif(trim(nullif(trim(to_varchar("INWARD_NUMBER")), '')),'')) is not null then 'INWARD:' || nullif(trim(nullif(trim(to_varchar("INWARD_NUMBER")), '')), '') end),'')) AS VARCHAR))), '')) as hkey</w:t>
               <w:br/>
-              <w:t xml:space="preserve">      from RAW.MAXIMUS_TRAVEL_V2.NONHLTH_TRV_CLM_VW_DATA_CLAIM_DETAILS_CLAIM_COVER_MULTI_SET_DETAIL_PROPERTY_PIVOT_VW</w:t>
+              <w:t xml:space="preserve">      from RAW.MAXIMUS_TRAVEL.NONHLTH_TRV_CLM_VW_DATA_CLAIM_DETAILS_CLAIM_COVER_MULTI_SET_DETAIL_PROPERTY_PIVOT_VW</w:t>
               <w:br/>
               <w:t xml:space="preserve">    union all</w:t>
               <w:br/>
-              <w:t xml:space="preserve">    -- via hubfeed_mtv2_document &lt;- stg2_mtv2__clm_clmd_doc</w:t>
+              <w:t xml:space="preserve">    -- via hubfeed_mt_document &lt;- stg2_mt__clm_clmd_doc</w:t>
               <w:br/>
               <w:t xml:space="preserve">    select 'NONHLTH_TRV_CLM_VW_DATA_CLAIM_DETAILS_DOCUMENT_DETAILS.DOCUMENT_ID (DOCUMENT_HKEY)' as src_branch,</w:t>
               <w:br/>
               <w:t xml:space="preserve">           MD5_BINARY(NULLIF(UPPER(TRIM(CAST('HUB_DOCUMENT|' || (nullif(trim(case when coalesce(nullif(trim(nullif(trim(to_varchar("DOCUMENT_ID")), '')),'')) is not null then 'DOC:' || nullif(trim(nullif(trim(to_varchar("DOCUMENT_ID")), '')), '') end),'')) AS VARCHAR))), '')) as hkey</w:t>
               <w:br/>
-              <w:t xml:space="preserve">      from RAW.MAXIMUS_TRAVEL_V2.NONHLTH_TRV_CLM_VW_DATA_CLAIM_DETAILS_DOCUMENT_DETAILS</w:t>
+              <w:t xml:space="preserve">      from RAW.MAXIMUS_TRAVEL.NONHLTH_TRV_CLM_VW_DATA_CLAIM_DETAILS_DOCUMENT_DETAILS</w:t>
               <w:br/>
               <w:t xml:space="preserve">    union all</w:t>
               <w:br/>
-              <w:t xml:space="preserve">    -- via hubfeed_mtv2_document &lt;- stg2_mtv2__uwr_pol_doc</w:t>
+              <w:t xml:space="preserve">    -- via hubfeed_mt_document &lt;- stg2_mt__uwr_pol_doc</w:t>
               <w:br/>
               <w:t xml:space="preserve">    select 'NONHLTH_TRV_UWR_VW_DATA_POLICY_DETAILS_DOCUMENT_DETAILS.DOCUMENT_ID (DOCUMENT_HKEY)' as src_branch,</w:t>
               <w:br/>
               <w:t xml:space="preserve">           MD5_BINARY(NULLIF(UPPER(TRIM(CAST('HUB_DOCUMENT|' || (nullif(trim(case when coalesce(nullif(trim(nullif(trim(to_varchar("DOCUMENT_ID")), '')),'')) is not null then 'DOC:' || nullif(trim(nullif(trim(to_varchar("DOCUMENT_ID")), '')), '') end),'')) AS VARCHAR))), '')) as hkey</w:t>
               <w:br/>
-              <w:t xml:space="preserve">      from RAW.MAXIMUS_TRAVEL_V2.NONHLTH_TRV_UWR_VW_DATA_POLICY_DETAILS_DOCUMENT_DETAILS</w:t>
+              <w:t xml:space="preserve">      from RAW.MAXIMUS_TRAVEL.NONHLTH_TRV_UWR_VW_DATA_POLICY_DETAILS_DOCUMENT_DETAILS</w:t>
               <w:br/>
               <w:t xml:space="preserve">    union all</w:t>
               <w:br/>
-              <w:t xml:space="preserve">    -- via hubfeed_mtv2_document &lt;- stg2_mtv2__uwr_pol_ins_doc</w:t>
+              <w:t xml:space="preserve">    -- via hubfeed_mt_document &lt;- stg2_mt__uwr_pol_ins_doc</w:t>
               <w:br/>
               <w:t xml:space="preserve">    select 'NONHLTH_TRV_UWR_VW_DATA_POLICY_DETAILS_INSURED_DETAILS_DOCUMENT_DETAILS.DOCUMENT_ID (DOCUMENT_HKEY)' as src_branch,</w:t>
               <w:br/>
               <w:t xml:space="preserve">           MD5_BINARY(NULLIF(UPPER(TRIM(CAST('HUB_DOCUMENT|' || (nullif(trim(case when coalesce(nullif(trim(nullif(trim(to_varchar("DOCUMENT_ID")), '')),'')) is not null then 'DOC:' || nullif(trim(nullif(trim(to_varchar("DOCUMENT_ID")), '')), '') end),'')) AS VARCHAR))), '')) as hkey</w:t>
               <w:br/>
-              <w:t xml:space="preserve">      from RAW.MAXIMUS_TRAVEL_V2.NONHLTH_TRV_UWR_VW_DATA_POLICY_DETAILS_INSURED_DETAILS_DOCUMENT_DETAILS</w:t>
+              <w:t xml:space="preserve">      from RAW.MAXIMUS_TRAVEL.NONHLTH_TRV_UWR_VW_DATA_POLICY_DETAILS_INSURED_DETAILS_DOCUMENT_DETAILS</w:t>
               <w:br/>
               <w:t xml:space="preserve">    union all</w:t>
               <w:br/>
-              <w:t xml:space="preserve">    -- via hubfeed_mtv2_document &lt;- stg2_mtv2__uwr_pol_ins_mbr_document_detail</w:t>
+              <w:t xml:space="preserve">    -- via hubfeed_mt_document &lt;- stg2_mt__uwr_pol_ins_mbr_document_detail</w:t>
               <w:br/>
               <w:t xml:space="preserve">    select 'NONHLTH_TRV_UWR_VW_DATA_POLICY_DETAILS_INSURED_DETAILS_MEMBER_DETAILS_DOCUMENT_DETAIL.DOCUMENT_ID (DOCUMENT_HKEY)' as src_branch,</w:t>
               <w:br/>
               <w:t xml:space="preserve">           MD5_BINARY(NULLIF(UPPER(TRIM(CAST('HUB_DOCUMENT|' || (nullif(trim(case when coalesce(nullif(trim(nullif(trim(to_varchar("DOCUMENT_ID")), '')),'')) is not null then 'DOC:' || nullif(trim(nullif(trim(to_varchar("DOCUMENT_ID")), '')), '') end),'')) AS VARCHAR))), '')) as hkey</w:t>
               <w:br/>
-              <w:t xml:space="preserve">      from RAW.MAXIMUS_TRAVEL_V2.NONHLTH_TRV_UWR_VW_DATA_POLICY_DETAILS_INSURED_DETAILS_MEMBER_DETAILS_DOCUMENT_DETAIL</w:t>
+              <w:t xml:space="preserve">      from RAW.MAXIMUS_TRAVEL.NONHLTH_TRV_UWR_VW_DATA_POLICY_DETAILS_INSURED_DETAILS_MEMBER_DETAILS_DOCUMENT_DETAIL</w:t>
               <w:br/>
               <w:t xml:space="preserve">    union all</w:t>
               <w:br/>
-              <w:t xml:space="preserve">    -- via hubfeed_mtv2_document &lt;- stg2_mtv2__uwr_pol_polp_sp_pv</w:t>
+              <w:t xml:space="preserve">    -- via hubfeed_mt_document &lt;- stg2_mt__uwr_pol_polp_sp_pv</w:t>
               <w:br/>
               <w:t xml:space="preserve">    select 'NONHLTH_TRV_UWR_VW_DATA_POLICY_DETAILS_POLICY_PROPERTY_SIMPLE_PROPERTY_PIVOT_VW.COI_NUMBER (DOCUMENT_HKEY)' as src_branch,</w:t>
               <w:br/>
               <w:t xml:space="preserve">           MD5_BINARY(NULLIF(UPPER(TRIM(CAST('HUB_DOCUMENT|' || (nullif(trim(case when coalesce(nullif(trim(nullif(trim(to_varchar("COI_NUMBER")), '')),'')) is not null then 'COI:' || nullif(trim(nullif(trim(to_varchar("COI_NUMBER")), '')), '') end),'')) AS VARCHAR))), '')) as hkey</w:t>
               <w:br/>
-              <w:t xml:space="preserve">      from RAW.MAXIMUS_TRAVEL_V2.NONHLTH_TRV_UWR_VW_DATA_POLICY_DETAILS_POLICY_PROPERTY_SIMPLE_PROPERTY_PIVOT_VW</w:t>
+              <w:t xml:space="preserve">      from RAW.MAXIMUS_TRAVEL.NONHLTH_TRV_UWR_VW_DATA_POLICY_DETAILS_POLICY_PROPERTY_SIMPLE_PROPERTY_PIVOT_VW</w:t>
               <w:br/>
               <w:t xml:space="preserve">    union all</w:t>
               <w:br/>
-              <w:t xml:space="preserve">    -- via hubfeed_mtv2_document &lt;- stg2_mtv2__uwr_pol_polp_sp_pv</w:t>
+              <w:t xml:space="preserve">    -- via hubfeed_mt_document &lt;- stg2_mt__uwr_pol_polp_sp_pv</w:t>
               <w:br/>
               <w:t xml:space="preserve">    select 'NONHLTH_TRV_UWR_VW_DATA_POLICY_DETAILS_POLICY_PROPERTY_SIMPLE_PROPERTY_PIVOT_VW.OLD_COI_NUMBER (DOCUMENT_HKEY__PREVIOUS_CERTIFICATE)' as src_branch,</w:t>
               <w:br/>
               <w:t xml:space="preserve">           MD5_BINARY(NULLIF(UPPER(TRIM(CAST('HUB_DOCUMENT|' || (nullif(trim(case when coalesce(nullif(trim(nullif(trim(to_varchar("OLD_COI_NUMBER")), '')),'')) is not null then 'COI:' || nullif(trim(nullif(trim(to_varchar("OLD_COI_NUMBER")), '')), '') end),'')) AS VARCHAR))), '')) as hkey</w:t>
               <w:br/>
-              <w:t xml:space="preserve">      from RAW.MAXIMUS_TRAVEL_V2.NONHLTH_TRV_UWR_VW_DATA_POLICY_DETAILS_POLICY_PROPERTY_SIMPLE_PROPERTY_PIVOT_VW</w:t>
+              <w:t xml:space="preserve">      from RAW.MAXIMUS_TRAVEL.NONHLTH_TRV_UWR_VW_DATA_POLICY_DETAILS_POLICY_PROPERTY_SIMPLE_PROPERTY_PIVOT_VW</w:t>
               <w:br/>
               <w:t xml:space="preserve">    union all</w:t>
               <w:br/>
-              <w:t xml:space="preserve">    -- via hubfeed_mtv2_document &lt;- stg2_mtv2__uwr_pol_prp_document_detail</w:t>
+              <w:t xml:space="preserve">    -- via hubfeed_mt_document &lt;- stg2_mt__uwr_pol_prp_document_detail</w:t>
               <w:br/>
               <w:t xml:space="preserve">    select 'NONHLTH_TRV_UWR_VW_DATA_POLICY_DETAILS_PROPOSER_DETAILS_DOCUMENT_DETAIL.DOCUMENT_ID (DOCUMENT_HKEY)' as src_branch,</w:t>
               <w:br/>
               <w:t xml:space="preserve">           MD5_BINARY(NULLIF(UPPER(TRIM(CAST('HUB_DOCUMENT|' || (nullif(trim(case when coalesce(nullif(trim(nullif(trim(to_varchar("DOCUMENT_ID")), '')),'')) is not null then 'DOC:' || nullif(trim(nullif(trim(to_varchar("DOCUMENT_ID")), '')), '') end),'')) AS VARCHAR))), '')) as hkey</w:t>
               <w:br/>
-              <w:t xml:space="preserve">      from RAW.MAXIMUS_TRAVEL_V2.NONHLTH_TRV_UWR_VW_DATA_POLICY_DETAILS_PROPOSER_DETAILS_DOCUMENT_DETAIL</w:t>
+              <w:t xml:space="preserve">      from RAW.MAXIMUS_TRAVEL.NONHLTH_TRV_UWR_VW_DATA_POLICY_DETAILS_PROPOSER_DETAILS_DOCUMENT_DETAIL</w:t>
               <w:br/>
               <w:t xml:space="preserve">    union all</w:t>
               <w:br/>
-              <w:t xml:space="preserve">    -- via hubfeed_mtv2_document &lt;- stg2_mtv2__uwr_qpd</w:t>
+              <w:t xml:space="preserve">    -- via hubfeed_mt_document &lt;- stg2_mt__uwr_qpd</w:t>
               <w:br/>
               <w:t xml:space="preserve">    select 'NONHLTH_TRV_UWR_VW_DATA_QUOTE_PARAM_DETAILS.DOCUMENT_ID (DOCUMENT_HKEY)' as src_branch,</w:t>
               <w:br/>
               <w:t xml:space="preserve">           MD5_BINARY(NULLIF(UPPER(TRIM(CAST('HUB_DOCUMENT|' || (nullif(trim(case when coalesce(nullif(trim(nullif(trim(to_varchar("DOCUMENT_ID")), '')),'')) is not null then 'DOC:' || nullif(trim(nullif(trim(to_varchar("DOCUMENT_ID")), '')), '') end),'')) AS VARCHAR))), '')) as hkey</w:t>
               <w:br/>
-              <w:t xml:space="preserve">      from RAW.MAXIMUS_TRAVEL_V2.NONHLTH_TRV_UWR_VW_DATA_QUOTE_PARAM_DETAILS</w:t>
+              <w:t xml:space="preserve">      from RAW.MAXIMUS_TRAVEL.NONHLTH_TRV_UWR_VW_DATA_QUOTE_PARAM_DETAILS</w:t>
               <w:br/>
               <w:t xml:space="preserve">    union all</w:t>
               <w:br/>
-              <w:t xml:space="preserve">    -- via hubfeed_mtv2_document &lt;- stg2_mtv2__uwr_qpd_polp_rl_pv</w:t>
+              <w:t xml:space="preserve">    -- via hubfeed_mt_document &lt;- stg2_mt__uwr_qpd_polp_rl_pv</w:t>
               <w:br/>
               <w:t xml:space="preserve">    select 'NONHLTH_TRV_UWR_VW_DATA_QUOTE_PARAM_DETAILS_POLICY_PROPERTY_RULE_LIST_PIVOT_VW.COI_NUMBER (DOCUMENT_HKEY)' as src_branch,</w:t>
               <w:br/>
               <w:t xml:space="preserve">           MD5_BINARY(NULLIF(UPPER(TRIM(CAST('HUB_DOCUMENT|' || (nullif(trim(case when coalesce(nullif(trim(nullif(trim(to_varchar("COI_NUMBER")), '')),'')) is not null then 'COI:' || nullif(trim(nullif(trim(to_varchar("COI_NUMBER")), '')), '') end),'')) AS VARCHAR))), '')) as hkey</w:t>
               <w:br/>
-              <w:t xml:space="preserve">      from RAW.MAXIMUS_TRAVEL_V2.NONHLTH_TRV_UWR_VW_DATA_QUOTE_PARAM_DETAILS_POLICY_PROPERTY_RULE_LIST_PIVOT_VW</w:t>
+              <w:t xml:space="preserve">      from RAW.MAXIMUS_TRAVEL.NONHLTH_TRV_UWR_VW_DATA_QUOTE_PARAM_DETAILS_POLICY_PROPERTY_RULE_LIST_PIVOT_VW</w:t>
               <w:br/>
               <w:t xml:space="preserve">    union all</w:t>
               <w:br/>
-              <w:t xml:space="preserve">    -- via hubfeed_mtv2_document &lt;- stg2_mtv2__uwr_qpd_polp_rl_pv</w:t>
+              <w:t xml:space="preserve">    -- via hubfeed_mt_document &lt;- stg2_mt__uwr_qpd_polp_rl_pv</w:t>
               <w:br/>
               <w:t xml:space="preserve">    select 'NONHLTH_TRV_UWR_VW_DATA_QUOTE_PARAM_DETAILS_POLICY_PROPERTY_RULE_LIST_PIVOT_VW.OLD_COI_NUMBER (DOCUMENT_HKEY__PREVIOUS_CERTIFICATE)' as src_branch,</w:t>
               <w:br/>
               <w:t xml:space="preserve">           MD5_BINARY(NULLIF(UPPER(TRIM(CAST('HUB_DOCUMENT|' || (nullif(trim(case when coalesce(nullif(trim(nullif(trim(to_varchar("OLD_COI_NUMBER")), '')),'')) is not null then 'COI:' || nullif(trim(nullif(trim(to_varchar("OLD_COI_NUMBER")), '')), '') end),'')) AS VARCHAR))), '')) as hkey</w:t>
               <w:br/>
-              <w:t xml:space="preserve">      from RAW.MAXIMUS_TRAVEL_V2.NONHLTH_TRV_UWR_VW_DATA_QUOTE_PARAM_DETAILS_POLICY_PROPERTY_RULE_LIST_PIVOT_VW</w:t>
+              <w:t xml:space="preserve">      from RAW.MAXIMUS_TRAVEL.NONHLTH_TRV_UWR_VW_DATA_QUOTE_PARAM_DETAILS_POLICY_PROPERTY_RULE_LIST_PIVOT_VW</w:t>
               <w:br/>
               <w:t xml:space="preserve">    union all</w:t>
               <w:br/>
-              <w:t xml:space="preserve">    -- via hubfeed_mtv2_document &lt;- stg2_mtv2__uwr_qpd_rskl</w:t>
+              <w:t xml:space="preserve">    -- via hubfeed_mt_document &lt;- stg2_mt__uwr_qpd_rskl</w:t>
               <w:br/>
               <w:t xml:space="preserve">    select 'NONHLTH_TRV_UWR_VW_DATA_QUOTE_PARAM_DETAILS_RISK_LIST.DOCUMENT_ID (DOCUMENT_HKEY)' as src_branch,</w:t>
               <w:br/>
               <w:t xml:space="preserve">           MD5_BINARY(NULLIF(UPPER(TRIM(CAST('HUB_DOCUMENT|' || (nullif(trim(case when coalesce(nullif(trim(nullif(trim(to_varchar("DOCUMENT_ID")), '')),'')) is not null then 'DOC:' || nullif(trim(nullif(trim(to_varchar("DOCUMENT_ID")), '')), '') end),'')) AS VARCHAR))), '')) as hkey</w:t>
               <w:br/>
-              <w:t xml:space="preserve">      from RAW.MAXIMUS_TRAVEL_V2.NONHLTH_TRV_UWR_VW_DATA_QUOTE_PARAM_DETAILS_RISK_LIST</w:t>
+              <w:t xml:space="preserve">      from RAW.MAXIMUS_TRAVEL.NONHLTH_TRV_UWR_VW_DATA_QUOTE_PARAM_DETAILS_RISK_LIST</w:t>
               <w:br/>
               <w:t xml:space="preserve">),</w:t>
               <w:br/>
@@ -8114,23 +8114,23 @@
               </w:rPr>
               <w:t xml:space="preserve">with src as (</w:t>
               <w:br/>
-              <w:t xml:space="preserve">    -- via hubfeed_mtv2_loss_event &lt;- stg2_mtv2__clm_clmd_clmap_pv</w:t>
+              <w:t xml:space="preserve">    -- via hubfeed_mt_loss_event &lt;- stg2_mt__clm_clmd_clmap_pv</w:t>
               <w:br/>
               <w:t xml:space="preserve">    select 'NONHLTH_TRV_CLM_VW_DATA_CLAIM_DETAILS_CLAIM_ATTRIBUTE_PROPERTIES_PIVOT_VW.[INTIMATION_NUMBER+CLAIMNO] (LOSS_EVENT_HKEY)' as src_branch,</w:t>
               <w:br/>
               <w:t xml:space="preserve">           MD5_BINARY(NULLIF(UPPER(TRIM(CAST('HUB_LOSS_EVENT|' || (nullif(trim(case when coalesce(nullif(trim(nullif(trim(to_varchar("INTIMATION_NUMBER")), '')),''), nullif(trim(nullif(trim(to_varchar("CLAIMNO")), '')),'')) is not null then 'LOSSEVT:' || coalesce(nullif(trim(nullif(trim(to_varchar("INTIMATION_NUMBER")), '')), ''), nullif(trim(nullif(trim(to_varchar("CLAIMNO")), '')), '')) end),'')) AS VARCHAR))), '')) as hkey</w:t>
               <w:br/>
-              <w:t xml:space="preserve">      from RAW.MAXIMUS_TRAVEL_V2.NONHLTH_TRV_CLM_VW_DATA_CLAIM_DETAILS_CLAIM_ATTRIBUTE_PROPERTIES_PIVOT_VW</w:t>
+              <w:t xml:space="preserve">      from RAW.MAXIMUS_TRAVEL.NONHLTH_TRV_CLM_VW_DATA_CLAIM_DETAILS_CLAIM_ATTRIBUTE_PROPERTIES_PIVOT_VW</w:t>
               <w:br/>
               <w:t xml:space="preserve">    union all</w:t>
               <w:br/>
-              <w:t xml:space="preserve">    -- via hubfeed_mtv2_loss_event &lt;- stg2_mtv2__clm_clmd_clmap_pv</w:t>
+              <w:t xml:space="preserve">    -- via hubfeed_mt_loss_event &lt;- stg2_mt__clm_clmd_clmap_pv</w:t>
               <w:br/>
               <w:t xml:space="preserve">    select 'NONHLTH_TRV_CLM_VW_DATA_CLAIM_DETAILS_CLAIM_ATTRIBUTE_PROPERTIES_PIVOT_VW.CLAIMNO (LOSS_EVENT_HKEY__V2)' as src_branch,</w:t>
               <w:br/>
               <w:t xml:space="preserve">           MD5_BINARY(NULLIF(UPPER(TRIM(CAST('HUB_LOSS_EVENT|' || (nullif(trim(case when coalesce(nullif(trim(nullif(trim(to_varchar("CLAIMNO")), '')),''), nullif(trim(w2_claimno),'')) is not null then 'LOSSEVT:' || coalesce(nullif(trim(nullif(trim(to_varchar("CLAIMNO")), '')), ''), nullif(trim(w2_claimno), '')) end),'')) AS VARCHAR))), '')) as hkey</w:t>
               <w:br/>
-              <w:t xml:space="preserve">      from RAW.MAXIMUS_TRAVEL_V2.NONHLTH_TRV_CLM_VW_DATA_CLAIM_DETAILS_CLAIM_ATTRIBUTE_PROPERTIES_PIVOT_VW</w:t>
+              <w:t xml:space="preserve">      from RAW.MAXIMUS_TRAVEL.NONHLTH_TRV_CLM_VW_DATA_CLAIM_DETAILS_CLAIM_ATTRIBUTE_PROPERTIES_PIVOT_VW</w:t>
               <w:br/>
               <w:t xml:space="preserve">),</w:t>
               <w:br/>
@@ -8445,23 +8445,23 @@
               </w:rPr>
               <w:t xml:space="preserve">with src as (</w:t>
               <w:br/>
-              <w:t xml:space="preserve">    -- via hubfeed_mtv2_payment_instrument &lt;- stg2_mtv2__clm_clmd_clmpay_payp_pv</w:t>
+              <w:t xml:space="preserve">    -- via hubfeed_mt_payment_instrument &lt;- stg2_mt__clm_clmd_clmpay_payp_pv</w:t>
               <w:br/>
               <w:t xml:space="preserve">    select 'NONHLTH_TRV_CLM_VW_DATA_CLAIM_DETAILS_CLAIM_PAYMENT_PAYMENTPROPERTY_PIVOT_VW.ACCOUNT_NUMBER (PAYMENT_INSTRUMENT_HKEY__PAYEE_BANK_ACCOUNT)' as src_branch,</w:t>
               <w:br/>
               <w:t xml:space="preserve">           MD5_BINARY(NULLIF(UPPER(TRIM(CAST('HUB_PAYMENT_INSTRUMENT|' || (nullif(trim(case when coalesce(nullif(trim(nullif(trim(to_varchar("ACCOUNT_NUMBER")), '')),'')) is not null then 'ACCT:' || nullif(trim(nullif(trim(to_varchar("ACCOUNT_NUMBER")), '')), '') end),'')) AS VARCHAR))), '')) as hkey</w:t>
               <w:br/>
-              <w:t xml:space="preserve">      from RAW.MAXIMUS_TRAVEL_V2.NONHLTH_TRV_CLM_VW_DATA_CLAIM_DETAILS_CLAIM_PAYMENT_PAYMENTPROPERTY_PIVOT_VW</w:t>
+              <w:t xml:space="preserve">      from RAW.MAXIMUS_TRAVEL.NONHLTH_TRV_CLM_VW_DATA_CLAIM_DETAILS_CLAIM_PAYMENT_PAYMENTPROPERTY_PIVOT_VW</w:t>
               <w:br/>
               <w:t xml:space="preserve">    union all</w:t>
               <w:br/>
-              <w:t xml:space="preserve">    -- via hubfeed_mtv2_payment_instrument &lt;- stg2_mtv2__uwr_pol_policy_payment_information</w:t>
+              <w:t xml:space="preserve">    -- via hubfeed_mt_payment_instrument &lt;- stg2_mt__uwr_pol_policy_payment_information</w:t>
               <w:br/>
               <w:t xml:space="preserve">    select 'NONHLTH_TRV_UWR_VW_DATA_POLICY_DETAILS_POLICY_PAYMENT_INFORMATION.CHEQUE_NUMBER (PAYMENT_INSTRUMENT_HKEY)' as src_branch,</w:t>
               <w:br/>
               <w:t xml:space="preserve">           MD5_BINARY(NULLIF(UPPER(TRIM(CAST('HUB_PAYMENT_INSTRUMENT|' || (nullif(trim(case when coalesce(nullif(trim(nullif(trim(to_varchar("CHEQUE_NUMBER")), '')),'')) is not null then 'CHEQUE:' || nullif(trim(nullif(trim(to_varchar("CHEQUE_NUMBER")), '')), '') end),'')) AS VARCHAR))), '')) as hkey</w:t>
               <w:br/>
-              <w:t xml:space="preserve">      from RAW.MAXIMUS_TRAVEL_V2.NONHLTH_TRV_UWR_VW_DATA_POLICY_DETAILS_POLICY_PAYMENT_INFORMATION</w:t>
+              <w:t xml:space="preserve">      from RAW.MAXIMUS_TRAVEL.NONHLTH_TRV_UWR_VW_DATA_POLICY_DETAILS_POLICY_PAYMENT_INFORMATION</w:t>
               <w:br/>
               <w:t xml:space="preserve">),</w:t>
               <w:br/>

--- a/BGIL_DBT/validation/travel/DM-K/DM-K5.docx
+++ b/BGIL_DBT/validation/travel/DM-K/DM-K5.docx
@@ -8743,7 +8743,7 @@
         <w:t xml:space="preserve">Note: </w:t>
       </w:r>
       <w:r>
-        <w:t xml:space="preserve">6 RAW key branch(es): BA_TRV_DATA_POLICY_DTLS_MV.CFT_MST_COMP_REF, BA_TRV_DATA_POLICY_DTLS_MV.PAYER_PART_ID, BA_TRV_PLAN_MST_MV.CFT_MST_COMP_REF, BJAZ_TRV_LOADER_DATA_MV.PREMIUMPAYERID, BJAZ_TRV_LOADER_DATA_MV.PART_ID, BJAZ_TRV_LOADER_LOG_TABLE_MV.PREMIUMPAYERID.</w:t>
+        <w:t xml:space="preserve">6 RAW key branch(es): BA_TRV_DATA_POLICY_DTLS.CFT_MST_COMP_REF, BA_TRV_DATA_POLICY_DTLS.PAYER_PART_ID, BA_TRV_PLAN_MST.CFT_MST_COMP_REF, BJAZ_TRV_LOADER_DATA.PREMIUMPAYERID, BJAZ_TRV_LOADER_DATA.PART_ID, BJAZ_TRV_LOADER_LOG_TABLE.PREMIUMPAYERID.</w:t>
       </w:r>
     </w:p>
     <w:p>
@@ -8776,63 +8776,63 @@
               </w:rPr>
               <w:t xml:space="preserve">with src as (</w:t>
               <w:br/>
-              <w:t xml:space="preserve">    -- via stg2_hub_ba_trv_data_policy_dtls_mv__party_cft_mst_comp_ref</w:t>
-              <w:br/>
-              <w:t xml:space="preserve">    select 'BA_TRV_DATA_POLICY_DTLS_MV.CFT_MST_COMP_REF' as src_branch,</w:t>
+              <w:t xml:space="preserve">    -- via stg2_hub_ba_trv_data_policy_dtls__party_cft_mst_comp_ref</w:t>
+              <w:br/>
+              <w:t xml:space="preserve">    select 'BA_TRV_DATA_POLICY_DTLS.CFT_MST_COMP_REF' as src_branch,</w:t>
               <w:br/>
               <w:t xml:space="preserve">           MD5_BINARY(NULLIF(UPPER(TRIM(CAST('HUB_PARTY|' || (nullif(trim(to_varchar("CFT_MST_COMP_REF")), '')) AS VARCHAR))), '')) as hkey</w:t>
               <w:br/>
-              <w:t xml:space="preserve">      from BAGIC_PROD_MIRROR_DB.OPUS_GG_DWHSTAGE.BA_TRV_DATA_POLICY_DTLS_MV</w:t>
+              <w:t xml:space="preserve">      from BAGIC_PREPROD_CURATED_DB.UTILS.BA_TRV_DATA_POLICY_DTLS</w:t>
               <w:br/>
               <w:t xml:space="preserve">    union all</w:t>
               <w:br/>
-              <w:t xml:space="preserve">    -- via stg2_hub_ba_trv_data_policy_dtls_mv__party_payer_part_id</w:t>
-              <w:br/>
-              <w:t xml:space="preserve">    select 'BA_TRV_DATA_POLICY_DTLS_MV.PAYER_PART_ID' as src_branch,</w:t>
+              <w:t xml:space="preserve">    -- via stg2_hub_ba_trv_data_policy_dtls__party_payer_part_id</w:t>
+              <w:br/>
+              <w:t xml:space="preserve">    select 'BA_TRV_DATA_POLICY_DTLS.PAYER_PART_ID' as src_branch,</w:t>
               <w:br/>
               <w:t xml:space="preserve">           MD5_BINARY(NULLIF(UPPER(TRIM(CAST('HUB_PARTY|' || (nullif(trim(to_varchar("PAYER_PART_ID")), '')) AS VARCHAR))), '')) as hkey</w:t>
               <w:br/>
-              <w:t xml:space="preserve">      from BAGIC_PROD_MIRROR_DB.OPUS_GG_DWHSTAGE.BA_TRV_DATA_POLICY_DTLS_MV</w:t>
+              <w:t xml:space="preserve">      from BAGIC_PREPROD_CURATED_DB.UTILS.BA_TRV_DATA_POLICY_DTLS</w:t>
               <w:br/>
               <w:t xml:space="preserve">    union all</w:t>
               <w:br/>
-              <w:t xml:space="preserve">    -- via stg2_hub_ba_trv_plan_mst_mv__party</w:t>
-              <w:br/>
-              <w:t xml:space="preserve">    select 'BA_TRV_PLAN_MST_MV.CFT_MST_COMP_REF' as src_branch,</w:t>
+              <w:t xml:space="preserve">    -- via stg2_hub_ba_trv_plan_mst__party</w:t>
+              <w:br/>
+              <w:t xml:space="preserve">    select 'BA_TRV_PLAN_MST.CFT_MST_COMP_REF' as src_branch,</w:t>
               <w:br/>
               <w:t xml:space="preserve">           MD5_BINARY(NULLIF(UPPER(TRIM(CAST('HUB_PARTY|' || (nullif(trim(to_varchar("CFT_MST_COMP_REF")), '')) AS VARCHAR))), '')) as hkey</w:t>
               <w:br/>
-              <w:t xml:space="preserve">      from BAGIC_PROD_MIRROR_DB.OPUS_GG_DWHSTAGE.BA_TRV_PLAN_MST_MV</w:t>
+              <w:t xml:space="preserve">      from BAGIC_PREPROD_CURATED_DB.UTILS.BA_TRV_PLAN_MST</w:t>
               <w:br/>
               <w:t xml:space="preserve">    union all</w:t>
               <w:br/>
-              <w:t xml:space="preserve">    -- via stg2_hub_bjaz_trv_loader_data_mv__party_premiumpayerid</w:t>
-              <w:br/>
-              <w:t xml:space="preserve">    select 'BJAZ_TRV_LOADER_DATA_MV.PREMIUMPAYERID' as src_branch,</w:t>
+              <w:t xml:space="preserve">    -- via stg2_hub_bjaz_trv_loader_data__party_premiumpayerid</w:t>
+              <w:br/>
+              <w:t xml:space="preserve">    select 'BJAZ_TRV_LOADER_DATA.PREMIUMPAYERID' as src_branch,</w:t>
               <w:br/>
               <w:t xml:space="preserve">           MD5_BINARY(NULLIF(UPPER(TRIM(CAST('HUB_PARTY|' || (nullif(trim(to_varchar("PREMIUMPAYERID")), '')) AS VARCHAR))), '')) as hkey</w:t>
               <w:br/>
-              <w:t xml:space="preserve">      from BAGIC_PROD_MIRROR_DB.OPUS_GG_DWHSTAGE.BJAZ_TRV_LOADER_DATA_MV</w:t>
+              <w:t xml:space="preserve">      from BAGIC_PREPROD_CURATED_DB.UTILS.BJAZ_TRV_LOADER_DATA</w:t>
               <w:br/>
               <w:t xml:space="preserve">    union all</w:t>
               <w:br/>
-              <w:t xml:space="preserve">    -- via stg2_hub_bjaz_trv_loader_data_mv__party_part_id</w:t>
-              <w:br/>
-              <w:t xml:space="preserve">    select 'BJAZ_TRV_LOADER_DATA_MV.PART_ID' as src_branch,</w:t>
+              <w:t xml:space="preserve">    -- via stg2_hub_bjaz_trv_loader_data__party_part_id</w:t>
+              <w:br/>
+              <w:t xml:space="preserve">    select 'BJAZ_TRV_LOADER_DATA.PART_ID' as src_branch,</w:t>
               <w:br/>
               <w:t xml:space="preserve">           MD5_BINARY(NULLIF(UPPER(TRIM(CAST('HUB_PARTY|' || (nullif(trim(to_varchar("PART_ID")), '')) AS VARCHAR))), '')) as hkey</w:t>
               <w:br/>
-              <w:t xml:space="preserve">      from BAGIC_PROD_MIRROR_DB.OPUS_GG_DWHSTAGE.BJAZ_TRV_LOADER_DATA_MV</w:t>
+              <w:t xml:space="preserve">      from BAGIC_PREPROD_CURATED_DB.UTILS.BJAZ_TRV_LOADER_DATA</w:t>
               <w:br/>
               <w:t xml:space="preserve">    union all</w:t>
               <w:br/>
-              <w:t xml:space="preserve">    -- via stg2_hub_bjaz_trv_loader_log_table_mv__party</w:t>
-              <w:br/>
-              <w:t xml:space="preserve">    select 'BJAZ_TRV_LOADER_LOG_TABLE_MV.PREMIUMPAYERID' as src_branch,</w:t>
+              <w:t xml:space="preserve">    -- via stg2_hub_bjaz_trv_loader_log_table__party</w:t>
+              <w:br/>
+              <w:t xml:space="preserve">    select 'BJAZ_TRV_LOADER_LOG_TABLE.PREMIUMPAYERID' as src_branch,</w:t>
               <w:br/>
               <w:t xml:space="preserve">           MD5_BINARY(NULLIF(UPPER(TRIM(CAST('HUB_PARTY|' || (nullif(trim(to_varchar("PREMIUMPAYERID")), '')) AS VARCHAR))), '')) as hkey</w:t>
               <w:br/>
-              <w:t xml:space="preserve">      from BAGIC_PROD_MIRROR_DB.OPUS_GG_DWHSTAGE.BJAZ_TRV_LOADER_LOG_TABLE_MV</w:t>
+              <w:t xml:space="preserve">      from BAGIC_PREPROD_CURATED_DB.UTILS.BJAZ_TRV_LOADER_LOG_TABLE</w:t>
               <w:br/>
               <w:t xml:space="preserve">),</w:t>
               <w:br/>
@@ -9114,7 +9114,7 @@
         <w:t xml:space="preserve">Note: </w:t>
       </w:r>
       <w:r>
-        <w:t xml:space="preserve">4 RAW key branch(es): BA_TRV_DATA_POLICY_DTLS_MV.TRV_DATA_NO, BJAZ_TRV_LOADER_DATA_MV.POLICY_REF, BJAZ_TRV_LOADER_LOG_TABLE_MV.POLICYNUMBER, BJAZ_TRV_RIDER_DTLS_MV.TRV_DATA_NO.</w:t>
+        <w:t xml:space="preserve">4 RAW key branch(es): BA_TRV_DATA_POLICY_DTLS.TRV_DATA_NO, BJAZ_TRV_LOADER_DATA.POLICY_REF, BJAZ_TRV_LOADER_LOG_TABLE.POLICYNUMBER, BJAZ_TRV_RIDER_DTLS.TRV_DATA_NO.</w:t>
       </w:r>
     </w:p>
     <w:p>
@@ -9147,43 +9147,43 @@
               </w:rPr>
               <w:t xml:space="preserve">with src as (</w:t>
               <w:br/>
-              <w:t xml:space="preserve">    -- via stg2_hub_ba_trv_data_policy_dtls_mv__policy</w:t>
-              <w:br/>
-              <w:t xml:space="preserve">    select 'BA_TRV_DATA_POLICY_DTLS_MV.TRV_DATA_NO' as src_branch,</w:t>
+              <w:t xml:space="preserve">    -- via stg2_hub_ba_trv_data_policy_dtls__policy</w:t>
+              <w:br/>
+              <w:t xml:space="preserve">    select 'BA_TRV_DATA_POLICY_DTLS.TRV_DATA_NO' as src_branch,</w:t>
               <w:br/>
               <w:t xml:space="preserve">           MD5_BINARY(NULLIF(UPPER(TRIM(CAST('HUB_POLICY|' || (nullif(trim(to_varchar("TRV_DATA_NO")), '')) AS VARCHAR))), '')) as hkey</w:t>
               <w:br/>
-              <w:t xml:space="preserve">      from BAGIC_PROD_MIRROR_DB.OPUS_GG_DWHSTAGE.BA_TRV_DATA_POLICY_DTLS_MV</w:t>
+              <w:t xml:space="preserve">      from BAGIC_PREPROD_CURATED_DB.UTILS.BA_TRV_DATA_POLICY_DTLS</w:t>
               <w:br/>
               <w:t xml:space="preserve">    union all</w:t>
               <w:br/>
-              <w:t xml:space="preserve">    -- via stg2_hub_bjaz_trv_loader_data_mv__policy</w:t>
-              <w:br/>
-              <w:t xml:space="preserve">    select 'BJAZ_TRV_LOADER_DATA_MV.POLICY_REF' as src_branch,</w:t>
+              <w:t xml:space="preserve">    -- via stg2_hub_bjaz_trv_loader_data__policy</w:t>
+              <w:br/>
+              <w:t xml:space="preserve">    select 'BJAZ_TRV_LOADER_DATA.POLICY_REF' as src_branch,</w:t>
               <w:br/>
               <w:t xml:space="preserve">           MD5_BINARY(NULLIF(UPPER(TRIM(CAST('HUB_POLICY|' || (nullif(trim(to_varchar("POLICY_REF")), '')) AS VARCHAR))), '')) as hkey</w:t>
               <w:br/>
-              <w:t xml:space="preserve">      from BAGIC_PROD_MIRROR_DB.OPUS_GG_DWHSTAGE.BJAZ_TRV_LOADER_DATA_MV</w:t>
+              <w:t xml:space="preserve">      from BAGIC_PREPROD_CURATED_DB.UTILS.BJAZ_TRV_LOADER_DATA</w:t>
               <w:br/>
               <w:t xml:space="preserve">    union all</w:t>
               <w:br/>
-              <w:t xml:space="preserve">    -- via stg2_hub_bjaz_trv_loader_log_table_mv__policy</w:t>
-              <w:br/>
-              <w:t xml:space="preserve">    select 'BJAZ_TRV_LOADER_LOG_TABLE_MV.POLICYNUMBER' as src_branch,</w:t>
+              <w:t xml:space="preserve">    -- via stg2_hub_bjaz_trv_loader_log_table__policy</w:t>
+              <w:br/>
+              <w:t xml:space="preserve">    select 'BJAZ_TRV_LOADER_LOG_TABLE.POLICYNUMBER' as src_branch,</w:t>
               <w:br/>
               <w:t xml:space="preserve">           MD5_BINARY(NULLIF(UPPER(TRIM(CAST('HUB_POLICY|' || (nullif(trim(to_varchar("POLICYNUMBER")), '')) AS VARCHAR))), '')) as hkey</w:t>
               <w:br/>
-              <w:t xml:space="preserve">      from BAGIC_PROD_MIRROR_DB.OPUS_GG_DWHSTAGE.BJAZ_TRV_LOADER_LOG_TABLE_MV</w:t>
+              <w:t xml:space="preserve">      from BAGIC_PREPROD_CURATED_DB.UTILS.BJAZ_TRV_LOADER_LOG_TABLE</w:t>
               <w:br/>
               <w:t xml:space="preserve">    union all</w:t>
               <w:br/>
-              <w:t xml:space="preserve">    -- via stg2_hub_bjaz_trv_rider_dtls_mv__policy</w:t>
-              <w:br/>
-              <w:t xml:space="preserve">    select 'BJAZ_TRV_RIDER_DTLS_MV.TRV_DATA_NO' as src_branch,</w:t>
+              <w:t xml:space="preserve">    -- via stg2_hub_bjaz_trv_rider_dtls__policy</w:t>
+              <w:br/>
+              <w:t xml:space="preserve">    select 'BJAZ_TRV_RIDER_DTLS.TRV_DATA_NO' as src_branch,</w:t>
               <w:br/>
               <w:t xml:space="preserve">           MD5_BINARY(NULLIF(UPPER(TRIM(CAST('HUB_POLICY|' || (nullif(trim(to_varchar("TRV_DATA_NO")), '')) AS VARCHAR))), '')) as hkey</w:t>
               <w:br/>
-              <w:t xml:space="preserve">      from BAGIC_PROD_MIRROR_DB.OPUS_GG_DWHSTAGE.BJAZ_TRV_RIDER_DTLS_MV</w:t>
+              <w:t xml:space="preserve">      from BAGIC_PREPROD_CURATED_DB.UTILS.BJAZ_TRV_RIDER_DTLS</w:t>
               <w:br/>
               <w:t xml:space="preserve">),</w:t>
               <w:br/>
@@ -9465,7 +9465,7 @@
         <w:t xml:space="preserve">Note: </w:t>
       </w:r>
       <w:r>
-        <w:t xml:space="preserve">10 RAW key branch(es): BA_TRV_DATA_POLICY_DTLS_MV.PRODUCT_CODE, BA_TRV_DATA_POLICY_DTLS_MV.TRAVEL_PLAN_NO, BA_TRV_PLAN_MST_MV.PLAN_NO, BJAZ_TRV_LOADER_DATA_MV.PLAN, BJAZ_TRV_LOADER_LOG_TABLE_MV.PLANID, BJAZ_TRV_LOADER_LOG_TABLE_MV.TRAVELPLAN, BJAZ_TRV_LOADER_LOG_TABLE_MV.PRODUCT, BJAZ_TRV_PLAN_MV.PLAN_ID, BJAZ_TRV_RATE_MASTER_MV.PLAN, BJAZ_TRV_DETLS_EXTN.TRV_PLAN.</w:t>
+        <w:t xml:space="preserve">10 RAW key branch(es): BA_TRV_DATA_POLICY_DTLS.PRODUCT_CODE, BA_TRV_DATA_POLICY_DTLS.TRAVEL_PLAN_NO, BA_TRV_PLAN_MST.PLAN_NO, BJAZ_TRV_LOADER_DATA.PLAN, BJAZ_TRV_LOADER_LOG_TABLE.PLANID, BJAZ_TRV_LOADER_LOG_TABLE.TRAVELPLAN, BJAZ_TRV_LOADER_LOG_TABLE.PRODUCT, BJAZ_TRV_PLAN.PLAN_ID, BJAZ_TRV_RATE_MASTER.PLAN, BJAZ_TRV_DETLS_EXTN.TRV_PLAN.</w:t>
       </w:r>
     </w:p>
     <w:p>
@@ -9498,93 +9498,93 @@
               </w:rPr>
               <w:t xml:space="preserve">with src as (</w:t>
               <w:br/>
-              <w:t xml:space="preserve">    -- via stg2_hub_ba_trv_data_policy_dtls_mv__product_product_code</w:t>
-              <w:br/>
-              <w:t xml:space="preserve">    select 'BA_TRV_DATA_POLICY_DTLS_MV.PRODUCT_CODE' as src_branch,</w:t>
+              <w:t xml:space="preserve">    -- via stg2_hub_ba_trv_data_policy_dtls__product_product_code</w:t>
+              <w:br/>
+              <w:t xml:space="preserve">    select 'BA_TRV_DATA_POLICY_DTLS.PRODUCT_CODE' as src_branch,</w:t>
               <w:br/>
               <w:t xml:space="preserve">           MD5_BINARY(NULLIF(UPPER(TRIM(CAST('HUB_PRODUCT|' || (nullif(trim(to_varchar("PRODUCT_CODE")), '')) AS VARCHAR))), '')) as hkey</w:t>
               <w:br/>
-              <w:t xml:space="preserve">      from BAGIC_PROD_MIRROR_DB.OPUS_GG_DWHSTAGE.BA_TRV_DATA_POLICY_DTLS_MV</w:t>
+              <w:t xml:space="preserve">      from BAGIC_PREPROD_CURATED_DB.UTILS.BA_TRV_DATA_POLICY_DTLS</w:t>
               <w:br/>
               <w:t xml:space="preserve">    union all</w:t>
               <w:br/>
-              <w:t xml:space="preserve">    -- via stg2_hub_ba_trv_data_policy_dtls_mv__product_travel_plan_no</w:t>
-              <w:br/>
-              <w:t xml:space="preserve">    select 'BA_TRV_DATA_POLICY_DTLS_MV.TRAVEL_PLAN_NO' as src_branch,</w:t>
+              <w:t xml:space="preserve">    -- via stg2_hub_ba_trv_data_policy_dtls__product_travel_plan_no</w:t>
+              <w:br/>
+              <w:t xml:space="preserve">    select 'BA_TRV_DATA_POLICY_DTLS.TRAVEL_PLAN_NO' as src_branch,</w:t>
               <w:br/>
               <w:t xml:space="preserve">           MD5_BINARY(NULLIF(UPPER(TRIM(CAST('HUB_PRODUCT|' || (nullif(trim(to_varchar("TRAVEL_PLAN_NO")), '')) AS VARCHAR))), '')) as hkey</w:t>
               <w:br/>
-              <w:t xml:space="preserve">      from BAGIC_PROD_MIRROR_DB.OPUS_GG_DWHSTAGE.BA_TRV_DATA_POLICY_DTLS_MV</w:t>
+              <w:t xml:space="preserve">      from BAGIC_PREPROD_CURATED_DB.UTILS.BA_TRV_DATA_POLICY_DTLS</w:t>
               <w:br/>
               <w:t xml:space="preserve">    union all</w:t>
               <w:br/>
-              <w:t xml:space="preserve">    -- via stg2_hub_ba_trv_plan_mst_mv__product</w:t>
-              <w:br/>
-              <w:t xml:space="preserve">    select 'BA_TRV_PLAN_MST_MV.PLAN_NO' as src_branch,</w:t>
+              <w:t xml:space="preserve">    -- via stg2_hub_ba_trv_plan_mst__product</w:t>
+              <w:br/>
+              <w:t xml:space="preserve">    select 'BA_TRV_PLAN_MST.PLAN_NO' as src_branch,</w:t>
               <w:br/>
               <w:t xml:space="preserve">           MD5_BINARY(NULLIF(UPPER(TRIM(CAST('HUB_PRODUCT|' || (nullif(trim(to_varchar("PLAN_NO")), '')) AS VARCHAR))), '')) as hkey</w:t>
               <w:br/>
-              <w:t xml:space="preserve">      from BAGIC_PROD_MIRROR_DB.OPUS_GG_DWHSTAGE.BA_TRV_PLAN_MST_MV</w:t>
+              <w:t xml:space="preserve">      from BAGIC_PREPROD_CURATED_DB.UTILS.BA_TRV_PLAN_MST</w:t>
               <w:br/>
               <w:t xml:space="preserve">    union all</w:t>
               <w:br/>
-              <w:t xml:space="preserve">    -- via stg2_hub_bjaz_trv_loader_data_mv__product</w:t>
-              <w:br/>
-              <w:t xml:space="preserve">    select 'BJAZ_TRV_LOADER_DATA_MV.PLAN' as src_branch,</w:t>
+              <w:t xml:space="preserve">    -- via stg2_hub_bjaz_trv_loader_data__product</w:t>
+              <w:br/>
+              <w:t xml:space="preserve">    select 'BJAZ_TRV_LOADER_DATA.PLAN' as src_branch,</w:t>
               <w:br/>
               <w:t xml:space="preserve">           MD5_BINARY(NULLIF(UPPER(TRIM(CAST('HUB_PRODUCT|' || (nullif(trim(to_varchar("PLAN")), '')) AS VARCHAR))), '')) as hkey</w:t>
               <w:br/>
-              <w:t xml:space="preserve">      from BAGIC_PROD_MIRROR_DB.OPUS_GG_DWHSTAGE.BJAZ_TRV_LOADER_DATA_MV</w:t>
+              <w:t xml:space="preserve">      from BAGIC_PREPROD_CURATED_DB.UTILS.BJAZ_TRV_LOADER_DATA</w:t>
               <w:br/>
               <w:t xml:space="preserve">    union all</w:t>
               <w:br/>
-              <w:t xml:space="preserve">    -- via stg2_hub_bjaz_trv_loader_log_table_mv__product_planid</w:t>
-              <w:br/>
-              <w:t xml:space="preserve">    select 'BJAZ_TRV_LOADER_LOG_TABLE_MV.PLANID' as src_branch,</w:t>
+              <w:t xml:space="preserve">    -- via stg2_hub_bjaz_trv_loader_log_table__product_planid</w:t>
+              <w:br/>
+              <w:t xml:space="preserve">    select 'BJAZ_TRV_LOADER_LOG_TABLE.PLANID' as src_branch,</w:t>
               <w:br/>
               <w:t xml:space="preserve">           MD5_BINARY(NULLIF(UPPER(TRIM(CAST('HUB_PRODUCT|' || (nullif(trim(to_varchar("PLANID")), '')) AS VARCHAR))), '')) as hkey</w:t>
               <w:br/>
-              <w:t xml:space="preserve">      from BAGIC_PROD_MIRROR_DB.OPUS_GG_DWHSTAGE.BJAZ_TRV_LOADER_LOG_TABLE_MV</w:t>
+              <w:t xml:space="preserve">      from BAGIC_PREPROD_CURATED_DB.UTILS.BJAZ_TRV_LOADER_LOG_TABLE</w:t>
               <w:br/>
               <w:t xml:space="preserve">    union all</w:t>
               <w:br/>
-              <w:t xml:space="preserve">    -- via stg2_hub_bjaz_trv_loader_log_table_mv__product_travelplan</w:t>
-              <w:br/>
-              <w:t xml:space="preserve">    select 'BJAZ_TRV_LOADER_LOG_TABLE_MV.TRAVELPLAN' as src_branch,</w:t>
+              <w:t xml:space="preserve">    -- via stg2_hub_bjaz_trv_loader_log_table__product_travelplan</w:t>
+              <w:br/>
+              <w:t xml:space="preserve">    select 'BJAZ_TRV_LOADER_LOG_TABLE.TRAVELPLAN' as src_branch,</w:t>
               <w:br/>
               <w:t xml:space="preserve">           MD5_BINARY(NULLIF(UPPER(TRIM(CAST('HUB_PRODUCT|' || (nullif(trim(to_varchar("TRAVELPLAN")), '')) AS VARCHAR))), '')) as hkey</w:t>
               <w:br/>
-              <w:t xml:space="preserve">      from BAGIC_PROD_MIRROR_DB.OPUS_GG_DWHSTAGE.BJAZ_TRV_LOADER_LOG_TABLE_MV</w:t>
+              <w:t xml:space="preserve">      from BAGIC_PREPROD_CURATED_DB.UTILS.BJAZ_TRV_LOADER_LOG_TABLE</w:t>
               <w:br/>
               <w:t xml:space="preserve">    union all</w:t>
               <w:br/>
-              <w:t xml:space="preserve">    -- via stg2_hub_bjaz_trv_loader_log_table_mv__product_product</w:t>
-              <w:br/>
-              <w:t xml:space="preserve">    select 'BJAZ_TRV_LOADER_LOG_TABLE_MV.PRODUCT' as src_branch,</w:t>
+              <w:t xml:space="preserve">    -- via stg2_hub_bjaz_trv_loader_log_table__product_product</w:t>
+              <w:br/>
+              <w:t xml:space="preserve">    select 'BJAZ_TRV_LOADER_LOG_TABLE.PRODUCT' as src_branch,</w:t>
               <w:br/>
               <w:t xml:space="preserve">           MD5_BINARY(NULLIF(UPPER(TRIM(CAST('HUB_PRODUCT|' || (nullif(trim(to_varchar("PRODUCT")), '')) AS VARCHAR))), '')) as hkey</w:t>
               <w:br/>
-              <w:t xml:space="preserve">      from BAGIC_PROD_MIRROR_DB.OPUS_GG_DWHSTAGE.BJAZ_TRV_LOADER_LOG_TABLE_MV</w:t>
+              <w:t xml:space="preserve">      from BAGIC_PREPROD_CURATED_DB.UTILS.BJAZ_TRV_LOADER_LOG_TABLE</w:t>
               <w:br/>
               <w:t xml:space="preserve">    union all</w:t>
               <w:br/>
-              <w:t xml:space="preserve">    -- via stg2_hub_bjaz_trv_plan_mv__product</w:t>
-              <w:br/>
-              <w:t xml:space="preserve">    select 'BJAZ_TRV_PLAN_MV.PLAN_ID' as src_branch,</w:t>
+              <w:t xml:space="preserve">    -- via stg2_hub_bjaz_trv_plan__product</w:t>
+              <w:br/>
+              <w:t xml:space="preserve">    select 'BJAZ_TRV_PLAN.PLAN_ID' as src_branch,</w:t>
               <w:br/>
               <w:t xml:space="preserve">           MD5_BINARY(NULLIF(UPPER(TRIM(CAST('HUB_PRODUCT|' || (nullif(trim(to_varchar("PLAN_ID")), '')) AS VARCHAR))), '')) as hkey</w:t>
               <w:br/>
-              <w:t xml:space="preserve">      from BAGIC_PROD_MIRROR_DB.OPUS_GG_DWHSTAGE.BJAZ_TRV_PLAN_MV</w:t>
+              <w:t xml:space="preserve">      from BAGIC_PREPROD_CURATED_DB.UTILS.BJAZ_TRV_PLAN</w:t>
               <w:br/>
               <w:t xml:space="preserve">    union all</w:t>
               <w:br/>
-              <w:t xml:space="preserve">    -- via stg2_hub_bjaz_trv_rate_master_mv__product</w:t>
-              <w:br/>
-              <w:t xml:space="preserve">    select 'BJAZ_TRV_RATE_MASTER_MV.PLAN' as src_branch,</w:t>
+              <w:t xml:space="preserve">    -- via stg2_hub_bjaz_trv_rate_master__product</w:t>
+              <w:br/>
+              <w:t xml:space="preserve">    select 'BJAZ_TRV_RATE_MASTER.PLAN' as src_branch,</w:t>
               <w:br/>
               <w:t xml:space="preserve">           MD5_BINARY(NULLIF(UPPER(TRIM(CAST('HUB_PRODUCT|' || (nullif(trim(to_varchar("PLAN")), '')) AS VARCHAR))), '')) as hkey</w:t>
               <w:br/>
-              <w:t xml:space="preserve">      from BAGIC_PROD_MIRROR_DB.OPUS_GG_DWHSTAGE.BJAZ_TRV_RATE_MASTER_MV</w:t>
+              <w:t xml:space="preserve">      from BAGIC_PREPROD_CURATED_DB.UTILS.BJAZ_TRV_RATE_MASTER</w:t>
               <w:br/>
               <w:t xml:space="preserve">    union all</w:t>
               <w:br/>
@@ -9594,7 +9594,7 @@
               <w:br/>
               <w:t xml:space="preserve">           MD5_BINARY(NULLIF(UPPER(TRIM(CAST('HUB_PRODUCT|' || (nullif(trim(to_varchar("TRV_PLAN")), '')) AS VARCHAR))), '')) as hkey</w:t>
               <w:br/>
-              <w:t xml:space="preserve">      from BAGIC_PROD_MIRROR_DB.OPUS_GG_DWHSTAGE.BJAZ_TRV_DETLS_EXTN</w:t>
+              <w:t xml:space="preserve">      from BAGIC_PREPROD_CURATED_DB.UTILS.BJAZ_TRV_DETLS_EXTN</w:t>
               <w:br/>
               <w:t xml:space="preserve">),</w:t>
               <w:br/>
@@ -9876,7 +9876,7 @@
         <w:t xml:space="preserve">Note: </w:t>
       </w:r>
       <w:r>
-        <w:t xml:space="preserve">20 RAW key branch(es): BJAZ_TRV_PLAN_MV.COVER_CODE, BJAZ_TRV_RIDER_DTLS_MV.RIDER_NO, BJAZ_TRV_RIDER_RATE_MAST_MV.RIDER_SEQ_NO, BJAZ_TRV_LOADER_DATA_MV.POLICY_REF, BJAZ_TRV_LOADER_DATA_MV.POLICY_REF, BJAZ_TRV_LOADER_DATA_MV.POLICY_REF, BJAZ_TRV_LOADER_DATA_MV.POLICY_REF, BJAZ_TRV_LOADER_DATA_MV.POLICY_REF, BJAZ_TRV_LOADER_DATA_MV.POLICY_REF, BJAZ_TRV_LOADER_DATA_MV.POLICY_REF, BJAZ_TRV_LOADER_DATA_MV.POLICY_REF, BJAZ_TRV_LOADER_DATA_MV.POLICY_REF, BJAZ_TRV_LOADER_DATA_MV.POLICY_REF, BJAZ_TRV_LOADER_DATA_MV.POLICY_REF, BJAZ_TRV_LOADER_DATA_MV.POLICY_REF, BJAZ_TRV_LOADER_DATA_MV.POLICY_REF, BJAZ_TRV_LOADER_DATA_MV.POLICY_REF, BJAZ_TRV_LOADER_DATA_MV.POLICY_REF, BJAZ_TRV_LOADER_DATA_MV.POLICY_REF, BJAZ_TRV_LOADER_DATA_MV.POLICY_REF.</w:t>
+        <w:t xml:space="preserve">20 RAW key branch(es): BJAZ_TRV_PLAN.COVER_CODE, BJAZ_TRV_RIDER_DTLS.RIDER_NO, BJAZ_TRV_RIDER_RATE_MAST.RIDER_SEQ_NO, BJAZ_TRV_LOADER_DATA.POLICY_REF, BJAZ_TRV_LOADER_DATA.POLICY_REF, BJAZ_TRV_LOADER_DATA.POLICY_REF, BJAZ_TRV_LOADER_DATA.POLICY_REF, BJAZ_TRV_LOADER_DATA.POLICY_REF, BJAZ_TRV_LOADER_DATA.POLICY_REF, BJAZ_TRV_LOADER_DATA.POLICY_REF, BJAZ_TRV_LOADER_DATA.POLICY_REF, BJAZ_TRV_LOADER_DATA.POLICY_REF, BJAZ_TRV_LOADER_DATA.POLICY_REF, BJAZ_TRV_LOADER_DATA.POLICY_REF, BJAZ_TRV_LOADER_DATA.POLICY_REF, BJAZ_TRV_LOADER_DATA.POLICY_REF, BJAZ_TRV_LOADER_DATA.POLICY_REF, BJAZ_TRV_LOADER_DATA.POLICY_REF, BJAZ_TRV_LOADER_DATA.POLICY_REF, BJAZ_TRV_LOADER_DATA.POLICY_REF.</w:t>
       </w:r>
     </w:p>
     <w:p>
@@ -9909,203 +9909,203 @@
               </w:rPr>
               <w:t xml:space="preserve">with src as (</w:t>
               <w:br/>
-              <w:t xml:space="preserve">    -- via stg2_hub_bjaz_trv_plan_mv__coverage</w:t>
-              <w:br/>
-              <w:t xml:space="preserve">    select 'BJAZ_TRV_PLAN_MV.COVER_CODE' as src_branch,</w:t>
+              <w:t xml:space="preserve">    -- via stg2_hub_bjaz_trv_plan__coverage</w:t>
+              <w:br/>
+              <w:t xml:space="preserve">    select 'BJAZ_TRV_PLAN.COVER_CODE' as src_branch,</w:t>
               <w:br/>
               <w:t xml:space="preserve">           MD5_BINARY(NULLIF(UPPER(TRIM(CAST('HUB_COVERAGE|' || (nullif(trim(to_varchar("COVER_CODE")), '')) AS VARCHAR))), '')) as hkey</w:t>
               <w:br/>
-              <w:t xml:space="preserve">      from BAGIC_PROD_MIRROR_DB.OPUS_GG_DWHSTAGE.BJAZ_TRV_PLAN_MV</w:t>
+              <w:t xml:space="preserve">      from BAGIC_PREPROD_CURATED_DB.UTILS.BJAZ_TRV_PLAN</w:t>
               <w:br/>
               <w:t xml:space="preserve">    union all</w:t>
               <w:br/>
-              <w:t xml:space="preserve">    -- via stg2_hub_bjaz_trv_rider_dtls_mv__coverage</w:t>
-              <w:br/>
-              <w:t xml:space="preserve">    select 'BJAZ_TRV_RIDER_DTLS_MV.RIDER_NO' as src_branch,</w:t>
+              <w:t xml:space="preserve">    -- via stg2_hub_bjaz_trv_rider_dtls__coverage</w:t>
+              <w:br/>
+              <w:t xml:space="preserve">    select 'BJAZ_TRV_RIDER_DTLS.RIDER_NO' as src_branch,</w:t>
               <w:br/>
               <w:t xml:space="preserve">           MD5_BINARY(NULLIF(UPPER(TRIM(CAST('HUB_COVERAGE|' || (nullif(trim(to_varchar("RIDER_NO")), '')) AS VARCHAR))), '')) as hkey</w:t>
               <w:br/>
-              <w:t xml:space="preserve">      from BAGIC_PROD_MIRROR_DB.OPUS_GG_DWHSTAGE.BJAZ_TRV_RIDER_DTLS_MV</w:t>
+              <w:t xml:space="preserve">      from BAGIC_PREPROD_CURATED_DB.UTILS.BJAZ_TRV_RIDER_DTLS</w:t>
               <w:br/>
               <w:t xml:space="preserve">    union all</w:t>
               <w:br/>
-              <w:t xml:space="preserve">    -- via stg2_hub_bjaz_trv_rider_rate_mast_mv__coverage</w:t>
-              <w:br/>
-              <w:t xml:space="preserve">    select 'BJAZ_TRV_RIDER_RATE_MAST_MV.RIDER_SEQ_NO' as src_branch,</w:t>
+              <w:t xml:space="preserve">    -- via stg2_hub_bjaz_trv_rider_rate_mast__coverage</w:t>
+              <w:br/>
+              <w:t xml:space="preserve">    select 'BJAZ_TRV_RIDER_RATE_MAST.RIDER_SEQ_NO' as src_branch,</w:t>
               <w:br/>
               <w:t xml:space="preserve">           MD5_BINARY(NULLIF(UPPER(TRIM(CAST('HUB_COVERAGE|' || (nullif(trim(to_varchar("RIDER_SEQ_NO")), '')) AS VARCHAR))), '')) as hkey</w:t>
               <w:br/>
-              <w:t xml:space="preserve">      from BAGIC_PROD_MIRROR_DB.OPUS_GG_DWHSTAGE.BJAZ_TRV_RIDER_RATE_MAST_MV</w:t>
+              <w:t xml:space="preserve">      from BAGIC_PREPROD_CURATED_DB.UTILS.BJAZ_TRV_RIDER_RATE_MAST</w:t>
               <w:br/>
               <w:t xml:space="preserve">    union all</w:t>
               <w:br/>
-              <w:t xml:space="preserve">    -- via stg2_hub_bjaz_trv_loader_data_mv__coverage_acchospexp</w:t>
-              <w:br/>
-              <w:t xml:space="preserve">    select 'BJAZ_TRV_LOADER_DATA_MV.POLICY_REF' as src_branch,</w:t>
+              <w:t xml:space="preserve">    -- via stg2_hub_bjaz_trv_loader_data__coverage_acchospexp</w:t>
+              <w:br/>
+              <w:t xml:space="preserve">    select 'BJAZ_TRV_LOADER_DATA.POLICY_REF' as src_branch,</w:t>
               <w:br/>
               <w:t xml:space="preserve">           MD5_BINARY(NULLIF(UPPER(TRIM(CAST('HUB_COVERAGE|' || (nullif(trim(to_varchar("POLICY_REF")), '') || '|' || 'TRV_ACC_HOSP_EXP') AS VARCHAR))), '')) as hkey</w:t>
               <w:br/>
-              <w:t xml:space="preserve">      from BAGIC_PROD_MIRROR_DB.OPUS_GG_DWHSTAGE.BJAZ_TRV_LOADER_DATA_MV</w:t>
+              <w:t xml:space="preserve">      from BAGIC_PREPROD_CURATED_DB.UTILS.BJAZ_TRV_LOADER_DATA</w:t>
               <w:br/>
               <w:t xml:space="preserve">    union all</w:t>
               <w:br/>
-              <w:t xml:space="preserve">    -- via stg2_hub_bjaz_trv_loader_data_mv__coverage_adventuresportbenefit</w:t>
-              <w:br/>
-              <w:t xml:space="preserve">    select 'BJAZ_TRV_LOADER_DATA_MV.POLICY_REF' as src_branch,</w:t>
+              <w:t xml:space="preserve">    -- via stg2_hub_bjaz_trv_loader_data__coverage_adventuresportbenefit</w:t>
+              <w:br/>
+              <w:t xml:space="preserve">    select 'BJAZ_TRV_LOADER_DATA.POLICY_REF' as src_branch,</w:t>
               <w:br/>
               <w:t xml:space="preserve">           MD5_BINARY(NULLIF(UPPER(TRIM(CAST('HUB_COVERAGE|' || (nullif(trim(to_varchar("POLICY_REF")), '') || '|' || 'TRV_ADVENTURE_SPORT') AS VARCHAR))), '')) as hkey</w:t>
               <w:br/>
-              <w:t xml:space="preserve">      from BAGIC_PROD_MIRROR_DB.OPUS_GG_DWHSTAGE.BJAZ_TRV_LOADER_DATA_MV</w:t>
+              <w:t xml:space="preserve">      from BAGIC_PREPROD_CURATED_DB.UTILS.BJAZ_TRV_LOADER_DATA</w:t>
               <w:br/>
               <w:t xml:space="preserve">    union all</w:t>
               <w:br/>
-              <w:t xml:space="preserve">    -- via stg2_hub_bjaz_trv_loader_data_mv__coverage_bouncedhotel</w:t>
-              <w:br/>
-              <w:t xml:space="preserve">    select 'BJAZ_TRV_LOADER_DATA_MV.POLICY_REF' as src_branch,</w:t>
+              <w:t xml:space="preserve">    -- via stg2_hub_bjaz_trv_loader_data__coverage_bouncedhotel</w:t>
+              <w:br/>
+              <w:t xml:space="preserve">    select 'BJAZ_TRV_LOADER_DATA.POLICY_REF' as src_branch,</w:t>
               <w:br/>
               <w:t xml:space="preserve">           MD5_BINARY(NULLIF(UPPER(TRIM(CAST('HUB_COVERAGE|' || (nullif(trim(to_varchar("POLICY_REF")), '') || '|' || 'TRV_BOUNCED_HOTEL') AS VARCHAR))), '')) as hkey</w:t>
               <w:br/>
-              <w:t xml:space="preserve">      from BAGIC_PROD_MIRROR_DB.OPUS_GG_DWHSTAGE.BJAZ_TRV_LOADER_DATA_MV</w:t>
+              <w:t xml:space="preserve">      from BAGIC_PREPROD_CURATED_DB.UTILS.BJAZ_TRV_LOADER_DATA</w:t>
               <w:br/>
               <w:t xml:space="preserve">    union all</w:t>
               <w:br/>
-              <w:t xml:space="preserve">    -- via stg2_hub_bjaz_trv_loader_data_mv__coverage_compvisitfamilymember</w:t>
-              <w:br/>
-              <w:t xml:space="preserve">    select 'BJAZ_TRV_LOADER_DATA_MV.POLICY_REF' as src_branch,</w:t>
+              <w:t xml:space="preserve">    -- via stg2_hub_bjaz_trv_loader_data__coverage_compvisitfamilymember</w:t>
+              <w:br/>
+              <w:t xml:space="preserve">    select 'BJAZ_TRV_LOADER_DATA.POLICY_REF' as src_branch,</w:t>
               <w:br/>
               <w:t xml:space="preserve">           MD5_BINARY(NULLIF(UPPER(TRIM(CAST('HUB_COVERAGE|' || (nullif(trim(to_varchar("POLICY_REF")), '') || '|' || 'TRV_COMPASSIONATE_VISIT') AS VARCHAR))), '')) as hkey</w:t>
               <w:br/>
-              <w:t xml:space="preserve">      from BAGIC_PROD_MIRROR_DB.OPUS_GG_DWHSTAGE.BJAZ_TRV_LOADER_DATA_MV</w:t>
+              <w:t xml:space="preserve">      from BAGIC_PREPROD_CURATED_DB.UTILS.BJAZ_TRV_LOADER_DATA</w:t>
               <w:br/>
               <w:t xml:space="preserve">    union all</w:t>
               <w:br/>
-              <w:t xml:space="preserve">    -- via stg2_hub_bjaz_trv_loader_data_mv__coverage_delayofcheckedbaggage</w:t>
-              <w:br/>
-              <w:t xml:space="preserve">    select 'BJAZ_TRV_LOADER_DATA_MV.POLICY_REF' as src_branch,</w:t>
+              <w:t xml:space="preserve">    -- via stg2_hub_bjaz_trv_loader_data__coverage_delayofcheckedbaggage</w:t>
+              <w:br/>
+              <w:t xml:space="preserve">    select 'BJAZ_TRV_LOADER_DATA.POLICY_REF' as src_branch,</w:t>
               <w:br/>
               <w:t xml:space="preserve">           MD5_BINARY(NULLIF(UPPER(TRIM(CAST('HUB_COVERAGE|' || (nullif(trim(to_varchar("POLICY_REF")), '') || '|' || 'TRV_BAGGAGE_DELAY') AS VARCHAR))), '')) as hkey</w:t>
               <w:br/>
-              <w:t xml:space="preserve">      from BAGIC_PROD_MIRROR_DB.OPUS_GG_DWHSTAGE.BJAZ_TRV_LOADER_DATA_MV</w:t>
+              <w:t xml:space="preserve">      from BAGIC_PREPROD_CURATED_DB.UTILS.BJAZ_TRV_LOADER_DATA</w:t>
               <w:br/>
               <w:t xml:space="preserve">    union all</w:t>
               <w:br/>
-              <w:t xml:space="preserve">    -- via stg2_hub_bjaz_trv_loader_data_mv__coverage_emergencyhotelextension</w:t>
-              <w:br/>
-              <w:t xml:space="preserve">    select 'BJAZ_TRV_LOADER_DATA_MV.POLICY_REF' as src_branch,</w:t>
+              <w:t xml:space="preserve">    -- via stg2_hub_bjaz_trv_loader_data__coverage_emergencyhotelextension</w:t>
+              <w:br/>
+              <w:t xml:space="preserve">    select 'BJAZ_TRV_LOADER_DATA.POLICY_REF' as src_branch,</w:t>
               <w:br/>
               <w:t xml:space="preserve">           MD5_BINARY(NULLIF(UPPER(TRIM(CAST('HUB_COVERAGE|' || (nullif(trim(to_varchar("POLICY_REF")), '') || '|' || 'TRV_EMER_HOTEL_EXT') AS VARCHAR))), '')) as hkey</w:t>
               <w:br/>
-              <w:t xml:space="preserve">      from BAGIC_PROD_MIRROR_DB.OPUS_GG_DWHSTAGE.BJAZ_TRV_LOADER_DATA_MV</w:t>
+              <w:t xml:space="preserve">      from BAGIC_PREPROD_CURATED_DB.UTILS.BJAZ_TRV_LOADER_DATA</w:t>
               <w:br/>
               <w:t xml:space="preserve">    union all</w:t>
               <w:br/>
-              <w:t xml:space="preserve">    -- via stg2_hub_bjaz_trv_loader_data_mv__coverage_emermedicalevac</w:t>
-              <w:br/>
-              <w:t xml:space="preserve">    select 'BJAZ_TRV_LOADER_DATA_MV.POLICY_REF' as src_branch,</w:t>
+              <w:t xml:space="preserve">    -- via stg2_hub_bjaz_trv_loader_data__coverage_emermedicalevac</w:t>
+              <w:br/>
+              <w:t xml:space="preserve">    select 'BJAZ_TRV_LOADER_DATA.POLICY_REF' as src_branch,</w:t>
               <w:br/>
               <w:t xml:space="preserve">           MD5_BINARY(NULLIF(UPPER(TRIM(CAST('HUB_COVERAGE|' || (nullif(trim(to_varchar("POLICY_REF")), '') || '|' || 'TRV_EMER_MED_EVAC') AS VARCHAR))), '')) as hkey</w:t>
               <w:br/>
-              <w:t xml:space="preserve">      from BAGIC_PROD_MIRROR_DB.OPUS_GG_DWHSTAGE.BJAZ_TRV_LOADER_DATA_MV</w:t>
+              <w:t xml:space="preserve">      from BAGIC_PREPROD_CURATED_DB.UTILS.BJAZ_TRV_LOADER_DATA</w:t>
               <w:br/>
               <w:t xml:space="preserve">    union all</w:t>
               <w:br/>
-              <w:t xml:space="preserve">    -- via stg2_hub_bjaz_trv_loader_data_mv__coverage_homeburglaryinsurance</w:t>
-              <w:br/>
-              <w:t xml:space="preserve">    select 'BJAZ_TRV_LOADER_DATA_MV.POLICY_REF' as src_branch,</w:t>
+              <w:t xml:space="preserve">    -- via stg2_hub_bjaz_trv_loader_data__coverage_homeburglaryinsurance</w:t>
+              <w:br/>
+              <w:t xml:space="preserve">    select 'BJAZ_TRV_LOADER_DATA.POLICY_REF' as src_branch,</w:t>
               <w:br/>
               <w:t xml:space="preserve">           MD5_BINARY(NULLIF(UPPER(TRIM(CAST('HUB_COVERAGE|' || (nullif(trim(to_varchar("POLICY_REF")), '') || '|' || 'TRV_HOME_BURGLARY') AS VARCHAR))), '')) as hkey</w:t>
               <w:br/>
-              <w:t xml:space="preserve">      from BAGIC_PROD_MIRROR_DB.OPUS_GG_DWHSTAGE.BJAZ_TRV_LOADER_DATA_MV</w:t>
+              <w:t xml:space="preserve">      from BAGIC_PREPROD_CURATED_DB.UTILS.BJAZ_TRV_LOADER_DATA</w:t>
               <w:br/>
               <w:t xml:space="preserve">    union all</w:t>
               <w:br/>
-              <w:t xml:space="preserve">    -- via stg2_hub_bjaz_trv_loader_data_mv__coverage_hospdailyallow</w:t>
-              <w:br/>
-              <w:t xml:space="preserve">    select 'BJAZ_TRV_LOADER_DATA_MV.POLICY_REF' as src_branch,</w:t>
+              <w:t xml:space="preserve">    -- via stg2_hub_bjaz_trv_loader_data__coverage_hospdailyallow</w:t>
+              <w:br/>
+              <w:t xml:space="preserve">    select 'BJAZ_TRV_LOADER_DATA.POLICY_REF' as src_branch,</w:t>
               <w:br/>
               <w:t xml:space="preserve">           MD5_BINARY(NULLIF(UPPER(TRIM(CAST('HUB_COVERAGE|' || (nullif(trim(to_varchar("POLICY_REF")), '') || '|' || 'TRV_HOSP_DAILY_ALLOW') AS VARCHAR))), '')) as hkey</w:t>
               <w:br/>
-              <w:t xml:space="preserve">      from BAGIC_PROD_MIRROR_DB.OPUS_GG_DWHSTAGE.BJAZ_TRV_LOADER_DATA_MV</w:t>
+              <w:t xml:space="preserve">      from BAGIC_PREPROD_CURATED_DB.UTILS.BJAZ_TRV_LOADER_DATA</w:t>
               <w:br/>
               <w:t xml:space="preserve">    union all</w:t>
               <w:br/>
-              <w:t xml:space="preserve">    -- via stg2_hub_bjaz_trv_loader_data_mv__coverage_lossofbaggage</w:t>
-              <w:br/>
-              <w:t xml:space="preserve">    select 'BJAZ_TRV_LOADER_DATA_MV.POLICY_REF' as src_branch,</w:t>
+              <w:t xml:space="preserve">    -- via stg2_hub_bjaz_trv_loader_data__coverage_lossofbaggage</w:t>
+              <w:br/>
+              <w:t xml:space="preserve">    select 'BJAZ_TRV_LOADER_DATA.POLICY_REF' as src_branch,</w:t>
               <w:br/>
               <w:t xml:space="preserve">           MD5_BINARY(NULLIF(UPPER(TRIM(CAST('HUB_COVERAGE|' || (nullif(trim(to_varchar("POLICY_REF")), '') || '|' || 'TRV_BAGGAGE_LOSS') AS VARCHAR))), '')) as hkey</w:t>
               <w:br/>
-              <w:t xml:space="preserve">      from BAGIC_PROD_MIRROR_DB.OPUS_GG_DWHSTAGE.BJAZ_TRV_LOADER_DATA_MV</w:t>
+              <w:t xml:space="preserve">      from BAGIC_PREPROD_CURATED_DB.UTILS.BJAZ_TRV_LOADER_DATA</w:t>
               <w:br/>
               <w:t xml:space="preserve">    union all</w:t>
               <w:br/>
-              <w:t xml:space="preserve">    -- via stg2_hub_bjaz_trv_loader_data_mv__coverage_lossofcheckedbaggage</w:t>
-              <w:br/>
-              <w:t xml:space="preserve">    select 'BJAZ_TRV_LOADER_DATA_MV.POLICY_REF' as src_branch,</w:t>
+              <w:t xml:space="preserve">    -- via stg2_hub_bjaz_trv_loader_data__coverage_lossofcheckedbaggage</w:t>
+              <w:br/>
+              <w:t xml:space="preserve">    select 'BJAZ_TRV_LOADER_DATA.POLICY_REF' as src_branch,</w:t>
               <w:br/>
               <w:t xml:space="preserve">           MD5_BINARY(NULLIF(UPPER(TRIM(CAST('HUB_COVERAGE|' || (nullif(trim(to_varchar("POLICY_REF")), '') || '|' || 'TRV_CHECKED_BAGGAGE_LOSS') AS VARCHAR))), '')) as hkey</w:t>
               <w:br/>
-              <w:t xml:space="preserve">      from BAGIC_PROD_MIRROR_DB.OPUS_GG_DWHSTAGE.BJAZ_TRV_LOADER_DATA_MV</w:t>
+              <w:t xml:space="preserve">      from BAGIC_PREPROD_CURATED_DB.UTILS.BJAZ_TRV_LOADER_DATA</w:t>
               <w:br/>
               <w:t xml:space="preserve">    union all</w:t>
               <w:br/>
-              <w:t xml:space="preserve">    -- via stg2_hub_bjaz_trv_loader_data_mv__coverage_missedconnection</w:t>
-              <w:br/>
-              <w:t xml:space="preserve">    select 'BJAZ_TRV_LOADER_DATA_MV.POLICY_REF' as src_branch,</w:t>
+              <w:t xml:space="preserve">    -- via stg2_hub_bjaz_trv_loader_data__coverage_missedconnection</w:t>
+              <w:br/>
+              <w:t xml:space="preserve">    select 'BJAZ_TRV_LOADER_DATA.POLICY_REF' as src_branch,</w:t>
               <w:br/>
               <w:t xml:space="preserve">           MD5_BINARY(NULLIF(UPPER(TRIM(CAST('HUB_COVERAGE|' || (nullif(trim(to_varchar("POLICY_REF")), '') || '|' || 'TRV_MISSED_CONNECTION') AS VARCHAR))), '')) as hkey</w:t>
               <w:br/>
-              <w:t xml:space="preserve">      from BAGIC_PROD_MIRROR_DB.OPUS_GG_DWHSTAGE.BJAZ_TRV_LOADER_DATA_MV</w:t>
+              <w:t xml:space="preserve">      from BAGIC_PREPROD_CURATED_DB.UTILS.BJAZ_TRV_LOADER_DATA</w:t>
               <w:br/>
               <w:t xml:space="preserve">    union all</w:t>
               <w:br/>
-              <w:t xml:space="preserve">    -- via stg2_hub_bjaz_trv_loader_data_mv__coverage_personalliability</w:t>
-              <w:br/>
-              <w:t xml:space="preserve">    select 'BJAZ_TRV_LOADER_DATA_MV.POLICY_REF' as src_branch,</w:t>
+              <w:t xml:space="preserve">    -- via stg2_hub_bjaz_trv_loader_data__coverage_personalliability</w:t>
+              <w:br/>
+              <w:t xml:space="preserve">    select 'BJAZ_TRV_LOADER_DATA.POLICY_REF' as src_branch,</w:t>
               <w:br/>
               <w:t xml:space="preserve">           MD5_BINARY(NULLIF(UPPER(TRIM(CAST('HUB_COVERAGE|' || (nullif(trim(to_varchar("POLICY_REF")), '') || '|' || 'TRV_PERSONAL_LIABILITY') AS VARCHAR))), '')) as hkey</w:t>
               <w:br/>
-              <w:t xml:space="preserve">      from BAGIC_PROD_MIRROR_DB.OPUS_GG_DWHSTAGE.BJAZ_TRV_LOADER_DATA_MV</w:t>
+              <w:t xml:space="preserve">      from BAGIC_PREPROD_CURATED_DB.UTILS.BJAZ_TRV_LOADER_DATA</w:t>
               <w:br/>
               <w:t xml:space="preserve">    union all</w:t>
               <w:br/>
-              <w:t xml:space="preserve">    -- via stg2_hub_bjaz_trv_loader_data_mv__coverage_repatonofremains</w:t>
-              <w:br/>
-              <w:t xml:space="preserve">    select 'BJAZ_TRV_LOADER_DATA_MV.POLICY_REF' as src_branch,</w:t>
+              <w:t xml:space="preserve">    -- via stg2_hub_bjaz_trv_loader_data__coverage_repatonofremains</w:t>
+              <w:br/>
+              <w:t xml:space="preserve">    select 'BJAZ_TRV_LOADER_DATA.POLICY_REF' as src_branch,</w:t>
               <w:br/>
               <w:t xml:space="preserve">           MD5_BINARY(NULLIF(UPPER(TRIM(CAST('HUB_COVERAGE|' || (nullif(trim(to_varchar("POLICY_REF")), '') || '|' || 'TRV_REPAT_REMAINS') AS VARCHAR))), '')) as hkey</w:t>
               <w:br/>
-              <w:t xml:space="preserve">      from BAGIC_PROD_MIRROR_DB.OPUS_GG_DWHSTAGE.BJAZ_TRV_LOADER_DATA_MV</w:t>
+              <w:t xml:space="preserve">      from BAGIC_PREPROD_CURATED_DB.UTILS.BJAZ_TRV_LOADER_DATA</w:t>
               <w:br/>
               <w:t xml:space="preserve">    union all</w:t>
               <w:br/>
-              <w:t xml:space="preserve">    -- via stg2_hub_bjaz_trv_loader_data_mv__coverage_tripcancellation</w:t>
-              <w:br/>
-              <w:t xml:space="preserve">    select 'BJAZ_TRV_LOADER_DATA_MV.POLICY_REF' as src_branch,</w:t>
+              <w:t xml:space="preserve">    -- via stg2_hub_bjaz_trv_loader_data__coverage_tripcancellation</w:t>
+              <w:br/>
+              <w:t xml:space="preserve">    select 'BJAZ_TRV_LOADER_DATA.POLICY_REF' as src_branch,</w:t>
               <w:br/>
               <w:t xml:space="preserve">           MD5_BINARY(NULLIF(UPPER(TRIM(CAST('HUB_COVERAGE|' || (nullif(trim(to_varchar("POLICY_REF")), '') || '|' || 'TRV_TRIP_CANCEL') AS VARCHAR))), '')) as hkey</w:t>
               <w:br/>
-              <w:t xml:space="preserve">      from BAGIC_PROD_MIRROR_DB.OPUS_GG_DWHSTAGE.BJAZ_TRV_LOADER_DATA_MV</w:t>
+              <w:t xml:space="preserve">      from BAGIC_PREPROD_CURATED_DB.UTILS.BJAZ_TRV_LOADER_DATA</w:t>
               <w:br/>
               <w:t xml:space="preserve">    union all</w:t>
               <w:br/>
-              <w:t xml:space="preserve">    -- via stg2_hub_bjaz_trv_loader_data_mv__coverage_tripcurtailment</w:t>
-              <w:br/>
-              <w:t xml:space="preserve">    select 'BJAZ_TRV_LOADER_DATA_MV.POLICY_REF' as src_branch,</w:t>
+              <w:t xml:space="preserve">    -- via stg2_hub_bjaz_trv_loader_data__coverage_tripcurtailment</w:t>
+              <w:br/>
+              <w:t xml:space="preserve">    select 'BJAZ_TRV_LOADER_DATA.POLICY_REF' as src_branch,</w:t>
               <w:br/>
               <w:t xml:space="preserve">           MD5_BINARY(NULLIF(UPPER(TRIM(CAST('HUB_COVERAGE|' || (nullif(trim(to_varchar("POLICY_REF")), '') || '|' || 'TRV_TRIP_CURTAILMENT') AS VARCHAR))), '')) as hkey</w:t>
               <w:br/>
-              <w:t xml:space="preserve">      from BAGIC_PROD_MIRROR_DB.OPUS_GG_DWHSTAGE.BJAZ_TRV_LOADER_DATA_MV</w:t>
+              <w:t xml:space="preserve">      from BAGIC_PREPROD_CURATED_DB.UTILS.BJAZ_TRV_LOADER_DATA</w:t>
               <w:br/>
               <w:t xml:space="preserve">    union all</w:t>
               <w:br/>
-              <w:t xml:space="preserve">    -- via stg2_hub_bjaz_trv_loader_data_mv__coverage_tripdelaybyscheduledaircraft</w:t>
-              <w:br/>
-              <w:t xml:space="preserve">    select 'BJAZ_TRV_LOADER_DATA_MV.POLICY_REF' as src_branch,</w:t>
+              <w:t xml:space="preserve">    -- via stg2_hub_bjaz_trv_loader_data__coverage_tripdelaybyscheduledaircraft</w:t>
+              <w:br/>
+              <w:t xml:space="preserve">    select 'BJAZ_TRV_LOADER_DATA.POLICY_REF' as src_branch,</w:t>
               <w:br/>
               <w:t xml:space="preserve">           MD5_BINARY(NULLIF(UPPER(TRIM(CAST('HUB_COVERAGE|' || (nullif(trim(to_varchar("POLICY_REF")), '') || '|' || 'TRV_TRIP_DELAY') AS VARCHAR))), '')) as hkey</w:t>
               <w:br/>
-              <w:t xml:space="preserve">      from BAGIC_PROD_MIRROR_DB.OPUS_GG_DWHSTAGE.BJAZ_TRV_LOADER_DATA_MV</w:t>
+              <w:t xml:space="preserve">      from BAGIC_PREPROD_CURATED_DB.UTILS.BJAZ_TRV_LOADER_DATA</w:t>
               <w:br/>
               <w:t xml:space="preserve">),</w:t>
               <w:br/>
@@ -10387,7 +10387,7 @@
         <w:t xml:space="preserve">Note: </w:t>
       </w:r>
       <w:r>
-        <w:t xml:space="preserve">4 RAW key branch(es): BJAZ_TRV_LOADER_LOG_TABLE_MV.TRANSITFROM, BJAZ_TRV_LOADER_LOG_TABLE_MV.TRANSITTO, BJAZ_TRV_LOADER_DATA_MV.[BUILDING+STREETNAME+SUBAREACITY+STATE+PINCODE], BJAZ_TRV_LOADER_LOG_TABLE_MV.[BUILDING+STREETNAME+CITY+STATE+PINCODE+COUNTRY].</w:t>
+        <w:t xml:space="preserve">4 RAW key branch(es): BJAZ_TRV_LOADER_LOG_TABLE.TRANSITFROM, BJAZ_TRV_LOADER_LOG_TABLE.TRANSITTO, BJAZ_TRV_LOADER_DATA.[BUILDING+STREETNAME+SUBAREACITY+STATE+PINCODE], BJAZ_TRV_LOADER_LOG_TABLE.[BUILDING+STREETNAME+CITY+STATE+PINCODE+COUNTRY].</w:t>
       </w:r>
     </w:p>
     <w:p>
@@ -10420,43 +10420,43 @@
               </w:rPr>
               <w:t xml:space="preserve">with src as (</w:t>
               <w:br/>
-              <w:t xml:space="preserve">    -- via stg2_hub_bjaz_trv_loader_log_table_mv__location_transitfrom</w:t>
-              <w:br/>
-              <w:t xml:space="preserve">    select 'BJAZ_TRV_LOADER_LOG_TABLE_MV.TRANSITFROM' as src_branch,</w:t>
+              <w:t xml:space="preserve">    -- via stg2_hub_bjaz_trv_loader_log_table__location_transitfrom</w:t>
+              <w:br/>
+              <w:t xml:space="preserve">    select 'BJAZ_TRV_LOADER_LOG_TABLE.TRANSITFROM' as src_branch,</w:t>
               <w:br/>
               <w:t xml:space="preserve">           MD5_BINARY(NULLIF(UPPER(TRIM(CAST('HUB_LOCATION|' || (nullif(trim(to_varchar("TRANSITFROM")), '')) AS VARCHAR))), '')) as hkey</w:t>
               <w:br/>
-              <w:t xml:space="preserve">      from BAGIC_PROD_MIRROR_DB.OPUS_GG_DWHSTAGE.BJAZ_TRV_LOADER_LOG_TABLE_MV</w:t>
+              <w:t xml:space="preserve">      from BAGIC_PREPROD_CURATED_DB.UTILS.BJAZ_TRV_LOADER_LOG_TABLE</w:t>
               <w:br/>
               <w:t xml:space="preserve">    union all</w:t>
               <w:br/>
-              <w:t xml:space="preserve">    -- via stg2_hub_bjaz_trv_loader_log_table_mv__location_transitto</w:t>
-              <w:br/>
-              <w:t xml:space="preserve">    select 'BJAZ_TRV_LOADER_LOG_TABLE_MV.TRANSITTO' as src_branch,</w:t>
+              <w:t xml:space="preserve">    -- via stg2_hub_bjaz_trv_loader_log_table__location_transitto</w:t>
+              <w:br/>
+              <w:t xml:space="preserve">    select 'BJAZ_TRV_LOADER_LOG_TABLE.TRANSITTO' as src_branch,</w:t>
               <w:br/>
               <w:t xml:space="preserve">           MD5_BINARY(NULLIF(UPPER(TRIM(CAST('HUB_LOCATION|' || (nullif(trim(to_varchar("TRANSITTO")), '')) AS VARCHAR))), '')) as hkey</w:t>
               <w:br/>
-              <w:t xml:space="preserve">      from BAGIC_PROD_MIRROR_DB.OPUS_GG_DWHSTAGE.BJAZ_TRV_LOADER_LOG_TABLE_MV</w:t>
+              <w:t xml:space="preserve">      from BAGIC_PREPROD_CURATED_DB.UTILS.BJAZ_TRV_LOADER_LOG_TABLE</w:t>
               <w:br/>
               <w:t xml:space="preserve">    union all</w:t>
               <w:br/>
-              <w:t xml:space="preserve">    -- via stg2_hub_bjaz_trv_loader_data_mv__location_addr</w:t>
-              <w:br/>
-              <w:t xml:space="preserve">    select 'BJAZ_TRV_LOADER_DATA_MV.[BUILDING+STREETNAME+SUBAREACITY+STATE+PINCODE]' as src_branch,</w:t>
+              <w:t xml:space="preserve">    -- via stg2_hub_bjaz_trv_loader_data__location_addr</w:t>
+              <w:br/>
+              <w:t xml:space="preserve">    select 'BJAZ_TRV_LOADER_DATA.[BUILDING+STREETNAME+SUBAREACITY+STATE+PINCODE]' as src_branch,</w:t>
               <w:br/>
               <w:t xml:space="preserve">           MD5_BINARY(NULLIF(UPPER(TRIM(CAST('HUB_LOCATION|' || (coalesce(nullif(trim(to_varchar("BUILDING")), ''), '') || '|' || coalesce(nullif(trim(to_varchar("STREETNAME")), ''), '') || '|' || coalesce(nullif(trim(to_varchar("SUBAREACITY")), ''), '') || '|' || coalesce(nullif(trim(to_varchar("STATE")), ''), '') || '|' || coalesce(nullif(trim(to_varchar("PINCODE")), ''), '')) AS VARCHAR))), '')) as hkey</w:t>
               <w:br/>
-              <w:t xml:space="preserve">      from BAGIC_PROD_MIRROR_DB.OPUS_GG_DWHSTAGE.BJAZ_TRV_LOADER_DATA_MV</w:t>
+              <w:t xml:space="preserve">      from BAGIC_PREPROD_CURATED_DB.UTILS.BJAZ_TRV_LOADER_DATA</w:t>
               <w:br/>
               <w:t xml:space="preserve">    union all</w:t>
               <w:br/>
-              <w:t xml:space="preserve">    -- via stg2_hub_bjaz_trv_loader_log_table_mv__location_addr</w:t>
-              <w:br/>
-              <w:t xml:space="preserve">    select 'BJAZ_TRV_LOADER_LOG_TABLE_MV.[BUILDING+STREETNAME+CITY+STATE+PINCODE+COUNTRY]' as src_branch,</w:t>
+              <w:t xml:space="preserve">    -- via stg2_hub_bjaz_trv_loader_log_table__location_addr</w:t>
+              <w:br/>
+              <w:t xml:space="preserve">    select 'BJAZ_TRV_LOADER_LOG_TABLE.[BUILDING+STREETNAME+CITY+STATE+PINCODE+COUNTRY]' as src_branch,</w:t>
               <w:br/>
               <w:t xml:space="preserve">           MD5_BINARY(NULLIF(UPPER(TRIM(CAST('HUB_LOCATION|' || (coalesce(nullif(trim(to_varchar("BUILDING")), ''), '') || '|' || coalesce(nullif(trim(to_varchar("STREETNAME")), ''), '') || '|' || coalesce(nullif(trim(to_varchar("CITY")), ''), '') || '|' || coalesce(nullif(trim(to_varchar("STATE")), ''), '') || '|' || coalesce(nullif(trim(to_varchar("PINCODE")), ''), '') || '|' || coalesce(nullif(trim(to_varchar("COUNTRY")), ''), '')) AS VARCHAR))), '')) as hkey</w:t>
               <w:br/>
-              <w:t xml:space="preserve">      from BAGIC_PROD_MIRROR_DB.OPUS_GG_DWHSTAGE.BJAZ_TRV_LOADER_LOG_TABLE_MV</w:t>
+              <w:t xml:space="preserve">      from BAGIC_PREPROD_CURATED_DB.UTILS.BJAZ_TRV_LOADER_LOG_TABLE</w:t>
               <w:br/>
               <w:t xml:space="preserve">),</w:t>
               <w:br/>
@@ -10738,7 +10738,7 @@
         <w:t xml:space="preserve">Note: </w:t>
       </w:r>
       <w:r>
-        <w:t xml:space="preserve">5 RAW key branch(es): BA_TRV_DATA_POLICY_DTLS_MV.LOCATION_CODE, BA_TRV_DATA_POLICY_DTLS_MV.CO_ORG_UNIT, BJAZ_TRV_LOADER_DATA_MV.LOCATION, BJAZ_TRV_LOADER_LOG_TABLE_MV.LOCATIONCODE, BJAZ_TRV_LOADER_LOG_TABLE_MV.COORGUNIT.</w:t>
+        <w:t xml:space="preserve">5 RAW key branch(es): BA_TRV_DATA_POLICY_DTLS.LOCATION_CODE, BA_TRV_DATA_POLICY_DTLS.CO_ORG_UNIT, BJAZ_TRV_LOADER_DATA.LOCATION, BJAZ_TRV_LOADER_LOG_TABLE.LOCATIONCODE, BJAZ_TRV_LOADER_LOG_TABLE.COORGUNIT.</w:t>
       </w:r>
     </w:p>
     <w:p>
@@ -10771,53 +10771,53 @@
               </w:rPr>
               <w:t xml:space="preserve">with src as (</w:t>
               <w:br/>
-              <w:t xml:space="preserve">    -- via stg2_hub_ba_trv_data_policy_dtls_mv__org_unit_location_code</w:t>
-              <w:br/>
-              <w:t xml:space="preserve">    select 'BA_TRV_DATA_POLICY_DTLS_MV.LOCATION_CODE' as src_branch,</w:t>
+              <w:t xml:space="preserve">    -- via stg2_hub_ba_trv_data_policy_dtls__org_unit_location_code</w:t>
+              <w:br/>
+              <w:t xml:space="preserve">    select 'BA_TRV_DATA_POLICY_DTLS.LOCATION_CODE' as src_branch,</w:t>
               <w:br/>
               <w:t xml:space="preserve">           MD5_BINARY(NULLIF(UPPER(TRIM(CAST('HUB_ORG_UNIT|' || (nullif(trim(to_varchar("LOCATION_CODE")), '')) AS VARCHAR))), '')) as hkey</w:t>
               <w:br/>
-              <w:t xml:space="preserve">      from BAGIC_PROD_MIRROR_DB.OPUS_GG_DWHSTAGE.BA_TRV_DATA_POLICY_DTLS_MV</w:t>
+              <w:t xml:space="preserve">      from BAGIC_PREPROD_CURATED_DB.UTILS.BA_TRV_DATA_POLICY_DTLS</w:t>
               <w:br/>
               <w:t xml:space="preserve">    union all</w:t>
               <w:br/>
-              <w:t xml:space="preserve">    -- via stg2_hub_ba_trv_data_policy_dtls_mv__org_unit_co_org_unit</w:t>
-              <w:br/>
-              <w:t xml:space="preserve">    select 'BA_TRV_DATA_POLICY_DTLS_MV.CO_ORG_UNIT' as src_branch,</w:t>
+              <w:t xml:space="preserve">    -- via stg2_hub_ba_trv_data_policy_dtls__org_unit_co_org_unit</w:t>
+              <w:br/>
+              <w:t xml:space="preserve">    select 'BA_TRV_DATA_POLICY_DTLS.CO_ORG_UNIT' as src_branch,</w:t>
               <w:br/>
               <w:t xml:space="preserve">           MD5_BINARY(NULLIF(UPPER(TRIM(CAST('HUB_ORG_UNIT|' || (nullif(trim(to_varchar("CO_ORG_UNIT")), '')) AS VARCHAR))), '')) as hkey</w:t>
               <w:br/>
-              <w:t xml:space="preserve">      from BAGIC_PROD_MIRROR_DB.OPUS_GG_DWHSTAGE.BA_TRV_DATA_POLICY_DTLS_MV</w:t>
+              <w:t xml:space="preserve">      from BAGIC_PREPROD_CURATED_DB.UTILS.BA_TRV_DATA_POLICY_DTLS</w:t>
               <w:br/>
               <w:t xml:space="preserve">    union all</w:t>
               <w:br/>
-              <w:t xml:space="preserve">    -- via stg2_hub_bjaz_trv_loader_data_mv__org_unit</w:t>
-              <w:br/>
-              <w:t xml:space="preserve">    select 'BJAZ_TRV_LOADER_DATA_MV.LOCATION' as src_branch,</w:t>
+              <w:t xml:space="preserve">    -- via stg2_hub_bjaz_trv_loader_data__org_unit</w:t>
+              <w:br/>
+              <w:t xml:space="preserve">    select 'BJAZ_TRV_LOADER_DATA.LOCATION' as src_branch,</w:t>
               <w:br/>
               <w:t xml:space="preserve">           MD5_BINARY(NULLIF(UPPER(TRIM(CAST('HUB_ORG_UNIT|' || (nullif(trim(to_varchar("LOCATION")), '')) AS VARCHAR))), '')) as hkey</w:t>
               <w:br/>
-              <w:t xml:space="preserve">      from BAGIC_PROD_MIRROR_DB.OPUS_GG_DWHSTAGE.BJAZ_TRV_LOADER_DATA_MV</w:t>
+              <w:t xml:space="preserve">      from BAGIC_PREPROD_CURATED_DB.UTILS.BJAZ_TRV_LOADER_DATA</w:t>
               <w:br/>
               <w:t xml:space="preserve">    union all</w:t>
               <w:br/>
-              <w:t xml:space="preserve">    -- via stg2_hub_bjaz_trv_loader_log_table_mv__org_unit_locationcode</w:t>
-              <w:br/>
-              <w:t xml:space="preserve">    select 'BJAZ_TRV_LOADER_LOG_TABLE_MV.LOCATIONCODE' as src_branch,</w:t>
+              <w:t xml:space="preserve">    -- via stg2_hub_bjaz_trv_loader_log_table__org_unit_locationcode</w:t>
+              <w:br/>
+              <w:t xml:space="preserve">    select 'BJAZ_TRV_LOADER_LOG_TABLE.LOCATIONCODE' as src_branch,</w:t>
               <w:br/>
               <w:t xml:space="preserve">           MD5_BINARY(NULLIF(UPPER(TRIM(CAST('HUB_ORG_UNIT|' || (nullif(trim(to_varchar("LOCATIONCODE")), '')) AS VARCHAR))), '')) as hkey</w:t>
               <w:br/>
-              <w:t xml:space="preserve">      from BAGIC_PROD_MIRROR_DB.OPUS_GG_DWHSTAGE.BJAZ_TRV_LOADER_LOG_TABLE_MV</w:t>
+              <w:t xml:space="preserve">      from BAGIC_PREPROD_CURATED_DB.UTILS.BJAZ_TRV_LOADER_LOG_TABLE</w:t>
               <w:br/>
               <w:t xml:space="preserve">    union all</w:t>
               <w:br/>
-              <w:t xml:space="preserve">    -- via stg2_hub_bjaz_trv_loader_log_table_mv__org_unit_coorgunit</w:t>
-              <w:br/>
-              <w:t xml:space="preserve">    select 'BJAZ_TRV_LOADER_LOG_TABLE_MV.COORGUNIT' as src_branch,</w:t>
+              <w:t xml:space="preserve">    -- via stg2_hub_bjaz_trv_loader_log_table__org_unit_coorgunit</w:t>
+              <w:br/>
+              <w:t xml:space="preserve">    select 'BJAZ_TRV_LOADER_LOG_TABLE.COORGUNIT' as src_branch,</w:t>
               <w:br/>
               <w:t xml:space="preserve">           MD5_BINARY(NULLIF(UPPER(TRIM(CAST('HUB_ORG_UNIT|' || (nullif(trim(to_varchar("COORGUNIT")), '')) AS VARCHAR))), '')) as hkey</w:t>
               <w:br/>
-              <w:t xml:space="preserve">      from BAGIC_PROD_MIRROR_DB.OPUS_GG_DWHSTAGE.BJAZ_TRV_LOADER_LOG_TABLE_MV</w:t>
+              <w:t xml:space="preserve">      from BAGIC_PREPROD_CURATED_DB.UTILS.BJAZ_TRV_LOADER_LOG_TABLE</w:t>
               <w:br/>
               <w:t xml:space="preserve">),</w:t>
               <w:br/>
@@ -11099,7 +11099,7 @@
         <w:t xml:space="preserve">Note: </w:t>
       </w:r>
       <w:r>
-        <w:t xml:space="preserve">13 RAW key branch(es): BA_TRV_DATA_POLICY_DTLS_MV.PARTNER_ID, BA_TRV_DATA_POLICY_DTLS_MV.INTERMEDIARY_CODE, BA_TRV_DATA_POLICY_DTLS_MV.SUBAGENT_CODE, BJAZ_TRV_LOADER_DATA_MV.INTERMEDIARY, BJAZ_TRV_LOADER_DATA_MV.SUBIMD, BJAZ_TRV_LOADER_DATA_MV.BAGICECODE, BJAZ_TRV_LOADER_DATA_MV.BANKRMCODE, BJAZ_TRV_LOADER_DATA_MV.BANKECODE, BJAZ_TRV_LOADER_LOG_TABLE_MV.INTERMEDIARY, BJAZ_TRV_LOADER_LOG_TABLE_MV.PARTNERID, BJAZ_TRV_LOADER_LOG_TABLE_MV.SUBAGENTCODE, BJAZ_TRV_LOADER_LOG_TABLE_MV.DEALERCODE, BJAZ_TRV_DETLS_EXTN.MARKETING_AGENT.</w:t>
+        <w:t xml:space="preserve">13 RAW key branch(es): BA_TRV_DATA_POLICY_DTLS.PARTNER_ID, BA_TRV_DATA_POLICY_DTLS.INTERMEDIARY_CODE, BA_TRV_DATA_POLICY_DTLS.SUBAGENT_CODE, BJAZ_TRV_LOADER_DATA.INTERMEDIARY, BJAZ_TRV_LOADER_DATA.SUBIMD, BJAZ_TRV_LOADER_DATA.BAGICECODE, BJAZ_TRV_LOADER_DATA.BANKRMCODE, BJAZ_TRV_LOADER_DATA.BANKECODE, BJAZ_TRV_LOADER_LOG_TABLE.INTERMEDIARY, BJAZ_TRV_LOADER_LOG_TABLE.PARTNERID, BJAZ_TRV_LOADER_LOG_TABLE.SUBAGENTCODE, BJAZ_TRV_LOADER_LOG_TABLE.DEALERCODE, BJAZ_TRV_DETLS_EXTN.MARKETING_AGENT.</w:t>
       </w:r>
     </w:p>
     <w:p>
@@ -11132,123 +11132,123 @@
               </w:rPr>
               <w:t xml:space="preserve">with src as (</w:t>
               <w:br/>
-              <w:t xml:space="preserve">    -- via stg2_hub_ba_trv_data_policy_dtls_mv__distribution_channel_partner_id</w:t>
-              <w:br/>
-              <w:t xml:space="preserve">    select 'BA_TRV_DATA_POLICY_DTLS_MV.PARTNER_ID' as src_branch,</w:t>
+              <w:t xml:space="preserve">    -- via stg2_hub_ba_trv_data_policy_dtls__distribution_channel_partner_id</w:t>
+              <w:br/>
+              <w:t xml:space="preserve">    select 'BA_TRV_DATA_POLICY_DTLS.PARTNER_ID' as src_branch,</w:t>
               <w:br/>
               <w:t xml:space="preserve">           MD5_BINARY(NULLIF(UPPER(TRIM(CAST('HUB_DISTRIBUTION_CHANNEL|' || (nullif(trim(to_varchar("PARTNER_ID")), '')) AS VARCHAR))), '')) as hkey</w:t>
               <w:br/>
-              <w:t xml:space="preserve">      from BAGIC_PROD_MIRROR_DB.OPUS_GG_DWHSTAGE.BA_TRV_DATA_POLICY_DTLS_MV</w:t>
+              <w:t xml:space="preserve">      from BAGIC_PREPROD_CURATED_DB.UTILS.BA_TRV_DATA_POLICY_DTLS</w:t>
               <w:br/>
               <w:t xml:space="preserve">    union all</w:t>
               <w:br/>
-              <w:t xml:space="preserve">    -- via stg2_hub_ba_trv_data_policy_dtls_mv__distribution_channel_intermediary_code</w:t>
-              <w:br/>
-              <w:t xml:space="preserve">    select 'BA_TRV_DATA_POLICY_DTLS_MV.INTERMEDIARY_CODE' as src_branch,</w:t>
+              <w:t xml:space="preserve">    -- via stg2_hub_ba_trv_data_policy_dtls__distribution_channel_intermediary_code</w:t>
+              <w:br/>
+              <w:t xml:space="preserve">    select 'BA_TRV_DATA_POLICY_DTLS.INTERMEDIARY_CODE' as src_branch,</w:t>
               <w:br/>
               <w:t xml:space="preserve">           MD5_BINARY(NULLIF(UPPER(TRIM(CAST('HUB_DISTRIBUTION_CHANNEL|' || (nullif(trim(to_varchar("INTERMEDIARY_CODE")), '')) AS VARCHAR))), '')) as hkey</w:t>
               <w:br/>
-              <w:t xml:space="preserve">      from BAGIC_PROD_MIRROR_DB.OPUS_GG_DWHSTAGE.BA_TRV_DATA_POLICY_DTLS_MV</w:t>
+              <w:t xml:space="preserve">      from BAGIC_PREPROD_CURATED_DB.UTILS.BA_TRV_DATA_POLICY_DTLS</w:t>
               <w:br/>
               <w:t xml:space="preserve">    union all</w:t>
               <w:br/>
-              <w:t xml:space="preserve">    -- via stg2_hub_ba_trv_data_policy_dtls_mv__distribution_channel_subagent_code</w:t>
-              <w:br/>
-              <w:t xml:space="preserve">    select 'BA_TRV_DATA_POLICY_DTLS_MV.SUBAGENT_CODE' as src_branch,</w:t>
+              <w:t xml:space="preserve">    -- via stg2_hub_ba_trv_data_policy_dtls__distribution_channel_subagent_code</w:t>
+              <w:br/>
+              <w:t xml:space="preserve">    select 'BA_TRV_DATA_POLICY_DTLS.SUBAGENT_CODE' as src_branch,</w:t>
               <w:br/>
               <w:t xml:space="preserve">           MD5_BINARY(NULLIF(UPPER(TRIM(CAST('HUB_DISTRIBUTION_CHANNEL|' || (nullif(trim(to_varchar("SUBAGENT_CODE")), '')) AS VARCHAR))), '')) as hkey</w:t>
               <w:br/>
-              <w:t xml:space="preserve">      from BAGIC_PROD_MIRROR_DB.OPUS_GG_DWHSTAGE.BA_TRV_DATA_POLICY_DTLS_MV</w:t>
+              <w:t xml:space="preserve">      from BAGIC_PREPROD_CURATED_DB.UTILS.BA_TRV_DATA_POLICY_DTLS</w:t>
               <w:br/>
               <w:t xml:space="preserve">    union all</w:t>
               <w:br/>
-              <w:t xml:space="preserve">    -- via stg2_hub_bjaz_trv_loader_data_mv__distribution_channel_intermediary</w:t>
-              <w:br/>
-              <w:t xml:space="preserve">    select 'BJAZ_TRV_LOADER_DATA_MV.INTERMEDIARY' as src_branch,</w:t>
+              <w:t xml:space="preserve">    -- via stg2_hub_bjaz_trv_loader_data__distribution_channel_intermediary</w:t>
+              <w:br/>
+              <w:t xml:space="preserve">    select 'BJAZ_TRV_LOADER_DATA.INTERMEDIARY' as src_branch,</w:t>
               <w:br/>
               <w:t xml:space="preserve">           MD5_BINARY(NULLIF(UPPER(TRIM(CAST('HUB_DISTRIBUTION_CHANNEL|' || (nullif(trim(to_varchar("INTERMEDIARY")), '')) AS VARCHAR))), '')) as hkey</w:t>
               <w:br/>
-              <w:t xml:space="preserve">      from BAGIC_PROD_MIRROR_DB.OPUS_GG_DWHSTAGE.BJAZ_TRV_LOADER_DATA_MV</w:t>
+              <w:t xml:space="preserve">      from BAGIC_PREPROD_CURATED_DB.UTILS.BJAZ_TRV_LOADER_DATA</w:t>
               <w:br/>
               <w:t xml:space="preserve">    union all</w:t>
               <w:br/>
-              <w:t xml:space="preserve">    -- via stg2_hub_bjaz_trv_loader_data_mv__distribution_channel_subimd</w:t>
-              <w:br/>
-              <w:t xml:space="preserve">    select 'BJAZ_TRV_LOADER_DATA_MV.SUBIMD' as src_branch,</w:t>
+              <w:t xml:space="preserve">    -- via stg2_hub_bjaz_trv_loader_data__distribution_channel_subimd</w:t>
+              <w:br/>
+              <w:t xml:space="preserve">    select 'BJAZ_TRV_LOADER_DATA.SUBIMD' as src_branch,</w:t>
               <w:br/>
               <w:t xml:space="preserve">           MD5_BINARY(NULLIF(UPPER(TRIM(CAST('HUB_DISTRIBUTION_CHANNEL|' || (nullif(trim(to_varchar("SUBIMD")), '')) AS VARCHAR))), '')) as hkey</w:t>
               <w:br/>
-              <w:t xml:space="preserve">      from BAGIC_PROD_MIRROR_DB.OPUS_GG_DWHSTAGE.BJAZ_TRV_LOADER_DATA_MV</w:t>
+              <w:t xml:space="preserve">      from BAGIC_PREPROD_CURATED_DB.UTILS.BJAZ_TRV_LOADER_DATA</w:t>
               <w:br/>
               <w:t xml:space="preserve">    union all</w:t>
               <w:br/>
-              <w:t xml:space="preserve">    -- via stg2_hub_bjaz_trv_loader_data_mv__distribution_channel_bagicecode</w:t>
-              <w:br/>
-              <w:t xml:space="preserve">    select 'BJAZ_TRV_LOADER_DATA_MV.BAGICECODE' as src_branch,</w:t>
+              <w:t xml:space="preserve">    -- via stg2_hub_bjaz_trv_loader_data__distribution_channel_bagicecode</w:t>
+              <w:br/>
+              <w:t xml:space="preserve">    select 'BJAZ_TRV_LOADER_DATA.BAGICECODE' as src_branch,</w:t>
               <w:br/>
               <w:t xml:space="preserve">           MD5_BINARY(NULLIF(UPPER(TRIM(CAST('HUB_DISTRIBUTION_CHANNEL|' || (nullif(trim(to_varchar("BAGICECODE")), '')) AS VARCHAR))), '')) as hkey</w:t>
               <w:br/>
-              <w:t xml:space="preserve">      from BAGIC_PROD_MIRROR_DB.OPUS_GG_DWHSTAGE.BJAZ_TRV_LOADER_DATA_MV</w:t>
+              <w:t xml:space="preserve">      from BAGIC_PREPROD_CURATED_DB.UTILS.BJAZ_TRV_LOADER_DATA</w:t>
               <w:br/>
               <w:t xml:space="preserve">    union all</w:t>
               <w:br/>
-              <w:t xml:space="preserve">    -- via stg2_hub_bjaz_trv_loader_data_mv__distribution_channel_bankrmcode</w:t>
-              <w:br/>
-              <w:t xml:space="preserve">    select 'BJAZ_TRV_LOADER_DATA_MV.BANKRMCODE' as src_branch,</w:t>
+              <w:t xml:space="preserve">    -- via stg2_hub_bjaz_trv_loader_data__distribution_channel_bankrmcode</w:t>
+              <w:br/>
+              <w:t xml:space="preserve">    select 'BJAZ_TRV_LOADER_DATA.BANKRMCODE' as src_branch,</w:t>
               <w:br/>
               <w:t xml:space="preserve">           MD5_BINARY(NULLIF(UPPER(TRIM(CAST('HUB_DISTRIBUTION_CHANNEL|' || (nullif(trim(to_varchar("BANKRMCODE")), '')) AS VARCHAR))), '')) as hkey</w:t>
               <w:br/>
-              <w:t xml:space="preserve">      from BAGIC_PROD_MIRROR_DB.OPUS_GG_DWHSTAGE.BJAZ_TRV_LOADER_DATA_MV</w:t>
+              <w:t xml:space="preserve">      from BAGIC_PREPROD_CURATED_DB.UTILS.BJAZ_TRV_LOADER_DATA</w:t>
               <w:br/>
               <w:t xml:space="preserve">    union all</w:t>
               <w:br/>
-              <w:t xml:space="preserve">    -- via stg2_hub_bjaz_trv_loader_data_mv__distribution_channel_bankecode</w:t>
-              <w:br/>
-              <w:t xml:space="preserve">    select 'BJAZ_TRV_LOADER_DATA_MV.BANKECODE' as src_branch,</w:t>
+              <w:t xml:space="preserve">    -- via stg2_hub_bjaz_trv_loader_data__distribution_channel_bankecode</w:t>
+              <w:br/>
+              <w:t xml:space="preserve">    select 'BJAZ_TRV_LOADER_DATA.BANKECODE' as src_branch,</w:t>
               <w:br/>
               <w:t xml:space="preserve">           MD5_BINARY(NULLIF(UPPER(TRIM(CAST('HUB_DISTRIBUTION_CHANNEL|' || (nullif(trim(to_varchar("BANKECODE")), '')) AS VARCHAR))), '')) as hkey</w:t>
               <w:br/>
-              <w:t xml:space="preserve">      from BAGIC_PROD_MIRROR_DB.OPUS_GG_DWHSTAGE.BJAZ_TRV_LOADER_DATA_MV</w:t>
+              <w:t xml:space="preserve">      from BAGIC_PREPROD_CURATED_DB.UTILS.BJAZ_TRV_LOADER_DATA</w:t>
               <w:br/>
               <w:t xml:space="preserve">    union all</w:t>
               <w:br/>
-              <w:t xml:space="preserve">    -- via stg2_hub_bjaz_trv_loader_log_table_mv__distribution_channel_intermediary</w:t>
-              <w:br/>
-              <w:t xml:space="preserve">    select 'BJAZ_TRV_LOADER_LOG_TABLE_MV.INTERMEDIARY' as src_branch,</w:t>
+              <w:t xml:space="preserve">    -- via stg2_hub_bjaz_trv_loader_log_table__distribution_channel_intermediary</w:t>
+              <w:br/>
+              <w:t xml:space="preserve">    select 'BJAZ_TRV_LOADER_LOG_TABLE.INTERMEDIARY' as src_branch,</w:t>
               <w:br/>
               <w:t xml:space="preserve">           MD5_BINARY(NULLIF(UPPER(TRIM(CAST('HUB_DISTRIBUTION_CHANNEL|' || (nullif(trim(to_varchar("INTERMEDIARY")), '')) AS VARCHAR))), '')) as hkey</w:t>
               <w:br/>
-              <w:t xml:space="preserve">      from BAGIC_PROD_MIRROR_DB.OPUS_GG_DWHSTAGE.BJAZ_TRV_LOADER_LOG_TABLE_MV</w:t>
+              <w:t xml:space="preserve">      from BAGIC_PREPROD_CURATED_DB.UTILS.BJAZ_TRV_LOADER_LOG_TABLE</w:t>
               <w:br/>
               <w:t xml:space="preserve">    union all</w:t>
               <w:br/>
-              <w:t xml:space="preserve">    -- via stg2_hub_bjaz_trv_loader_log_table_mv__distribution_channel_partnerid</w:t>
-              <w:br/>
-              <w:t xml:space="preserve">    select 'BJAZ_TRV_LOADER_LOG_TABLE_MV.PARTNERID' as src_branch,</w:t>
+              <w:t xml:space="preserve">    -- via stg2_hub_bjaz_trv_loader_log_table__distribution_channel_partnerid</w:t>
+              <w:br/>
+              <w:t xml:space="preserve">    select 'BJAZ_TRV_LOADER_LOG_TABLE.PARTNERID' as src_branch,</w:t>
               <w:br/>
               <w:t xml:space="preserve">           MD5_BINARY(NULLIF(UPPER(TRIM(CAST('HUB_DISTRIBUTION_CHANNEL|' || (nullif(trim(to_varchar("PARTNERID")), '')) AS VARCHAR))), '')) as hkey</w:t>
               <w:br/>
-              <w:t xml:space="preserve">      from BAGIC_PROD_MIRROR_DB.OPUS_GG_DWHSTAGE.BJAZ_TRV_LOADER_LOG_TABLE_MV</w:t>
+              <w:t xml:space="preserve">      from BAGIC_PREPROD_CURATED_DB.UTILS.BJAZ_TRV_LOADER_LOG_TABLE</w:t>
               <w:br/>
               <w:t xml:space="preserve">    union all</w:t>
               <w:br/>
-              <w:t xml:space="preserve">    -- via stg2_hub_bjaz_trv_loader_log_table_mv__distribution_channel_subagentcode</w:t>
-              <w:br/>
-              <w:t xml:space="preserve">    select 'BJAZ_TRV_LOADER_LOG_TABLE_MV.SUBAGENTCODE' as src_branch,</w:t>
+              <w:t xml:space="preserve">    -- via stg2_hub_bjaz_trv_loader_log_table__distribution_channel_subagentcode</w:t>
+              <w:br/>
+              <w:t xml:space="preserve">    select 'BJAZ_TRV_LOADER_LOG_TABLE.SUBAGENTCODE' as src_branch,</w:t>
               <w:br/>
               <w:t xml:space="preserve">           MD5_BINARY(NULLIF(UPPER(TRIM(CAST('HUB_DISTRIBUTION_CHANNEL|' || (nullif(trim(to_varchar("SUBAGENTCODE")), '')) AS VARCHAR))), '')) as hkey</w:t>
               <w:br/>
-              <w:t xml:space="preserve">      from BAGIC_PROD_MIRROR_DB.OPUS_GG_DWHSTAGE.BJAZ_TRV_LOADER_LOG_TABLE_MV</w:t>
+              <w:t xml:space="preserve">      from BAGIC_PREPROD_CURATED_DB.UTILS.BJAZ_TRV_LOADER_LOG_TABLE</w:t>
               <w:br/>
               <w:t xml:space="preserve">    union all</w:t>
               <w:br/>
-              <w:t xml:space="preserve">    -- via stg2_hub_bjaz_trv_loader_log_table_mv__distribution_channel_dealercode</w:t>
-              <w:br/>
-              <w:t xml:space="preserve">    select 'BJAZ_TRV_LOADER_LOG_TABLE_MV.DEALERCODE' as src_branch,</w:t>
+              <w:t xml:space="preserve">    -- via stg2_hub_bjaz_trv_loader_log_table__distribution_channel_dealercode</w:t>
+              <w:br/>
+              <w:t xml:space="preserve">    select 'BJAZ_TRV_LOADER_LOG_TABLE.DEALERCODE' as src_branch,</w:t>
               <w:br/>
               <w:t xml:space="preserve">           MD5_BINARY(NULLIF(UPPER(TRIM(CAST('HUB_DISTRIBUTION_CHANNEL|' || (nullif(trim(to_varchar("DEALERCODE")), '')) AS VARCHAR))), '')) as hkey</w:t>
               <w:br/>
-              <w:t xml:space="preserve">      from BAGIC_PROD_MIRROR_DB.OPUS_GG_DWHSTAGE.BJAZ_TRV_LOADER_LOG_TABLE_MV</w:t>
+              <w:t xml:space="preserve">      from BAGIC_PREPROD_CURATED_DB.UTILS.BJAZ_TRV_LOADER_LOG_TABLE</w:t>
               <w:br/>
               <w:t xml:space="preserve">    union all</w:t>
               <w:br/>
@@ -11258,7 +11258,7 @@
               <w:br/>
               <w:t xml:space="preserve">           MD5_BINARY(NULLIF(UPPER(TRIM(CAST('HUB_DISTRIBUTION_CHANNEL|' || (nullif(trim(to_varchar("MARKETING_AGENT")), '')) AS VARCHAR))), '')) as hkey</w:t>
               <w:br/>
-              <w:t xml:space="preserve">      from BAGIC_PROD_MIRROR_DB.OPUS_GG_DWHSTAGE.BJAZ_TRV_DETLS_EXTN</w:t>
+              <w:t xml:space="preserve">      from BAGIC_PREPROD_CURATED_DB.UTILS.BJAZ_TRV_DETLS_EXTN</w:t>
               <w:br/>
               <w:t xml:space="preserve">),</w:t>
               <w:br/>
@@ -11540,7 +11540,7 @@
         <w:t xml:space="preserve">Note: </w:t>
       </w:r>
       <w:r>
-        <w:t xml:space="preserve">1 RAW key branch(es): BJAZ_TRV_LOADER_DATA_MV.LANNO.</w:t>
+        <w:t xml:space="preserve">1 RAW key branch(es): BJAZ_TRV_LOADER_DATA.LANNO.</w:t>
       </w:r>
     </w:p>
     <w:p>
@@ -11573,13 +11573,13 @@
               </w:rPr>
               <w:t xml:space="preserve">with src as (</w:t>
               <w:br/>
-              <w:t xml:space="preserve">    -- via stg2_hub_bjaz_trv_loader_data_mv__financial_account</w:t>
-              <w:br/>
-              <w:t xml:space="preserve">    select 'BJAZ_TRV_LOADER_DATA_MV.LANNO' as src_branch,</w:t>
+              <w:t xml:space="preserve">    -- via stg2_hub_bjaz_trv_loader_data__financial_account</w:t>
+              <w:br/>
+              <w:t xml:space="preserve">    select 'BJAZ_TRV_LOADER_DATA.LANNO' as src_branch,</w:t>
               <w:br/>
               <w:t xml:space="preserve">           MD5_BINARY(NULLIF(UPPER(TRIM(CAST('HUB_FINANCIAL_ACCOUNT|' || (nullif(trim(to_varchar("LANNO")), '')) AS VARCHAR))), '')) as hkey</w:t>
               <w:br/>
-              <w:t xml:space="preserve">      from BAGIC_PROD_MIRROR_DB.OPUS_GG_DWHSTAGE.BJAZ_TRV_LOADER_DATA_MV</w:t>
+              <w:t xml:space="preserve">      from BAGIC_PREPROD_CURATED_DB.UTILS.BJAZ_TRV_LOADER_DATA</w:t>
               <w:br/>
               <w:t xml:space="preserve">),</w:t>
               <w:br/>
@@ -11861,7 +11861,7 @@
         <w:t xml:space="preserve">Note: </w:t>
       </w:r>
       <w:r>
-        <w:t xml:space="preserve">3 RAW key branch(es): BA_TRV_DATA_POLICY_DTLS_MV.TRANSACTION_ID, BJAZ_TRV_LOADER_DATA_MV.TRANSACTIONID, BJAZ_TRV_LOADER_LOG_TABLE_MV.POLICYNUMBER.</w:t>
+        <w:t xml:space="preserve">3 RAW key branch(es): BA_TRV_DATA_POLICY_DTLS.TRANSACTION_ID, BJAZ_TRV_LOADER_DATA.TRANSACTIONID, BJAZ_TRV_LOADER_LOG_TABLE.POLICYNUMBER.</w:t>
       </w:r>
     </w:p>
     <w:p>
@@ -11894,33 +11894,33 @@
               </w:rPr>
               <w:t xml:space="preserve">with src as (</w:t>
               <w:br/>
-              <w:t xml:space="preserve">    -- via stg2_hub_ba_trv_data_policy_dtls_mv__financial_transaction</w:t>
-              <w:br/>
-              <w:t xml:space="preserve">    select 'BA_TRV_DATA_POLICY_DTLS_MV.TRANSACTION_ID' as src_branch,</w:t>
+              <w:t xml:space="preserve">    -- via stg2_hub_ba_trv_data_policy_dtls__financial_transaction</w:t>
+              <w:br/>
+              <w:t xml:space="preserve">    select 'BA_TRV_DATA_POLICY_DTLS.TRANSACTION_ID' as src_branch,</w:t>
               <w:br/>
               <w:t xml:space="preserve">           MD5_BINARY(NULLIF(UPPER(TRIM(CAST('HUB_FINANCIAL_TRANSACTION|' || (nullif(trim(to_varchar("TRANSACTION_ID")), '')) AS VARCHAR))), '')) as hkey</w:t>
               <w:br/>
-              <w:t xml:space="preserve">      from BAGIC_PROD_MIRROR_DB.OPUS_GG_DWHSTAGE.BA_TRV_DATA_POLICY_DTLS_MV</w:t>
+              <w:t xml:space="preserve">      from BAGIC_PREPROD_CURATED_DB.UTILS.BA_TRV_DATA_POLICY_DTLS</w:t>
               <w:br/>
               <w:t xml:space="preserve">    union all</w:t>
               <w:br/>
-              <w:t xml:space="preserve">    -- via stg2_hub_bjaz_trv_loader_data_mv__financial_transaction</w:t>
-              <w:br/>
-              <w:t xml:space="preserve">    select 'BJAZ_TRV_LOADER_DATA_MV.TRANSACTIONID' as src_branch,</w:t>
+              <w:t xml:space="preserve">    -- via stg2_hub_bjaz_trv_loader_data__financial_transaction</w:t>
+              <w:br/>
+              <w:t xml:space="preserve">    select 'BJAZ_TRV_LOADER_DATA.TRANSACTIONID' as src_branch,</w:t>
               <w:br/>
               <w:t xml:space="preserve">           MD5_BINARY(NULLIF(UPPER(TRIM(CAST('HUB_FINANCIAL_TRANSACTION|' || (nullif(trim(to_varchar("TRANSACTIONID")), '')) AS VARCHAR))), '')) as hkey</w:t>
               <w:br/>
-              <w:t xml:space="preserve">      from BAGIC_PROD_MIRROR_DB.OPUS_GG_DWHSTAGE.BJAZ_TRV_LOADER_DATA_MV</w:t>
+              <w:t xml:space="preserve">      from BAGIC_PREPROD_CURATED_DB.UTILS.BJAZ_TRV_LOADER_DATA</w:t>
               <w:br/>
               <w:t xml:space="preserve">    union all</w:t>
               <w:br/>
-              <w:t xml:space="preserve">    -- via stg2_hub_bjaz_trv_loader_log_table_mv__financial_transaction_degenerate</w:t>
-              <w:br/>
-              <w:t xml:space="preserve">    select 'BJAZ_TRV_LOADER_LOG_TABLE_MV.POLICYNUMBER' as src_branch,</w:t>
+              <w:t xml:space="preserve">    -- via stg2_hub_bjaz_trv_loader_log_table__financial_transaction_degenerate</w:t>
+              <w:br/>
+              <w:t xml:space="preserve">    select 'BJAZ_TRV_LOADER_LOG_TABLE.POLICYNUMBER' as src_branch,</w:t>
               <w:br/>
               <w:t xml:space="preserve">           MD5_BINARY(NULLIF(UPPER(TRIM(CAST('HUB_FINANCIAL_TRANSACTION|' || (nullif(trim(to_varchar("POLICYNUMBER")), '')) AS VARCHAR))), '')) as hkey</w:t>
               <w:br/>
-              <w:t xml:space="preserve">      from BAGIC_PROD_MIRROR_DB.OPUS_GG_DWHSTAGE.BJAZ_TRV_LOADER_LOG_TABLE_MV</w:t>
+              <w:t xml:space="preserve">      from BAGIC_PREPROD_CURATED_DB.UTILS.BJAZ_TRV_LOADER_LOG_TABLE</w:t>
               <w:br/>
               <w:t xml:space="preserve">),</w:t>
               <w:br/>
@@ -12202,7 +12202,7 @@
         <w:t xml:space="preserve">Note: </w:t>
       </w:r>
       <w:r>
-        <w:t xml:space="preserve">5 RAW key branch(es): BA_TRV_DATA_POLICY_DTLS_MV.CFT_MST_CONTRACT_ID, BA_TRV_PLAN_MST_MV.CFT_MST_CONTRACT_ID, BJAZ_TRV_LOADER_LOG_TABLE_MV.CONTRACTID, BJAZ_TRV_RATE_MASTER_MV.CFT_MST_CONTRACT_ID, BJAZ_TRV_DETLS_EXTN.CONTRACT_ID.</w:t>
+        <w:t xml:space="preserve">5 RAW key branch(es): BA_TRV_DATA_POLICY_DTLS.CFT_MST_CONTRACT_ID, BA_TRV_PLAN_MST.CFT_MST_CONTRACT_ID, BJAZ_TRV_LOADER_LOG_TABLE.CONTRACTID, BJAZ_TRV_RATE_MASTER.CFT_MST_CONTRACT_ID, BJAZ_TRV_DETLS_EXTN.CONTRACT_ID.</w:t>
       </w:r>
     </w:p>
     <w:p>
@@ -12235,43 +12235,43 @@
               </w:rPr>
               <w:t xml:space="preserve">with src as (</w:t>
               <w:br/>
-              <w:t xml:space="preserve">    -- via stg2_hub_ba_trv_data_policy_dtls_mv__agreement</w:t>
-              <w:br/>
-              <w:t xml:space="preserve">    select 'BA_TRV_DATA_POLICY_DTLS_MV.CFT_MST_CONTRACT_ID' as src_branch,</w:t>
+              <w:t xml:space="preserve">    -- via stg2_hub_ba_trv_data_policy_dtls__agreement</w:t>
+              <w:br/>
+              <w:t xml:space="preserve">    select 'BA_TRV_DATA_POLICY_DTLS.CFT_MST_CONTRACT_ID' as src_branch,</w:t>
               <w:br/>
               <w:t xml:space="preserve">           MD5_BINARY(NULLIF(UPPER(TRIM(CAST('HUB_AGREEMENT|' || (nullif(trim(to_varchar("CFT_MST_CONTRACT_ID")), '')) AS VARCHAR))), '')) as hkey</w:t>
               <w:br/>
-              <w:t xml:space="preserve">      from BAGIC_PROD_MIRROR_DB.OPUS_GG_DWHSTAGE.BA_TRV_DATA_POLICY_DTLS_MV</w:t>
+              <w:t xml:space="preserve">      from BAGIC_PREPROD_CURATED_DB.UTILS.BA_TRV_DATA_POLICY_DTLS</w:t>
               <w:br/>
               <w:t xml:space="preserve">    union all</w:t>
               <w:br/>
-              <w:t xml:space="preserve">    -- via stg2_hub_ba_trv_plan_mst_mv__agreement</w:t>
-              <w:br/>
-              <w:t xml:space="preserve">    select 'BA_TRV_PLAN_MST_MV.CFT_MST_CONTRACT_ID' as src_branch,</w:t>
+              <w:t xml:space="preserve">    -- via stg2_hub_ba_trv_plan_mst__agreement</w:t>
+              <w:br/>
+              <w:t xml:space="preserve">    select 'BA_TRV_PLAN_MST.CFT_MST_CONTRACT_ID' as src_branch,</w:t>
               <w:br/>
               <w:t xml:space="preserve">           MD5_BINARY(NULLIF(UPPER(TRIM(CAST('HUB_AGREEMENT|' || (nullif(trim(to_varchar("CFT_MST_CONTRACT_ID")), '')) AS VARCHAR))), '')) as hkey</w:t>
               <w:br/>
-              <w:t xml:space="preserve">      from BAGIC_PROD_MIRROR_DB.OPUS_GG_DWHSTAGE.BA_TRV_PLAN_MST_MV</w:t>
+              <w:t xml:space="preserve">      from BAGIC_PREPROD_CURATED_DB.UTILS.BA_TRV_PLAN_MST</w:t>
               <w:br/>
               <w:t xml:space="preserve">    union all</w:t>
               <w:br/>
-              <w:t xml:space="preserve">    -- via stg2_hub_bjaz_trv_loader_log_table_mv__agreement</w:t>
-              <w:br/>
-              <w:t xml:space="preserve">    select 'BJAZ_TRV_LOADER_LOG_TABLE_MV.CONTRACTID' as src_branch,</w:t>
+              <w:t xml:space="preserve">    -- via stg2_hub_bjaz_trv_loader_log_table__agreement</w:t>
+              <w:br/>
+              <w:t xml:space="preserve">    select 'BJAZ_TRV_LOADER_LOG_TABLE.CONTRACTID' as src_branch,</w:t>
               <w:br/>
               <w:t xml:space="preserve">           MD5_BINARY(NULLIF(UPPER(TRIM(CAST('HUB_AGREEMENT|' || (nullif(trim(to_varchar("CONTRACTID")), '')) AS VARCHAR))), '')) as hkey</w:t>
               <w:br/>
-              <w:t xml:space="preserve">      from BAGIC_PROD_MIRROR_DB.OPUS_GG_DWHSTAGE.BJAZ_TRV_LOADER_LOG_TABLE_MV</w:t>
+              <w:t xml:space="preserve">      from BAGIC_PREPROD_CURATED_DB.UTILS.BJAZ_TRV_LOADER_LOG_TABLE</w:t>
               <w:br/>
               <w:t xml:space="preserve">    union all</w:t>
               <w:br/>
-              <w:t xml:space="preserve">    -- via stg2_hub_bjaz_trv_rate_master_mv__agreement</w:t>
-              <w:br/>
-              <w:t xml:space="preserve">    select 'BJAZ_TRV_RATE_MASTER_MV.CFT_MST_CONTRACT_ID' as src_branch,</w:t>
+              <w:t xml:space="preserve">    -- via stg2_hub_bjaz_trv_rate_master__agreement</w:t>
+              <w:br/>
+              <w:t xml:space="preserve">    select 'BJAZ_TRV_RATE_MASTER.CFT_MST_CONTRACT_ID' as src_branch,</w:t>
               <w:br/>
               <w:t xml:space="preserve">           MD5_BINARY(NULLIF(UPPER(TRIM(CAST('HUB_AGREEMENT|' || (nullif(trim(to_varchar("CFT_MST_CONTRACT_ID")), '')) AS VARCHAR))), '')) as hkey</w:t>
               <w:br/>
-              <w:t xml:space="preserve">      from BAGIC_PROD_MIRROR_DB.OPUS_GG_DWHSTAGE.BJAZ_TRV_RATE_MASTER_MV</w:t>
+              <w:t xml:space="preserve">      from BAGIC_PREPROD_CURATED_DB.UTILS.BJAZ_TRV_RATE_MASTER</w:t>
               <w:br/>
               <w:t xml:space="preserve">    union all</w:t>
               <w:br/>
@@ -12281,7 +12281,7 @@
               <w:br/>
               <w:t xml:space="preserve">           MD5_BINARY(NULLIF(UPPER(TRIM(CAST('HUB_AGREEMENT|' || (nullif(trim(to_varchar("CONTRACT_ID")), '')) AS VARCHAR))), '')) as hkey</w:t>
               <w:br/>
-              <w:t xml:space="preserve">      from BAGIC_PROD_MIRROR_DB.OPUS_GG_DWHSTAGE.BJAZ_TRV_DETLS_EXTN</w:t>
+              <w:t xml:space="preserve">      from BAGIC_PREPROD_CURATED_DB.UTILS.BJAZ_TRV_DETLS_EXTN</w:t>
               <w:br/>
               <w:t xml:space="preserve">),</w:t>
               <w:br/>
@@ -12563,7 +12563,7 @@
         <w:t xml:space="preserve">Note: </w:t>
       </w:r>
       <w:r>
-        <w:t xml:space="preserve">2 RAW key branch(es): BA_TRV_DATA_POLICY_DTLS_MV.SCRUTINY_NO, BJAZ_TRV_LOADER_DATA_MV.SCRUTINY_NO.</w:t>
+        <w:t xml:space="preserve">2 RAW key branch(es): BA_TRV_DATA_POLICY_DTLS.SCRUTINY_NO, BJAZ_TRV_LOADER_DATA.SCRUTINY_NO.</w:t>
       </w:r>
     </w:p>
     <w:p>
@@ -12596,23 +12596,23 @@
               </w:rPr>
               <w:t xml:space="preserve">with src as (</w:t>
               <w:br/>
-              <w:t xml:space="preserve">    -- via stg2_hub_ba_trv_data_policy_dtls_mv__assessment</w:t>
-              <w:br/>
-              <w:t xml:space="preserve">    select 'BA_TRV_DATA_POLICY_DTLS_MV.SCRUTINY_NO' as src_branch,</w:t>
+              <w:t xml:space="preserve">    -- via stg2_hub_ba_trv_data_policy_dtls__assessment</w:t>
+              <w:br/>
+              <w:t xml:space="preserve">    select 'BA_TRV_DATA_POLICY_DTLS.SCRUTINY_NO' as src_branch,</w:t>
               <w:br/>
               <w:t xml:space="preserve">           MD5_BINARY(NULLIF(UPPER(TRIM(CAST('HUB_ASSESSMENT|' || (nullif(trim(to_varchar("SCRUTINY_NO")), '')) AS VARCHAR))), '')) as hkey</w:t>
               <w:br/>
-              <w:t xml:space="preserve">      from BAGIC_PROD_MIRROR_DB.OPUS_GG_DWHSTAGE.BA_TRV_DATA_POLICY_DTLS_MV</w:t>
+              <w:t xml:space="preserve">      from BAGIC_PREPROD_CURATED_DB.UTILS.BA_TRV_DATA_POLICY_DTLS</w:t>
               <w:br/>
               <w:t xml:space="preserve">    union all</w:t>
               <w:br/>
-              <w:t xml:space="preserve">    -- via stg2_hub_bjaz_trv_loader_data_mv__assessment</w:t>
-              <w:br/>
-              <w:t xml:space="preserve">    select 'BJAZ_TRV_LOADER_DATA_MV.SCRUTINY_NO' as src_branch,</w:t>
+              <w:t xml:space="preserve">    -- via stg2_hub_bjaz_trv_loader_data__assessment</w:t>
+              <w:br/>
+              <w:t xml:space="preserve">    select 'BJAZ_TRV_LOADER_DATA.SCRUTINY_NO' as src_branch,</w:t>
               <w:br/>
               <w:t xml:space="preserve">           MD5_BINARY(NULLIF(UPPER(TRIM(CAST('HUB_ASSESSMENT|' || (nullif(trim(to_varchar("SCRUTINY_NO")), '')) AS VARCHAR))), '')) as hkey</w:t>
               <w:br/>
-              <w:t xml:space="preserve">      from BAGIC_PROD_MIRROR_DB.OPUS_GG_DWHSTAGE.BJAZ_TRV_LOADER_DATA_MV</w:t>
+              <w:t xml:space="preserve">      from BAGIC_PREPROD_CURATED_DB.UTILS.BJAZ_TRV_LOADER_DATA</w:t>
               <w:br/>
               <w:t xml:space="preserve">),</w:t>
               <w:br/>
@@ -12894,7 +12894,7 @@
         <w:t xml:space="preserve">Note: </w:t>
       </w:r>
       <w:r>
-        <w:t xml:space="preserve">2 RAW key branch(es): BA_TRV_DATA_POLICY_DTLS_MV.TRAVEL_REQ_NO, BJAZ_TRV_DETLS_EXTN.TRAVEL_REQ_NO.</w:t>
+        <w:t xml:space="preserve">2 RAW key branch(es): BA_TRV_DATA_POLICY_DTLS.TRAVEL_REQ_NO, BJAZ_TRV_DETLS_EXTN.TRAVEL_REQ_NO.</w:t>
       </w:r>
     </w:p>
     <w:p>
@@ -12927,13 +12927,13 @@
               </w:rPr>
               <w:t xml:space="preserve">with src as (</w:t>
               <w:br/>
-              <w:t xml:space="preserve">    -- via stg2_hub_ba_trv_data_policy_dtls_mv__proposal</w:t>
-              <w:br/>
-              <w:t xml:space="preserve">    select 'BA_TRV_DATA_POLICY_DTLS_MV.TRAVEL_REQ_NO' as src_branch,</w:t>
+              <w:t xml:space="preserve">    -- via stg2_hub_ba_trv_data_policy_dtls__proposal</w:t>
+              <w:br/>
+              <w:t xml:space="preserve">    select 'BA_TRV_DATA_POLICY_DTLS.TRAVEL_REQ_NO' as src_branch,</w:t>
               <w:br/>
               <w:t xml:space="preserve">           MD5_BINARY(NULLIF(UPPER(TRIM(CAST('HUB_PROPOSAL|' || (nullif(trim(to_varchar("TRAVEL_REQ_NO")), '')) AS VARCHAR))), '')) as hkey</w:t>
               <w:br/>
-              <w:t xml:space="preserve">      from BAGIC_PROD_MIRROR_DB.OPUS_GG_DWHSTAGE.BA_TRV_DATA_POLICY_DTLS_MV</w:t>
+              <w:t xml:space="preserve">      from BAGIC_PREPROD_CURATED_DB.UTILS.BA_TRV_DATA_POLICY_DTLS</w:t>
               <w:br/>
               <w:t xml:space="preserve">    union all</w:t>
               <w:br/>
@@ -12943,7 +12943,7 @@
               <w:br/>
               <w:t xml:space="preserve">           MD5_BINARY(NULLIF(UPPER(TRIM(CAST('HUB_PROPOSAL|' || (nullif(trim(to_varchar("TRAVEL_REQ_NO")), '')) AS VARCHAR))), '')) as hkey</w:t>
               <w:br/>
-              <w:t xml:space="preserve">      from BAGIC_PROD_MIRROR_DB.OPUS_GG_DWHSTAGE.BJAZ_TRV_DETLS_EXTN</w:t>
+              <w:t xml:space="preserve">      from BAGIC_PREPROD_CURATED_DB.UTILS.BJAZ_TRV_DETLS_EXTN</w:t>
               <w:br/>
               <w:t xml:space="preserve">),</w:t>
               <w:br/>
@@ -13225,7 +13225,7 @@
         <w:t xml:space="preserve">Note: </w:t>
       </w:r>
       <w:r>
-        <w:t xml:space="preserve">1 RAW key branch(es): BA_TRV_DATA_POLICY_DTLS_MV.QUOTE_NO.</w:t>
+        <w:t xml:space="preserve">1 RAW key branch(es): BA_TRV_DATA_POLICY_DTLS.QUOTE_NO.</w:t>
       </w:r>
     </w:p>
     <w:p>
@@ -13258,13 +13258,13 @@
               </w:rPr>
               <w:t xml:space="preserve">with src as (</w:t>
               <w:br/>
-              <w:t xml:space="preserve">    -- via stg2_hub_ba_trv_data_policy_dtls_mv__quote</w:t>
-              <w:br/>
-              <w:t xml:space="preserve">    select 'BA_TRV_DATA_POLICY_DTLS_MV.QUOTE_NO' as src_branch,</w:t>
+              <w:t xml:space="preserve">    -- via stg2_hub_ba_trv_data_policy_dtls__quote</w:t>
+              <w:br/>
+              <w:t xml:space="preserve">    select 'BA_TRV_DATA_POLICY_DTLS.QUOTE_NO' as src_branch,</w:t>
               <w:br/>
               <w:t xml:space="preserve">           MD5_BINARY(NULLIF(UPPER(TRIM(CAST('HUB_QUOTE|' || (nullif(trim(to_varchar("QUOTE_NO")), '')) AS VARCHAR))), '')) as hkey</w:t>
               <w:br/>
-              <w:t xml:space="preserve">      from BAGIC_PROD_MIRROR_DB.OPUS_GG_DWHSTAGE.BA_TRV_DATA_POLICY_DTLS_MV</w:t>
+              <w:t xml:space="preserve">      from BAGIC_PREPROD_CURATED_DB.UTILS.BA_TRV_DATA_POLICY_DTLS</w:t>
               <w:br/>
               <w:t xml:space="preserve">),</w:t>
               <w:br/>
@@ -13546,7 +13546,7 @@
         <w:t xml:space="preserve">Note: </w:t>
       </w:r>
       <w:r>
-        <w:t xml:space="preserve">6 RAW key branch(es): BJAZ_TRV_LOADER_DATA_MV.POLICY_REF, BJAZ_TRV_LOADER_DATA_MV.POLICY_REF, BJAZ_TRV_LOADER_DATA_MV.POLICY_REF, BJAZ_TRV_LOADER_DATA_MV.POLICY_REF, BJAZ_TRV_LOADER_DATA_MV.POLICY_REF, BJAZ_TRV_LOADER_LOG_TABLE_MV.POLICYNUMBER.</w:t>
+        <w:t xml:space="preserve">6 RAW key branch(es): BJAZ_TRV_LOADER_DATA.POLICY_REF, BJAZ_TRV_LOADER_DATA.POLICY_REF, BJAZ_TRV_LOADER_DATA.POLICY_REF, BJAZ_TRV_LOADER_DATA.POLICY_REF, BJAZ_TRV_LOADER_DATA.POLICY_REF, BJAZ_TRV_LOADER_LOG_TABLE.POLICYNUMBER.</w:t>
       </w:r>
     </w:p>
     <w:p>
@@ -13579,63 +13579,63 @@
               </w:rPr>
               <w:t xml:space="preserve">with src as (</w:t>
               <w:br/>
-              <w:t xml:space="preserve">    -- via stg2_hub_bjaz_trv_loader_data_mv__risk_object_member1</w:t>
-              <w:br/>
-              <w:t xml:space="preserve">    select 'BJAZ_TRV_LOADER_DATA_MV.POLICY_REF' as src_branch,</w:t>
+              <w:t xml:space="preserve">    -- via stg2_hub_bjaz_trv_loader_data__risk_object_member1</w:t>
+              <w:br/>
+              <w:t xml:space="preserve">    select 'BJAZ_TRV_LOADER_DATA.POLICY_REF' as src_branch,</w:t>
               <w:br/>
               <w:t xml:space="preserve">           MD5_BINARY(NULLIF(UPPER(TRIM(CAST('HUB_RISK_OBJECT|' || (nullif(trim(to_varchar("POLICY_REF")), '') || '|MEMBER1') AS VARCHAR))), '')) as hkey</w:t>
               <w:br/>
-              <w:t xml:space="preserve">      from BAGIC_PROD_MIRROR_DB.OPUS_GG_DWHSTAGE.BJAZ_TRV_LOADER_DATA_MV</w:t>
+              <w:t xml:space="preserve">      from BAGIC_PREPROD_CURATED_DB.UTILS.BJAZ_TRV_LOADER_DATA</w:t>
               <w:br/>
               <w:t xml:space="preserve">    union all</w:t>
               <w:br/>
-              <w:t xml:space="preserve">    -- via stg2_hub_bjaz_trv_loader_data_mv__risk_object_member2</w:t>
-              <w:br/>
-              <w:t xml:space="preserve">    select 'BJAZ_TRV_LOADER_DATA_MV.POLICY_REF' as src_branch,</w:t>
+              <w:t xml:space="preserve">    -- via stg2_hub_bjaz_trv_loader_data__risk_object_member2</w:t>
+              <w:br/>
+              <w:t xml:space="preserve">    select 'BJAZ_TRV_LOADER_DATA.POLICY_REF' as src_branch,</w:t>
               <w:br/>
               <w:t xml:space="preserve">           MD5_BINARY(NULLIF(UPPER(TRIM(CAST('HUB_RISK_OBJECT|' || (nullif(trim(to_varchar("POLICY_REF")), '') || '|MEMBER2') AS VARCHAR))), '')) as hkey</w:t>
               <w:br/>
-              <w:t xml:space="preserve">      from BAGIC_PROD_MIRROR_DB.OPUS_GG_DWHSTAGE.BJAZ_TRV_LOADER_DATA_MV</w:t>
+              <w:t xml:space="preserve">      from BAGIC_PREPROD_CURATED_DB.UTILS.BJAZ_TRV_LOADER_DATA</w:t>
               <w:br/>
               <w:t xml:space="preserve">    union all</w:t>
               <w:br/>
-              <w:t xml:space="preserve">    -- via stg2_hub_bjaz_trv_loader_data_mv__risk_object_member3</w:t>
-              <w:br/>
-              <w:t xml:space="preserve">    select 'BJAZ_TRV_LOADER_DATA_MV.POLICY_REF' as src_branch,</w:t>
+              <w:t xml:space="preserve">    -- via stg2_hub_bjaz_trv_loader_data__risk_object_member3</w:t>
+              <w:br/>
+              <w:t xml:space="preserve">    select 'BJAZ_TRV_LOADER_DATA.POLICY_REF' as src_branch,</w:t>
               <w:br/>
               <w:t xml:space="preserve">           MD5_BINARY(NULLIF(UPPER(TRIM(CAST('HUB_RISK_OBJECT|' || (nullif(trim(to_varchar("POLICY_REF")), '') || '|MEMBER3') AS VARCHAR))), '')) as hkey</w:t>
               <w:br/>
-              <w:t xml:space="preserve">      from BAGIC_PROD_MIRROR_DB.OPUS_GG_DWHSTAGE.BJAZ_TRV_LOADER_DATA_MV</w:t>
+              <w:t xml:space="preserve">      from BAGIC_PREPROD_CURATED_DB.UTILS.BJAZ_TRV_LOADER_DATA</w:t>
               <w:br/>
               <w:t xml:space="preserve">    union all</w:t>
               <w:br/>
-              <w:t xml:space="preserve">    -- via stg2_hub_bjaz_trv_loader_data_mv__risk_object_member4</w:t>
-              <w:br/>
-              <w:t xml:space="preserve">    select 'BJAZ_TRV_LOADER_DATA_MV.POLICY_REF' as src_branch,</w:t>
+              <w:t xml:space="preserve">    -- via stg2_hub_bjaz_trv_loader_data__risk_object_member4</w:t>
+              <w:br/>
+              <w:t xml:space="preserve">    select 'BJAZ_TRV_LOADER_DATA.POLICY_REF' as src_branch,</w:t>
               <w:br/>
               <w:t xml:space="preserve">           MD5_BINARY(NULLIF(UPPER(TRIM(CAST('HUB_RISK_OBJECT|' || (nullif(trim(to_varchar("POLICY_REF")), '') || '|MEMBER4') AS VARCHAR))), '')) as hkey</w:t>
               <w:br/>
-              <w:t xml:space="preserve">      from BAGIC_PROD_MIRROR_DB.OPUS_GG_DWHSTAGE.BJAZ_TRV_LOADER_DATA_MV</w:t>
+              <w:t xml:space="preserve">      from BAGIC_PREPROD_CURATED_DB.UTILS.BJAZ_TRV_LOADER_DATA</w:t>
               <w:br/>
               <w:t xml:space="preserve">    union all</w:t>
               <w:br/>
-              <w:t xml:space="preserve">    -- via stg2_hub_bjaz_trv_loader_data_mv__risk_object_member5</w:t>
-              <w:br/>
-              <w:t xml:space="preserve">    select 'BJAZ_TRV_LOADER_DATA_MV.POLICY_REF' as src_branch,</w:t>
+              <w:t xml:space="preserve">    -- via stg2_hub_bjaz_trv_loader_data__risk_object_member5</w:t>
+              <w:br/>
+              <w:t xml:space="preserve">    select 'BJAZ_TRV_LOADER_DATA.POLICY_REF' as src_branch,</w:t>
               <w:br/>
               <w:t xml:space="preserve">           MD5_BINARY(NULLIF(UPPER(TRIM(CAST('HUB_RISK_OBJECT|' || (nullif(trim(to_varchar("POLICY_REF")), '') || '|MEMBER5') AS VARCHAR))), '')) as hkey</w:t>
               <w:br/>
-              <w:t xml:space="preserve">      from BAGIC_PROD_MIRROR_DB.OPUS_GG_DWHSTAGE.BJAZ_TRV_LOADER_DATA_MV</w:t>
+              <w:t xml:space="preserve">      from BAGIC_PREPROD_CURATED_DB.UTILS.BJAZ_TRV_LOADER_DATA</w:t>
               <w:br/>
               <w:t xml:space="preserve">    union all</w:t>
               <w:br/>
-              <w:t xml:space="preserve">    -- via stg2_hub_bjaz_trv_loader_log_table_mv__risk_object</w:t>
-              <w:br/>
-              <w:t xml:space="preserve">    select 'BJAZ_TRV_LOADER_LOG_TABLE_MV.POLICYNUMBER' as src_branch,</w:t>
+              <w:t xml:space="preserve">    -- via stg2_hub_bjaz_trv_loader_log_table__risk_object</w:t>
+              <w:br/>
+              <w:t xml:space="preserve">    select 'BJAZ_TRV_LOADER_LOG_TABLE.POLICYNUMBER' as src_branch,</w:t>
               <w:br/>
               <w:t xml:space="preserve">           MD5_BINARY(NULLIF(UPPER(TRIM(CAST('HUB_RISK_OBJECT|' || (nullif(trim(to_varchar("POLICYNUMBER")), '')) AS VARCHAR))), '')) as hkey</w:t>
               <w:br/>
-              <w:t xml:space="preserve">      from BAGIC_PROD_MIRROR_DB.OPUS_GG_DWHSTAGE.BJAZ_TRV_LOADER_LOG_TABLE_MV</w:t>
+              <w:t xml:space="preserve">      from BAGIC_PREPROD_CURATED_DB.UTILS.BJAZ_TRV_LOADER_LOG_TABLE</w:t>
               <w:br/>
               <w:t xml:space="preserve">),</w:t>
               <w:br/>

--- a/BGIL_DBT/validation/travel/DM-K/DM-K5.docx
+++ b/BGIL_DBT/validation/travel/DM-K/DM-K5.docx
@@ -2147,9 +2147,6 @@
       <w:r>
         <w:t xml:space="preserve">1. MAXIMUS — HUB_PARTY</w:t>
       </w:r>
-      <w:r>
-        <w:t xml:space="preserve">  [M1]</w:t>
-      </w:r>
     </w:p>
     <w:tbl>
       <w:tblPr>
@@ -2377,7 +2374,7 @@
               <w:br/>
               <w:t xml:space="preserve">    select 'NONHLTH_TRV_CLM_VW_DATA_CLAIM_DETAILS_CLAIM_RESERVE.RESERVPARTY (PARTY_HKEY)' as src_branch,</w:t>
               <w:br/>
-              <w:t xml:space="preserve">           MD5_BINARY(NULLIF(UPPER(TRIM(CAST('HUB_PARTY|' || (nullif(trim(case when coalesce(nullif(trim(nullif(trim(to_varchar("RESERVPARTY")), '')),'')) is not null then nullif(trim(nullif(trim(to_varchar("RESERVPARTY")), '')), '') end),'')) AS VARCHAR))), '')) as hkey</w:t>
+              <w:t xml:space="preserve">           MD5_BINARY(NULLIF(UPPER(TRIM(CAST('HUB_PARTY|' || (nullif(trim(case when nullif(trim(nullif(trim(to_varchar("RESERVPARTY")), '')),'') is not null then nullif(trim(nullif(trim(to_varchar("RESERVPARTY")), '')), '') end),'')) AS VARCHAR))), '')) as hkey</w:t>
               <w:br/>
               <w:t xml:space="preserve">      from RAW.MAXIMUS_TRAVEL.NONHLTH_TRV_CLM_VW_DATA_CLAIM_DETAILS_CLAIM_RESERVE</w:t>
               <w:br/>
@@ -2387,7 +2384,7 @@
               <w:br/>
               <w:t xml:space="preserve">    select 'NONHLTH_TRV_CLM_VW_DATA_CLAIM_DETAILS_CLAIM_ATTRIBUTE_PROPERTIES_PIVOT_VW.CUSTOMERID (PARTY_HKEY__CLAIMANT_CORRESPONDENCE_ADDRESS)' as src_branch,</w:t>
               <w:br/>
-              <w:t xml:space="preserve">           MD5_BINARY(NULLIF(UPPER(TRIM(CAST('HUB_PARTY|' || (nullif(trim(case when coalesce(nullif(trim(nullif(trim(to_varchar("CUSTOMERID")), '')),'')) is not null then nullif(trim(nullif(trim(to_varchar("CUSTOMERID")), '')), '') end),'')) AS VARCHAR))), '')) as hkey</w:t>
+              <w:t xml:space="preserve">           MD5_BINARY(NULLIF(UPPER(TRIM(CAST('HUB_PARTY|' || (nullif(trim(case when nullif(trim(nullif(trim(to_varchar("CUSTOMERID")), '')),'') is not null then nullif(trim(nullif(trim(to_varchar("CUSTOMERID")), '')), '') end),'')) AS VARCHAR))), '')) as hkey</w:t>
               <w:br/>
               <w:t xml:space="preserve">      from RAW.MAXIMUS_TRAVEL.NONHLTH_TRV_CLM_VW_DATA_CLAIM_DETAILS_CLAIM_ATTRIBUTE_PROPERTIES_PIVOT_VW</w:t>
               <w:br/>
@@ -2397,7 +2394,7 @@
               <w:br/>
               <w:t xml:space="preserve">    select 'NONHLTH_TRV_CLM_VW_DATA_CLAIM_DETAILS_CLAIM_ATTRIBUTE_PROPERTIES_PIVOT_VW.CLAIM_COURT_PARTY_CODE (PARTY_HKEY__CLAIM_COURT_COUNTERPARTY)' as src_branch,</w:t>
               <w:br/>
-              <w:t xml:space="preserve">           MD5_BINARY(NULLIF(UPPER(TRIM(CAST('HUB_PARTY|' || (nullif(trim(case when coalesce(nullif(trim(nullif(trim(to_varchar("CLAIM_COURT_PARTY_CODE")), '')),'')) is not null then nullif(trim(nullif(trim(to_varchar("CLAIM_COURT_PARTY_CODE")), '')), '') end),'')) AS VARCHAR))), '')) as hkey</w:t>
+              <w:t xml:space="preserve">           MD5_BINARY(NULLIF(UPPER(TRIM(CAST('HUB_PARTY|' || (nullif(trim(case when nullif(trim(nullif(trim(to_varchar("CLAIM_COURT_PARTY_CODE")), '')),'') is not null then nullif(trim(nullif(trim(to_varchar("CLAIM_COURT_PARTY_CODE")), '')), '') end),'')) AS VARCHAR))), '')) as hkey</w:t>
               <w:br/>
               <w:t xml:space="preserve">      from RAW.MAXIMUS_TRAVEL.NONHLTH_TRV_CLM_VW_DATA_CLAIM_DETAILS_CLAIM_ATTRIBUTE_PROPERTIES_PIVOT_VW</w:t>
               <w:br/>
@@ -2417,7 +2414,7 @@
               <w:br/>
               <w:t xml:space="preserve">    select 'NONHLTH_TRV_CLM_VW_DATA_CLAIM_DETAILS_CLAIM_ATTRIBUTE_PROPERTIES_PIVOT_VW.MEMBER_UHC_CODE (PARTY_HKEY__INSURED_MEMBER)' as src_branch,</w:t>
               <w:br/>
-              <w:t xml:space="preserve">           MD5_BINARY(NULLIF(UPPER(TRIM(CAST('HUB_PARTY|' || (nullif(trim(case when coalesce(nullif(trim(nullif(trim(to_varchar("MEMBER_UHC_CODE")), '')),'')) is not null then 'MEMBER:' || nullif(trim(nullif(trim(to_varchar("MEMBER_UHC_CODE")), '')), '') end),'')) AS VARCHAR))), '')) as hkey</w:t>
+              <w:t xml:space="preserve">           MD5_BINARY(NULLIF(UPPER(TRIM(CAST('HUB_PARTY|' || (nullif(trim(case when nullif(trim(nullif(trim(to_varchar("MEMBER_UHC_CODE")), '')),'') is not null then 'MEMBER:' || nullif(trim(nullif(trim(to_varchar("MEMBER_UHC_CODE")), '')), '') end),'')) AS VARCHAR))), '')) as hkey</w:t>
               <w:br/>
               <w:t xml:space="preserve">      from RAW.MAXIMUS_TRAVEL.NONHLTH_TRV_CLM_VW_DATA_CLAIM_DETAILS_CLAIM_ATTRIBUTE_PROPERTIES_PIVOT_VW</w:t>
               <w:br/>
@@ -2427,7 +2424,7 @@
               <w:br/>
               <w:t xml:space="preserve">    select 'NONHLTH_TRV_CLM_VW_DATA_CLAIM_DETAILS_CLAIM_ATTRIBUTE_PROPERTIES_PIVOT_VW.PTPARTNERID (PARTY_HKEY__SERVICE_PARTNER)' as src_branch,</w:t>
               <w:br/>
-              <w:t xml:space="preserve">           MD5_BINARY(NULLIF(UPPER(TRIM(CAST('HUB_PARTY|' || (nullif(trim(case when coalesce(nullif(trim(nullif(trim(to_varchar("PTPARTNERID")), '')),'')) is not null then 'PTPARTNER:' || nullif(trim(nullif(trim(to_varchar("PTPARTNERID")), '')), '') end),'')) AS VARCHAR))), '')) as hkey</w:t>
+              <w:t xml:space="preserve">           MD5_BINARY(NULLIF(UPPER(TRIM(CAST('HUB_PARTY|' || (nullif(trim(case when nullif(trim(nullif(trim(to_varchar("PTPARTNERID")), '')),'') is not null then 'PTPARTNER:' || nullif(trim(nullif(trim(to_varchar("PTPARTNERID")), '')), '') end),'')) AS VARCHAR))), '')) as hkey</w:t>
               <w:br/>
               <w:t xml:space="preserve">      from RAW.MAXIMUS_TRAVEL.NONHLTH_TRV_CLM_VW_DATA_CLAIM_DETAILS_CLAIM_ATTRIBUTE_PROPERTIES_PIVOT_VW</w:t>
               <w:br/>
@@ -2437,7 +2434,7 @@
               <w:br/>
               <w:t xml:space="preserve">    select 'NONHLTH_TRV_CLM_VW_DATA_CLAIM_DETAILS_CLAIM_ATTRIBUTE_PROPERTIES_PIVOT_VW.SUB_IMD_CODE (PARTY_HKEY__SUB_INTERMEDIARY)' as src_branch,</w:t>
               <w:br/>
-              <w:t xml:space="preserve">           MD5_BINARY(NULLIF(UPPER(TRIM(CAST('HUB_PARTY|' || (nullif(trim(case when coalesce(nullif(trim(nullif(trim(to_varchar("SUB_IMD_CODE")), '')),'')) is not null then 'IMD:' || nullif(trim(nullif(trim(to_varchar("SUB_IMD_CODE")), '')), '') end),'')) AS VARCHAR))), '')) as hkey</w:t>
+              <w:t xml:space="preserve">           MD5_BINARY(NULLIF(UPPER(TRIM(CAST('HUB_PARTY|' || (nullif(trim(case when nullif(trim(nullif(trim(to_varchar("SUB_IMD_CODE")), '')),'') is not null then 'IMD:' || nullif(trim(nullif(trim(to_varchar("SUB_IMD_CODE")), '')), '') end),'')) AS VARCHAR))), '')) as hkey</w:t>
               <w:br/>
               <w:t xml:space="preserve">      from RAW.MAXIMUS_TRAVEL.NONHLTH_TRV_CLM_VW_DATA_CLAIM_DETAILS_CLAIM_ATTRIBUTE_PROPERTIES_PIVOT_VW</w:t>
               <w:br/>
@@ -2447,7 +2444,7 @@
               <w:br/>
               <w:t xml:space="preserve">    select 'NONHLTH_TRV_CLM_VW_DATA_CLAIM_DETAILS_CLAIM_PAYMENT.PAYMENTPARTYCODE (PARTY_HKEY__CLAIM_PAYEE)' as src_branch,</w:t>
               <w:br/>
-              <w:t xml:space="preserve">           MD5_BINARY(NULLIF(UPPER(TRIM(CAST('HUB_PARTY|' || (nullif(trim(case when coalesce(nullif(trim(nullif(trim(to_varchar("PAYMENTPARTYCODE")), '')),'')) is not null then nullif(trim(nullif(trim(to_varchar("PAYMENTPARTYCODE")), '')), '') end),'')) AS VARCHAR))), '')) as hkey</w:t>
+              <w:t xml:space="preserve">           MD5_BINARY(NULLIF(UPPER(TRIM(CAST('HUB_PARTY|' || (nullif(trim(case when nullif(trim(nullif(trim(to_varchar("PAYMENTPARTYCODE")), '')),'') is not null then nullif(trim(nullif(trim(to_varchar("PAYMENTPARTYCODE")), '')), '') end),'')) AS VARCHAR))), '')) as hkey</w:t>
               <w:br/>
               <w:t xml:space="preserve">      from RAW.MAXIMUS_TRAVEL.NONHLTH_TRV_CLM_VW_DATA_CLAIM_DETAILS_CLAIM_PAYMENT</w:t>
               <w:br/>
@@ -2457,7 +2454,7 @@
               <w:br/>
               <w:t xml:space="preserve">    select 'NONHLTH_TRV_CLM_VW_DATA_CLAIM_DETAILS_CLAIM_PARTY.PARTYCODE (PARTY_HKEY)' as src_branch,</w:t>
               <w:br/>
-              <w:t xml:space="preserve">           MD5_BINARY(NULLIF(UPPER(TRIM(CAST('HUB_PARTY|' || (nullif(trim(case when coalesce(nullif(trim(nullif(trim(to_varchar("PARTYCODE")), '')),'')) is not null then nullif(trim(nullif(trim(to_varchar("PARTYCODE")), '')), '') end),'')) AS VARCHAR))), '')) as hkey</w:t>
+              <w:t xml:space="preserve">           MD5_BINARY(NULLIF(UPPER(TRIM(CAST('HUB_PARTY|' || (nullif(trim(case when nullif(trim(nullif(trim(to_varchar("PARTYCODE")), '')),'') is not null then nullif(trim(nullif(trim(to_varchar("PARTYCODE")), '')), '') end),'')) AS VARCHAR))), '')) as hkey</w:t>
               <w:br/>
               <w:t xml:space="preserve">      from RAW.MAXIMUS_TRAVEL.NONHLTH_TRV_CLM_VW_DATA_CLAIM_DETAILS_CLAIM_PARTY</w:t>
               <w:br/>
@@ -2467,7 +2464,7 @@
               <w:br/>
               <w:t xml:space="preserve">    select 'NONHLTH_TRV_CLM_VW_DATA_CLAIM_DETAILS_CLAIM_RISK_PARTY.PARTYCODE (PARTY_HKEY)' as src_branch,</w:t>
               <w:br/>
-              <w:t xml:space="preserve">           MD5_BINARY(NULLIF(UPPER(TRIM(CAST('HUB_PARTY|' || (nullif(trim(case when coalesce(nullif(trim(nullif(trim(to_varchar("PARTYCODE")), '')),'')) is not null then nullif(trim(nullif(trim(to_varchar("PARTYCODE")), '')), '') end),'')) AS VARCHAR))), '')) as hkey</w:t>
+              <w:t xml:space="preserve">           MD5_BINARY(NULLIF(UPPER(TRIM(CAST('HUB_PARTY|' || (nullif(trim(case when nullif(trim(nullif(trim(to_varchar("PARTYCODE")), '')),'') is not null then nullif(trim(nullif(trim(to_varchar("PARTYCODE")), '')), '') end),'')) AS VARCHAR))), '')) as hkey</w:t>
               <w:br/>
               <w:t xml:space="preserve">      from RAW.MAXIMUS_TRAVEL.NONHLTH_TRV_CLM_VW_DATA_CLAIM_DETAILS_CLAIM_RISK_PARTY</w:t>
               <w:br/>
@@ -2477,7 +2474,7 @@
               <w:br/>
               <w:t xml:space="preserve">    select 'NONHLTH_TRV_CLM_VW_DATA_CLAIM_DETAILS_CLAIM_RISK_RISK_ATTRIBUTE_MULTI_SET_PROPERTY_MULTI_SET_DETAIL_PROPERTY_PIVOT_VW.CLAIMANT_PARTY_CODE (PARTY_HKEY__CLAIMANT)' as src_branch,</w:t>
               <w:br/>
-              <w:t xml:space="preserve">           MD5_BINARY(NULLIF(UPPER(TRIM(CAST('HUB_PARTY|' || (nullif(trim(case when coalesce(nullif(trim(nullif(trim(to_varchar("CLAIMANT_PARTY_CODE")), '')),'')) is not null then nullif(trim(nullif(trim(to_varchar("CLAIMANT_PARTY_CODE")), '')), '') end),'')) AS VARCHAR))), '')) as hkey</w:t>
+              <w:t xml:space="preserve">           MD5_BINARY(NULLIF(UPPER(TRIM(CAST('HUB_PARTY|' || (nullif(trim(case when nullif(trim(nullif(trim(to_varchar("CLAIMANT_PARTY_CODE")), '')),'') is not null then nullif(trim(nullif(trim(to_varchar("CLAIMANT_PARTY_CODE")), '')), '') end),'')) AS VARCHAR))), '')) as hkey</w:t>
               <w:br/>
               <w:t xml:space="preserve">      from RAW.MAXIMUS_TRAVEL.NONHLTH_TRV_CLM_VW_DATA_CLAIM_DETAILS_CLAIM_RISK_RISK_ATTRIBUTE_MULTI_SET_PROPERTY_MULTI_SET_DETAIL_PROPERTY_PIVOT_VW</w:t>
               <w:br/>
@@ -2487,7 +2484,7 @@
               <w:br/>
               <w:t xml:space="preserve">    select 'NONHLTH_TRV_CLM_VW_DATA_CLAIM_DETAILS_CLAIM_RISK_RISK_ATTRIBUTE_MULTI_SET_PROPERTY_MULTI_SET_DETAIL_PROPERTY_PIVOT_VW.PARTY_NAME_CODE (PARTY_HKEY__EXPENSE_LINE_PARTY)' as src_branch,</w:t>
               <w:br/>
-              <w:t xml:space="preserve">           MD5_BINARY(NULLIF(UPPER(TRIM(CAST('HUB_PARTY|' || (nullif(trim(case when coalesce(nullif(trim(nullif(trim(to_varchar("PARTY_NAME_CODE")), '')),'')) is not null then nullif(trim(nullif(trim(to_varchar("PARTY_NAME_CODE")), '')), '') end),'')) AS VARCHAR))), '')) as hkey</w:t>
+              <w:t xml:space="preserve">           MD5_BINARY(NULLIF(UPPER(TRIM(CAST('HUB_PARTY|' || (nullif(trim(case when nullif(trim(nullif(trim(to_varchar("PARTY_NAME_CODE")), '')),'') is not null then nullif(trim(nullif(trim(to_varchar("PARTY_NAME_CODE")), '')), '') end),'')) AS VARCHAR))), '')) as hkey</w:t>
               <w:br/>
               <w:t xml:space="preserve">      from RAW.MAXIMUS_TRAVEL.NONHLTH_TRV_CLM_VW_DATA_CLAIM_DETAILS_CLAIM_RISK_RISK_ATTRIBUTE_MULTI_SET_PROPERTY_MULTI_SET_DETAIL_PROPERTY_PIVOT_VW</w:t>
               <w:br/>
@@ -2497,7 +2494,7 @@
               <w:br/>
               <w:t xml:space="preserve">    select 'NONHLTH_TRV_CLM_VW_DATA_CLAIM_DETAILS_CLAIM_RISK_RISK_ATTRIBUTE_MULTI_SET_PROPERTY_MULTI_SET_DETAIL_PROPERTY_PIVOT_VW.EXPENSE_PAYEE_PARTY_CODE (PARTY_HKEY__EXPENSE_PAYEE)' as src_branch,</w:t>
               <w:br/>
-              <w:t xml:space="preserve">           MD5_BINARY(NULLIF(UPPER(TRIM(CAST('HUB_PARTY|' || (nullif(trim(case when coalesce(nullif(trim(nullif(trim(to_varchar("EXPENSE_PAYEE_PARTY_CODE")), '')),'')) is not null then nullif(trim(nullif(trim(to_varchar("EXPENSE_PAYEE_PARTY_CODE")), '')), '') end),'')) AS VARCHAR))), '')) as hkey</w:t>
+              <w:t xml:space="preserve">           MD5_BINARY(NULLIF(UPPER(TRIM(CAST('HUB_PARTY|' || (nullif(trim(case when nullif(trim(nullif(trim(to_varchar("EXPENSE_PAYEE_PARTY_CODE")), '')),'') is not null then nullif(trim(nullif(trim(to_varchar("EXPENSE_PAYEE_PARTY_CODE")), '')), '') end),'')) AS VARCHAR))), '')) as hkey</w:t>
               <w:br/>
               <w:t xml:space="preserve">      from RAW.MAXIMUS_TRAVEL.NONHLTH_TRV_CLM_VW_DATA_CLAIM_DETAILS_CLAIM_RISK_RISK_ATTRIBUTE_MULTI_SET_PROPERTY_MULTI_SET_DETAIL_PROPERTY_PIVOT_VW</w:t>
               <w:br/>
@@ -2507,7 +2504,7 @@
               <w:br/>
               <w:t xml:space="preserve">    select 'NONHLTH_TRV_CLM_VW_DATA_CLAIM_DETAILS_CLAIM_RISK_RISK_ATTRIBUTE_MULTI_SET_PROPERTY_MULTI_SET_DETAIL_PROPERTY_PIVOT_VW.PAYEE_CODE (PARTY_HKEY__PAYEE)' as src_branch,</w:t>
               <w:br/>
-              <w:t xml:space="preserve">           MD5_BINARY(NULLIF(UPPER(TRIM(CAST('HUB_PARTY|' || (nullif(trim(case when coalesce(nullif(trim(nullif(trim(to_varchar("PAYEE_CODE")), '')),'')) is not null then nullif(trim(nullif(trim(to_varchar("PAYEE_CODE")), '')), '') end),'')) AS VARCHAR))), '')) as hkey</w:t>
+              <w:t xml:space="preserve">           MD5_BINARY(NULLIF(UPPER(TRIM(CAST('HUB_PARTY|' || (nullif(trim(case when nullif(trim(nullif(trim(to_varchar("PAYEE_CODE")), '')),'') is not null then nullif(trim(nullif(trim(to_varchar("PAYEE_CODE")), '')), '') end),'')) AS VARCHAR))), '')) as hkey</w:t>
               <w:br/>
               <w:t xml:space="preserve">      from RAW.MAXIMUS_TRAVEL.NONHLTH_TRV_CLM_VW_DATA_CLAIM_DETAILS_CLAIM_RISK_RISK_ATTRIBUTE_MULTI_SET_PROPERTY_MULTI_SET_DETAIL_PROPERTY_PIVOT_VW</w:t>
               <w:br/>
@@ -2517,7 +2514,7 @@
               <w:br/>
               <w:t xml:space="preserve">    select 'NONHLTH_TRV_CLM_VW_DATA_CLAIM_DETAILS_CLAIM_RISK_RISK_ATTRIBUTE_MULTI_SET_PROPERTY_MULTI_SET_DETAIL_PROPERTY_PIVOT_VW.TDS_CLAIMANT_PARTY_CODE (PARTY_HKEY__TDS_DEDUCTEE)' as src_branch,</w:t>
               <w:br/>
-              <w:t xml:space="preserve">           MD5_BINARY(NULLIF(UPPER(TRIM(CAST('HUB_PARTY|' || (nullif(trim(case when coalesce(nullif(trim(nullif(trim(to_varchar("TDS_CLAIMANT_PARTY_CODE")), '')),'')) is not null then nullif(trim(nullif(trim(to_varchar("TDS_CLAIMANT_PARTY_CODE")), '')), '') end),'')) AS VARCHAR))), '')) as hkey</w:t>
+              <w:t xml:space="preserve">           MD5_BINARY(NULLIF(UPPER(TRIM(CAST('HUB_PARTY|' || (nullif(trim(case when nullif(trim(nullif(trim(to_varchar("TDS_CLAIMANT_PARTY_CODE")), '')),'') is not null then nullif(trim(nullif(trim(to_varchar("TDS_CLAIMANT_PARTY_CODE")), '')), '') end),'')) AS VARCHAR))), '')) as hkey</w:t>
               <w:br/>
               <w:t xml:space="preserve">      from RAW.MAXIMUS_TRAVEL.NONHLTH_TRV_CLM_VW_DATA_CLAIM_DETAILS_CLAIM_RISK_RISK_ATTRIBUTE_MULTI_SET_PROPERTY_MULTI_SET_DETAIL_PROPERTY_PIVOT_VW</w:t>
               <w:br/>
@@ -2527,7 +2524,7 @@
               <w:br/>
               <w:t xml:space="preserve">    select 'NONHLTH_TRV_CLM_VW_DATA_CLAIM_DETAILS_CLAIM_RISK_RISK_ATTRIBUTE_PROPERTIES_PIVOT_VW.HOSPITAL_ID (PARTY_HKEY__TREATING_HOSPITAL_PROVIDER)' as src_branch,</w:t>
               <w:br/>
-              <w:t xml:space="preserve">           MD5_BINARY(NULLIF(UPPER(TRIM(CAST('HUB_PARTY|' || (nullif(trim(case when coalesce(nullif(trim(nullif(trim(to_varchar("HOSPITAL_ID")), '')),'')) is not null then 'PROVIDER:' || nullif(trim(nullif(trim(to_varchar("HOSPITAL_ID")), '')), '') end),'')) AS VARCHAR))), '')) as hkey</w:t>
+              <w:t xml:space="preserve">           MD5_BINARY(NULLIF(UPPER(TRIM(CAST('HUB_PARTY|' || (nullif(trim(case when nullif(trim(nullif(trim(to_varchar("HOSPITAL_ID")), '')),'') is not null then 'PROVIDER:' || nullif(trim(nullif(trim(to_varchar("HOSPITAL_ID")), '')), '') end),'')) AS VARCHAR))), '')) as hkey</w:t>
               <w:br/>
               <w:t xml:space="preserve">      from RAW.MAXIMUS_TRAVEL.NONHLTH_TRV_CLM_VW_DATA_CLAIM_DETAILS_CLAIM_RISK_RISK_ATTRIBUTE_PROPERTIES_PIVOT_VW</w:t>
               <w:br/>
@@ -2537,7 +2534,7 @@
               <w:br/>
               <w:t xml:space="preserve">    select 'NONHLTH_TRV_UWR_VW_DATA_POLICY_DETAILS.AGENT_CODE (PARTY_HKEY__AGENT)' as src_branch,</w:t>
               <w:br/>
-              <w:t xml:space="preserve">           MD5_BINARY(NULLIF(UPPER(TRIM(CAST('HUB_PARTY|' || (nullif(trim(case when coalesce(nullif(trim(nullif(trim(to_varchar("AGENT_CODE")), '')),'')) is not null then 'AGENT:' || nullif(trim(nullif(trim(to_varchar("AGENT_CODE")), '')), '') end),'')) AS VARCHAR))), '')) as hkey</w:t>
+              <w:t xml:space="preserve">           MD5_BINARY(NULLIF(UPPER(TRIM(CAST('HUB_PARTY|' || (nullif(trim(case when nullif(trim(nullif(trim(to_varchar("AGENT_CODE")), '')),'') is not null then 'AGENT:' || nullif(trim(nullif(trim(to_varchar("AGENT_CODE")), '')), '') end),'')) AS VARCHAR))), '')) as hkey</w:t>
               <w:br/>
               <w:t xml:space="preserve">      from RAW.MAXIMUS_TRAVEL.NONHLTH_TRV_UWR_VW_DATA_POLICY_DETAILS</w:t>
               <w:br/>
@@ -2547,7 +2544,7 @@
               <w:br/>
               <w:t xml:space="preserve">    select 'NONHLTH_TRV_UWR_VW_DATA_POLICY_DETAILS.POLICY_HOLDER_CODE (PARTY_HKEY__POLICYHOLDER)' as src_branch,</w:t>
               <w:br/>
-              <w:t xml:space="preserve">           MD5_BINARY(NULLIF(UPPER(TRIM(CAST('HUB_PARTY|' || (nullif(trim(case when coalesce(nullif(trim(nullif(trim(to_varchar("POLICY_HOLDER_CODE")), '')),'')) is not null then nullif(trim(nullif(trim(to_varchar("POLICY_HOLDER_CODE")), '')), '') end),'')) AS VARCHAR))), '')) as hkey</w:t>
+              <w:t xml:space="preserve">           MD5_BINARY(NULLIF(UPPER(TRIM(CAST('HUB_PARTY|' || (nullif(trim(case when nullif(trim(nullif(trim(to_varchar("POLICY_HOLDER_CODE")), '')),'') is not null then nullif(trim(nullif(trim(to_varchar("POLICY_HOLDER_CODE")), '')), '') end),'')) AS VARCHAR))), '')) as hkey</w:t>
               <w:br/>
               <w:t xml:space="preserve">      from RAW.MAXIMUS_TRAVEL.NONHLTH_TRV_UWR_VW_DATA_POLICY_DETAILS</w:t>
               <w:br/>
@@ -2557,7 +2554,7 @@
               <w:br/>
               <w:t xml:space="preserve">    select 'NONHLTH_TRV_UWR_VW_DATA_POLICY_DETAILS_INSURED_DETAILS_MEMBER_DETAILS.PARTY_CODE (PARTY_HKEY__INSURED_MEMBER)' as src_branch,</w:t>
               <w:br/>
-              <w:t xml:space="preserve">           MD5_BINARY(NULLIF(UPPER(TRIM(CAST('HUB_PARTY|' || (nullif(trim(case when coalesce(nullif(trim(nullif(trim(to_varchar("PARTY_CODE")), '')),'')) is not null then nullif(trim(nullif(trim(to_varchar("PARTY_CODE")), '')), '') end),'')) AS VARCHAR))), '')) as hkey</w:t>
+              <w:t xml:space="preserve">           MD5_BINARY(NULLIF(UPPER(TRIM(CAST('HUB_PARTY|' || (nullif(trim(case when nullif(trim(nullif(trim(to_varchar("PARTY_CODE")), '')),'') is not null then nullif(trim(nullif(trim(to_varchar("PARTY_CODE")), '')), '') end),'')) AS VARCHAR))), '')) as hkey</w:t>
               <w:br/>
               <w:t xml:space="preserve">      from RAW.MAXIMUS_TRAVEL.NONHLTH_TRV_UWR_VW_DATA_POLICY_DETAILS_INSURED_DETAILS_MEMBER_DETAILS</w:t>
               <w:br/>
@@ -2567,7 +2564,7 @@
               <w:br/>
               <w:t xml:space="preserve">    select 'NONHLTH_TRV_UWR_VW_DATA_POLICY_DETAILS_INSURED_DETAILS_MEMBER_DETAILS.PARENT_PARTY_CODE (PARTY_HKEY__PARENT_PARTY)' as src_branch,</w:t>
               <w:br/>
-              <w:t xml:space="preserve">           MD5_BINARY(NULLIF(UPPER(TRIM(CAST('HUB_PARTY|' || (nullif(trim(case when coalesce(nullif(trim(nullif(trim(to_varchar("PARENT_PARTY_CODE")), '')),'')) is not null then nullif(trim(nullif(trim(to_varchar("PARENT_PARTY_CODE")), '')), '') end),'')) AS VARCHAR))), '')) as hkey</w:t>
+              <w:t xml:space="preserve">           MD5_BINARY(NULLIF(UPPER(TRIM(CAST('HUB_PARTY|' || (nullif(trim(case when nullif(trim(nullif(trim(to_varchar("PARENT_PARTY_CODE")), '')),'') is not null then nullif(trim(nullif(trim(to_varchar("PARENT_PARTY_CODE")), '')), '') end),'')) AS VARCHAR))), '')) as hkey</w:t>
               <w:br/>
               <w:t xml:space="preserve">      from RAW.MAXIMUS_TRAVEL.NONHLTH_TRV_UWR_VW_DATA_POLICY_DETAILS_INSURED_DETAILS_MEMBER_DETAILS</w:t>
               <w:br/>
@@ -2577,7 +2574,7 @@
               <w:br/>
               <w:t xml:space="preserve">    select 'NONHLTH_TRV_UWR_VW_DATA_POLICY_DETAILS_INSURED_DETAILS_MEMBER_DETAILS_PARTY_ADDRESS_ADDRESS_PROPERTY_PIVOT_VW.[] (PARTY_HKEY__INSURED_MEMBER)' as src_branch,</w:t>
               <w:br/>
-              <w:t xml:space="preserve">           MD5_BINARY(NULLIF(UPPER(TRIM(CAST('HUB_PARTY|' || (nullif(trim(case when coalesce(nullif(trim(w0_party_code),'')) is not null then nullif(trim(w0_party_code), '') end),'')) AS VARCHAR))), '')) as hkey</w:t>
+              <w:t xml:space="preserve">           MD5_BINARY(NULLIF(UPPER(TRIM(CAST('HUB_PARTY|' || (nullif(trim(case when nullif(trim(w0_party_code),'') is not null then nullif(trim(w0_party_code), '') end),'')) AS VARCHAR))), '')) as hkey</w:t>
               <w:br/>
               <w:t xml:space="preserve">      from RAW.MAXIMUS_TRAVEL.NONHLTH_TRV_UWR_VW_DATA_POLICY_DETAILS_INSURED_DETAILS_MEMBER_DETAILS_PARTY_ADDRESS_ADDRESS_PROPERTY_PIVOT_VW</w:t>
               <w:br/>
@@ -2587,7 +2584,7 @@
               <w:br/>
               <w:t xml:space="preserve">    select 'NONHLTH_TRV_UWR_VW_DATA_POLICY_DETAILS_INSURED_DETAILS_MEMBER_DETAILS_PARTY_PROPERTY_MULTI_SET_PROPERTY_MULTI_SET_DETAIL_PROPERTY_PIVOT_VW.[] (PARTY_HKEY__INSURED_MEMBER)' as src_branch,</w:t>
               <w:br/>
-              <w:t xml:space="preserve">           MD5_BINARY(NULLIF(UPPER(TRIM(CAST('HUB_PARTY|' || (nullif(trim(case when coalesce(nullif(trim(w0_party_code),'')) is not null then nullif(trim(w0_party_code), '') end),'')) AS VARCHAR))), '')) as hkey</w:t>
+              <w:t xml:space="preserve">           MD5_BINARY(NULLIF(UPPER(TRIM(CAST('HUB_PARTY|' || (nullif(trim(case when nullif(trim(w0_party_code),'') is not null then nullif(trim(w0_party_code), '') end),'')) AS VARCHAR))), '')) as hkey</w:t>
               <w:br/>
               <w:t xml:space="preserve">      from RAW.MAXIMUS_TRAVEL.NONHLTH_TRV_UWR_VW_DATA_POLICY_DETAILS_INSURED_DETAILS_MEMBER_DETAILS_PARTY_PROPERTY_MULTI_SET_PROPERTY_MULTI_SET_DETAIL_PROPERTY_PIVOT_VW</w:t>
               <w:br/>
@@ -2597,7 +2594,7 @@
               <w:br/>
               <w:t xml:space="preserve">    select 'NONHLTH_TRV_UWR_VW_DATA_POLICY_DETAILS_INSURED_DETAILS_MEMBER_DETAILS_PARTY_PROPERTY_SIMPLE_PROPERTY_PIVOT_VW.[] (PARTY_HKEY__INSURED_MEMBER)' as src_branch,</w:t>
               <w:br/>
-              <w:t xml:space="preserve">           MD5_BINARY(NULLIF(UPPER(TRIM(CAST('HUB_PARTY|' || (nullif(trim(case when coalesce(nullif(trim(w0_party_code),'')) is not null then nullif(trim(w0_party_code), '') end),'')) AS VARCHAR))), '')) as hkey</w:t>
+              <w:t xml:space="preserve">           MD5_BINARY(NULLIF(UPPER(TRIM(CAST('HUB_PARTY|' || (nullif(trim(case when nullif(trim(w0_party_code),'') is not null then nullif(trim(w0_party_code), '') end),'')) AS VARCHAR))), '')) as hkey</w:t>
               <w:br/>
               <w:t xml:space="preserve">      from RAW.MAXIMUS_TRAVEL.NONHLTH_TRV_UWR_VW_DATA_POLICY_DETAILS_INSURED_DETAILS_MEMBER_DETAILS_PARTY_PROPERTY_SIMPLE_PROPERTY_PIVOT_VW</w:t>
               <w:br/>
@@ -2607,7 +2604,7 @@
               <w:br/>
               <w:t xml:space="preserve">    select 'NONHLTH_TRV_UWR_VW_DATA_POLICY_DETAILS_INSURED_DETAILS_MEMBER_DETAILS_PARTY_PROPERTY_SIMPLE_PROPERTY_PIVOT_VW.PARENT_PARTY_CODE (PARTY_HKEY__PARENT_PARTY)' as src_branch,</w:t>
               <w:br/>
-              <w:t xml:space="preserve">           MD5_BINARY(NULLIF(UPPER(TRIM(CAST('HUB_PARTY|' || (nullif(trim(case when coalesce(nullif(trim(nullif(trim(to_varchar("PARENT_PARTY_CODE")), '')),'')) is not null then nullif(trim(nullif(trim(to_varchar("PARENT_PARTY_CODE")), '')), '') end),'')) AS VARCHAR))), '')) as hkey</w:t>
+              <w:t xml:space="preserve">           MD5_BINARY(NULLIF(UPPER(TRIM(CAST('HUB_PARTY|' || (nullif(trim(case when nullif(trim(nullif(trim(to_varchar("PARENT_PARTY_CODE")), '')),'') is not null then nullif(trim(nullif(trim(to_varchar("PARENT_PARTY_CODE")), '')), '') end),'')) AS VARCHAR))), '')) as hkey</w:t>
               <w:br/>
               <w:t xml:space="preserve">      from RAW.MAXIMUS_TRAVEL.NONHLTH_TRV_UWR_VW_DATA_POLICY_DETAILS_INSURED_DETAILS_MEMBER_DETAILS_PARTY_PROPERTY_SIMPLE_PROPERTY_PIVOT_VW</w:t>
               <w:br/>
@@ -2617,7 +2614,7 @@
               <w:br/>
               <w:t xml:space="preserve">    select 'NONHLTH_TRV_UWR_VW_DATA_POLICY_DETAILS_INSURED_DETAILS_RISK_PROPERTY_MULTI_SET_PROPERTY_MULTI_SET_DETAIL_PROPERTY_PIVOT_VW.NOMINEE_NAME (PARTY_HKEY__NOMINEE)' as src_branch,</w:t>
               <w:br/>
-              <w:t xml:space="preserve">           MD5_BINARY(NULLIF(UPPER(TRIM(CAST('HUB_PARTY|' || (nullif(trim(case when coalesce(nullif(trim(nullif(trim(to_varchar("NOMINEE_NAME")), '')),'')) is not null then 'NOMINEE:' || md5(upper(trim(nullif(trim(nullif(trim(to_varchar("NOMINEE_NAME")), '')), '')))) end),'')) AS VARCHAR))), '')) as hkey</w:t>
+              <w:t xml:space="preserve">           MD5_BINARY(NULLIF(UPPER(TRIM(CAST('HUB_PARTY|' || (nullif(trim(case when nullif(trim(nullif(trim(to_varchar("NOMINEE_NAME")), '')),'') is not null then 'NOMINEE:' || md5(upper(trim(nullif(trim(nullif(trim(to_varchar("NOMINEE_NAME")), '')), '')))) end),'')) AS VARCHAR))), '')) as hkey</w:t>
               <w:br/>
               <w:t xml:space="preserve">      from RAW.MAXIMUS_TRAVEL.NONHLTH_TRV_UWR_VW_DATA_POLICY_DETAILS_INSURED_DETAILS_RISK_PROPERTY_MULTI_SET_PROPERTY_MULTI_SET_DETAIL_PROPERTY_PIVOT_VW</w:t>
               <w:br/>
@@ -2627,7 +2624,7 @@
               <w:br/>
               <w:t xml:space="preserve">    select 'NONHLTH_TRV_UWR_VW_DATA_POLICY_DETAILS_INSURED_DETAILS_RISK_PROPERTY_SIMPLE_PROPERTY_PIVOT_VW.[] (PARTY_HKEY__POLICYHOLDER)' as src_branch,</w:t>
               <w:br/>
-              <w:t xml:space="preserve">           MD5_BINARY(NULLIF(UPPER(TRIM(CAST('HUB_PARTY|' || (nullif(trim(case when coalesce(nullif(trim(w2_policy_holder_code),'')) is not null then nullif(trim(w2_policy_holder_code), '') end),'')) AS VARCHAR))), '')) as hkey</w:t>
+              <w:t xml:space="preserve">           MD5_BINARY(NULLIF(UPPER(TRIM(CAST('HUB_PARTY|' || (nullif(trim(case when nullif(trim(w2_policy_holder_code),'') is not null then nullif(trim(w2_policy_holder_code), '') end),'')) AS VARCHAR))), '')) as hkey</w:t>
               <w:br/>
               <w:t xml:space="preserve">      from RAW.MAXIMUS_TRAVEL.NONHLTH_TRV_UWR_VW_DATA_POLICY_DETAILS_INSURED_DETAILS_RISK_PROPERTY_SIMPLE_PROPERTY_PIVOT_VW</w:t>
               <w:br/>
@@ -2637,7 +2634,7 @@
               <w:br/>
               <w:t xml:space="preserve">    select 'NONHLTH_TRV_UWR_VW_DATA_POLICY_DETAILS_POLICY_RELATION.PARTY_CODE (PARTY_HKEY)' as src_branch,</w:t>
               <w:br/>
-              <w:t xml:space="preserve">           MD5_BINARY(NULLIF(UPPER(TRIM(CAST('HUB_PARTY|' || (nullif(trim(case when coalesce(nullif(trim(nullif(trim(to_varchar("PARTY_CODE")), '')),'')) is not null then nullif(trim(nullif(trim(to_varchar("PARTY_CODE")), '')), '') end),'')) AS VARCHAR))), '')) as hkey</w:t>
+              <w:t xml:space="preserve">           MD5_BINARY(NULLIF(UPPER(TRIM(CAST('HUB_PARTY|' || (nullif(trim(case when nullif(trim(nullif(trim(to_varchar("PARTY_CODE")), '')),'') is not null then nullif(trim(nullif(trim(to_varchar("PARTY_CODE")), '')), '') end),'')) AS VARCHAR))), '')) as hkey</w:t>
               <w:br/>
               <w:t xml:space="preserve">      from RAW.MAXIMUS_TRAVEL.NONHLTH_TRV_UWR_VW_DATA_POLICY_DETAILS_POLICY_RELATION</w:t>
               <w:br/>
@@ -2647,7 +2644,7 @@
               <w:br/>
               <w:t xml:space="preserve">    select 'NONHLTH_TRV_UWR_VW_DATA_POLICY_DETAILS_POLICY_PROPERTY_SIMPLE_PROPERTY_PIVOT_VW.[] (PARTY_HKEY__POLICYHOLDER)' as src_branch,</w:t>
               <w:br/>
-              <w:t xml:space="preserve">           MD5_BINARY(NULLIF(UPPER(TRIM(CAST('HUB_PARTY|' || (nullif(trim(case when coalesce(nullif(trim(w3_policy_holder_code),'')) is not null then nullif(trim(w3_policy_holder_code), '') end),'')) AS VARCHAR))), '')) as hkey</w:t>
+              <w:t xml:space="preserve">           MD5_BINARY(NULLIF(UPPER(TRIM(CAST('HUB_PARTY|' || (nullif(trim(case when nullif(trim(w3_policy_holder_code),'') is not null then nullif(trim(w3_policy_holder_code), '') end),'')) AS VARCHAR))), '')) as hkey</w:t>
               <w:br/>
               <w:t xml:space="preserve">      from RAW.MAXIMUS_TRAVEL.NONHLTH_TRV_UWR_VW_DATA_POLICY_DETAILS_POLICY_PROPERTY_SIMPLE_PROPERTY_PIVOT_VW</w:t>
               <w:br/>
@@ -2657,7 +2654,7 @@
               <w:br/>
               <w:t xml:space="preserve">    select 'NONHLTH_TRV_UWR_VW_DATA_POLICY_DETAILS_POLICY_PROPERTY_SIMPLE_PROPERTY_PIVOT_VW.BAGIC_RM_ECODE (PARTY_HKEY__RELATIONSHIP_MANAGER)' as src_branch,</w:t>
               <w:br/>
-              <w:t xml:space="preserve">           MD5_BINARY(NULLIF(UPPER(TRIM(CAST('HUB_PARTY|' || (nullif(trim(case when coalesce(nullif(trim(nullif(trim(to_varchar("BAGIC_RM_ECODE")), '')),'')) is not null then 'EMP:' || nullif(trim(nullif(trim(to_varchar("BAGIC_RM_ECODE")), '')), '') end),'')) AS VARCHAR))), '')) as hkey</w:t>
+              <w:t xml:space="preserve">           MD5_BINARY(NULLIF(UPPER(TRIM(CAST('HUB_PARTY|' || (nullif(trim(case when nullif(trim(nullif(trim(to_varchar("BAGIC_RM_ECODE")), '')),'') is not null then 'EMP:' || nullif(trim(nullif(trim(to_varchar("BAGIC_RM_ECODE")), '')), '') end),'')) AS VARCHAR))), '')) as hkey</w:t>
               <w:br/>
               <w:t xml:space="preserve">      from RAW.MAXIMUS_TRAVEL.NONHLTH_TRV_UWR_VW_DATA_POLICY_DETAILS_POLICY_PROPERTY_SIMPLE_PROPERTY_PIVOT_VW</w:t>
               <w:br/>
@@ -2667,7 +2664,7 @@
               <w:br/>
               <w:t xml:space="preserve">    select 'NONHLTH_TRV_UWR_VW_DATA_POLICY_DETAILS_PROPOSER_DETAILS.PARENT_PARTY_CODE (PARTY_HKEY__PARENT_PARTY)' as src_branch,</w:t>
               <w:br/>
-              <w:t xml:space="preserve">           MD5_BINARY(NULLIF(UPPER(TRIM(CAST('HUB_PARTY|' || (nullif(trim(case when coalesce(nullif(trim(nullif(trim(to_varchar("PARENT_PARTY_CODE")), '')),'')) is not null then nullif(trim(nullif(trim(to_varchar("PARENT_PARTY_CODE")), '')), '') end),'')) AS VARCHAR))), '')) as hkey</w:t>
+              <w:t xml:space="preserve">           MD5_BINARY(NULLIF(UPPER(TRIM(CAST('HUB_PARTY|' || (nullif(trim(case when nullif(trim(nullif(trim(to_varchar("PARENT_PARTY_CODE")), '')),'') is not null then nullif(trim(nullif(trim(to_varchar("PARENT_PARTY_CODE")), '')), '') end),'')) AS VARCHAR))), '')) as hkey</w:t>
               <w:br/>
               <w:t xml:space="preserve">      from RAW.MAXIMUS_TRAVEL.NONHLTH_TRV_UWR_VW_DATA_POLICY_DETAILS_PROPOSER_DETAILS</w:t>
               <w:br/>
@@ -2677,7 +2674,7 @@
               <w:br/>
               <w:t xml:space="preserve">    select 'NONHLTH_TRV_UWR_VW_DATA_POLICY_DETAILS_PROPOSER_DETAILS.PARTY_CODE (PARTY_HKEY__PROPOSER)' as src_branch,</w:t>
               <w:br/>
-              <w:t xml:space="preserve">           MD5_BINARY(NULLIF(UPPER(TRIM(CAST('HUB_PARTY|' || (nullif(trim(case when coalesce(nullif(trim(nullif(trim(to_varchar("PARTY_CODE")), '')),'')) is not null then nullif(trim(nullif(trim(to_varchar("PARTY_CODE")), '')), '') end),'')) AS VARCHAR))), '')) as hkey</w:t>
+              <w:t xml:space="preserve">           MD5_BINARY(NULLIF(UPPER(TRIM(CAST('HUB_PARTY|' || (nullif(trim(case when nullif(trim(nullif(trim(to_varchar("PARTY_CODE")), '')),'') is not null then nullif(trim(nullif(trim(to_varchar("PARTY_CODE")), '')), '') end),'')) AS VARCHAR))), '')) as hkey</w:t>
               <w:br/>
               <w:t xml:space="preserve">      from RAW.MAXIMUS_TRAVEL.NONHLTH_TRV_UWR_VW_DATA_POLICY_DETAILS_PROPOSER_DETAILS</w:t>
               <w:br/>
@@ -2687,7 +2684,7 @@
               <w:br/>
               <w:t xml:space="preserve">    select 'NONHLTH_TRV_UWR_VW_DATA_POLICY_DETAILS_PROPOSER_DETAILS_PARTY_ADDRESS_ADDRESS_PROPERTY_PIVOT_VW.[] (PARTY_HKEY__PROPOSER)' as src_branch,</w:t>
               <w:br/>
-              <w:t xml:space="preserve">           MD5_BINARY(NULLIF(UPPER(TRIM(CAST('HUB_PARTY|' || (nullif(trim(case when coalesce(nullif(trim(w0_party_code),'')) is not null then nullif(trim(w0_party_code), '') end),'')) AS VARCHAR))), '')) as hkey</w:t>
+              <w:t xml:space="preserve">           MD5_BINARY(NULLIF(UPPER(TRIM(CAST('HUB_PARTY|' || (nullif(trim(case when nullif(trim(w0_party_code),'') is not null then nullif(trim(w0_party_code), '') end),'')) AS VARCHAR))), '')) as hkey</w:t>
               <w:br/>
               <w:t xml:space="preserve">      from RAW.MAXIMUS_TRAVEL.NONHLTH_TRV_UWR_VW_DATA_POLICY_DETAILS_PROPOSER_DETAILS_PARTY_ADDRESS_ADDRESS_PROPERTY_PIVOT_VW</w:t>
               <w:br/>
@@ -2697,7 +2694,7 @@
               <w:br/>
               <w:t xml:space="preserve">    select 'NONHLTH_TRV_UWR_VW_DATA_POLICY_DETAILS_PROPOSER_DETAILS_PARTY_PROPERTY_MULTI_SET_PROPERTY_MULTI_SET_DETAIL_PROPERTY_PIVOT_VW.[] (PARTY_HKEY__PROPOSER)' as src_branch,</w:t>
               <w:br/>
-              <w:t xml:space="preserve">           MD5_BINARY(NULLIF(UPPER(TRIM(CAST('HUB_PARTY|' || (nullif(trim(case when coalesce(nullif(trim(w0_party_code),'')) is not null then nullif(trim(w0_party_code), '') end),'')) AS VARCHAR))), '')) as hkey</w:t>
+              <w:t xml:space="preserve">           MD5_BINARY(NULLIF(UPPER(TRIM(CAST('HUB_PARTY|' || (nullif(trim(case when nullif(trim(w0_party_code),'') is not null then nullif(trim(w0_party_code), '') end),'')) AS VARCHAR))), '')) as hkey</w:t>
               <w:br/>
               <w:t xml:space="preserve">      from RAW.MAXIMUS_TRAVEL.NONHLTH_TRV_UWR_VW_DATA_POLICY_DETAILS_PROPOSER_DETAILS_PARTY_PROPERTY_MULTI_SET_PROPERTY_MULTI_SET_DETAIL_PROPERTY_PIVOT_VW</w:t>
               <w:br/>
@@ -2707,7 +2704,7 @@
               <w:br/>
               <w:t xml:space="preserve">    select 'NONHLTH_TRV_UWR_VW_DATA_POLICY_DETAILS_PROPOSER_DETAILS_PARTY_PROPERTY_SIMPLE_PROPERTY_PIVOT_VW.BAGIC_EMPLOYEE_CODE (PARTY_HKEY__BAGIC_EMPLOYEE)' as src_branch,</w:t>
               <w:br/>
-              <w:t xml:space="preserve">           MD5_BINARY(NULLIF(UPPER(TRIM(CAST('HUB_PARTY|' || (nullif(trim(case when coalesce(nullif(trim(nullif(trim(to_varchar("BAGIC_EMPLOYEE_CODE")), '')),'')) is not null then 'EMP:' || nullif(trim(nullif(trim(to_varchar("BAGIC_EMPLOYEE_CODE")), '')), '') end),'')) AS VARCHAR))), '')) as hkey</w:t>
+              <w:t xml:space="preserve">           MD5_BINARY(NULLIF(UPPER(TRIM(CAST('HUB_PARTY|' || (nullif(trim(case when nullif(trim(nullif(trim(to_varchar("BAGIC_EMPLOYEE_CODE")), '')),'') is not null then 'EMP:' || nullif(trim(nullif(trim(to_varchar("BAGIC_EMPLOYEE_CODE")), '')), '') end),'')) AS VARCHAR))), '')) as hkey</w:t>
               <w:br/>
               <w:t xml:space="preserve">      from RAW.MAXIMUS_TRAVEL.NONHLTH_TRV_UWR_VW_DATA_POLICY_DETAILS_PROPOSER_DETAILS_PARTY_PROPERTY_SIMPLE_PROPERTY_PIVOT_VW</w:t>
               <w:br/>
@@ -2717,7 +2714,7 @@
               <w:br/>
               <w:t xml:space="preserve">    select 'NONHLTH_TRV_UWR_VW_DATA_POLICY_DETAILS_PROPOSER_DETAILS_PARTY_PROPERTY_SIMPLE_PROPERTY_PIVOT_VW.PARENT_PARTY_CODE (PARTY_HKEY__PARENT_PARTY)' as src_branch,</w:t>
               <w:br/>
-              <w:t xml:space="preserve">           MD5_BINARY(NULLIF(UPPER(TRIM(CAST('HUB_PARTY|' || (nullif(trim(case when coalesce(nullif(trim(nullif(trim(to_varchar("PARENT_PARTY_CODE")), '')),'')) is not null then nullif(trim(nullif(trim(to_varchar("PARENT_PARTY_CODE")), '')), '') end),'')) AS VARCHAR))), '')) as hkey</w:t>
+              <w:t xml:space="preserve">           MD5_BINARY(NULLIF(UPPER(TRIM(CAST('HUB_PARTY|' || (nullif(trim(case when nullif(trim(nullif(trim(to_varchar("PARENT_PARTY_CODE")), '')),'') is not null then nullif(trim(nullif(trim(to_varchar("PARENT_PARTY_CODE")), '')), '') end),'')) AS VARCHAR))), '')) as hkey</w:t>
               <w:br/>
               <w:t xml:space="preserve">      from RAW.MAXIMUS_TRAVEL.NONHLTH_TRV_UWR_VW_DATA_POLICY_DETAILS_PROPOSER_DETAILS_PARTY_PROPERTY_SIMPLE_PROPERTY_PIVOT_VW</w:t>
               <w:br/>
@@ -2727,7 +2724,7 @@
               <w:br/>
               <w:t xml:space="preserve">    select 'NONHLTH_TRV_UWR_VW_DATA_POLICY_DETAILS_PROPOSER_DETAILS_PARTY_PROPERTY_SIMPLE_PROPERTY_PIVOT_VW.[] (PARTY_HKEY__PROPOSER)' as src_branch,</w:t>
               <w:br/>
-              <w:t xml:space="preserve">           MD5_BINARY(NULLIF(UPPER(TRIM(CAST('HUB_PARTY|' || (nullif(trim(case when coalesce(nullif(trim(w0_party_code),'')) is not null then nullif(trim(w0_party_code), '') end),'')) AS VARCHAR))), '')) as hkey</w:t>
+              <w:t xml:space="preserve">           MD5_BINARY(NULLIF(UPPER(TRIM(CAST('HUB_PARTY|' || (nullif(trim(case when nullif(trim(w0_party_code),'') is not null then nullif(trim(w0_party_code), '') end),'')) AS VARCHAR))), '')) as hkey</w:t>
               <w:br/>
               <w:t xml:space="preserve">      from RAW.MAXIMUS_TRAVEL.NONHLTH_TRV_UWR_VW_DATA_POLICY_DETAILS_PROPOSER_DETAILS_PARTY_PROPERTY_SIMPLE_PROPERTY_PIVOT_VW</w:t>
               <w:br/>
@@ -2737,7 +2734,7 @@
               <w:br/>
               <w:t xml:space="preserve">    select 'NONHLTH_TRV_UWR_VW_DATA_QUOTE_PARAM_DETAILS.POLICY_HOLDER_CODE (PARTY_HKEY__POLICYHOLDER)' as src_branch,</w:t>
               <w:br/>
-              <w:t xml:space="preserve">           MD5_BINARY(NULLIF(UPPER(TRIM(CAST('HUB_PARTY|' || (nullif(trim(case when coalesce(nullif(trim(nullif(trim(to_varchar("POLICY_HOLDER_CODE")), '')),'')) is not null then nullif(trim(nullif(trim(to_varchar("POLICY_HOLDER_CODE")), '')), '') end),'')) AS VARCHAR))), '')) as hkey</w:t>
+              <w:t xml:space="preserve">           MD5_BINARY(NULLIF(UPPER(TRIM(CAST('HUB_PARTY|' || (nullif(trim(case when nullif(trim(nullif(trim(to_varchar("POLICY_HOLDER_CODE")), '')),'') is not null then nullif(trim(nullif(trim(to_varchar("POLICY_HOLDER_CODE")), '')), '') end),'')) AS VARCHAR))), '')) as hkey</w:t>
               <w:br/>
               <w:t xml:space="preserve">      from RAW.MAXIMUS_TRAVEL.NONHLTH_TRV_UWR_VW_DATA_QUOTE_PARAM_DETAILS</w:t>
               <w:br/>
@@ -2747,7 +2744,7 @@
               <w:br/>
               <w:t xml:space="preserve">    select 'NONHLTH_TRV_UWR_VW_DATA_QUOTE_PARAM_DETAILS_POLICY_PROPERTY_RULE_LIST_PIVOT_VW.[] (PARTY_HKEY__POLICYHOLDER)' as src_branch,</w:t>
               <w:br/>
-              <w:t xml:space="preserve">           MD5_BINARY(NULLIF(UPPER(TRIM(CAST('HUB_PARTY|' || (nullif(trim(case when coalesce(nullif(trim(w2_policy_holder_code),'')) is not null then nullif(trim(w2_policy_holder_code), '') end),'')) AS VARCHAR))), '')) as hkey</w:t>
+              <w:t xml:space="preserve">           MD5_BINARY(NULLIF(UPPER(TRIM(CAST('HUB_PARTY|' || (nullif(trim(case when nullif(trim(w2_policy_holder_code),'') is not null then nullif(trim(w2_policy_holder_code), '') end),'')) AS VARCHAR))), '')) as hkey</w:t>
               <w:br/>
               <w:t xml:space="preserve">      from RAW.MAXIMUS_TRAVEL.NONHLTH_TRV_UWR_VW_DATA_QUOTE_PARAM_DETAILS_POLICY_PROPERTY_RULE_LIST_PIVOT_VW</w:t>
               <w:br/>
@@ -2757,7 +2754,7 @@
               <w:br/>
               <w:t xml:space="preserve">    select 'NONHLTH_TRV_UWR_VW_DATA_QUOTE_PARAM_DETAILS_POLICY_PROPERTY_RULE_LIST_PIVOT_VW.BAGIC_RM_ECODE (PARTY_HKEY__RELATIONSHIP_MANAGER)' as src_branch,</w:t>
               <w:br/>
-              <w:t xml:space="preserve">           MD5_BINARY(NULLIF(UPPER(TRIM(CAST('HUB_PARTY|' || (nullif(trim(case when coalesce(nullif(trim(nullif(trim(to_varchar("BAGIC_RM_ECODE")), '')),'')) is not null then 'EMP:' || nullif(trim(nullif(trim(to_varchar("BAGIC_RM_ECODE")), '')), '') end),'')) AS VARCHAR))), '')) as hkey</w:t>
+              <w:t xml:space="preserve">           MD5_BINARY(NULLIF(UPPER(TRIM(CAST('HUB_PARTY|' || (nullif(trim(case when nullif(trim(nullif(trim(to_varchar("BAGIC_RM_ECODE")), '')),'') is not null then 'EMP:' || nullif(trim(nullif(trim(to_varchar("BAGIC_RM_ECODE")), '')), '') end),'')) AS VARCHAR))), '')) as hkey</w:t>
               <w:br/>
               <w:t xml:space="preserve">      from RAW.MAXIMUS_TRAVEL.NONHLTH_TRV_UWR_VW_DATA_QUOTE_PARAM_DETAILS_POLICY_PROPERTY_RULE_LIST_PIVOT_VW</w:t>
               <w:br/>
@@ -2767,7 +2764,7 @@
               <w:br/>
               <w:t xml:space="preserve">    select 'NONHLTH_TRV_UWR_VW_DATA_QUOTE_PARAM_DETAILS_POLICY_PROPERTY_RULE_LIST_PIVOT_VW.SUB_IMD_CODE (PARTY_HKEY__SUB_INTERMEDIARY)' as src_branch,</w:t>
               <w:br/>
-              <w:t xml:space="preserve">           MD5_BINARY(NULLIF(UPPER(TRIM(CAST('HUB_PARTY|' || (nullif(trim(case when coalesce(nullif(trim(nullif(trim(to_varchar("SUB_IMD_CODE")), '')),'')) is not null then 'IMD:' || nullif(trim(nullif(trim(to_varchar("SUB_IMD_CODE")), '')), '') end),'')) AS VARCHAR))), '')) as hkey</w:t>
+              <w:t xml:space="preserve">           MD5_BINARY(NULLIF(UPPER(TRIM(CAST('HUB_PARTY|' || (nullif(trim(case when nullif(trim(nullif(trim(to_varchar("SUB_IMD_CODE")), '')),'') is not null then 'IMD:' || nullif(trim(nullif(trim(to_varchar("SUB_IMD_CODE")), '')), '') end),'')) AS VARCHAR))), '')) as hkey</w:t>
               <w:br/>
               <w:t xml:space="preserve">      from RAW.MAXIMUS_TRAVEL.NONHLTH_TRV_UWR_VW_DATA_QUOTE_PARAM_DETAILS_POLICY_PROPERTY_RULE_LIST_PIVOT_VW</w:t>
               <w:br/>
@@ -2777,7 +2774,7 @@
               <w:br/>
               <w:t xml:space="preserve">    select 'NONHLTH_TRV_UWR_VW_DATA_QUOTE_PARAM_DETAILS_RISK_LIST.PARTY_CODE (PARTY_HKEY)' as src_branch,</w:t>
               <w:br/>
-              <w:t xml:space="preserve">           MD5_BINARY(NULLIF(UPPER(TRIM(CAST('HUB_PARTY|' || (nullif(trim(case when coalesce(nullif(trim(nullif(trim(to_varchar("PARTY_CODE")), '')),'')) is not null then nullif(trim(nullif(trim(to_varchar("PARTY_CODE")), '')), '') end),'')) AS VARCHAR))), '')) as hkey</w:t>
+              <w:t xml:space="preserve">           MD5_BINARY(NULLIF(UPPER(TRIM(CAST('HUB_PARTY|' || (nullif(trim(case when nullif(trim(nullif(trim(to_varchar("PARTY_CODE")), '')),'') is not null then nullif(trim(nullif(trim(to_varchar("PARTY_CODE")), '')), '') end),'')) AS VARCHAR))), '')) as hkey</w:t>
               <w:br/>
               <w:t xml:space="preserve">      from RAW.MAXIMUS_TRAVEL.NONHLTH_TRV_UWR_VW_DATA_QUOTE_PARAM_DETAILS_RISK_LIST</w:t>
               <w:br/>
@@ -2787,7 +2784,7 @@
               <w:br/>
               <w:t xml:space="preserve">    select 'NONHLTH_TRV_UWR_VW_DATA_QUOTE_PARAM_DETAILS_RISK_LIST.ADDITIONAL_PARTY_CODE (PARTY_HKEY__ADDITIONAL_PARTY)' as src_branch,</w:t>
               <w:br/>
-              <w:t xml:space="preserve">           MD5_BINARY(NULLIF(UPPER(TRIM(CAST('HUB_PARTY|' || (nullif(trim(case when coalesce(nullif(trim(nullif(trim(to_varchar("ADDITIONAL_PARTY_CODE")), '')),'')) is not null then nullif(trim(nullif(trim(to_varchar("ADDITIONAL_PARTY_CODE")), '')), '') end),'')) AS VARCHAR))), '')) as hkey</w:t>
+              <w:t xml:space="preserve">           MD5_BINARY(NULLIF(UPPER(TRIM(CAST('HUB_PARTY|' || (nullif(trim(case when nullif(trim(nullif(trim(to_varchar("ADDITIONAL_PARTY_CODE")), '')),'') is not null then nullif(trim(nullif(trim(to_varchar("ADDITIONAL_PARTY_CODE")), '')), '') end),'')) AS VARCHAR))), '')) as hkey</w:t>
               <w:br/>
               <w:t xml:space="preserve">      from RAW.MAXIMUS_TRAVEL.NONHLTH_TRV_UWR_VW_DATA_QUOTE_PARAM_DETAILS_RISK_LIST</w:t>
               <w:br/>
@@ -2797,7 +2794,7 @@
               <w:br/>
               <w:t xml:space="preserve">    select 'NONHLTH_TRV_UWR_VW_DATA_QUOTE_PARAM_DETAILS_RISK_LIST_MULTI_SET_PROPERTY_INPUT_MULTI_SET_DETAIL_INPUT_PROPERTY_PIVOT_VW.NOMINEE_NAME (PARTY_HKEY__NOMINEE)' as src_branch,</w:t>
               <w:br/>
-              <w:t xml:space="preserve">           MD5_BINARY(NULLIF(UPPER(TRIM(CAST('HUB_PARTY|' || (nullif(trim(case when coalesce(nullif(trim(nullif(trim(to_varchar("NOMINEE_NAME")), '')),'')) is not null then 'NOMINEE:' || md5(upper(trim(nullif(trim(nullif(trim(to_varchar("NOMINEE_NAME")), '')), '')))) end),'')) AS VARCHAR))), '')) as hkey</w:t>
+              <w:t xml:space="preserve">           MD5_BINARY(NULLIF(UPPER(TRIM(CAST('HUB_PARTY|' || (nullif(trim(case when nullif(trim(nullif(trim(to_varchar("NOMINEE_NAME")), '')),'') is not null then 'NOMINEE:' || md5(upper(trim(nullif(trim(nullif(trim(to_varchar("NOMINEE_NAME")), '')), '')))) end),'')) AS VARCHAR))), '')) as hkey</w:t>
               <w:br/>
               <w:t xml:space="preserve">      from RAW.MAXIMUS_TRAVEL.NONHLTH_TRV_UWR_VW_DATA_QUOTE_PARAM_DETAILS_RISK_LIST_MULTI_SET_PROPERTY_INPUT_MULTI_SET_DETAIL_INPUT_PROPERTY_PIVOT_VW</w:t>
               <w:br/>
@@ -2807,7 +2804,7 @@
               <w:br/>
               <w:t xml:space="preserve">    select 'NONHLTH_TRV_UWR_VW_DATA_QUOTE_PARAM_DETAILS_RISK_LIST_RISK_PROPERTY_RULE_LIST_PIVOT_VW.[] (PARTY_HKEY__POLICYHOLDER)' as src_branch,</w:t>
               <w:br/>
-              <w:t xml:space="preserve">           MD5_BINARY(NULLIF(UPPER(TRIM(CAST('HUB_PARTY|' || (nullif(trim(case when coalesce(nullif(trim(w2_policy_holder_code),'')) is not null then nullif(trim(w2_policy_holder_code), '') end),'')) AS VARCHAR))), '')) as hkey</w:t>
+              <w:t xml:space="preserve">           MD5_BINARY(NULLIF(UPPER(TRIM(CAST('HUB_PARTY|' || (nullif(trim(case when nullif(trim(w2_policy_holder_code),'') is not null then nullif(trim(w2_policy_holder_code), '') end),'')) AS VARCHAR))), '')) as hkey</w:t>
               <w:br/>
               <w:t xml:space="preserve">      from RAW.MAXIMUS_TRAVEL.NONHLTH_TRV_UWR_VW_DATA_QUOTE_PARAM_DETAILS_RISK_LIST_RISK_PROPERTY_RULE_LIST_PIVOT_VW</w:t>
               <w:br/>
@@ -2817,7 +2814,7 @@
               <w:br/>
               <w:t xml:space="preserve">    select 'NONHLTH_TRV_CLM_VW_DATA_CLAIM_DETAILS_CLAIM_ATTRIBUTE_PROPERTIES_PIVOT_VW.CUSTOMERID (PARTY_HKEY__CLAIMANT_CUSTOMER / sat_common_contact)' as src_branch,</w:t>
               <w:br/>
-              <w:t xml:space="preserve">           MD5_BINARY(NULLIF(UPPER(TRIM(CAST('HUB_PARTY|' || ((nullif(trim(case when coalesce(nullif(trim(nullif(trim(to_varchar("CUSTOMERID")), '')),'')) is not null then nullif(trim(nullif(trim(to_varchar("CUSTOMERID")), '')), '') end),''))) AS VARCHAR))), '')) as hkey</w:t>
+              <w:t xml:space="preserve">           MD5_BINARY(NULLIF(UPPER(TRIM(CAST('HUB_PARTY|' || ((nullif(trim(case when nullif(trim(nullif(trim(to_varchar("CUSTOMERID")), '')),'') is not null then nullif(trim(nullif(trim(to_varchar("CUSTOMERID")), '')), '') end),''))) AS VARCHAR))), '')) as hkey</w:t>
               <w:br/>
               <w:t xml:space="preserve">      from RAW.MAXIMUS_TRAVEL.NONHLTH_TRV_CLM_VW_DATA_CLAIM_DETAILS_CLAIM_ATTRIBUTE_PROPERTIES_PIVOT_VW</w:t>
               <w:br/>
@@ -2829,7 +2826,7 @@
               <w:br/>
               <w:t xml:space="preserve">    select 'NONHLTH_TRV_UWR_VW_DATA_POLICY_DETAILS_INSURED_DETAILS_MEMBER_DETAILS_PARTY_ADDRESS_ADDRESS_PROPERTY_PIVOT_VW (literal arm) (PARTY_HKEY__INSURED_MEMBER / sat_common_contact)' as src_branch,</w:t>
               <w:br/>
-              <w:t xml:space="preserve">           MD5_BINARY(NULLIF(UPPER(TRIM(CAST('HUB_PARTY|' || ((nullif(trim(case when coalesce(nullif(trim(w0_party_code),'')) is not null then nullif(trim(w0_party_code), '') end),''))) AS VARCHAR))), '')) as hkey</w:t>
+              <w:t xml:space="preserve">           MD5_BINARY(NULLIF(UPPER(TRIM(CAST('HUB_PARTY|' || ((nullif(trim(case when nullif(trim(w0_party_code),'') is not null then nullif(trim(w0_party_code), '') end),''))) AS VARCHAR))), '')) as hkey</w:t>
               <w:br/>
               <w:t xml:space="preserve">      from RAW.MAXIMUS_TRAVEL.NONHLTH_TRV_UWR_VW_DATA_POLICY_DETAILS_INSURED_DETAILS_MEMBER_DETAILS_PARTY_ADDRESS_ADDRESS_PROPERTY_PIVOT_VW</w:t>
               <w:br/>
@@ -2841,7 +2838,7 @@
               <w:br/>
               <w:t xml:space="preserve">    select 'NONHLTH_TRV_UWR_VW_DATA_POLICY_DETAILS_INSURED_DETAILS_MEMBER_DETAILS_PARTY_PROPERTY_SIMPLE_PROPERTY_PIVOT_VW (literal arm) (PARTY_HKEY__INSURED_MEMBER / sat_common_contact)' as src_branch,</w:t>
               <w:br/>
-              <w:t xml:space="preserve">           MD5_BINARY(NULLIF(UPPER(TRIM(CAST('HUB_PARTY|' || ((nullif(trim(case when coalesce(nullif(trim(w0_party_code),'')) is not null then nullif(trim(w0_party_code), '') end),''))) AS VARCHAR))), '')) as hkey</w:t>
+              <w:t xml:space="preserve">           MD5_BINARY(NULLIF(UPPER(TRIM(CAST('HUB_PARTY|' || ((nullif(trim(case when nullif(trim(w0_party_code),'') is not null then nullif(trim(w0_party_code), '') end),''))) AS VARCHAR))), '')) as hkey</w:t>
               <w:br/>
               <w:t xml:space="preserve">      from RAW.MAXIMUS_TRAVEL.NONHLTH_TRV_UWR_VW_DATA_POLICY_DETAILS_INSURED_DETAILS_MEMBER_DETAILS_PARTY_PROPERTY_SIMPLE_PROPERTY_PIVOT_VW</w:t>
               <w:br/>
@@ -2853,7 +2850,7 @@
               <w:br/>
               <w:t xml:space="preserve">    select 'NONHLTH_TRV_UWR_VW_DATA_POLICY_DETAILS_PROPOSER_DETAILS_PARTY_ADDRESS_ADDRESS_PROPERTY_PIVOT_VW (literal arm) (PARTY_HKEY__PROPOSER / sat_common_contact)' as src_branch,</w:t>
               <w:br/>
-              <w:t xml:space="preserve">           MD5_BINARY(NULLIF(UPPER(TRIM(CAST('HUB_PARTY|' || ((nullif(trim(case when coalesce(nullif(trim(w0_party_code),'')) is not null then nullif(trim(w0_party_code), '') end),''))) AS VARCHAR))), '')) as hkey</w:t>
+              <w:t xml:space="preserve">           MD5_BINARY(NULLIF(UPPER(TRIM(CAST('HUB_PARTY|' || ((nullif(trim(case when nullif(trim(w0_party_code),'') is not null then nullif(trim(w0_party_code), '') end),''))) AS VARCHAR))), '')) as hkey</w:t>
               <w:br/>
               <w:t xml:space="preserve">      from RAW.MAXIMUS_TRAVEL.NONHLTH_TRV_UWR_VW_DATA_POLICY_DETAILS_PROPOSER_DETAILS_PARTY_ADDRESS_ADDRESS_PROPERTY_PIVOT_VW</w:t>
               <w:br/>
@@ -2865,7 +2862,7 @@
               <w:br/>
               <w:t xml:space="preserve">    select 'NONHLTH_TRV_UWR_VW_DATA_POLICY_DETAILS_PROPOSER_DETAILS_PARTY_PROPERTY_SIMPLE_PROPERTY_PIVOT_VW (literal arm) (PARTY_HKEY__PROPOSER / sat_common_contact)' as src_branch,</w:t>
               <w:br/>
-              <w:t xml:space="preserve">           MD5_BINARY(NULLIF(UPPER(TRIM(CAST('HUB_PARTY|' || ((nullif(trim(case when coalesce(nullif(trim(w0_party_code),'')) is not null then nullif(trim(w0_party_code), '') end),''))) AS VARCHAR))), '')) as hkey</w:t>
+              <w:t xml:space="preserve">           MD5_BINARY(NULLIF(UPPER(TRIM(CAST('HUB_PARTY|' || ((nullif(trim(case when nullif(trim(w0_party_code),'') is not null then nullif(trim(w0_party_code), '') end),''))) AS VARCHAR))), '')) as hkey</w:t>
               <w:br/>
               <w:t xml:space="preserve">      from RAW.MAXIMUS_TRAVEL.NONHLTH_TRV_UWR_VW_DATA_POLICY_DETAILS_PROPOSER_DETAILS_PARTY_PROPERTY_SIMPLE_PROPERTY_PIVOT_VW</w:t>
               <w:br/>
@@ -2957,9 +2954,6 @@
       </w:pPr>
       <w:r>
         <w:t xml:space="preserve">2. MAXIMUS — HUB_POLICY</w:t>
-      </w:r>
-      <w:r>
-        <w:t xml:space="preserve">  [M1]</w:t>
       </w:r>
     </w:p>
     <w:tbl>
@@ -3188,7 +3182,7 @@
               <w:br/>
               <w:t xml:space="preserve">    select 'NONHLTH_TRV_CLM_VW_DATA_CLAIM_DETAILS.POLICYNO (POLICY_HKEY)' as src_branch,</w:t>
               <w:br/>
-              <w:t xml:space="preserve">           MD5_BINARY(NULLIF(UPPER(TRIM(CAST('HUB_POLICY|' || (nullif(trim(case when coalesce(nullif(trim(nullif(trim(to_varchar("POLICYNO")), '')),'')) is not null then nullif(trim(nullif(trim(to_varchar("POLICYNO")), '')), '') end),'')) AS VARCHAR))), '')) as hkey</w:t>
+              <w:t xml:space="preserve">           MD5_BINARY(NULLIF(UPPER(TRIM(CAST('HUB_POLICY|' || (nullif(trim(case when nullif(trim(nullif(trim(to_varchar("POLICYNO")), '')),'') is not null then nullif(trim(nullif(trim(to_varchar("POLICYNO")), '')), '') end),'')) AS VARCHAR))), '')) as hkey</w:t>
               <w:br/>
               <w:t xml:space="preserve">      from RAW.MAXIMUS_TRAVEL.NONHLTH_TRV_CLM_VW_DATA_CLAIM_DETAILS</w:t>
               <w:br/>
@@ -3198,7 +3192,7 @@
               <w:br/>
               <w:t xml:space="preserve">    select 'NONHLTH_TRV_CLM_VW_DATA_CLAIM_DETAILS_CLAIM_ATTRIBUTE_PROPERTIES_PIVOT_VW.MASTER_POLICY_NUMBER (POLICY_HKEY__MASTER_POLICY)' as src_branch,</w:t>
               <w:br/>
-              <w:t xml:space="preserve">           MD5_BINARY(NULLIF(UPPER(TRIM(CAST('HUB_POLICY|' || (nullif(trim(case when coalesce(nullif(trim(nullif(trim(to_varchar("MASTER_POLICY_NUMBER")), '')),'')) is not null then nullif(trim(nullif(trim(to_varchar("MASTER_POLICY_NUMBER")), '')), '') end),'')) AS VARCHAR))), '')) as hkey</w:t>
+              <w:t xml:space="preserve">           MD5_BINARY(NULLIF(UPPER(TRIM(CAST('HUB_POLICY|' || (nullif(trim(case when nullif(trim(nullif(trim(to_varchar("MASTER_POLICY_NUMBER")), '')),'') is not null then nullif(trim(nullif(trim(to_varchar("MASTER_POLICY_NUMBER")), '')), '') end),'')) AS VARCHAR))), '')) as hkey</w:t>
               <w:br/>
               <w:t xml:space="preserve">      from RAW.MAXIMUS_TRAVEL.NONHLTH_TRV_CLM_VW_DATA_CLAIM_DETAILS_CLAIM_ATTRIBUTE_PROPERTIES_PIVOT_VW</w:t>
               <w:br/>
@@ -3208,7 +3202,7 @@
               <w:br/>
               <w:t xml:space="preserve">    select 'NONHLTH_TRV_UWR_VW_DATA_POLICY_DETAILS.POLICY_NUMBER (POLICY_HKEY)' as src_branch,</w:t>
               <w:br/>
-              <w:t xml:space="preserve">           MD5_BINARY(NULLIF(UPPER(TRIM(CAST('HUB_POLICY|' || (nullif(trim(case when coalesce(nullif(trim(nullif(trim(to_varchar("POLICY_NUMBER")), '')),'')) is not null then nullif(trim(nullif(trim(to_varchar("POLICY_NUMBER")), '')), '') end),'')) AS VARCHAR))), '')) as hkey</w:t>
+              <w:t xml:space="preserve">           MD5_BINARY(NULLIF(UPPER(TRIM(CAST('HUB_POLICY|' || (nullif(trim(case when nullif(trim(nullif(trim(to_varchar("POLICY_NUMBER")), '')),'') is not null then nullif(trim(nullif(trim(to_varchar("POLICY_NUMBER")), '')), '') end),'')) AS VARCHAR))), '')) as hkey</w:t>
               <w:br/>
               <w:t xml:space="preserve">      from RAW.MAXIMUS_TRAVEL.NONHLTH_TRV_UWR_VW_DATA_POLICY_DETAILS</w:t>
               <w:br/>
@@ -3218,7 +3212,7 @@
               <w:br/>
               <w:t xml:space="preserve">    select 'NONHLTH_TRV_UWR_VW_DATA_POLICY_DETAILS_INSURED_DETAILS_MEMBER_DETAILS.[] (POLICY_HKEY__INSURED_MEMBER)' as src_branch,</w:t>
               <w:br/>
-              <w:t xml:space="preserve">           MD5_BINARY(NULLIF(UPPER(TRIM(CAST('HUB_POLICY|' || (nullif(trim(case when coalesce(nullif(trim(w0_policy_number),'')) is not null then nullif(trim(w0_policy_number), '') end),'')) AS VARCHAR))), '')) as hkey</w:t>
+              <w:t xml:space="preserve">           MD5_BINARY(NULLIF(UPPER(TRIM(CAST('HUB_POLICY|' || (nullif(trim(case when nullif(trim(w0_policy_number),'') is not null then nullif(trim(w0_policy_number), '') end),'')) AS VARCHAR))), '')) as hkey</w:t>
               <w:br/>
               <w:t xml:space="preserve">      from RAW.MAXIMUS_TRAVEL.NONHLTH_TRV_UWR_VW_DATA_POLICY_DETAILS_INSURED_DETAILS_MEMBER_DETAILS</w:t>
               <w:br/>
@@ -3228,7 +3222,7 @@
               <w:br/>
               <w:t xml:space="preserve">    select 'NONHLTH_TRV_UWR_VW_DATA_POLICY_DETAILS_INSURED_DETAILS_MEMBER_DETAILS_PARTY_RELATION.FOREIGN_KEY (POLICY_HKEY__INSURED_MEMBER)' as src_branch,</w:t>
               <w:br/>
-              <w:t xml:space="preserve">           MD5_BINARY(NULLIF(UPPER(TRIM(CAST('HUB_POLICY|' || (nullif(trim(case when coalesce(nullif(trim(("FOREIGN_KEY")),'')) is not null then nullif(trim(("FOREIGN_KEY")), '') end),'')) AS VARCHAR))), '')) as hkey</w:t>
+              <w:t xml:space="preserve">           MD5_BINARY(NULLIF(UPPER(TRIM(CAST('HUB_POLICY|' || (nullif(trim(case when nullif(trim(("FOREIGN_KEY")),'') is not null then nullif(trim(("FOREIGN_KEY")), '') end),'')) AS VARCHAR))), '')) as hkey</w:t>
               <w:br/>
               <w:t xml:space="preserve">      from RAW.MAXIMUS_TRAVEL.NONHLTH_TRV_UWR_VW_DATA_POLICY_DETAILS_INSURED_DETAILS_MEMBER_DETAILS_PARTY_RELATION</w:t>
               <w:br/>
@@ -3238,7 +3232,7 @@
               <w:br/>
               <w:t xml:space="preserve">    select 'NONHLTH_TRV_UWR_VW_DATA_POLICY_DETAILS_POLICY_PROPERTY_SIMPLE_PROPERTY_PIVOT_VW.MASTER_POLICY_NUMBER (POLICY_HKEY__MASTER_POLICY)' as src_branch,</w:t>
               <w:br/>
-              <w:t xml:space="preserve">           MD5_BINARY(NULLIF(UPPER(TRIM(CAST('HUB_POLICY|' || (nullif(trim(case when coalesce(nullif(trim(nullif(trim(to_varchar("MASTER_POLICY_NUMBER")), '')),'')) is not null then nullif(trim(nullif(trim(to_varchar("MASTER_POLICY_NUMBER")), '')), '') end),'')) AS VARCHAR))), '')) as hkey</w:t>
+              <w:t xml:space="preserve">           MD5_BINARY(NULLIF(UPPER(TRIM(CAST('HUB_POLICY|' || (nullif(trim(case when nullif(trim(nullif(trim(to_varchar("MASTER_POLICY_NUMBER")), '')),'') is not null then nullif(trim(nullif(trim(to_varchar("MASTER_POLICY_NUMBER")), '')), '') end),'')) AS VARCHAR))), '')) as hkey</w:t>
               <w:br/>
               <w:t xml:space="preserve">      from RAW.MAXIMUS_TRAVEL.NONHLTH_TRV_UWR_VW_DATA_POLICY_DETAILS_POLICY_PROPERTY_SIMPLE_PROPERTY_PIVOT_VW</w:t>
               <w:br/>
@@ -3248,7 +3242,7 @@
               <w:br/>
               <w:t xml:space="preserve">    select 'NONHLTH_TRV_UWR_VW_DATA_POLICY_DETAILS_POLICY_PROPERTY_SIMPLE_PROPERTY_PIVOT_VW.EXPIRING_POLICY_NUMBER (POLICY_HKEY__PREVIOUS_POLICY)' as src_branch,</w:t>
               <w:br/>
-              <w:t xml:space="preserve">           MD5_BINARY(NULLIF(UPPER(TRIM(CAST('HUB_POLICY|' || (nullif(trim(case when coalesce(nullif(trim(nullif(trim(to_varchar("EXPIRING_POLICY_NUMBER")), '')),'')) is not null then nullif(trim(nullif(trim(to_varchar("EXPIRING_POLICY_NUMBER")), '')), '') end),'')) AS VARCHAR))), '')) as hkey</w:t>
+              <w:t xml:space="preserve">           MD5_BINARY(NULLIF(UPPER(TRIM(CAST('HUB_POLICY|' || (nullif(trim(case when nullif(trim(nullif(trim(to_varchar("EXPIRING_POLICY_NUMBER")), '')),'') is not null then nullif(trim(nullif(trim(to_varchar("EXPIRING_POLICY_NUMBER")), '')), '') end),'')) AS VARCHAR))), '')) as hkey</w:t>
               <w:br/>
               <w:t xml:space="preserve">      from RAW.MAXIMUS_TRAVEL.NONHLTH_TRV_UWR_VW_DATA_POLICY_DETAILS_POLICY_PROPERTY_SIMPLE_PROPERTY_PIVOT_VW</w:t>
               <w:br/>
@@ -3258,7 +3252,7 @@
               <w:br/>
               <w:t xml:space="preserve">    select 'NONHLTH_TRV_UWR_VW_DATA_POLICY_DETAILS_PREVIOUS_POLICY_DETAILS.POLICY_NUMBER (POLICY_HKEY__PREVIOUS_POLICY)' as src_branch,</w:t>
               <w:br/>
-              <w:t xml:space="preserve">           MD5_BINARY(NULLIF(UPPER(TRIM(CAST('HUB_POLICY|' || (nullif(trim(case when coalesce(nullif(trim(nullif(trim(to_varchar("POLICY_NUMBER")), '')),'')) is not null then nullif(trim(nullif(trim(to_varchar("POLICY_NUMBER")), '')), '') end),'')) AS VARCHAR))), '')) as hkey</w:t>
+              <w:t xml:space="preserve">           MD5_BINARY(NULLIF(UPPER(TRIM(CAST('HUB_POLICY|' || (nullif(trim(case when nullif(trim(nullif(trim(to_varchar("POLICY_NUMBER")), '')),'') is not null then nullif(trim(nullif(trim(to_varchar("POLICY_NUMBER")), '')), '') end),'')) AS VARCHAR))), '')) as hkey</w:t>
               <w:br/>
               <w:t xml:space="preserve">      from RAW.MAXIMUS_TRAVEL.NONHLTH_TRV_UWR_VW_DATA_POLICY_DETAILS_PREVIOUS_POLICY_DETAILS</w:t>
               <w:br/>
@@ -3268,7 +3262,7 @@
               <w:br/>
               <w:t xml:space="preserve">    select 'NONHLTH_TRV_UWR_VW_DATA_POLICY_DETAILS_PROPOSER_DETAILS_PARTY_RELATION.FOREIGN_KEY (POLICY_HKEY__PROPOSER)' as src_branch,</w:t>
               <w:br/>
-              <w:t xml:space="preserve">           MD5_BINARY(NULLIF(UPPER(TRIM(CAST('HUB_POLICY|' || (nullif(trim(case when coalesce(nullif(trim(("FOREIGN_KEY")),'')) is not null then nullif(trim(("FOREIGN_KEY")), '') end),'')) AS VARCHAR))), '')) as hkey</w:t>
+              <w:t xml:space="preserve">           MD5_BINARY(NULLIF(UPPER(TRIM(CAST('HUB_POLICY|' || (nullif(trim(case when nullif(trim(("FOREIGN_KEY")),'') is not null then nullif(trim(("FOREIGN_KEY")), '') end),'')) AS VARCHAR))), '')) as hkey</w:t>
               <w:br/>
               <w:t xml:space="preserve">      from RAW.MAXIMUS_TRAVEL.NONHLTH_TRV_UWR_VW_DATA_POLICY_DETAILS_PROPOSER_DETAILS_PARTY_RELATION</w:t>
               <w:br/>
@@ -3278,7 +3272,7 @@
               <w:br/>
               <w:t xml:space="preserve">    select 'NONHLTH_TRV_UWR_VW_DATA_QUOTE_PARAM_DETAILS_POLICY_PROPERTY_RULE_LIST_PIVOT_VW.MASTER_POLICY_NUMBER (POLICY_HKEY__MASTER_POLICY)' as src_branch,</w:t>
               <w:br/>
-              <w:t xml:space="preserve">           MD5_BINARY(NULLIF(UPPER(TRIM(CAST('HUB_POLICY|' || (nullif(trim(case when coalesce(nullif(trim(nullif(trim(to_varchar("MASTER_POLICY_NUMBER")), '')),'')) is not null then nullif(trim(nullif(trim(to_varchar("MASTER_POLICY_NUMBER")), '')), '') end),'')) AS VARCHAR))), '')) as hkey</w:t>
+              <w:t xml:space="preserve">           MD5_BINARY(NULLIF(UPPER(TRIM(CAST('HUB_POLICY|' || (nullif(trim(case when nullif(trim(nullif(trim(to_varchar("MASTER_POLICY_NUMBER")), '')),'') is not null then nullif(trim(nullif(trim(to_varchar("MASTER_POLICY_NUMBER")), '')), '') end),'')) AS VARCHAR))), '')) as hkey</w:t>
               <w:br/>
               <w:t xml:space="preserve">      from RAW.MAXIMUS_TRAVEL.NONHLTH_TRV_UWR_VW_DATA_QUOTE_PARAM_DETAILS_POLICY_PROPERTY_RULE_LIST_PIVOT_VW</w:t>
               <w:br/>
@@ -3288,7 +3282,7 @@
               <w:br/>
               <w:t xml:space="preserve">    select 'NONHLTH_TRV_UWR_VW_DATA_QUOTE_PARAM_DETAILS_POLICY_PROPERTY_RULE_LIST_PIVOT_VW.EXPIRING_POLICY_NUMBER (POLICY_HKEY__PREVIOUS_POLICY)' as src_branch,</w:t>
               <w:br/>
-              <w:t xml:space="preserve">           MD5_BINARY(NULLIF(UPPER(TRIM(CAST('HUB_POLICY|' || (nullif(trim(case when coalesce(nullif(trim(nullif(trim(to_varchar("EXPIRING_POLICY_NUMBER")), '')),'')) is not null then nullif(trim(nullif(trim(to_varchar("EXPIRING_POLICY_NUMBER")), '')), '') end),'')) AS VARCHAR))), '')) as hkey</w:t>
+              <w:t xml:space="preserve">           MD5_BINARY(NULLIF(UPPER(TRIM(CAST('HUB_POLICY|' || (nullif(trim(case when nullif(trim(nullif(trim(to_varchar("EXPIRING_POLICY_NUMBER")), '')),'') is not null then nullif(trim(nullif(trim(to_varchar("EXPIRING_POLICY_NUMBER")), '')), '') end),'')) AS VARCHAR))), '')) as hkey</w:t>
               <w:br/>
               <w:t xml:space="preserve">      from RAW.MAXIMUS_TRAVEL.NONHLTH_TRV_UWR_VW_DATA_QUOTE_PARAM_DETAILS_POLICY_PROPERTY_RULE_LIST_PIVOT_VW</w:t>
               <w:br/>
@@ -3298,7 +3292,7 @@
               <w:br/>
               <w:t xml:space="preserve">    select 'NONHLTH_TRV_UWR_VW_DATA_QUOTE_PARAM_DETAILS_POLICY_PROPERTY_RULE_LIST_PIVOT_VW.PREVIOUS_POLICY_NUMBER (POLICY_HKEY__PREVIOUS_POLICY_PORTABILITY)' as src_branch,</w:t>
               <w:br/>
-              <w:t xml:space="preserve">           MD5_BINARY(NULLIF(UPPER(TRIM(CAST('HUB_POLICY|' || (nullif(trim(case when coalesce(nullif(trim(nullif(trim(to_varchar("PREVIOUS_POLICY_NUMBER")), '')),'')) is not null then nullif(trim(nullif(trim(to_varchar("PREVIOUS_POLICY_NUMBER")), '')), '') end),'')) AS VARCHAR))), '')) as hkey</w:t>
+              <w:t xml:space="preserve">           MD5_BINARY(NULLIF(UPPER(TRIM(CAST('HUB_POLICY|' || (nullif(trim(case when nullif(trim(nullif(trim(to_varchar("PREVIOUS_POLICY_NUMBER")), '')),'') is not null then nullif(trim(nullif(trim(to_varchar("PREVIOUS_POLICY_NUMBER")), '')), '') end),'')) AS VARCHAR))), '')) as hkey</w:t>
               <w:br/>
               <w:t xml:space="preserve">      from RAW.MAXIMUS_TRAVEL.NONHLTH_TRV_UWR_VW_DATA_QUOTE_PARAM_DETAILS_POLICY_PROPERTY_RULE_LIST_PIVOT_VW</w:t>
               <w:br/>
@@ -3388,9 +3382,6 @@
       </w:pPr>
       <w:r>
         <w:t xml:space="preserve">3. MAXIMUS — HUB_PRODUCT</w:t>
-      </w:r>
-      <w:r>
-        <w:t xml:space="preserve">  [M1]</w:t>
       </w:r>
     </w:p>
     <w:tbl>
@@ -3619,7 +3610,7 @@
               <w:br/>
               <w:t xml:space="preserve">    select 'NONHLTH_TRV_CLM_VW_DATA_CLAIM_DETAILS_CLAIM_ATTRIBUTE_PROPERTIES_PIVOT_VW.STORED_PRODUCT_CODE (PRODUCT_HKEY)' as src_branch,</w:t>
               <w:br/>
-              <w:t xml:space="preserve">           MD5_BINARY(NULLIF(UPPER(TRIM(CAST('HUB_PRODUCT|' || (nullif(trim(case when coalesce(nullif(trim(nullif(trim(to_varchar("STORED_PRODUCT_CODE")), '')),'')) is not null then 'PROD:' || nullif(trim(nullif(trim(to_varchar("STORED_PRODUCT_CODE")), '')), '') end),'')) AS VARCHAR))), '')) as hkey</w:t>
+              <w:t xml:space="preserve">           MD5_BINARY(NULLIF(UPPER(TRIM(CAST('HUB_PRODUCT|' || (nullif(trim(case when nullif(trim(nullif(trim(to_varchar("STORED_PRODUCT_CODE")), '')),'') is not null then 'PROD:' || nullif(trim(nullif(trim(to_varchar("STORED_PRODUCT_CODE")), '')), '') end),'')) AS VARCHAR))), '')) as hkey</w:t>
               <w:br/>
               <w:t xml:space="preserve">      from RAW.MAXIMUS_TRAVEL.NONHLTH_TRV_CLM_VW_DATA_CLAIM_DETAILS_CLAIM_ATTRIBUTE_PROPERTIES_PIVOT_VW</w:t>
               <w:br/>
@@ -3629,7 +3620,7 @@
               <w:br/>
               <w:t xml:space="preserve">    select 'NONHLTH_TRV_UWR_VW_DATA_POLICY_DETAILS.PRODUCT_CODE (PRODUCT_HKEY)' as src_branch,</w:t>
               <w:br/>
-              <w:t xml:space="preserve">           MD5_BINARY(NULLIF(UPPER(TRIM(CAST('HUB_PRODUCT|' || (nullif(trim(case when coalesce(nullif(trim(nullif(trim(to_varchar("PRODUCT_CODE")), '')),'')) is not null then 'PROD:' || nullif(trim(nullif(trim(to_varchar("PRODUCT_CODE")), '')), '') end),'')) AS VARCHAR))), '')) as hkey</w:t>
+              <w:t xml:space="preserve">           MD5_BINARY(NULLIF(UPPER(TRIM(CAST('HUB_PRODUCT|' || (nullif(trim(case when nullif(trim(nullif(trim(to_varchar("PRODUCT_CODE")), '')),'') is not null then 'PROD:' || nullif(trim(nullif(trim(to_varchar("PRODUCT_CODE")), '')), '') end),'')) AS VARCHAR))), '')) as hkey</w:t>
               <w:br/>
               <w:t xml:space="preserve">      from RAW.MAXIMUS_TRAVEL.NONHLTH_TRV_UWR_VW_DATA_POLICY_DETAILS</w:t>
               <w:br/>
@@ -3639,7 +3630,7 @@
               <w:br/>
               <w:t xml:space="preserve">    select 'NONHLTH_TRV_UWR_VW_DATA_POLICY_DETAILS_INSURED_DETAILS_RISK_PROPERTY_SIMPLE_PROPERTY_PIVOT_VW.[] (PRODUCT_HKEY)' as src_branch,</w:t>
               <w:br/>
-              <w:t xml:space="preserve">           MD5_BINARY(NULLIF(UPPER(TRIM(CAST('HUB_PRODUCT|' || (nullif(trim(case when coalesce(nullif(trim(w3_product_code),'')) is not null then 'PROD:' || nullif(trim(w3_product_code), '') end),'')) AS VARCHAR))), '')) as hkey</w:t>
+              <w:t xml:space="preserve">           MD5_BINARY(NULLIF(UPPER(TRIM(CAST('HUB_PRODUCT|' || (nullif(trim(case when nullif(trim(w3_product_code),'') is not null then 'PROD:' || nullif(trim(w3_product_code), '') end),'')) AS VARCHAR))), '')) as hkey</w:t>
               <w:br/>
               <w:t xml:space="preserve">      from RAW.MAXIMUS_TRAVEL.NONHLTH_TRV_UWR_VW_DATA_POLICY_DETAILS_INSURED_DETAILS_RISK_PROPERTY_SIMPLE_PROPERTY_PIVOT_VW</w:t>
               <w:br/>
@@ -3649,7 +3640,7 @@
               <w:br/>
               <w:t xml:space="preserve">    select 'NONHLTH_TRV_UWR_VW_DATA_POLICY_DETAILS_POLICY_PROPERTY_SIMPLE_PROPERTY_PIVOT_VW.[] (PRODUCT_HKEY)' as src_branch,</w:t>
               <w:br/>
-              <w:t xml:space="preserve">           MD5_BINARY(NULLIF(UPPER(TRIM(CAST('HUB_PRODUCT|' || (nullif(trim(case when coalesce(nullif(trim(w2_product_code),'')) is not null then 'PROD:' || nullif(trim(w2_product_code), '') end),'')) AS VARCHAR))), '')) as hkey</w:t>
+              <w:t xml:space="preserve">           MD5_BINARY(NULLIF(UPPER(TRIM(CAST('HUB_PRODUCT|' || (nullif(trim(case when nullif(trim(w2_product_code),'') is not null then 'PROD:' || nullif(trim(w2_product_code), '') end),'')) AS VARCHAR))), '')) as hkey</w:t>
               <w:br/>
               <w:t xml:space="preserve">      from RAW.MAXIMUS_TRAVEL.NONHLTH_TRV_UWR_VW_DATA_POLICY_DETAILS_POLICY_PROPERTY_SIMPLE_PROPERTY_PIVOT_VW</w:t>
               <w:br/>
@@ -3659,7 +3650,7 @@
               <w:br/>
               <w:t xml:space="preserve">    select 'NONHLTH_TRV_UWR_VW_DATA_POLICY_DETAILS_PREVIOUS_POLICY_DETAILS.PRODUCT_CODE (PRODUCT_HKEY)' as src_branch,</w:t>
               <w:br/>
-              <w:t xml:space="preserve">           MD5_BINARY(NULLIF(UPPER(TRIM(CAST('HUB_PRODUCT|' || (nullif(trim(case when coalesce(nullif(trim(nullif(trim(to_varchar("PRODUCT_CODE")), '')),'')) is not null then 'PROD:' || nullif(trim(nullif(trim(to_varchar("PRODUCT_CODE")), '')), '') end),'')) AS VARCHAR))), '')) as hkey</w:t>
+              <w:t xml:space="preserve">           MD5_BINARY(NULLIF(UPPER(TRIM(CAST('HUB_PRODUCT|' || (nullif(trim(case when nullif(trim(nullif(trim(to_varchar("PRODUCT_CODE")), '')),'') is not null then 'PROD:' || nullif(trim(nullif(trim(to_varchar("PRODUCT_CODE")), '')), '') end),'')) AS VARCHAR))), '')) as hkey</w:t>
               <w:br/>
               <w:t xml:space="preserve">      from RAW.MAXIMUS_TRAVEL.NONHLTH_TRV_UWR_VW_DATA_POLICY_DETAILS_PREVIOUS_POLICY_DETAILS</w:t>
               <w:br/>
@@ -3669,7 +3660,7 @@
               <w:br/>
               <w:t xml:space="preserve">    select 'NONHLTH_TRV_UWR_VW_DATA_QUOTE_PARAM_DETAILS.PRODUCT_CODE (PRODUCT_HKEY)' as src_branch,</w:t>
               <w:br/>
-              <w:t xml:space="preserve">           MD5_BINARY(NULLIF(UPPER(TRIM(CAST('HUB_PRODUCT|' || (nullif(trim(case when coalesce(nullif(trim(nullif(trim(to_varchar("PRODUCT_CODE")), '')),'')) is not null then 'PROD:' || nullif(trim(nullif(trim(to_varchar("PRODUCT_CODE")), '')), '') end),'')) AS VARCHAR))), '')) as hkey</w:t>
+              <w:t xml:space="preserve">           MD5_BINARY(NULLIF(UPPER(TRIM(CAST('HUB_PRODUCT|' || (nullif(trim(case when nullif(trim(nullif(trim(to_varchar("PRODUCT_CODE")), '')),'') is not null then 'PROD:' || nullif(trim(nullif(trim(to_varchar("PRODUCT_CODE")), '')), '') end),'')) AS VARCHAR))), '')) as hkey</w:t>
               <w:br/>
               <w:t xml:space="preserve">      from RAW.MAXIMUS_TRAVEL.NONHLTH_TRV_UWR_VW_DATA_QUOTE_PARAM_DETAILS</w:t>
               <w:br/>
@@ -3679,7 +3670,7 @@
               <w:br/>
               <w:t xml:space="preserve">    select 'NONHLTH_TRV_UWR_VW_DATA_QUOTE_PARAM_DETAILS_POLICY_PROPERTY_RULE_LIST_PIVOT_VW.[] (PRODUCT_HKEY)' as src_branch,</w:t>
               <w:br/>
-              <w:t xml:space="preserve">           MD5_BINARY(NULLIF(UPPER(TRIM(CAST('HUB_PRODUCT|' || (nullif(trim(case when coalesce(nullif(trim(w1_product_code),'')) is not null then 'PROD:' || nullif(trim(w1_product_code), '') end),'')) AS VARCHAR))), '')) as hkey</w:t>
+              <w:t xml:space="preserve">           MD5_BINARY(NULLIF(UPPER(TRIM(CAST('HUB_PRODUCT|' || (nullif(trim(case when nullif(trim(w1_product_code),'') is not null then 'PROD:' || nullif(trim(w1_product_code), '') end),'')) AS VARCHAR))), '')) as hkey</w:t>
               <w:br/>
               <w:t xml:space="preserve">      from RAW.MAXIMUS_TRAVEL.NONHLTH_TRV_UWR_VW_DATA_QUOTE_PARAM_DETAILS_POLICY_PROPERTY_RULE_LIST_PIVOT_VW</w:t>
               <w:br/>
@@ -3689,7 +3680,7 @@
               <w:br/>
               <w:t xml:space="preserve">    select 'NONHLTH_TRV_UWR_VW_DATA_QUOTE_PARAM_DETAILS_RISK_LIST_RISK_PROPERTY_RULE_LIST_PIVOT_VW.[] (PRODUCT_HKEY)' as src_branch,</w:t>
               <w:br/>
-              <w:t xml:space="preserve">           MD5_BINARY(NULLIF(UPPER(TRIM(CAST('HUB_PRODUCT|' || (nullif(trim(case when coalesce(nullif(trim(w3_product_code),'')) is not null then 'PROD:' || nullif(trim(w3_product_code), '') end),'')) AS VARCHAR))), '')) as hkey</w:t>
+              <w:t xml:space="preserve">           MD5_BINARY(NULLIF(UPPER(TRIM(CAST('HUB_PRODUCT|' || (nullif(trim(case when nullif(trim(w3_product_code),'') is not null then 'PROD:' || nullif(trim(w3_product_code), '') end),'')) AS VARCHAR))), '')) as hkey</w:t>
               <w:br/>
               <w:t xml:space="preserve">      from RAW.MAXIMUS_TRAVEL.NONHLTH_TRV_UWR_VW_DATA_QUOTE_PARAM_DETAILS_RISK_LIST_RISK_PROPERTY_RULE_LIST_PIVOT_VW</w:t>
               <w:br/>
@@ -3779,9 +3770,6 @@
       </w:pPr>
       <w:r>
         <w:t xml:space="preserve">4. MAXIMUS — HUB_COVERAGE</w:t>
-      </w:r>
-      <w:r>
-        <w:t xml:space="preserve">  [M1]</w:t>
       </w:r>
     </w:p>
     <w:tbl>
@@ -4010,7 +3998,7 @@
               <w:br/>
               <w:t xml:space="preserve">    select 'NONHLTH_TRV_CLM_VW_DATA_CLAIM_DETAILS_CLAIM_RISK_RISK_ATTRIBUTE_PROPERTIES_PIVOT_VW.COVER_CODE (COVERAGE_HKEY)' as src_branch,</w:t>
               <w:br/>
-              <w:t xml:space="preserve">           MD5_BINARY(NULLIF(UPPER(TRIM(CAST('HUB_COVERAGE|' || (nullif(trim(case when coalesce(nullif(trim(nullif(trim(to_varchar("COVER_CODE")), '')),'')) is not null then 'COV:' || nullif(trim(nullif(trim(to_varchar("COVER_CODE")), '')), '') end),'')) AS VARCHAR))), '')) as hkey</w:t>
+              <w:t xml:space="preserve">           MD5_BINARY(NULLIF(UPPER(TRIM(CAST('HUB_COVERAGE|' || (nullif(trim(case when nullif(trim(nullif(trim(to_varchar("COVER_CODE")), '')),'') is not null then 'COV:' || nullif(trim(nullif(trim(to_varchar("COVER_CODE")), '')), '') end),'')) AS VARCHAR))), '')) as hkey</w:t>
               <w:br/>
               <w:t xml:space="preserve">      from RAW.MAXIMUS_TRAVEL.NONHLTH_TRV_CLM_VW_DATA_CLAIM_DETAILS_CLAIM_RISK_RISK_ATTRIBUTE_PROPERTIES_PIVOT_VW</w:t>
               <w:br/>
@@ -4020,7 +4008,7 @@
               <w:br/>
               <w:t xml:space="preserve">    select 'NONHLTH_TRV_UWR_VW_DATA_POLICY_DETAILS_INSURED_DETAILS_COVER_DETAILS.COVER_CODE (COVERAGE_HKEY)' as src_branch,</w:t>
               <w:br/>
-              <w:t xml:space="preserve">           MD5_BINARY(NULLIF(UPPER(TRIM(CAST('HUB_COVERAGE|' || (nullif(trim(case when coalesce(nullif(trim(nullif(trim(to_varchar("COVER_CODE")), '')),'')) is not null then 'COV:' || nullif(trim(nullif(trim(to_varchar("COVER_CODE")), '')), '') end),'')) AS VARCHAR))), '')) as hkey</w:t>
+              <w:t xml:space="preserve">           MD5_BINARY(NULLIF(UPPER(TRIM(CAST('HUB_COVERAGE|' || (nullif(trim(case when nullif(trim(nullif(trim(to_varchar("COVER_CODE")), '')),'') is not null then 'COV:' || nullif(trim(nullif(trim(to_varchar("COVER_CODE")), '')), '') end),'')) AS VARCHAR))), '')) as hkey</w:t>
               <w:br/>
               <w:t xml:space="preserve">      from RAW.MAXIMUS_TRAVEL.NONHLTH_TRV_UWR_VW_DATA_POLICY_DETAILS_INSURED_DETAILS_COVER_DETAILS</w:t>
               <w:br/>
@@ -4030,7 +4018,7 @@
               <w:br/>
               <w:t xml:space="preserve">    select 'NONHLTH_TRV_UWR_VW_DATA_POLICY_DETAILS_INSURED_DETAILS_COVER_DETAILS_COVER_PROPERTY_MULTI_SET_PROPERTY_MULTI_SET_DETAIL_PROPERTY_PIVOT_VW.[] (COVERAGE_HKEY)' as src_branch,</w:t>
               <w:br/>
-              <w:t xml:space="preserve">           MD5_BINARY(NULLIF(UPPER(TRIM(CAST('HUB_COVERAGE|' || (nullif(trim(case when coalesce(nullif(trim(w0_cover_code),'')) is not null then 'COV:' || nullif(trim(w0_cover_code), '') end),'')) AS VARCHAR))), '')) as hkey</w:t>
+              <w:t xml:space="preserve">           MD5_BINARY(NULLIF(UPPER(TRIM(CAST('HUB_COVERAGE|' || (nullif(trim(case when nullif(trim(w0_cover_code),'') is not null then 'COV:' || nullif(trim(w0_cover_code), '') end),'')) AS VARCHAR))), '')) as hkey</w:t>
               <w:br/>
               <w:t xml:space="preserve">      from RAW.MAXIMUS_TRAVEL.NONHLTH_TRV_UWR_VW_DATA_POLICY_DETAILS_INSURED_DETAILS_COVER_DETAILS_COVER_PROPERTY_MULTI_SET_PROPERTY_MULTI_SET_DETAIL_PROPERTY_PIVOT_VW</w:t>
               <w:br/>
@@ -4040,7 +4028,7 @@
               <w:br/>
               <w:t xml:space="preserve">    select 'NONHLTH_TRV_UWR_VW_DATA_POLICY_DETAILS_INSURED_DETAILS_COVER_DETAILS_COVER_PROPERTY_SIMPLE_PROPERTY_PIVOT_VW.[] (COVERAGE_HKEY)' as src_branch,</w:t>
               <w:br/>
-              <w:t xml:space="preserve">           MD5_BINARY(NULLIF(UPPER(TRIM(CAST('HUB_COVERAGE|' || (nullif(trim(case when coalesce(nullif(trim(w2_cover_code),'')) is not null then 'COV:' || nullif(trim(w2_cover_code), '') end),'')) AS VARCHAR))), '')) as hkey</w:t>
+              <w:t xml:space="preserve">           MD5_BINARY(NULLIF(UPPER(TRIM(CAST('HUB_COVERAGE|' || (nullif(trim(case when nullif(trim(w2_cover_code),'') is not null then 'COV:' || nullif(trim(w2_cover_code), '') end),'')) AS VARCHAR))), '')) as hkey</w:t>
               <w:br/>
               <w:t xml:space="preserve">      from RAW.MAXIMUS_TRAVEL.NONHLTH_TRV_UWR_VW_DATA_POLICY_DETAILS_INSURED_DETAILS_COVER_DETAILS_COVER_PROPERTY_SIMPLE_PROPERTY_PIVOT_VW</w:t>
               <w:br/>
@@ -4050,7 +4038,7 @@
               <w:br/>
               <w:t xml:space="preserve">    select 'NONHLTH_TRV_UWR_VW_DATA_POLICY_DETAILS_INSURED_DETAILS_RISK_PROPERTY_SIMPLE_PROPERTY_PIVOT_VW.COVER_CODE (COVERAGE_HKEY)' as src_branch,</w:t>
               <w:br/>
-              <w:t xml:space="preserve">           MD5_BINARY(NULLIF(UPPER(TRIM(CAST('HUB_COVERAGE|' || (nullif(trim(case when coalesce(nullif(trim(nullif(trim(to_varchar("COVER_CODE")), '')),'')) is not null then 'COV:' || nullif(trim(nullif(trim(to_varchar("COVER_CODE")), '')), '') end),'')) AS VARCHAR))), '')) as hkey</w:t>
+              <w:t xml:space="preserve">           MD5_BINARY(NULLIF(UPPER(TRIM(CAST('HUB_COVERAGE|' || (nullif(trim(case when nullif(trim(nullif(trim(to_varchar("COVER_CODE")), '')),'') is not null then 'COV:' || nullif(trim(nullif(trim(to_varchar("COVER_CODE")), '')), '') end),'')) AS VARCHAR))), '')) as hkey</w:t>
               <w:br/>
               <w:t xml:space="preserve">      from RAW.MAXIMUS_TRAVEL.NONHLTH_TRV_UWR_VW_DATA_POLICY_DETAILS_INSURED_DETAILS_RISK_PROPERTY_SIMPLE_PROPERTY_PIVOT_VW</w:t>
               <w:br/>
@@ -4060,7 +4048,7 @@
               <w:br/>
               <w:t xml:space="preserve">    select 'NONHLTH_TRV_UWR_VW_DATA_QUOTE_PARAM_DETAILS_RISK_LIST_RISK_COVER.COVER_CODE (COVERAGE_HKEY)' as src_branch,</w:t>
               <w:br/>
-              <w:t xml:space="preserve">           MD5_BINARY(NULLIF(UPPER(TRIM(CAST('HUB_COVERAGE|' || (nullif(trim(case when coalesce(nullif(trim(nullif(trim(to_varchar("COVER_CODE")), '')),'')) is not null then 'COV:' || nullif(trim(nullif(trim(to_varchar("COVER_CODE")), '')), '') end),'')) AS VARCHAR))), '')) as hkey</w:t>
+              <w:t xml:space="preserve">           MD5_BINARY(NULLIF(UPPER(TRIM(CAST('HUB_COVERAGE|' || (nullif(trim(case when nullif(trim(nullif(trim(to_varchar("COVER_CODE")), '')),'') is not null then 'COV:' || nullif(trim(nullif(trim(to_varchar("COVER_CODE")), '')), '') end),'')) AS VARCHAR))), '')) as hkey</w:t>
               <w:br/>
               <w:t xml:space="preserve">      from RAW.MAXIMUS_TRAVEL.NONHLTH_TRV_UWR_VW_DATA_QUOTE_PARAM_DETAILS_RISK_LIST_RISK_COVER</w:t>
               <w:br/>
@@ -4070,7 +4058,7 @@
               <w:br/>
               <w:t xml:space="preserve">    select 'NONHLTH_TRV_UWR_VW_DATA_QUOTE_PARAM_DETAILS_RISK_LIST_RISK_COVER_RISK_COVER_PROPERTY_RULE_LIST_PIVOT_VW.[] (COVERAGE_HKEY)' as src_branch,</w:t>
               <w:br/>
-              <w:t xml:space="preserve">           MD5_BINARY(NULLIF(UPPER(TRIM(CAST('HUB_COVERAGE|' || (nullif(trim(case when coalesce(nullif(trim(w2_cover_code),'')) is not null then 'COV:' || nullif(trim(w2_cover_code), '') end),'')) AS VARCHAR))), '')) as hkey</w:t>
+              <w:t xml:space="preserve">           MD5_BINARY(NULLIF(UPPER(TRIM(CAST('HUB_COVERAGE|' || (nullif(trim(case when nullif(trim(w2_cover_code),'') is not null then 'COV:' || nullif(trim(w2_cover_code), '') end),'')) AS VARCHAR))), '')) as hkey</w:t>
               <w:br/>
               <w:t xml:space="preserve">      from RAW.MAXIMUS_TRAVEL.NONHLTH_TRV_UWR_VW_DATA_QUOTE_PARAM_DETAILS_RISK_LIST_RISK_COVER_RISK_COVER_PROPERTY_RULE_LIST_PIVOT_VW</w:t>
               <w:br/>
@@ -4080,7 +4068,7 @@
               <w:br/>
               <w:t xml:space="preserve">    select 'NONHLTH_TRV_UWR_VW_DATA_QUOTE_PARAM_DETAILS_RISK_LIST_RISK_PROPERTY_RULE_LIST_PIVOT_VW.COVER_CODE (COVERAGE_HKEY)' as src_branch,</w:t>
               <w:br/>
-              <w:t xml:space="preserve">           MD5_BINARY(NULLIF(UPPER(TRIM(CAST('HUB_COVERAGE|' || (nullif(trim(case when coalesce(nullif(trim(nullif(trim(to_varchar("COVER_CODE")), '')),'')) is not null then 'COV:' || nullif(trim(nullif(trim(to_varchar("COVER_CODE")), '')), '') end),'')) AS VARCHAR))), '')) as hkey</w:t>
+              <w:t xml:space="preserve">           MD5_BINARY(NULLIF(UPPER(TRIM(CAST('HUB_COVERAGE|' || (nullif(trim(case when nullif(trim(nullif(trim(to_varchar("COVER_CODE")), '')),'') is not null then 'COV:' || nullif(trim(nullif(trim(to_varchar("COVER_CODE")), '')), '') end),'')) AS VARCHAR))), '')) as hkey</w:t>
               <w:br/>
               <w:t xml:space="preserve">      from RAW.MAXIMUS_TRAVEL.NONHLTH_TRV_UWR_VW_DATA_QUOTE_PARAM_DETAILS_RISK_LIST_RISK_PROPERTY_RULE_LIST_PIVOT_VW</w:t>
               <w:br/>
@@ -4170,9 +4158,6 @@
       </w:pPr>
       <w:r>
         <w:t xml:space="preserve">5. MAXIMUS — HUB_LOCATION</w:t>
-      </w:r>
-      <w:r>
-        <w:t xml:space="preserve">  [M1]</w:t>
       </w:r>
     </w:p>
     <w:tbl>
@@ -4441,7 +4426,7 @@
               <w:br/>
               <w:t xml:space="preserve">    select 'NONHLTH_TRV_CLM_VW_DATA_CLAIM_DETAILS_CLAIM_ATTRIBUTE_PROPERTIES_PIVOT_VW.ADDRESS_FOR_REFERENCE (LOCATION_HKEY__CLAIM_REFERENCE_ADDRESS)' as src_branch,</w:t>
               <w:br/>
-              <w:t xml:space="preserve">           MD5_BINARY(NULLIF(UPPER(TRIM(CAST('HUB_LOCATION|' || (nullif(trim(case when coalesce(nullif(trim(nullif(trim(to_varchar("ADDRESS_FOR_REFERENCE")), '')),'')) is not null then md5(upper(regexp_replace(trim(nullif(trim(nullif(trim(to_varchar("ADDRESS_FOR_REFERENCE")), '')), '')), '[[:space:]]+', ' '))) end),'')) AS VARCHAR))), '')) as hkey</w:t>
+              <w:t xml:space="preserve">           MD5_BINARY(NULLIF(UPPER(TRIM(CAST('HUB_LOCATION|' || (nullif(trim(case when nullif(trim(nullif(trim(to_varchar("ADDRESS_FOR_REFERENCE")), '')),'') is not null then md5(upper(regexp_replace(trim(nullif(trim(nullif(trim(to_varchar("ADDRESS_FOR_REFERENCE")), '')), '')), '[[:space:]]+', ' '))) end),'')) AS VARCHAR))), '')) as hkey</w:t>
               <w:br/>
               <w:t xml:space="preserve">      from RAW.MAXIMUS_TRAVEL.NONHLTH_TRV_CLM_VW_DATA_CLAIM_DETAILS_CLAIM_ATTRIBUTE_PROPERTIES_PIVOT_VW</w:t>
               <w:br/>
@@ -4461,7 +4446,7 @@
               <w:br/>
               <w:t xml:space="preserve">    select 'NONHLTH_TRV_CLM_VW_DATA_CLAIM_DETAILS_CLAIM_ATTRIBUTE_PROPERTIES_PIVOT_VW.SELECT_INSPECTION_ADDRESS (LOCATION_HKEY__INSPECTION_ADDRESS)' as src_branch,</w:t>
               <w:br/>
-              <w:t xml:space="preserve">           MD5_BINARY(NULLIF(UPPER(TRIM(CAST('HUB_LOCATION|' || (nullif(trim(case when coalesce(nullif(trim(nullif(trim(to_varchar("SELECT_INSPECTION_ADDRESS")), '')),'')) is not null then md5(upper(regexp_replace(trim(upper(nullif(trim(nullif(trim(to_varchar("SELECT_INSPECTION_ADDRESS")), '')), ''))), '[[:space:]]+', ' '))) end),'')) AS VARCHAR))), '')) as hkey</w:t>
+              <w:t xml:space="preserve">           MD5_BINARY(NULLIF(UPPER(TRIM(CAST('HUB_LOCATION|' || (nullif(trim(case when nullif(trim(nullif(trim(to_varchar("SELECT_INSPECTION_ADDRESS")), '')),'') is not null then md5(upper(regexp_replace(trim(upper(nullif(trim(nullif(trim(to_varchar("SELECT_INSPECTION_ADDRESS")), '')), ''))), '[[:space:]]+', ' '))) end),'')) AS VARCHAR))), '')) as hkey</w:t>
               <w:br/>
               <w:t xml:space="preserve">      from RAW.MAXIMUS_TRAVEL.NONHLTH_TRV_CLM_VW_DATA_CLAIM_DETAILS_CLAIM_ATTRIBUTE_PROPERTIES_PIVOT_VW</w:t>
               <w:br/>
@@ -4471,7 +4456,7 @@
               <w:br/>
               <w:t xml:space="preserve">    select 'NONHLTH_TRV_CLM_VW_DATA_CLAIM_DETAILS_CLAIM_ATTRIBUTE_PROPERTIES_PIVOT_VW.STORED_COUNTRY_CODE (LOCATION_HKEY__STORED_COUNTRY)' as src_branch,</w:t>
               <w:br/>
-              <w:t xml:space="preserve">           MD5_BINARY(NULLIF(UPPER(TRIM(CAST('HUB_LOCATION|' || (nullif(trim(case when coalesce(nullif(trim(nullif(trim(to_varchar("STORED_COUNTRY_CODE")), '')),'')) is not null then 'GEO:COUNTRY:' || nullif(trim(nullif(trim(to_varchar("STORED_COUNTRY_CODE")), '')), '') end),'')) AS VARCHAR))), '')) as hkey</w:t>
+              <w:t xml:space="preserve">           MD5_BINARY(NULLIF(UPPER(TRIM(CAST('HUB_LOCATION|' || (nullif(trim(case when nullif(trim(nullif(trim(to_varchar("STORED_COUNTRY_CODE")), '')),'') is not null then 'GEO:COUNTRY:' || nullif(trim(nullif(trim(to_varchar("STORED_COUNTRY_CODE")), '')), '') end),'')) AS VARCHAR))), '')) as hkey</w:t>
               <w:br/>
               <w:t xml:space="preserve">      from RAW.MAXIMUS_TRAVEL.NONHLTH_TRV_CLM_VW_DATA_CLAIM_DETAILS_CLAIM_ATTRIBUTE_PROPERTIES_PIVOT_VW</w:t>
               <w:br/>
@@ -4481,7 +4466,7 @@
               <w:br/>
               <w:t xml:space="preserve">    select 'NONHLTH_TRV_CLM_VW_DATA_CLAIM_DETAILS_CLAIM_ATTRIBUTE_PROPERTIES_PIVOT_VW.STORED_STATE_CODE (LOCATION_HKEY__STORED_STATE)' as src_branch,</w:t>
               <w:br/>
-              <w:t xml:space="preserve">           MD5_BINARY(NULLIF(UPPER(TRIM(CAST('HUB_LOCATION|' || (nullif(trim(case when coalesce(nullif(trim(nullif(trim(to_varchar("STORED_STATE_CODE")), '')),'')) is not null then 'GEO:STATE:' || nullif(trim(nullif(trim(to_varchar("STORED_STATE_CODE")), '')), '') end),'')) AS VARCHAR))), '')) as hkey</w:t>
+              <w:t xml:space="preserve">           MD5_BINARY(NULLIF(UPPER(TRIM(CAST('HUB_LOCATION|' || (nullif(trim(case when nullif(trim(nullif(trim(to_varchar("STORED_STATE_CODE")), '')),'') is not null then 'GEO:STATE:' || nullif(trim(nullif(trim(to_varchar("STORED_STATE_CODE")), '')), '') end),'')) AS VARCHAR))), '')) as hkey</w:t>
               <w:br/>
               <w:t xml:space="preserve">      from RAW.MAXIMUS_TRAVEL.NONHLTH_TRV_CLM_VW_DATA_CLAIM_DETAILS_CLAIM_ATTRIBUTE_PROPERTIES_PIVOT_VW</w:t>
               <w:br/>
@@ -4501,7 +4486,7 @@
               <w:br/>
               <w:t xml:space="preserve">    select 'NONHLTH_TRV_CLM_VW_DATA_CLAIM_DETAILS_CLAIM_RISK_RISK_ATTRIBUTE_MULTI_SET_PROPERTY_MULTI_SET_DETAIL_PROPERTY_PIVOT_VW.ADDRESS (LOCATION_HKEY__CLAIM_EXPENSE_PARTY_ADDRESS)' as src_branch,</w:t>
               <w:br/>
-              <w:t xml:space="preserve">           MD5_BINARY(NULLIF(UPPER(TRIM(CAST('HUB_LOCATION|' || (nullif(trim(case when coalesce(nullif(trim(nullif(trim(to_varchar("ADDRESS")), '')),'')) is not null then md5(upper(regexp_replace(trim(nullif(trim(nullif(trim(to_varchar("ADDRESS")), '')), '')), '[[:space:]]+', ' '))) end),'')) AS VARCHAR))), '')) as hkey</w:t>
+              <w:t xml:space="preserve">           MD5_BINARY(NULLIF(UPPER(TRIM(CAST('HUB_LOCATION|' || (nullif(trim(case when nullif(trim(nullif(trim(to_varchar("ADDRESS")), '')),'') is not null then md5(upper(regexp_replace(trim(nullif(trim(nullif(trim(to_varchar("ADDRESS")), '')), '')), '[[:space:]]+', ' '))) end),'')) AS VARCHAR))), '')) as hkey</w:t>
               <w:br/>
               <w:t xml:space="preserve">      from RAW.MAXIMUS_TRAVEL.NONHLTH_TRV_CLM_VW_DATA_CLAIM_DETAILS_CLAIM_RISK_RISK_ATTRIBUTE_MULTI_SET_PROPERTY_MULTI_SET_DETAIL_PROPERTY_PIVOT_VW</w:t>
               <w:br/>
@@ -4731,9 +4716,6 @@
       </w:pPr>
       <w:r>
         <w:t xml:space="preserve">6. MAXIMUS — HUB_ORG_UNIT</w:t>
-      </w:r>
-      <w:r>
-        <w:t xml:space="preserve">  [M1]</w:t>
       </w:r>
     </w:p>
     <w:tbl>
@@ -4962,7 +4944,7 @@
               <w:br/>
               <w:t xml:space="preserve">    select 'NONHLTH_TRV_CLM_VW_DATA_CLAIM_DETAILS_CLAIM_ATTRIBUTE_PROPERTIES_PIVOT_VW.STORED_COMPANY_CODE (ORG_UNIT_HKEY__COMPANY)' as src_branch,</w:t>
               <w:br/>
-              <w:t xml:space="preserve">           MD5_BINARY(NULLIF(UPPER(TRIM(CAST('HUB_ORG_UNIT|' || (nullif(trim(case when coalesce(nullif(trim(nullif(trim(to_varchar("STORED_COMPANY_CODE")), '')),'')) is not null then nullif(trim(nullif(trim(to_varchar("STORED_COMPANY_CODE")), '')), '') end),'')) AS VARCHAR))), '')) as hkey</w:t>
+              <w:t xml:space="preserve">           MD5_BINARY(NULLIF(UPPER(TRIM(CAST('HUB_ORG_UNIT|' || (nullif(trim(case when nullif(trim(nullif(trim(to_varchar("STORED_COMPANY_CODE")), '')),'') is not null then nullif(trim(nullif(trim(to_varchar("STORED_COMPANY_CODE")), '')), '') end),'')) AS VARCHAR))), '')) as hkey</w:t>
               <w:br/>
               <w:t xml:space="preserve">      from RAW.MAXIMUS_TRAVEL.NONHLTH_TRV_CLM_VW_DATA_CLAIM_DETAILS_CLAIM_ATTRIBUTE_PROPERTIES_PIVOT_VW</w:t>
               <w:br/>
@@ -4972,7 +4954,7 @@
               <w:br/>
               <w:t xml:space="preserve">    select 'NONHLTH_TRV_CLM_VW_DATA_CLAIM_DETAILS_CLAIM_ATTRIBUTE_PROPERTIES_PIVOT_VW.HUB_LOCATION (ORG_UNIT_HKEY__OPERATING_HUB)' as src_branch,</w:t>
               <w:br/>
-              <w:t xml:space="preserve">           MD5_BINARY(NULLIF(UPPER(TRIM(CAST('HUB_ORG_UNIT|' || (nullif(trim(case when coalesce(nullif(trim(nullif(trim(to_varchar("HUB_LOCATION")), '')),'')) is not null then 'ORGHUB:' || nullif(trim(nullif(trim(to_varchar("HUB_LOCATION")), '')), '') end),'')) AS VARCHAR))), '')) as hkey</w:t>
+              <w:t xml:space="preserve">           MD5_BINARY(NULLIF(UPPER(TRIM(CAST('HUB_ORG_UNIT|' || (nullif(trim(case when nullif(trim(nullif(trim(to_varchar("HUB_LOCATION")), '')),'') is not null then 'ORGHUB:' || nullif(trim(nullif(trim(to_varchar("HUB_LOCATION")), '')), '') end),'')) AS VARCHAR))), '')) as hkey</w:t>
               <w:br/>
               <w:t xml:space="preserve">      from RAW.MAXIMUS_TRAVEL.NONHLTH_TRV_CLM_VW_DATA_CLAIM_DETAILS_CLAIM_ATTRIBUTE_PROPERTIES_PIVOT_VW</w:t>
               <w:br/>
@@ -4982,7 +4964,7 @@
               <w:br/>
               <w:t xml:space="preserve">    select 'NONHLTH_TRV_UWR_VW_DATA_POLICY_DETAILS.POLICY_BRANCH_NAME (ORG_UNIT_HKEY)' as src_branch,</w:t>
               <w:br/>
-              <w:t xml:space="preserve">           MD5_BINARY(NULLIF(UPPER(TRIM(CAST('HUB_ORG_UNIT|' || (nullif(trim(case when coalesce(nullif(trim(nullif(trim(to_varchar("POLICY_BRANCH_NAME")), '')),'')) is not null then 'ORGUNIT:' || md5(upper(trim(nullif(trim(nullif(trim(to_varchar("POLICY_BRANCH_NAME")), '')), '')))) end),'')) AS VARCHAR))), '')) as hkey</w:t>
+              <w:t xml:space="preserve">           MD5_BINARY(NULLIF(UPPER(TRIM(CAST('HUB_ORG_UNIT|' || (nullif(trim(case when nullif(trim(nullif(trim(to_varchar("POLICY_BRANCH_NAME")), '')),'') is not null then 'ORGUNIT:' || md5(upper(trim(nullif(trim(nullif(trim(to_varchar("POLICY_BRANCH_NAME")), '')), '')))) end),'')) AS VARCHAR))), '')) as hkey</w:t>
               <w:br/>
               <w:t xml:space="preserve">      from RAW.MAXIMUS_TRAVEL.NONHLTH_TRV_UWR_VW_DATA_POLICY_DETAILS</w:t>
               <w:br/>
@@ -4992,7 +4974,7 @@
               <w:br/>
               <w:t xml:space="preserve">    select 'NONHLTH_TRV_UWR_VW_DATA_POLICY_DETAILS_OFFICE_DETAILS.OFFICE_CODE (ORG_UNIT_HKEY)' as src_branch,</w:t>
               <w:br/>
-              <w:t xml:space="preserve">           MD5_BINARY(NULLIF(UPPER(TRIM(CAST('HUB_ORG_UNIT|' || (nullif(trim(case when coalesce(nullif(trim(nullif(trim(to_varchar("OFFICE_CODE")), '')),'')) is not null then 'ORGUNIT:' || nullif(trim(nullif(trim(to_varchar("OFFICE_CODE")), '')), '') end),'')) AS VARCHAR))), '')) as hkey</w:t>
+              <w:t xml:space="preserve">           MD5_BINARY(NULLIF(UPPER(TRIM(CAST('HUB_ORG_UNIT|' || (nullif(trim(case when nullif(trim(nullif(trim(to_varchar("OFFICE_CODE")), '')),'') is not null then 'ORGUNIT:' || nullif(trim(nullif(trim(to_varchar("OFFICE_CODE")), '')), '') end),'')) AS VARCHAR))), '')) as hkey</w:t>
               <w:br/>
               <w:t xml:space="preserve">      from RAW.MAXIMUS_TRAVEL.NONHLTH_TRV_UWR_VW_DATA_POLICY_DETAILS_OFFICE_DETAILS</w:t>
               <w:br/>
@@ -5002,7 +4984,7 @@
               <w:br/>
               <w:t xml:space="preserve">    select 'NONHLTH_TRV_UWR_VW_DATA_POLICY_DETAILS_OFFICE_DETAILS_OFFICE_ADDRESS_ADDRESS_PROPERTY_PIVOT_VW.[] (ORG_UNIT_HKEY)' as src_branch,</w:t>
               <w:br/>
-              <w:t xml:space="preserve">           MD5_BINARY(NULLIF(UPPER(TRIM(CAST('HUB_ORG_UNIT|' || (nullif(trim(case when coalesce(nullif(trim(w6_office_code),'')) is not null then 'ORGUNIT:' || nullif(trim(w6_office_code), '') end),'')) AS VARCHAR))), '')) as hkey</w:t>
+              <w:t xml:space="preserve">           MD5_BINARY(NULLIF(UPPER(TRIM(CAST('HUB_ORG_UNIT|' || (nullif(trim(case when nullif(trim(w6_office_code),'') is not null then 'ORGUNIT:' || nullif(trim(w6_office_code), '') end),'')) AS VARCHAR))), '')) as hkey</w:t>
               <w:br/>
               <w:t xml:space="preserve">      from RAW.MAXIMUS_TRAVEL.NONHLTH_TRV_UWR_VW_DATA_POLICY_DETAILS_OFFICE_DETAILS_OFFICE_ADDRESS_ADDRESS_PROPERTY_PIVOT_VW</w:t>
               <w:br/>
@@ -5012,7 +4994,7 @@
               <w:br/>
               <w:t xml:space="preserve">    select 'NONHLTH_TRV_UWR_VW_DATA_POLICY_DETAILS_POLICY_PROPERTY_SIMPLE_PROPERTY_PIVOT_VW.BRANCH_CODE (ORG_UNIT_HKEY)' as src_branch,</w:t>
               <w:br/>
-              <w:t xml:space="preserve">           MD5_BINARY(NULLIF(UPPER(TRIM(CAST('HUB_ORG_UNIT|' || (nullif(trim(case when coalesce(nullif(trim(nullif(trim(to_varchar("BRANCH_CODE")), '')),'')) is not null then nullif(trim(nullif(trim(to_varchar("BRANCH_CODE")), '')), '') end),'')) AS VARCHAR))), '')) as hkey</w:t>
+              <w:t xml:space="preserve">           MD5_BINARY(NULLIF(UPPER(TRIM(CAST('HUB_ORG_UNIT|' || (nullif(trim(case when nullif(trim(nullif(trim(to_varchar("BRANCH_CODE")), '')),'') is not null then nullif(trim(nullif(trim(to_varchar("BRANCH_CODE")), '')), '') end),'')) AS VARCHAR))), '')) as hkey</w:t>
               <w:br/>
               <w:t xml:space="preserve">      from RAW.MAXIMUS_TRAVEL.NONHLTH_TRV_UWR_VW_DATA_POLICY_DETAILS_POLICY_PROPERTY_SIMPLE_PROPERTY_PIVOT_VW</w:t>
               <w:br/>
@@ -5022,7 +5004,7 @@
               <w:br/>
               <w:t xml:space="preserve">    select 'NONHLTH_TRV_UWR_VW_DATA_POLICY_DETAILS_PROPOSER_DETAILS_PARTY_PROPERTY_SIMPLE_PROPERTY_PIVOT_VW.LOCATION_CODE (ORG_UNIT_HKEY__SERVICING_BRANCH)' as src_branch,</w:t>
               <w:br/>
-              <w:t xml:space="preserve">           MD5_BINARY(NULLIF(UPPER(TRIM(CAST('HUB_ORG_UNIT|' || (nullif(trim(case when coalesce(nullif(trim(nullif(trim(to_varchar("LOCATION_CODE")), '')),'')) is not null then nullif(trim(nullif(trim(to_varchar("LOCATION_CODE")), '')), '') end),'')) AS VARCHAR))), '')) as hkey</w:t>
+              <w:t xml:space="preserve">           MD5_BINARY(NULLIF(UPPER(TRIM(CAST('HUB_ORG_UNIT|' || (nullif(trim(case when nullif(trim(nullif(trim(to_varchar("LOCATION_CODE")), '')),'') is not null then nullif(trim(nullif(trim(to_varchar("LOCATION_CODE")), '')), '') end),'')) AS VARCHAR))), '')) as hkey</w:t>
               <w:br/>
               <w:t xml:space="preserve">      from RAW.MAXIMUS_TRAVEL.NONHLTH_TRV_UWR_VW_DATA_POLICY_DETAILS_PROPOSER_DETAILS_PARTY_PROPERTY_SIMPLE_PROPERTY_PIVOT_VW</w:t>
               <w:br/>
@@ -5032,7 +5014,7 @@
               <w:br/>
               <w:t xml:space="preserve">    select 'NONHLTH_TRV_UWR_VW_DATA_QUOTE_PARAM_DETAILS.POLICY_BRANCH_NAME (ORG_UNIT_HKEY__POLICY_ISSUING_BRANCH)' as src_branch,</w:t>
               <w:br/>
-              <w:t xml:space="preserve">           MD5_BINARY(NULLIF(UPPER(TRIM(CAST('HUB_ORG_UNIT|' || (nullif(trim(case when coalesce(nullif(trim(nullif(trim(to_varchar("POLICY_BRANCH_NAME")), '')),'')) is not null then 'ORGUNIT:' || md5(upper(trim(nullif(trim(nullif(trim(to_varchar("POLICY_BRANCH_NAME")), '')), '')))) end),'')) AS VARCHAR))), '')) as hkey</w:t>
+              <w:t xml:space="preserve">           MD5_BINARY(NULLIF(UPPER(TRIM(CAST('HUB_ORG_UNIT|' || (nullif(trim(case when nullif(trim(nullif(trim(to_varchar("POLICY_BRANCH_NAME")), '')),'') is not null then 'ORGUNIT:' || md5(upper(trim(nullif(trim(nullif(trim(to_varchar("POLICY_BRANCH_NAME")), '')), '')))) end),'')) AS VARCHAR))), '')) as hkey</w:t>
               <w:br/>
               <w:t xml:space="preserve">      from RAW.MAXIMUS_TRAVEL.NONHLTH_TRV_UWR_VW_DATA_QUOTE_PARAM_DETAILS</w:t>
               <w:br/>
@@ -5042,7 +5024,7 @@
               <w:br/>
               <w:t xml:space="preserve">    select 'NONHLTH_TRV_UWR_VW_DATA_QUOTE_PARAM_DETAILS_POLICY_PROPERTY_RULE_LIST_PIVOT_VW.BRANCH_CODE (ORG_UNIT_HKEY)' as src_branch,</w:t>
               <w:br/>
-              <w:t xml:space="preserve">           MD5_BINARY(NULLIF(UPPER(TRIM(CAST('HUB_ORG_UNIT|' || (nullif(trim(case when coalesce(nullif(trim(nullif(trim(to_varchar("BRANCH_CODE")), '')),'')) is not null then nullif(trim(nullif(trim(to_varchar("BRANCH_CODE")), '')), '') end),'')) AS VARCHAR))), '')) as hkey</w:t>
+              <w:t xml:space="preserve">           MD5_BINARY(NULLIF(UPPER(TRIM(CAST('HUB_ORG_UNIT|' || (nullif(trim(case when nullif(trim(nullif(trim(to_varchar("BRANCH_CODE")), '')),'') is not null then nullif(trim(nullif(trim(to_varchar("BRANCH_CODE")), '')), '') end),'')) AS VARCHAR))), '')) as hkey</w:t>
               <w:br/>
               <w:t xml:space="preserve">      from RAW.MAXIMUS_TRAVEL.NONHLTH_TRV_UWR_VW_DATA_QUOTE_PARAM_DETAILS_POLICY_PROPERTY_RULE_LIST_PIVOT_VW</w:t>
               <w:br/>
@@ -5132,9 +5114,6 @@
       </w:pPr>
       <w:r>
         <w:t xml:space="preserve">7. MAXIMUS — HUB_DISTRIBUTION_CHANNEL</w:t>
-      </w:r>
-      <w:r>
-        <w:t xml:space="preserve">  [M1]</w:t>
       </w:r>
     </w:p>
     <w:tbl>
@@ -5363,7 +5342,7 @@
               <w:br/>
               <w:t xml:space="preserve">    select 'NONHLTH_TRV_CLM_VW_DATA_CLAIM_DETAILS_CLAIM_ATTRIBUTE_PROPERTIES_PIVOT_VW.DEALER_CODE (DISTRIBUTION_CHANNEL_HKEY__DEALER)' as src_branch,</w:t>
               <w:br/>
-              <w:t xml:space="preserve">           MD5_BINARY(NULLIF(UPPER(TRIM(CAST('HUB_DISTRIBUTION_CHANNEL|' || (nullif(trim(case when coalesce(nullif(trim(nullif(trim(to_varchar("DEALER_CODE")), '')),'')) is not null then 'DEALER:' || nullif(trim(nullif(trim(to_varchar("DEALER_CODE")), '')), '') end),'')) AS VARCHAR))), '')) as hkey</w:t>
+              <w:t xml:space="preserve">           MD5_BINARY(NULLIF(UPPER(TRIM(CAST('HUB_DISTRIBUTION_CHANNEL|' || (nullif(trim(case when nullif(trim(nullif(trim(to_varchar("DEALER_CODE")), '')),'') is not null then 'DEALER:' || nullif(trim(nullif(trim(to_varchar("DEALER_CODE")), '')), '') end),'')) AS VARCHAR))), '')) as hkey</w:t>
               <w:br/>
               <w:t xml:space="preserve">      from RAW.MAXIMUS_TRAVEL.NONHLTH_TRV_CLM_VW_DATA_CLAIM_DETAILS_CLAIM_ATTRIBUTE_PROPERTIES_PIVOT_VW</w:t>
               <w:br/>
@@ -5373,7 +5352,7 @@
               <w:br/>
               <w:t xml:space="preserve">    select 'NONHLTH_TRV_CLM_VW_DATA_CLAIM_DETAILS_CLAIM_ATTRIBUTE_PROPERTIES_PIVOT_VW.INTERMEDIARY_CODE (DISTRIBUTION_CHANNEL_HKEY__INTERMEDIARY)' as src_branch,</w:t>
               <w:br/>
-              <w:t xml:space="preserve">           MD5_BINARY(NULLIF(UPPER(TRIM(CAST('HUB_DISTRIBUTION_CHANNEL|' || (nullif(trim(case when coalesce(nullif(trim(nullif(trim(to_varchar("INTERMEDIARY_CODE")), '')),'')) is not null then 'IMD:' || nullif(trim(nullif(trim(to_varchar("INTERMEDIARY_CODE")), '')), '') end),'')) AS VARCHAR))), '')) as hkey</w:t>
+              <w:t xml:space="preserve">           MD5_BINARY(NULLIF(UPPER(TRIM(CAST('HUB_DISTRIBUTION_CHANNEL|' || (nullif(trim(case when nullif(trim(nullif(trim(to_varchar("INTERMEDIARY_CODE")), '')),'') is not null then 'IMD:' || nullif(trim(nullif(trim(to_varchar("INTERMEDIARY_CODE")), '')), '') end),'')) AS VARCHAR))), '')) as hkey</w:t>
               <w:br/>
               <w:t xml:space="preserve">      from RAW.MAXIMUS_TRAVEL.NONHLTH_TRV_CLM_VW_DATA_CLAIM_DETAILS_CLAIM_ATTRIBUTE_PROPERTIES_PIVOT_VW</w:t>
               <w:br/>
@@ -5383,7 +5362,7 @@
               <w:br/>
               <w:t xml:space="preserve">    select 'NONHLTH_TRV_UWR_VW_DATA_POLICY_DETAILS_INSURED_DETAILS_MEMBER_DETAILS_PARTY_PROPERTY_SIMPLE_PROPERTY_PIVOT_VW.PARTNER_REF (DISTRIBUTION_CHANNEL_HKEY)' as src_branch,</w:t>
               <w:br/>
-              <w:t xml:space="preserve">           MD5_BINARY(NULLIF(UPPER(TRIM(CAST('HUB_DISTRIBUTION_CHANNEL|' || (nullif(trim(case when coalesce(nullif(trim(nullif(trim(to_varchar("PARTNER_REF")), '')),'')) is not null then nullif(trim(nullif(trim(to_varchar("PARTNER_REF")), '')), '') end),'')) AS VARCHAR))), '')) as hkey</w:t>
+              <w:t xml:space="preserve">           MD5_BINARY(NULLIF(UPPER(TRIM(CAST('HUB_DISTRIBUTION_CHANNEL|' || (nullif(trim(case when nullif(trim(nullif(trim(to_varchar("PARTNER_REF")), '')),'') is not null then nullif(trim(nullif(trim(to_varchar("PARTNER_REF")), '')), '') end),'')) AS VARCHAR))), '')) as hkey</w:t>
               <w:br/>
               <w:t xml:space="preserve">      from RAW.MAXIMUS_TRAVEL.NONHLTH_TRV_UWR_VW_DATA_POLICY_DETAILS_INSURED_DETAILS_MEMBER_DETAILS_PARTY_PROPERTY_SIMPLE_PROPERTY_PIVOT_VW</w:t>
               <w:br/>
@@ -5393,7 +5372,7 @@
               <w:br/>
               <w:t xml:space="preserve">    select 'NONHLTH_TRV_UWR_VW_DATA_POLICY_DETAILS_POLICY_PROPERTY_SIMPLE_PROPERTY_PIVOT_VW.IMD_CODE (DISTRIBUTION_CHANNEL_HKEY)' as src_branch,</w:t>
               <w:br/>
-              <w:t xml:space="preserve">           MD5_BINARY(NULLIF(UPPER(TRIM(CAST('HUB_DISTRIBUTION_CHANNEL|' || (nullif(trim(case when coalesce(nullif(trim(nullif(trim(to_varchar("IMD_CODE")), '')),'')) is not null then nullif(trim(nullif(trim(to_varchar("IMD_CODE")), '')), '') end),'')) AS VARCHAR))), '')) as hkey</w:t>
+              <w:t xml:space="preserve">           MD5_BINARY(NULLIF(UPPER(TRIM(CAST('HUB_DISTRIBUTION_CHANNEL|' || (nullif(trim(case when nullif(trim(nullif(trim(to_varchar("IMD_CODE")), '')),'') is not null then nullif(trim(nullif(trim(to_varchar("IMD_CODE")), '')), '') end),'')) AS VARCHAR))), '')) as hkey</w:t>
               <w:br/>
               <w:t xml:space="preserve">      from RAW.MAXIMUS_TRAVEL.NONHLTH_TRV_UWR_VW_DATA_POLICY_DETAILS_POLICY_PROPERTY_SIMPLE_PROPERTY_PIVOT_VW</w:t>
               <w:br/>
@@ -5403,7 +5382,7 @@
               <w:br/>
               <w:t xml:space="preserve">    select 'NONHLTH_TRV_UWR_VW_DATA_POLICY_DETAILS_PROPOSER_DETAILS_PARTY_PROPERTY_SIMPLE_PROPERTY_PIVOT_VW.AGENT_CHANNEL (DISTRIBUTION_CHANNEL_HKEY)' as src_branch,</w:t>
               <w:br/>
-              <w:t xml:space="preserve">           MD5_BINARY(NULLIF(UPPER(TRIM(CAST('HUB_DISTRIBUTION_CHANNEL|' || (nullif(trim(case when coalesce(nullif(trim(nullif(trim(to_varchar("AGENT_CHANNEL")), '')),'')) is not null then nullif(trim(nullif(trim(to_varchar("AGENT_CHANNEL")), '')), '') end),'')) AS VARCHAR))), '')) as hkey</w:t>
+              <w:t xml:space="preserve">           MD5_BINARY(NULLIF(UPPER(TRIM(CAST('HUB_DISTRIBUTION_CHANNEL|' || (nullif(trim(case when nullif(trim(nullif(trim(to_varchar("AGENT_CHANNEL")), '')),'') is not null then nullif(trim(nullif(trim(to_varchar("AGENT_CHANNEL")), '')), '') end),'')) AS VARCHAR))), '')) as hkey</w:t>
               <w:br/>
               <w:t xml:space="preserve">      from RAW.MAXIMUS_TRAVEL.NONHLTH_TRV_UWR_VW_DATA_POLICY_DETAILS_PROPOSER_DETAILS_PARTY_PROPERTY_SIMPLE_PROPERTY_PIVOT_VW</w:t>
               <w:br/>
@@ -5413,7 +5392,7 @@
               <w:br/>
               <w:t xml:space="preserve">    select 'NONHLTH_TRV_UWR_VW_DATA_POLICY_DETAILS_PROPOSER_DETAILS_PARTY_PROPERTY_SIMPLE_PROPERTY_PIVOT_VW.PARTNER_REF (DISTRIBUTION_CHANNEL_HKEY__V2)' as src_branch,</w:t>
               <w:br/>
-              <w:t xml:space="preserve">           MD5_BINARY(NULLIF(UPPER(TRIM(CAST('HUB_DISTRIBUTION_CHANNEL|' || (nullif(trim(case when coalesce(nullif(trim(nullif(trim(to_varchar("PARTNER_REF")), '')),'')) is not null then nullif(trim(nullif(trim(to_varchar("PARTNER_REF")), '')), '') end),'')) AS VARCHAR))), '')) as hkey</w:t>
+              <w:t xml:space="preserve">           MD5_BINARY(NULLIF(UPPER(TRIM(CAST('HUB_DISTRIBUTION_CHANNEL|' || (nullif(trim(case when nullif(trim(nullif(trim(to_varchar("PARTNER_REF")), '')),'') is not null then nullif(trim(nullif(trim(to_varchar("PARTNER_REF")), '')), '') end),'')) AS VARCHAR))), '')) as hkey</w:t>
               <w:br/>
               <w:t xml:space="preserve">      from RAW.MAXIMUS_TRAVEL.NONHLTH_TRV_UWR_VW_DATA_POLICY_DETAILS_PROPOSER_DETAILS_PARTY_PROPERTY_SIMPLE_PROPERTY_PIVOT_VW</w:t>
               <w:br/>
@@ -5423,7 +5402,7 @@
               <w:br/>
               <w:t xml:space="preserve">    select 'NONHLTH_TRV_UWR_VW_DATA_QUOTE_PARAM_DETAILS.AGENT_CODE (DISTRIBUTION_CHANNEL_HKEY)' as src_branch,</w:t>
               <w:br/>
-              <w:t xml:space="preserve">           MD5_BINARY(NULLIF(UPPER(TRIM(CAST('HUB_DISTRIBUTION_CHANNEL|' || (nullif(trim(case when coalesce(nullif(trim(nullif(trim(to_varchar("AGENT_CODE")), '')),'')) is not null then nullif(trim(nullif(trim(to_varchar("AGENT_CODE")), '')), '') end),'')) AS VARCHAR))), '')) as hkey</w:t>
+              <w:t xml:space="preserve">           MD5_BINARY(NULLIF(UPPER(TRIM(CAST('HUB_DISTRIBUTION_CHANNEL|' || (nullif(trim(case when nullif(trim(nullif(trim(to_varchar("AGENT_CODE")), '')),'') is not null then nullif(trim(nullif(trim(to_varchar("AGENT_CODE")), '')), '') end),'')) AS VARCHAR))), '')) as hkey</w:t>
               <w:br/>
               <w:t xml:space="preserve">      from RAW.MAXIMUS_TRAVEL.NONHLTH_TRV_UWR_VW_DATA_QUOTE_PARAM_DETAILS</w:t>
               <w:br/>
@@ -5433,7 +5412,7 @@
               <w:br/>
               <w:t xml:space="preserve">    select 'NONHLTH_TRV_UWR_VW_DATA_QUOTE_PARAM_DETAILS_POLICY_PROPERTY_RULE_LIST_PIVOT_VW.IMD_CODE (DISTRIBUTION_CHANNEL_HKEY)' as src_branch,</w:t>
               <w:br/>
-              <w:t xml:space="preserve">           MD5_BINARY(NULLIF(UPPER(TRIM(CAST('HUB_DISTRIBUTION_CHANNEL|' || (nullif(trim(case when coalesce(nullif(trim(nullif(trim(to_varchar("IMD_CODE")), '')),'')) is not null then nullif(trim(nullif(trim(to_varchar("IMD_CODE")), '')), '') end),'')) AS VARCHAR))), '')) as hkey</w:t>
+              <w:t xml:space="preserve">           MD5_BINARY(NULLIF(UPPER(TRIM(CAST('HUB_DISTRIBUTION_CHANNEL|' || (nullif(trim(case when nullif(trim(nullif(trim(to_varchar("IMD_CODE")), '')),'') is not null then nullif(trim(nullif(trim(to_varchar("IMD_CODE")), '')), '') end),'')) AS VARCHAR))), '')) as hkey</w:t>
               <w:br/>
               <w:t xml:space="preserve">      from RAW.MAXIMUS_TRAVEL.NONHLTH_TRV_UWR_VW_DATA_QUOTE_PARAM_DETAILS_POLICY_PROPERTY_RULE_LIST_PIVOT_VW</w:t>
               <w:br/>
@@ -5523,9 +5502,6 @@
       </w:pPr>
       <w:r>
         <w:t xml:space="preserve">8. MAXIMUS — HUB_FINANCIAL_TRANSACTION</w:t>
-      </w:r>
-      <w:r>
-        <w:t xml:space="preserve">  [M1]</w:t>
       </w:r>
     </w:p>
     <w:tbl>
@@ -5754,7 +5730,7 @@
               <w:br/>
               <w:t xml:space="preserve">    select 'NONHLTH_TRV_CLM_VW_DATA_CLAIM_DETAILS_CLAIM_PAYMENT_PAYMENTPROPERTY_PIVOT_VW.[] (FINANCIAL_TRANSACTION_HKEY__CLAIM_PAYMENT)' as src_branch,</w:t>
               <w:br/>
-              <w:t xml:space="preserve">           MD5_BINARY(NULLIF(UPPER(TRIM(CAST('HUB_FINANCIAL_TRANSACTION|' || (nullif(trim(case when coalesce(nullif(trim(w1_claimpaymentid),'')) is not null then 'PAY:' || nullif(trim(w1_claimpaymentid), '') end),'')) AS VARCHAR))), '')) as hkey</w:t>
+              <w:t xml:space="preserve">           MD5_BINARY(NULLIF(UPPER(TRIM(CAST('HUB_FINANCIAL_TRANSACTION|' || (nullif(trim(case when nullif(trim(w1_claimpaymentid),'') is not null then 'PAY:' || nullif(trim(w1_claimpaymentid), '') end),'')) AS VARCHAR))), '')) as hkey</w:t>
               <w:br/>
               <w:t xml:space="preserve">      from RAW.MAXIMUS_TRAVEL.NONHLTH_TRV_CLM_VW_DATA_CLAIM_DETAILS_CLAIM_PAYMENT_PAYMENTPROPERTY_PIVOT_VW</w:t>
               <w:br/>
@@ -5764,7 +5740,7 @@
               <w:br/>
               <w:t xml:space="preserve">    select 'NONHLTH_TRV_CLM_VW_DATA_CLAIM_DETAILS_CLAIM_RISK_RISK_ATTRIBUTE_MULTI_SET_PROPERTY_MULTI_SET_DETAIL_PROPERTY_PIVOT_VW.INVOICE_NUMBER (FINANCIAL_TRANSACTION_HKEY__CLAIM_BILL_INVOICE)' as src_branch,</w:t>
               <w:br/>
-              <w:t xml:space="preserve">           MD5_BINARY(NULLIF(UPPER(TRIM(CAST('HUB_FINANCIAL_TRANSACTION|' || (nullif(trim(case when coalesce(nullif(trim(nullif(trim(to_varchar("INVOICE_NUMBER")), '')),'')) is not null then 'INV:' || nullif(trim(nullif(trim(to_varchar("INVOICE_NUMBER")), '')), '') end),'')) AS VARCHAR))), '')) as hkey</w:t>
+              <w:t xml:space="preserve">           MD5_BINARY(NULLIF(UPPER(TRIM(CAST('HUB_FINANCIAL_TRANSACTION|' || (nullif(trim(case when nullif(trim(nullif(trim(to_varchar("INVOICE_NUMBER")), '')),'') is not null then 'INV:' || nullif(trim(nullif(trim(to_varchar("INVOICE_NUMBER")), '')), '') end),'')) AS VARCHAR))), '')) as hkey</w:t>
               <w:br/>
               <w:t xml:space="preserve">      from RAW.MAXIMUS_TRAVEL.NONHLTH_TRV_CLM_VW_DATA_CLAIM_DETAILS_CLAIM_RISK_RISK_ATTRIBUTE_MULTI_SET_PROPERTY_MULTI_SET_DETAIL_PROPERTY_PIVOT_VW</w:t>
               <w:br/>
@@ -5774,7 +5750,7 @@
               <w:br/>
               <w:t xml:space="preserve">    select 'NONHLTH_TRV_CLM_VW_DATA_CLAIM_DETAILS_CLAIM_RISK_RISK_ATTRIBUTE_MULTI_SET_PROPERTY_MULTI_SET_DETAIL_PROPERTY_PIVOT_VW.PAYMENT_ID (FINANCIAL_TRANSACTION_HKEY__CLAIM_PAYMENT)' as src_branch,</w:t>
               <w:br/>
-              <w:t xml:space="preserve">           MD5_BINARY(NULLIF(UPPER(TRIM(CAST('HUB_FINANCIAL_TRANSACTION|' || (nullif(trim(case when coalesce(nullif(trim(nullif(trim(to_varchar("PAYMENT_ID")), '')),'')) is not null then 'PAY:' || nullif(trim(nullif(trim(to_varchar("PAYMENT_ID")), '')), '') end),'')) AS VARCHAR))), '')) as hkey</w:t>
+              <w:t xml:space="preserve">           MD5_BINARY(NULLIF(UPPER(TRIM(CAST('HUB_FINANCIAL_TRANSACTION|' || (nullif(trim(case when nullif(trim(nullif(trim(to_varchar("PAYMENT_ID")), '')),'') is not null then 'PAY:' || nullif(trim(nullif(trim(to_varchar("PAYMENT_ID")), '')), '') end),'')) AS VARCHAR))), '')) as hkey</w:t>
               <w:br/>
               <w:t xml:space="preserve">      from RAW.MAXIMUS_TRAVEL.NONHLTH_TRV_CLM_VW_DATA_CLAIM_DETAILS_CLAIM_RISK_RISK_ATTRIBUTE_MULTI_SET_PROPERTY_MULTI_SET_DETAIL_PROPERTY_PIVOT_VW</w:t>
               <w:br/>
@@ -5784,7 +5760,7 @@
               <w:br/>
               <w:t xml:space="preserve">    select 'NONHLTH_TRV_UWR_VW_DATA_POLICY_DETAILS_POLICY_PAYMENT_INFORMATION.TRANSACTION_ID (FINANCIAL_TRANSACTION_HKEY)' as src_branch,</w:t>
               <w:br/>
-              <w:t xml:space="preserve">           MD5_BINARY(NULLIF(UPPER(TRIM(CAST('HUB_FINANCIAL_TRANSACTION|' || (nullif(trim(case when coalesce(nullif(trim(nullif(trim(to_varchar("TRANSACTION_ID")), '')),'')) is not null then nullif(trim(nullif(trim(to_varchar("TRANSACTION_ID")), '')), '') end),'')) AS VARCHAR))), '')) as hkey</w:t>
+              <w:t xml:space="preserve">           MD5_BINARY(NULLIF(UPPER(TRIM(CAST('HUB_FINANCIAL_TRANSACTION|' || (nullif(trim(case when nullif(trim(nullif(trim(to_varchar("TRANSACTION_ID")), '')),'') is not null then nullif(trim(nullif(trim(to_varchar("TRANSACTION_ID")), '')), '') end),'')) AS VARCHAR))), '')) as hkey</w:t>
               <w:br/>
               <w:t xml:space="preserve">      from RAW.MAXIMUS_TRAVEL.NONHLTH_TRV_UWR_VW_DATA_POLICY_DETAILS_POLICY_PAYMENT_INFORMATION</w:t>
               <w:br/>
@@ -5804,7 +5780,7 @@
               <w:br/>
               <w:t xml:space="preserve">    select 'NONHLTH_TRV_UWR_VW_DATA_QUOTE_PARAM_DETAILS.POLICY_QUOTE_NUMBER (FINANCIAL_TRANSACTION_HKEY__QUOTE_PREMIUM)' as src_branch,</w:t>
               <w:br/>
-              <w:t xml:space="preserve">           MD5_BINARY(NULLIF(UPPER(TRIM(CAST('HUB_FINANCIAL_TRANSACTION|' || (nullif(trim(case when coalesce(nullif(trim(nullif(trim(to_varchar("POLICY_QUOTE_NUMBER")), '')),'')) is not null then 'QUOTEPREM:' || nullif(trim(nullif(trim(to_varchar("POLICY_QUOTE_NUMBER")), '')), '') end),'')) AS VARCHAR))), '')) as hkey</w:t>
+              <w:t xml:space="preserve">           MD5_BINARY(NULLIF(UPPER(TRIM(CAST('HUB_FINANCIAL_TRANSACTION|' || (nullif(trim(case when nullif(trim(nullif(trim(to_varchar("POLICY_QUOTE_NUMBER")), '')),'') is not null then 'QUOTEPREM:' || nullif(trim(nullif(trim(to_varchar("POLICY_QUOTE_NUMBER")), '')), '') end),'')) AS VARCHAR))), '')) as hkey</w:t>
               <w:br/>
               <w:t xml:space="preserve">      from RAW.MAXIMUS_TRAVEL.NONHLTH_TRV_UWR_VW_DATA_QUOTE_PARAM_DETAILS</w:t>
               <w:br/>
@@ -5814,7 +5790,7 @@
               <w:br/>
               <w:t xml:space="preserve">    select 'NONHLTH_TRV_UWR_VW_DATA_QUOTE_PARAM_DETAILS_POLICY_PROPERTY_RULE_LIST_PIVOT_VW.[] (FINANCIAL_TRANSACTION_HKEY__QUOTE_PREMIUM)' as src_branch,</w:t>
               <w:br/>
-              <w:t xml:space="preserve">           MD5_BINARY(NULLIF(UPPER(TRIM(CAST('HUB_FINANCIAL_TRANSACTION|' || (nullif(trim(case when coalesce(nullif(trim(w0_policy_quote_number),'')) is not null then 'QUOTEPREM:' || nullif(trim(w0_policy_quote_number), '') end),'')) AS VARCHAR))), '')) as hkey</w:t>
+              <w:t xml:space="preserve">           MD5_BINARY(NULLIF(UPPER(TRIM(CAST('HUB_FINANCIAL_TRANSACTION|' || (nullif(trim(case when nullif(trim(w0_policy_quote_number),'') is not null then 'QUOTEPREM:' || nullif(trim(w0_policy_quote_number), '') end),'')) AS VARCHAR))), '')) as hkey</w:t>
               <w:br/>
               <w:t xml:space="preserve">      from RAW.MAXIMUS_TRAVEL.NONHLTH_TRV_UWR_VW_DATA_QUOTE_PARAM_DETAILS_POLICY_PROPERTY_RULE_LIST_PIVOT_VW</w:t>
               <w:br/>
@@ -5824,7 +5800,7 @@
               <w:br/>
               <w:t xml:space="preserve">    select 'NONHLTH_TRV_CLM_VW_DATA_CLAIM_DETAILS_CLAIM_PAYMENT_PAYMENTPROPERTY_PIVOT_VW (literal arm) (FINANCIAL_TRANSACTION_HKEY__CLAIM_PAYMENT / sat_fintxn_tax)' as src_branch,</w:t>
               <w:br/>
-              <w:t xml:space="preserve">           MD5_BINARY(NULLIF(UPPER(TRIM(CAST('HUB_FINANCIAL_TRANSACTION|' || ((nullif(trim(case when coalesce(nullif(trim(w1_claimpaymentid),'')) is not null then 'PAY:' || nullif(trim(w1_claimpaymentid), '') end),''))) AS VARCHAR))), '')) as hkey</w:t>
+              <w:t xml:space="preserve">           MD5_BINARY(NULLIF(UPPER(TRIM(CAST('HUB_FINANCIAL_TRANSACTION|' || ((nullif(trim(case when nullif(trim(w1_claimpaymentid),'') is not null then 'PAY:' || nullif(trim(w1_claimpaymentid), '') end),''))) AS VARCHAR))), '')) as hkey</w:t>
               <w:br/>
               <w:t xml:space="preserve">      from RAW.MAXIMUS_TRAVEL.NONHLTH_TRV_CLM_VW_DATA_CLAIM_DETAILS_CLAIM_PAYMENT_PAYMENTPROPERTY_PIVOT_VW</w:t>
               <w:br/>
@@ -5836,7 +5812,7 @@
               <w:br/>
               <w:t xml:space="preserve">    select 'NONHLTH_TRV_CLM_VW_DATA_CLAIM_DETAILS_CLAIM_RISK_RISK_ATTRIBUTE_MULTI_SET_PROPERTY_MULTI_SET_DETAIL_PROPERTY_PIVOT_VW.INVOICE_NUMBER (FINANCIAL_TRANSACTION_HKEY__CLAIM_BILL_INVOICE / sat_fintxn_tax)' as src_branch,</w:t>
               <w:br/>
-              <w:t xml:space="preserve">           MD5_BINARY(NULLIF(UPPER(TRIM(CAST('HUB_FINANCIAL_TRANSACTION|' || ((nullif(trim(case when coalesce(nullif(trim(nullif(trim(to_varchar("INVOICE_NUMBER")), '')),'')) is not null then 'INV:' || nullif(trim(nullif(trim(to_varchar("INVOICE_NUMBER")), '')), '') end),''))) AS VARCHAR))), '')) as hkey</w:t>
+              <w:t xml:space="preserve">           MD5_BINARY(NULLIF(UPPER(TRIM(CAST('HUB_FINANCIAL_TRANSACTION|' || ((nullif(trim(case when nullif(trim(nullif(trim(to_varchar("INVOICE_NUMBER")), '')),'') is not null then 'INV:' || nullif(trim(nullif(trim(to_varchar("INVOICE_NUMBER")), '')), '') end),''))) AS VARCHAR))), '')) as hkey</w:t>
               <w:br/>
               <w:t xml:space="preserve">      from RAW.MAXIMUS_TRAVEL.NONHLTH_TRV_CLM_VW_DATA_CLAIM_DETAILS_CLAIM_RISK_RISK_ATTRIBUTE_MULTI_SET_PROPERTY_MULTI_SET_DETAIL_PROPERTY_PIVOT_VW</w:t>
               <w:br/>
@@ -5928,9 +5904,6 @@
       </w:pPr>
       <w:r>
         <w:t xml:space="preserve">9. MAXIMUS — HUB_ASSESSMENT</w:t>
-      </w:r>
-      <w:r>
-        <w:t xml:space="preserve">  [M1]</w:t>
       </w:r>
     </w:p>
     <w:tbl>
@@ -6159,7 +6132,7 @@
               <w:br/>
               <w:t xml:space="preserve">    select 'NONHLTH_TRV_UWR_VW_DATA_POLICY_DETAILS_POLICY_PROPERTY_SIMPLE_PROPERTY_PIVOT_VW.BAGIC_SCRUTINY_NUMBER (ASSESSMENT_HKEY)' as src_branch,</w:t>
               <w:br/>
-              <w:t xml:space="preserve">           MD5_BINARY(NULLIF(UPPER(TRIM(CAST('HUB_ASSESSMENT|' || (nullif(trim(case when coalesce(nullif(trim(nullif(trim(to_varchar("BAGIC_SCRUTINY_NUMBER")), '')),'')) is not null then 'SCRUTINY:' || nullif(trim(nullif(trim(to_varchar("BAGIC_SCRUTINY_NUMBER")), '')), '') end),'')) AS VARCHAR))), '')) as hkey</w:t>
+              <w:t xml:space="preserve">           MD5_BINARY(NULLIF(UPPER(TRIM(CAST('HUB_ASSESSMENT|' || (nullif(trim(case when nullif(trim(nullif(trim(to_varchar("BAGIC_SCRUTINY_NUMBER")), '')),'') is not null then 'SCRUTINY:' || nullif(trim(nullif(trim(to_varchar("BAGIC_SCRUTINY_NUMBER")), '')), '') end),'')) AS VARCHAR))), '')) as hkey</w:t>
               <w:br/>
               <w:t xml:space="preserve">      from RAW.MAXIMUS_TRAVEL.NONHLTH_TRV_UWR_VW_DATA_POLICY_DETAILS_POLICY_PROPERTY_SIMPLE_PROPERTY_PIVOT_VW</w:t>
               <w:br/>
@@ -6169,7 +6142,7 @@
               <w:br/>
               <w:t xml:space="preserve">    select 'NONHLTH_TRV_UWR_VW_DATA_POLICY_DETAILS_TELE_VERIFICATION_DETAILS.TRANSACTION_ID (ASSESSMENT_HKEY__TELE_VERIFICATION)' as src_branch,</w:t>
               <w:br/>
-              <w:t xml:space="preserve">           MD5_BINARY(NULLIF(UPPER(TRIM(CAST('HUB_ASSESSMENT|' || (nullif(trim(case when coalesce(nullif(trim(nullif(trim(to_varchar("TRANSACTION_ID")), '')),'')) is not null then 'TELEVERIF:' || nullif(trim(nullif(trim(to_varchar("TRANSACTION_ID")), '')), '') end),'')) AS VARCHAR))), '')) as hkey</w:t>
+              <w:t xml:space="preserve">           MD5_BINARY(NULLIF(UPPER(TRIM(CAST('HUB_ASSESSMENT|' || (nullif(trim(case when nullif(trim(nullif(trim(to_varchar("TRANSACTION_ID")), '')),'') is not null then 'TELEVERIF:' || nullif(trim(nullif(trim(to_varchar("TRANSACTION_ID")), '')), '') end),'')) AS VARCHAR))), '')) as hkey</w:t>
               <w:br/>
               <w:t xml:space="preserve">      from RAW.MAXIMUS_TRAVEL.NONHLTH_TRV_UWR_VW_DATA_POLICY_DETAILS_TELE_VERIFICATION_DETAILS</w:t>
               <w:br/>
@@ -6179,7 +6152,7 @@
               <w:br/>
               <w:t xml:space="preserve">    select 'NONHLTH_TRV_UWR_VW_DATA_QUOTE_PARAM_DETAILS_POLICY_PROPERTY_RULE_LIST_PIVOT_VW.BAGIC_SCRUTINY_NUMBER (ASSESSMENT_HKEY)' as src_branch,</w:t>
               <w:br/>
-              <w:t xml:space="preserve">           MD5_BINARY(NULLIF(UPPER(TRIM(CAST('HUB_ASSESSMENT|' || (nullif(trim(case when coalesce(nullif(trim(nullif(trim(to_varchar("BAGIC_SCRUTINY_NUMBER")), '')),'')) is not null then 'SCRUTINY:' || nullif(trim(nullif(trim(to_varchar("BAGIC_SCRUTINY_NUMBER")), '')), '') end),'')) AS VARCHAR))), '')) as hkey</w:t>
+              <w:t xml:space="preserve">           MD5_BINARY(NULLIF(UPPER(TRIM(CAST('HUB_ASSESSMENT|' || (nullif(trim(case when nullif(trim(nullif(trim(to_varchar("BAGIC_SCRUTINY_NUMBER")), '')),'') is not null then 'SCRUTINY:' || nullif(trim(nullif(trim(to_varchar("BAGIC_SCRUTINY_NUMBER")), '')), '') end),'')) AS VARCHAR))), '')) as hkey</w:t>
               <w:br/>
               <w:t xml:space="preserve">      from RAW.MAXIMUS_TRAVEL.NONHLTH_TRV_UWR_VW_DATA_QUOTE_PARAM_DETAILS_POLICY_PROPERTY_RULE_LIST_PIVOT_VW</w:t>
               <w:br/>
@@ -6269,9 +6242,6 @@
       </w:pPr>
       <w:r>
         <w:t xml:space="preserve">10. MAXIMUS — HUB_QUOTE</w:t>
-      </w:r>
-      <w:r>
-        <w:t xml:space="preserve">  [M1]</w:t>
       </w:r>
     </w:p>
     <w:tbl>
@@ -6500,7 +6470,7 @@
               <w:br/>
               <w:t xml:space="preserve">    select 'NONHLTH_TRV_UWR_VW_DATA_POLICY_DETAILS.QUOTATION_NUMBER (QUOTE_HKEY)' as src_branch,</w:t>
               <w:br/>
-              <w:t xml:space="preserve">           MD5_BINARY(NULLIF(UPPER(TRIM(CAST('HUB_QUOTE|' || (nullif(trim(case when coalesce(nullif(trim(nullif(trim(to_varchar("QUOTATION_NUMBER")), '')),'')) is not null then nullif(trim(nullif(trim(to_varchar("QUOTATION_NUMBER")), '')), '') end),'')) AS VARCHAR))), '')) as hkey</w:t>
+              <w:t xml:space="preserve">           MD5_BINARY(NULLIF(UPPER(TRIM(CAST('HUB_QUOTE|' || (nullif(trim(case when nullif(trim(nullif(trim(to_varchar("QUOTATION_NUMBER")), '')),'') is not null then nullif(trim(nullif(trim(to_varchar("QUOTATION_NUMBER")), '')), '') end),'')) AS VARCHAR))), '')) as hkey</w:t>
               <w:br/>
               <w:t xml:space="preserve">      from RAW.MAXIMUS_TRAVEL.NONHLTH_TRV_UWR_VW_DATA_POLICY_DETAILS</w:t>
               <w:br/>
@@ -6510,7 +6480,7 @@
               <w:br/>
               <w:t xml:space="preserve">    select 'NONHLTH_TRV_UWR_VW_DATA_POLICY_DETAILS_INSURED_DETAILS_MEMBER_DETAILS_PARTY_PROPERTY_SIMPLE_PROPERTY_PIVOT_VW.[] (QUOTE_HKEY)' as src_branch,</w:t>
               <w:br/>
-              <w:t xml:space="preserve">           MD5_BINARY(NULLIF(UPPER(TRIM(CAST('HUB_QUOTE|' || (nullif(trim(case when coalesce(nullif(trim(w1_quotation_number),'')) is not null then nullif(trim(w1_quotation_number), '') end),'')) AS VARCHAR))), '')) as hkey</w:t>
+              <w:t xml:space="preserve">           MD5_BINARY(NULLIF(UPPER(TRIM(CAST('HUB_QUOTE|' || (nullif(trim(case when nullif(trim(w1_quotation_number),'') is not null then nullif(trim(w1_quotation_number), '') end),'')) AS VARCHAR))), '')) as hkey</w:t>
               <w:br/>
               <w:t xml:space="preserve">      from RAW.MAXIMUS_TRAVEL.NONHLTH_TRV_UWR_VW_DATA_POLICY_DETAILS_INSURED_DETAILS_MEMBER_DETAILS_PARTY_PROPERTY_SIMPLE_PROPERTY_PIVOT_VW</w:t>
               <w:br/>
@@ -6520,7 +6490,7 @@
               <w:br/>
               <w:t xml:space="preserve">    select 'NONHLTH_TRV_UWR_VW_DATA_QUOTE_PARAM_DETAILS.POLICY_QUOTE_NUMBER (QUOTE_HKEY)' as src_branch,</w:t>
               <w:br/>
-              <w:t xml:space="preserve">           MD5_BINARY(NULLIF(UPPER(TRIM(CAST('HUB_QUOTE|' || (nullif(trim(case when coalesce(nullif(trim(nullif(trim(to_varchar("POLICY_QUOTE_NUMBER")), '')),'')) is not null then nullif(trim(nullif(trim(to_varchar("POLICY_QUOTE_NUMBER")), '')), '') end),'')) AS VARCHAR))), '')) as hkey</w:t>
+              <w:t xml:space="preserve">           MD5_BINARY(NULLIF(UPPER(TRIM(CAST('HUB_QUOTE|' || (nullif(trim(case when nullif(trim(nullif(trim(to_varchar("POLICY_QUOTE_NUMBER")), '')),'') is not null then nullif(trim(nullif(trim(to_varchar("POLICY_QUOTE_NUMBER")), '')), '') end),'')) AS VARCHAR))), '')) as hkey</w:t>
               <w:br/>
               <w:t xml:space="preserve">      from RAW.MAXIMUS_TRAVEL.NONHLTH_TRV_UWR_VW_DATA_QUOTE_PARAM_DETAILS</w:t>
               <w:br/>
@@ -6530,7 +6500,7 @@
               <w:br/>
               <w:t xml:space="preserve">    select 'NONHLTH_TRV_UWR_VW_DATA_QUOTE_PARAM_DETAILS_POLICY_PROPERTY_MULTI_SET_PROPERTY_INPUT_MULTI_SET_DETAIL_INPUT_PROPERTY_PIVOT_VW.[] (QUOTE_HKEY)' as src_branch,</w:t>
               <w:br/>
-              <w:t xml:space="preserve">           MD5_BINARY(NULLIF(UPPER(TRIM(CAST('HUB_QUOTE|' || (nullif(trim(case when coalesce(nullif(trim(w0_policy_quote_number),'')) is not null then nullif(trim(w0_policy_quote_number), '') end),'')) AS VARCHAR))), '')) as hkey</w:t>
+              <w:t xml:space="preserve">           MD5_BINARY(NULLIF(UPPER(TRIM(CAST('HUB_QUOTE|' || (nullif(trim(case when nullif(trim(w0_policy_quote_number),'') is not null then nullif(trim(w0_policy_quote_number), '') end),'')) AS VARCHAR))), '')) as hkey</w:t>
               <w:br/>
               <w:t xml:space="preserve">      from RAW.MAXIMUS_TRAVEL.NONHLTH_TRV_UWR_VW_DATA_QUOTE_PARAM_DETAILS_POLICY_PROPERTY_MULTI_SET_PROPERTY_INPUT_MULTI_SET_DETAIL_INPUT_PROPERTY_PIVOT_VW</w:t>
               <w:br/>
@@ -6540,7 +6510,7 @@
               <w:br/>
               <w:t xml:space="preserve">    select 'NONHLTH_TRV_UWR_VW_DATA_QUOTE_PARAM_DETAILS_POLICY_PROPERTY_RULE_LIST_PIVOT_VW.[] (QUOTE_HKEY)' as src_branch,</w:t>
               <w:br/>
-              <w:t xml:space="preserve">           MD5_BINARY(NULLIF(UPPER(TRIM(CAST('HUB_QUOTE|' || (nullif(trim(case when coalesce(nullif(trim(w0_policy_quote_number),'')) is not null then nullif(trim(w0_policy_quote_number), '') end),'')) AS VARCHAR))), '')) as hkey</w:t>
+              <w:t xml:space="preserve">           MD5_BINARY(NULLIF(UPPER(TRIM(CAST('HUB_QUOTE|' || (nullif(trim(case when nullif(trim(w0_policy_quote_number),'') is not null then nullif(trim(w0_policy_quote_number), '') end),'')) AS VARCHAR))), '')) as hkey</w:t>
               <w:br/>
               <w:t xml:space="preserve">      from RAW.MAXIMUS_TRAVEL.NONHLTH_TRV_UWR_VW_DATA_QUOTE_PARAM_DETAILS_POLICY_PROPERTY_RULE_LIST_PIVOT_VW</w:t>
               <w:br/>
@@ -6550,7 +6520,7 @@
               <w:br/>
               <w:t xml:space="preserve">    select 'NONHLTH_TRV_UWR_VW_DATA_QUOTE_PARAM_DETAILS_RISK_LIST_MULTI_SET_PROPERTY_INPUT_MULTI_SET_DETAIL_INPUT_PROPERTY_PIVOT_VW.[] (QUOTE_HKEY)' as src_branch,</w:t>
               <w:br/>
-              <w:t xml:space="preserve">           MD5_BINARY(NULLIF(UPPER(TRIM(CAST('HUB_QUOTE|' || (nullif(trim(case when coalesce(nullif(trim(w0_policy_quote_number),'')) is not null then nullif(trim(w0_policy_quote_number), '') end),'')) AS VARCHAR))), '')) as hkey</w:t>
+              <w:t xml:space="preserve">           MD5_BINARY(NULLIF(UPPER(TRIM(CAST('HUB_QUOTE|' || (nullif(trim(case when nullif(trim(w0_policy_quote_number),'') is not null then nullif(trim(w0_policy_quote_number), '') end),'')) AS VARCHAR))), '')) as hkey</w:t>
               <w:br/>
               <w:t xml:space="preserve">      from RAW.MAXIMUS_TRAVEL.NONHLTH_TRV_UWR_VW_DATA_QUOTE_PARAM_DETAILS_RISK_LIST_MULTI_SET_PROPERTY_INPUT_MULTI_SET_DETAIL_INPUT_PROPERTY_PIVOT_VW</w:t>
               <w:br/>
@@ -6560,7 +6530,7 @@
               <w:br/>
               <w:t xml:space="preserve">    select 'NONHLTH_TRV_UWR_VW_DATA_QUOTE_PARAM_DETAILS_RISK_LIST_RISK_COVER.[] (QUOTE_HKEY)' as src_branch,</w:t>
               <w:br/>
-              <w:t xml:space="preserve">           MD5_BINARY(NULLIF(UPPER(TRIM(CAST('HUB_QUOTE|' || (nullif(trim(case when coalesce(nullif(trim(w0_policy_quote_number),'')) is not null then nullif(trim(w0_policy_quote_number), '') end),'')) AS VARCHAR))), '')) as hkey</w:t>
+              <w:t xml:space="preserve">           MD5_BINARY(NULLIF(UPPER(TRIM(CAST('HUB_QUOTE|' || (nullif(trim(case when nullif(trim(w0_policy_quote_number),'') is not null then nullif(trim(w0_policy_quote_number), '') end),'')) AS VARCHAR))), '')) as hkey</w:t>
               <w:br/>
               <w:t xml:space="preserve">      from RAW.MAXIMUS_TRAVEL.NONHLTH_TRV_UWR_VW_DATA_QUOTE_PARAM_DETAILS_RISK_LIST_RISK_COVER</w:t>
               <w:br/>
@@ -6570,7 +6540,7 @@
               <w:br/>
               <w:t xml:space="preserve">    select 'NONHLTH_TRV_UWR_VW_DATA_QUOTE_PARAM_DETAILS_RISK_LIST_RISK_COVER_RISK_COVER_PROPERTY.[] (QUOTE_HKEY)' as src_branch,</w:t>
               <w:br/>
-              <w:t xml:space="preserve">           MD5_BINARY(NULLIF(UPPER(TRIM(CAST('HUB_QUOTE|' || (nullif(trim(case when coalesce(nullif(trim(w0_policy_quote_number),'')) is not null then nullif(trim(w0_policy_quote_number), '') end),'')) AS VARCHAR))), '')) as hkey</w:t>
+              <w:t xml:space="preserve">           MD5_BINARY(NULLIF(UPPER(TRIM(CAST('HUB_QUOTE|' || (nullif(trim(case when nullif(trim(w0_policy_quote_number),'') is not null then nullif(trim(w0_policy_quote_number), '') end),'')) AS VARCHAR))), '')) as hkey</w:t>
               <w:br/>
               <w:t xml:space="preserve">      from RAW.MAXIMUS_TRAVEL.NONHLTH_TRV_UWR_VW_DATA_QUOTE_PARAM_DETAILS_RISK_LIST_RISK_COVER_RISK_COVER_PROPERTY</w:t>
               <w:br/>
@@ -6580,7 +6550,7 @@
               <w:br/>
               <w:t xml:space="preserve">    select 'NONHLTH_TRV_UWR_VW_DATA_QUOTE_PARAM_DETAILS_RISK_LIST_RISK_COVER_RISK_COVER_PROPERTY_RULE_LIST_PIVOT_VW.[] (QUOTE_HKEY)' as src_branch,</w:t>
               <w:br/>
-              <w:t xml:space="preserve">           MD5_BINARY(NULLIF(UPPER(TRIM(CAST('HUB_QUOTE|' || (nullif(trim(case when coalesce(nullif(trim(w0_policy_quote_number),'')) is not null then nullif(trim(w0_policy_quote_number), '') end),'')) AS VARCHAR))), '')) as hkey</w:t>
+              <w:t xml:space="preserve">           MD5_BINARY(NULLIF(UPPER(TRIM(CAST('HUB_QUOTE|' || (nullif(trim(case when nullif(trim(w0_policy_quote_number),'') is not null then nullif(trim(w0_policy_quote_number), '') end),'')) AS VARCHAR))), '')) as hkey</w:t>
               <w:br/>
               <w:t xml:space="preserve">      from RAW.MAXIMUS_TRAVEL.NONHLTH_TRV_UWR_VW_DATA_QUOTE_PARAM_DETAILS_RISK_LIST_RISK_COVER_RISK_COVER_PROPERTY_RULE_LIST_PIVOT_VW</w:t>
               <w:br/>
@@ -6590,7 +6560,7 @@
               <w:br/>
               <w:t xml:space="preserve">    select 'NONHLTH_TRV_UWR_VW_DATA_QUOTE_PARAM_DETAILS_RISK_LIST_RISK_PROPERTY.[] (QUOTE_HKEY)' as src_branch,</w:t>
               <w:br/>
-              <w:t xml:space="preserve">           MD5_BINARY(NULLIF(UPPER(TRIM(CAST('HUB_QUOTE|' || (nullif(trim(case when coalesce(nullif(trim(w0_policy_quote_number),'')) is not null then nullif(trim(w0_policy_quote_number), '') end),'')) AS VARCHAR))), '')) as hkey</w:t>
+              <w:t xml:space="preserve">           MD5_BINARY(NULLIF(UPPER(TRIM(CAST('HUB_QUOTE|' || (nullif(trim(case when nullif(trim(w0_policy_quote_number),'') is not null then nullif(trim(w0_policy_quote_number), '') end),'')) AS VARCHAR))), '')) as hkey</w:t>
               <w:br/>
               <w:t xml:space="preserve">      from RAW.MAXIMUS_TRAVEL.NONHLTH_TRV_UWR_VW_DATA_QUOTE_PARAM_DETAILS_RISK_LIST_RISK_PROPERTY</w:t>
               <w:br/>
@@ -6600,7 +6570,7 @@
               <w:br/>
               <w:t xml:space="preserve">    select 'NONHLTH_TRV_UWR_VW_DATA_QUOTE_PARAM_DETAILS_RISK_LIST_RISK_PROPERTY_RULE_LIST_PIVOT_VW.[] (QUOTE_HKEY)' as src_branch,</w:t>
               <w:br/>
-              <w:t xml:space="preserve">           MD5_BINARY(NULLIF(UPPER(TRIM(CAST('HUB_QUOTE|' || (nullif(trim(case when coalesce(nullif(trim(w0_policy_quote_number),'')) is not null then nullif(trim(w0_policy_quote_number), '') end),'')) AS VARCHAR))), '')) as hkey</w:t>
+              <w:t xml:space="preserve">           MD5_BINARY(NULLIF(UPPER(TRIM(CAST('HUB_QUOTE|' || (nullif(trim(case when nullif(trim(w0_policy_quote_number),'') is not null then nullif(trim(w0_policy_quote_number), '') end),'')) AS VARCHAR))), '')) as hkey</w:t>
               <w:br/>
               <w:t xml:space="preserve">      from RAW.MAXIMUS_TRAVEL.NONHLTH_TRV_UWR_VW_DATA_QUOTE_PARAM_DETAILS_RISK_LIST_RISK_PROPERTY_RULE_LIST_PIVOT_VW</w:t>
               <w:br/>
@@ -6610,7 +6580,7 @@
               <w:br/>
               <w:t xml:space="preserve">    select 'NONHLTH_TRV_UWR_VW_DATA_QUOTE_PARAM_DETAILS_POLICY_PROPERTY_MULTI_SET_PROPERTY_INPUT_MULTI_SET_DETAIL_INPUT_PROPERTY_PIVOT_VW (literal arm) (QUOTE_HKEY / sat_quote_rating_input)' as src_branch,</w:t>
               <w:br/>
-              <w:t xml:space="preserve">           MD5_BINARY(NULLIF(UPPER(TRIM(CAST('HUB_QUOTE|' || ((nullif(trim(case when coalesce(nullif(trim(w0_policy_quote_number),'')) is not null then nullif(trim(w0_policy_quote_number), '') end),''))) AS VARCHAR))), '')) as hkey</w:t>
+              <w:t xml:space="preserve">           MD5_BINARY(NULLIF(UPPER(TRIM(CAST('HUB_QUOTE|' || ((nullif(trim(case when nullif(trim(w0_policy_quote_number),'') is not null then nullif(trim(w0_policy_quote_number), '') end),''))) AS VARCHAR))), '')) as hkey</w:t>
               <w:br/>
               <w:t xml:space="preserve">      from RAW.MAXIMUS_TRAVEL.NONHLTH_TRV_UWR_VW_DATA_QUOTE_PARAM_DETAILS_POLICY_PROPERTY_MULTI_SET_PROPERTY_INPUT_MULTI_SET_DETAIL_INPUT_PROPERTY_PIVOT_VW</w:t>
               <w:br/>
@@ -6622,7 +6592,7 @@
               <w:br/>
               <w:t xml:space="preserve">    select 'NONHLTH_TRV_UWR_VW_DATA_QUOTE_PARAM_DETAILS_POLICY_PROPERTY_RULE_LIST_PIVOT_VW (literal arm) (QUOTE_HKEY / sat_quote_rating_input)' as src_branch,</w:t>
               <w:br/>
-              <w:t xml:space="preserve">           MD5_BINARY(NULLIF(UPPER(TRIM(CAST('HUB_QUOTE|' || ((nullif(trim(case when coalesce(nullif(trim(w0_policy_quote_number),'')) is not null then nullif(trim(w0_policy_quote_number), '') end),''))) AS VARCHAR))), '')) as hkey</w:t>
+              <w:t xml:space="preserve">           MD5_BINARY(NULLIF(UPPER(TRIM(CAST('HUB_QUOTE|' || ((nullif(trim(case when nullif(trim(w0_policy_quote_number),'') is not null then nullif(trim(w0_policy_quote_number), '') end),''))) AS VARCHAR))), '')) as hkey</w:t>
               <w:br/>
               <w:t xml:space="preserve">      from RAW.MAXIMUS_TRAVEL.NONHLTH_TRV_UWR_VW_DATA_QUOTE_PARAM_DETAILS_POLICY_PROPERTY_RULE_LIST_PIVOT_VW</w:t>
               <w:br/>
@@ -6714,9 +6684,6 @@
       </w:pPr>
       <w:r>
         <w:t xml:space="preserve">11. MAXIMUS — HUB_RISK_OBJECT</w:t>
-      </w:r>
-      <w:r>
-        <w:t xml:space="preserve">  [M2]</w:t>
       </w:r>
     </w:p>
     <w:tbl>
@@ -7076,9 +7043,6 @@
       <w:r>
         <w:t xml:space="preserve">12. MAXIMUS — HUB_CLAIM</w:t>
       </w:r>
-      <w:r>
-        <w:t xml:space="preserve">  [M2]</w:t>
-      </w:r>
     </w:p>
     <w:tbl>
       <w:tblPr>
@@ -7306,7 +7270,7 @@
               <w:br/>
               <w:t xml:space="preserve">    select 'NONHLTH_TRV_CLM_VW_DATA_CLAIM_DETAILS.CLAIMNO (CLAIM_HKEY)' as src_branch,</w:t>
               <w:br/>
-              <w:t xml:space="preserve">           MD5_BINARY(NULLIF(UPPER(TRIM(CAST('HUB_CLAIM|' || (nullif(trim(case when coalesce(nullif(trim(nullif(trim(to_varchar("CLAIMNO")), '')),'')) is not null then nullif(trim(nullif(trim(to_varchar("CLAIMNO")), '')), '') end),'')) AS VARCHAR))), '')) as hkey</w:t>
+              <w:t xml:space="preserve">           MD5_BINARY(NULLIF(UPPER(TRIM(CAST('HUB_CLAIM|' || (nullif(trim(case when nullif(trim(nullif(trim(to_varchar("CLAIMNO")), '')),'') is not null then nullif(trim(nullif(trim(to_varchar("CLAIMNO")), '')), '') end),'')) AS VARCHAR))), '')) as hkey</w:t>
               <w:br/>
               <w:t xml:space="preserve">      from RAW.MAXIMUS_TRAVEL.NONHLTH_TRV_CLM_VW_DATA_CLAIM_DETAILS</w:t>
               <w:br/>
@@ -7316,7 +7280,7 @@
               <w:br/>
               <w:t xml:space="preserve">    select 'NONHLTH_TRV_CLM_VW_DATA_CLAIM_DETAILS_CLAIM_ATTRIBUTE_PROPERTIES_PIVOT_VW.LINKED_CLAIM_NUMBER (CLAIM_HKEY__LINKED_CLAIM)' as src_branch,</w:t>
               <w:br/>
-              <w:t xml:space="preserve">           MD5_BINARY(NULLIF(UPPER(TRIM(CAST('HUB_CLAIM|' || (nullif(trim(case when coalesce(nullif(trim(nullif(trim(to_varchar("LINKED_CLAIM_NUMBER")), '')),'')) is not null then nullif(trim(nullif(trim(to_varchar("LINKED_CLAIM_NUMBER")), '')), '') end),'')) AS VARCHAR))), '')) as hkey</w:t>
+              <w:t xml:space="preserve">           MD5_BINARY(NULLIF(UPPER(TRIM(CAST('HUB_CLAIM|' || (nullif(trim(case when nullif(trim(nullif(trim(to_varchar("LINKED_CLAIM_NUMBER")), '')),'') is not null then nullif(trim(nullif(trim(to_varchar("LINKED_CLAIM_NUMBER")), '')), '') end),'')) AS VARCHAR))), '')) as hkey</w:t>
               <w:br/>
               <w:t xml:space="preserve">      from RAW.MAXIMUS_TRAVEL.NONHLTH_TRV_CLM_VW_DATA_CLAIM_DETAILS_CLAIM_ATTRIBUTE_PROPERTIES_PIVOT_VW</w:t>
               <w:br/>
@@ -7326,7 +7290,7 @@
               <w:br/>
               <w:t xml:space="preserve">    select 'NONHLTH_TRV_CLM_VW_DATA_CLAIM_DETAILS_CLAIM_RISK_RISK_ATTRIBUTE_PROPERTIES_PIVOT_VW.LINKED_DELAY_OF_BAGGAGE_CLAIM (CLAIM_HKEY__LINKED_BAGGAGE_DELAY_CLAIM)' as src_branch,</w:t>
               <w:br/>
-              <w:t xml:space="preserve">           MD5_BINARY(NULLIF(UPPER(TRIM(CAST('HUB_CLAIM|' || (nullif(trim(case when coalesce(nullif(trim(nullif(trim(to_varchar("LINKED_DELAY_OF_BAGGAGE_CLAIM")), '')),'')) is not null then nullif(trim(nullif(trim(to_varchar("LINKED_DELAY_OF_BAGGAGE_CLAIM")), '')), '') end),'')) AS VARCHAR))), '')) as hkey</w:t>
+              <w:t xml:space="preserve">           MD5_BINARY(NULLIF(UPPER(TRIM(CAST('HUB_CLAIM|' || (nullif(trim(case when nullif(trim(nullif(trim(to_varchar("LINKED_DELAY_OF_BAGGAGE_CLAIM")), '')),'') is not null then nullif(trim(nullif(trim(to_varchar("LINKED_DELAY_OF_BAGGAGE_CLAIM")), '')), '') end),'')) AS VARCHAR))), '')) as hkey</w:t>
               <w:br/>
               <w:t xml:space="preserve">      from RAW.MAXIMUS_TRAVEL.NONHLTH_TRV_CLM_VW_DATA_CLAIM_DETAILS_CLAIM_RISK_RISK_ATTRIBUTE_PROPERTIES_PIVOT_VW</w:t>
               <w:br/>
@@ -7336,7 +7300,7 @@
               <w:br/>
               <w:t xml:space="preserve">    select 'NONHLTH_TRV_CLM_VW_DATA_CLAIM_DETAILS_CLAIM_RISK_RISK_ATTRIBUTE_PROPERTIES_PIVOT_VW.LINKED_HEALTH_CLAIM (CLAIM_HKEY__LINKED_HEALTH_CLAIM)' as src_branch,</w:t>
               <w:br/>
-              <w:t xml:space="preserve">           MD5_BINARY(NULLIF(UPPER(TRIM(CAST('HUB_CLAIM|' || (nullif(trim(case when coalesce(nullif(trim(nullif(trim(to_varchar("LINKED_HEALTH_CLAIM")), '')),'')) is not null then nullif(trim(nullif(trim(to_varchar("LINKED_HEALTH_CLAIM")), '')), '') end),'')) AS VARCHAR))), '')) as hkey</w:t>
+              <w:t xml:space="preserve">           MD5_BINARY(NULLIF(UPPER(TRIM(CAST('HUB_CLAIM|' || (nullif(trim(case when nullif(trim(nullif(trim(to_varchar("LINKED_HEALTH_CLAIM")), '')),'') is not null then nullif(trim(nullif(trim(to_varchar("LINKED_HEALTH_CLAIM")), '')), '') end),'')) AS VARCHAR))), '')) as hkey</w:t>
               <w:br/>
               <w:t xml:space="preserve">      from RAW.MAXIMUS_TRAVEL.NONHLTH_TRV_CLM_VW_DATA_CLAIM_DETAILS_CLAIM_RISK_RISK_ATTRIBUTE_PROPERTIES_PIVOT_VW</w:t>
               <w:br/>
@@ -7346,7 +7310,7 @@
               <w:br/>
               <w:t xml:space="preserve">    select 'NONHLTH_TRV_CLM_VW_DATA_CLAIM_DETAILS_CLAIM_RISK_RISK_ATTRIBUTE_PROPERTIES_PIVOT_VW.LINKED_TRIP_DELAY_CLAIM_NUMBER (CLAIM_HKEY__LINKED_TRIP_DELAY_CLAIM)' as src_branch,</w:t>
               <w:br/>
-              <w:t xml:space="preserve">           MD5_BINARY(NULLIF(UPPER(TRIM(CAST('HUB_CLAIM|' || (nullif(trim(case when coalesce(nullif(trim(nullif(trim(to_varchar("LINKED_TRIP_DELAY_CLAIM_NUMBER")), '')),'')) is not null then nullif(trim(nullif(trim(to_varchar("LINKED_TRIP_DELAY_CLAIM_NUMBER")), '')), '') end),'')) AS VARCHAR))), '')) as hkey</w:t>
+              <w:t xml:space="preserve">           MD5_BINARY(NULLIF(UPPER(TRIM(CAST('HUB_CLAIM|' || (nullif(trim(case when nullif(trim(nullif(trim(to_varchar("LINKED_TRIP_DELAY_CLAIM_NUMBER")), '')),'') is not null then nullif(trim(nullif(trim(to_varchar("LINKED_TRIP_DELAY_CLAIM_NUMBER")), '')), '') end),'')) AS VARCHAR))), '')) as hkey</w:t>
               <w:br/>
               <w:t xml:space="preserve">      from RAW.MAXIMUS_TRAVEL.NONHLTH_TRV_CLM_VW_DATA_CLAIM_DETAILS_CLAIM_RISK_RISK_ATTRIBUTE_PROPERTIES_PIVOT_VW</w:t>
               <w:br/>
@@ -7436,9 +7400,6 @@
       </w:pPr>
       <w:r>
         <w:t xml:space="preserve">13. MAXIMUS — HUB_DOCUMENT</w:t>
-      </w:r>
-      <w:r>
-        <w:t xml:space="preserve">  [M2]</w:t>
       </w:r>
     </w:p>
     <w:tbl>
@@ -7667,7 +7628,7 @@
               <w:br/>
               <w:t xml:space="preserve">    select 'NONHLTH_TRV_CLM_VW_DATA_CLAIM_DETAILS_CLAIM_ATTRIBUTE_MULTI_SET_PROPERTY_MULTI_SET_DETAIL_PROPERTY_PIVOT_VW.INWARD_NUMBER (DOCUMENT_HKEY__CLAIM_INWARD_DOCUMENT_SET)' as src_branch,</w:t>
               <w:br/>
-              <w:t xml:space="preserve">           MD5_BINARY(NULLIF(UPPER(TRIM(CAST('HUB_DOCUMENT|' || (nullif(trim(case when coalesce(nullif(trim(nullif(trim(to_varchar("INWARD_NUMBER")), '')),'')) is not null then 'INWARD:' || nullif(trim(nullif(trim(to_varchar("INWARD_NUMBER")), '')), '') end),'')) AS VARCHAR))), '')) as hkey</w:t>
+              <w:t xml:space="preserve">           MD5_BINARY(NULLIF(UPPER(TRIM(CAST('HUB_DOCUMENT|' || (nullif(trim(case when nullif(trim(nullif(trim(to_varchar("INWARD_NUMBER")), '')),'') is not null then 'INWARD:' || nullif(trim(nullif(trim(to_varchar("INWARD_NUMBER")), '')), '') end),'')) AS VARCHAR))), '')) as hkey</w:t>
               <w:br/>
               <w:t xml:space="preserve">      from RAW.MAXIMUS_TRAVEL.NONHLTH_TRV_CLM_VW_DATA_CLAIM_DETAILS_CLAIM_ATTRIBUTE_MULTI_SET_PROPERTY_MULTI_SET_DETAIL_PROPERTY_PIVOT_VW</w:t>
               <w:br/>
@@ -7677,7 +7638,7 @@
               <w:br/>
               <w:t xml:space="preserve">    select 'NONHLTH_TRV_CLM_VW_DATA_CLAIM_DETAILS_CLAIM_ATTRIBUTE_PROPERTIES_PIVOT_VW.INWARD_NUMBER (DOCUMENT_HKEY__CLAIM_INWARD)' as src_branch,</w:t>
               <w:br/>
-              <w:t xml:space="preserve">           MD5_BINARY(NULLIF(UPPER(TRIM(CAST('HUB_DOCUMENT|' || (nullif(trim(case when coalesce(nullif(trim(nullif(trim(to_varchar("INWARD_NUMBER")), '')),'')) is not null then 'INWARD:' || nullif(trim(nullif(trim(to_varchar("INWARD_NUMBER")), '')), '') end),'')) AS VARCHAR))), '')) as hkey</w:t>
+              <w:t xml:space="preserve">           MD5_BINARY(NULLIF(UPPER(TRIM(CAST('HUB_DOCUMENT|' || (nullif(trim(case when nullif(trim(nullif(trim(to_varchar("INWARD_NUMBER")), '')),'') is not null then 'INWARD:' || nullif(trim(nullif(trim(to_varchar("INWARD_NUMBER")), '')), '') end),'')) AS VARCHAR))), '')) as hkey</w:t>
               <w:br/>
               <w:t xml:space="preserve">      from RAW.MAXIMUS_TRAVEL.NONHLTH_TRV_CLM_VW_DATA_CLAIM_DETAILS_CLAIM_ATTRIBUTE_PROPERTIES_PIVOT_VW</w:t>
               <w:br/>
@@ -7687,7 +7648,7 @@
               <w:br/>
               <w:t xml:space="preserve">    select 'NONHLTH_TRV_CLM_VW_DATA_CLAIM_DETAILS_CLAIM_COVER_MULTI_SET_DETAIL_PROPERTY_PIVOT_VW.INWARD_NUMBER (DOCUMENT_HKEY)' as src_branch,</w:t>
               <w:br/>
-              <w:t xml:space="preserve">           MD5_BINARY(NULLIF(UPPER(TRIM(CAST('HUB_DOCUMENT|' || (nullif(trim(case when coalesce(nullif(trim(nullif(trim(to_varchar("INWARD_NUMBER")), '')),'')) is not null then 'INWARD:' || nullif(trim(nullif(trim(to_varchar("INWARD_NUMBER")), '')), '') end),'')) AS VARCHAR))), '')) as hkey</w:t>
+              <w:t xml:space="preserve">           MD5_BINARY(NULLIF(UPPER(TRIM(CAST('HUB_DOCUMENT|' || (nullif(trim(case when nullif(trim(nullif(trim(to_varchar("INWARD_NUMBER")), '')),'') is not null then 'INWARD:' || nullif(trim(nullif(trim(to_varchar("INWARD_NUMBER")), '')), '') end),'')) AS VARCHAR))), '')) as hkey</w:t>
               <w:br/>
               <w:t xml:space="preserve">      from RAW.MAXIMUS_TRAVEL.NONHLTH_TRV_CLM_VW_DATA_CLAIM_DETAILS_CLAIM_COVER_MULTI_SET_DETAIL_PROPERTY_PIVOT_VW</w:t>
               <w:br/>
@@ -7697,7 +7658,7 @@
               <w:br/>
               <w:t xml:space="preserve">    select 'NONHLTH_TRV_CLM_VW_DATA_CLAIM_DETAILS_DOCUMENT_DETAILS.DOCUMENT_ID (DOCUMENT_HKEY)' as src_branch,</w:t>
               <w:br/>
-              <w:t xml:space="preserve">           MD5_BINARY(NULLIF(UPPER(TRIM(CAST('HUB_DOCUMENT|' || (nullif(trim(case when coalesce(nullif(trim(nullif(trim(to_varchar("DOCUMENT_ID")), '')),'')) is not null then 'DOC:' || nullif(trim(nullif(trim(to_varchar("DOCUMENT_ID")), '')), '') end),'')) AS VARCHAR))), '')) as hkey</w:t>
+              <w:t xml:space="preserve">           MD5_BINARY(NULLIF(UPPER(TRIM(CAST('HUB_DOCUMENT|' || (nullif(trim(case when nullif(trim(nullif(trim(to_varchar("DOCUMENT_ID")), '')),'') is not null then 'DOC:' || nullif(trim(nullif(trim(to_varchar("DOCUMENT_ID")), '')), '') end),'')) AS VARCHAR))), '')) as hkey</w:t>
               <w:br/>
               <w:t xml:space="preserve">      from RAW.MAXIMUS_TRAVEL.NONHLTH_TRV_CLM_VW_DATA_CLAIM_DETAILS_DOCUMENT_DETAILS</w:t>
               <w:br/>
@@ -7707,7 +7668,7 @@
               <w:br/>
               <w:t xml:space="preserve">    select 'NONHLTH_TRV_UWR_VW_DATA_POLICY_DETAILS_DOCUMENT_DETAILS.DOCUMENT_ID (DOCUMENT_HKEY)' as src_branch,</w:t>
               <w:br/>
-              <w:t xml:space="preserve">           MD5_BINARY(NULLIF(UPPER(TRIM(CAST('HUB_DOCUMENT|' || (nullif(trim(case when coalesce(nullif(trim(nullif(trim(to_varchar("DOCUMENT_ID")), '')),'')) is not null then 'DOC:' || nullif(trim(nullif(trim(to_varchar("DOCUMENT_ID")), '')), '') end),'')) AS VARCHAR))), '')) as hkey</w:t>
+              <w:t xml:space="preserve">           MD5_BINARY(NULLIF(UPPER(TRIM(CAST('HUB_DOCUMENT|' || (nullif(trim(case when nullif(trim(nullif(trim(to_varchar("DOCUMENT_ID")), '')),'') is not null then 'DOC:' || nullif(trim(nullif(trim(to_varchar("DOCUMENT_ID")), '')), '') end),'')) AS VARCHAR))), '')) as hkey</w:t>
               <w:br/>
               <w:t xml:space="preserve">      from RAW.MAXIMUS_TRAVEL.NONHLTH_TRV_UWR_VW_DATA_POLICY_DETAILS_DOCUMENT_DETAILS</w:t>
               <w:br/>
@@ -7717,7 +7678,7 @@
               <w:br/>
               <w:t xml:space="preserve">    select 'NONHLTH_TRV_UWR_VW_DATA_POLICY_DETAILS_INSURED_DETAILS_DOCUMENT_DETAILS.DOCUMENT_ID (DOCUMENT_HKEY)' as src_branch,</w:t>
               <w:br/>
-              <w:t xml:space="preserve">           MD5_BINARY(NULLIF(UPPER(TRIM(CAST('HUB_DOCUMENT|' || (nullif(trim(case when coalesce(nullif(trim(nullif(trim(to_varchar("DOCUMENT_ID")), '')),'')) is not null then 'DOC:' || nullif(trim(nullif(trim(to_varchar("DOCUMENT_ID")), '')), '') end),'')) AS VARCHAR))), '')) as hkey</w:t>
+              <w:t xml:space="preserve">           MD5_BINARY(NULLIF(UPPER(TRIM(CAST('HUB_DOCUMENT|' || (nullif(trim(case when nullif(trim(nullif(trim(to_varchar("DOCUMENT_ID")), '')),'') is not null then 'DOC:' || nullif(trim(nullif(trim(to_varchar("DOCUMENT_ID")), '')), '') end),'')) AS VARCHAR))), '')) as hkey</w:t>
               <w:br/>
               <w:t xml:space="preserve">      from RAW.MAXIMUS_TRAVEL.NONHLTH_TRV_UWR_VW_DATA_POLICY_DETAILS_INSURED_DETAILS_DOCUMENT_DETAILS</w:t>
               <w:br/>
@@ -7727,7 +7688,7 @@
               <w:br/>
               <w:t xml:space="preserve">    select 'NONHLTH_TRV_UWR_VW_DATA_POLICY_DETAILS_INSURED_DETAILS_MEMBER_DETAILS_DOCUMENT_DETAIL.DOCUMENT_ID (DOCUMENT_HKEY)' as src_branch,</w:t>
               <w:br/>
-              <w:t xml:space="preserve">           MD5_BINARY(NULLIF(UPPER(TRIM(CAST('HUB_DOCUMENT|' || (nullif(trim(case when coalesce(nullif(trim(nullif(trim(to_varchar("DOCUMENT_ID")), '')),'')) is not null then 'DOC:' || nullif(trim(nullif(trim(to_varchar("DOCUMENT_ID")), '')), '') end),'')) AS VARCHAR))), '')) as hkey</w:t>
+              <w:t xml:space="preserve">           MD5_BINARY(NULLIF(UPPER(TRIM(CAST('HUB_DOCUMENT|' || (nullif(trim(case when nullif(trim(nullif(trim(to_varchar("DOCUMENT_ID")), '')),'') is not null then 'DOC:' || nullif(trim(nullif(trim(to_varchar("DOCUMENT_ID")), '')), '') end),'')) AS VARCHAR))), '')) as hkey</w:t>
               <w:br/>
               <w:t xml:space="preserve">      from RAW.MAXIMUS_TRAVEL.NONHLTH_TRV_UWR_VW_DATA_POLICY_DETAILS_INSURED_DETAILS_MEMBER_DETAILS_DOCUMENT_DETAIL</w:t>
               <w:br/>
@@ -7737,7 +7698,7 @@
               <w:br/>
               <w:t xml:space="preserve">    select 'NONHLTH_TRV_UWR_VW_DATA_POLICY_DETAILS_POLICY_PROPERTY_SIMPLE_PROPERTY_PIVOT_VW.COI_NUMBER (DOCUMENT_HKEY)' as src_branch,</w:t>
               <w:br/>
-              <w:t xml:space="preserve">           MD5_BINARY(NULLIF(UPPER(TRIM(CAST('HUB_DOCUMENT|' || (nullif(trim(case when coalesce(nullif(trim(nullif(trim(to_varchar("COI_NUMBER")), '')),'')) is not null then 'COI:' || nullif(trim(nullif(trim(to_varchar("COI_NUMBER")), '')), '') end),'')) AS VARCHAR))), '')) as hkey</w:t>
+              <w:t xml:space="preserve">           MD5_BINARY(NULLIF(UPPER(TRIM(CAST('HUB_DOCUMENT|' || (nullif(trim(case when nullif(trim(nullif(trim(to_varchar("COI_NUMBER")), '')),'') is not null then 'COI:' || nullif(trim(nullif(trim(to_varchar("COI_NUMBER")), '')), '') end),'')) AS VARCHAR))), '')) as hkey</w:t>
               <w:br/>
               <w:t xml:space="preserve">      from RAW.MAXIMUS_TRAVEL.NONHLTH_TRV_UWR_VW_DATA_POLICY_DETAILS_POLICY_PROPERTY_SIMPLE_PROPERTY_PIVOT_VW</w:t>
               <w:br/>
@@ -7747,7 +7708,7 @@
               <w:br/>
               <w:t xml:space="preserve">    select 'NONHLTH_TRV_UWR_VW_DATA_POLICY_DETAILS_POLICY_PROPERTY_SIMPLE_PROPERTY_PIVOT_VW.OLD_COI_NUMBER (DOCUMENT_HKEY__PREVIOUS_CERTIFICATE)' as src_branch,</w:t>
               <w:br/>
-              <w:t xml:space="preserve">           MD5_BINARY(NULLIF(UPPER(TRIM(CAST('HUB_DOCUMENT|' || (nullif(trim(case when coalesce(nullif(trim(nullif(trim(to_varchar("OLD_COI_NUMBER")), '')),'')) is not null then 'COI:' || nullif(trim(nullif(trim(to_varchar("OLD_COI_NUMBER")), '')), '') end),'')) AS VARCHAR))), '')) as hkey</w:t>
+              <w:t xml:space="preserve">           MD5_BINARY(NULLIF(UPPER(TRIM(CAST('HUB_DOCUMENT|' || (nullif(trim(case when nullif(trim(nullif(trim(to_varchar("OLD_COI_NUMBER")), '')),'') is not null then 'COI:' || nullif(trim(nullif(trim(to_varchar("OLD_COI_NUMBER")), '')), '') end),'')) AS VARCHAR))), '')) as hkey</w:t>
               <w:br/>
               <w:t xml:space="preserve">      from RAW.MAXIMUS_TRAVEL.NONHLTH_TRV_UWR_VW_DATA_POLICY_DETAILS_POLICY_PROPERTY_SIMPLE_PROPERTY_PIVOT_VW</w:t>
               <w:br/>
@@ -7757,7 +7718,7 @@
               <w:br/>
               <w:t xml:space="preserve">    select 'NONHLTH_TRV_UWR_VW_DATA_POLICY_DETAILS_PROPOSER_DETAILS_DOCUMENT_DETAIL.DOCUMENT_ID (DOCUMENT_HKEY)' as src_branch,</w:t>
               <w:br/>
-              <w:t xml:space="preserve">           MD5_BINARY(NULLIF(UPPER(TRIM(CAST('HUB_DOCUMENT|' || (nullif(trim(case when coalesce(nullif(trim(nullif(trim(to_varchar("DOCUMENT_ID")), '')),'')) is not null then 'DOC:' || nullif(trim(nullif(trim(to_varchar("DOCUMENT_ID")), '')), '') end),'')) AS VARCHAR))), '')) as hkey</w:t>
+              <w:t xml:space="preserve">           MD5_BINARY(NULLIF(UPPER(TRIM(CAST('HUB_DOCUMENT|' || (nullif(trim(case when nullif(trim(nullif(trim(to_varchar("DOCUMENT_ID")), '')),'') is not null then 'DOC:' || nullif(trim(nullif(trim(to_varchar("DOCUMENT_ID")), '')), '') end),'')) AS VARCHAR))), '')) as hkey</w:t>
               <w:br/>
               <w:t xml:space="preserve">      from RAW.MAXIMUS_TRAVEL.NONHLTH_TRV_UWR_VW_DATA_POLICY_DETAILS_PROPOSER_DETAILS_DOCUMENT_DETAIL</w:t>
               <w:br/>
@@ -7767,7 +7728,7 @@
               <w:br/>
               <w:t xml:space="preserve">    select 'NONHLTH_TRV_UWR_VW_DATA_QUOTE_PARAM_DETAILS.DOCUMENT_ID (DOCUMENT_HKEY)' as src_branch,</w:t>
               <w:br/>
-              <w:t xml:space="preserve">           MD5_BINARY(NULLIF(UPPER(TRIM(CAST('HUB_DOCUMENT|' || (nullif(trim(case when coalesce(nullif(trim(nullif(trim(to_varchar("DOCUMENT_ID")), '')),'')) is not null then 'DOC:' || nullif(trim(nullif(trim(to_varchar("DOCUMENT_ID")), '')), '') end),'')) AS VARCHAR))), '')) as hkey</w:t>
+              <w:t xml:space="preserve">           MD5_BINARY(NULLIF(UPPER(TRIM(CAST('HUB_DOCUMENT|' || (nullif(trim(case when nullif(trim(nullif(trim(to_varchar("DOCUMENT_ID")), '')),'') is not null then 'DOC:' || nullif(trim(nullif(trim(to_varchar("DOCUMENT_ID")), '')), '') end),'')) AS VARCHAR))), '')) as hkey</w:t>
               <w:br/>
               <w:t xml:space="preserve">      from RAW.MAXIMUS_TRAVEL.NONHLTH_TRV_UWR_VW_DATA_QUOTE_PARAM_DETAILS</w:t>
               <w:br/>
@@ -7777,7 +7738,7 @@
               <w:br/>
               <w:t xml:space="preserve">    select 'NONHLTH_TRV_UWR_VW_DATA_QUOTE_PARAM_DETAILS_POLICY_PROPERTY_RULE_LIST_PIVOT_VW.COI_NUMBER (DOCUMENT_HKEY)' as src_branch,</w:t>
               <w:br/>
-              <w:t xml:space="preserve">           MD5_BINARY(NULLIF(UPPER(TRIM(CAST('HUB_DOCUMENT|' || (nullif(trim(case when coalesce(nullif(trim(nullif(trim(to_varchar("COI_NUMBER")), '')),'')) is not null then 'COI:' || nullif(trim(nullif(trim(to_varchar("COI_NUMBER")), '')), '') end),'')) AS VARCHAR))), '')) as hkey</w:t>
+              <w:t xml:space="preserve">           MD5_BINARY(NULLIF(UPPER(TRIM(CAST('HUB_DOCUMENT|' || (nullif(trim(case when nullif(trim(nullif(trim(to_varchar("COI_NUMBER")), '')),'') is not null then 'COI:' || nullif(trim(nullif(trim(to_varchar("COI_NUMBER")), '')), '') end),'')) AS VARCHAR))), '')) as hkey</w:t>
               <w:br/>
               <w:t xml:space="preserve">      from RAW.MAXIMUS_TRAVEL.NONHLTH_TRV_UWR_VW_DATA_QUOTE_PARAM_DETAILS_POLICY_PROPERTY_RULE_LIST_PIVOT_VW</w:t>
               <w:br/>
@@ -7787,7 +7748,7 @@
               <w:br/>
               <w:t xml:space="preserve">    select 'NONHLTH_TRV_UWR_VW_DATA_QUOTE_PARAM_DETAILS_POLICY_PROPERTY_RULE_LIST_PIVOT_VW.OLD_COI_NUMBER (DOCUMENT_HKEY__PREVIOUS_CERTIFICATE)' as src_branch,</w:t>
               <w:br/>
-              <w:t xml:space="preserve">           MD5_BINARY(NULLIF(UPPER(TRIM(CAST('HUB_DOCUMENT|' || (nullif(trim(case when coalesce(nullif(trim(nullif(trim(to_varchar("OLD_COI_NUMBER")), '')),'')) is not null then 'COI:' || nullif(trim(nullif(trim(to_varchar("OLD_COI_NUMBER")), '')), '') end),'')) AS VARCHAR))), '')) as hkey</w:t>
+              <w:t xml:space="preserve">           MD5_BINARY(NULLIF(UPPER(TRIM(CAST('HUB_DOCUMENT|' || (nullif(trim(case when nullif(trim(nullif(trim(to_varchar("OLD_COI_NUMBER")), '')),'') is not null then 'COI:' || nullif(trim(nullif(trim(to_varchar("OLD_COI_NUMBER")), '')), '') end),'')) AS VARCHAR))), '')) as hkey</w:t>
               <w:br/>
               <w:t xml:space="preserve">      from RAW.MAXIMUS_TRAVEL.NONHLTH_TRV_UWR_VW_DATA_QUOTE_PARAM_DETAILS_POLICY_PROPERTY_RULE_LIST_PIVOT_VW</w:t>
               <w:br/>
@@ -7797,7 +7758,7 @@
               <w:br/>
               <w:t xml:space="preserve">    select 'NONHLTH_TRV_UWR_VW_DATA_QUOTE_PARAM_DETAILS_RISK_LIST.DOCUMENT_ID (DOCUMENT_HKEY)' as src_branch,</w:t>
               <w:br/>
-              <w:t xml:space="preserve">           MD5_BINARY(NULLIF(UPPER(TRIM(CAST('HUB_DOCUMENT|' || (nullif(trim(case when coalesce(nullif(trim(nullif(trim(to_varchar("DOCUMENT_ID")), '')),'')) is not null then 'DOC:' || nullif(trim(nullif(trim(to_varchar("DOCUMENT_ID")), '')), '') end),'')) AS VARCHAR))), '')) as hkey</w:t>
+              <w:t xml:space="preserve">           MD5_BINARY(NULLIF(UPPER(TRIM(CAST('HUB_DOCUMENT|' || (nullif(trim(case when nullif(trim(nullif(trim(to_varchar("DOCUMENT_ID")), '')),'') is not null then 'DOC:' || nullif(trim(nullif(trim(to_varchar("DOCUMENT_ID")), '')), '') end),'')) AS VARCHAR))), '')) as hkey</w:t>
               <w:br/>
               <w:t xml:space="preserve">      from RAW.MAXIMUS_TRAVEL.NONHLTH_TRV_UWR_VW_DATA_QUOTE_PARAM_DETAILS_RISK_LIST</w:t>
               <w:br/>
@@ -7887,9 +7848,6 @@
       </w:pPr>
       <w:r>
         <w:t xml:space="preserve">14. MAXIMUS — HUB_LOSS_EVENT</w:t>
-      </w:r>
-      <w:r>
-        <w:t xml:space="preserve">  [M2]</w:t>
       </w:r>
     </w:p>
     <w:tbl>
@@ -8219,9 +8177,6 @@
       <w:r>
         <w:t xml:space="preserve">15. MAXIMUS — HUB_PAYMENT_INSTRUMENT</w:t>
       </w:r>
-      <w:r>
-        <w:t xml:space="preserve">  [M2]</w:t>
-      </w:r>
     </w:p>
     <w:tbl>
       <w:tblPr>
@@ -8449,7 +8404,7 @@
               <w:br/>
               <w:t xml:space="preserve">    select 'NONHLTH_TRV_CLM_VW_DATA_CLAIM_DETAILS_CLAIM_PAYMENT_PAYMENTPROPERTY_PIVOT_VW.ACCOUNT_NUMBER (PAYMENT_INSTRUMENT_HKEY__PAYEE_BANK_ACCOUNT)' as src_branch,</w:t>
               <w:br/>
-              <w:t xml:space="preserve">           MD5_BINARY(NULLIF(UPPER(TRIM(CAST('HUB_PAYMENT_INSTRUMENT|' || (nullif(trim(case when coalesce(nullif(trim(nullif(trim(to_varchar("ACCOUNT_NUMBER")), '')),'')) is not null then 'ACCT:' || nullif(trim(nullif(trim(to_varchar("ACCOUNT_NUMBER")), '')), '') end),'')) AS VARCHAR))), '')) as hkey</w:t>
+              <w:t xml:space="preserve">           MD5_BINARY(NULLIF(UPPER(TRIM(CAST('HUB_PAYMENT_INSTRUMENT|' || (nullif(trim(case when nullif(trim(nullif(trim(to_varchar("ACCOUNT_NUMBER")), '')),'') is not null then 'ACCT:' || nullif(trim(nullif(trim(to_varchar("ACCOUNT_NUMBER")), '')), '') end),'')) AS VARCHAR))), '')) as hkey</w:t>
               <w:br/>
               <w:t xml:space="preserve">      from RAW.MAXIMUS_TRAVEL.NONHLTH_TRV_CLM_VW_DATA_CLAIM_DETAILS_CLAIM_PAYMENT_PAYMENTPROPERTY_PIVOT_VW</w:t>
               <w:br/>
@@ -8459,7 +8414,7 @@
               <w:br/>
               <w:t xml:space="preserve">    select 'NONHLTH_TRV_UWR_VW_DATA_POLICY_DETAILS_POLICY_PAYMENT_INFORMATION.CHEQUE_NUMBER (PAYMENT_INSTRUMENT_HKEY)' as src_branch,</w:t>
               <w:br/>
-              <w:t xml:space="preserve">           MD5_BINARY(NULLIF(UPPER(TRIM(CAST('HUB_PAYMENT_INSTRUMENT|' || (nullif(trim(case when coalesce(nullif(trim(nullif(trim(to_varchar("CHEQUE_NUMBER")), '')),'')) is not null then 'CHEQUE:' || nullif(trim(nullif(trim(to_varchar("CHEQUE_NUMBER")), '')), '') end),'')) AS VARCHAR))), '')) as hkey</w:t>
+              <w:t xml:space="preserve">           MD5_BINARY(NULLIF(UPPER(TRIM(CAST('HUB_PAYMENT_INSTRUMENT|' || (nullif(trim(case when nullif(trim(nullif(trim(to_varchar("CHEQUE_NUMBER")), '')),'') is not null then 'CHEQUE:' || nullif(trim(nullif(trim(to_varchar("CHEQUE_NUMBER")), '')), '') end),'')) AS VARCHAR))), '')) as hkey</w:t>
               <w:br/>
               <w:t xml:space="preserve">      from RAW.MAXIMUS_TRAVEL.NONHLTH_TRV_UWR_VW_DATA_POLICY_DETAILS_POLICY_PAYMENT_INFORMATION</w:t>
               <w:br/>
@@ -8549,9 +8504,6 @@
       </w:pPr>
       <w:r>
         <w:t xml:space="preserve">16. OPUS — HUB_PARTY</w:t>
-      </w:r>
-      <w:r>
-        <w:t xml:space="preserve">  [M2]</w:t>
       </w:r>
     </w:p>
     <w:tbl>
@@ -8921,9 +8873,6 @@
       <w:r>
         <w:t xml:space="preserve">17. OPUS — HUB_POLICY</w:t>
       </w:r>
-      <w:r>
-        <w:t xml:space="preserve">  [M2]</w:t>
-      </w:r>
     </w:p>
     <w:tbl>
       <w:tblPr>
@@ -9272,9 +9221,6 @@
       <w:r>
         <w:t xml:space="preserve">18. OPUS — HUB_PRODUCT</w:t>
       </w:r>
-      <w:r>
-        <w:t xml:space="preserve">  [M2]</w:t>
-      </w:r>
     </w:p>
     <w:tbl>
       <w:tblPr>
@@ -9683,9 +9629,6 @@
       <w:r>
         <w:t xml:space="preserve">19. OPUS — HUB_COVERAGE</w:t>
       </w:r>
-      <w:r>
-        <w:t xml:space="preserve">  [M2]</w:t>
-      </w:r>
     </w:p>
     <w:tbl>
       <w:tblPr>
@@ -10194,9 +10137,6 @@
       <w:r>
         <w:t xml:space="preserve">20. OPUS — HUB_LOCATION</w:t>
       </w:r>
-      <w:r>
-        <w:t xml:space="preserve">  [M2]</w:t>
-      </w:r>
     </w:p>
     <w:tbl>
       <w:tblPr>
@@ -10545,9 +10485,6 @@
       <w:r>
         <w:t xml:space="preserve">21. OPUS — HUB_ORG_UNIT</w:t>
       </w:r>
-      <w:r>
-        <w:t xml:space="preserve">  [M3]</w:t>
-      </w:r>
     </w:p>
     <w:tbl>
       <w:tblPr>
@@ -10906,9 +10843,6 @@
       <w:r>
         <w:t xml:space="preserve">22. OPUS — HUB_DISTRIBUTION_CHANNEL</w:t>
       </w:r>
-      <w:r>
-        <w:t xml:space="preserve">  [M3]</w:t>
-      </w:r>
     </w:p>
     <w:tbl>
       <w:tblPr>
@@ -11347,9 +11281,6 @@
       <w:r>
         <w:t xml:space="preserve">23. OPUS — HUB_FINANCIAL_ACCOUNT</w:t>
       </w:r>
-      <w:r>
-        <w:t xml:space="preserve">  [M3]</w:t>
-      </w:r>
     </w:p>
     <w:tbl>
       <w:tblPr>
@@ -11668,9 +11599,6 @@
       <w:r>
         <w:t xml:space="preserve">24. OPUS — HUB_FINANCIAL_TRANSACTION</w:t>
       </w:r>
-      <w:r>
-        <w:t xml:space="preserve">  [M3]</w:t>
-      </w:r>
     </w:p>
     <w:tbl>
       <w:tblPr>
@@ -12009,9 +11937,6 @@
       <w:r>
         <w:t xml:space="preserve">25. OPUS — HUB_AGREEMENT</w:t>
       </w:r>
-      <w:r>
-        <w:t xml:space="preserve">  [M3]</w:t>
-      </w:r>
     </w:p>
     <w:tbl>
       <w:tblPr>
@@ -12370,9 +12295,6 @@
       <w:r>
         <w:t xml:space="preserve">26. OPUS — HUB_ASSESSMENT</w:t>
       </w:r>
-      <w:r>
-        <w:t xml:space="preserve">  [M3]</w:t>
-      </w:r>
     </w:p>
     <w:tbl>
       <w:tblPr>
@@ -12701,9 +12623,6 @@
       <w:r>
         <w:t xml:space="preserve">27. OPUS — HUB_PROPOSAL</w:t>
       </w:r>
-      <w:r>
-        <w:t xml:space="preserve">  [M3]</w:t>
-      </w:r>
     </w:p>
     <w:tbl>
       <w:tblPr>
@@ -13032,9 +12951,6 @@
       <w:r>
         <w:t xml:space="preserve">28. OPUS — HUB_QUOTE</w:t>
       </w:r>
-      <w:r>
-        <w:t xml:space="preserve">  [M3]</w:t>
-      </w:r>
     </w:p>
     <w:tbl>
       <w:tblPr>
@@ -13352,9 +13268,6 @@
       </w:pPr>
       <w:r>
         <w:t xml:space="preserve">29. OPUS — HUB_RISK_OBJECT</w:t>
-      </w:r>
-      <w:r>
-        <w:t xml:space="preserve">  [M3]</w:t>
       </w:r>
     </w:p>
     <w:tbl>

--- a/BGIL_DBT/validation/travel/DM-K/DM-K5.docx
+++ b/BGIL_DBT/validation/travel/DM-K/DM-K5.docx
@@ -475,7 +475,7 @@
           </w:tcPr>
           <w:p>
             <w:r>
-              <w:t xml:space="preserve">HUB_PARTY</w:t>
+              <w:t xml:space="preserve">HUB_PARTY  [M1]</w:t>
             </w:r>
           </w:p>
         </w:tc>
@@ -533,7 +533,7 @@
           </w:tcPr>
           <w:p>
             <w:r>
-              <w:t xml:space="preserve">HUB_POLICY</w:t>
+              <w:t xml:space="preserve">HUB_POLICY  [M1]</w:t>
             </w:r>
           </w:p>
         </w:tc>
@@ -591,7 +591,7 @@
           </w:tcPr>
           <w:p>
             <w:r>
-              <w:t xml:space="preserve">HUB_PRODUCT</w:t>
+              <w:t xml:space="preserve">HUB_PRODUCT  [M1]</w:t>
             </w:r>
           </w:p>
         </w:tc>
@@ -649,7 +649,7 @@
           </w:tcPr>
           <w:p>
             <w:r>
-              <w:t xml:space="preserve">HUB_COVERAGE</w:t>
+              <w:t xml:space="preserve">HUB_COVERAGE  [M1]</w:t>
             </w:r>
           </w:p>
         </w:tc>
@@ -707,7 +707,7 @@
           </w:tcPr>
           <w:p>
             <w:r>
-              <w:t xml:space="preserve">HUB_LOCATION</w:t>
+              <w:t xml:space="preserve">HUB_LOCATION  [M1]</w:t>
             </w:r>
           </w:p>
         </w:tc>
@@ -765,7 +765,7 @@
           </w:tcPr>
           <w:p>
             <w:r>
-              <w:t xml:space="preserve">HUB_ORG_UNIT</w:t>
+              <w:t xml:space="preserve">HUB_ORG_UNIT  [M1]</w:t>
             </w:r>
           </w:p>
         </w:tc>
@@ -823,7 +823,7 @@
           </w:tcPr>
           <w:p>
             <w:r>
-              <w:t xml:space="preserve">HUB_DISTRIBUTION_CHANNEL</w:t>
+              <w:t xml:space="preserve">HUB_DISTRIBUTION_CHANNEL  [M1]</w:t>
             </w:r>
           </w:p>
         </w:tc>
@@ -881,7 +881,7 @@
           </w:tcPr>
           <w:p>
             <w:r>
-              <w:t xml:space="preserve">HUB_FINANCIAL_TRANSACTION</w:t>
+              <w:t xml:space="preserve">HUB_FINANCIAL_TRANSACTION  [M1]</w:t>
             </w:r>
           </w:p>
         </w:tc>
@@ -939,7 +939,7 @@
           </w:tcPr>
           <w:p>
             <w:r>
-              <w:t xml:space="preserve">HUB_ASSESSMENT</w:t>
+              <w:t xml:space="preserve">HUB_ASSESSMENT  [M1]</w:t>
             </w:r>
           </w:p>
         </w:tc>
@@ -997,7 +997,7 @@
           </w:tcPr>
           <w:p>
             <w:r>
-              <w:t xml:space="preserve">HUB_QUOTE</w:t>
+              <w:t xml:space="preserve">HUB_QUOTE  [M1]</w:t>
             </w:r>
           </w:p>
         </w:tc>
@@ -1055,7 +1055,7 @@
           </w:tcPr>
           <w:p>
             <w:r>
-              <w:t xml:space="preserve">HUB_RISK_OBJECT</w:t>
+              <w:t xml:space="preserve">HUB_RISK_OBJECT  [M2]</w:t>
             </w:r>
           </w:p>
         </w:tc>
@@ -1113,7 +1113,7 @@
           </w:tcPr>
           <w:p>
             <w:r>
-              <w:t xml:space="preserve">HUB_CLAIM</w:t>
+              <w:t xml:space="preserve">HUB_CLAIM  [M2]</w:t>
             </w:r>
           </w:p>
         </w:tc>
@@ -1171,7 +1171,7 @@
           </w:tcPr>
           <w:p>
             <w:r>
-              <w:t xml:space="preserve">HUB_DOCUMENT</w:t>
+              <w:t xml:space="preserve">HUB_DOCUMENT  [M2]</w:t>
             </w:r>
           </w:p>
         </w:tc>
@@ -1229,7 +1229,7 @@
           </w:tcPr>
           <w:p>
             <w:r>
-              <w:t xml:space="preserve">HUB_LOSS_EVENT</w:t>
+              <w:t xml:space="preserve">HUB_LOSS_EVENT  [M2]</w:t>
             </w:r>
           </w:p>
         </w:tc>
@@ -1287,7 +1287,7 @@
           </w:tcPr>
           <w:p>
             <w:r>
-              <w:t xml:space="preserve">HUB_PAYMENT_INSTRUMENT</w:t>
+              <w:t xml:space="preserve">HUB_PAYMENT_INSTRUMENT  [M2]</w:t>
             </w:r>
           </w:p>
         </w:tc>
@@ -1345,7 +1345,7 @@
           </w:tcPr>
           <w:p>
             <w:r>
-              <w:t xml:space="preserve">HUB_PARTY</w:t>
+              <w:t xml:space="preserve">HUB_PARTY  [M2]</w:t>
             </w:r>
           </w:p>
         </w:tc>
@@ -1403,7 +1403,7 @@
           </w:tcPr>
           <w:p>
             <w:r>
-              <w:t xml:space="preserve">HUB_POLICY</w:t>
+              <w:t xml:space="preserve">HUB_POLICY  [M2]</w:t>
             </w:r>
           </w:p>
         </w:tc>
@@ -1461,7 +1461,7 @@
           </w:tcPr>
           <w:p>
             <w:r>
-              <w:t xml:space="preserve">HUB_PRODUCT</w:t>
+              <w:t xml:space="preserve">HUB_PRODUCT  [M2]</w:t>
             </w:r>
           </w:p>
         </w:tc>
@@ -1519,7 +1519,7 @@
           </w:tcPr>
           <w:p>
             <w:r>
-              <w:t xml:space="preserve">HUB_COVERAGE</w:t>
+              <w:t xml:space="preserve">HUB_COVERAGE  [M2]</w:t>
             </w:r>
           </w:p>
         </w:tc>
@@ -1577,7 +1577,7 @@
           </w:tcPr>
           <w:p>
             <w:r>
-              <w:t xml:space="preserve">HUB_LOCATION</w:t>
+              <w:t xml:space="preserve">HUB_LOCATION  [M2]</w:t>
             </w:r>
           </w:p>
         </w:tc>
@@ -1635,7 +1635,7 @@
           </w:tcPr>
           <w:p>
             <w:r>
-              <w:t xml:space="preserve">HUB_ORG_UNIT</w:t>
+              <w:t xml:space="preserve">HUB_ORG_UNIT  [M3]</w:t>
             </w:r>
           </w:p>
         </w:tc>
@@ -1693,7 +1693,7 @@
           </w:tcPr>
           <w:p>
             <w:r>
-              <w:t xml:space="preserve">HUB_DISTRIBUTION_CHANNEL</w:t>
+              <w:t xml:space="preserve">HUB_DISTRIBUTION_CHANNEL  [M3]</w:t>
             </w:r>
           </w:p>
         </w:tc>
@@ -1751,7 +1751,7 @@
           </w:tcPr>
           <w:p>
             <w:r>
-              <w:t xml:space="preserve">HUB_FINANCIAL_ACCOUNT</w:t>
+              <w:t xml:space="preserve">HUB_FINANCIAL_ACCOUNT  [M3]</w:t>
             </w:r>
           </w:p>
         </w:tc>
@@ -1809,7 +1809,7 @@
           </w:tcPr>
           <w:p>
             <w:r>
-              <w:t xml:space="preserve">HUB_FINANCIAL_TRANSACTION</w:t>
+              <w:t xml:space="preserve">HUB_FINANCIAL_TRANSACTION  [M3]</w:t>
             </w:r>
           </w:p>
         </w:tc>
@@ -1867,7 +1867,7 @@
           </w:tcPr>
           <w:p>
             <w:r>
-              <w:t xml:space="preserve">HUB_AGREEMENT</w:t>
+              <w:t xml:space="preserve">HUB_AGREEMENT  [M3]</w:t>
             </w:r>
           </w:p>
         </w:tc>
@@ -1925,7 +1925,7 @@
           </w:tcPr>
           <w:p>
             <w:r>
-              <w:t xml:space="preserve">HUB_ASSESSMENT</w:t>
+              <w:t xml:space="preserve">HUB_ASSESSMENT  [M3]</w:t>
             </w:r>
           </w:p>
         </w:tc>
@@ -1983,7 +1983,7 @@
           </w:tcPr>
           <w:p>
             <w:r>
-              <w:t xml:space="preserve">HUB_PROPOSAL</w:t>
+              <w:t xml:space="preserve">HUB_PROPOSAL  [M3]</w:t>
             </w:r>
           </w:p>
         </w:tc>
@@ -2041,7 +2041,7 @@
           </w:tcPr>
           <w:p>
             <w:r>
-              <w:t xml:space="preserve">HUB_QUOTE</w:t>
+              <w:t xml:space="preserve">HUB_QUOTE  [M3]</w:t>
             </w:r>
           </w:p>
         </w:tc>
@@ -2099,7 +2099,7 @@
           </w:tcPr>
           <w:p>
             <w:r>
-              <w:t xml:space="preserve">HUB_RISK_OBJECT</w:t>
+              <w:t xml:space="preserve">HUB_RISK_OBJECT  [M3]</w:t>
             </w:r>
           </w:p>
         </w:tc>
@@ -2146,6 +2146,12 @@
       </w:pPr>
       <w:r>
         <w:t xml:space="preserve">1. MAXIMUS — HUB_PARTY</w:t>
+      </w:r>
+      <w:r>
+        <w:t xml:space="preserve">  [M1]</w:t>
+      </w:r>
+      <w:r>
+        <w:t xml:space="preserve">  [M1]</w:t>
       </w:r>
     </w:p>
     <w:tbl>
@@ -2955,6 +2961,12 @@
       <w:r>
         <w:t xml:space="preserve">2. MAXIMUS — HUB_POLICY</w:t>
       </w:r>
+      <w:r>
+        <w:t xml:space="preserve">  [M1]</w:t>
+      </w:r>
+      <w:r>
+        <w:t xml:space="preserve">  [M1]</w:t>
+      </w:r>
     </w:p>
     <w:tbl>
       <w:tblPr>
@@ -3383,6 +3395,12 @@
       <w:r>
         <w:t xml:space="preserve">3. MAXIMUS — HUB_PRODUCT</w:t>
       </w:r>
+      <w:r>
+        <w:t xml:space="preserve">  [M1]</w:t>
+      </w:r>
+      <w:r>
+        <w:t xml:space="preserve">  [M1]</w:t>
+      </w:r>
     </w:p>
     <w:tbl>
       <w:tblPr>
@@ -3771,6 +3789,12 @@
       <w:r>
         <w:t xml:space="preserve">4. MAXIMUS — HUB_COVERAGE</w:t>
       </w:r>
+      <w:r>
+        <w:t xml:space="preserve">  [M1]</w:t>
+      </w:r>
+      <w:r>
+        <w:t xml:space="preserve">  [M1]</w:t>
+      </w:r>
     </w:p>
     <w:tbl>
       <w:tblPr>
@@ -4159,6 +4183,12 @@
       <w:r>
         <w:t xml:space="preserve">5. MAXIMUS — HUB_LOCATION</w:t>
       </w:r>
+      <w:r>
+        <w:t xml:space="preserve">  [M1]</w:t>
+      </w:r>
+      <w:r>
+        <w:t xml:space="preserve">  [M1]</w:t>
+      </w:r>
     </w:p>
     <w:tbl>
       <w:tblPr>
@@ -4717,6 +4747,12 @@
       <w:r>
         <w:t xml:space="preserve">6. MAXIMUS — HUB_ORG_UNIT</w:t>
       </w:r>
+      <w:r>
+        <w:t xml:space="preserve">  [M1]</w:t>
+      </w:r>
+      <w:r>
+        <w:t xml:space="preserve">  [M1]</w:t>
+      </w:r>
     </w:p>
     <w:tbl>
       <w:tblPr>
@@ -5115,6 +5151,12 @@
       <w:r>
         <w:t xml:space="preserve">7. MAXIMUS — HUB_DISTRIBUTION_CHANNEL</w:t>
       </w:r>
+      <w:r>
+        <w:t xml:space="preserve">  [M1]</w:t>
+      </w:r>
+      <w:r>
+        <w:t xml:space="preserve">  [M1]</w:t>
+      </w:r>
     </w:p>
     <w:tbl>
       <w:tblPr>
@@ -5503,6 +5545,12 @@
       <w:r>
         <w:t xml:space="preserve">8. MAXIMUS — HUB_FINANCIAL_TRANSACTION</w:t>
       </w:r>
+      <w:r>
+        <w:t xml:space="preserve">  [M1]</w:t>
+      </w:r>
+      <w:r>
+        <w:t xml:space="preserve">  [M1]</w:t>
+      </w:r>
     </w:p>
     <w:tbl>
       <w:tblPr>
@@ -5905,6 +5953,12 @@
       <w:r>
         <w:t xml:space="preserve">9. MAXIMUS — HUB_ASSESSMENT</w:t>
       </w:r>
+      <w:r>
+        <w:t xml:space="preserve">  [M1]</w:t>
+      </w:r>
+      <w:r>
+        <w:t xml:space="preserve">  [M1]</w:t>
+      </w:r>
     </w:p>
     <w:tbl>
       <w:tblPr>
@@ -6243,6 +6297,12 @@
       <w:r>
         <w:t xml:space="preserve">10. MAXIMUS — HUB_QUOTE</w:t>
       </w:r>
+      <w:r>
+        <w:t xml:space="preserve">  [M1]</w:t>
+      </w:r>
+      <w:r>
+        <w:t xml:space="preserve">  [M1]</w:t>
+      </w:r>
     </w:p>
     <w:tbl>
       <w:tblPr>
@@ -6685,6 +6745,12 @@
       <w:r>
         <w:t xml:space="preserve">11. MAXIMUS — HUB_RISK_OBJECT</w:t>
       </w:r>
+      <w:r>
+        <w:t xml:space="preserve">  [M2]</w:t>
+      </w:r>
+      <w:r>
+        <w:t xml:space="preserve">  [M2]</w:t>
+      </w:r>
     </w:p>
     <w:tbl>
       <w:tblPr>
@@ -7043,6 +7109,12 @@
       <w:r>
         <w:t xml:space="preserve">12. MAXIMUS — HUB_CLAIM</w:t>
       </w:r>
+      <w:r>
+        <w:t xml:space="preserve">  [M2]</w:t>
+      </w:r>
+      <w:r>
+        <w:t xml:space="preserve">  [M2]</w:t>
+      </w:r>
     </w:p>
     <w:tbl>
       <w:tblPr>
@@ -7401,6 +7473,12 @@
       <w:r>
         <w:t xml:space="preserve">13. MAXIMUS — HUB_DOCUMENT</w:t>
       </w:r>
+      <w:r>
+        <w:t xml:space="preserve">  [M2]</w:t>
+      </w:r>
+      <w:r>
+        <w:t xml:space="preserve">  [M2]</w:t>
+      </w:r>
     </w:p>
     <w:tbl>
       <w:tblPr>
@@ -7849,6 +7927,12 @@
       <w:r>
         <w:t xml:space="preserve">14. MAXIMUS — HUB_LOSS_EVENT</w:t>
       </w:r>
+      <w:r>
+        <w:t xml:space="preserve">  [M2]</w:t>
+      </w:r>
+      <w:r>
+        <w:t xml:space="preserve">  [M2]</w:t>
+      </w:r>
     </w:p>
     <w:tbl>
       <w:tblPr>
@@ -8177,6 +8261,12 @@
       <w:r>
         <w:t xml:space="preserve">15. MAXIMUS — HUB_PAYMENT_INSTRUMENT</w:t>
       </w:r>
+      <w:r>
+        <w:t xml:space="preserve">  [M2]</w:t>
+      </w:r>
+      <w:r>
+        <w:t xml:space="preserve">  [M2]</w:t>
+      </w:r>
     </w:p>
     <w:tbl>
       <w:tblPr>
@@ -8505,6 +8595,12 @@
       <w:r>
         <w:t xml:space="preserve">16. OPUS — HUB_PARTY</w:t>
       </w:r>
+      <w:r>
+        <w:t xml:space="preserve">  [M2]</w:t>
+      </w:r>
+      <w:r>
+        <w:t xml:space="preserve">  [M2]</w:t>
+      </w:r>
     </w:p>
     <w:tbl>
       <w:tblPr>
@@ -8873,6 +8969,12 @@
       <w:r>
         <w:t xml:space="preserve">17. OPUS — HUB_POLICY</w:t>
       </w:r>
+      <w:r>
+        <w:t xml:space="preserve">  [M2]</w:t>
+      </w:r>
+      <w:r>
+        <w:t xml:space="preserve">  [M2]</w:t>
+      </w:r>
     </w:p>
     <w:tbl>
       <w:tblPr>
@@ -9221,6 +9323,12 @@
       <w:r>
         <w:t xml:space="preserve">18. OPUS — HUB_PRODUCT</w:t>
       </w:r>
+      <w:r>
+        <w:t xml:space="preserve">  [M2]</w:t>
+      </w:r>
+      <w:r>
+        <w:t xml:space="preserve">  [M2]</w:t>
+      </w:r>
     </w:p>
     <w:tbl>
       <w:tblPr>
@@ -9629,6 +9737,12 @@
       <w:r>
         <w:t xml:space="preserve">19. OPUS — HUB_COVERAGE</w:t>
       </w:r>
+      <w:r>
+        <w:t xml:space="preserve">  [M2]</w:t>
+      </w:r>
+      <w:r>
+        <w:t xml:space="preserve">  [M2]</w:t>
+      </w:r>
     </w:p>
     <w:tbl>
       <w:tblPr>
@@ -10137,6 +10251,12 @@
       <w:r>
         <w:t xml:space="preserve">20. OPUS — HUB_LOCATION</w:t>
       </w:r>
+      <w:r>
+        <w:t xml:space="preserve">  [M2]</w:t>
+      </w:r>
+      <w:r>
+        <w:t xml:space="preserve">  [M2]</w:t>
+      </w:r>
     </w:p>
     <w:tbl>
       <w:tblPr>
@@ -10485,6 +10605,12 @@
       <w:r>
         <w:t xml:space="preserve">21. OPUS — HUB_ORG_UNIT</w:t>
       </w:r>
+      <w:r>
+        <w:t xml:space="preserve">  [M3]</w:t>
+      </w:r>
+      <w:r>
+        <w:t xml:space="preserve">  [M3]</w:t>
+      </w:r>
     </w:p>
     <w:tbl>
       <w:tblPr>
@@ -10843,6 +10969,12 @@
       <w:r>
         <w:t xml:space="preserve">22. OPUS — HUB_DISTRIBUTION_CHANNEL</w:t>
       </w:r>
+      <w:r>
+        <w:t xml:space="preserve">  [M3]</w:t>
+      </w:r>
+      <w:r>
+        <w:t xml:space="preserve">  [M3]</w:t>
+      </w:r>
     </w:p>
     <w:tbl>
       <w:tblPr>
@@ -11281,6 +11413,12 @@
       <w:r>
         <w:t xml:space="preserve">23. OPUS — HUB_FINANCIAL_ACCOUNT</w:t>
       </w:r>
+      <w:r>
+        <w:t xml:space="preserve">  [M3]</w:t>
+      </w:r>
+      <w:r>
+        <w:t xml:space="preserve">  [M3]</w:t>
+      </w:r>
     </w:p>
     <w:tbl>
       <w:tblPr>
@@ -11599,6 +11737,12 @@
       <w:r>
         <w:t xml:space="preserve">24. OPUS — HUB_FINANCIAL_TRANSACTION</w:t>
       </w:r>
+      <w:r>
+        <w:t xml:space="preserve">  [M3]</w:t>
+      </w:r>
+      <w:r>
+        <w:t xml:space="preserve">  [M3]</w:t>
+      </w:r>
     </w:p>
     <w:tbl>
       <w:tblPr>
@@ -11937,6 +12081,12 @@
       <w:r>
         <w:t xml:space="preserve">25. OPUS — HUB_AGREEMENT</w:t>
       </w:r>
+      <w:r>
+        <w:t xml:space="preserve">  [M3]</w:t>
+      </w:r>
+      <w:r>
+        <w:t xml:space="preserve">  [M3]</w:t>
+      </w:r>
     </w:p>
     <w:tbl>
       <w:tblPr>
@@ -12295,6 +12445,12 @@
       <w:r>
         <w:t xml:space="preserve">26. OPUS — HUB_ASSESSMENT</w:t>
       </w:r>
+      <w:r>
+        <w:t xml:space="preserve">  [M3]</w:t>
+      </w:r>
+      <w:r>
+        <w:t xml:space="preserve">  [M3]</w:t>
+      </w:r>
     </w:p>
     <w:tbl>
       <w:tblPr>
@@ -12623,6 +12779,12 @@
       <w:r>
         <w:t xml:space="preserve">27. OPUS — HUB_PROPOSAL</w:t>
       </w:r>
+      <w:r>
+        <w:t xml:space="preserve">  [M3]</w:t>
+      </w:r>
+      <w:r>
+        <w:t xml:space="preserve">  [M3]</w:t>
+      </w:r>
     </w:p>
     <w:tbl>
       <w:tblPr>
@@ -12951,6 +13113,12 @@
       <w:r>
         <w:t xml:space="preserve">28. OPUS — HUB_QUOTE</w:t>
       </w:r>
+      <w:r>
+        <w:t xml:space="preserve">  [M3]</w:t>
+      </w:r>
+      <w:r>
+        <w:t xml:space="preserve">  [M3]</w:t>
+      </w:r>
     </w:p>
     <w:tbl>
       <w:tblPr>
@@ -13268,6 +13436,12 @@
       </w:pPr>
       <w:r>
         <w:t xml:space="preserve">29. OPUS — HUB_RISK_OBJECT</w:t>
+      </w:r>
+      <w:r>
+        <w:t xml:space="preserve">  [M3]</w:t>
+      </w:r>
+      <w:r>
+        <w:t xml:space="preserve">  [M3]</w:t>
       </w:r>
     </w:p>
     <w:tbl>
